--- a/BGIL_DBT/validation/DM-H/DM-H3_MAXIMUS.docx
+++ b/BGIL_DBT/validation/DM-H/DM-H3_MAXIMUS.docx
@@ -575,6 +575,12 @@
             <w:r>
               <w:t xml:space="preserve">SAT_CHANNEL_DEFINITION</w:t>
             </w:r>
+            <w:r>
+              <w:rPr>
+                <w:b/>
+              </w:rPr>
+              <w:t xml:space="preserve"> [Partner LOB]</w:t>
+            </w:r>
           </w:p>
         </w:tc>
         <w:tc>
@@ -633,6 +639,12 @@
             <w:r>
               <w:t xml:space="preserve">SAT_COMMON_ADDRESS</w:t>
             </w:r>
+            <w:r>
+              <w:rPr>
+                <w:b/>
+              </w:rPr>
+              <w:t xml:space="preserve"> [Partner LOB]</w:t>
+            </w:r>
           </w:p>
         </w:tc>
         <w:tc>
@@ -691,6 +703,12 @@
             <w:r>
               <w:t xml:space="preserve">SAT_COMMON_ADMIN_GEOGRAPHY</w:t>
             </w:r>
+            <w:r>
+              <w:rPr>
+                <w:b/>
+              </w:rPr>
+              <w:t xml:space="preserve"> [Partner LOB]</w:t>
+            </w:r>
           </w:p>
         </w:tc>
         <w:tc>
@@ -749,6 +767,12 @@
             <w:r>
               <w:t xml:space="preserve">SAT_COMMON_CLASSIFICATION</w:t>
             </w:r>
+            <w:r>
+              <w:rPr>
+                <w:b/>
+              </w:rPr>
+              <w:t xml:space="preserve"> [Partner LOB]</w:t>
+            </w:r>
           </w:p>
         </w:tc>
         <w:tc>
@@ -807,6 +831,12 @@
             <w:r>
               <w:t xml:space="preserve">SAT_COMMON_COMMUNICATION_PREFERENCE</w:t>
             </w:r>
+            <w:r>
+              <w:rPr>
+                <w:b/>
+              </w:rPr>
+              <w:t xml:space="preserve"> [Partner LOB]</w:t>
+            </w:r>
           </w:p>
         </w:tc>
         <w:tc>
@@ -865,6 +895,12 @@
             <w:r>
               <w:t xml:space="preserve">SAT_COMMON_CONSENT</w:t>
             </w:r>
+            <w:r>
+              <w:rPr>
+                <w:b/>
+              </w:rPr>
+              <w:t xml:space="preserve"> [Partner LOB]</w:t>
+            </w:r>
           </w:p>
         </w:tc>
         <w:tc>
@@ -923,6 +959,12 @@
             <w:r>
               <w:t xml:space="preserve">SAT_COMMON_CONTACT</w:t>
             </w:r>
+            <w:r>
+              <w:rPr>
+                <w:b/>
+              </w:rPr>
+              <w:t xml:space="preserve"> [Partner LOB]</w:t>
+            </w:r>
           </w:p>
         </w:tc>
         <w:tc>
@@ -981,6 +1023,12 @@
             <w:r>
               <w:t xml:space="preserve">SAT_COMMON_GEO</w:t>
             </w:r>
+            <w:r>
+              <w:rPr>
+                <w:b/>
+              </w:rPr>
+              <w:t xml:space="preserve"> [Partner LOB]</w:t>
+            </w:r>
           </w:p>
         </w:tc>
         <w:tc>
@@ -1039,6 +1087,12 @@
             <w:r>
               <w:t xml:space="preserve">SAT_DOCUMENT_DEFINITION</w:t>
             </w:r>
+            <w:r>
+              <w:rPr>
+                <w:b/>
+              </w:rPr>
+              <w:t xml:space="preserve"> [Partner LOB]</w:t>
+            </w:r>
           </w:p>
         </w:tc>
         <w:tc>
@@ -1097,6 +1151,12 @@
             <w:r>
               <w:t xml:space="preserve">SAT_INSTRUMENT_DEFINITION</w:t>
             </w:r>
+            <w:r>
+              <w:rPr>
+                <w:b/>
+              </w:rPr>
+              <w:t xml:space="preserve"> [Partner LOB]</w:t>
+            </w:r>
           </w:p>
         </w:tc>
         <w:tc>
@@ -1155,6 +1215,12 @@
             <w:r>
               <w:t xml:space="preserve">SAT_LNK_PARTY_ROLE_CORE</w:t>
             </w:r>
+            <w:r>
+              <w:rPr>
+                <w:b/>
+              </w:rPr>
+              <w:t xml:space="preserve"> [Partner LOB]</w:t>
+            </w:r>
           </w:p>
         </w:tc>
         <w:tc>
@@ -1213,6 +1279,12 @@
             <w:r>
               <w:t xml:space="preserve">SAT_LNK_ROLE_AGENT</w:t>
             </w:r>
+            <w:r>
+              <w:rPr>
+                <w:b/>
+              </w:rPr>
+              <w:t xml:space="preserve"> [Partner LOB]</w:t>
+            </w:r>
           </w:p>
         </w:tc>
         <w:tc>
@@ -1271,6 +1343,12 @@
             <w:r>
               <w:t xml:space="preserve">SAT_LNK_ROLE_CUSTOMER</w:t>
             </w:r>
+            <w:r>
+              <w:rPr>
+                <w:b/>
+              </w:rPr>
+              <w:t xml:space="preserve"> [Partner LOB]</w:t>
+            </w:r>
           </w:p>
         </w:tc>
         <w:tc>
@@ -1329,6 +1407,12 @@
             <w:r>
               <w:t xml:space="preserve">SAT_LNK_ROLE_EMPLOYEE</w:t>
             </w:r>
+            <w:r>
+              <w:rPr>
+                <w:b/>
+              </w:rPr>
+              <w:t xml:space="preserve"> [Partner LOB]</w:t>
+            </w:r>
           </w:p>
         </w:tc>
         <w:tc>
@@ -1387,6 +1471,12 @@
             <w:r>
               <w:t xml:space="preserve">SAT_LNK_ROLE_INVESTIGATOR</w:t>
             </w:r>
+            <w:r>
+              <w:rPr>
+                <w:b/>
+              </w:rPr>
+              <w:t xml:space="preserve"> [Partner LOB]</w:t>
+            </w:r>
           </w:p>
         </w:tc>
         <w:tc>
@@ -1445,6 +1535,12 @@
             <w:r>
               <w:t xml:space="preserve">SAT_LNK_ROLE_NOMINEE_BENEFICIARY</w:t>
             </w:r>
+            <w:r>
+              <w:rPr>
+                <w:b/>
+              </w:rPr>
+              <w:t xml:space="preserve"> [Partner LOB]</w:t>
+            </w:r>
           </w:p>
         </w:tc>
         <w:tc>
@@ -1503,6 +1599,12 @@
             <w:r>
               <w:t xml:space="preserve">SAT_LNK_ROLE_PROVIDER</w:t>
             </w:r>
+            <w:r>
+              <w:rPr>
+                <w:b/>
+              </w:rPr>
+              <w:t xml:space="preserve"> [Partner LOB]</w:t>
+            </w:r>
           </w:p>
         </w:tc>
         <w:tc>
@@ -1561,6 +1663,12 @@
             <w:r>
               <w:t xml:space="preserve">SAT_LNK_ROLE_SURVEYOR</w:t>
             </w:r>
+            <w:r>
+              <w:rPr>
+                <w:b/>
+              </w:rPr>
+              <w:t xml:space="preserve"> [Partner LOB]</w:t>
+            </w:r>
           </w:p>
         </w:tc>
         <w:tc>
@@ -1619,6 +1727,12 @@
             <w:r>
               <w:t xml:space="preserve">SAT_LOCATION_PROFILE</w:t>
             </w:r>
+            <w:r>
+              <w:rPr>
+                <w:b/>
+              </w:rPr>
+              <w:t xml:space="preserve"> [Partner LOB]</w:t>
+            </w:r>
           </w:p>
         </w:tc>
         <w:tc>
@@ -1677,6 +1791,12 @@
             <w:r>
               <w:t xml:space="preserve">SAT_ORG_UNIT_DEFINITION</w:t>
             </w:r>
+            <w:r>
+              <w:rPr>
+                <w:b/>
+              </w:rPr>
+              <w:t xml:space="preserve"> [Partner LOB]</w:t>
+            </w:r>
           </w:p>
         </w:tc>
         <w:tc>
@@ -1735,6 +1855,12 @@
             <w:r>
               <w:t xml:space="preserve">SAT_ORG_UNIT_LICENCE</w:t>
             </w:r>
+            <w:r>
+              <w:rPr>
+                <w:b/>
+              </w:rPr>
+              <w:t xml:space="preserve"> [Partner LOB]</w:t>
+            </w:r>
           </w:p>
         </w:tc>
         <w:tc>
@@ -1793,6 +1919,12 @@
             <w:r>
               <w:t xml:space="preserve">SAT_PARTY_AGENT_LICENCE_LINE</w:t>
             </w:r>
+            <w:r>
+              <w:rPr>
+                <w:b/>
+              </w:rPr>
+              <w:t xml:space="preserve"> [Partner LOB]</w:t>
+            </w:r>
           </w:p>
         </w:tc>
         <w:tc>
@@ -1851,6 +1983,12 @@
             <w:r>
               <w:t xml:space="preserve">SAT_PARTY_AML_SCREENING</w:t>
             </w:r>
+            <w:r>
+              <w:rPr>
+                <w:b/>
+              </w:rPr>
+              <w:t xml:space="preserve"> [Partner LOB]</w:t>
+            </w:r>
           </w:p>
         </w:tc>
         <w:tc>
@@ -1909,6 +2047,12 @@
             <w:r>
               <w:t xml:space="preserve">SAT_PARTY_BANKING</w:t>
             </w:r>
+            <w:r>
+              <w:rPr>
+                <w:b/>
+              </w:rPr>
+              <w:t xml:space="preserve"> [Partner LOB]</w:t>
+            </w:r>
           </w:p>
         </w:tc>
         <w:tc>
@@ -1967,6 +2111,12 @@
             <w:r>
               <w:t xml:space="preserve">SAT_PARTY_CONSENT_MANDATE</w:t>
             </w:r>
+            <w:r>
+              <w:rPr>
+                <w:b/>
+              </w:rPr>
+              <w:t xml:space="preserve"> [Partner LOB]</w:t>
+            </w:r>
           </w:p>
         </w:tc>
         <w:tc>
@@ -2025,6 +2175,12 @@
             <w:r>
               <w:t xml:space="preserve">SAT_PARTY_CONTACT_ADDRESS_LINK</w:t>
             </w:r>
+            <w:r>
+              <w:rPr>
+                <w:b/>
+              </w:rPr>
+              <w:t xml:space="preserve"> [Partner LOB]</w:t>
+            </w:r>
           </w:p>
         </w:tc>
         <w:tc>
@@ -2083,6 +2239,12 @@
             <w:r>
               <w:t xml:space="preserve">SAT_PARTY_DIGITAL_IDENTITY</w:t>
             </w:r>
+            <w:r>
+              <w:rPr>
+                <w:b/>
+              </w:rPr>
+              <w:t xml:space="preserve"> [Partner LOB]</w:t>
+            </w:r>
           </w:p>
         </w:tc>
         <w:tc>
@@ -2141,6 +2303,12 @@
             <w:r>
               <w:t xml:space="preserve">SAT_PARTY_EMPLOYMENT</w:t>
             </w:r>
+            <w:r>
+              <w:rPr>
+                <w:b/>
+              </w:rPr>
+              <w:t xml:space="preserve"> [Partner LOB]</w:t>
+            </w:r>
           </w:p>
         </w:tc>
         <w:tc>
@@ -2199,6 +2367,12 @@
             <w:r>
               <w:t xml:space="preserve">SAT_PARTY_FINANCIAL_PROFILE</w:t>
             </w:r>
+            <w:r>
+              <w:rPr>
+                <w:b/>
+              </w:rPr>
+              <w:t xml:space="preserve"> [Partner LOB]</w:t>
+            </w:r>
           </w:p>
         </w:tc>
         <w:tc>
@@ -2257,6 +2431,12 @@
             <w:r>
               <w:t xml:space="preserve">SAT_PARTY_FRAUD_PROFILE</w:t>
             </w:r>
+            <w:r>
+              <w:rPr>
+                <w:b/>
+              </w:rPr>
+              <w:t xml:space="preserve"> [Partner LOB]</w:t>
+            </w:r>
           </w:p>
         </w:tc>
         <w:tc>
@@ -2315,6 +2495,12 @@
             <w:r>
               <w:t xml:space="preserve">SAT_PARTY_HEALTH_PROFILE</w:t>
             </w:r>
+            <w:r>
+              <w:rPr>
+                <w:b/>
+              </w:rPr>
+              <w:t xml:space="preserve"> [Partner LOB]</w:t>
+            </w:r>
           </w:p>
         </w:tc>
         <w:tc>
@@ -2373,6 +2559,12 @@
             <w:r>
               <w:t xml:space="preserve">SAT_PARTY_HIERARCHY</w:t>
             </w:r>
+            <w:r>
+              <w:rPr>
+                <w:b/>
+              </w:rPr>
+              <w:t xml:space="preserve"> [Partner LOB]</w:t>
+            </w:r>
           </w:p>
         </w:tc>
         <w:tc>
@@ -2431,6 +2623,12 @@
             <w:r>
               <w:t xml:space="preserve">SAT_PARTY_IDENTIFICATION</w:t>
             </w:r>
+            <w:r>
+              <w:rPr>
+                <w:b/>
+              </w:rPr>
+              <w:t xml:space="preserve"> [Partner LOB]</w:t>
+            </w:r>
           </w:p>
         </w:tc>
         <w:tc>
@@ -2489,6 +2687,12 @@
             <w:r>
               <w:t xml:space="preserve">SAT_PARTY_IDENTITY</w:t>
             </w:r>
+            <w:r>
+              <w:rPr>
+                <w:b/>
+              </w:rPr>
+              <w:t xml:space="preserve"> [Partner LOB]</w:t>
+            </w:r>
           </w:p>
         </w:tc>
         <w:tc>
@@ -2547,6 +2751,12 @@
             <w:r>
               <w:t xml:space="preserve">SAT_PARTY_INDIVIDUAL_DEMOGRAPHICS</w:t>
             </w:r>
+            <w:r>
+              <w:rPr>
+                <w:b/>
+              </w:rPr>
+              <w:t xml:space="preserve"> [Partner LOB]</w:t>
+            </w:r>
           </w:p>
         </w:tc>
         <w:tc>
@@ -2605,6 +2815,12 @@
             <w:r>
               <w:t xml:space="preserve">SAT_PARTY_KYC</w:t>
             </w:r>
+            <w:r>
+              <w:rPr>
+                <w:b/>
+              </w:rPr>
+              <w:t xml:space="preserve"> [Partner LOB]</w:t>
+            </w:r>
           </w:p>
         </w:tc>
         <w:tc>
@@ -2663,6 +2879,12 @@
             <w:r>
               <w:t xml:space="preserve">SAT_PARTY_LEGAL_PANEL</w:t>
             </w:r>
+            <w:r>
+              <w:rPr>
+                <w:b/>
+              </w:rPr>
+              <w:t xml:space="preserve"> [Partner LOB]</w:t>
+            </w:r>
           </w:p>
         </w:tc>
         <w:tc>
@@ -2721,6 +2943,12 @@
             <w:r>
               <w:t xml:space="preserve">SAT_PARTY_ONBOARDING_JOURNEY</w:t>
             </w:r>
+            <w:r>
+              <w:rPr>
+                <w:b/>
+              </w:rPr>
+              <w:t xml:space="preserve"> [Partner LOB]</w:t>
+            </w:r>
           </w:p>
         </w:tc>
         <w:tc>
@@ -2779,6 +3007,12 @@
             <w:r>
               <w:t xml:space="preserve">SAT_PARTY_ORGANISATION_PROFILE</w:t>
             </w:r>
+            <w:r>
+              <w:rPr>
+                <w:b/>
+              </w:rPr>
+              <w:t xml:space="preserve"> [Partner LOB]</w:t>
+            </w:r>
           </w:p>
         </w:tc>
         <w:tc>
@@ -2837,6 +3071,12 @@
             <w:r>
               <w:t xml:space="preserve">SAT_PARTY_ORG_DIRECTORS</w:t>
             </w:r>
+            <w:r>
+              <w:rPr>
+                <w:b/>
+              </w:rPr>
+              <w:t xml:space="preserve"> [Partner LOB]</w:t>
+            </w:r>
           </w:p>
         </w:tc>
         <w:tc>
@@ -2895,6 +3135,12 @@
             <w:r>
               <w:t xml:space="preserve">SAT_PARTY_PAYOUT_PROFILE</w:t>
             </w:r>
+            <w:r>
+              <w:rPr>
+                <w:b/>
+              </w:rPr>
+              <w:t xml:space="preserve"> [Partner LOB]</w:t>
+            </w:r>
           </w:p>
         </w:tc>
         <w:tc>
@@ -2953,6 +3199,12 @@
             <w:r>
               <w:t xml:space="preserve">SAT_PARTY_PROVIDER_CAPABILITY</w:t>
             </w:r>
+            <w:r>
+              <w:rPr>
+                <w:b/>
+              </w:rPr>
+              <w:t xml:space="preserve"> [Partner LOB]</w:t>
+            </w:r>
           </w:p>
         </w:tc>
         <w:tc>
@@ -3011,6 +3263,12 @@
             <w:r>
               <w:t xml:space="preserve">SAT_PARTY_RELATIONSHIP_PROFILE</w:t>
             </w:r>
+            <w:r>
+              <w:rPr>
+                <w:b/>
+              </w:rPr>
+              <w:t xml:space="preserve"> [Partner LOB]</w:t>
+            </w:r>
           </w:p>
         </w:tc>
         <w:tc>
@@ -3069,6 +3327,12 @@
             <w:r>
               <w:t xml:space="preserve">SAT_PRODUCT_DEFINITION</w:t>
             </w:r>
+            <w:r>
+              <w:rPr>
+                <w:b/>
+              </w:rPr>
+              <w:t xml:space="preserve"> [Partner LOB]</w:t>
+            </w:r>
           </w:p>
         </w:tc>
         <w:tc>
@@ -3127,6 +3391,12 @@
             <w:r>
               <w:t xml:space="preserve">SAT_PROVIDER_BANKING</w:t>
             </w:r>
+            <w:r>
+              <w:rPr>
+                <w:b/>
+              </w:rPr>
+              <w:t xml:space="preserve"> [Partner LOB]</w:t>
+            </w:r>
           </w:p>
         </w:tc>
         <w:tc>
@@ -3185,6 +3455,12 @@
             <w:r>
               <w:t xml:space="preserve">SAT_PROVIDER_QUALITY</w:t>
             </w:r>
+            <w:r>
+              <w:rPr>
+                <w:b/>
+              </w:rPr>
+              <w:t xml:space="preserve"> [Partner LOB]</w:t>
+            </w:r>
           </w:p>
         </w:tc>
         <w:tc>
@@ -3243,6 +3519,12 @@
             <w:r>
               <w:t xml:space="preserve">SAT_PROVIDER_TARIFF</w:t>
             </w:r>
+            <w:r>
+              <w:rPr>
+                <w:b/>
+              </w:rPr>
+              <w:t xml:space="preserve"> [Partner LOB]</w:t>
+            </w:r>
           </w:p>
         </w:tc>
         <w:tc>
@@ -3301,6 +3583,12 @@
             <w:r>
               <w:t xml:space="preserve">SAT_AUG_COMMON_ADDRESS</w:t>
             </w:r>
+            <w:r>
+              <w:rPr>
+                <w:b/>
+              </w:rPr>
+              <w:t xml:space="preserve"> [Partner LOB]</w:t>
+            </w:r>
           </w:p>
         </w:tc>
         <w:tc>
@@ -3359,6 +3647,12 @@
             <w:r>
               <w:t xml:space="preserve">SAT_AUG_COMMON_ADMIN_GEOGRAPHY</w:t>
             </w:r>
+            <w:r>
+              <w:rPr>
+                <w:b/>
+              </w:rPr>
+              <w:t xml:space="preserve"> [Partner LOB]</w:t>
+            </w:r>
           </w:p>
         </w:tc>
         <w:tc>
@@ -3417,6 +3711,12 @@
             <w:r>
               <w:t xml:space="preserve">SAT_AUG_COMMON_CLASSIFICATION</w:t>
             </w:r>
+            <w:r>
+              <w:rPr>
+                <w:b/>
+              </w:rPr>
+              <w:t xml:space="preserve"> [Partner LOB]</w:t>
+            </w:r>
           </w:p>
         </w:tc>
         <w:tc>
@@ -3475,6 +3775,12 @@
             <w:r>
               <w:t xml:space="preserve">SAT_AUG_COMMON_COMMUNICATION_PREFERENCE</w:t>
             </w:r>
+            <w:r>
+              <w:rPr>
+                <w:b/>
+              </w:rPr>
+              <w:t xml:space="preserve"> [Partner LOB]</w:t>
+            </w:r>
           </w:p>
         </w:tc>
         <w:tc>
@@ -3533,6 +3839,12 @@
             <w:r>
               <w:t xml:space="preserve">SAT_AUG_COMMON_CONTACT</w:t>
             </w:r>
+            <w:r>
+              <w:rPr>
+                <w:b/>
+              </w:rPr>
+              <w:t xml:space="preserve"> [Partner LOB]</w:t>
+            </w:r>
           </w:p>
         </w:tc>
         <w:tc>
@@ -3591,6 +3903,12 @@
             <w:r>
               <w:t xml:space="preserve">SAT_AUG_COMMON_GEO</w:t>
             </w:r>
+            <w:r>
+              <w:rPr>
+                <w:b/>
+              </w:rPr>
+              <w:t xml:space="preserve"> [Partner LOB]</w:t>
+            </w:r>
           </w:p>
         </w:tc>
         <w:tc>
@@ -3649,6 +3967,12 @@
             <w:r>
               <w:t xml:space="preserve">SAT_AUG_INSTRUMENT_DEFINITION</w:t>
             </w:r>
+            <w:r>
+              <w:rPr>
+                <w:b/>
+              </w:rPr>
+              <w:t xml:space="preserve"> [Partner LOB]</w:t>
+            </w:r>
           </w:p>
         </w:tc>
         <w:tc>
@@ -3707,6 +4031,12 @@
             <w:r>
               <w:t xml:space="preserve">SAT_AUG_LNK_PARTY_ROLE_CORE</w:t>
             </w:r>
+            <w:r>
+              <w:rPr>
+                <w:b/>
+              </w:rPr>
+              <w:t xml:space="preserve"> [Partner LOB]</w:t>
+            </w:r>
           </w:p>
         </w:tc>
         <w:tc>
@@ -3765,6 +4095,12 @@
             <w:r>
               <w:t xml:space="preserve">SAT_AUG_LNK_ROLE_AGENT</w:t>
             </w:r>
+            <w:r>
+              <w:rPr>
+                <w:b/>
+              </w:rPr>
+              <w:t xml:space="preserve"> [Partner LOB]</w:t>
+            </w:r>
           </w:p>
         </w:tc>
         <w:tc>
@@ -3823,6 +4159,12 @@
             <w:r>
               <w:t xml:space="preserve">SAT_AUG_LNK_ROLE_CUSTOMER</w:t>
             </w:r>
+            <w:r>
+              <w:rPr>
+                <w:b/>
+              </w:rPr>
+              <w:t xml:space="preserve"> [Partner LOB]</w:t>
+            </w:r>
           </w:p>
         </w:tc>
         <w:tc>
@@ -3881,6 +4223,12 @@
             <w:r>
               <w:t xml:space="preserve">SAT_AUG_LNK_ROLE_NOMINEE_BENEFICIARY</w:t>
             </w:r>
+            <w:r>
+              <w:rPr>
+                <w:b/>
+              </w:rPr>
+              <w:t xml:space="preserve"> [Partner LOB]</w:t>
+            </w:r>
           </w:p>
         </w:tc>
         <w:tc>
@@ -3939,6 +4287,12 @@
             <w:r>
               <w:t xml:space="preserve">SAT_AUG_LNK_ROLE_PROVIDER</w:t>
             </w:r>
+            <w:r>
+              <w:rPr>
+                <w:b/>
+              </w:rPr>
+              <w:t xml:space="preserve"> [Partner LOB]</w:t>
+            </w:r>
           </w:p>
         </w:tc>
         <w:tc>
@@ -3997,6 +4351,12 @@
             <w:r>
               <w:t xml:space="preserve">SAT_AUG_LNK_ROLE_SURVEYOR</w:t>
             </w:r>
+            <w:r>
+              <w:rPr>
+                <w:b/>
+              </w:rPr>
+              <w:t xml:space="preserve"> [Partner LOB]</w:t>
+            </w:r>
           </w:p>
         </w:tc>
         <w:tc>
@@ -4171,6 +4531,12 @@
             <w:r>
               <w:t xml:space="preserve">SAT_AUG_PARTY_BANKING</w:t>
             </w:r>
+            <w:r>
+              <w:rPr>
+                <w:b/>
+              </w:rPr>
+              <w:t xml:space="preserve"> [Partner LOB]</w:t>
+            </w:r>
           </w:p>
         </w:tc>
         <w:tc>
@@ -4287,6 +4653,12 @@
             <w:r>
               <w:t xml:space="preserve">SAT_AUG_PARTY_CONTACT_ADDRESS_LINK</w:t>
             </w:r>
+            <w:r>
+              <w:rPr>
+                <w:b/>
+              </w:rPr>
+              <w:t xml:space="preserve"> [Partner LOB]</w:t>
+            </w:r>
           </w:p>
         </w:tc>
         <w:tc>
@@ -4461,6 +4833,12 @@
             <w:r>
               <w:t xml:space="preserve">SAT_AUG_PARTY_DIGITAL_IDENTITY</w:t>
             </w:r>
+            <w:r>
+              <w:rPr>
+                <w:b/>
+              </w:rPr>
+              <w:t xml:space="preserve"> [Partner LOB]</w:t>
+            </w:r>
           </w:p>
         </w:tc>
         <w:tc>
@@ -4577,6 +4955,12 @@
             <w:r>
               <w:t xml:space="preserve">SAT_AUG_PARTY_EMPLOYMENT</w:t>
             </w:r>
+            <w:r>
+              <w:rPr>
+                <w:b/>
+              </w:rPr>
+              <w:t xml:space="preserve"> [Partner LOB]</w:t>
+            </w:r>
           </w:p>
         </w:tc>
         <w:tc>
@@ -4635,6 +5019,12 @@
             <w:r>
               <w:t xml:space="preserve">SAT_AUG_PARTY_FINANCIAL_PROFILE</w:t>
             </w:r>
+            <w:r>
+              <w:rPr>
+                <w:b/>
+              </w:rPr>
+              <w:t xml:space="preserve"> [Partner LOB]</w:t>
+            </w:r>
           </w:p>
         </w:tc>
         <w:tc>
@@ -4693,6 +5083,12 @@
             <w:r>
               <w:t xml:space="preserve">SAT_AUG_PARTY_FRAUD_PROFILE</w:t>
             </w:r>
+            <w:r>
+              <w:rPr>
+                <w:b/>
+              </w:rPr>
+              <w:t xml:space="preserve"> [Partner LOB]</w:t>
+            </w:r>
           </w:p>
         </w:tc>
         <w:tc>
@@ -4809,6 +5205,12 @@
             <w:r>
               <w:t xml:space="preserve">SAT_AUG_PARTY_HEALTH_PROFILE</w:t>
             </w:r>
+            <w:r>
+              <w:rPr>
+                <w:b/>
+              </w:rPr>
+              <w:t xml:space="preserve"> [Partner LOB]</w:t>
+            </w:r>
           </w:p>
         </w:tc>
         <w:tc>
@@ -4867,6 +5269,12 @@
             <w:r>
               <w:t xml:space="preserve">SAT_AUG_PARTY_HIERARCHY</w:t>
             </w:r>
+            <w:r>
+              <w:rPr>
+                <w:b/>
+              </w:rPr>
+              <w:t xml:space="preserve"> [Partner LOB]</w:t>
+            </w:r>
           </w:p>
         </w:tc>
         <w:tc>
@@ -4925,6 +5333,12 @@
             <w:r>
               <w:t xml:space="preserve">SAT_AUG_PARTY_IDENTIFICATION</w:t>
             </w:r>
+            <w:r>
+              <w:rPr>
+                <w:b/>
+              </w:rPr>
+              <w:t xml:space="preserve"> [Partner LOB]</w:t>
+            </w:r>
           </w:p>
         </w:tc>
         <w:tc>
@@ -4983,6 +5397,12 @@
             <w:r>
               <w:t xml:space="preserve">SAT_AUG_PARTY_IDENTITY</w:t>
             </w:r>
+            <w:r>
+              <w:rPr>
+                <w:b/>
+              </w:rPr>
+              <w:t xml:space="preserve"> [Partner LOB]</w:t>
+            </w:r>
           </w:p>
         </w:tc>
         <w:tc>
@@ -5041,6 +5461,12 @@
             <w:r>
               <w:t xml:space="preserve">SAT_AUG_PARTY_INDIVIDUAL_DEMOGRAPHICS</w:t>
             </w:r>
+            <w:r>
+              <w:rPr>
+                <w:b/>
+              </w:rPr>
+              <w:t xml:space="preserve"> [Partner LOB]</w:t>
+            </w:r>
           </w:p>
         </w:tc>
         <w:tc>
@@ -5157,6 +5583,12 @@
             <w:r>
               <w:t xml:space="preserve">SAT_AUG_PARTY_KYC</w:t>
             </w:r>
+            <w:r>
+              <w:rPr>
+                <w:b/>
+              </w:rPr>
+              <w:t xml:space="preserve"> [Partner LOB]</w:t>
+            </w:r>
           </w:p>
         </w:tc>
         <w:tc>
@@ -5215,6 +5647,12 @@
             <w:r>
               <w:t xml:space="preserve">SAT_AUG_PARTY_LEGAL_PANEL</w:t>
             </w:r>
+            <w:r>
+              <w:rPr>
+                <w:b/>
+              </w:rPr>
+              <w:t xml:space="preserve"> [Partner LOB]</w:t>
+            </w:r>
           </w:p>
         </w:tc>
         <w:tc>
@@ -5389,6 +5827,12 @@
             <w:r>
               <w:t xml:space="preserve">SAT_AUG_PARTY_ONBOARDING_JOURNEY</w:t>
             </w:r>
+            <w:r>
+              <w:rPr>
+                <w:b/>
+              </w:rPr>
+              <w:t xml:space="preserve"> [Partner LOB]</w:t>
+            </w:r>
           </w:p>
         </w:tc>
         <w:tc>
@@ -5447,6 +5891,12 @@
             <w:r>
               <w:t xml:space="preserve">SAT_AUG_PARTY_ORGANISATION_PROFILE</w:t>
             </w:r>
+            <w:r>
+              <w:rPr>
+                <w:b/>
+              </w:rPr>
+              <w:t xml:space="preserve"> [Partner LOB]</w:t>
+            </w:r>
           </w:p>
         </w:tc>
         <w:tc>
@@ -5505,6 +5955,12 @@
             <w:r>
               <w:t xml:space="preserve">SAT_AUG_PARTY_ORG_DIRECTORS</w:t>
             </w:r>
+            <w:r>
+              <w:rPr>
+                <w:b/>
+              </w:rPr>
+              <w:t xml:space="preserve"> [Partner LOB]</w:t>
+            </w:r>
           </w:p>
         </w:tc>
         <w:tc>
@@ -5563,6 +6019,12 @@
             <w:r>
               <w:t xml:space="preserve">SAT_AUG_PARTY_PAYOUT_PROFILE</w:t>
             </w:r>
+            <w:r>
+              <w:rPr>
+                <w:b/>
+              </w:rPr>
+              <w:t xml:space="preserve"> [Partner LOB]</w:t>
+            </w:r>
           </w:p>
         </w:tc>
         <w:tc>
@@ -5679,6 +6141,12 @@
             <w:r>
               <w:t xml:space="preserve">SAT_AUG_PARTY_PROVIDER_CAPABILITY</w:t>
             </w:r>
+            <w:r>
+              <w:rPr>
+                <w:b/>
+              </w:rPr>
+              <w:t xml:space="preserve"> [Partner LOB]</w:t>
+            </w:r>
           </w:p>
         </w:tc>
         <w:tc>
@@ -5795,6 +6263,12 @@
             <w:r>
               <w:t xml:space="preserve">SAT_AUG_PARTY_RELATIONSHIP_PROFILE</w:t>
             </w:r>
+            <w:r>
+              <w:rPr>
+                <w:b/>
+              </w:rPr>
+              <w:t xml:space="preserve"> [Partner LOB]</w:t>
+            </w:r>
           </w:p>
         </w:tc>
         <w:tc>
@@ -6085,6 +6559,12 @@
             <w:r>
               <w:t xml:space="preserve">SAT_AUG_PROVIDER_BANKING</w:t>
             </w:r>
+            <w:r>
+              <w:rPr>
+                <w:b/>
+              </w:rPr>
+              <w:t xml:space="preserve"> [Partner LOB]</w:t>
+            </w:r>
           </w:p>
         </w:tc>
         <w:tc>
@@ -6143,6 +6623,12 @@
             <w:r>
               <w:t xml:space="preserve">SAT_AUG_PROVIDER_QUALITY</w:t>
             </w:r>
+            <w:r>
+              <w:rPr>
+                <w:b/>
+              </w:rPr>
+              <w:t xml:space="preserve"> [Partner LOB]</w:t>
+            </w:r>
           </w:p>
         </w:tc>
         <w:tc>
@@ -6200,6 +6686,12 @@
           <w:p>
             <w:r>
               <w:t xml:space="preserve">SAT_AUG_PROVIDER_TARIFF</w:t>
+            </w:r>
+            <w:r>
+              <w:rPr>
+                <w:b/>
+              </w:rPr>
+              <w:t xml:space="preserve"> [Partner LOB]</w:t>
             </w:r>
           </w:p>
         </w:tc>
@@ -6363,6 +6855,12 @@
       <w:r>
         <w:t xml:space="preserve">1. MAXIMUS — SAT_CHANNEL_DEFINITION</w:t>
       </w:r>
+      <w:r>
+        <w:rPr>
+          <w:b/>
+        </w:rPr>
+        <w:t xml:space="preserve"> [Partner LOB]</w:t>
+      </w:r>
     </w:p>
     <w:tbl>
       <w:tblPr>
@@ -6420,6 +6918,12 @@
           <w:p>
             <w:r>
               <w:t xml:space="preserve">SAT_CHANNEL_DEFINITION</w:t>
+            </w:r>
+            <w:r>
+              <w:rPr>
+                <w:b/>
+              </w:rPr>
+              <w:t xml:space="preserve"> [Partner LOB]</w:t>
             </w:r>
           </w:p>
         </w:tc>
@@ -6671,6 +7175,12 @@
       <w:r>
         <w:t xml:space="preserve">2. MAXIMUS — SAT_COMMON_ADDRESS</w:t>
       </w:r>
+      <w:r>
+        <w:rPr>
+          <w:b/>
+        </w:rPr>
+        <w:t xml:space="preserve"> [Partner LOB]</w:t>
+      </w:r>
     </w:p>
     <w:tbl>
       <w:tblPr>
@@ -6728,6 +7238,12 @@
           <w:p>
             <w:r>
               <w:t xml:space="preserve">SAT_COMMON_ADDRESS</w:t>
+            </w:r>
+            <w:r>
+              <w:rPr>
+                <w:b/>
+              </w:rPr>
+              <w:t xml:space="preserve"> [Partner LOB]</w:t>
             </w:r>
           </w:p>
         </w:tc>
@@ -6979,6 +7495,12 @@
       <w:r>
         <w:t xml:space="preserve">3. MAXIMUS — SAT_COMMON_ADMIN_GEOGRAPHY</w:t>
       </w:r>
+      <w:r>
+        <w:rPr>
+          <w:b/>
+        </w:rPr>
+        <w:t xml:space="preserve"> [Partner LOB]</w:t>
+      </w:r>
     </w:p>
     <w:tbl>
       <w:tblPr>
@@ -7036,6 +7558,12 @@
           <w:p>
             <w:r>
               <w:t xml:space="preserve">SAT_COMMON_ADMIN_GEOGRAPHY</w:t>
+            </w:r>
+            <w:r>
+              <w:rPr>
+                <w:b/>
+              </w:rPr>
+              <w:t xml:space="preserve"> [Partner LOB]</w:t>
             </w:r>
           </w:p>
         </w:tc>
@@ -7287,6 +7815,12 @@
       <w:r>
         <w:t xml:space="preserve">4. MAXIMUS — SAT_COMMON_CLASSIFICATION</w:t>
       </w:r>
+      <w:r>
+        <w:rPr>
+          <w:b/>
+        </w:rPr>
+        <w:t xml:space="preserve"> [Partner LOB]</w:t>
+      </w:r>
     </w:p>
     <w:tbl>
       <w:tblPr>
@@ -7344,6 +7878,12 @@
           <w:p>
             <w:r>
               <w:t xml:space="preserve">SAT_COMMON_CLASSIFICATION</w:t>
+            </w:r>
+            <w:r>
+              <w:rPr>
+                <w:b/>
+              </w:rPr>
+              <w:t xml:space="preserve"> [Partner LOB]</w:t>
             </w:r>
           </w:p>
         </w:tc>
@@ -7595,6 +8135,12 @@
       <w:r>
         <w:t xml:space="preserve">5. MAXIMUS — SAT_COMMON_COMMUNICATION_PREFERENCE</w:t>
       </w:r>
+      <w:r>
+        <w:rPr>
+          <w:b/>
+        </w:rPr>
+        <w:t xml:space="preserve"> [Partner LOB]</w:t>
+      </w:r>
     </w:p>
     <w:tbl>
       <w:tblPr>
@@ -7652,6 +8198,12 @@
           <w:p>
             <w:r>
               <w:t xml:space="preserve">SAT_COMMON_COMMUNICATION_PREFERENCE</w:t>
+            </w:r>
+            <w:r>
+              <w:rPr>
+                <w:b/>
+              </w:rPr>
+              <w:t xml:space="preserve"> [Partner LOB]</w:t>
             </w:r>
           </w:p>
         </w:tc>
@@ -7903,6 +8455,12 @@
       <w:r>
         <w:t xml:space="preserve">6. MAXIMUS — SAT_COMMON_CONSENT</w:t>
       </w:r>
+      <w:r>
+        <w:rPr>
+          <w:b/>
+        </w:rPr>
+        <w:t xml:space="preserve"> [Partner LOB]</w:t>
+      </w:r>
     </w:p>
     <w:tbl>
       <w:tblPr>
@@ -7960,6 +8518,12 @@
           <w:p>
             <w:r>
               <w:t xml:space="preserve">SAT_COMMON_CONSENT</w:t>
+            </w:r>
+            <w:r>
+              <w:rPr>
+                <w:b/>
+              </w:rPr>
+              <w:t xml:space="preserve"> [Partner LOB]</w:t>
             </w:r>
           </w:p>
         </w:tc>
@@ -8211,6 +8775,12 @@
       <w:r>
         <w:t xml:space="preserve">7. MAXIMUS — SAT_COMMON_CONTACT</w:t>
       </w:r>
+      <w:r>
+        <w:rPr>
+          <w:b/>
+        </w:rPr>
+        <w:t xml:space="preserve"> [Partner LOB]</w:t>
+      </w:r>
     </w:p>
     <w:tbl>
       <w:tblPr>
@@ -8268,6 +8838,12 @@
           <w:p>
             <w:r>
               <w:t xml:space="preserve">SAT_COMMON_CONTACT</w:t>
+            </w:r>
+            <w:r>
+              <w:rPr>
+                <w:b/>
+              </w:rPr>
+              <w:t xml:space="preserve"> [Partner LOB]</w:t>
             </w:r>
           </w:p>
         </w:tc>
@@ -8519,6 +9095,12 @@
       <w:r>
         <w:t xml:space="preserve">8. MAXIMUS — SAT_COMMON_GEO</w:t>
       </w:r>
+      <w:r>
+        <w:rPr>
+          <w:b/>
+        </w:rPr>
+        <w:t xml:space="preserve"> [Partner LOB]</w:t>
+      </w:r>
     </w:p>
     <w:tbl>
       <w:tblPr>
@@ -8576,6 +9158,12 @@
           <w:p>
             <w:r>
               <w:t xml:space="preserve">SAT_COMMON_GEO</w:t>
+            </w:r>
+            <w:r>
+              <w:rPr>
+                <w:b/>
+              </w:rPr>
+              <w:t xml:space="preserve"> [Partner LOB]</w:t>
             </w:r>
           </w:p>
         </w:tc>
@@ -8827,6 +9415,12 @@
       <w:r>
         <w:t xml:space="preserve">9. MAXIMUS — SAT_DOCUMENT_DEFINITION</w:t>
       </w:r>
+      <w:r>
+        <w:rPr>
+          <w:b/>
+        </w:rPr>
+        <w:t xml:space="preserve"> [Partner LOB]</w:t>
+      </w:r>
     </w:p>
     <w:tbl>
       <w:tblPr>
@@ -8884,6 +9478,12 @@
           <w:p>
             <w:r>
               <w:t xml:space="preserve">SAT_DOCUMENT_DEFINITION</w:t>
+            </w:r>
+            <w:r>
+              <w:rPr>
+                <w:b/>
+              </w:rPr>
+              <w:t xml:space="preserve"> [Partner LOB]</w:t>
             </w:r>
           </w:p>
         </w:tc>
@@ -9135,6 +9735,12 @@
       <w:r>
         <w:t xml:space="preserve">10. MAXIMUS — SAT_INSTRUMENT_DEFINITION</w:t>
       </w:r>
+      <w:r>
+        <w:rPr>
+          <w:b/>
+        </w:rPr>
+        <w:t xml:space="preserve"> [Partner LOB]</w:t>
+      </w:r>
     </w:p>
     <w:tbl>
       <w:tblPr>
@@ -9192,6 +9798,12 @@
           <w:p>
             <w:r>
               <w:t xml:space="preserve">SAT_INSTRUMENT_DEFINITION</w:t>
+            </w:r>
+            <w:r>
+              <w:rPr>
+                <w:b/>
+              </w:rPr>
+              <w:t xml:space="preserve"> [Partner LOB]</w:t>
             </w:r>
           </w:p>
         </w:tc>
@@ -9443,6 +10055,12 @@
       <w:r>
         <w:t xml:space="preserve">11. MAXIMUS — SAT_LNK_PARTY_ROLE_CORE</w:t>
       </w:r>
+      <w:r>
+        <w:rPr>
+          <w:b/>
+        </w:rPr>
+        <w:t xml:space="preserve"> [Partner LOB]</w:t>
+      </w:r>
     </w:p>
     <w:tbl>
       <w:tblPr>
@@ -9500,6 +10118,12 @@
           <w:p>
             <w:r>
               <w:t xml:space="preserve">SAT_LNK_PARTY_ROLE_CORE</w:t>
+            </w:r>
+            <w:r>
+              <w:rPr>
+                <w:b/>
+              </w:rPr>
+              <w:t xml:space="preserve"> [Partner LOB]</w:t>
             </w:r>
           </w:p>
         </w:tc>
@@ -9751,6 +10375,12 @@
       <w:r>
         <w:t xml:space="preserve">12. MAXIMUS — SAT_LNK_ROLE_AGENT</w:t>
       </w:r>
+      <w:r>
+        <w:rPr>
+          <w:b/>
+        </w:rPr>
+        <w:t xml:space="preserve"> [Partner LOB]</w:t>
+      </w:r>
     </w:p>
     <w:tbl>
       <w:tblPr>
@@ -9808,6 +10438,12 @@
           <w:p>
             <w:r>
               <w:t xml:space="preserve">SAT_LNK_ROLE_AGENT</w:t>
+            </w:r>
+            <w:r>
+              <w:rPr>
+                <w:b/>
+              </w:rPr>
+              <w:t xml:space="preserve"> [Partner LOB]</w:t>
             </w:r>
           </w:p>
         </w:tc>
@@ -10059,6 +10695,12 @@
       <w:r>
         <w:t xml:space="preserve">13. MAXIMUS — SAT_LNK_ROLE_CUSTOMER</w:t>
       </w:r>
+      <w:r>
+        <w:rPr>
+          <w:b/>
+        </w:rPr>
+        <w:t xml:space="preserve"> [Partner LOB]</w:t>
+      </w:r>
     </w:p>
     <w:tbl>
       <w:tblPr>
@@ -10116,6 +10758,12 @@
           <w:p>
             <w:r>
               <w:t xml:space="preserve">SAT_LNK_ROLE_CUSTOMER</w:t>
+            </w:r>
+            <w:r>
+              <w:rPr>
+                <w:b/>
+              </w:rPr>
+              <w:t xml:space="preserve"> [Partner LOB]</w:t>
             </w:r>
           </w:p>
         </w:tc>
@@ -10367,6 +11015,12 @@
       <w:r>
         <w:t xml:space="preserve">14. MAXIMUS — SAT_LNK_ROLE_EMPLOYEE</w:t>
       </w:r>
+      <w:r>
+        <w:rPr>
+          <w:b/>
+        </w:rPr>
+        <w:t xml:space="preserve"> [Partner LOB]</w:t>
+      </w:r>
     </w:p>
     <w:tbl>
       <w:tblPr>
@@ -10424,6 +11078,12 @@
           <w:p>
             <w:r>
               <w:t xml:space="preserve">SAT_LNK_ROLE_EMPLOYEE</w:t>
+            </w:r>
+            <w:r>
+              <w:rPr>
+                <w:b/>
+              </w:rPr>
+              <w:t xml:space="preserve"> [Partner LOB]</w:t>
             </w:r>
           </w:p>
         </w:tc>
@@ -10675,6 +11335,12 @@
       <w:r>
         <w:t xml:space="preserve">15. MAXIMUS — SAT_LNK_ROLE_INVESTIGATOR</w:t>
       </w:r>
+      <w:r>
+        <w:rPr>
+          <w:b/>
+        </w:rPr>
+        <w:t xml:space="preserve"> [Partner LOB]</w:t>
+      </w:r>
     </w:p>
     <w:tbl>
       <w:tblPr>
@@ -10732,6 +11398,12 @@
           <w:p>
             <w:r>
               <w:t xml:space="preserve">SAT_LNK_ROLE_INVESTIGATOR</w:t>
+            </w:r>
+            <w:r>
+              <w:rPr>
+                <w:b/>
+              </w:rPr>
+              <w:t xml:space="preserve"> [Partner LOB]</w:t>
             </w:r>
           </w:p>
         </w:tc>
@@ -10983,6 +11655,12 @@
       <w:r>
         <w:t xml:space="preserve">16. MAXIMUS — SAT_LNK_ROLE_NOMINEE_BENEFICIARY</w:t>
       </w:r>
+      <w:r>
+        <w:rPr>
+          <w:b/>
+        </w:rPr>
+        <w:t xml:space="preserve"> [Partner LOB]</w:t>
+      </w:r>
     </w:p>
     <w:tbl>
       <w:tblPr>
@@ -11040,6 +11718,12 @@
           <w:p>
             <w:r>
               <w:t xml:space="preserve">SAT_LNK_ROLE_NOMINEE_BENEFICIARY</w:t>
+            </w:r>
+            <w:r>
+              <w:rPr>
+                <w:b/>
+              </w:rPr>
+              <w:t xml:space="preserve"> [Partner LOB]</w:t>
             </w:r>
           </w:p>
         </w:tc>
@@ -11291,6 +11975,12 @@
       <w:r>
         <w:t xml:space="preserve">17. MAXIMUS — SAT_LNK_ROLE_PROVIDER</w:t>
       </w:r>
+      <w:r>
+        <w:rPr>
+          <w:b/>
+        </w:rPr>
+        <w:t xml:space="preserve"> [Partner LOB]</w:t>
+      </w:r>
     </w:p>
     <w:tbl>
       <w:tblPr>
@@ -11348,6 +12038,12 @@
           <w:p>
             <w:r>
               <w:t xml:space="preserve">SAT_LNK_ROLE_PROVIDER</w:t>
+            </w:r>
+            <w:r>
+              <w:rPr>
+                <w:b/>
+              </w:rPr>
+              <w:t xml:space="preserve"> [Partner LOB]</w:t>
             </w:r>
           </w:p>
         </w:tc>
@@ -11599,6 +12295,12 @@
       <w:r>
         <w:t xml:space="preserve">18. MAXIMUS — SAT_LNK_ROLE_SURVEYOR</w:t>
       </w:r>
+      <w:r>
+        <w:rPr>
+          <w:b/>
+        </w:rPr>
+        <w:t xml:space="preserve"> [Partner LOB]</w:t>
+      </w:r>
     </w:p>
     <w:tbl>
       <w:tblPr>
@@ -11656,6 +12358,12 @@
           <w:p>
             <w:r>
               <w:t xml:space="preserve">SAT_LNK_ROLE_SURVEYOR</w:t>
+            </w:r>
+            <w:r>
+              <w:rPr>
+                <w:b/>
+              </w:rPr>
+              <w:t xml:space="preserve"> [Partner LOB]</w:t>
             </w:r>
           </w:p>
         </w:tc>
@@ -11907,6 +12615,12 @@
       <w:r>
         <w:t xml:space="preserve">19. MAXIMUS — SAT_LOCATION_PROFILE</w:t>
       </w:r>
+      <w:r>
+        <w:rPr>
+          <w:b/>
+        </w:rPr>
+        <w:t xml:space="preserve"> [Partner LOB]</w:t>
+      </w:r>
     </w:p>
     <w:tbl>
       <w:tblPr>
@@ -11964,6 +12678,12 @@
           <w:p>
             <w:r>
               <w:t xml:space="preserve">SAT_LOCATION_PROFILE</w:t>
+            </w:r>
+            <w:r>
+              <w:rPr>
+                <w:b/>
+              </w:rPr>
+              <w:t xml:space="preserve"> [Partner LOB]</w:t>
             </w:r>
           </w:p>
         </w:tc>
@@ -12215,6 +12935,12 @@
       <w:r>
         <w:t xml:space="preserve">20. MAXIMUS — SAT_ORG_UNIT_DEFINITION</w:t>
       </w:r>
+      <w:r>
+        <w:rPr>
+          <w:b/>
+        </w:rPr>
+        <w:t xml:space="preserve"> [Partner LOB]</w:t>
+      </w:r>
     </w:p>
     <w:tbl>
       <w:tblPr>
@@ -12272,6 +12998,12 @@
           <w:p>
             <w:r>
               <w:t xml:space="preserve">SAT_ORG_UNIT_DEFINITION</w:t>
+            </w:r>
+            <w:r>
+              <w:rPr>
+                <w:b/>
+              </w:rPr>
+              <w:t xml:space="preserve"> [Partner LOB]</w:t>
             </w:r>
           </w:p>
         </w:tc>
@@ -12523,6 +13255,12 @@
       <w:r>
         <w:t xml:space="preserve">21. MAXIMUS — SAT_ORG_UNIT_LICENCE</w:t>
       </w:r>
+      <w:r>
+        <w:rPr>
+          <w:b/>
+        </w:rPr>
+        <w:t xml:space="preserve"> [Partner LOB]</w:t>
+      </w:r>
     </w:p>
     <w:tbl>
       <w:tblPr>
@@ -12580,6 +13318,12 @@
           <w:p>
             <w:r>
               <w:t xml:space="preserve">SAT_ORG_UNIT_LICENCE</w:t>
+            </w:r>
+            <w:r>
+              <w:rPr>
+                <w:b/>
+              </w:rPr>
+              <w:t xml:space="preserve"> [Partner LOB]</w:t>
             </w:r>
           </w:p>
         </w:tc>
@@ -12831,6 +13575,12 @@
       <w:r>
         <w:t xml:space="preserve">22. MAXIMUS — SAT_PARTY_AGENT_LICENCE_LINE</w:t>
       </w:r>
+      <w:r>
+        <w:rPr>
+          <w:b/>
+        </w:rPr>
+        <w:t xml:space="preserve"> [Partner LOB]</w:t>
+      </w:r>
     </w:p>
     <w:tbl>
       <w:tblPr>
@@ -12888,6 +13638,12 @@
           <w:p>
             <w:r>
               <w:t xml:space="preserve">SAT_PARTY_AGENT_LICENCE_LINE</w:t>
+            </w:r>
+            <w:r>
+              <w:rPr>
+                <w:b/>
+              </w:rPr>
+              <w:t xml:space="preserve"> [Partner LOB]</w:t>
             </w:r>
           </w:p>
         </w:tc>
@@ -13139,6 +13895,12 @@
       <w:r>
         <w:t xml:space="preserve">23. MAXIMUS — SAT_PARTY_AML_SCREENING</w:t>
       </w:r>
+      <w:r>
+        <w:rPr>
+          <w:b/>
+        </w:rPr>
+        <w:t xml:space="preserve"> [Partner LOB]</w:t>
+      </w:r>
     </w:p>
     <w:tbl>
       <w:tblPr>
@@ -13196,6 +13958,12 @@
           <w:p>
             <w:r>
               <w:t xml:space="preserve">SAT_PARTY_AML_SCREENING</w:t>
+            </w:r>
+            <w:r>
+              <w:rPr>
+                <w:b/>
+              </w:rPr>
+              <w:t xml:space="preserve"> [Partner LOB]</w:t>
             </w:r>
           </w:p>
         </w:tc>
@@ -13447,6 +14215,12 @@
       <w:r>
         <w:t xml:space="preserve">24. MAXIMUS — SAT_PARTY_BANKING</w:t>
       </w:r>
+      <w:r>
+        <w:rPr>
+          <w:b/>
+        </w:rPr>
+        <w:t xml:space="preserve"> [Partner LOB]</w:t>
+      </w:r>
     </w:p>
     <w:tbl>
       <w:tblPr>
@@ -13504,6 +14278,12 @@
           <w:p>
             <w:r>
               <w:t xml:space="preserve">SAT_PARTY_BANKING</w:t>
+            </w:r>
+            <w:r>
+              <w:rPr>
+                <w:b/>
+              </w:rPr>
+              <w:t xml:space="preserve"> [Partner LOB]</w:t>
             </w:r>
           </w:p>
         </w:tc>
@@ -13755,6 +14535,12 @@
       <w:r>
         <w:t xml:space="preserve">25. MAXIMUS — SAT_PARTY_CONSENT_MANDATE</w:t>
       </w:r>
+      <w:r>
+        <w:rPr>
+          <w:b/>
+        </w:rPr>
+        <w:t xml:space="preserve"> [Partner LOB]</w:t>
+      </w:r>
     </w:p>
     <w:tbl>
       <w:tblPr>
@@ -13812,6 +14598,12 @@
           <w:p>
             <w:r>
               <w:t xml:space="preserve">SAT_PARTY_CONSENT_MANDATE</w:t>
+            </w:r>
+            <w:r>
+              <w:rPr>
+                <w:b/>
+              </w:rPr>
+              <w:t xml:space="preserve"> [Partner LOB]</w:t>
             </w:r>
           </w:p>
         </w:tc>
@@ -14063,6 +14855,12 @@
       <w:r>
         <w:t xml:space="preserve">26. MAXIMUS — SAT_PARTY_CONTACT_ADDRESS_LINK</w:t>
       </w:r>
+      <w:r>
+        <w:rPr>
+          <w:b/>
+        </w:rPr>
+        <w:t xml:space="preserve"> [Partner LOB]</w:t>
+      </w:r>
     </w:p>
     <w:tbl>
       <w:tblPr>
@@ -14120,6 +14918,12 @@
           <w:p>
             <w:r>
               <w:t xml:space="preserve">SAT_PARTY_CONTACT_ADDRESS_LINK</w:t>
+            </w:r>
+            <w:r>
+              <w:rPr>
+                <w:b/>
+              </w:rPr>
+              <w:t xml:space="preserve"> [Partner LOB]</w:t>
             </w:r>
           </w:p>
         </w:tc>
@@ -14371,6 +15175,12 @@
       <w:r>
         <w:t xml:space="preserve">27. MAXIMUS — SAT_PARTY_DIGITAL_IDENTITY</w:t>
       </w:r>
+      <w:r>
+        <w:rPr>
+          <w:b/>
+        </w:rPr>
+        <w:t xml:space="preserve"> [Partner LOB]</w:t>
+      </w:r>
     </w:p>
     <w:tbl>
       <w:tblPr>
@@ -14428,6 +15238,12 @@
           <w:p>
             <w:r>
               <w:t xml:space="preserve">SAT_PARTY_DIGITAL_IDENTITY</w:t>
+            </w:r>
+            <w:r>
+              <w:rPr>
+                <w:b/>
+              </w:rPr>
+              <w:t xml:space="preserve"> [Partner LOB]</w:t>
             </w:r>
           </w:p>
         </w:tc>
@@ -14679,6 +15495,12 @@
       <w:r>
         <w:t xml:space="preserve">28. MAXIMUS — SAT_PARTY_EMPLOYMENT</w:t>
       </w:r>
+      <w:r>
+        <w:rPr>
+          <w:b/>
+        </w:rPr>
+        <w:t xml:space="preserve"> [Partner LOB]</w:t>
+      </w:r>
     </w:p>
     <w:tbl>
       <w:tblPr>
@@ -14736,6 +15558,12 @@
           <w:p>
             <w:r>
               <w:t xml:space="preserve">SAT_PARTY_EMPLOYMENT</w:t>
+            </w:r>
+            <w:r>
+              <w:rPr>
+                <w:b/>
+              </w:rPr>
+              <w:t xml:space="preserve"> [Partner LOB]</w:t>
             </w:r>
           </w:p>
         </w:tc>
@@ -14987,6 +15815,12 @@
       <w:r>
         <w:t xml:space="preserve">29. MAXIMUS — SAT_PARTY_FINANCIAL_PROFILE</w:t>
       </w:r>
+      <w:r>
+        <w:rPr>
+          <w:b/>
+        </w:rPr>
+        <w:t xml:space="preserve"> [Partner LOB]</w:t>
+      </w:r>
     </w:p>
     <w:tbl>
       <w:tblPr>
@@ -15044,6 +15878,12 @@
           <w:p>
             <w:r>
               <w:t xml:space="preserve">SAT_PARTY_FINANCIAL_PROFILE</w:t>
+            </w:r>
+            <w:r>
+              <w:rPr>
+                <w:b/>
+              </w:rPr>
+              <w:t xml:space="preserve"> [Partner LOB]</w:t>
             </w:r>
           </w:p>
         </w:tc>
@@ -15295,6 +16135,12 @@
       <w:r>
         <w:t xml:space="preserve">30. MAXIMUS — SAT_PARTY_FRAUD_PROFILE</w:t>
       </w:r>
+      <w:r>
+        <w:rPr>
+          <w:b/>
+        </w:rPr>
+        <w:t xml:space="preserve"> [Partner LOB]</w:t>
+      </w:r>
     </w:p>
     <w:tbl>
       <w:tblPr>
@@ -15352,6 +16198,12 @@
           <w:p>
             <w:r>
               <w:t xml:space="preserve">SAT_PARTY_FRAUD_PROFILE</w:t>
+            </w:r>
+            <w:r>
+              <w:rPr>
+                <w:b/>
+              </w:rPr>
+              <w:t xml:space="preserve"> [Partner LOB]</w:t>
             </w:r>
           </w:p>
         </w:tc>
@@ -15603,6 +16455,12 @@
       <w:r>
         <w:t xml:space="preserve">31. MAXIMUS — SAT_PARTY_HEALTH_PROFILE</w:t>
       </w:r>
+      <w:r>
+        <w:rPr>
+          <w:b/>
+        </w:rPr>
+        <w:t xml:space="preserve"> [Partner LOB]</w:t>
+      </w:r>
     </w:p>
     <w:tbl>
       <w:tblPr>
@@ -15660,6 +16518,12 @@
           <w:p>
             <w:r>
               <w:t xml:space="preserve">SAT_PARTY_HEALTH_PROFILE</w:t>
+            </w:r>
+            <w:r>
+              <w:rPr>
+                <w:b/>
+              </w:rPr>
+              <w:t xml:space="preserve"> [Partner LOB]</w:t>
             </w:r>
           </w:p>
         </w:tc>
@@ -15911,6 +16775,12 @@
       <w:r>
         <w:t xml:space="preserve">32. MAXIMUS — SAT_PARTY_HIERARCHY</w:t>
       </w:r>
+      <w:r>
+        <w:rPr>
+          <w:b/>
+        </w:rPr>
+        <w:t xml:space="preserve"> [Partner LOB]</w:t>
+      </w:r>
     </w:p>
     <w:tbl>
       <w:tblPr>
@@ -15968,6 +16838,12 @@
           <w:p>
             <w:r>
               <w:t xml:space="preserve">SAT_PARTY_HIERARCHY</w:t>
+            </w:r>
+            <w:r>
+              <w:rPr>
+                <w:b/>
+              </w:rPr>
+              <w:t xml:space="preserve"> [Partner LOB]</w:t>
             </w:r>
           </w:p>
         </w:tc>
@@ -16219,6 +17095,12 @@
       <w:r>
         <w:t xml:space="preserve">33. MAXIMUS — SAT_PARTY_IDENTIFICATION</w:t>
       </w:r>
+      <w:r>
+        <w:rPr>
+          <w:b/>
+        </w:rPr>
+        <w:t xml:space="preserve"> [Partner LOB]</w:t>
+      </w:r>
     </w:p>
     <w:tbl>
       <w:tblPr>
@@ -16276,6 +17158,12 @@
           <w:p>
             <w:r>
               <w:t xml:space="preserve">SAT_PARTY_IDENTIFICATION</w:t>
+            </w:r>
+            <w:r>
+              <w:rPr>
+                <w:b/>
+              </w:rPr>
+              <w:t xml:space="preserve"> [Partner LOB]</w:t>
             </w:r>
           </w:p>
         </w:tc>
@@ -16527,6 +17415,12 @@
       <w:r>
         <w:t xml:space="preserve">34. MAXIMUS — SAT_PARTY_IDENTITY</w:t>
       </w:r>
+      <w:r>
+        <w:rPr>
+          <w:b/>
+        </w:rPr>
+        <w:t xml:space="preserve"> [Partner LOB]</w:t>
+      </w:r>
     </w:p>
     <w:tbl>
       <w:tblPr>
@@ -16584,6 +17478,12 @@
           <w:p>
             <w:r>
               <w:t xml:space="preserve">SAT_PARTY_IDENTITY</w:t>
+            </w:r>
+            <w:r>
+              <w:rPr>
+                <w:b/>
+              </w:rPr>
+              <w:t xml:space="preserve"> [Partner LOB]</w:t>
             </w:r>
           </w:p>
         </w:tc>
@@ -16835,6 +17735,12 @@
       <w:r>
         <w:t xml:space="preserve">35. MAXIMUS — SAT_PARTY_INDIVIDUAL_DEMOGRAPHICS</w:t>
       </w:r>
+      <w:r>
+        <w:rPr>
+          <w:b/>
+        </w:rPr>
+        <w:t xml:space="preserve"> [Partner LOB]</w:t>
+      </w:r>
     </w:p>
     <w:tbl>
       <w:tblPr>
@@ -16892,6 +17798,12 @@
           <w:p>
             <w:r>
               <w:t xml:space="preserve">SAT_PARTY_INDIVIDUAL_DEMOGRAPHICS</w:t>
+            </w:r>
+            <w:r>
+              <w:rPr>
+                <w:b/>
+              </w:rPr>
+              <w:t xml:space="preserve"> [Partner LOB]</w:t>
             </w:r>
           </w:p>
         </w:tc>
@@ -17143,6 +18055,12 @@
       <w:r>
         <w:t xml:space="preserve">36. MAXIMUS — SAT_PARTY_KYC</w:t>
       </w:r>
+      <w:r>
+        <w:rPr>
+          <w:b/>
+        </w:rPr>
+        <w:t xml:space="preserve"> [Partner LOB]</w:t>
+      </w:r>
     </w:p>
     <w:tbl>
       <w:tblPr>
@@ -17200,6 +18118,12 @@
           <w:p>
             <w:r>
               <w:t xml:space="preserve">SAT_PARTY_KYC</w:t>
+            </w:r>
+            <w:r>
+              <w:rPr>
+                <w:b/>
+              </w:rPr>
+              <w:t xml:space="preserve"> [Partner LOB]</w:t>
             </w:r>
           </w:p>
         </w:tc>
@@ -17451,6 +18375,12 @@
       <w:r>
         <w:t xml:space="preserve">37. MAXIMUS — SAT_PARTY_LEGAL_PANEL</w:t>
       </w:r>
+      <w:r>
+        <w:rPr>
+          <w:b/>
+        </w:rPr>
+        <w:t xml:space="preserve"> [Partner LOB]</w:t>
+      </w:r>
     </w:p>
     <w:tbl>
       <w:tblPr>
@@ -17508,6 +18438,12 @@
           <w:p>
             <w:r>
               <w:t xml:space="preserve">SAT_PARTY_LEGAL_PANEL</w:t>
+            </w:r>
+            <w:r>
+              <w:rPr>
+                <w:b/>
+              </w:rPr>
+              <w:t xml:space="preserve"> [Partner LOB]</w:t>
             </w:r>
           </w:p>
         </w:tc>
@@ -17759,6 +18695,12 @@
       <w:r>
         <w:t xml:space="preserve">38. MAXIMUS — SAT_PARTY_ONBOARDING_JOURNEY</w:t>
       </w:r>
+      <w:r>
+        <w:rPr>
+          <w:b/>
+        </w:rPr>
+        <w:t xml:space="preserve"> [Partner LOB]</w:t>
+      </w:r>
     </w:p>
     <w:tbl>
       <w:tblPr>
@@ -17816,6 +18758,12 @@
           <w:p>
             <w:r>
               <w:t xml:space="preserve">SAT_PARTY_ONBOARDING_JOURNEY</w:t>
+            </w:r>
+            <w:r>
+              <w:rPr>
+                <w:b/>
+              </w:rPr>
+              <w:t xml:space="preserve"> [Partner LOB]</w:t>
             </w:r>
           </w:p>
         </w:tc>
@@ -18067,6 +19015,12 @@
       <w:r>
         <w:t xml:space="preserve">39. MAXIMUS — SAT_PARTY_ORGANISATION_PROFILE</w:t>
       </w:r>
+      <w:r>
+        <w:rPr>
+          <w:b/>
+        </w:rPr>
+        <w:t xml:space="preserve"> [Partner LOB]</w:t>
+      </w:r>
     </w:p>
     <w:tbl>
       <w:tblPr>
@@ -18124,6 +19078,12 @@
           <w:p>
             <w:r>
               <w:t xml:space="preserve">SAT_PARTY_ORGANISATION_PROFILE</w:t>
+            </w:r>
+            <w:r>
+              <w:rPr>
+                <w:b/>
+              </w:rPr>
+              <w:t xml:space="preserve"> [Partner LOB]</w:t>
             </w:r>
           </w:p>
         </w:tc>
@@ -18375,6 +19335,12 @@
       <w:r>
         <w:t xml:space="preserve">40. MAXIMUS — SAT_PARTY_ORG_DIRECTORS</w:t>
       </w:r>
+      <w:r>
+        <w:rPr>
+          <w:b/>
+        </w:rPr>
+        <w:t xml:space="preserve"> [Partner LOB]</w:t>
+      </w:r>
     </w:p>
     <w:tbl>
       <w:tblPr>
@@ -18432,6 +19398,12 @@
           <w:p>
             <w:r>
               <w:t xml:space="preserve">SAT_PARTY_ORG_DIRECTORS</w:t>
+            </w:r>
+            <w:r>
+              <w:rPr>
+                <w:b/>
+              </w:rPr>
+              <w:t xml:space="preserve"> [Partner LOB]</w:t>
             </w:r>
           </w:p>
         </w:tc>
@@ -18683,6 +19655,12 @@
       <w:r>
         <w:t xml:space="preserve">41. MAXIMUS — SAT_PARTY_PAYOUT_PROFILE</w:t>
       </w:r>
+      <w:r>
+        <w:rPr>
+          <w:b/>
+        </w:rPr>
+        <w:t xml:space="preserve"> [Partner LOB]</w:t>
+      </w:r>
     </w:p>
     <w:tbl>
       <w:tblPr>
@@ -18740,6 +19718,12 @@
           <w:p>
             <w:r>
               <w:t xml:space="preserve">SAT_PARTY_PAYOUT_PROFILE</w:t>
+            </w:r>
+            <w:r>
+              <w:rPr>
+                <w:b/>
+              </w:rPr>
+              <w:t xml:space="preserve"> [Partner LOB]</w:t>
             </w:r>
           </w:p>
         </w:tc>
@@ -18991,6 +19975,12 @@
       <w:r>
         <w:t xml:space="preserve">42. MAXIMUS — SAT_PARTY_PROVIDER_CAPABILITY</w:t>
       </w:r>
+      <w:r>
+        <w:rPr>
+          <w:b/>
+        </w:rPr>
+        <w:t xml:space="preserve"> [Partner LOB]</w:t>
+      </w:r>
     </w:p>
     <w:tbl>
       <w:tblPr>
@@ -19048,6 +20038,12 @@
           <w:p>
             <w:r>
               <w:t xml:space="preserve">SAT_PARTY_PROVIDER_CAPABILITY</w:t>
+            </w:r>
+            <w:r>
+              <w:rPr>
+                <w:b/>
+              </w:rPr>
+              <w:t xml:space="preserve"> [Partner LOB]</w:t>
             </w:r>
           </w:p>
         </w:tc>
@@ -19299,6 +20295,12 @@
       <w:r>
         <w:t xml:space="preserve">43. MAXIMUS — SAT_PARTY_RELATIONSHIP_PROFILE</w:t>
       </w:r>
+      <w:r>
+        <w:rPr>
+          <w:b/>
+        </w:rPr>
+        <w:t xml:space="preserve"> [Partner LOB]</w:t>
+      </w:r>
     </w:p>
     <w:tbl>
       <w:tblPr>
@@ -19356,6 +20358,12 @@
           <w:p>
             <w:r>
               <w:t xml:space="preserve">SAT_PARTY_RELATIONSHIP_PROFILE</w:t>
+            </w:r>
+            <w:r>
+              <w:rPr>
+                <w:b/>
+              </w:rPr>
+              <w:t xml:space="preserve"> [Partner LOB]</w:t>
             </w:r>
           </w:p>
         </w:tc>
@@ -19607,6 +20615,12 @@
       <w:r>
         <w:t xml:space="preserve">44. MAXIMUS — SAT_PRODUCT_DEFINITION</w:t>
       </w:r>
+      <w:r>
+        <w:rPr>
+          <w:b/>
+        </w:rPr>
+        <w:t xml:space="preserve"> [Partner LOB]</w:t>
+      </w:r>
     </w:p>
     <w:tbl>
       <w:tblPr>
@@ -19664,6 +20678,12 @@
           <w:p>
             <w:r>
               <w:t xml:space="preserve">SAT_PRODUCT_DEFINITION</w:t>
+            </w:r>
+            <w:r>
+              <w:rPr>
+                <w:b/>
+              </w:rPr>
+              <w:t xml:space="preserve"> [Partner LOB]</w:t>
             </w:r>
           </w:p>
         </w:tc>
@@ -19915,6 +20935,12 @@
       <w:r>
         <w:t xml:space="preserve">45. MAXIMUS — SAT_PROVIDER_BANKING</w:t>
       </w:r>
+      <w:r>
+        <w:rPr>
+          <w:b/>
+        </w:rPr>
+        <w:t xml:space="preserve"> [Partner LOB]</w:t>
+      </w:r>
     </w:p>
     <w:tbl>
       <w:tblPr>
@@ -19972,6 +20998,12 @@
           <w:p>
             <w:r>
               <w:t xml:space="preserve">SAT_PROVIDER_BANKING</w:t>
+            </w:r>
+            <w:r>
+              <w:rPr>
+                <w:b/>
+              </w:rPr>
+              <w:t xml:space="preserve"> [Partner LOB]</w:t>
             </w:r>
           </w:p>
         </w:tc>
@@ -20223,6 +21255,12 @@
       <w:r>
         <w:t xml:space="preserve">46. MAXIMUS — SAT_PROVIDER_QUALITY</w:t>
       </w:r>
+      <w:r>
+        <w:rPr>
+          <w:b/>
+        </w:rPr>
+        <w:t xml:space="preserve"> [Partner LOB]</w:t>
+      </w:r>
     </w:p>
     <w:tbl>
       <w:tblPr>
@@ -20280,6 +21318,12 @@
           <w:p>
             <w:r>
               <w:t xml:space="preserve">SAT_PROVIDER_QUALITY</w:t>
+            </w:r>
+            <w:r>
+              <w:rPr>
+                <w:b/>
+              </w:rPr>
+              <w:t xml:space="preserve"> [Partner LOB]</w:t>
             </w:r>
           </w:p>
         </w:tc>
@@ -20531,6 +21575,12 @@
       <w:r>
         <w:t xml:space="preserve">47. MAXIMUS — SAT_PROVIDER_TARIFF</w:t>
       </w:r>
+      <w:r>
+        <w:rPr>
+          <w:b/>
+        </w:rPr>
+        <w:t xml:space="preserve"> [Partner LOB]</w:t>
+      </w:r>
     </w:p>
     <w:tbl>
       <w:tblPr>
@@ -20588,6 +21638,12 @@
           <w:p>
             <w:r>
               <w:t xml:space="preserve">SAT_PROVIDER_TARIFF</w:t>
+            </w:r>
+            <w:r>
+              <w:rPr>
+                <w:b/>
+              </w:rPr>
+              <w:t xml:space="preserve"> [Partner LOB]</w:t>
             </w:r>
           </w:p>
         </w:tc>
@@ -20839,6 +21895,12 @@
       <w:r>
         <w:t xml:space="preserve">48. MAXIMUS — SAT_AUG_COMMON_ADDRESS</w:t>
       </w:r>
+      <w:r>
+        <w:rPr>
+          <w:b/>
+        </w:rPr>
+        <w:t xml:space="preserve"> [Partner LOB]</w:t>
+      </w:r>
     </w:p>
     <w:tbl>
       <w:tblPr>
@@ -20896,6 +21958,12 @@
           <w:p>
             <w:r>
               <w:t xml:space="preserve">SAT_AUG_COMMON_ADDRESS</w:t>
+            </w:r>
+            <w:r>
+              <w:rPr>
+                <w:b/>
+              </w:rPr>
+              <w:t xml:space="preserve"> [Partner LOB]</w:t>
             </w:r>
           </w:p>
         </w:tc>
@@ -21147,6 +22215,12 @@
       <w:r>
         <w:t xml:space="preserve">49. MAXIMUS — SAT_AUG_COMMON_ADMIN_GEOGRAPHY</w:t>
       </w:r>
+      <w:r>
+        <w:rPr>
+          <w:b/>
+        </w:rPr>
+        <w:t xml:space="preserve"> [Partner LOB]</w:t>
+      </w:r>
     </w:p>
     <w:tbl>
       <w:tblPr>
@@ -21204,6 +22278,12 @@
           <w:p>
             <w:r>
               <w:t xml:space="preserve">SAT_AUG_COMMON_ADMIN_GEOGRAPHY</w:t>
+            </w:r>
+            <w:r>
+              <w:rPr>
+                <w:b/>
+              </w:rPr>
+              <w:t xml:space="preserve"> [Partner LOB]</w:t>
             </w:r>
           </w:p>
         </w:tc>
@@ -21455,6 +22535,12 @@
       <w:r>
         <w:t xml:space="preserve">50. MAXIMUS — SAT_AUG_COMMON_CLASSIFICATION</w:t>
       </w:r>
+      <w:r>
+        <w:rPr>
+          <w:b/>
+        </w:rPr>
+        <w:t xml:space="preserve"> [Partner LOB]</w:t>
+      </w:r>
     </w:p>
     <w:tbl>
       <w:tblPr>
@@ -21512,6 +22598,12 @@
           <w:p>
             <w:r>
               <w:t xml:space="preserve">SAT_AUG_COMMON_CLASSIFICATION</w:t>
+            </w:r>
+            <w:r>
+              <w:rPr>
+                <w:b/>
+              </w:rPr>
+              <w:t xml:space="preserve"> [Partner LOB]</w:t>
             </w:r>
           </w:p>
         </w:tc>
@@ -21763,6 +22855,12 @@
       <w:r>
         <w:t xml:space="preserve">51. MAXIMUS — SAT_AUG_COMMON_COMMUNICATION_PREFERENCE</w:t>
       </w:r>
+      <w:r>
+        <w:rPr>
+          <w:b/>
+        </w:rPr>
+        <w:t xml:space="preserve"> [Partner LOB]</w:t>
+      </w:r>
     </w:p>
     <w:tbl>
       <w:tblPr>
@@ -21820,6 +22918,12 @@
           <w:p>
             <w:r>
               <w:t xml:space="preserve">SAT_AUG_COMMON_COMMUNICATION_PREFERENCE</w:t>
+            </w:r>
+            <w:r>
+              <w:rPr>
+                <w:b/>
+              </w:rPr>
+              <w:t xml:space="preserve"> [Partner LOB]</w:t>
             </w:r>
           </w:p>
         </w:tc>
@@ -22071,6 +23175,12 @@
       <w:r>
         <w:t xml:space="preserve">52. MAXIMUS — SAT_AUG_COMMON_CONTACT</w:t>
       </w:r>
+      <w:r>
+        <w:rPr>
+          <w:b/>
+        </w:rPr>
+        <w:t xml:space="preserve"> [Partner LOB]</w:t>
+      </w:r>
     </w:p>
     <w:tbl>
       <w:tblPr>
@@ -22128,6 +23238,12 @@
           <w:p>
             <w:r>
               <w:t xml:space="preserve">SAT_AUG_COMMON_CONTACT</w:t>
+            </w:r>
+            <w:r>
+              <w:rPr>
+                <w:b/>
+              </w:rPr>
+              <w:t xml:space="preserve"> [Partner LOB]</w:t>
             </w:r>
           </w:p>
         </w:tc>
@@ -22379,6 +23495,12 @@
       <w:r>
         <w:t xml:space="preserve">53. MAXIMUS — SAT_AUG_COMMON_GEO</w:t>
       </w:r>
+      <w:r>
+        <w:rPr>
+          <w:b/>
+        </w:rPr>
+        <w:t xml:space="preserve"> [Partner LOB]</w:t>
+      </w:r>
     </w:p>
     <w:tbl>
       <w:tblPr>
@@ -22436,6 +23558,12 @@
           <w:p>
             <w:r>
               <w:t xml:space="preserve">SAT_AUG_COMMON_GEO</w:t>
+            </w:r>
+            <w:r>
+              <w:rPr>
+                <w:b/>
+              </w:rPr>
+              <w:t xml:space="preserve"> [Partner LOB]</w:t>
             </w:r>
           </w:p>
         </w:tc>
@@ -22687,6 +23815,12 @@
       <w:r>
         <w:t xml:space="preserve">54. MAXIMUS — SAT_AUG_INSTRUMENT_DEFINITION</w:t>
       </w:r>
+      <w:r>
+        <w:rPr>
+          <w:b/>
+        </w:rPr>
+        <w:t xml:space="preserve"> [Partner LOB]</w:t>
+      </w:r>
     </w:p>
     <w:tbl>
       <w:tblPr>
@@ -22744,6 +23878,12 @@
           <w:p>
             <w:r>
               <w:t xml:space="preserve">SAT_AUG_INSTRUMENT_DEFINITION</w:t>
+            </w:r>
+            <w:r>
+              <w:rPr>
+                <w:b/>
+              </w:rPr>
+              <w:t xml:space="preserve"> [Partner LOB]</w:t>
             </w:r>
           </w:p>
         </w:tc>
@@ -22995,6 +24135,12 @@
       <w:r>
         <w:t xml:space="preserve">55. MAXIMUS — SAT_AUG_LNK_PARTY_ROLE_CORE</w:t>
       </w:r>
+      <w:r>
+        <w:rPr>
+          <w:b/>
+        </w:rPr>
+        <w:t xml:space="preserve"> [Partner LOB]</w:t>
+      </w:r>
     </w:p>
     <w:tbl>
       <w:tblPr>
@@ -23052,6 +24198,12 @@
           <w:p>
             <w:r>
               <w:t xml:space="preserve">SAT_AUG_LNK_PARTY_ROLE_CORE</w:t>
+            </w:r>
+            <w:r>
+              <w:rPr>
+                <w:b/>
+              </w:rPr>
+              <w:t xml:space="preserve"> [Partner LOB]</w:t>
             </w:r>
           </w:p>
         </w:tc>
@@ -23303,6 +24455,12 @@
       <w:r>
         <w:t xml:space="preserve">56. MAXIMUS — SAT_AUG_LNK_ROLE_AGENT</w:t>
       </w:r>
+      <w:r>
+        <w:rPr>
+          <w:b/>
+        </w:rPr>
+        <w:t xml:space="preserve"> [Partner LOB]</w:t>
+      </w:r>
     </w:p>
     <w:tbl>
       <w:tblPr>
@@ -23360,6 +24518,12 @@
           <w:p>
             <w:r>
               <w:t xml:space="preserve">SAT_AUG_LNK_ROLE_AGENT</w:t>
+            </w:r>
+            <w:r>
+              <w:rPr>
+                <w:b/>
+              </w:rPr>
+              <w:t xml:space="preserve"> [Partner LOB]</w:t>
             </w:r>
           </w:p>
         </w:tc>
@@ -23611,6 +24775,12 @@
       <w:r>
         <w:t xml:space="preserve">57. MAXIMUS — SAT_AUG_LNK_ROLE_CUSTOMER</w:t>
       </w:r>
+      <w:r>
+        <w:rPr>
+          <w:b/>
+        </w:rPr>
+        <w:t xml:space="preserve"> [Partner LOB]</w:t>
+      </w:r>
     </w:p>
     <w:tbl>
       <w:tblPr>
@@ -23668,6 +24838,12 @@
           <w:p>
             <w:r>
               <w:t xml:space="preserve">SAT_AUG_LNK_ROLE_CUSTOMER</w:t>
+            </w:r>
+            <w:r>
+              <w:rPr>
+                <w:b/>
+              </w:rPr>
+              <w:t xml:space="preserve"> [Partner LOB]</w:t>
             </w:r>
           </w:p>
         </w:tc>
@@ -23919,6 +25095,12 @@
       <w:r>
         <w:t xml:space="preserve">58. MAXIMUS — SAT_AUG_LNK_ROLE_NOMINEE_BENEFICIARY</w:t>
       </w:r>
+      <w:r>
+        <w:rPr>
+          <w:b/>
+        </w:rPr>
+        <w:t xml:space="preserve"> [Partner LOB]</w:t>
+      </w:r>
     </w:p>
     <w:tbl>
       <w:tblPr>
@@ -23976,6 +25158,12 @@
           <w:p>
             <w:r>
               <w:t xml:space="preserve">SAT_AUG_LNK_ROLE_NOMINEE_BENEFICIARY</w:t>
+            </w:r>
+            <w:r>
+              <w:rPr>
+                <w:b/>
+              </w:rPr>
+              <w:t xml:space="preserve"> [Partner LOB]</w:t>
             </w:r>
           </w:p>
         </w:tc>
@@ -24227,6 +25415,12 @@
       <w:r>
         <w:t xml:space="preserve">59. MAXIMUS — SAT_AUG_LNK_ROLE_PROVIDER</w:t>
       </w:r>
+      <w:r>
+        <w:rPr>
+          <w:b/>
+        </w:rPr>
+        <w:t xml:space="preserve"> [Partner LOB]</w:t>
+      </w:r>
     </w:p>
     <w:tbl>
       <w:tblPr>
@@ -24284,6 +25478,12 @@
           <w:p>
             <w:r>
               <w:t xml:space="preserve">SAT_AUG_LNK_ROLE_PROVIDER</w:t>
+            </w:r>
+            <w:r>
+              <w:rPr>
+                <w:b/>
+              </w:rPr>
+              <w:t xml:space="preserve"> [Partner LOB]</w:t>
             </w:r>
           </w:p>
         </w:tc>
@@ -24535,6 +25735,12 @@
       <w:r>
         <w:t xml:space="preserve">60. MAXIMUS — SAT_AUG_LNK_ROLE_SURVEYOR</w:t>
       </w:r>
+      <w:r>
+        <w:rPr>
+          <w:b/>
+        </w:rPr>
+        <w:t xml:space="preserve"> [Partner LOB]</w:t>
+      </w:r>
     </w:p>
     <w:tbl>
       <w:tblPr>
@@ -24592,6 +25798,12 @@
           <w:p>
             <w:r>
               <w:t xml:space="preserve">SAT_AUG_LNK_ROLE_SURVEYOR</w:t>
+            </w:r>
+            <w:r>
+              <w:rPr>
+                <w:b/>
+              </w:rPr>
+              <w:t xml:space="preserve"> [Partner LOB]</w:t>
             </w:r>
           </w:p>
         </w:tc>
@@ -25459,6 +26671,12 @@
       <w:r>
         <w:t xml:space="preserve">63. MAXIMUS — SAT_AUG_PARTY_BANKING</w:t>
       </w:r>
+      <w:r>
+        <w:rPr>
+          <w:b/>
+        </w:rPr>
+        <w:t xml:space="preserve"> [Partner LOB]</w:t>
+      </w:r>
     </w:p>
     <w:tbl>
       <w:tblPr>
@@ -25516,6 +26734,12 @@
           <w:p>
             <w:r>
               <w:t xml:space="preserve">SAT_AUG_PARTY_BANKING</w:t>
+            </w:r>
+            <w:r>
+              <w:rPr>
+                <w:b/>
+              </w:rPr>
+              <w:t xml:space="preserve"> [Partner LOB]</w:t>
             </w:r>
           </w:p>
         </w:tc>
@@ -26075,6 +27299,12 @@
       <w:r>
         <w:t xml:space="preserve">65. MAXIMUS — SAT_AUG_PARTY_CONTACT_ADDRESS_LINK</w:t>
       </w:r>
+      <w:r>
+        <w:rPr>
+          <w:b/>
+        </w:rPr>
+        <w:t xml:space="preserve"> [Partner LOB]</w:t>
+      </w:r>
     </w:p>
     <w:tbl>
       <w:tblPr>
@@ -26132,6 +27362,12 @@
           <w:p>
             <w:r>
               <w:t xml:space="preserve">SAT_AUG_PARTY_CONTACT_ADDRESS_LINK</w:t>
+            </w:r>
+            <w:r>
+              <w:rPr>
+                <w:b/>
+              </w:rPr>
+              <w:t xml:space="preserve"> [Partner LOB]</w:t>
             </w:r>
           </w:p>
         </w:tc>
@@ -26999,6 +28235,12 @@
       <w:r>
         <w:t xml:space="preserve">68. MAXIMUS — SAT_AUG_PARTY_DIGITAL_IDENTITY</w:t>
       </w:r>
+      <w:r>
+        <w:rPr>
+          <w:b/>
+        </w:rPr>
+        <w:t xml:space="preserve"> [Partner LOB]</w:t>
+      </w:r>
     </w:p>
     <w:tbl>
       <w:tblPr>
@@ -27056,6 +28298,12 @@
           <w:p>
             <w:r>
               <w:t xml:space="preserve">SAT_AUG_PARTY_DIGITAL_IDENTITY</w:t>
+            </w:r>
+            <w:r>
+              <w:rPr>
+                <w:b/>
+              </w:rPr>
+              <w:t xml:space="preserve"> [Partner LOB]</w:t>
             </w:r>
           </w:p>
         </w:tc>
@@ -27615,6 +28863,12 @@
       <w:r>
         <w:t xml:space="preserve">70. MAXIMUS — SAT_AUG_PARTY_EMPLOYMENT</w:t>
       </w:r>
+      <w:r>
+        <w:rPr>
+          <w:b/>
+        </w:rPr>
+        <w:t xml:space="preserve"> [Partner LOB]</w:t>
+      </w:r>
     </w:p>
     <w:tbl>
       <w:tblPr>
@@ -27672,6 +28926,12 @@
           <w:p>
             <w:r>
               <w:t xml:space="preserve">SAT_AUG_PARTY_EMPLOYMENT</w:t>
+            </w:r>
+            <w:r>
+              <w:rPr>
+                <w:b/>
+              </w:rPr>
+              <w:t xml:space="preserve"> [Partner LOB]</w:t>
             </w:r>
           </w:p>
         </w:tc>
@@ -27923,6 +29183,12 @@
       <w:r>
         <w:t xml:space="preserve">71. MAXIMUS — SAT_AUG_PARTY_FINANCIAL_PROFILE</w:t>
       </w:r>
+      <w:r>
+        <w:rPr>
+          <w:b/>
+        </w:rPr>
+        <w:t xml:space="preserve"> [Partner LOB]</w:t>
+      </w:r>
     </w:p>
     <w:tbl>
       <w:tblPr>
@@ -27980,6 +29246,12 @@
           <w:p>
             <w:r>
               <w:t xml:space="preserve">SAT_AUG_PARTY_FINANCIAL_PROFILE</w:t>
+            </w:r>
+            <w:r>
+              <w:rPr>
+                <w:b/>
+              </w:rPr>
+              <w:t xml:space="preserve"> [Partner LOB]</w:t>
             </w:r>
           </w:p>
         </w:tc>
@@ -28231,6 +29503,12 @@
       <w:r>
         <w:t xml:space="preserve">72. MAXIMUS — SAT_AUG_PARTY_FRAUD_PROFILE</w:t>
       </w:r>
+      <w:r>
+        <w:rPr>
+          <w:b/>
+        </w:rPr>
+        <w:t xml:space="preserve"> [Partner LOB]</w:t>
+      </w:r>
     </w:p>
     <w:tbl>
       <w:tblPr>
@@ -28288,6 +29566,12 @@
           <w:p>
             <w:r>
               <w:t xml:space="preserve">SAT_AUG_PARTY_FRAUD_PROFILE</w:t>
+            </w:r>
+            <w:r>
+              <w:rPr>
+                <w:b/>
+              </w:rPr>
+              <w:t xml:space="preserve"> [Partner LOB]</w:t>
             </w:r>
           </w:p>
         </w:tc>
@@ -28847,6 +30131,12 @@
       <w:r>
         <w:t xml:space="preserve">74. MAXIMUS — SAT_AUG_PARTY_HEALTH_PROFILE</w:t>
       </w:r>
+      <w:r>
+        <w:rPr>
+          <w:b/>
+        </w:rPr>
+        <w:t xml:space="preserve"> [Partner LOB]</w:t>
+      </w:r>
     </w:p>
     <w:tbl>
       <w:tblPr>
@@ -28904,6 +30194,12 @@
           <w:p>
             <w:r>
               <w:t xml:space="preserve">SAT_AUG_PARTY_HEALTH_PROFILE</w:t>
+            </w:r>
+            <w:r>
+              <w:rPr>
+                <w:b/>
+              </w:rPr>
+              <w:t xml:space="preserve"> [Partner LOB]</w:t>
             </w:r>
           </w:p>
         </w:tc>
@@ -29155,6 +30451,12 @@
       <w:r>
         <w:t xml:space="preserve">75. MAXIMUS — SAT_AUG_PARTY_HIERARCHY</w:t>
       </w:r>
+      <w:r>
+        <w:rPr>
+          <w:b/>
+        </w:rPr>
+        <w:t xml:space="preserve"> [Partner LOB]</w:t>
+      </w:r>
     </w:p>
     <w:tbl>
       <w:tblPr>
@@ -29212,6 +30514,12 @@
           <w:p>
             <w:r>
               <w:t xml:space="preserve">SAT_AUG_PARTY_HIERARCHY</w:t>
+            </w:r>
+            <w:r>
+              <w:rPr>
+                <w:b/>
+              </w:rPr>
+              <w:t xml:space="preserve"> [Partner LOB]</w:t>
             </w:r>
           </w:p>
         </w:tc>
@@ -29463,6 +30771,12 @@
       <w:r>
         <w:t xml:space="preserve">76. MAXIMUS — SAT_AUG_PARTY_IDENTIFICATION</w:t>
       </w:r>
+      <w:r>
+        <w:rPr>
+          <w:b/>
+        </w:rPr>
+        <w:t xml:space="preserve"> [Partner LOB]</w:t>
+      </w:r>
     </w:p>
     <w:tbl>
       <w:tblPr>
@@ -29520,6 +30834,12 @@
           <w:p>
             <w:r>
               <w:t xml:space="preserve">SAT_AUG_PARTY_IDENTIFICATION</w:t>
+            </w:r>
+            <w:r>
+              <w:rPr>
+                <w:b/>
+              </w:rPr>
+              <w:t xml:space="preserve"> [Partner LOB]</w:t>
             </w:r>
           </w:p>
         </w:tc>
@@ -29771,6 +31091,12 @@
       <w:r>
         <w:t xml:space="preserve">77. MAXIMUS — SAT_AUG_PARTY_IDENTITY</w:t>
       </w:r>
+      <w:r>
+        <w:rPr>
+          <w:b/>
+        </w:rPr>
+        <w:t xml:space="preserve"> [Partner LOB]</w:t>
+      </w:r>
     </w:p>
     <w:tbl>
       <w:tblPr>
@@ -29828,6 +31154,12 @@
           <w:p>
             <w:r>
               <w:t xml:space="preserve">SAT_AUG_PARTY_IDENTITY</w:t>
+            </w:r>
+            <w:r>
+              <w:rPr>
+                <w:b/>
+              </w:rPr>
+              <w:t xml:space="preserve"> [Partner LOB]</w:t>
             </w:r>
           </w:p>
         </w:tc>
@@ -30079,6 +31411,12 @@
       <w:r>
         <w:t xml:space="preserve">78. MAXIMUS — SAT_AUG_PARTY_INDIVIDUAL_DEMOGRAPHICS</w:t>
       </w:r>
+      <w:r>
+        <w:rPr>
+          <w:b/>
+        </w:rPr>
+        <w:t xml:space="preserve"> [Partner LOB]</w:t>
+      </w:r>
     </w:p>
     <w:tbl>
       <w:tblPr>
@@ -30136,6 +31474,12 @@
           <w:p>
             <w:r>
               <w:t xml:space="preserve">SAT_AUG_PARTY_INDIVIDUAL_DEMOGRAPHICS</w:t>
+            </w:r>
+            <w:r>
+              <w:rPr>
+                <w:b/>
+              </w:rPr>
+              <w:t xml:space="preserve"> [Partner LOB]</w:t>
             </w:r>
           </w:p>
         </w:tc>
@@ -30695,6 +32039,12 @@
       <w:r>
         <w:t xml:space="preserve">80. MAXIMUS — SAT_AUG_PARTY_KYC</w:t>
       </w:r>
+      <w:r>
+        <w:rPr>
+          <w:b/>
+        </w:rPr>
+        <w:t xml:space="preserve"> [Partner LOB]</w:t>
+      </w:r>
     </w:p>
     <w:tbl>
       <w:tblPr>
@@ -30752,6 +32102,12 @@
           <w:p>
             <w:r>
               <w:t xml:space="preserve">SAT_AUG_PARTY_KYC</w:t>
+            </w:r>
+            <w:r>
+              <w:rPr>
+                <w:b/>
+              </w:rPr>
+              <w:t xml:space="preserve"> [Partner LOB]</w:t>
             </w:r>
           </w:p>
         </w:tc>
@@ -31003,6 +32359,12 @@
       <w:r>
         <w:t xml:space="preserve">81. MAXIMUS — SAT_AUG_PARTY_LEGAL_PANEL</w:t>
       </w:r>
+      <w:r>
+        <w:rPr>
+          <w:b/>
+        </w:rPr>
+        <w:t xml:space="preserve"> [Partner LOB]</w:t>
+      </w:r>
     </w:p>
     <w:tbl>
       <w:tblPr>
@@ -31060,6 +32422,12 @@
           <w:p>
             <w:r>
               <w:t xml:space="preserve">SAT_AUG_PARTY_LEGAL_PANEL</w:t>
+            </w:r>
+            <w:r>
+              <w:rPr>
+                <w:b/>
+              </w:rPr>
+              <w:t xml:space="preserve"> [Partner LOB]</w:t>
             </w:r>
           </w:p>
         </w:tc>
@@ -31927,6 +33295,12 @@
       <w:r>
         <w:t xml:space="preserve">84. MAXIMUS — SAT_AUG_PARTY_ONBOARDING_JOURNEY</w:t>
       </w:r>
+      <w:r>
+        <w:rPr>
+          <w:b/>
+        </w:rPr>
+        <w:t xml:space="preserve"> [Partner LOB]</w:t>
+      </w:r>
     </w:p>
     <w:tbl>
       <w:tblPr>
@@ -31984,6 +33358,12 @@
           <w:p>
             <w:r>
               <w:t xml:space="preserve">SAT_AUG_PARTY_ONBOARDING_JOURNEY</w:t>
+            </w:r>
+            <w:r>
+              <w:rPr>
+                <w:b/>
+              </w:rPr>
+              <w:t xml:space="preserve"> [Partner LOB]</w:t>
             </w:r>
           </w:p>
         </w:tc>
@@ -32235,6 +33615,12 @@
       <w:r>
         <w:t xml:space="preserve">85. MAXIMUS — SAT_AUG_PARTY_ORGANISATION_PROFILE</w:t>
       </w:r>
+      <w:r>
+        <w:rPr>
+          <w:b/>
+        </w:rPr>
+        <w:t xml:space="preserve"> [Partner LOB]</w:t>
+      </w:r>
     </w:p>
     <w:tbl>
       <w:tblPr>
@@ -32292,6 +33678,12 @@
           <w:p>
             <w:r>
               <w:t xml:space="preserve">SAT_AUG_PARTY_ORGANISATION_PROFILE</w:t>
+            </w:r>
+            <w:r>
+              <w:rPr>
+                <w:b/>
+              </w:rPr>
+              <w:t xml:space="preserve"> [Partner LOB]</w:t>
             </w:r>
           </w:p>
         </w:tc>
@@ -32543,6 +33935,12 @@
       <w:r>
         <w:t xml:space="preserve">86. MAXIMUS — SAT_AUG_PARTY_ORG_DIRECTORS</w:t>
       </w:r>
+      <w:r>
+        <w:rPr>
+          <w:b/>
+        </w:rPr>
+        <w:t xml:space="preserve"> [Partner LOB]</w:t>
+      </w:r>
     </w:p>
     <w:tbl>
       <w:tblPr>
@@ -32600,6 +33998,12 @@
           <w:p>
             <w:r>
               <w:t xml:space="preserve">SAT_AUG_PARTY_ORG_DIRECTORS</w:t>
+            </w:r>
+            <w:r>
+              <w:rPr>
+                <w:b/>
+              </w:rPr>
+              <w:t xml:space="preserve"> [Partner LOB]</w:t>
             </w:r>
           </w:p>
         </w:tc>
@@ -32851,6 +34255,12 @@
       <w:r>
         <w:t xml:space="preserve">87. MAXIMUS — SAT_AUG_PARTY_PAYOUT_PROFILE</w:t>
       </w:r>
+      <w:r>
+        <w:rPr>
+          <w:b/>
+        </w:rPr>
+        <w:t xml:space="preserve"> [Partner LOB]</w:t>
+      </w:r>
     </w:p>
     <w:tbl>
       <w:tblPr>
@@ -32908,6 +34318,12 @@
           <w:p>
             <w:r>
               <w:t xml:space="preserve">SAT_AUG_PARTY_PAYOUT_PROFILE</w:t>
+            </w:r>
+            <w:r>
+              <w:rPr>
+                <w:b/>
+              </w:rPr>
+              <w:t xml:space="preserve"> [Partner LOB]</w:t>
             </w:r>
           </w:p>
         </w:tc>
@@ -33467,6 +34883,12 @@
       <w:r>
         <w:t xml:space="preserve">89. MAXIMUS — SAT_AUG_PARTY_PROVIDER_CAPABILITY</w:t>
       </w:r>
+      <w:r>
+        <w:rPr>
+          <w:b/>
+        </w:rPr>
+        <w:t xml:space="preserve"> [Partner LOB]</w:t>
+      </w:r>
     </w:p>
     <w:tbl>
       <w:tblPr>
@@ -33524,6 +34946,12 @@
           <w:p>
             <w:r>
               <w:t xml:space="preserve">SAT_AUG_PARTY_PROVIDER_CAPABILITY</w:t>
+            </w:r>
+            <w:r>
+              <w:rPr>
+                <w:b/>
+              </w:rPr>
+              <w:t xml:space="preserve"> [Partner LOB]</w:t>
             </w:r>
           </w:p>
         </w:tc>
@@ -34083,6 +35511,12 @@
       <w:r>
         <w:t xml:space="preserve">91. MAXIMUS — SAT_AUG_PARTY_RELATIONSHIP_PROFILE</w:t>
       </w:r>
+      <w:r>
+        <w:rPr>
+          <w:b/>
+        </w:rPr>
+        <w:t xml:space="preserve"> [Partner LOB]</w:t>
+      </w:r>
     </w:p>
     <w:tbl>
       <w:tblPr>
@@ -34140,6 +35574,12 @@
           <w:p>
             <w:r>
               <w:t xml:space="preserve">SAT_AUG_PARTY_RELATIONSHIP_PROFILE</w:t>
+            </w:r>
+            <w:r>
+              <w:rPr>
+                <w:b/>
+              </w:rPr>
+              <w:t xml:space="preserve"> [Partner LOB]</w:t>
             </w:r>
           </w:p>
         </w:tc>
@@ -35623,6 +37063,12 @@
       <w:r>
         <w:t xml:space="preserve">96. MAXIMUS — SAT_AUG_PROVIDER_BANKING</w:t>
       </w:r>
+      <w:r>
+        <w:rPr>
+          <w:b/>
+        </w:rPr>
+        <w:t xml:space="preserve"> [Partner LOB]</w:t>
+      </w:r>
     </w:p>
     <w:tbl>
       <w:tblPr>
@@ -35680,6 +37126,12 @@
           <w:p>
             <w:r>
               <w:t xml:space="preserve">SAT_AUG_PROVIDER_BANKING</w:t>
+            </w:r>
+            <w:r>
+              <w:rPr>
+                <w:b/>
+              </w:rPr>
+              <w:t xml:space="preserve"> [Partner LOB]</w:t>
             </w:r>
           </w:p>
         </w:tc>
@@ -35931,6 +37383,12 @@
       <w:r>
         <w:t xml:space="preserve">97. MAXIMUS — SAT_AUG_PROVIDER_QUALITY</w:t>
       </w:r>
+      <w:r>
+        <w:rPr>
+          <w:b/>
+        </w:rPr>
+        <w:t xml:space="preserve"> [Partner LOB]</w:t>
+      </w:r>
     </w:p>
     <w:tbl>
       <w:tblPr>
@@ -35988,6 +37446,12 @@
           <w:p>
             <w:r>
               <w:t xml:space="preserve">SAT_AUG_PROVIDER_QUALITY</w:t>
+            </w:r>
+            <w:r>
+              <w:rPr>
+                <w:b/>
+              </w:rPr>
+              <w:t xml:space="preserve"> [Partner LOB]</w:t>
             </w:r>
           </w:p>
         </w:tc>
@@ -36239,6 +37703,12 @@
       <w:r>
         <w:t xml:space="preserve">98. MAXIMUS — SAT_AUG_PROVIDER_TARIFF</w:t>
       </w:r>
+      <w:r>
+        <w:rPr>
+          <w:b/>
+        </w:rPr>
+        <w:t xml:space="preserve"> [Partner LOB]</w:t>
+      </w:r>
     </w:p>
     <w:tbl>
       <w:tblPr>
@@ -36296,6 +37766,12 @@
           <w:p>
             <w:r>
               <w:t xml:space="preserve">SAT_AUG_PROVIDER_TARIFF</w:t>
+            </w:r>
+            <w:r>
+              <w:rPr>
+                <w:b/>
+              </w:rPr>
+              <w:t xml:space="preserve"> [Partner LOB]</w:t>
             </w:r>
           </w:p>
         </w:tc>

--- a/BGIL_DBT/validation/DM-H/DM-H3_MAXIMUS.docx
+++ b/BGIL_DBT/validation/DM-H/DM-H3_MAXIMUS.docx
@@ -34,7 +34,7 @@
         <w:t xml:space="preserve">• Scratch schema: </w:t>
       </w:r>
       <w:r>
-        <w:t xml:space="preserve">Part (b) writes snapshots to BAGIC_PREPROD_CURATED_DB.BGIL_VALIDATION (tables DM_H_CDC_SNAPSHOT and DM_H_RELOAD_SNAPSHOT). The running role needs CREATE SCHEMA / CREATE TABLE / INSERT on it. The name is a placeholder: change VALIDATION_SCHEMA in validation/tools/gen_dm_h.py and regenerate to use another schema.</w:t>
+        <w:t xml:space="preserve">Part (b) writes snapshots to BAGIC_PREPROD_CURATED_DB.UTILS (tables DM_H_CDC_SNAPSHOT and DM_H_RELOAD_SNAPSHOT). The running role needs CREATE SCHEMA / CREATE TABLE / INSERT on it. The name is a placeholder: change VALIDATION_SCHEMA in validation/tools/gen_dm_h.py and regenerate to use another schema.</w:t>
       </w:r>
     </w:p>
     <w:p>
@@ -384,7 +384,7 @@
           </w:tcPr>
           <w:p>
             <w:r>
-              <w:t xml:space="preserve">BAGIC_PREPROD_CURATED_DB.BGIL_VALIDATION -- tables DM_H_CDC_SNAPSHOT / DM_H_RELOAD_SNAPSHOT (transient).</w:t>
+              <w:t xml:space="preserve">BAGIC_PREPROD_CURATED_DB.UTILS -- tables DM_H_CDC_SNAPSHOT / DM_H_RELOAD_SNAPSHOT (transient).</w:t>
             </w:r>
           </w:p>
         </w:tc>
@@ -2734,13 +2734,17 @@
               <w:br/>
               <w:t xml:space="preserve">--   from_date = '&lt;YYYY-MM-DD HH:MI:SS&gt;'   to_date = '&lt;YYYY-MM-DD HH:MI:SS&gt;'</w:t>
               <w:br/>
-              <w:t xml:space="preserve">set DM_H_RUN = 'RELOAD_MAXIMUS_' || to_char(current_timestamp(), 'YYYYMMDD_HH24MI');</w:t>
+              <w:t xml:space="preserve">-- PARALLEL RUNS: replace &lt;M#&gt; with your member tag (M1 / M2 / M3) so the three testers</w:t>
+              <w:br/>
+              <w:t xml:space="preserve">-- get distinct run_ids in the shared UTILS.DM_H_RELOAD_SNAPSHOT.</w:t>
+              <w:br/>
+              <w:t xml:space="preserve">set DM_H_RUN = 'RELOAD_MAXIMUS_&lt;M#&gt;_' || to_char(current_timestamp(), 'YYYYMMDD_HH24MI');</w:t>
               <w:br/>
               <w:t xml:space="preserve">set DM_H_PHASE = 'BEFORE';</w:t>
               <w:br/>
               <w:t xml:space="preserve"/>
               <w:br/>
-              <w:t xml:space="preserve">insert into BAGIC_PREPROD_CURATED_DB.BGIL_VALIDATION.DM_H_RELOAD_SNAPSHOT (run_id, phase, project, satellite, row_count, captured_at)</w:t>
+              <w:t xml:space="preserve">insert into BAGIC_PREPROD_CURATED_DB.UTILS.DM_H_RELOAD_SNAPSHOT (run_id, phase, project, satellite, row_count, captured_at)</w:t>
               <w:br/>
               <w:t xml:space="preserve">select $DM_H_RUN, $DM_H_PHASE, 'MAXIMUS', satellite, row_count, current_timestamp()</w:t>
               <w:br/>
@@ -3058,9 +3062,9 @@
               <w:br/>
               <w:t xml:space="preserve">       iff(rows_added = 0, 'PASS', 'FAIL') as status</w:t>
               <w:br/>
-              <w:t xml:space="preserve">  from BAGIC_PREPROD_CURATED_DB.BGIL_VALIDATION.DM_H_RELOAD_SNAPSHOT b</w:t>
+              <w:t xml:space="preserve">  from BAGIC_PREPROD_CURATED_DB.UTILS.DM_H_RELOAD_SNAPSHOT b</w:t>
               <w:br/>
-              <w:t xml:space="preserve">  join BAGIC_PREPROD_CURATED_DB.BGIL_VALIDATION.DM_H_RELOAD_SNAPSHOT a</w:t>
+              <w:t xml:space="preserve">  join BAGIC_PREPROD_CURATED_DB.UTILS.DM_H_RELOAD_SNAPSHOT a</w:t>
               <w:br/>
               <w:t xml:space="preserve">    on a.run_id = b.run_id and a.satellite = b.satellite and a.phase = 'AFTER'</w:t>
               <w:br/>
@@ -3121,7 +3125,7 @@
     </w:tbl>
     <w:p/>
     <w:sectPr>
-      <w:pgSz w:w="12240" w:h="15840"/>
+      <w:pgSz w:w="12240" w:h="15840" w:orient="portrait"/>
       <w:pgMar w:top="1440" w:right="1800" w:bottom="1440" w:left="1800" w:header="720" w:footer="720" w:gutter="0"/>
       <w:cols w:space="720"/>
       <w:docGrid w:linePitch="360"/>
@@ -3218,7 +3222,7 @@
         <w:ind w:left="1440" w:hanging="360"/>
       </w:pPr>
       <w:rPr>
-        <w:rFonts w:ascii="Symbol" w:hAnsi="Symbol" w:hint="default"/>
+        <w:rFonts w:hint="default" w:ascii="Symbol" w:hAnsi="Symbol"/>
       </w:rPr>
     </w:lvl>
   </w:abstractNum>
@@ -3239,7 +3243,7 @@
         <w:ind w:left="1080" w:hanging="360"/>
       </w:pPr>
       <w:rPr>
-        <w:rFonts w:ascii="Symbol" w:hAnsi="Symbol" w:hint="default"/>
+        <w:rFonts w:hint="default" w:ascii="Symbol" w:hAnsi="Symbol"/>
       </w:rPr>
     </w:lvl>
   </w:abstractNum>
@@ -3260,7 +3264,7 @@
         <w:ind w:left="720" w:hanging="360"/>
       </w:pPr>
       <w:rPr>
-        <w:rFonts w:ascii="Symbol" w:hAnsi="Symbol" w:hint="default"/>
+        <w:rFonts w:hint="default" w:ascii="Symbol" w:hAnsi="Symbol"/>
       </w:rPr>
     </w:lvl>
   </w:abstractNum>
@@ -3299,7 +3303,7 @@
         <w:ind w:left="360" w:hanging="360"/>
       </w:pPr>
       <w:rPr>
-        <w:rFonts w:ascii="Symbol" w:hAnsi="Symbol" w:hint="default"/>
+        <w:rFonts w:hint="default" w:ascii="Symbol" w:hAnsi="Symbol"/>
       </w:rPr>
     </w:lvl>
   </w:abstractNum>
@@ -3334,11 +3338,11 @@
 </file>
 
 <file path=word/styles.xml><?xml version="1.0" encoding="utf-8"?>
-<w:styles xmlns:mc="http://schemas.openxmlformats.org/markup-compatibility/2006" xmlns:r="http://schemas.openxmlformats.org/officeDocument/2006/relationships" xmlns:w="http://schemas.openxmlformats.org/wordprocessingml/2006/main" xmlns:w14="http://schemas.microsoft.com/office/word/2010/wordml" mc:Ignorable="w14">
+<w:styles xmlns:wp14="http://schemas.microsoft.com/office/word/2010/wordprocessingDrawing" xmlns:mc="http://schemas.openxmlformats.org/markup-compatibility/2006" xmlns:r="http://schemas.openxmlformats.org/officeDocument/2006/relationships" xmlns:w="http://schemas.openxmlformats.org/wordprocessingml/2006/main" xmlns:w14="http://schemas.microsoft.com/office/word/2010/wordml" mc:Ignorable="w14 wp14">
   <w:docDefaults>
     <w:rPrDefault>
       <w:rPr>
-        <w:rFonts w:asciiTheme="minorHAnsi" w:eastAsiaTheme="minorEastAsia" w:hAnsiTheme="minorHAnsi" w:cstheme="minorBidi"/>
+        <w:rFonts w:asciiTheme="minorHAnsi" w:hAnsiTheme="minorHAnsi" w:eastAsiaTheme="minorEastAsia" w:cstheme="minorBidi"/>
         <w:sz w:val="22"/>
         <w:szCs w:val="22"/>
         <w:lang w:val="en-US" w:eastAsia="en-US" w:bidi="ar-SA"/>
@@ -3351,8 +3355,8 @@
     </w:pPrDefault>
   </w:docDefaults>
   <w:latentStyles w:defLockedState="0" w:defUIPriority="99" w:defSemiHidden="1" w:defUnhideWhenUsed="1" w:defQFormat="0" w:count="276">
-    <w:lsdException w:name="Normal" w:semiHidden="0" w:uiPriority="0" w:unhideWhenUsed="0" w:qFormat="1"/>
-    <w:lsdException w:name="heading 1" w:semiHidden="0" w:uiPriority="9" w:unhideWhenUsed="0" w:qFormat="1"/>
+    <w:lsdException w:name="Normal" w:uiPriority="0" w:semiHidden="0" w:unhideWhenUsed="0" w:qFormat="1"/>
+    <w:lsdException w:name="heading 1" w:uiPriority="9" w:semiHidden="0" w:unhideWhenUsed="0" w:qFormat="1"/>
     <w:lsdException w:name="heading 2" w:uiPriority="9" w:qFormat="1"/>
     <w:lsdException w:name="heading 3" w:uiPriority="9" w:qFormat="1"/>
     <w:lsdException w:name="heading 4" w:uiPriority="9" w:qFormat="1"/>
@@ -3371,125 +3375,125 @@
     <w:lsdException w:name="toc 8" w:uiPriority="39"/>
     <w:lsdException w:name="toc 9" w:uiPriority="39"/>
     <w:lsdException w:name="caption" w:uiPriority="35" w:qFormat="1"/>
-    <w:lsdException w:name="Title" w:semiHidden="0" w:uiPriority="10" w:unhideWhenUsed="0" w:qFormat="1"/>
+    <w:lsdException w:name="Title" w:uiPriority="10" w:semiHidden="0" w:unhideWhenUsed="0" w:qFormat="1"/>
     <w:lsdException w:name="Default Paragraph Font" w:uiPriority="1"/>
-    <w:lsdException w:name="Subtitle" w:semiHidden="0" w:uiPriority="11" w:unhideWhenUsed="0" w:qFormat="1"/>
-    <w:lsdException w:name="Strong" w:semiHidden="0" w:uiPriority="22" w:unhideWhenUsed="0" w:qFormat="1"/>
-    <w:lsdException w:name="Emphasis" w:semiHidden="0" w:uiPriority="20" w:unhideWhenUsed="0" w:qFormat="1"/>
-    <w:lsdException w:name="Table Grid" w:semiHidden="0" w:uiPriority="59" w:unhideWhenUsed="0"/>
+    <w:lsdException w:name="Subtitle" w:uiPriority="11" w:semiHidden="0" w:unhideWhenUsed="0" w:qFormat="1"/>
+    <w:lsdException w:name="Strong" w:uiPriority="22" w:semiHidden="0" w:unhideWhenUsed="0" w:qFormat="1"/>
+    <w:lsdException w:name="Emphasis" w:uiPriority="20" w:semiHidden="0" w:unhideWhenUsed="0" w:qFormat="1"/>
+    <w:lsdException w:name="Table Grid" w:uiPriority="59" w:semiHidden="0" w:unhideWhenUsed="0"/>
     <w:lsdException w:name="Placeholder Text" w:unhideWhenUsed="0"/>
-    <w:lsdException w:name="No Spacing" w:semiHidden="0" w:uiPriority="1" w:unhideWhenUsed="0" w:qFormat="1"/>
-    <w:lsdException w:name="Light Shading" w:semiHidden="0" w:uiPriority="60" w:unhideWhenUsed="0"/>
-    <w:lsdException w:name="Light List" w:semiHidden="0" w:uiPriority="61" w:unhideWhenUsed="0"/>
-    <w:lsdException w:name="Light Grid" w:semiHidden="0" w:uiPriority="62" w:unhideWhenUsed="0"/>
-    <w:lsdException w:name="Medium Shading 1" w:semiHidden="0" w:uiPriority="63" w:unhideWhenUsed="0"/>
-    <w:lsdException w:name="Medium Shading 2" w:semiHidden="0" w:uiPriority="64" w:unhideWhenUsed="0"/>
-    <w:lsdException w:name="Medium List 1" w:semiHidden="0" w:uiPriority="65" w:unhideWhenUsed="0"/>
-    <w:lsdException w:name="Medium List 2" w:semiHidden="0" w:uiPriority="66" w:unhideWhenUsed="0"/>
-    <w:lsdException w:name="Medium Grid 1" w:semiHidden="0" w:uiPriority="67" w:unhideWhenUsed="0"/>
-    <w:lsdException w:name="Medium Grid 2" w:semiHidden="0" w:uiPriority="68" w:unhideWhenUsed="0"/>
-    <w:lsdException w:name="Medium Grid 3" w:semiHidden="0" w:uiPriority="69" w:unhideWhenUsed="0"/>
-    <w:lsdException w:name="Dark List" w:semiHidden="0" w:uiPriority="70" w:unhideWhenUsed="0"/>
-    <w:lsdException w:name="Colorful Shading" w:semiHidden="0" w:uiPriority="71" w:unhideWhenUsed="0"/>
-    <w:lsdException w:name="Colorful List" w:semiHidden="0" w:uiPriority="72" w:unhideWhenUsed="0"/>
-    <w:lsdException w:name="Colorful Grid" w:semiHidden="0" w:uiPriority="73" w:unhideWhenUsed="0"/>
-    <w:lsdException w:name="Light Shading Accent 1" w:semiHidden="0" w:uiPriority="60" w:unhideWhenUsed="0"/>
-    <w:lsdException w:name="Light List Accent 1" w:semiHidden="0" w:uiPriority="61" w:unhideWhenUsed="0"/>
-    <w:lsdException w:name="Light Grid Accent 1" w:semiHidden="0" w:uiPriority="62" w:unhideWhenUsed="0"/>
-    <w:lsdException w:name="Medium Shading 1 Accent 1" w:semiHidden="0" w:uiPriority="63" w:unhideWhenUsed="0"/>
-    <w:lsdException w:name="Medium Shading 2 Accent 1" w:semiHidden="0" w:uiPriority="64" w:unhideWhenUsed="0"/>
-    <w:lsdException w:name="Medium List 1 Accent 1" w:semiHidden="0" w:uiPriority="65" w:unhideWhenUsed="0"/>
+    <w:lsdException w:name="No Spacing" w:uiPriority="1" w:semiHidden="0" w:unhideWhenUsed="0" w:qFormat="1"/>
+    <w:lsdException w:name="Light Shading" w:uiPriority="60" w:semiHidden="0" w:unhideWhenUsed="0"/>
+    <w:lsdException w:name="Light List" w:uiPriority="61" w:semiHidden="0" w:unhideWhenUsed="0"/>
+    <w:lsdException w:name="Light Grid" w:uiPriority="62" w:semiHidden="0" w:unhideWhenUsed="0"/>
+    <w:lsdException w:name="Medium Shading 1" w:uiPriority="63" w:semiHidden="0" w:unhideWhenUsed="0"/>
+    <w:lsdException w:name="Medium Shading 2" w:uiPriority="64" w:semiHidden="0" w:unhideWhenUsed="0"/>
+    <w:lsdException w:name="Medium List 1" w:uiPriority="65" w:semiHidden="0" w:unhideWhenUsed="0"/>
+    <w:lsdException w:name="Medium List 2" w:uiPriority="66" w:semiHidden="0" w:unhideWhenUsed="0"/>
+    <w:lsdException w:name="Medium Grid 1" w:uiPriority="67" w:semiHidden="0" w:unhideWhenUsed="0"/>
+    <w:lsdException w:name="Medium Grid 2" w:uiPriority="68" w:semiHidden="0" w:unhideWhenUsed="0"/>
+    <w:lsdException w:name="Medium Grid 3" w:uiPriority="69" w:semiHidden="0" w:unhideWhenUsed="0"/>
+    <w:lsdException w:name="Dark List" w:uiPriority="70" w:semiHidden="0" w:unhideWhenUsed="0"/>
+    <w:lsdException w:name="Colorful Shading" w:uiPriority="71" w:semiHidden="0" w:unhideWhenUsed="0"/>
+    <w:lsdException w:name="Colorful List" w:uiPriority="72" w:semiHidden="0" w:unhideWhenUsed="0"/>
+    <w:lsdException w:name="Colorful Grid" w:uiPriority="73" w:semiHidden="0" w:unhideWhenUsed="0"/>
+    <w:lsdException w:name="Light Shading Accent 1" w:uiPriority="60" w:semiHidden="0" w:unhideWhenUsed="0"/>
+    <w:lsdException w:name="Light List Accent 1" w:uiPriority="61" w:semiHidden="0" w:unhideWhenUsed="0"/>
+    <w:lsdException w:name="Light Grid Accent 1" w:uiPriority="62" w:semiHidden="0" w:unhideWhenUsed="0"/>
+    <w:lsdException w:name="Medium Shading 1 Accent 1" w:uiPriority="63" w:semiHidden="0" w:unhideWhenUsed="0"/>
+    <w:lsdException w:name="Medium Shading 2 Accent 1" w:uiPriority="64" w:semiHidden="0" w:unhideWhenUsed="0"/>
+    <w:lsdException w:name="Medium List 1 Accent 1" w:uiPriority="65" w:semiHidden="0" w:unhideWhenUsed="0"/>
     <w:lsdException w:name="Revision" w:unhideWhenUsed="0"/>
-    <w:lsdException w:name="List Paragraph" w:semiHidden="0" w:uiPriority="34" w:unhideWhenUsed="0" w:qFormat="1"/>
-    <w:lsdException w:name="Quote" w:semiHidden="0" w:uiPriority="29" w:unhideWhenUsed="0" w:qFormat="1"/>
-    <w:lsdException w:name="Intense Quote" w:semiHidden="0" w:uiPriority="30" w:unhideWhenUsed="0" w:qFormat="1"/>
-    <w:lsdException w:name="Medium List 2 Accent 1" w:semiHidden="0" w:uiPriority="66" w:unhideWhenUsed="0"/>
-    <w:lsdException w:name="Medium Grid 1 Accent 1" w:semiHidden="0" w:uiPriority="67" w:unhideWhenUsed="0"/>
-    <w:lsdException w:name="Medium Grid 2 Accent 1" w:semiHidden="0" w:uiPriority="68" w:unhideWhenUsed="0"/>
-    <w:lsdException w:name="Medium Grid 3 Accent 1" w:semiHidden="0" w:uiPriority="69" w:unhideWhenUsed="0"/>
-    <w:lsdException w:name="Dark List Accent 1" w:semiHidden="0" w:uiPriority="70" w:unhideWhenUsed="0"/>
-    <w:lsdException w:name="Colorful Shading Accent 1" w:semiHidden="0" w:uiPriority="71" w:unhideWhenUsed="0"/>
-    <w:lsdException w:name="Colorful List Accent 1" w:semiHidden="0" w:uiPriority="72" w:unhideWhenUsed="0"/>
-    <w:lsdException w:name="Colorful Grid Accent 1" w:semiHidden="0" w:uiPriority="73" w:unhideWhenUsed="0"/>
-    <w:lsdException w:name="Light Shading Accent 2" w:semiHidden="0" w:uiPriority="60" w:unhideWhenUsed="0"/>
-    <w:lsdException w:name="Light List Accent 2" w:semiHidden="0" w:uiPriority="61" w:unhideWhenUsed="0"/>
-    <w:lsdException w:name="Light Grid Accent 2" w:semiHidden="0" w:uiPriority="62" w:unhideWhenUsed="0"/>
-    <w:lsdException w:name="Medium Shading 1 Accent 2" w:semiHidden="0" w:uiPriority="63" w:unhideWhenUsed="0"/>
-    <w:lsdException w:name="Medium Shading 2 Accent 2" w:semiHidden="0" w:uiPriority="64" w:unhideWhenUsed="0"/>
-    <w:lsdException w:name="Medium List 1 Accent 2" w:semiHidden="0" w:uiPriority="65" w:unhideWhenUsed="0"/>
-    <w:lsdException w:name="Medium List 2 Accent 2" w:semiHidden="0" w:uiPriority="66" w:unhideWhenUsed="0"/>
-    <w:lsdException w:name="Medium Grid 1 Accent 2" w:semiHidden="0" w:uiPriority="67" w:unhideWhenUsed="0"/>
-    <w:lsdException w:name="Medium Grid 2 Accent 2" w:semiHidden="0" w:uiPriority="68" w:unhideWhenUsed="0"/>
-    <w:lsdException w:name="Medium Grid 3 Accent 2" w:semiHidden="0" w:uiPriority="69" w:unhideWhenUsed="0"/>
-    <w:lsdException w:name="Dark List Accent 2" w:semiHidden="0" w:uiPriority="70" w:unhideWhenUsed="0"/>
-    <w:lsdException w:name="Colorful Shading Accent 2" w:semiHidden="0" w:uiPriority="71" w:unhideWhenUsed="0"/>
-    <w:lsdException w:name="Colorful List Accent 2" w:semiHidden="0" w:uiPriority="72" w:unhideWhenUsed="0"/>
-    <w:lsdException w:name="Colorful Grid Accent 2" w:semiHidden="0" w:uiPriority="73" w:unhideWhenUsed="0"/>
-    <w:lsdException w:name="Light Shading Accent 3" w:semiHidden="0" w:uiPriority="60" w:unhideWhenUsed="0"/>
-    <w:lsdException w:name="Light List Accent 3" w:semiHidden="0" w:uiPriority="61" w:unhideWhenUsed="0"/>
-    <w:lsdException w:name="Light Grid Accent 3" w:semiHidden="0" w:uiPriority="62" w:unhideWhenUsed="0"/>
-    <w:lsdException w:name="Medium Shading 1 Accent 3" w:semiHidden="0" w:uiPriority="63" w:unhideWhenUsed="0"/>
-    <w:lsdException w:name="Medium Shading 2 Accent 3" w:semiHidden="0" w:uiPriority="64" w:unhideWhenUsed="0"/>
-    <w:lsdException w:name="Medium List 1 Accent 3" w:semiHidden="0" w:uiPriority="65" w:unhideWhenUsed="0"/>
-    <w:lsdException w:name="Medium List 2 Accent 3" w:semiHidden="0" w:uiPriority="66" w:unhideWhenUsed="0"/>
-    <w:lsdException w:name="Medium Grid 1 Accent 3" w:semiHidden="0" w:uiPriority="67" w:unhideWhenUsed="0"/>
-    <w:lsdException w:name="Medium Grid 2 Accent 3" w:semiHidden="0" w:uiPriority="68" w:unhideWhenUsed="0"/>
-    <w:lsdException w:name="Medium Grid 3 Accent 3" w:semiHidden="0" w:uiPriority="69" w:unhideWhenUsed="0"/>
-    <w:lsdException w:name="Dark List Accent 3" w:semiHidden="0" w:uiPriority="70" w:unhideWhenUsed="0"/>
-    <w:lsdException w:name="Colorful Shading Accent 3" w:semiHidden="0" w:uiPriority="71" w:unhideWhenUsed="0"/>
-    <w:lsdException w:name="Colorful List Accent 3" w:semiHidden="0" w:uiPriority="72" w:unhideWhenUsed="0"/>
-    <w:lsdException w:name="Colorful Grid Accent 3" w:semiHidden="0" w:uiPriority="73" w:unhideWhenUsed="0"/>
-    <w:lsdException w:name="Light Shading Accent 4" w:semiHidden="0" w:uiPriority="60" w:unhideWhenUsed="0"/>
-    <w:lsdException w:name="Light List Accent 4" w:semiHidden="0" w:uiPriority="61" w:unhideWhenUsed="0"/>
-    <w:lsdException w:name="Light Grid Accent 4" w:semiHidden="0" w:uiPriority="62" w:unhideWhenUsed="0"/>
-    <w:lsdException w:name="Medium Shading 1 Accent 4" w:semiHidden="0" w:uiPriority="63" w:unhideWhenUsed="0"/>
-    <w:lsdException w:name="Medium Shading 2 Accent 4" w:semiHidden="0" w:uiPriority="64" w:unhideWhenUsed="0"/>
-    <w:lsdException w:name="Medium List 1 Accent 4" w:semiHidden="0" w:uiPriority="65" w:unhideWhenUsed="0"/>
-    <w:lsdException w:name="Medium List 2 Accent 4" w:semiHidden="0" w:uiPriority="66" w:unhideWhenUsed="0"/>
-    <w:lsdException w:name="Medium Grid 1 Accent 4" w:semiHidden="0" w:uiPriority="67" w:unhideWhenUsed="0"/>
-    <w:lsdException w:name="Medium Grid 2 Accent 4" w:semiHidden="0" w:uiPriority="68" w:unhideWhenUsed="0"/>
-    <w:lsdException w:name="Medium Grid 3 Accent 4" w:semiHidden="0" w:uiPriority="69" w:unhideWhenUsed="0"/>
-    <w:lsdException w:name="Dark List Accent 4" w:semiHidden="0" w:uiPriority="70" w:unhideWhenUsed="0"/>
-    <w:lsdException w:name="Colorful Shading Accent 4" w:semiHidden="0" w:uiPriority="71" w:unhideWhenUsed="0"/>
-    <w:lsdException w:name="Colorful List Accent 4" w:semiHidden="0" w:uiPriority="72" w:unhideWhenUsed="0"/>
-    <w:lsdException w:name="Colorful Grid Accent 4" w:semiHidden="0" w:uiPriority="73" w:unhideWhenUsed="0"/>
-    <w:lsdException w:name="Light Shading Accent 5" w:semiHidden="0" w:uiPriority="60" w:unhideWhenUsed="0"/>
-    <w:lsdException w:name="Light List Accent 5" w:semiHidden="0" w:uiPriority="61" w:unhideWhenUsed="0"/>
-    <w:lsdException w:name="Light Grid Accent 5" w:semiHidden="0" w:uiPriority="62" w:unhideWhenUsed="0"/>
-    <w:lsdException w:name="Medium Shading 1 Accent 5" w:semiHidden="0" w:uiPriority="63" w:unhideWhenUsed="0"/>
-    <w:lsdException w:name="Medium Shading 2 Accent 5" w:semiHidden="0" w:uiPriority="64" w:unhideWhenUsed="0"/>
-    <w:lsdException w:name="Medium List 1 Accent 5" w:semiHidden="0" w:uiPriority="65" w:unhideWhenUsed="0"/>
-    <w:lsdException w:name="Medium List 2 Accent 5" w:semiHidden="0" w:uiPriority="66" w:unhideWhenUsed="0"/>
-    <w:lsdException w:name="Medium Grid 1 Accent 5" w:semiHidden="0" w:uiPriority="67" w:unhideWhenUsed="0"/>
-    <w:lsdException w:name="Medium Grid 2 Accent 5" w:semiHidden="0" w:uiPriority="68" w:unhideWhenUsed="0"/>
-    <w:lsdException w:name="Medium Grid 3 Accent 5" w:semiHidden="0" w:uiPriority="69" w:unhideWhenUsed="0"/>
-    <w:lsdException w:name="Dark List Accent 5" w:semiHidden="0" w:uiPriority="70" w:unhideWhenUsed="0"/>
-    <w:lsdException w:name="Colorful Shading Accent 5" w:semiHidden="0" w:uiPriority="71" w:unhideWhenUsed="0"/>
-    <w:lsdException w:name="Colorful List Accent 5" w:semiHidden="0" w:uiPriority="72" w:unhideWhenUsed="0"/>
-    <w:lsdException w:name="Colorful Grid Accent 5" w:semiHidden="0" w:uiPriority="73" w:unhideWhenUsed="0"/>
-    <w:lsdException w:name="Light Shading Accent 6" w:semiHidden="0" w:uiPriority="60" w:unhideWhenUsed="0"/>
-    <w:lsdException w:name="Light List Accent 6" w:semiHidden="0" w:uiPriority="61" w:unhideWhenUsed="0"/>
-    <w:lsdException w:name="Light Grid Accent 6" w:semiHidden="0" w:uiPriority="62" w:unhideWhenUsed="0"/>
-    <w:lsdException w:name="Medium Shading 1 Accent 6" w:semiHidden="0" w:uiPriority="63" w:unhideWhenUsed="0"/>
-    <w:lsdException w:name="Medium Shading 2 Accent 6" w:semiHidden="0" w:uiPriority="64" w:unhideWhenUsed="0"/>
-    <w:lsdException w:name="Medium List 1 Accent 6" w:semiHidden="0" w:uiPriority="65" w:unhideWhenUsed="0"/>
-    <w:lsdException w:name="Medium List 2 Accent 6" w:semiHidden="0" w:uiPriority="66" w:unhideWhenUsed="0"/>
-    <w:lsdException w:name="Medium Grid 1 Accent 6" w:semiHidden="0" w:uiPriority="67" w:unhideWhenUsed="0"/>
-    <w:lsdException w:name="Medium Grid 2 Accent 6" w:semiHidden="0" w:uiPriority="68" w:unhideWhenUsed="0"/>
-    <w:lsdException w:name="Medium Grid 3 Accent 6" w:semiHidden="0" w:uiPriority="69" w:unhideWhenUsed="0"/>
-    <w:lsdException w:name="Dark List Accent 6" w:semiHidden="0" w:uiPriority="70" w:unhideWhenUsed="0"/>
-    <w:lsdException w:name="Colorful Shading Accent 6" w:semiHidden="0" w:uiPriority="71" w:unhideWhenUsed="0"/>
-    <w:lsdException w:name="Colorful List Accent 6" w:semiHidden="0" w:uiPriority="72" w:unhideWhenUsed="0"/>
-    <w:lsdException w:name="Colorful Grid Accent 6" w:semiHidden="0" w:uiPriority="73" w:unhideWhenUsed="0"/>
-    <w:lsdException w:name="Subtle Emphasis" w:semiHidden="0" w:uiPriority="19" w:unhideWhenUsed="0" w:qFormat="1"/>
-    <w:lsdException w:name="Intense Emphasis" w:semiHidden="0" w:uiPriority="21" w:unhideWhenUsed="0" w:qFormat="1"/>
-    <w:lsdException w:name="Subtle Reference" w:semiHidden="0" w:uiPriority="31" w:unhideWhenUsed="0" w:qFormat="1"/>
-    <w:lsdException w:name="Intense Reference" w:semiHidden="0" w:uiPriority="32" w:unhideWhenUsed="0" w:qFormat="1"/>
-    <w:lsdException w:name="Book Title" w:semiHidden="0" w:uiPriority="33" w:unhideWhenUsed="0" w:qFormat="1"/>
+    <w:lsdException w:name="List Paragraph" w:uiPriority="34" w:semiHidden="0" w:unhideWhenUsed="0" w:qFormat="1"/>
+    <w:lsdException w:name="Quote" w:uiPriority="29" w:semiHidden="0" w:unhideWhenUsed="0" w:qFormat="1"/>
+    <w:lsdException w:name="Intense Quote" w:uiPriority="30" w:semiHidden="0" w:unhideWhenUsed="0" w:qFormat="1"/>
+    <w:lsdException w:name="Medium List 2 Accent 1" w:uiPriority="66" w:semiHidden="0" w:unhideWhenUsed="0"/>
+    <w:lsdException w:name="Medium Grid 1 Accent 1" w:uiPriority="67" w:semiHidden="0" w:unhideWhenUsed="0"/>
+    <w:lsdException w:name="Medium Grid 2 Accent 1" w:uiPriority="68" w:semiHidden="0" w:unhideWhenUsed="0"/>
+    <w:lsdException w:name="Medium Grid 3 Accent 1" w:uiPriority="69" w:semiHidden="0" w:unhideWhenUsed="0"/>
+    <w:lsdException w:name="Dark List Accent 1" w:uiPriority="70" w:semiHidden="0" w:unhideWhenUsed="0"/>
+    <w:lsdException w:name="Colorful Shading Accent 1" w:uiPriority="71" w:semiHidden="0" w:unhideWhenUsed="0"/>
+    <w:lsdException w:name="Colorful List Accent 1" w:uiPriority="72" w:semiHidden="0" w:unhideWhenUsed="0"/>
+    <w:lsdException w:name="Colorful Grid Accent 1" w:uiPriority="73" w:semiHidden="0" w:unhideWhenUsed="0"/>
+    <w:lsdException w:name="Light Shading Accent 2" w:uiPriority="60" w:semiHidden="0" w:unhideWhenUsed="0"/>
+    <w:lsdException w:name="Light List Accent 2" w:uiPriority="61" w:semiHidden="0" w:unhideWhenUsed="0"/>
+    <w:lsdException w:name="Light Grid Accent 2" w:uiPriority="62" w:semiHidden="0" w:unhideWhenUsed="0"/>
+    <w:lsdException w:name="Medium Shading 1 Accent 2" w:uiPriority="63" w:semiHidden="0" w:unhideWhenUsed="0"/>
+    <w:lsdException w:name="Medium Shading 2 Accent 2" w:uiPriority="64" w:semiHidden="0" w:unhideWhenUsed="0"/>
+    <w:lsdException w:name="Medium List 1 Accent 2" w:uiPriority="65" w:semiHidden="0" w:unhideWhenUsed="0"/>
+    <w:lsdException w:name="Medium List 2 Accent 2" w:uiPriority="66" w:semiHidden="0" w:unhideWhenUsed="0"/>
+    <w:lsdException w:name="Medium Grid 1 Accent 2" w:uiPriority="67" w:semiHidden="0" w:unhideWhenUsed="0"/>
+    <w:lsdException w:name="Medium Grid 2 Accent 2" w:uiPriority="68" w:semiHidden="0" w:unhideWhenUsed="0"/>
+    <w:lsdException w:name="Medium Grid 3 Accent 2" w:uiPriority="69" w:semiHidden="0" w:unhideWhenUsed="0"/>
+    <w:lsdException w:name="Dark List Accent 2" w:uiPriority="70" w:semiHidden="0" w:unhideWhenUsed="0"/>
+    <w:lsdException w:name="Colorful Shading Accent 2" w:uiPriority="71" w:semiHidden="0" w:unhideWhenUsed="0"/>
+    <w:lsdException w:name="Colorful List Accent 2" w:uiPriority="72" w:semiHidden="0" w:unhideWhenUsed="0"/>
+    <w:lsdException w:name="Colorful Grid Accent 2" w:uiPriority="73" w:semiHidden="0" w:unhideWhenUsed="0"/>
+    <w:lsdException w:name="Light Shading Accent 3" w:uiPriority="60" w:semiHidden="0" w:unhideWhenUsed="0"/>
+    <w:lsdException w:name="Light List Accent 3" w:uiPriority="61" w:semiHidden="0" w:unhideWhenUsed="0"/>
+    <w:lsdException w:name="Light Grid Accent 3" w:uiPriority="62" w:semiHidden="0" w:unhideWhenUsed="0"/>
+    <w:lsdException w:name="Medium Shading 1 Accent 3" w:uiPriority="63" w:semiHidden="0" w:unhideWhenUsed="0"/>
+    <w:lsdException w:name="Medium Shading 2 Accent 3" w:uiPriority="64" w:semiHidden="0" w:unhideWhenUsed="0"/>
+    <w:lsdException w:name="Medium List 1 Accent 3" w:uiPriority="65" w:semiHidden="0" w:unhideWhenUsed="0"/>
+    <w:lsdException w:name="Medium List 2 Accent 3" w:uiPriority="66" w:semiHidden="0" w:unhideWhenUsed="0"/>
+    <w:lsdException w:name="Medium Grid 1 Accent 3" w:uiPriority="67" w:semiHidden="0" w:unhideWhenUsed="0"/>
+    <w:lsdException w:name="Medium Grid 2 Accent 3" w:uiPriority="68" w:semiHidden="0" w:unhideWhenUsed="0"/>
+    <w:lsdException w:name="Medium Grid 3 Accent 3" w:uiPriority="69" w:semiHidden="0" w:unhideWhenUsed="0"/>
+    <w:lsdException w:name="Dark List Accent 3" w:uiPriority="70" w:semiHidden="0" w:unhideWhenUsed="0"/>
+    <w:lsdException w:name="Colorful Shading Accent 3" w:uiPriority="71" w:semiHidden="0" w:unhideWhenUsed="0"/>
+    <w:lsdException w:name="Colorful List Accent 3" w:uiPriority="72" w:semiHidden="0" w:unhideWhenUsed="0"/>
+    <w:lsdException w:name="Colorful Grid Accent 3" w:uiPriority="73" w:semiHidden="0" w:unhideWhenUsed="0"/>
+    <w:lsdException w:name="Light Shading Accent 4" w:uiPriority="60" w:semiHidden="0" w:unhideWhenUsed="0"/>
+    <w:lsdException w:name="Light List Accent 4" w:uiPriority="61" w:semiHidden="0" w:unhideWhenUsed="0"/>
+    <w:lsdException w:name="Light Grid Accent 4" w:uiPriority="62" w:semiHidden="0" w:unhideWhenUsed="0"/>
+    <w:lsdException w:name="Medium Shading 1 Accent 4" w:uiPriority="63" w:semiHidden="0" w:unhideWhenUsed="0"/>
+    <w:lsdException w:name="Medium Shading 2 Accent 4" w:uiPriority="64" w:semiHidden="0" w:unhideWhenUsed="0"/>
+    <w:lsdException w:name="Medium List 1 Accent 4" w:uiPriority="65" w:semiHidden="0" w:unhideWhenUsed="0"/>
+    <w:lsdException w:name="Medium List 2 Accent 4" w:uiPriority="66" w:semiHidden="0" w:unhideWhenUsed="0"/>
+    <w:lsdException w:name="Medium Grid 1 Accent 4" w:uiPriority="67" w:semiHidden="0" w:unhideWhenUsed="0"/>
+    <w:lsdException w:name="Medium Grid 2 Accent 4" w:uiPriority="68" w:semiHidden="0" w:unhideWhenUsed="0"/>
+    <w:lsdException w:name="Medium Grid 3 Accent 4" w:uiPriority="69" w:semiHidden="0" w:unhideWhenUsed="0"/>
+    <w:lsdException w:name="Dark List Accent 4" w:uiPriority="70" w:semiHidden="0" w:unhideWhenUsed="0"/>
+    <w:lsdException w:name="Colorful Shading Accent 4" w:uiPriority="71" w:semiHidden="0" w:unhideWhenUsed="0"/>
+    <w:lsdException w:name="Colorful List Accent 4" w:uiPriority="72" w:semiHidden="0" w:unhideWhenUsed="0"/>
+    <w:lsdException w:name="Colorful Grid Accent 4" w:uiPriority="73" w:semiHidden="0" w:unhideWhenUsed="0"/>
+    <w:lsdException w:name="Light Shading Accent 5" w:uiPriority="60" w:semiHidden="0" w:unhideWhenUsed="0"/>
+    <w:lsdException w:name="Light List Accent 5" w:uiPriority="61" w:semiHidden="0" w:unhideWhenUsed="0"/>
+    <w:lsdException w:name="Light Grid Accent 5" w:uiPriority="62" w:semiHidden="0" w:unhideWhenUsed="0"/>
+    <w:lsdException w:name="Medium Shading 1 Accent 5" w:uiPriority="63" w:semiHidden="0" w:unhideWhenUsed="0"/>
+    <w:lsdException w:name="Medium Shading 2 Accent 5" w:uiPriority="64" w:semiHidden="0" w:unhideWhenUsed="0"/>
+    <w:lsdException w:name="Medium List 1 Accent 5" w:uiPriority="65" w:semiHidden="0" w:unhideWhenUsed="0"/>
+    <w:lsdException w:name="Medium List 2 Accent 5" w:uiPriority="66" w:semiHidden="0" w:unhideWhenUsed="0"/>
+    <w:lsdException w:name="Medium Grid 1 Accent 5" w:uiPriority="67" w:semiHidden="0" w:unhideWhenUsed="0"/>
+    <w:lsdException w:name="Medium Grid 2 Accent 5" w:uiPriority="68" w:semiHidden="0" w:unhideWhenUsed="0"/>
+    <w:lsdException w:name="Medium Grid 3 Accent 5" w:uiPriority="69" w:semiHidden="0" w:unhideWhenUsed="0"/>
+    <w:lsdException w:name="Dark List Accent 5" w:uiPriority="70" w:semiHidden="0" w:unhideWhenUsed="0"/>
+    <w:lsdException w:name="Colorful Shading Accent 5" w:uiPriority="71" w:semiHidden="0" w:unhideWhenUsed="0"/>
+    <w:lsdException w:name="Colorful List Accent 5" w:uiPriority="72" w:semiHidden="0" w:unhideWhenUsed="0"/>
+    <w:lsdException w:name="Colorful Grid Accent 5" w:uiPriority="73" w:semiHidden="0" w:unhideWhenUsed="0"/>
+    <w:lsdException w:name="Light Shading Accent 6" w:uiPriority="60" w:semiHidden="0" w:unhideWhenUsed="0"/>
+    <w:lsdException w:name="Light List Accent 6" w:uiPriority="61" w:semiHidden="0" w:unhideWhenUsed="0"/>
+    <w:lsdException w:name="Light Grid Accent 6" w:uiPriority="62" w:semiHidden="0" w:unhideWhenUsed="0"/>
+    <w:lsdException w:name="Medium Shading 1 Accent 6" w:uiPriority="63" w:semiHidden="0" w:unhideWhenUsed="0"/>
+    <w:lsdException w:name="Medium Shading 2 Accent 6" w:uiPriority="64" w:semiHidden="0" w:unhideWhenUsed="0"/>
+    <w:lsdException w:name="Medium List 1 Accent 6" w:uiPriority="65" w:semiHidden="0" w:unhideWhenUsed="0"/>
+    <w:lsdException w:name="Medium List 2 Accent 6" w:uiPriority="66" w:semiHidden="0" w:unhideWhenUsed="0"/>
+    <w:lsdException w:name="Medium Grid 1 Accent 6" w:uiPriority="67" w:semiHidden="0" w:unhideWhenUsed="0"/>
+    <w:lsdException w:name="Medium Grid 2 Accent 6" w:uiPriority="68" w:semiHidden="0" w:unhideWhenUsed="0"/>
+    <w:lsdException w:name="Medium Grid 3 Accent 6" w:uiPriority="69" w:semiHidden="0" w:unhideWhenUsed="0"/>
+    <w:lsdException w:name="Dark List Accent 6" w:uiPriority="70" w:semiHidden="0" w:unhideWhenUsed="0"/>
+    <w:lsdException w:name="Colorful Shading Accent 6" w:uiPriority="71" w:semiHidden="0" w:unhideWhenUsed="0"/>
+    <w:lsdException w:name="Colorful List Accent 6" w:uiPriority="72" w:semiHidden="0" w:unhideWhenUsed="0"/>
+    <w:lsdException w:name="Colorful Grid Accent 6" w:uiPriority="73" w:semiHidden="0" w:unhideWhenUsed="0"/>
+    <w:lsdException w:name="Subtle Emphasis" w:uiPriority="19" w:semiHidden="0" w:unhideWhenUsed="0" w:qFormat="1"/>
+    <w:lsdException w:name="Intense Emphasis" w:uiPriority="21" w:semiHidden="0" w:unhideWhenUsed="0" w:qFormat="1"/>
+    <w:lsdException w:name="Subtle Reference" w:uiPriority="31" w:semiHidden="0" w:unhideWhenUsed="0" w:qFormat="1"/>
+    <w:lsdException w:name="Intense Reference" w:uiPriority="32" w:semiHidden="0" w:unhideWhenUsed="0" w:qFormat="1"/>
+    <w:lsdException w:name="Book Title" w:uiPriority="33" w:semiHidden="0" w:unhideWhenUsed="0" w:qFormat="1"/>
     <w:lsdException w:name="Bibliography" w:uiPriority="37"/>
     <w:lsdException w:name="TOC Heading" w:uiPriority="39" w:qFormat="1"/>
   </w:latentStyles>
-  <w:style w:type="paragraph" w:default="1" w:styleId="Normal">
+  <w:style w:type="paragraph" w:styleId="Normal" w:default="1">
     <w:name w:val="Normal"/>
     <w:qFormat/>
     <w:rsid w:val="00FC693F"/>
@@ -3509,7 +3513,7 @@
       <w:spacing w:after="0" w:line="240" w:lineRule="auto"/>
     </w:pPr>
   </w:style>
-  <w:style w:type="character" w:customStyle="1" w:styleId="HeaderChar">
+  <w:style w:type="character" w:styleId="HeaderChar" w:customStyle="1">
     <w:name w:val="Header Char"/>
     <w:basedOn w:val="DefaultParagraphFont"/>
     <w:link w:val="Header"/>
@@ -3531,7 +3535,7 @@
       <w:spacing w:after="0" w:line="240" w:lineRule="auto"/>
     </w:pPr>
   </w:style>
-  <w:style w:type="character" w:customStyle="1" w:styleId="FooterChar">
+  <w:style w:type="character" w:styleId="FooterChar" w:customStyle="1">
     <w:name w:val="Footer Char"/>
     <w:basedOn w:val="DefaultParagraphFont"/>
     <w:link w:val="Footer"/>
@@ -3553,7 +3557,7 @@
       <w:outlineLvl w:val="0"/>
     </w:pPr>
     <w:rPr>
-      <w:rFonts w:asciiTheme="majorHAnsi" w:eastAsiaTheme="majorEastAsia" w:hAnsiTheme="majorHAnsi" w:cstheme="majorBidi"/>
+      <w:rFonts w:asciiTheme="majorHAnsi" w:hAnsiTheme="majorHAnsi" w:eastAsiaTheme="majorEastAsia" w:cstheme="majorBidi"/>
       <w:b/>
       <w:bCs/>
       <w:color w:val="365F91" w:themeColor="accent1" w:themeShade="BF"/>
@@ -3577,7 +3581,7 @@
       <w:outlineLvl w:val="1"/>
     </w:pPr>
     <w:rPr>
-      <w:rFonts w:asciiTheme="majorHAnsi" w:eastAsiaTheme="majorEastAsia" w:hAnsiTheme="majorHAnsi" w:cstheme="majorBidi"/>
+      <w:rFonts w:asciiTheme="majorHAnsi" w:hAnsiTheme="majorHAnsi" w:eastAsiaTheme="majorEastAsia" w:cstheme="majorBidi"/>
       <w:b/>
       <w:bCs/>
       <w:color w:val="4F81BD" w:themeColor="accent1"/>
@@ -3601,7 +3605,7 @@
       <w:outlineLvl w:val="2"/>
     </w:pPr>
     <w:rPr>
-      <w:rFonts w:asciiTheme="majorHAnsi" w:eastAsiaTheme="majorEastAsia" w:hAnsiTheme="majorHAnsi" w:cstheme="majorBidi"/>
+      <w:rFonts w:asciiTheme="majorHAnsi" w:hAnsiTheme="majorHAnsi" w:eastAsiaTheme="majorEastAsia" w:cstheme="majorBidi"/>
       <w:b/>
       <w:bCs/>
       <w:color w:val="4F81BD" w:themeColor="accent1"/>
@@ -3624,7 +3628,7 @@
       <w:outlineLvl w:val="3"/>
     </w:pPr>
     <w:rPr>
-      <w:rFonts w:asciiTheme="majorHAnsi" w:eastAsiaTheme="majorEastAsia" w:hAnsiTheme="majorHAnsi" w:cstheme="majorBidi"/>
+      <w:rFonts w:asciiTheme="majorHAnsi" w:hAnsiTheme="majorHAnsi" w:eastAsiaTheme="majorEastAsia" w:cstheme="majorBidi"/>
       <w:b/>
       <w:bCs/>
       <w:i/>
@@ -3649,7 +3653,7 @@
       <w:outlineLvl w:val="4"/>
     </w:pPr>
     <w:rPr>
-      <w:rFonts w:asciiTheme="majorHAnsi" w:eastAsiaTheme="majorEastAsia" w:hAnsiTheme="majorHAnsi" w:cstheme="majorBidi"/>
+      <w:rFonts w:asciiTheme="majorHAnsi" w:hAnsiTheme="majorHAnsi" w:eastAsiaTheme="majorEastAsia" w:cstheme="majorBidi"/>
       <w:color w:val="243F60" w:themeColor="accent1" w:themeShade="7F"/>
     </w:rPr>
   </w:style>
@@ -3670,7 +3674,7 @@
       <w:outlineLvl w:val="5"/>
     </w:pPr>
     <w:rPr>
-      <w:rFonts w:asciiTheme="majorHAnsi" w:eastAsiaTheme="majorEastAsia" w:hAnsiTheme="majorHAnsi" w:cstheme="majorBidi"/>
+      <w:rFonts w:asciiTheme="majorHAnsi" w:hAnsiTheme="majorHAnsi" w:eastAsiaTheme="majorEastAsia" w:cstheme="majorBidi"/>
       <w:i/>
       <w:iCs/>
       <w:color w:val="243F60" w:themeColor="accent1" w:themeShade="7F"/>
@@ -3693,7 +3697,7 @@
       <w:outlineLvl w:val="6"/>
     </w:pPr>
     <w:rPr>
-      <w:rFonts w:asciiTheme="majorHAnsi" w:eastAsiaTheme="majorEastAsia" w:hAnsiTheme="majorHAnsi" w:cstheme="majorBidi"/>
+      <w:rFonts w:asciiTheme="majorHAnsi" w:hAnsiTheme="majorHAnsi" w:eastAsiaTheme="majorEastAsia" w:cstheme="majorBidi"/>
       <w:i/>
       <w:iCs/>
       <w:color w:val="404040" w:themeColor="text1" w:themeTint="BF"/>
@@ -3716,7 +3720,7 @@
       <w:outlineLvl w:val="7"/>
     </w:pPr>
     <w:rPr>
-      <w:rFonts w:asciiTheme="majorHAnsi" w:eastAsiaTheme="majorEastAsia" w:hAnsiTheme="majorHAnsi" w:cstheme="majorBidi"/>
+      <w:rFonts w:asciiTheme="majorHAnsi" w:hAnsiTheme="majorHAnsi" w:eastAsiaTheme="majorEastAsia" w:cstheme="majorBidi"/>
       <w:color w:val="4F81BD" w:themeColor="accent1"/>
       <w:sz w:val="20"/>
       <w:szCs w:val="20"/>
@@ -3739,7 +3743,7 @@
       <w:outlineLvl w:val="8"/>
     </w:pPr>
     <w:rPr>
-      <w:rFonts w:asciiTheme="majorHAnsi" w:eastAsiaTheme="majorEastAsia" w:hAnsiTheme="majorHAnsi" w:cstheme="majorBidi"/>
+      <w:rFonts w:asciiTheme="majorHAnsi" w:hAnsiTheme="majorHAnsi" w:eastAsiaTheme="majorEastAsia" w:cstheme="majorBidi"/>
       <w:i/>
       <w:iCs/>
       <w:color w:val="404040" w:themeColor="text1" w:themeTint="BF"/>
@@ -3747,13 +3751,13 @@
       <w:szCs w:val="20"/>
     </w:rPr>
   </w:style>
-  <w:style w:type="character" w:default="1" w:styleId="DefaultParagraphFont">
+  <w:style w:type="character" w:styleId="DefaultParagraphFont" w:default="1">
     <w:name w:val="Default Paragraph Font"/>
     <w:uiPriority w:val="1"/>
     <w:semiHidden/>
     <w:unhideWhenUsed/>
   </w:style>
-  <w:style w:type="table" w:default="1" w:styleId="TableNormal">
+  <w:style w:type="table" w:styleId="TableNormal" w:default="1">
     <w:name w:val="Normal Table"/>
     <w:uiPriority w:val="99"/>
     <w:semiHidden/>
@@ -3768,7 +3772,7 @@
       </w:tblCellMar>
     </w:tblPr>
   </w:style>
-  <w:style w:type="numbering" w:default="1" w:styleId="NoList">
+  <w:style w:type="numbering" w:styleId="NoList" w:default="1">
     <w:name w:val="No List"/>
     <w:uiPriority w:val="99"/>
     <w:semiHidden/>
@@ -3783,14 +3787,14 @@
       <w:spacing w:after="0" w:line="240" w:lineRule="auto"/>
     </w:pPr>
   </w:style>
-  <w:style w:type="character" w:customStyle="1" w:styleId="Heading1Char">
+  <w:style w:type="character" w:styleId="Heading1Char" w:customStyle="1">
     <w:name w:val="Heading 1 Char"/>
     <w:basedOn w:val="DefaultParagraphFont"/>
     <w:link w:val="Heading1"/>
     <w:uiPriority w:val="9"/>
     <w:rsid w:val="00FC693F"/>
     <w:rPr>
-      <w:rFonts w:asciiTheme="majorHAnsi" w:eastAsiaTheme="majorEastAsia" w:hAnsiTheme="majorHAnsi" w:cstheme="majorBidi"/>
+      <w:rFonts w:asciiTheme="majorHAnsi" w:hAnsiTheme="majorHAnsi" w:eastAsiaTheme="majorEastAsia" w:cstheme="majorBidi"/>
       <w:b/>
       <w:bCs/>
       <w:color w:val="365F91" w:themeColor="accent1" w:themeShade="BF"/>
@@ -3798,14 +3802,14 @@
       <w:szCs w:val="28"/>
     </w:rPr>
   </w:style>
-  <w:style w:type="character" w:customStyle="1" w:styleId="Heading2Char">
+  <w:style w:type="character" w:styleId="Heading2Char" w:customStyle="1">
     <w:name w:val="Heading 2 Char"/>
     <w:basedOn w:val="DefaultParagraphFont"/>
     <w:link w:val="Heading2"/>
     <w:uiPriority w:val="9"/>
     <w:rsid w:val="00FC693F"/>
     <w:rPr>
-      <w:rFonts w:asciiTheme="majorHAnsi" w:eastAsiaTheme="majorEastAsia" w:hAnsiTheme="majorHAnsi" w:cstheme="majorBidi"/>
+      <w:rFonts w:asciiTheme="majorHAnsi" w:hAnsiTheme="majorHAnsi" w:eastAsiaTheme="majorEastAsia" w:cstheme="majorBidi"/>
       <w:b/>
       <w:bCs/>
       <w:color w:val="4F81BD" w:themeColor="accent1"/>
@@ -3813,14 +3817,14 @@
       <w:szCs w:val="26"/>
     </w:rPr>
   </w:style>
-  <w:style w:type="character" w:customStyle="1" w:styleId="Heading3Char">
+  <w:style w:type="character" w:styleId="Heading3Char" w:customStyle="1">
     <w:name w:val="Heading 3 Char"/>
     <w:basedOn w:val="DefaultParagraphFont"/>
     <w:link w:val="Heading3"/>
     <w:uiPriority w:val="9"/>
     <w:rsid w:val="00FC693F"/>
     <w:rPr>
-      <w:rFonts w:asciiTheme="majorHAnsi" w:eastAsiaTheme="majorEastAsia" w:hAnsiTheme="majorHAnsi" w:cstheme="majorBidi"/>
+      <w:rFonts w:asciiTheme="majorHAnsi" w:hAnsiTheme="majorHAnsi" w:eastAsiaTheme="majorEastAsia" w:cstheme="majorBidi"/>
       <w:b/>
       <w:bCs/>
       <w:color w:val="4F81BD" w:themeColor="accent1"/>
@@ -3836,13 +3840,13 @@
     <w:rsid w:val="00FC693F"/>
     <w:pPr>
       <w:pBdr>
-        <w:bottom w:val="single" w:sz="8" w:space="4" w:color="4F81BD" w:themeColor="accent1"/>
+        <w:bottom w:val="single" w:color="4F81BD" w:themeColor="accent1" w:sz="8" w:space="4"/>
       </w:pBdr>
       <w:spacing w:after="300" w:line="240" w:lineRule="auto"/>
       <w:contextualSpacing/>
     </w:pPr>
     <w:rPr>
-      <w:rFonts w:asciiTheme="majorHAnsi" w:eastAsiaTheme="majorEastAsia" w:hAnsiTheme="majorHAnsi" w:cstheme="majorBidi"/>
+      <w:rFonts w:asciiTheme="majorHAnsi" w:hAnsiTheme="majorHAnsi" w:eastAsiaTheme="majorEastAsia" w:cstheme="majorBidi"/>
       <w:color w:val="17365D" w:themeColor="text2" w:themeShade="BF"/>
       <w:spacing w:val="5"/>
       <w:kern w:val="28"/>
@@ -3850,14 +3854,14 @@
       <w:szCs w:val="52"/>
     </w:rPr>
   </w:style>
-  <w:style w:type="character" w:customStyle="1" w:styleId="TitleChar">
+  <w:style w:type="character" w:styleId="TitleChar" w:customStyle="1">
     <w:name w:val="Title Char"/>
     <w:basedOn w:val="DefaultParagraphFont"/>
     <w:link w:val="Title"/>
     <w:uiPriority w:val="10"/>
     <w:rsid w:val="00FC693F"/>
     <w:rPr>
-      <w:rFonts w:asciiTheme="majorHAnsi" w:eastAsiaTheme="majorEastAsia" w:hAnsiTheme="majorHAnsi" w:cstheme="majorBidi"/>
+      <w:rFonts w:asciiTheme="majorHAnsi" w:hAnsiTheme="majorHAnsi" w:eastAsiaTheme="majorEastAsia" w:cstheme="majorBidi"/>
       <w:color w:val="17365D" w:themeColor="text2" w:themeShade="BF"/>
       <w:spacing w:val="5"/>
       <w:kern w:val="28"/>
@@ -3879,7 +3883,7 @@
       </w:numPr>
     </w:pPr>
     <w:rPr>
-      <w:rFonts w:asciiTheme="majorHAnsi" w:eastAsiaTheme="majorEastAsia" w:hAnsiTheme="majorHAnsi" w:cstheme="majorBidi"/>
+      <w:rFonts w:asciiTheme="majorHAnsi" w:hAnsiTheme="majorHAnsi" w:eastAsiaTheme="majorEastAsia" w:cstheme="majorBidi"/>
       <w:i/>
       <w:iCs/>
       <w:color w:val="4F81BD" w:themeColor="accent1"/>
@@ -3888,14 +3892,14 @@
       <w:szCs w:val="24"/>
     </w:rPr>
   </w:style>
-  <w:style w:type="character" w:customStyle="1" w:styleId="SubtitleChar">
+  <w:style w:type="character" w:styleId="SubtitleChar" w:customStyle="1">
     <w:name w:val="Subtitle Char"/>
     <w:basedOn w:val="DefaultParagraphFont"/>
     <w:link w:val="Subtitle"/>
     <w:uiPriority w:val="11"/>
     <w:rsid w:val="00FC693F"/>
     <w:rPr>
-      <w:rFonts w:asciiTheme="majorHAnsi" w:eastAsiaTheme="majorEastAsia" w:hAnsiTheme="majorHAnsi" w:cstheme="majorBidi"/>
+      <w:rFonts w:asciiTheme="majorHAnsi" w:hAnsiTheme="majorHAnsi" w:eastAsiaTheme="majorEastAsia" w:cstheme="majorBidi"/>
       <w:i/>
       <w:iCs/>
       <w:color w:val="4F81BD" w:themeColor="accent1"/>
@@ -3926,7 +3930,7 @@
       <w:spacing w:after="120"/>
     </w:pPr>
   </w:style>
-  <w:style w:type="character" w:customStyle="1" w:styleId="BodyTextChar">
+  <w:style w:type="character" w:styleId="BodyTextChar" w:customStyle="1">
     <w:name w:val="Body Text Char"/>
     <w:basedOn w:val="DefaultParagraphFont"/>
     <w:link w:val="BodyText"/>
@@ -3944,7 +3948,7 @@
       <w:spacing w:after="120" w:line="480" w:lineRule="auto"/>
     </w:pPr>
   </w:style>
-  <w:style w:type="character" w:customStyle="1" w:styleId="BodyText2Char">
+  <w:style w:type="character" w:styleId="BodyText2Char" w:customStyle="1">
     <w:name w:val="Body Text 2 Char"/>
     <w:basedOn w:val="DefaultParagraphFont"/>
     <w:link w:val="BodyText2"/>
@@ -3966,7 +3970,7 @@
       <w:szCs w:val="16"/>
     </w:rPr>
   </w:style>
-  <w:style w:type="character" w:customStyle="1" w:styleId="BodyText3Char">
+  <w:style w:type="character" w:styleId="BodyText3Char" w:customStyle="1">
     <w:name w:val="Body Text 3 Char"/>
     <w:basedOn w:val="DefaultParagraphFont"/>
     <w:link w:val="BodyText3"/>
@@ -4147,7 +4151,7 @@
       <w:szCs w:val="20"/>
     </w:rPr>
   </w:style>
-  <w:style w:type="character" w:customStyle="1" w:styleId="MacroTextChar">
+  <w:style w:type="character" w:styleId="MacroTextChar" w:customStyle="1">
     <w:name w:val="Macro Text Char"/>
     <w:basedOn w:val="DefaultParagraphFont"/>
     <w:link w:val="MacroText"/>
@@ -4173,7 +4177,7 @@
       <w:color w:val="000000" w:themeColor="text1"/>
     </w:rPr>
   </w:style>
-  <w:style w:type="character" w:customStyle="1" w:styleId="QuoteChar">
+  <w:style w:type="character" w:styleId="QuoteChar" w:customStyle="1">
     <w:name w:val="Quote Char"/>
     <w:basedOn w:val="DefaultParagraphFont"/>
     <w:link w:val="Quote"/>
@@ -4185,7 +4189,7 @@
       <w:color w:val="000000" w:themeColor="text1"/>
     </w:rPr>
   </w:style>
-  <w:style w:type="character" w:customStyle="1" w:styleId="Heading4Char">
+  <w:style w:type="character" w:styleId="Heading4Char" w:customStyle="1">
     <w:name w:val="Heading 4 Char"/>
     <w:basedOn w:val="DefaultParagraphFont"/>
     <w:link w:val="Heading4"/>
@@ -4193,7 +4197,7 @@
     <w:semiHidden/>
     <w:rsid w:val="00FC693F"/>
     <w:rPr>
-      <w:rFonts w:asciiTheme="majorHAnsi" w:eastAsiaTheme="majorEastAsia" w:hAnsiTheme="majorHAnsi" w:cstheme="majorBidi"/>
+      <w:rFonts w:asciiTheme="majorHAnsi" w:hAnsiTheme="majorHAnsi" w:eastAsiaTheme="majorEastAsia" w:cstheme="majorBidi"/>
       <w:b/>
       <w:bCs/>
       <w:i/>
@@ -4201,7 +4205,7 @@
       <w:color w:val="4F81BD" w:themeColor="accent1"/>
     </w:rPr>
   </w:style>
-  <w:style w:type="character" w:customStyle="1" w:styleId="Heading5Char">
+  <w:style w:type="character" w:styleId="Heading5Char" w:customStyle="1">
     <w:name w:val="Heading 5 Char"/>
     <w:basedOn w:val="DefaultParagraphFont"/>
     <w:link w:val="Heading5"/>
@@ -4209,11 +4213,11 @@
     <w:semiHidden/>
     <w:rsid w:val="00FC693F"/>
     <w:rPr>
-      <w:rFonts w:asciiTheme="majorHAnsi" w:eastAsiaTheme="majorEastAsia" w:hAnsiTheme="majorHAnsi" w:cstheme="majorBidi"/>
+      <w:rFonts w:asciiTheme="majorHAnsi" w:hAnsiTheme="majorHAnsi" w:eastAsiaTheme="majorEastAsia" w:cstheme="majorBidi"/>
       <w:color w:val="243F60" w:themeColor="accent1" w:themeShade="7F"/>
     </w:rPr>
   </w:style>
-  <w:style w:type="character" w:customStyle="1" w:styleId="Heading6Char">
+  <w:style w:type="character" w:styleId="Heading6Char" w:customStyle="1">
     <w:name w:val="Heading 6 Char"/>
     <w:basedOn w:val="DefaultParagraphFont"/>
     <w:link w:val="Heading6"/>
@@ -4221,13 +4225,13 @@
     <w:semiHidden/>
     <w:rsid w:val="00FC693F"/>
     <w:rPr>
-      <w:rFonts w:asciiTheme="majorHAnsi" w:eastAsiaTheme="majorEastAsia" w:hAnsiTheme="majorHAnsi" w:cstheme="majorBidi"/>
+      <w:rFonts w:asciiTheme="majorHAnsi" w:hAnsiTheme="majorHAnsi" w:eastAsiaTheme="majorEastAsia" w:cstheme="majorBidi"/>
       <w:i/>
       <w:iCs/>
       <w:color w:val="243F60" w:themeColor="accent1" w:themeShade="7F"/>
     </w:rPr>
   </w:style>
-  <w:style w:type="character" w:customStyle="1" w:styleId="Heading7Char">
+  <w:style w:type="character" w:styleId="Heading7Char" w:customStyle="1">
     <w:name w:val="Heading 7 Char"/>
     <w:basedOn w:val="DefaultParagraphFont"/>
     <w:link w:val="Heading7"/>
@@ -4235,13 +4239,13 @@
     <w:semiHidden/>
     <w:rsid w:val="00FC693F"/>
     <w:rPr>
-      <w:rFonts w:asciiTheme="majorHAnsi" w:eastAsiaTheme="majorEastAsia" w:hAnsiTheme="majorHAnsi" w:cstheme="majorBidi"/>
+      <w:rFonts w:asciiTheme="majorHAnsi" w:hAnsiTheme="majorHAnsi" w:eastAsiaTheme="majorEastAsia" w:cstheme="majorBidi"/>
       <w:i/>
       <w:iCs/>
       <w:color w:val="404040" w:themeColor="text1" w:themeTint="BF"/>
     </w:rPr>
   </w:style>
-  <w:style w:type="character" w:customStyle="1" w:styleId="Heading8Char">
+  <w:style w:type="character" w:styleId="Heading8Char" w:customStyle="1">
     <w:name w:val="Heading 8 Char"/>
     <w:basedOn w:val="DefaultParagraphFont"/>
     <w:link w:val="Heading8"/>
@@ -4249,13 +4253,13 @@
     <w:semiHidden/>
     <w:rsid w:val="00FC693F"/>
     <w:rPr>
-      <w:rFonts w:asciiTheme="majorHAnsi" w:eastAsiaTheme="majorEastAsia" w:hAnsiTheme="majorHAnsi" w:cstheme="majorBidi"/>
+      <w:rFonts w:asciiTheme="majorHAnsi" w:hAnsiTheme="majorHAnsi" w:eastAsiaTheme="majorEastAsia" w:cstheme="majorBidi"/>
       <w:color w:val="4F81BD" w:themeColor="accent1"/>
       <w:sz w:val="20"/>
       <w:szCs w:val="20"/>
     </w:rPr>
   </w:style>
-  <w:style w:type="character" w:customStyle="1" w:styleId="Heading9Char">
+  <w:style w:type="character" w:styleId="Heading9Char" w:customStyle="1">
     <w:name w:val="Heading 9 Char"/>
     <w:basedOn w:val="DefaultParagraphFont"/>
     <w:link w:val="Heading9"/>
@@ -4263,7 +4267,7 @@
     <w:semiHidden/>
     <w:rsid w:val="00FC693F"/>
     <w:rPr>
-      <w:rFonts w:asciiTheme="majorHAnsi" w:eastAsiaTheme="majorEastAsia" w:hAnsiTheme="majorHAnsi" w:cstheme="majorBidi"/>
+      <w:rFonts w:asciiTheme="majorHAnsi" w:hAnsiTheme="majorHAnsi" w:eastAsiaTheme="majorEastAsia" w:cstheme="majorBidi"/>
       <w:i/>
       <w:iCs/>
       <w:color w:val="404040" w:themeColor="text1" w:themeTint="BF"/>
@@ -4323,7 +4327,7 @@
     <w:rsid w:val="00FC693F"/>
     <w:pPr>
       <w:pBdr>
-        <w:bottom w:val="single" w:sz="4" w:space="4" w:color="4F81BD" w:themeColor="accent1"/>
+        <w:bottom w:val="single" w:color="4F81BD" w:themeColor="accent1" w:sz="4" w:space="4"/>
       </w:pBdr>
       <w:spacing w:before="200" w:after="280"/>
       <w:ind w:left="936" w:right="936"/>
@@ -4336,7 +4340,7 @@
       <w:color w:val="4F81BD" w:themeColor="accent1"/>
     </w:rPr>
   </w:style>
-  <w:style w:type="character" w:customStyle="1" w:styleId="IntenseQuoteChar">
+  <w:style w:type="character" w:styleId="IntenseQuoteChar" w:customStyle="1">
     <w:name w:val="Intense Quote Char"/>
     <w:basedOn w:val="DefaultParagraphFont"/>
     <w:link w:val="IntenseQuote"/>
@@ -4440,12 +4444,12 @@
     <w:tblPr>
       <w:tblInd w:w="0" w:type="dxa"/>
       <w:tblBorders>
-        <w:top w:val="single" w:sz="4" w:space="0" w:color="auto"/>
-        <w:left w:val="single" w:sz="4" w:space="0" w:color="auto"/>
-        <w:bottom w:val="single" w:sz="4" w:space="0" w:color="auto"/>
-        <w:right w:val="single" w:sz="4" w:space="0" w:color="auto"/>
-        <w:insideH w:val="single" w:sz="4" w:space="0" w:color="auto"/>
-        <w:insideV w:val="single" w:sz="4" w:space="0" w:color="auto"/>
+        <w:top w:val="single" w:color="auto" w:sz="4" w:space="0"/>
+        <w:left w:val="single" w:color="auto" w:sz="4" w:space="0"/>
+        <w:bottom w:val="single" w:color="auto" w:sz="4" w:space="0"/>
+        <w:right w:val="single" w:color="auto" w:sz="4" w:space="0"/>
+        <w:insideH w:val="single" w:color="auto" w:sz="4" w:space="0"/>
+        <w:insideV w:val="single" w:color="auto" w:sz="4" w:space="0"/>
       </w:tblBorders>
       <w:tblCellMar>
         <w:top w:w="0" w:type="dxa"/>
@@ -4471,8 +4475,8 @@
       <w:tblStyleColBandSize w:val="1"/>
       <w:tblInd w:w="0" w:type="dxa"/>
       <w:tblBorders>
-        <w:top w:val="single" w:sz="8" w:space="0" w:color="000000" w:themeColor="text1"/>
-        <w:bottom w:val="single" w:sz="8" w:space="0" w:color="000000" w:themeColor="text1"/>
+        <w:top w:val="single" w:color="000000" w:themeColor="text1" w:sz="8" w:space="0"/>
+        <w:bottom w:val="single" w:color="000000" w:themeColor="text1" w:sz="8" w:space="0"/>
       </w:tblBorders>
       <w:tblCellMar>
         <w:top w:w="0" w:type="dxa"/>
@@ -4492,9 +4496,9 @@
       <w:tblPr/>
       <w:tcPr>
         <w:tcBorders>
-          <w:top w:val="single" w:sz="8" w:space="0" w:color="000000" w:themeColor="text1"/>
-          <w:left w:val="nil"/>
-          <w:bottom w:val="single" w:sz="8" w:space="0" w:color="000000" w:themeColor="text1"/>
+          <w:top w:val="single" w:color="000000" w:themeColor="text1" w:sz="8" w:space="0"/>
+          <w:left w:val="nil"/>
+          <w:bottom w:val="single" w:color="000000" w:themeColor="text1" w:sz="8" w:space="0"/>
           <w:right w:val="nil"/>
           <w:insideH w:val="nil"/>
           <w:insideV w:val="nil"/>
@@ -4512,9 +4516,9 @@
       <w:tblPr/>
       <w:tcPr>
         <w:tcBorders>
-          <w:top w:val="single" w:sz="8" w:space="0" w:color="000000" w:themeColor="text1"/>
-          <w:left w:val="nil"/>
-          <w:bottom w:val="single" w:sz="8" w:space="0" w:color="000000" w:themeColor="text1"/>
+          <w:top w:val="single" w:color="000000" w:themeColor="text1" w:sz="8" w:space="0"/>
+          <w:left w:val="nil"/>
+          <w:bottom w:val="single" w:color="000000" w:themeColor="text1" w:sz="8" w:space="0"/>
           <w:right w:val="nil"/>
           <w:insideH w:val="nil"/>
           <w:insideV w:val="nil"/>
@@ -4574,8 +4578,8 @@
       <w:tblStyleColBandSize w:val="1"/>
       <w:tblInd w:w="0" w:type="dxa"/>
       <w:tblBorders>
-        <w:top w:val="single" w:sz="8" w:space="0" w:color="4F81BD" w:themeColor="accent1"/>
-        <w:bottom w:val="single" w:sz="8" w:space="0" w:color="4F81BD" w:themeColor="accent1"/>
+        <w:top w:val="single" w:color="4F81BD" w:themeColor="accent1" w:sz="8" w:space="0"/>
+        <w:bottom w:val="single" w:color="4F81BD" w:themeColor="accent1" w:sz="8" w:space="0"/>
       </w:tblBorders>
       <w:tblCellMar>
         <w:top w:w="0" w:type="dxa"/>
@@ -4595,9 +4599,9 @@
       <w:tblPr/>
       <w:tcPr>
         <w:tcBorders>
-          <w:top w:val="single" w:sz="8" w:space="0" w:color="4F81BD" w:themeColor="accent1"/>
-          <w:left w:val="nil"/>
-          <w:bottom w:val="single" w:sz="8" w:space="0" w:color="4F81BD" w:themeColor="accent1"/>
+          <w:top w:val="single" w:color="4F81BD" w:themeColor="accent1" w:sz="8" w:space="0"/>
+          <w:left w:val="nil"/>
+          <w:bottom w:val="single" w:color="4F81BD" w:themeColor="accent1" w:sz="8" w:space="0"/>
           <w:right w:val="nil"/>
           <w:insideH w:val="nil"/>
           <w:insideV w:val="nil"/>
@@ -4615,9 +4619,9 @@
       <w:tblPr/>
       <w:tcPr>
         <w:tcBorders>
-          <w:top w:val="single" w:sz="8" w:space="0" w:color="4F81BD" w:themeColor="accent1"/>
-          <w:left w:val="nil"/>
-          <w:bottom w:val="single" w:sz="8" w:space="0" w:color="4F81BD" w:themeColor="accent1"/>
+          <w:top w:val="single" w:color="4F81BD" w:themeColor="accent1" w:sz="8" w:space="0"/>
+          <w:left w:val="nil"/>
+          <w:bottom w:val="single" w:color="4F81BD" w:themeColor="accent1" w:sz="8" w:space="0"/>
           <w:right w:val="nil"/>
           <w:insideH w:val="nil"/>
           <w:insideV w:val="nil"/>
@@ -4677,8 +4681,8 @@
       <w:tblStyleColBandSize w:val="1"/>
       <w:tblInd w:w="0" w:type="dxa"/>
       <w:tblBorders>
-        <w:top w:val="single" w:sz="8" w:space="0" w:color="C0504D" w:themeColor="accent2"/>
-        <w:bottom w:val="single" w:sz="8" w:space="0" w:color="C0504D" w:themeColor="accent2"/>
+        <w:top w:val="single" w:color="C0504D" w:themeColor="accent2" w:sz="8" w:space="0"/>
+        <w:bottom w:val="single" w:color="C0504D" w:themeColor="accent2" w:sz="8" w:space="0"/>
       </w:tblBorders>
       <w:tblCellMar>
         <w:top w:w="0" w:type="dxa"/>
@@ -4698,9 +4702,9 @@
       <w:tblPr/>
       <w:tcPr>
         <w:tcBorders>
-          <w:top w:val="single" w:sz="8" w:space="0" w:color="C0504D" w:themeColor="accent2"/>
-          <w:left w:val="nil"/>
-          <w:bottom w:val="single" w:sz="8" w:space="0" w:color="C0504D" w:themeColor="accent2"/>
+          <w:top w:val="single" w:color="C0504D" w:themeColor="accent2" w:sz="8" w:space="0"/>
+          <w:left w:val="nil"/>
+          <w:bottom w:val="single" w:color="C0504D" w:themeColor="accent2" w:sz="8" w:space="0"/>
           <w:right w:val="nil"/>
           <w:insideH w:val="nil"/>
           <w:insideV w:val="nil"/>
@@ -4718,9 +4722,9 @@
       <w:tblPr/>
       <w:tcPr>
         <w:tcBorders>
-          <w:top w:val="single" w:sz="8" w:space="0" w:color="C0504D" w:themeColor="accent2"/>
-          <w:left w:val="nil"/>
-          <w:bottom w:val="single" w:sz="8" w:space="0" w:color="C0504D" w:themeColor="accent2"/>
+          <w:top w:val="single" w:color="C0504D" w:themeColor="accent2" w:sz="8" w:space="0"/>
+          <w:left w:val="nil"/>
+          <w:bottom w:val="single" w:color="C0504D" w:themeColor="accent2" w:sz="8" w:space="0"/>
           <w:right w:val="nil"/>
           <w:insideH w:val="nil"/>
           <w:insideV w:val="nil"/>
@@ -4780,8 +4784,8 @@
       <w:tblStyleColBandSize w:val="1"/>
       <w:tblInd w:w="0" w:type="dxa"/>
       <w:tblBorders>
-        <w:top w:val="single" w:sz="8" w:space="0" w:color="9BBB59" w:themeColor="accent3"/>
-        <w:bottom w:val="single" w:sz="8" w:space="0" w:color="9BBB59" w:themeColor="accent3"/>
+        <w:top w:val="single" w:color="9BBB59" w:themeColor="accent3" w:sz="8" w:space="0"/>
+        <w:bottom w:val="single" w:color="9BBB59" w:themeColor="accent3" w:sz="8" w:space="0"/>
       </w:tblBorders>
       <w:tblCellMar>
         <w:top w:w="0" w:type="dxa"/>
@@ -4801,9 +4805,9 @@
       <w:tblPr/>
       <w:tcPr>
         <w:tcBorders>
-          <w:top w:val="single" w:sz="8" w:space="0" w:color="9BBB59" w:themeColor="accent3"/>
-          <w:left w:val="nil"/>
-          <w:bottom w:val="single" w:sz="8" w:space="0" w:color="9BBB59" w:themeColor="accent3"/>
+          <w:top w:val="single" w:color="9BBB59" w:themeColor="accent3" w:sz="8" w:space="0"/>
+          <w:left w:val="nil"/>
+          <w:bottom w:val="single" w:color="9BBB59" w:themeColor="accent3" w:sz="8" w:space="0"/>
           <w:right w:val="nil"/>
           <w:insideH w:val="nil"/>
           <w:insideV w:val="nil"/>
@@ -4821,9 +4825,9 @@
       <w:tblPr/>
       <w:tcPr>
         <w:tcBorders>
-          <w:top w:val="single" w:sz="8" w:space="0" w:color="9BBB59" w:themeColor="accent3"/>
-          <w:left w:val="nil"/>
-          <w:bottom w:val="single" w:sz="8" w:space="0" w:color="9BBB59" w:themeColor="accent3"/>
+          <w:top w:val="single" w:color="9BBB59" w:themeColor="accent3" w:sz="8" w:space="0"/>
+          <w:left w:val="nil"/>
+          <w:bottom w:val="single" w:color="9BBB59" w:themeColor="accent3" w:sz="8" w:space="0"/>
           <w:right w:val="nil"/>
           <w:insideH w:val="nil"/>
           <w:insideV w:val="nil"/>
@@ -4883,8 +4887,8 @@
       <w:tblStyleColBandSize w:val="1"/>
       <w:tblInd w:w="0" w:type="dxa"/>
       <w:tblBorders>
-        <w:top w:val="single" w:sz="8" w:space="0" w:color="8064A2" w:themeColor="accent4"/>
-        <w:bottom w:val="single" w:sz="8" w:space="0" w:color="8064A2" w:themeColor="accent4"/>
+        <w:top w:val="single" w:color="8064A2" w:themeColor="accent4" w:sz="8" w:space="0"/>
+        <w:bottom w:val="single" w:color="8064A2" w:themeColor="accent4" w:sz="8" w:space="0"/>
       </w:tblBorders>
       <w:tblCellMar>
         <w:top w:w="0" w:type="dxa"/>
@@ -4904,9 +4908,9 @@
       <w:tblPr/>
       <w:tcPr>
         <w:tcBorders>
-          <w:top w:val="single" w:sz="8" w:space="0" w:color="8064A2" w:themeColor="accent4"/>
-          <w:left w:val="nil"/>
-          <w:bottom w:val="single" w:sz="8" w:space="0" w:color="8064A2" w:themeColor="accent4"/>
+          <w:top w:val="single" w:color="8064A2" w:themeColor="accent4" w:sz="8" w:space="0"/>
+          <w:left w:val="nil"/>
+          <w:bottom w:val="single" w:color="8064A2" w:themeColor="accent4" w:sz="8" w:space="0"/>
           <w:right w:val="nil"/>
           <w:insideH w:val="nil"/>
           <w:insideV w:val="nil"/>
@@ -4924,9 +4928,9 @@
       <w:tblPr/>
       <w:tcPr>
         <w:tcBorders>
-          <w:top w:val="single" w:sz="8" w:space="0" w:color="8064A2" w:themeColor="accent4"/>
-          <w:left w:val="nil"/>
-          <w:bottom w:val="single" w:sz="8" w:space="0" w:color="8064A2" w:themeColor="accent4"/>
+          <w:top w:val="single" w:color="8064A2" w:themeColor="accent4" w:sz="8" w:space="0"/>
+          <w:left w:val="nil"/>
+          <w:bottom w:val="single" w:color="8064A2" w:themeColor="accent4" w:sz="8" w:space="0"/>
           <w:right w:val="nil"/>
           <w:insideH w:val="nil"/>
           <w:insideV w:val="nil"/>
@@ -4986,8 +4990,8 @@
       <w:tblStyleColBandSize w:val="1"/>
       <w:tblInd w:w="0" w:type="dxa"/>
       <w:tblBorders>
-        <w:top w:val="single" w:sz="8" w:space="0" w:color="4BACC6" w:themeColor="accent5"/>
-        <w:bottom w:val="single" w:sz="8" w:space="0" w:color="4BACC6" w:themeColor="accent5"/>
+        <w:top w:val="single" w:color="4BACC6" w:themeColor="accent5" w:sz="8" w:space="0"/>
+        <w:bottom w:val="single" w:color="4BACC6" w:themeColor="accent5" w:sz="8" w:space="0"/>
       </w:tblBorders>
       <w:tblCellMar>
         <w:top w:w="0" w:type="dxa"/>
@@ -5007,9 +5011,9 @@
       <w:tblPr/>
       <w:tcPr>
         <w:tcBorders>
-          <w:top w:val="single" w:sz="8" w:space="0" w:color="4BACC6" w:themeColor="accent5"/>
-          <w:left w:val="nil"/>
-          <w:bottom w:val="single" w:sz="8" w:space="0" w:color="4BACC6" w:themeColor="accent5"/>
+          <w:top w:val="single" w:color="4BACC6" w:themeColor="accent5" w:sz="8" w:space="0"/>
+          <w:left w:val="nil"/>
+          <w:bottom w:val="single" w:color="4BACC6" w:themeColor="accent5" w:sz="8" w:space="0"/>
           <w:right w:val="nil"/>
           <w:insideH w:val="nil"/>
           <w:insideV w:val="nil"/>
@@ -5027,9 +5031,9 @@
       <w:tblPr/>
       <w:tcPr>
         <w:tcBorders>
-          <w:top w:val="single" w:sz="8" w:space="0" w:color="4BACC6" w:themeColor="accent5"/>
-          <w:left w:val="nil"/>
-          <w:bottom w:val="single" w:sz="8" w:space="0" w:color="4BACC6" w:themeColor="accent5"/>
+          <w:top w:val="single" w:color="4BACC6" w:themeColor="accent5" w:sz="8" w:space="0"/>
+          <w:left w:val="nil"/>
+          <w:bottom w:val="single" w:color="4BACC6" w:themeColor="accent5" w:sz="8" w:space="0"/>
           <w:right w:val="nil"/>
           <w:insideH w:val="nil"/>
           <w:insideV w:val="nil"/>
@@ -5089,8 +5093,8 @@
       <w:tblStyleColBandSize w:val="1"/>
       <w:tblInd w:w="0" w:type="dxa"/>
       <w:tblBorders>
-        <w:top w:val="single" w:sz="8" w:space="0" w:color="F79646" w:themeColor="accent6"/>
-        <w:bottom w:val="single" w:sz="8" w:space="0" w:color="F79646" w:themeColor="accent6"/>
+        <w:top w:val="single" w:color="F79646" w:themeColor="accent6" w:sz="8" w:space="0"/>
+        <w:bottom w:val="single" w:color="F79646" w:themeColor="accent6" w:sz="8" w:space="0"/>
       </w:tblBorders>
       <w:tblCellMar>
         <w:top w:w="0" w:type="dxa"/>
@@ -5110,9 +5114,9 @@
       <w:tblPr/>
       <w:tcPr>
         <w:tcBorders>
-          <w:top w:val="single" w:sz="8" w:space="0" w:color="F79646" w:themeColor="accent6"/>
-          <w:left w:val="nil"/>
-          <w:bottom w:val="single" w:sz="8" w:space="0" w:color="F79646" w:themeColor="accent6"/>
+          <w:top w:val="single" w:color="F79646" w:themeColor="accent6" w:sz="8" w:space="0"/>
+          <w:left w:val="nil"/>
+          <w:bottom w:val="single" w:color="F79646" w:themeColor="accent6" w:sz="8" w:space="0"/>
           <w:right w:val="nil"/>
           <w:insideH w:val="nil"/>
           <w:insideV w:val="nil"/>
@@ -5130,9 +5134,9 @@
       <w:tblPr/>
       <w:tcPr>
         <w:tcBorders>
-          <w:top w:val="single" w:sz="8" w:space="0" w:color="F79646" w:themeColor="accent6"/>
-          <w:left w:val="nil"/>
-          <w:bottom w:val="single" w:sz="8" w:space="0" w:color="F79646" w:themeColor="accent6"/>
+          <w:top w:val="single" w:color="F79646" w:themeColor="accent6" w:sz="8" w:space="0"/>
+          <w:left w:val="nil"/>
+          <w:bottom w:val="single" w:color="F79646" w:themeColor="accent6" w:sz="8" w:space="0"/>
           <w:right w:val="nil"/>
           <w:insideH w:val="nil"/>
           <w:insideV w:val="nil"/>
@@ -5189,10 +5193,10 @@
       <w:tblStyleColBandSize w:val="1"/>
       <w:tblInd w:w="0" w:type="dxa"/>
       <w:tblBorders>
-        <w:top w:val="single" w:sz="8" w:space="0" w:color="000000" w:themeColor="text1"/>
-        <w:left w:val="single" w:sz="8" w:space="0" w:color="000000" w:themeColor="text1"/>
-        <w:bottom w:val="single" w:sz="8" w:space="0" w:color="000000" w:themeColor="text1"/>
-        <w:right w:val="single" w:sz="8" w:space="0" w:color="000000" w:themeColor="text1"/>
+        <w:top w:val="single" w:color="000000" w:themeColor="text1" w:sz="8" w:space="0"/>
+        <w:left w:val="single" w:color="000000" w:themeColor="text1" w:sz="8" w:space="0"/>
+        <w:bottom w:val="single" w:color="000000" w:themeColor="text1" w:sz="8" w:space="0"/>
+        <w:right w:val="single" w:color="000000" w:themeColor="text1" w:sz="8" w:space="0"/>
       </w:tblBorders>
       <w:tblCellMar>
         <w:top w:w="0" w:type="dxa"/>
@@ -5226,10 +5230,10 @@
       <w:tblPr/>
       <w:tcPr>
         <w:tcBorders>
-          <w:top w:val="double" w:sz="6" w:space="0" w:color="000000" w:themeColor="text1"/>
-          <w:left w:val="single" w:sz="8" w:space="0" w:color="000000" w:themeColor="text1"/>
-          <w:bottom w:val="single" w:sz="8" w:space="0" w:color="000000" w:themeColor="text1"/>
-          <w:right w:val="single" w:sz="8" w:space="0" w:color="000000" w:themeColor="text1"/>
+          <w:top w:val="double" w:color="000000" w:themeColor="text1" w:sz="6" w:space="0"/>
+          <w:left w:val="single" w:color="000000" w:themeColor="text1" w:sz="8" w:space="0"/>
+          <w:bottom w:val="single" w:color="000000" w:themeColor="text1" w:sz="8" w:space="0"/>
+          <w:right w:val="single" w:color="000000" w:themeColor="text1" w:sz="8" w:space="0"/>
         </w:tcBorders>
       </w:tcPr>
     </w:tblStylePr>
@@ -5249,10 +5253,10 @@
       <w:tblPr/>
       <w:tcPr>
         <w:tcBorders>
-          <w:top w:val="single" w:sz="8" w:space="0" w:color="000000" w:themeColor="text1"/>
-          <w:left w:val="single" w:sz="8" w:space="0" w:color="000000" w:themeColor="text1"/>
-          <w:bottom w:val="single" w:sz="8" w:space="0" w:color="000000" w:themeColor="text1"/>
-          <w:right w:val="single" w:sz="8" w:space="0" w:color="000000" w:themeColor="text1"/>
+          <w:top w:val="single" w:color="000000" w:themeColor="text1" w:sz="8" w:space="0"/>
+          <w:left w:val="single" w:color="000000" w:themeColor="text1" w:sz="8" w:space="0"/>
+          <w:bottom w:val="single" w:color="000000" w:themeColor="text1" w:sz="8" w:space="0"/>
+          <w:right w:val="single" w:color="000000" w:themeColor="text1" w:sz="8" w:space="0"/>
         </w:tcBorders>
       </w:tcPr>
     </w:tblStylePr>
@@ -5260,10 +5264,10 @@
       <w:tblPr/>
       <w:tcPr>
         <w:tcBorders>
-          <w:top w:val="single" w:sz="8" w:space="0" w:color="000000" w:themeColor="text1"/>
-          <w:left w:val="single" w:sz="8" w:space="0" w:color="000000" w:themeColor="text1"/>
-          <w:bottom w:val="single" w:sz="8" w:space="0" w:color="000000" w:themeColor="text1"/>
-          <w:right w:val="single" w:sz="8" w:space="0" w:color="000000" w:themeColor="text1"/>
+          <w:top w:val="single" w:color="000000" w:themeColor="text1" w:sz="8" w:space="0"/>
+          <w:left w:val="single" w:color="000000" w:themeColor="text1" w:sz="8" w:space="0"/>
+          <w:bottom w:val="single" w:color="000000" w:themeColor="text1" w:sz="8" w:space="0"/>
+          <w:right w:val="single" w:color="000000" w:themeColor="text1" w:sz="8" w:space="0"/>
         </w:tcBorders>
       </w:tcPr>
     </w:tblStylePr>
@@ -5281,10 +5285,10 @@
       <w:tblStyleColBandSize w:val="1"/>
       <w:tblInd w:w="0" w:type="dxa"/>
       <w:tblBorders>
-        <w:top w:val="single" w:sz="8" w:space="0" w:color="4F81BD" w:themeColor="accent1"/>
-        <w:left w:val="single" w:sz="8" w:space="0" w:color="4F81BD" w:themeColor="accent1"/>
-        <w:bottom w:val="single" w:sz="8" w:space="0" w:color="4F81BD" w:themeColor="accent1"/>
-        <w:right w:val="single" w:sz="8" w:space="0" w:color="4F81BD" w:themeColor="accent1"/>
+        <w:top w:val="single" w:color="4F81BD" w:themeColor="accent1" w:sz="8" w:space="0"/>
+        <w:left w:val="single" w:color="4F81BD" w:themeColor="accent1" w:sz="8" w:space="0"/>
+        <w:bottom w:val="single" w:color="4F81BD" w:themeColor="accent1" w:sz="8" w:space="0"/>
+        <w:right w:val="single" w:color="4F81BD" w:themeColor="accent1" w:sz="8" w:space="0"/>
       </w:tblBorders>
       <w:tblCellMar>
         <w:top w:w="0" w:type="dxa"/>
@@ -5318,10 +5322,10 @@
       <w:tblPr/>
       <w:tcPr>
         <w:tcBorders>
-          <w:top w:val="double" w:sz="6" w:space="0" w:color="4F81BD" w:themeColor="accent1"/>
-          <w:left w:val="single" w:sz="8" w:space="0" w:color="4F81BD" w:themeColor="accent1"/>
-          <w:bottom w:val="single" w:sz="8" w:space="0" w:color="4F81BD" w:themeColor="accent1"/>
-          <w:right w:val="single" w:sz="8" w:space="0" w:color="4F81BD" w:themeColor="accent1"/>
+          <w:top w:val="double" w:color="4F81BD" w:themeColor="accent1" w:sz="6" w:space="0"/>
+          <w:left w:val="single" w:color="4F81BD" w:themeColor="accent1" w:sz="8" w:space="0"/>
+          <w:bottom w:val="single" w:color="4F81BD" w:themeColor="accent1" w:sz="8" w:space="0"/>
+          <w:right w:val="single" w:color="4F81BD" w:themeColor="accent1" w:sz="8" w:space="0"/>
         </w:tcBorders>
       </w:tcPr>
     </w:tblStylePr>
@@ -5341,10 +5345,10 @@
       <w:tblPr/>
       <w:tcPr>
         <w:tcBorders>
-          <w:top w:val="single" w:sz="8" w:space="0" w:color="4F81BD" w:themeColor="accent1"/>
-          <w:left w:val="single" w:sz="8" w:space="0" w:color="4F81BD" w:themeColor="accent1"/>
-          <w:bottom w:val="single" w:sz="8" w:space="0" w:color="4F81BD" w:themeColor="accent1"/>
-          <w:right w:val="single" w:sz="8" w:space="0" w:color="4F81BD" w:themeColor="accent1"/>
+          <w:top w:val="single" w:color="4F81BD" w:themeColor="accent1" w:sz="8" w:space="0"/>
+          <w:left w:val="single" w:color="4F81BD" w:themeColor="accent1" w:sz="8" w:space="0"/>
+          <w:bottom w:val="single" w:color="4F81BD" w:themeColor="accent1" w:sz="8" w:space="0"/>
+          <w:right w:val="single" w:color="4F81BD" w:themeColor="accent1" w:sz="8" w:space="0"/>
         </w:tcBorders>
       </w:tcPr>
     </w:tblStylePr>
@@ -5352,10 +5356,10 @@
       <w:tblPr/>
       <w:tcPr>
         <w:tcBorders>
-          <w:top w:val="single" w:sz="8" w:space="0" w:color="4F81BD" w:themeColor="accent1"/>
-          <w:left w:val="single" w:sz="8" w:space="0" w:color="4F81BD" w:themeColor="accent1"/>
-          <w:bottom w:val="single" w:sz="8" w:space="0" w:color="4F81BD" w:themeColor="accent1"/>
-          <w:right w:val="single" w:sz="8" w:space="0" w:color="4F81BD" w:themeColor="accent1"/>
+          <w:top w:val="single" w:color="4F81BD" w:themeColor="accent1" w:sz="8" w:space="0"/>
+          <w:left w:val="single" w:color="4F81BD" w:themeColor="accent1" w:sz="8" w:space="0"/>
+          <w:bottom w:val="single" w:color="4F81BD" w:themeColor="accent1" w:sz="8" w:space="0"/>
+          <w:right w:val="single" w:color="4F81BD" w:themeColor="accent1" w:sz="8" w:space="0"/>
         </w:tcBorders>
       </w:tcPr>
     </w:tblStylePr>
@@ -5373,10 +5377,10 @@
       <w:tblStyleColBandSize w:val="1"/>
       <w:tblInd w:w="0" w:type="dxa"/>
       <w:tblBorders>
-        <w:top w:val="single" w:sz="8" w:space="0" w:color="C0504D" w:themeColor="accent2"/>
-        <w:left w:val="single" w:sz="8" w:space="0" w:color="C0504D" w:themeColor="accent2"/>
-        <w:bottom w:val="single" w:sz="8" w:space="0" w:color="C0504D" w:themeColor="accent2"/>
-        <w:right w:val="single" w:sz="8" w:space="0" w:color="C0504D" w:themeColor="accent2"/>
+        <w:top w:val="single" w:color="C0504D" w:themeColor="accent2" w:sz="8" w:space="0"/>
+        <w:left w:val="single" w:color="C0504D" w:themeColor="accent2" w:sz="8" w:space="0"/>
+        <w:bottom w:val="single" w:color="C0504D" w:themeColor="accent2" w:sz="8" w:space="0"/>
+        <w:right w:val="single" w:color="C0504D" w:themeColor="accent2" w:sz="8" w:space="0"/>
       </w:tblBorders>
       <w:tblCellMar>
         <w:top w:w="0" w:type="dxa"/>
@@ -5410,10 +5414,10 @@
       <w:tblPr/>
       <w:tcPr>
         <w:tcBorders>
-          <w:top w:val="double" w:sz="6" w:space="0" w:color="C0504D" w:themeColor="accent2"/>
-          <w:left w:val="single" w:sz="8" w:space="0" w:color="C0504D" w:themeColor="accent2"/>
-          <w:bottom w:val="single" w:sz="8" w:space="0" w:color="C0504D" w:themeColor="accent2"/>
-          <w:right w:val="single" w:sz="8" w:space="0" w:color="C0504D" w:themeColor="accent2"/>
+          <w:top w:val="double" w:color="C0504D" w:themeColor="accent2" w:sz="6" w:space="0"/>
+          <w:left w:val="single" w:color="C0504D" w:themeColor="accent2" w:sz="8" w:space="0"/>
+          <w:bottom w:val="single" w:color="C0504D" w:themeColor="accent2" w:sz="8" w:space="0"/>
+          <w:right w:val="single" w:color="C0504D" w:themeColor="accent2" w:sz="8" w:space="0"/>
         </w:tcBorders>
       </w:tcPr>
     </w:tblStylePr>
@@ -5433,10 +5437,10 @@
       <w:tblPr/>
       <w:tcPr>
         <w:tcBorders>
-          <w:top w:val="single" w:sz="8" w:space="0" w:color="C0504D" w:themeColor="accent2"/>
-          <w:left w:val="single" w:sz="8" w:space="0" w:color="C0504D" w:themeColor="accent2"/>
-          <w:bottom w:val="single" w:sz="8" w:space="0" w:color="C0504D" w:themeColor="accent2"/>
-          <w:right w:val="single" w:sz="8" w:space="0" w:color="C0504D" w:themeColor="accent2"/>
+          <w:top w:val="single" w:color="C0504D" w:themeColor="accent2" w:sz="8" w:space="0"/>
+          <w:left w:val="single" w:color="C0504D" w:themeColor="accent2" w:sz="8" w:space="0"/>
+          <w:bottom w:val="single" w:color="C0504D" w:themeColor="accent2" w:sz="8" w:space="0"/>
+          <w:right w:val="single" w:color="C0504D" w:themeColor="accent2" w:sz="8" w:space="0"/>
         </w:tcBorders>
       </w:tcPr>
     </w:tblStylePr>
@@ -5444,10 +5448,10 @@
       <w:tblPr/>
       <w:tcPr>
         <w:tcBorders>
-          <w:top w:val="single" w:sz="8" w:space="0" w:color="C0504D" w:themeColor="accent2"/>
-          <w:left w:val="single" w:sz="8" w:space="0" w:color="C0504D" w:themeColor="accent2"/>
-          <w:bottom w:val="single" w:sz="8" w:space="0" w:color="C0504D" w:themeColor="accent2"/>
-          <w:right w:val="single" w:sz="8" w:space="0" w:color="C0504D" w:themeColor="accent2"/>
+          <w:top w:val="single" w:color="C0504D" w:themeColor="accent2" w:sz="8" w:space="0"/>
+          <w:left w:val="single" w:color="C0504D" w:themeColor="accent2" w:sz="8" w:space="0"/>
+          <w:bottom w:val="single" w:color="C0504D" w:themeColor="accent2" w:sz="8" w:space="0"/>
+          <w:right w:val="single" w:color="C0504D" w:themeColor="accent2" w:sz="8" w:space="0"/>
         </w:tcBorders>
       </w:tcPr>
     </w:tblStylePr>
@@ -5465,10 +5469,10 @@
       <w:tblStyleColBandSize w:val="1"/>
       <w:tblInd w:w="0" w:type="dxa"/>
       <w:tblBorders>
-        <w:top w:val="single" w:sz="8" w:space="0" w:color="9BBB59" w:themeColor="accent3"/>
-        <w:left w:val="single" w:sz="8" w:space="0" w:color="9BBB59" w:themeColor="accent3"/>
-        <w:bottom w:val="single" w:sz="8" w:space="0" w:color="9BBB59" w:themeColor="accent3"/>
-        <w:right w:val="single" w:sz="8" w:space="0" w:color="9BBB59" w:themeColor="accent3"/>
+        <w:top w:val="single" w:color="9BBB59" w:themeColor="accent3" w:sz="8" w:space="0"/>
+        <w:left w:val="single" w:color="9BBB59" w:themeColor="accent3" w:sz="8" w:space="0"/>
+        <w:bottom w:val="single" w:color="9BBB59" w:themeColor="accent3" w:sz="8" w:space="0"/>
+        <w:right w:val="single" w:color="9BBB59" w:themeColor="accent3" w:sz="8" w:space="0"/>
       </w:tblBorders>
       <w:tblCellMar>
         <w:top w:w="0" w:type="dxa"/>
@@ -5502,10 +5506,10 @@
       <w:tblPr/>
       <w:tcPr>
         <w:tcBorders>
-          <w:top w:val="double" w:sz="6" w:space="0" w:color="9BBB59" w:themeColor="accent3"/>
-          <w:left w:val="single" w:sz="8" w:space="0" w:color="9BBB59" w:themeColor="accent3"/>
-          <w:bottom w:val="single" w:sz="8" w:space="0" w:color="9BBB59" w:themeColor="accent3"/>
-          <w:right w:val="single" w:sz="8" w:space="0" w:color="9BBB59" w:themeColor="accent3"/>
+          <w:top w:val="double" w:color="9BBB59" w:themeColor="accent3" w:sz="6" w:space="0"/>
+          <w:left w:val="single" w:color="9BBB59" w:themeColor="accent3" w:sz="8" w:space="0"/>
+          <w:bottom w:val="single" w:color="9BBB59" w:themeColor="accent3" w:sz="8" w:space="0"/>
+          <w:right w:val="single" w:color="9BBB59" w:themeColor="accent3" w:sz="8" w:space="0"/>
         </w:tcBorders>
       </w:tcPr>
     </w:tblStylePr>
@@ -5525,10 +5529,10 @@
       <w:tblPr/>
       <w:tcPr>
         <w:tcBorders>
-          <w:top w:val="single" w:sz="8" w:space="0" w:color="9BBB59" w:themeColor="accent3"/>
-          <w:left w:val="single" w:sz="8" w:space="0" w:color="9BBB59" w:themeColor="accent3"/>
-          <w:bottom w:val="single" w:sz="8" w:space="0" w:color="9BBB59" w:themeColor="accent3"/>
-          <w:right w:val="single" w:sz="8" w:space="0" w:color="9BBB59" w:themeColor="accent3"/>
+          <w:top w:val="single" w:color="9BBB59" w:themeColor="accent3" w:sz="8" w:space="0"/>
+          <w:left w:val="single" w:color="9BBB59" w:themeColor="accent3" w:sz="8" w:space="0"/>
+          <w:bottom w:val="single" w:color="9BBB59" w:themeColor="accent3" w:sz="8" w:space="0"/>
+          <w:right w:val="single" w:color="9BBB59" w:themeColor="accent3" w:sz="8" w:space="0"/>
         </w:tcBorders>
       </w:tcPr>
     </w:tblStylePr>
@@ -5536,10 +5540,10 @@
       <w:tblPr/>
       <w:tcPr>
         <w:tcBorders>
-          <w:top w:val="single" w:sz="8" w:space="0" w:color="9BBB59" w:themeColor="accent3"/>
-          <w:left w:val="single" w:sz="8" w:space="0" w:color="9BBB59" w:themeColor="accent3"/>
-          <w:bottom w:val="single" w:sz="8" w:space="0" w:color="9BBB59" w:themeColor="accent3"/>
-          <w:right w:val="single" w:sz="8" w:space="0" w:color="9BBB59" w:themeColor="accent3"/>
+          <w:top w:val="single" w:color="9BBB59" w:themeColor="accent3" w:sz="8" w:space="0"/>
+          <w:left w:val="single" w:color="9BBB59" w:themeColor="accent3" w:sz="8" w:space="0"/>
+          <w:bottom w:val="single" w:color="9BBB59" w:themeColor="accent3" w:sz="8" w:space="0"/>
+          <w:right w:val="single" w:color="9BBB59" w:themeColor="accent3" w:sz="8" w:space="0"/>
         </w:tcBorders>
       </w:tcPr>
     </w:tblStylePr>
@@ -5557,10 +5561,10 @@
       <w:tblStyleColBandSize w:val="1"/>
       <w:tblInd w:w="0" w:type="dxa"/>
       <w:tblBorders>
-        <w:top w:val="single" w:sz="8" w:space="0" w:color="8064A2" w:themeColor="accent4"/>
-        <w:left w:val="single" w:sz="8" w:space="0" w:color="8064A2" w:themeColor="accent4"/>
-        <w:bottom w:val="single" w:sz="8" w:space="0" w:color="8064A2" w:themeColor="accent4"/>
-        <w:right w:val="single" w:sz="8" w:space="0" w:color="8064A2" w:themeColor="accent4"/>
+        <w:top w:val="single" w:color="8064A2" w:themeColor="accent4" w:sz="8" w:space="0"/>
+        <w:left w:val="single" w:color="8064A2" w:themeColor="accent4" w:sz="8" w:space="0"/>
+        <w:bottom w:val="single" w:color="8064A2" w:themeColor="accent4" w:sz="8" w:space="0"/>
+        <w:right w:val="single" w:color="8064A2" w:themeColor="accent4" w:sz="8" w:space="0"/>
       </w:tblBorders>
       <w:tblCellMar>
         <w:top w:w="0" w:type="dxa"/>
@@ -5594,10 +5598,10 @@
       <w:tblPr/>
       <w:tcPr>
         <w:tcBorders>
-          <w:top w:val="double" w:sz="6" w:space="0" w:color="8064A2" w:themeColor="accent4"/>
-          <w:left w:val="single" w:sz="8" w:space="0" w:color="8064A2" w:themeColor="accent4"/>
-          <w:bottom w:val="single" w:sz="8" w:space="0" w:color="8064A2" w:themeColor="accent4"/>
-          <w:right w:val="single" w:sz="8" w:space="0" w:color="8064A2" w:themeColor="accent4"/>
+          <w:top w:val="double" w:color="8064A2" w:themeColor="accent4" w:sz="6" w:space="0"/>
+          <w:left w:val="single" w:color="8064A2" w:themeColor="accent4" w:sz="8" w:space="0"/>
+          <w:bottom w:val="single" w:color="8064A2" w:themeColor="accent4" w:sz="8" w:space="0"/>
+          <w:right w:val="single" w:color="8064A2" w:themeColor="accent4" w:sz="8" w:space="0"/>
         </w:tcBorders>
       </w:tcPr>
     </w:tblStylePr>
@@ -5617,10 +5621,10 @@
       <w:tblPr/>
       <w:tcPr>
         <w:tcBorders>
-          <w:top w:val="single" w:sz="8" w:space="0" w:color="8064A2" w:themeColor="accent4"/>
-          <w:left w:val="single" w:sz="8" w:space="0" w:color="8064A2" w:themeColor="accent4"/>
-          <w:bottom w:val="single" w:sz="8" w:space="0" w:color="8064A2" w:themeColor="accent4"/>
-          <w:right w:val="single" w:sz="8" w:space="0" w:color="8064A2" w:themeColor="accent4"/>
+          <w:top w:val="single" w:color="8064A2" w:themeColor="accent4" w:sz="8" w:space="0"/>
+          <w:left w:val="single" w:color="8064A2" w:themeColor="accent4" w:sz="8" w:space="0"/>
+          <w:bottom w:val="single" w:color="8064A2" w:themeColor="accent4" w:sz="8" w:space="0"/>
+          <w:right w:val="single" w:color="8064A2" w:themeColor="accent4" w:sz="8" w:space="0"/>
         </w:tcBorders>
       </w:tcPr>
     </w:tblStylePr>
@@ -5628,10 +5632,10 @@
       <w:tblPr/>
       <w:tcPr>
         <w:tcBorders>
-          <w:top w:val="single" w:sz="8" w:space="0" w:color="8064A2" w:themeColor="accent4"/>
-          <w:left w:val="single" w:sz="8" w:space="0" w:color="8064A2" w:themeColor="accent4"/>
-          <w:bottom w:val="single" w:sz="8" w:space="0" w:color="8064A2" w:themeColor="accent4"/>
-          <w:right w:val="single" w:sz="8" w:space="0" w:color="8064A2" w:themeColor="accent4"/>
+          <w:top w:val="single" w:color="8064A2" w:themeColor="accent4" w:sz="8" w:space="0"/>
+          <w:left w:val="single" w:color="8064A2" w:themeColor="accent4" w:sz="8" w:space="0"/>
+          <w:bottom w:val="single" w:color="8064A2" w:themeColor="accent4" w:sz="8" w:space="0"/>
+          <w:right w:val="single" w:color="8064A2" w:themeColor="accent4" w:sz="8" w:space="0"/>
         </w:tcBorders>
       </w:tcPr>
     </w:tblStylePr>
@@ -5649,10 +5653,10 @@
       <w:tblStyleColBandSize w:val="1"/>
       <w:tblInd w:w="0" w:type="dxa"/>
       <w:tblBorders>
-        <w:top w:val="single" w:sz="8" w:space="0" w:color="4BACC6" w:themeColor="accent5"/>
-        <w:left w:val="single" w:sz="8" w:space="0" w:color="4BACC6" w:themeColor="accent5"/>
-        <w:bottom w:val="single" w:sz="8" w:space="0" w:color="4BACC6" w:themeColor="accent5"/>
-        <w:right w:val="single" w:sz="8" w:space="0" w:color="4BACC6" w:themeColor="accent5"/>
+        <w:top w:val="single" w:color="4BACC6" w:themeColor="accent5" w:sz="8" w:space="0"/>
+        <w:left w:val="single" w:color="4BACC6" w:themeColor="accent5" w:sz="8" w:space="0"/>
+        <w:bottom w:val="single" w:color="4BACC6" w:themeColor="accent5" w:sz="8" w:space="0"/>
+        <w:right w:val="single" w:color="4BACC6" w:themeColor="accent5" w:sz="8" w:space="0"/>
       </w:tblBorders>
       <w:tblCellMar>
         <w:top w:w="0" w:type="dxa"/>
@@ -5686,10 +5690,10 @@
       <w:tblPr/>
       <w:tcPr>
         <w:tcBorders>
-          <w:top w:val="double" w:sz="6" w:space="0" w:color="4BACC6" w:themeColor="accent5"/>
-          <w:left w:val="single" w:sz="8" w:space="0" w:color="4BACC6" w:themeColor="accent5"/>
-          <w:bottom w:val="single" w:sz="8" w:space="0" w:color="4BACC6" w:themeColor="accent5"/>
-          <w:right w:val="single" w:sz="8" w:space="0" w:color="4BACC6" w:themeColor="accent5"/>
+          <w:top w:val="double" w:color="4BACC6" w:themeColor="accent5" w:sz="6" w:space="0"/>
+          <w:left w:val="single" w:color="4BACC6" w:themeColor="accent5" w:sz="8" w:space="0"/>
+          <w:bottom w:val="single" w:color="4BACC6" w:themeColor="accent5" w:sz="8" w:space="0"/>
+          <w:right w:val="single" w:color="4BACC6" w:themeColor="accent5" w:sz="8" w:space="0"/>
         </w:tcBorders>
       </w:tcPr>
     </w:tblStylePr>
@@ -5709,10 +5713,10 @@
       <w:tblPr/>
       <w:tcPr>
         <w:tcBorders>
-          <w:top w:val="single" w:sz="8" w:space="0" w:color="4BACC6" w:themeColor="accent5"/>
-          <w:left w:val="single" w:sz="8" w:space="0" w:color="4BACC6" w:themeColor="accent5"/>
-          <w:bottom w:val="single" w:sz="8" w:space="0" w:color="4BACC6" w:themeColor="accent5"/>
-          <w:right w:val="single" w:sz="8" w:space="0" w:color="4BACC6" w:themeColor="accent5"/>
+          <w:top w:val="single" w:color="4BACC6" w:themeColor="accent5" w:sz="8" w:space="0"/>
+          <w:left w:val="single" w:color="4BACC6" w:themeColor="accent5" w:sz="8" w:space="0"/>
+          <w:bottom w:val="single" w:color="4BACC6" w:themeColor="accent5" w:sz="8" w:space="0"/>
+          <w:right w:val="single" w:color="4BACC6" w:themeColor="accent5" w:sz="8" w:space="0"/>
         </w:tcBorders>
       </w:tcPr>
     </w:tblStylePr>
@@ -5720,10 +5724,10 @@
       <w:tblPr/>
       <w:tcPr>
         <w:tcBorders>
-          <w:top w:val="single" w:sz="8" w:space="0" w:color="4BACC6" w:themeColor="accent5"/>
-          <w:left w:val="single" w:sz="8" w:space="0" w:color="4BACC6" w:themeColor="accent5"/>
-          <w:bottom w:val="single" w:sz="8" w:space="0" w:color="4BACC6" w:themeColor="accent5"/>
-          <w:right w:val="single" w:sz="8" w:space="0" w:color="4BACC6" w:themeColor="accent5"/>
+          <w:top w:val="single" w:color="4BACC6" w:themeColor="accent5" w:sz="8" w:space="0"/>
+          <w:left w:val="single" w:color="4BACC6" w:themeColor="accent5" w:sz="8" w:space="0"/>
+          <w:bottom w:val="single" w:color="4BACC6" w:themeColor="accent5" w:sz="8" w:space="0"/>
+          <w:right w:val="single" w:color="4BACC6" w:themeColor="accent5" w:sz="8" w:space="0"/>
         </w:tcBorders>
       </w:tcPr>
     </w:tblStylePr>
@@ -5741,10 +5745,10 @@
       <w:tblStyleColBandSize w:val="1"/>
       <w:tblInd w:w="0" w:type="dxa"/>
       <w:tblBorders>
-        <w:top w:val="single" w:sz="8" w:space="0" w:color="F79646" w:themeColor="accent6"/>
-        <w:left w:val="single" w:sz="8" w:space="0" w:color="F79646" w:themeColor="accent6"/>
-        <w:bottom w:val="single" w:sz="8" w:space="0" w:color="F79646" w:themeColor="accent6"/>
-        <w:right w:val="single" w:sz="8" w:space="0" w:color="F79646" w:themeColor="accent6"/>
+        <w:top w:val="single" w:color="F79646" w:themeColor="accent6" w:sz="8" w:space="0"/>
+        <w:left w:val="single" w:color="F79646" w:themeColor="accent6" w:sz="8" w:space="0"/>
+        <w:bottom w:val="single" w:color="F79646" w:themeColor="accent6" w:sz="8" w:space="0"/>
+        <w:right w:val="single" w:color="F79646" w:themeColor="accent6" w:sz="8" w:space="0"/>
       </w:tblBorders>
       <w:tblCellMar>
         <w:top w:w="0" w:type="dxa"/>
@@ -5778,10 +5782,10 @@
       <w:tblPr/>
       <w:tcPr>
         <w:tcBorders>
-          <w:top w:val="double" w:sz="6" w:space="0" w:color="F79646" w:themeColor="accent6"/>
-          <w:left w:val="single" w:sz="8" w:space="0" w:color="F79646" w:themeColor="accent6"/>
-          <w:bottom w:val="single" w:sz="8" w:space="0" w:color="F79646" w:themeColor="accent6"/>
-          <w:right w:val="single" w:sz="8" w:space="0" w:color="F79646" w:themeColor="accent6"/>
+          <w:top w:val="double" w:color="F79646" w:themeColor="accent6" w:sz="6" w:space="0"/>
+          <w:left w:val="single" w:color="F79646" w:themeColor="accent6" w:sz="8" w:space="0"/>
+          <w:bottom w:val="single" w:color="F79646" w:themeColor="accent6" w:sz="8" w:space="0"/>
+          <w:right w:val="single" w:color="F79646" w:themeColor="accent6" w:sz="8" w:space="0"/>
         </w:tcBorders>
       </w:tcPr>
     </w:tblStylePr>
@@ -5801,10 +5805,10 @@
       <w:tblPr/>
       <w:tcPr>
         <w:tcBorders>
-          <w:top w:val="single" w:sz="8" w:space="0" w:color="F79646" w:themeColor="accent6"/>
-          <w:left w:val="single" w:sz="8" w:space="0" w:color="F79646" w:themeColor="accent6"/>
-          <w:bottom w:val="single" w:sz="8" w:space="0" w:color="F79646" w:themeColor="accent6"/>
-          <w:right w:val="single" w:sz="8" w:space="0" w:color="F79646" w:themeColor="accent6"/>
+          <w:top w:val="single" w:color="F79646" w:themeColor="accent6" w:sz="8" w:space="0"/>
+          <w:left w:val="single" w:color="F79646" w:themeColor="accent6" w:sz="8" w:space="0"/>
+          <w:bottom w:val="single" w:color="F79646" w:themeColor="accent6" w:sz="8" w:space="0"/>
+          <w:right w:val="single" w:color="F79646" w:themeColor="accent6" w:sz="8" w:space="0"/>
         </w:tcBorders>
       </w:tcPr>
     </w:tblStylePr>
@@ -5812,10 +5816,10 @@
       <w:tblPr/>
       <w:tcPr>
         <w:tcBorders>
-          <w:top w:val="single" w:sz="8" w:space="0" w:color="F79646" w:themeColor="accent6"/>
-          <w:left w:val="single" w:sz="8" w:space="0" w:color="F79646" w:themeColor="accent6"/>
-          <w:bottom w:val="single" w:sz="8" w:space="0" w:color="F79646" w:themeColor="accent6"/>
-          <w:right w:val="single" w:sz="8" w:space="0" w:color="F79646" w:themeColor="accent6"/>
+          <w:top w:val="single" w:color="F79646" w:themeColor="accent6" w:sz="8" w:space="0"/>
+          <w:left w:val="single" w:color="F79646" w:themeColor="accent6" w:sz="8" w:space="0"/>
+          <w:bottom w:val="single" w:color="F79646" w:themeColor="accent6" w:sz="8" w:space="0"/>
+          <w:right w:val="single" w:color="F79646" w:themeColor="accent6" w:sz="8" w:space="0"/>
         </w:tcBorders>
       </w:tcPr>
     </w:tblStylePr>
@@ -5833,12 +5837,12 @@
       <w:tblStyleColBandSize w:val="1"/>
       <w:tblInd w:w="0" w:type="dxa"/>
       <w:tblBorders>
-        <w:top w:val="single" w:sz="8" w:space="0" w:color="000000" w:themeColor="text1"/>
-        <w:left w:val="single" w:sz="8" w:space="0" w:color="000000" w:themeColor="text1"/>
-        <w:bottom w:val="single" w:sz="8" w:space="0" w:color="000000" w:themeColor="text1"/>
-        <w:right w:val="single" w:sz="8" w:space="0" w:color="000000" w:themeColor="text1"/>
-        <w:insideH w:val="single" w:sz="8" w:space="0" w:color="000000" w:themeColor="text1"/>
-        <w:insideV w:val="single" w:sz="8" w:space="0" w:color="000000" w:themeColor="text1"/>
+        <w:top w:val="single" w:color="000000" w:themeColor="text1" w:sz="8" w:space="0"/>
+        <w:left w:val="single" w:color="000000" w:themeColor="text1" w:sz="8" w:space="0"/>
+        <w:bottom w:val="single" w:color="000000" w:themeColor="text1" w:sz="8" w:space="0"/>
+        <w:right w:val="single" w:color="000000" w:themeColor="text1" w:sz="8" w:space="0"/>
+        <w:insideH w:val="single" w:color="000000" w:themeColor="text1" w:sz="8" w:space="0"/>
+        <w:insideV w:val="single" w:color="000000" w:themeColor="text1" w:sz="8" w:space="0"/>
       </w:tblBorders>
       <w:tblCellMar>
         <w:top w:w="0" w:type="dxa"/>
@@ -5852,19 +5856,19 @@
         <w:spacing w:before="0" w:after="0" w:line="240" w:lineRule="auto"/>
       </w:pPr>
       <w:rPr>
-        <w:rFonts w:asciiTheme="majorHAnsi" w:eastAsiaTheme="majorEastAsia" w:hAnsiTheme="majorHAnsi" w:cstheme="majorBidi"/>
-        <w:b/>
-        <w:bCs/>
-      </w:rPr>
-      <w:tblPr/>
-      <w:tcPr>
-        <w:tcBorders>
-          <w:top w:val="single" w:sz="8" w:space="0" w:color="000000" w:themeColor="text1"/>
-          <w:left w:val="single" w:sz="8" w:space="0" w:color="000000" w:themeColor="text1"/>
-          <w:bottom w:val="single" w:sz="18" w:space="0" w:color="000000" w:themeColor="text1"/>
-          <w:right w:val="single" w:sz="8" w:space="0" w:color="000000" w:themeColor="text1"/>
-          <w:insideH w:val="nil"/>
-          <w:insideV w:val="single" w:sz="8" w:space="0" w:color="000000" w:themeColor="text1"/>
+        <w:rFonts w:asciiTheme="majorHAnsi" w:hAnsiTheme="majorHAnsi" w:eastAsiaTheme="majorEastAsia" w:cstheme="majorBidi"/>
+        <w:b/>
+        <w:bCs/>
+      </w:rPr>
+      <w:tblPr/>
+      <w:tcPr>
+        <w:tcBorders>
+          <w:top w:val="single" w:color="000000" w:themeColor="text1" w:sz="8" w:space="0"/>
+          <w:left w:val="single" w:color="000000" w:themeColor="text1" w:sz="8" w:space="0"/>
+          <w:bottom w:val="single" w:color="000000" w:themeColor="text1" w:sz="18" w:space="0"/>
+          <w:right w:val="single" w:color="000000" w:themeColor="text1" w:sz="8" w:space="0"/>
+          <w:insideH w:val="nil"/>
+          <w:insideV w:val="single" w:color="000000" w:themeColor="text1" w:sz="8" w:space="0"/>
         </w:tcBorders>
       </w:tcPr>
     </w:tblStylePr>
@@ -5873,42 +5877,42 @@
         <w:spacing w:before="0" w:after="0" w:line="240" w:lineRule="auto"/>
       </w:pPr>
       <w:rPr>
-        <w:rFonts w:asciiTheme="majorHAnsi" w:eastAsiaTheme="majorEastAsia" w:hAnsiTheme="majorHAnsi" w:cstheme="majorBidi"/>
-        <w:b/>
-        <w:bCs/>
-      </w:rPr>
-      <w:tblPr/>
-      <w:tcPr>
-        <w:tcBorders>
-          <w:top w:val="double" w:sz="6" w:space="0" w:color="000000" w:themeColor="text1"/>
-          <w:left w:val="single" w:sz="8" w:space="0" w:color="000000" w:themeColor="text1"/>
-          <w:bottom w:val="single" w:sz="8" w:space="0" w:color="000000" w:themeColor="text1"/>
-          <w:right w:val="single" w:sz="8" w:space="0" w:color="000000" w:themeColor="text1"/>
-          <w:insideH w:val="nil"/>
-          <w:insideV w:val="single" w:sz="8" w:space="0" w:color="000000" w:themeColor="text1"/>
+        <w:rFonts w:asciiTheme="majorHAnsi" w:hAnsiTheme="majorHAnsi" w:eastAsiaTheme="majorEastAsia" w:cstheme="majorBidi"/>
+        <w:b/>
+        <w:bCs/>
+      </w:rPr>
+      <w:tblPr/>
+      <w:tcPr>
+        <w:tcBorders>
+          <w:top w:val="double" w:color="000000" w:themeColor="text1" w:sz="6" w:space="0"/>
+          <w:left w:val="single" w:color="000000" w:themeColor="text1" w:sz="8" w:space="0"/>
+          <w:bottom w:val="single" w:color="000000" w:themeColor="text1" w:sz="8" w:space="0"/>
+          <w:right w:val="single" w:color="000000" w:themeColor="text1" w:sz="8" w:space="0"/>
+          <w:insideH w:val="nil"/>
+          <w:insideV w:val="single" w:color="000000" w:themeColor="text1" w:sz="8" w:space="0"/>
         </w:tcBorders>
       </w:tcPr>
     </w:tblStylePr>
     <w:tblStylePr w:type="firstCol">
       <w:rPr>
-        <w:rFonts w:asciiTheme="majorHAnsi" w:eastAsiaTheme="majorEastAsia" w:hAnsiTheme="majorHAnsi" w:cstheme="majorBidi"/>
+        <w:rFonts w:asciiTheme="majorHAnsi" w:hAnsiTheme="majorHAnsi" w:eastAsiaTheme="majorEastAsia" w:cstheme="majorBidi"/>
         <w:b/>
         <w:bCs/>
       </w:rPr>
     </w:tblStylePr>
     <w:tblStylePr w:type="lastCol">
       <w:rPr>
-        <w:rFonts w:asciiTheme="majorHAnsi" w:eastAsiaTheme="majorEastAsia" w:hAnsiTheme="majorHAnsi" w:cstheme="majorBidi"/>
-        <w:b/>
-        <w:bCs/>
-      </w:rPr>
-      <w:tblPr/>
-      <w:tcPr>
-        <w:tcBorders>
-          <w:top w:val="single" w:sz="8" w:space="0" w:color="000000" w:themeColor="text1"/>
-          <w:left w:val="single" w:sz="8" w:space="0" w:color="000000" w:themeColor="text1"/>
-          <w:bottom w:val="single" w:sz="8" w:space="0" w:color="000000" w:themeColor="text1"/>
-          <w:right w:val="single" w:sz="8" w:space="0" w:color="000000" w:themeColor="text1"/>
+        <w:rFonts w:asciiTheme="majorHAnsi" w:hAnsiTheme="majorHAnsi" w:eastAsiaTheme="majorEastAsia" w:cstheme="majorBidi"/>
+        <w:b/>
+        <w:bCs/>
+      </w:rPr>
+      <w:tblPr/>
+      <w:tcPr>
+        <w:tcBorders>
+          <w:top w:val="single" w:color="000000" w:themeColor="text1" w:sz="8" w:space="0"/>
+          <w:left w:val="single" w:color="000000" w:themeColor="text1" w:sz="8" w:space="0"/>
+          <w:bottom w:val="single" w:color="000000" w:themeColor="text1" w:sz="8" w:space="0"/>
+          <w:right w:val="single" w:color="000000" w:themeColor="text1" w:sz="8" w:space="0"/>
         </w:tcBorders>
       </w:tcPr>
     </w:tblStylePr>
@@ -5916,10 +5920,10 @@
       <w:tblPr/>
       <w:tcPr>
         <w:tcBorders>
-          <w:top w:val="single" w:sz="8" w:space="0" w:color="000000" w:themeColor="text1"/>
-          <w:left w:val="single" w:sz="8" w:space="0" w:color="000000" w:themeColor="text1"/>
-          <w:bottom w:val="single" w:sz="8" w:space="0" w:color="000000" w:themeColor="text1"/>
-          <w:right w:val="single" w:sz="8" w:space="0" w:color="000000" w:themeColor="text1"/>
+          <w:top w:val="single" w:color="000000" w:themeColor="text1" w:sz="8" w:space="0"/>
+          <w:left w:val="single" w:color="000000" w:themeColor="text1" w:sz="8" w:space="0"/>
+          <w:bottom w:val="single" w:color="000000" w:themeColor="text1" w:sz="8" w:space="0"/>
+          <w:right w:val="single" w:color="000000" w:themeColor="text1" w:sz="8" w:space="0"/>
         </w:tcBorders>
         <w:shd w:val="clear" w:color="auto" w:fill="C0C0C0" w:themeFill="text1" w:themeFillTint="3F"/>
       </w:tcPr>
@@ -5928,11 +5932,11 @@
       <w:tblPr/>
       <w:tcPr>
         <w:tcBorders>
-          <w:top w:val="single" w:sz="8" w:space="0" w:color="000000" w:themeColor="text1"/>
-          <w:left w:val="single" w:sz="8" w:space="0" w:color="000000" w:themeColor="text1"/>
-          <w:bottom w:val="single" w:sz="8" w:space="0" w:color="000000" w:themeColor="text1"/>
-          <w:right w:val="single" w:sz="8" w:space="0" w:color="000000" w:themeColor="text1"/>
-          <w:insideV w:val="single" w:sz="8" w:space="0" w:color="000000" w:themeColor="text1"/>
+          <w:top w:val="single" w:color="000000" w:themeColor="text1" w:sz="8" w:space="0"/>
+          <w:left w:val="single" w:color="000000" w:themeColor="text1" w:sz="8" w:space="0"/>
+          <w:bottom w:val="single" w:color="000000" w:themeColor="text1" w:sz="8" w:space="0"/>
+          <w:right w:val="single" w:color="000000" w:themeColor="text1" w:sz="8" w:space="0"/>
+          <w:insideV w:val="single" w:color="000000" w:themeColor="text1" w:sz="8" w:space="0"/>
         </w:tcBorders>
         <w:shd w:val="clear" w:color="auto" w:fill="C0C0C0" w:themeFill="text1" w:themeFillTint="3F"/>
       </w:tcPr>
@@ -5941,11 +5945,11 @@
       <w:tblPr/>
       <w:tcPr>
         <w:tcBorders>
-          <w:top w:val="single" w:sz="8" w:space="0" w:color="000000" w:themeColor="text1"/>
-          <w:left w:val="single" w:sz="8" w:space="0" w:color="000000" w:themeColor="text1"/>
-          <w:bottom w:val="single" w:sz="8" w:space="0" w:color="000000" w:themeColor="text1"/>
-          <w:right w:val="single" w:sz="8" w:space="0" w:color="000000" w:themeColor="text1"/>
-          <w:insideV w:val="single" w:sz="8" w:space="0" w:color="000000" w:themeColor="text1"/>
+          <w:top w:val="single" w:color="000000" w:themeColor="text1" w:sz="8" w:space="0"/>
+          <w:left w:val="single" w:color="000000" w:themeColor="text1" w:sz="8" w:space="0"/>
+          <w:bottom w:val="single" w:color="000000" w:themeColor="text1" w:sz="8" w:space="0"/>
+          <w:right w:val="single" w:color="000000" w:themeColor="text1" w:sz="8" w:space="0"/>
+          <w:insideV w:val="single" w:color="000000" w:themeColor="text1" w:sz="8" w:space="0"/>
         </w:tcBorders>
       </w:tcPr>
     </w:tblStylePr>
@@ -5963,12 +5967,12 @@
       <w:tblStyleColBandSize w:val="1"/>
       <w:tblInd w:w="0" w:type="dxa"/>
       <w:tblBorders>
-        <w:top w:val="single" w:sz="8" w:space="0" w:color="4F81BD" w:themeColor="accent1"/>
-        <w:left w:val="single" w:sz="8" w:space="0" w:color="4F81BD" w:themeColor="accent1"/>
-        <w:bottom w:val="single" w:sz="8" w:space="0" w:color="4F81BD" w:themeColor="accent1"/>
-        <w:right w:val="single" w:sz="8" w:space="0" w:color="4F81BD" w:themeColor="accent1"/>
-        <w:insideH w:val="single" w:sz="8" w:space="0" w:color="4F81BD" w:themeColor="accent1"/>
-        <w:insideV w:val="single" w:sz="8" w:space="0" w:color="4F81BD" w:themeColor="accent1"/>
+        <w:top w:val="single" w:color="4F81BD" w:themeColor="accent1" w:sz="8" w:space="0"/>
+        <w:left w:val="single" w:color="4F81BD" w:themeColor="accent1" w:sz="8" w:space="0"/>
+        <w:bottom w:val="single" w:color="4F81BD" w:themeColor="accent1" w:sz="8" w:space="0"/>
+        <w:right w:val="single" w:color="4F81BD" w:themeColor="accent1" w:sz="8" w:space="0"/>
+        <w:insideH w:val="single" w:color="4F81BD" w:themeColor="accent1" w:sz="8" w:space="0"/>
+        <w:insideV w:val="single" w:color="4F81BD" w:themeColor="accent1" w:sz="8" w:space="0"/>
       </w:tblBorders>
       <w:tblCellMar>
         <w:top w:w="0" w:type="dxa"/>
@@ -5982,19 +5986,19 @@
         <w:spacing w:before="0" w:after="0" w:line="240" w:lineRule="auto"/>
       </w:pPr>
       <w:rPr>
-        <w:rFonts w:asciiTheme="majorHAnsi" w:eastAsiaTheme="majorEastAsia" w:hAnsiTheme="majorHAnsi" w:cstheme="majorBidi"/>
-        <w:b/>
-        <w:bCs/>
-      </w:rPr>
-      <w:tblPr/>
-      <w:tcPr>
-        <w:tcBorders>
-          <w:top w:val="single" w:sz="8" w:space="0" w:color="4F81BD" w:themeColor="accent1"/>
-          <w:left w:val="single" w:sz="8" w:space="0" w:color="4F81BD" w:themeColor="accent1"/>
-          <w:bottom w:val="single" w:sz="18" w:space="0" w:color="4F81BD" w:themeColor="accent1"/>
-          <w:right w:val="single" w:sz="8" w:space="0" w:color="4F81BD" w:themeColor="accent1"/>
-          <w:insideH w:val="nil"/>
-          <w:insideV w:val="single" w:sz="8" w:space="0" w:color="4F81BD" w:themeColor="accent1"/>
+        <w:rFonts w:asciiTheme="majorHAnsi" w:hAnsiTheme="majorHAnsi" w:eastAsiaTheme="majorEastAsia" w:cstheme="majorBidi"/>
+        <w:b/>
+        <w:bCs/>
+      </w:rPr>
+      <w:tblPr/>
+      <w:tcPr>
+        <w:tcBorders>
+          <w:top w:val="single" w:color="4F81BD" w:themeColor="accent1" w:sz="8" w:space="0"/>
+          <w:left w:val="single" w:color="4F81BD" w:themeColor="accent1" w:sz="8" w:space="0"/>
+          <w:bottom w:val="single" w:color="4F81BD" w:themeColor="accent1" w:sz="18" w:space="0"/>
+          <w:right w:val="single" w:color="4F81BD" w:themeColor="accent1" w:sz="8" w:space="0"/>
+          <w:insideH w:val="nil"/>
+          <w:insideV w:val="single" w:color="4F81BD" w:themeColor="accent1" w:sz="8" w:space="0"/>
         </w:tcBorders>
       </w:tcPr>
     </w:tblStylePr>
@@ -6003,42 +6007,42 @@
         <w:spacing w:before="0" w:after="0" w:line="240" w:lineRule="auto"/>
       </w:pPr>
       <w:rPr>
-        <w:rFonts w:asciiTheme="majorHAnsi" w:eastAsiaTheme="majorEastAsia" w:hAnsiTheme="majorHAnsi" w:cstheme="majorBidi"/>
-        <w:b/>
-        <w:bCs/>
-      </w:rPr>
-      <w:tblPr/>
-      <w:tcPr>
-        <w:tcBorders>
-          <w:top w:val="double" w:sz="6" w:space="0" w:color="4F81BD" w:themeColor="accent1"/>
-          <w:left w:val="single" w:sz="8" w:space="0" w:color="4F81BD" w:themeColor="accent1"/>
-          <w:bottom w:val="single" w:sz="8" w:space="0" w:color="4F81BD" w:themeColor="accent1"/>
-          <w:right w:val="single" w:sz="8" w:space="0" w:color="4F81BD" w:themeColor="accent1"/>
-          <w:insideH w:val="nil"/>
-          <w:insideV w:val="single" w:sz="8" w:space="0" w:color="4F81BD" w:themeColor="accent1"/>
+        <w:rFonts w:asciiTheme="majorHAnsi" w:hAnsiTheme="majorHAnsi" w:eastAsiaTheme="majorEastAsia" w:cstheme="majorBidi"/>
+        <w:b/>
+        <w:bCs/>
+      </w:rPr>
+      <w:tblPr/>
+      <w:tcPr>
+        <w:tcBorders>
+          <w:top w:val="double" w:color="4F81BD" w:themeColor="accent1" w:sz="6" w:space="0"/>
+          <w:left w:val="single" w:color="4F81BD" w:themeColor="accent1" w:sz="8" w:space="0"/>
+          <w:bottom w:val="single" w:color="4F81BD" w:themeColor="accent1" w:sz="8" w:space="0"/>
+          <w:right w:val="single" w:color="4F81BD" w:themeColor="accent1" w:sz="8" w:space="0"/>
+          <w:insideH w:val="nil"/>
+          <w:insideV w:val="single" w:color="4F81BD" w:themeColor="accent1" w:sz="8" w:space="0"/>
         </w:tcBorders>
       </w:tcPr>
     </w:tblStylePr>
     <w:tblStylePr w:type="firstCol">
       <w:rPr>
-        <w:rFonts w:asciiTheme="majorHAnsi" w:eastAsiaTheme="majorEastAsia" w:hAnsiTheme="majorHAnsi" w:cstheme="majorBidi"/>
+        <w:rFonts w:asciiTheme="majorHAnsi" w:hAnsiTheme="majorHAnsi" w:eastAsiaTheme="majorEastAsia" w:cstheme="majorBidi"/>
         <w:b/>
         <w:bCs/>
       </w:rPr>
     </w:tblStylePr>
     <w:tblStylePr w:type="lastCol">
       <w:rPr>
-        <w:rFonts w:asciiTheme="majorHAnsi" w:eastAsiaTheme="majorEastAsia" w:hAnsiTheme="majorHAnsi" w:cstheme="majorBidi"/>
-        <w:b/>
-        <w:bCs/>
-      </w:rPr>
-      <w:tblPr/>
-      <w:tcPr>
-        <w:tcBorders>
-          <w:top w:val="single" w:sz="8" w:space="0" w:color="4F81BD" w:themeColor="accent1"/>
-          <w:left w:val="single" w:sz="8" w:space="0" w:color="4F81BD" w:themeColor="accent1"/>
-          <w:bottom w:val="single" w:sz="8" w:space="0" w:color="4F81BD" w:themeColor="accent1"/>
-          <w:right w:val="single" w:sz="8" w:space="0" w:color="4F81BD" w:themeColor="accent1"/>
+        <w:rFonts w:asciiTheme="majorHAnsi" w:hAnsiTheme="majorHAnsi" w:eastAsiaTheme="majorEastAsia" w:cstheme="majorBidi"/>
+        <w:b/>
+        <w:bCs/>
+      </w:rPr>
+      <w:tblPr/>
+      <w:tcPr>
+        <w:tcBorders>
+          <w:top w:val="single" w:color="4F81BD" w:themeColor="accent1" w:sz="8" w:space="0"/>
+          <w:left w:val="single" w:color="4F81BD" w:themeColor="accent1" w:sz="8" w:space="0"/>
+          <w:bottom w:val="single" w:color="4F81BD" w:themeColor="accent1" w:sz="8" w:space="0"/>
+          <w:right w:val="single" w:color="4F81BD" w:themeColor="accent1" w:sz="8" w:space="0"/>
         </w:tcBorders>
       </w:tcPr>
     </w:tblStylePr>
@@ -6046,10 +6050,10 @@
       <w:tblPr/>
       <w:tcPr>
         <w:tcBorders>
-          <w:top w:val="single" w:sz="8" w:space="0" w:color="4F81BD" w:themeColor="accent1"/>
-          <w:left w:val="single" w:sz="8" w:space="0" w:color="4F81BD" w:themeColor="accent1"/>
-          <w:bottom w:val="single" w:sz="8" w:space="0" w:color="4F81BD" w:themeColor="accent1"/>
-          <w:right w:val="single" w:sz="8" w:space="0" w:color="4F81BD" w:themeColor="accent1"/>
+          <w:top w:val="single" w:color="4F81BD" w:themeColor="accent1" w:sz="8" w:space="0"/>
+          <w:left w:val="single" w:color="4F81BD" w:themeColor="accent1" w:sz="8" w:space="0"/>
+          <w:bottom w:val="single" w:color="4F81BD" w:themeColor="accent1" w:sz="8" w:space="0"/>
+          <w:right w:val="single" w:color="4F81BD" w:themeColor="accent1" w:sz="8" w:space="0"/>
         </w:tcBorders>
         <w:shd w:val="clear" w:color="auto" w:fill="D3DFEE" w:themeFill="accent1" w:themeFillTint="3F"/>
       </w:tcPr>
@@ -6058,11 +6062,11 @@
       <w:tblPr/>
       <w:tcPr>
         <w:tcBorders>
-          <w:top w:val="single" w:sz="8" w:space="0" w:color="4F81BD" w:themeColor="accent1"/>
-          <w:left w:val="single" w:sz="8" w:space="0" w:color="4F81BD" w:themeColor="accent1"/>
-          <w:bottom w:val="single" w:sz="8" w:space="0" w:color="4F81BD" w:themeColor="accent1"/>
-          <w:right w:val="single" w:sz="8" w:space="0" w:color="4F81BD" w:themeColor="accent1"/>
-          <w:insideV w:val="single" w:sz="8" w:space="0" w:color="4F81BD" w:themeColor="accent1"/>
+          <w:top w:val="single" w:color="4F81BD" w:themeColor="accent1" w:sz="8" w:space="0"/>
+          <w:left w:val="single" w:color="4F81BD" w:themeColor="accent1" w:sz="8" w:space="0"/>
+          <w:bottom w:val="single" w:color="4F81BD" w:themeColor="accent1" w:sz="8" w:space="0"/>
+          <w:right w:val="single" w:color="4F81BD" w:themeColor="accent1" w:sz="8" w:space="0"/>
+          <w:insideV w:val="single" w:color="4F81BD" w:themeColor="accent1" w:sz="8" w:space="0"/>
         </w:tcBorders>
         <w:shd w:val="clear" w:color="auto" w:fill="D3DFEE" w:themeFill="accent1" w:themeFillTint="3F"/>
       </w:tcPr>
@@ -6071,11 +6075,11 @@
       <w:tblPr/>
       <w:tcPr>
         <w:tcBorders>
-          <w:top w:val="single" w:sz="8" w:space="0" w:color="4F81BD" w:themeColor="accent1"/>
-          <w:left w:val="single" w:sz="8" w:space="0" w:color="4F81BD" w:themeColor="accent1"/>
-          <w:bottom w:val="single" w:sz="8" w:space="0" w:color="4F81BD" w:themeColor="accent1"/>
-          <w:right w:val="single" w:sz="8" w:space="0" w:color="4F81BD" w:themeColor="accent1"/>
-          <w:insideV w:val="single" w:sz="8" w:space="0" w:color="4F81BD" w:themeColor="accent1"/>
+          <w:top w:val="single" w:color="4F81BD" w:themeColor="accent1" w:sz="8" w:space="0"/>
+          <w:left w:val="single" w:color="4F81BD" w:themeColor="accent1" w:sz="8" w:space="0"/>
+          <w:bottom w:val="single" w:color="4F81BD" w:themeColor="accent1" w:sz="8" w:space="0"/>
+          <w:right w:val="single" w:color="4F81BD" w:themeColor="accent1" w:sz="8" w:space="0"/>
+          <w:insideV w:val="single" w:color="4F81BD" w:themeColor="accent1" w:sz="8" w:space="0"/>
         </w:tcBorders>
       </w:tcPr>
     </w:tblStylePr>
@@ -6093,12 +6097,12 @@
       <w:tblStyleColBandSize w:val="1"/>
       <w:tblInd w:w="0" w:type="dxa"/>
       <w:tblBorders>
-        <w:top w:val="single" w:sz="8" w:space="0" w:color="C0504D" w:themeColor="accent2"/>
-        <w:left w:val="single" w:sz="8" w:space="0" w:color="C0504D" w:themeColor="accent2"/>
-        <w:bottom w:val="single" w:sz="8" w:space="0" w:color="C0504D" w:themeColor="accent2"/>
-        <w:right w:val="single" w:sz="8" w:space="0" w:color="C0504D" w:themeColor="accent2"/>
-        <w:insideH w:val="single" w:sz="8" w:space="0" w:color="C0504D" w:themeColor="accent2"/>
-        <w:insideV w:val="single" w:sz="8" w:space="0" w:color="C0504D" w:themeColor="accent2"/>
+        <w:top w:val="single" w:color="C0504D" w:themeColor="accent2" w:sz="8" w:space="0"/>
+        <w:left w:val="single" w:color="C0504D" w:themeColor="accent2" w:sz="8" w:space="0"/>
+        <w:bottom w:val="single" w:color="C0504D" w:themeColor="accent2" w:sz="8" w:space="0"/>
+        <w:right w:val="single" w:color="C0504D" w:themeColor="accent2" w:sz="8" w:space="0"/>
+        <w:insideH w:val="single" w:color="C0504D" w:themeColor="accent2" w:sz="8" w:space="0"/>
+        <w:insideV w:val="single" w:color="C0504D" w:themeColor="accent2" w:sz="8" w:space="0"/>
       </w:tblBorders>
       <w:tblCellMar>
         <w:top w:w="0" w:type="dxa"/>
@@ -6112,19 +6116,19 @@
         <w:spacing w:before="0" w:after="0" w:line="240" w:lineRule="auto"/>
       </w:pPr>
       <w:rPr>
-        <w:rFonts w:asciiTheme="majorHAnsi" w:eastAsiaTheme="majorEastAsia" w:hAnsiTheme="majorHAnsi" w:cstheme="majorBidi"/>
-        <w:b/>
-        <w:bCs/>
-      </w:rPr>
-      <w:tblPr/>
-      <w:tcPr>
-        <w:tcBorders>
-          <w:top w:val="single" w:sz="8" w:space="0" w:color="C0504D" w:themeColor="accent2"/>
-          <w:left w:val="single" w:sz="8" w:space="0" w:color="C0504D" w:themeColor="accent2"/>
-          <w:bottom w:val="single" w:sz="18" w:space="0" w:color="C0504D" w:themeColor="accent2"/>
-          <w:right w:val="single" w:sz="8" w:space="0" w:color="C0504D" w:themeColor="accent2"/>
-          <w:insideH w:val="nil"/>
-          <w:insideV w:val="single" w:sz="8" w:space="0" w:color="C0504D" w:themeColor="accent2"/>
+        <w:rFonts w:asciiTheme="majorHAnsi" w:hAnsiTheme="majorHAnsi" w:eastAsiaTheme="majorEastAsia" w:cstheme="majorBidi"/>
+        <w:b/>
+        <w:bCs/>
+      </w:rPr>
+      <w:tblPr/>
+      <w:tcPr>
+        <w:tcBorders>
+          <w:top w:val="single" w:color="C0504D" w:themeColor="accent2" w:sz="8" w:space="0"/>
+          <w:left w:val="single" w:color="C0504D" w:themeColor="accent2" w:sz="8" w:space="0"/>
+          <w:bottom w:val="single" w:color="C0504D" w:themeColor="accent2" w:sz="18" w:space="0"/>
+          <w:right w:val="single" w:color="C0504D" w:themeColor="accent2" w:sz="8" w:space="0"/>
+          <w:insideH w:val="nil"/>
+          <w:insideV w:val="single" w:color="C0504D" w:themeColor="accent2" w:sz="8" w:space="0"/>
         </w:tcBorders>
       </w:tcPr>
     </w:tblStylePr>
@@ -6133,42 +6137,42 @@
         <w:spacing w:before="0" w:after="0" w:line="240" w:lineRule="auto"/>
       </w:pPr>
       <w:rPr>
-        <w:rFonts w:asciiTheme="majorHAnsi" w:eastAsiaTheme="majorEastAsia" w:hAnsiTheme="majorHAnsi" w:cstheme="majorBidi"/>
-        <w:b/>
-        <w:bCs/>
-      </w:rPr>
-      <w:tblPr/>
-      <w:tcPr>
-        <w:tcBorders>
-          <w:top w:val="double" w:sz="6" w:space="0" w:color="C0504D" w:themeColor="accent2"/>
-          <w:left w:val="single" w:sz="8" w:space="0" w:color="C0504D" w:themeColor="accent2"/>
-          <w:bottom w:val="single" w:sz="8" w:space="0" w:color="C0504D" w:themeColor="accent2"/>
-          <w:right w:val="single" w:sz="8" w:space="0" w:color="C0504D" w:themeColor="accent2"/>
-          <w:insideH w:val="nil"/>
-          <w:insideV w:val="single" w:sz="8" w:space="0" w:color="C0504D" w:themeColor="accent2"/>
+        <w:rFonts w:asciiTheme="majorHAnsi" w:hAnsiTheme="majorHAnsi" w:eastAsiaTheme="majorEastAsia" w:cstheme="majorBidi"/>
+        <w:b/>
+        <w:bCs/>
+      </w:rPr>
+      <w:tblPr/>
+      <w:tcPr>
+        <w:tcBorders>
+          <w:top w:val="double" w:color="C0504D" w:themeColor="accent2" w:sz="6" w:space="0"/>
+          <w:left w:val="single" w:color="C0504D" w:themeColor="accent2" w:sz="8" w:space="0"/>
+          <w:bottom w:val="single" w:color="C0504D" w:themeColor="accent2" w:sz="8" w:space="0"/>
+          <w:right w:val="single" w:color="C0504D" w:themeColor="accent2" w:sz="8" w:space="0"/>
+          <w:insideH w:val="nil"/>
+          <w:insideV w:val="single" w:color="C0504D" w:themeColor="accent2" w:sz="8" w:space="0"/>
         </w:tcBorders>
       </w:tcPr>
     </w:tblStylePr>
     <w:tblStylePr w:type="firstCol">
       <w:rPr>
-        <w:rFonts w:asciiTheme="majorHAnsi" w:eastAsiaTheme="majorEastAsia" w:hAnsiTheme="majorHAnsi" w:cstheme="majorBidi"/>
+        <w:rFonts w:asciiTheme="majorHAnsi" w:hAnsiTheme="majorHAnsi" w:eastAsiaTheme="majorEastAsia" w:cstheme="majorBidi"/>
         <w:b/>
         <w:bCs/>
       </w:rPr>
     </w:tblStylePr>
     <w:tblStylePr w:type="lastCol">
       <w:rPr>
-        <w:rFonts w:asciiTheme="majorHAnsi" w:eastAsiaTheme="majorEastAsia" w:hAnsiTheme="majorHAnsi" w:cstheme="majorBidi"/>
-        <w:b/>
-        <w:bCs/>
-      </w:rPr>
-      <w:tblPr/>
-      <w:tcPr>
-        <w:tcBorders>
-          <w:top w:val="single" w:sz="8" w:space="0" w:color="C0504D" w:themeColor="accent2"/>
-          <w:left w:val="single" w:sz="8" w:space="0" w:color="C0504D" w:themeColor="accent2"/>
-          <w:bottom w:val="single" w:sz="8" w:space="0" w:color="C0504D" w:themeColor="accent2"/>
-          <w:right w:val="single" w:sz="8" w:space="0" w:color="C0504D" w:themeColor="accent2"/>
+        <w:rFonts w:asciiTheme="majorHAnsi" w:hAnsiTheme="majorHAnsi" w:eastAsiaTheme="majorEastAsia" w:cstheme="majorBidi"/>
+        <w:b/>
+        <w:bCs/>
+      </w:rPr>
+      <w:tblPr/>
+      <w:tcPr>
+        <w:tcBorders>
+          <w:top w:val="single" w:color="C0504D" w:themeColor="accent2" w:sz="8" w:space="0"/>
+          <w:left w:val="single" w:color="C0504D" w:themeColor="accent2" w:sz="8" w:space="0"/>
+          <w:bottom w:val="single" w:color="C0504D" w:themeColor="accent2" w:sz="8" w:space="0"/>
+          <w:right w:val="single" w:color="C0504D" w:themeColor="accent2" w:sz="8" w:space="0"/>
         </w:tcBorders>
       </w:tcPr>
     </w:tblStylePr>
@@ -6176,10 +6180,10 @@
       <w:tblPr/>
       <w:tcPr>
         <w:tcBorders>
-          <w:top w:val="single" w:sz="8" w:space="0" w:color="C0504D" w:themeColor="accent2"/>
-          <w:left w:val="single" w:sz="8" w:space="0" w:color="C0504D" w:themeColor="accent2"/>
-          <w:bottom w:val="single" w:sz="8" w:space="0" w:color="C0504D" w:themeColor="accent2"/>
-          <w:right w:val="single" w:sz="8" w:space="0" w:color="C0504D" w:themeColor="accent2"/>
+          <w:top w:val="single" w:color="C0504D" w:themeColor="accent2" w:sz="8" w:space="0"/>
+          <w:left w:val="single" w:color="C0504D" w:themeColor="accent2" w:sz="8" w:space="0"/>
+          <w:bottom w:val="single" w:color="C0504D" w:themeColor="accent2" w:sz="8" w:space="0"/>
+          <w:right w:val="single" w:color="C0504D" w:themeColor="accent2" w:sz="8" w:space="0"/>
         </w:tcBorders>
         <w:shd w:val="clear" w:color="auto" w:fill="EFD3D2" w:themeFill="accent2" w:themeFillTint="3F"/>
       </w:tcPr>
@@ -6188,11 +6192,11 @@
       <w:tblPr/>
       <w:tcPr>
         <w:tcBorders>
-          <w:top w:val="single" w:sz="8" w:space="0" w:color="C0504D" w:themeColor="accent2"/>
-          <w:left w:val="single" w:sz="8" w:space="0" w:color="C0504D" w:themeColor="accent2"/>
-          <w:bottom w:val="single" w:sz="8" w:space="0" w:color="C0504D" w:themeColor="accent2"/>
-          <w:right w:val="single" w:sz="8" w:space="0" w:color="C0504D" w:themeColor="accent2"/>
-          <w:insideV w:val="single" w:sz="8" w:space="0" w:color="C0504D" w:themeColor="accent2"/>
+          <w:top w:val="single" w:color="C0504D" w:themeColor="accent2" w:sz="8" w:space="0"/>
+          <w:left w:val="single" w:color="C0504D" w:themeColor="accent2" w:sz="8" w:space="0"/>
+          <w:bottom w:val="single" w:color="C0504D" w:themeColor="accent2" w:sz="8" w:space="0"/>
+          <w:right w:val="single" w:color="C0504D" w:themeColor="accent2" w:sz="8" w:space="0"/>
+          <w:insideV w:val="single" w:color="C0504D" w:themeColor="accent2" w:sz="8" w:space="0"/>
         </w:tcBorders>
         <w:shd w:val="clear" w:color="auto" w:fill="EFD3D2" w:themeFill="accent2" w:themeFillTint="3F"/>
       </w:tcPr>
@@ -6201,11 +6205,11 @@
       <w:tblPr/>
       <w:tcPr>
         <w:tcBorders>
-          <w:top w:val="single" w:sz="8" w:space="0" w:color="C0504D" w:themeColor="accent2"/>
-          <w:left w:val="single" w:sz="8" w:space="0" w:color="C0504D" w:themeColor="accent2"/>
-          <w:bottom w:val="single" w:sz="8" w:space="0" w:color="C0504D" w:themeColor="accent2"/>
-          <w:right w:val="single" w:sz="8" w:space="0" w:color="C0504D" w:themeColor="accent2"/>
-          <w:insideV w:val="single" w:sz="8" w:space="0" w:color="C0504D" w:themeColor="accent2"/>
+          <w:top w:val="single" w:color="C0504D" w:themeColor="accent2" w:sz="8" w:space="0"/>
+          <w:left w:val="single" w:color="C0504D" w:themeColor="accent2" w:sz="8" w:space="0"/>
+          <w:bottom w:val="single" w:color="C0504D" w:themeColor="accent2" w:sz="8" w:space="0"/>
+          <w:right w:val="single" w:color="C0504D" w:themeColor="accent2" w:sz="8" w:space="0"/>
+          <w:insideV w:val="single" w:color="C0504D" w:themeColor="accent2" w:sz="8" w:space="0"/>
         </w:tcBorders>
       </w:tcPr>
     </w:tblStylePr>
@@ -6223,12 +6227,12 @@
       <w:tblStyleColBandSize w:val="1"/>
       <w:tblInd w:w="0" w:type="dxa"/>
       <w:tblBorders>
-        <w:top w:val="single" w:sz="8" w:space="0" w:color="9BBB59" w:themeColor="accent3"/>
-        <w:left w:val="single" w:sz="8" w:space="0" w:color="9BBB59" w:themeColor="accent3"/>
-        <w:bottom w:val="single" w:sz="8" w:space="0" w:color="9BBB59" w:themeColor="accent3"/>
-        <w:right w:val="single" w:sz="8" w:space="0" w:color="9BBB59" w:themeColor="accent3"/>
-        <w:insideH w:val="single" w:sz="8" w:space="0" w:color="9BBB59" w:themeColor="accent3"/>
-        <w:insideV w:val="single" w:sz="8" w:space="0" w:color="9BBB59" w:themeColor="accent3"/>
+        <w:top w:val="single" w:color="9BBB59" w:themeColor="accent3" w:sz="8" w:space="0"/>
+        <w:left w:val="single" w:color="9BBB59" w:themeColor="accent3" w:sz="8" w:space="0"/>
+        <w:bottom w:val="single" w:color="9BBB59" w:themeColor="accent3" w:sz="8" w:space="0"/>
+        <w:right w:val="single" w:color="9BBB59" w:themeColor="accent3" w:sz="8" w:space="0"/>
+        <w:insideH w:val="single" w:color="9BBB59" w:themeColor="accent3" w:sz="8" w:space="0"/>
+        <w:insideV w:val="single" w:color="9BBB59" w:themeColor="accent3" w:sz="8" w:space="0"/>
       </w:tblBorders>
       <w:tblCellMar>
         <w:top w:w="0" w:type="dxa"/>
@@ -6242,19 +6246,19 @@
         <w:spacing w:before="0" w:after="0" w:line="240" w:lineRule="auto"/>
       </w:pPr>
       <w:rPr>
-        <w:rFonts w:asciiTheme="majorHAnsi" w:eastAsiaTheme="majorEastAsia" w:hAnsiTheme="majorHAnsi" w:cstheme="majorBidi"/>
-        <w:b/>
-        <w:bCs/>
-      </w:rPr>
-      <w:tblPr/>
-      <w:tcPr>
-        <w:tcBorders>
-          <w:top w:val="single" w:sz="8" w:space="0" w:color="9BBB59" w:themeColor="accent3"/>
-          <w:left w:val="single" w:sz="8" w:space="0" w:color="9BBB59" w:themeColor="accent3"/>
-          <w:bottom w:val="single" w:sz="18" w:space="0" w:color="9BBB59" w:themeColor="accent3"/>
-          <w:right w:val="single" w:sz="8" w:space="0" w:color="9BBB59" w:themeColor="accent3"/>
-          <w:insideH w:val="nil"/>
-          <w:insideV w:val="single" w:sz="8" w:space="0" w:color="9BBB59" w:themeColor="accent3"/>
+        <w:rFonts w:asciiTheme="majorHAnsi" w:hAnsiTheme="majorHAnsi" w:eastAsiaTheme="majorEastAsia" w:cstheme="majorBidi"/>
+        <w:b/>
+        <w:bCs/>
+      </w:rPr>
+      <w:tblPr/>
+      <w:tcPr>
+        <w:tcBorders>
+          <w:top w:val="single" w:color="9BBB59" w:themeColor="accent3" w:sz="8" w:space="0"/>
+          <w:left w:val="single" w:color="9BBB59" w:themeColor="accent3" w:sz="8" w:space="0"/>
+          <w:bottom w:val="single" w:color="9BBB59" w:themeColor="accent3" w:sz="18" w:space="0"/>
+          <w:right w:val="single" w:color="9BBB59" w:themeColor="accent3" w:sz="8" w:space="0"/>
+          <w:insideH w:val="nil"/>
+          <w:insideV w:val="single" w:color="9BBB59" w:themeColor="accent3" w:sz="8" w:space="0"/>
         </w:tcBorders>
       </w:tcPr>
     </w:tblStylePr>
@@ -6263,42 +6267,42 @@
         <w:spacing w:before="0" w:after="0" w:line="240" w:lineRule="auto"/>
       </w:pPr>
       <w:rPr>
-        <w:rFonts w:asciiTheme="majorHAnsi" w:eastAsiaTheme="majorEastAsia" w:hAnsiTheme="majorHAnsi" w:cstheme="majorBidi"/>
-        <w:b/>
-        <w:bCs/>
-      </w:rPr>
-      <w:tblPr/>
-      <w:tcPr>
-        <w:tcBorders>
-          <w:top w:val="double" w:sz="6" w:space="0" w:color="9BBB59" w:themeColor="accent3"/>
-          <w:left w:val="single" w:sz="8" w:space="0" w:color="9BBB59" w:themeColor="accent3"/>
-          <w:bottom w:val="single" w:sz="8" w:space="0" w:color="9BBB59" w:themeColor="accent3"/>
-          <w:right w:val="single" w:sz="8" w:space="0" w:color="9BBB59" w:themeColor="accent3"/>
-          <w:insideH w:val="nil"/>
-          <w:insideV w:val="single" w:sz="8" w:space="0" w:color="9BBB59" w:themeColor="accent3"/>
+        <w:rFonts w:asciiTheme="majorHAnsi" w:hAnsiTheme="majorHAnsi" w:eastAsiaTheme="majorEastAsia" w:cstheme="majorBidi"/>
+        <w:b/>
+        <w:bCs/>
+      </w:rPr>
+      <w:tblPr/>
+      <w:tcPr>
+        <w:tcBorders>
+          <w:top w:val="double" w:color="9BBB59" w:themeColor="accent3" w:sz="6" w:space="0"/>
+          <w:left w:val="single" w:color="9BBB59" w:themeColor="accent3" w:sz="8" w:space="0"/>
+          <w:bottom w:val="single" w:color="9BBB59" w:themeColor="accent3" w:sz="8" w:space="0"/>
+          <w:right w:val="single" w:color="9BBB59" w:themeColor="accent3" w:sz="8" w:space="0"/>
+          <w:insideH w:val="nil"/>
+          <w:insideV w:val="single" w:color="9BBB59" w:themeColor="accent3" w:sz="8" w:space="0"/>
         </w:tcBorders>
       </w:tcPr>
     </w:tblStylePr>
     <w:tblStylePr w:type="firstCol">
       <w:rPr>
-        <w:rFonts w:asciiTheme="majorHAnsi" w:eastAsiaTheme="majorEastAsia" w:hAnsiTheme="majorHAnsi" w:cstheme="majorBidi"/>
+        <w:rFonts w:asciiTheme="majorHAnsi" w:hAnsiTheme="majorHAnsi" w:eastAsiaTheme="majorEastAsia" w:cstheme="majorBidi"/>
         <w:b/>
         <w:bCs/>
       </w:rPr>
     </w:tblStylePr>
     <w:tblStylePr w:type="lastCol">
       <w:rPr>
-        <w:rFonts w:asciiTheme="majorHAnsi" w:eastAsiaTheme="majorEastAsia" w:hAnsiTheme="majorHAnsi" w:cstheme="majorBidi"/>
-        <w:b/>
-        <w:bCs/>
-      </w:rPr>
-      <w:tblPr/>
-      <w:tcPr>
-        <w:tcBorders>
-          <w:top w:val="single" w:sz="8" w:space="0" w:color="9BBB59" w:themeColor="accent3"/>
-          <w:left w:val="single" w:sz="8" w:space="0" w:color="9BBB59" w:themeColor="accent3"/>
-          <w:bottom w:val="single" w:sz="8" w:space="0" w:color="9BBB59" w:themeColor="accent3"/>
-          <w:right w:val="single" w:sz="8" w:space="0" w:color="9BBB59" w:themeColor="accent3"/>
+        <w:rFonts w:asciiTheme="majorHAnsi" w:hAnsiTheme="majorHAnsi" w:eastAsiaTheme="majorEastAsia" w:cstheme="majorBidi"/>
+        <w:b/>
+        <w:bCs/>
+      </w:rPr>
+      <w:tblPr/>
+      <w:tcPr>
+        <w:tcBorders>
+          <w:top w:val="single" w:color="9BBB59" w:themeColor="accent3" w:sz="8" w:space="0"/>
+          <w:left w:val="single" w:color="9BBB59" w:themeColor="accent3" w:sz="8" w:space="0"/>
+          <w:bottom w:val="single" w:color="9BBB59" w:themeColor="accent3" w:sz="8" w:space="0"/>
+          <w:right w:val="single" w:color="9BBB59" w:themeColor="accent3" w:sz="8" w:space="0"/>
         </w:tcBorders>
       </w:tcPr>
     </w:tblStylePr>
@@ -6306,10 +6310,10 @@
       <w:tblPr/>
       <w:tcPr>
         <w:tcBorders>
-          <w:top w:val="single" w:sz="8" w:space="0" w:color="9BBB59" w:themeColor="accent3"/>
-          <w:left w:val="single" w:sz="8" w:space="0" w:color="9BBB59" w:themeColor="accent3"/>
-          <w:bottom w:val="single" w:sz="8" w:space="0" w:color="9BBB59" w:themeColor="accent3"/>
-          <w:right w:val="single" w:sz="8" w:space="0" w:color="9BBB59" w:themeColor="accent3"/>
+          <w:top w:val="single" w:color="9BBB59" w:themeColor="accent3" w:sz="8" w:space="0"/>
+          <w:left w:val="single" w:color="9BBB59" w:themeColor="accent3" w:sz="8" w:space="0"/>
+          <w:bottom w:val="single" w:color="9BBB59" w:themeColor="accent3" w:sz="8" w:space="0"/>
+          <w:right w:val="single" w:color="9BBB59" w:themeColor="accent3" w:sz="8" w:space="0"/>
         </w:tcBorders>
         <w:shd w:val="clear" w:color="auto" w:fill="E6EED5" w:themeFill="accent3" w:themeFillTint="3F"/>
       </w:tcPr>
@@ -6318,11 +6322,11 @@
       <w:tblPr/>
       <w:tcPr>
         <w:tcBorders>
-          <w:top w:val="single" w:sz="8" w:space="0" w:color="9BBB59" w:themeColor="accent3"/>
-          <w:left w:val="single" w:sz="8" w:space="0" w:color="9BBB59" w:themeColor="accent3"/>
-          <w:bottom w:val="single" w:sz="8" w:space="0" w:color="9BBB59" w:themeColor="accent3"/>
-          <w:right w:val="single" w:sz="8" w:space="0" w:color="9BBB59" w:themeColor="accent3"/>
-          <w:insideV w:val="single" w:sz="8" w:space="0" w:color="9BBB59" w:themeColor="accent3"/>
+          <w:top w:val="single" w:color="9BBB59" w:themeColor="accent3" w:sz="8" w:space="0"/>
+          <w:left w:val="single" w:color="9BBB59" w:themeColor="accent3" w:sz="8" w:space="0"/>
+          <w:bottom w:val="single" w:color="9BBB59" w:themeColor="accent3" w:sz="8" w:space="0"/>
+          <w:right w:val="single" w:color="9BBB59" w:themeColor="accent3" w:sz="8" w:space="0"/>
+          <w:insideV w:val="single" w:color="9BBB59" w:themeColor="accent3" w:sz="8" w:space="0"/>
         </w:tcBorders>
         <w:shd w:val="clear" w:color="auto" w:fill="E6EED5" w:themeFill="accent3" w:themeFillTint="3F"/>
       </w:tcPr>
@@ -6331,11 +6335,11 @@
       <w:tblPr/>
       <w:tcPr>
         <w:tcBorders>
-          <w:top w:val="single" w:sz="8" w:space="0" w:color="9BBB59" w:themeColor="accent3"/>
-          <w:left w:val="single" w:sz="8" w:space="0" w:color="9BBB59" w:themeColor="accent3"/>
-          <w:bottom w:val="single" w:sz="8" w:space="0" w:color="9BBB59" w:themeColor="accent3"/>
-          <w:right w:val="single" w:sz="8" w:space="0" w:color="9BBB59" w:themeColor="accent3"/>
-          <w:insideV w:val="single" w:sz="8" w:space="0" w:color="9BBB59" w:themeColor="accent3"/>
+          <w:top w:val="single" w:color="9BBB59" w:themeColor="accent3" w:sz="8" w:space="0"/>
+          <w:left w:val="single" w:color="9BBB59" w:themeColor="accent3" w:sz="8" w:space="0"/>
+          <w:bottom w:val="single" w:color="9BBB59" w:themeColor="accent3" w:sz="8" w:space="0"/>
+          <w:right w:val="single" w:color="9BBB59" w:themeColor="accent3" w:sz="8" w:space="0"/>
+          <w:insideV w:val="single" w:color="9BBB59" w:themeColor="accent3" w:sz="8" w:space="0"/>
         </w:tcBorders>
       </w:tcPr>
     </w:tblStylePr>
@@ -6353,12 +6357,12 @@
       <w:tblStyleColBandSize w:val="1"/>
       <w:tblInd w:w="0" w:type="dxa"/>
       <w:tblBorders>
-        <w:top w:val="single" w:sz="8" w:space="0" w:color="8064A2" w:themeColor="accent4"/>
-        <w:left w:val="single" w:sz="8" w:space="0" w:color="8064A2" w:themeColor="accent4"/>
-        <w:bottom w:val="single" w:sz="8" w:space="0" w:color="8064A2" w:themeColor="accent4"/>
-        <w:right w:val="single" w:sz="8" w:space="0" w:color="8064A2" w:themeColor="accent4"/>
-        <w:insideH w:val="single" w:sz="8" w:space="0" w:color="8064A2" w:themeColor="accent4"/>
-        <w:insideV w:val="single" w:sz="8" w:space="0" w:color="8064A2" w:themeColor="accent4"/>
+        <w:top w:val="single" w:color="8064A2" w:themeColor="accent4" w:sz="8" w:space="0"/>
+        <w:left w:val="single" w:color="8064A2" w:themeColor="accent4" w:sz="8" w:space="0"/>
+        <w:bottom w:val="single" w:color="8064A2" w:themeColor="accent4" w:sz="8" w:space="0"/>
+        <w:right w:val="single" w:color="8064A2" w:themeColor="accent4" w:sz="8" w:space="0"/>
+        <w:insideH w:val="single" w:color="8064A2" w:themeColor="accent4" w:sz="8" w:space="0"/>
+        <w:insideV w:val="single" w:color="8064A2" w:themeColor="accent4" w:sz="8" w:space="0"/>
       </w:tblBorders>
       <w:tblCellMar>
         <w:top w:w="0" w:type="dxa"/>
@@ -6372,19 +6376,19 @@
         <w:spacing w:before="0" w:after="0" w:line="240" w:lineRule="auto"/>
       </w:pPr>
       <w:rPr>
-        <w:rFonts w:asciiTheme="majorHAnsi" w:eastAsiaTheme="majorEastAsia" w:hAnsiTheme="majorHAnsi" w:cstheme="majorBidi"/>
-        <w:b/>
-        <w:bCs/>
-      </w:rPr>
-      <w:tblPr/>
-      <w:tcPr>
-        <w:tcBorders>
-          <w:top w:val="single" w:sz="8" w:space="0" w:color="8064A2" w:themeColor="accent4"/>
-          <w:left w:val="single" w:sz="8" w:space="0" w:color="8064A2" w:themeColor="accent4"/>
-          <w:bottom w:val="single" w:sz="18" w:space="0" w:color="8064A2" w:themeColor="accent4"/>
-          <w:right w:val="single" w:sz="8" w:space="0" w:color="8064A2" w:themeColor="accent4"/>
-          <w:insideH w:val="nil"/>
-          <w:insideV w:val="single" w:sz="8" w:space="0" w:color="8064A2" w:themeColor="accent4"/>
+        <w:rFonts w:asciiTheme="majorHAnsi" w:hAnsiTheme="majorHAnsi" w:eastAsiaTheme="majorEastAsia" w:cstheme="majorBidi"/>
+        <w:b/>
+        <w:bCs/>
+      </w:rPr>
+      <w:tblPr/>
+      <w:tcPr>
+        <w:tcBorders>
+          <w:top w:val="single" w:color="8064A2" w:themeColor="accent4" w:sz="8" w:space="0"/>
+          <w:left w:val="single" w:color="8064A2" w:themeColor="accent4" w:sz="8" w:space="0"/>
+          <w:bottom w:val="single" w:color="8064A2" w:themeColor="accent4" w:sz="18" w:space="0"/>
+          <w:right w:val="single" w:color="8064A2" w:themeColor="accent4" w:sz="8" w:space="0"/>
+          <w:insideH w:val="nil"/>
+          <w:insideV w:val="single" w:color="8064A2" w:themeColor="accent4" w:sz="8" w:space="0"/>
         </w:tcBorders>
       </w:tcPr>
     </w:tblStylePr>
@@ -6393,42 +6397,42 @@
         <w:spacing w:before="0" w:after="0" w:line="240" w:lineRule="auto"/>
       </w:pPr>
       <w:rPr>
-        <w:rFonts w:asciiTheme="majorHAnsi" w:eastAsiaTheme="majorEastAsia" w:hAnsiTheme="majorHAnsi" w:cstheme="majorBidi"/>
-        <w:b/>
-        <w:bCs/>
-      </w:rPr>
-      <w:tblPr/>
-      <w:tcPr>
-        <w:tcBorders>
-          <w:top w:val="double" w:sz="6" w:space="0" w:color="8064A2" w:themeColor="accent4"/>
-          <w:left w:val="single" w:sz="8" w:space="0" w:color="8064A2" w:themeColor="accent4"/>
-          <w:bottom w:val="single" w:sz="8" w:space="0" w:color="8064A2" w:themeColor="accent4"/>
-          <w:right w:val="single" w:sz="8" w:space="0" w:color="8064A2" w:themeColor="accent4"/>
-          <w:insideH w:val="nil"/>
-          <w:insideV w:val="single" w:sz="8" w:space="0" w:color="8064A2" w:themeColor="accent4"/>
+        <w:rFonts w:asciiTheme="majorHAnsi" w:hAnsiTheme="majorHAnsi" w:eastAsiaTheme="majorEastAsia" w:cstheme="majorBidi"/>
+        <w:b/>
+        <w:bCs/>
+      </w:rPr>
+      <w:tblPr/>
+      <w:tcPr>
+        <w:tcBorders>
+          <w:top w:val="double" w:color="8064A2" w:themeColor="accent4" w:sz="6" w:space="0"/>
+          <w:left w:val="single" w:color="8064A2" w:themeColor="accent4" w:sz="8" w:space="0"/>
+          <w:bottom w:val="single" w:color="8064A2" w:themeColor="accent4" w:sz="8" w:space="0"/>
+          <w:right w:val="single" w:color="8064A2" w:themeColor="accent4" w:sz="8" w:space="0"/>
+          <w:insideH w:val="nil"/>
+          <w:insideV w:val="single" w:color="8064A2" w:themeColor="accent4" w:sz="8" w:space="0"/>
         </w:tcBorders>
       </w:tcPr>
     </w:tblStylePr>
     <w:tblStylePr w:type="firstCol">
       <w:rPr>
-        <w:rFonts w:asciiTheme="majorHAnsi" w:eastAsiaTheme="majorEastAsia" w:hAnsiTheme="majorHAnsi" w:cstheme="majorBidi"/>
+        <w:rFonts w:asciiTheme="majorHAnsi" w:hAnsiTheme="majorHAnsi" w:eastAsiaTheme="majorEastAsia" w:cstheme="majorBidi"/>
         <w:b/>
         <w:bCs/>
       </w:rPr>
     </w:tblStylePr>
     <w:tblStylePr w:type="lastCol">
       <w:rPr>
-        <w:rFonts w:asciiTheme="majorHAnsi" w:eastAsiaTheme="majorEastAsia" w:hAnsiTheme="majorHAnsi" w:cstheme="majorBidi"/>
-        <w:b/>
-        <w:bCs/>
-      </w:rPr>
-      <w:tblPr/>
-      <w:tcPr>
-        <w:tcBorders>
-          <w:top w:val="single" w:sz="8" w:space="0" w:color="8064A2" w:themeColor="accent4"/>
-          <w:left w:val="single" w:sz="8" w:space="0" w:color="8064A2" w:themeColor="accent4"/>
-          <w:bottom w:val="single" w:sz="8" w:space="0" w:color="8064A2" w:themeColor="accent4"/>
-          <w:right w:val="single" w:sz="8" w:space="0" w:color="8064A2" w:themeColor="accent4"/>
+        <w:rFonts w:asciiTheme="majorHAnsi" w:hAnsiTheme="majorHAnsi" w:eastAsiaTheme="majorEastAsia" w:cstheme="majorBidi"/>
+        <w:b/>
+        <w:bCs/>
+      </w:rPr>
+      <w:tblPr/>
+      <w:tcPr>
+        <w:tcBorders>
+          <w:top w:val="single" w:color="8064A2" w:themeColor="accent4" w:sz="8" w:space="0"/>
+          <w:left w:val="single" w:color="8064A2" w:themeColor="accent4" w:sz="8" w:space="0"/>
+          <w:bottom w:val="single" w:color="8064A2" w:themeColor="accent4" w:sz="8" w:space="0"/>
+          <w:right w:val="single" w:color="8064A2" w:themeColor="accent4" w:sz="8" w:space="0"/>
         </w:tcBorders>
       </w:tcPr>
     </w:tblStylePr>
@@ -6436,10 +6440,10 @@
       <w:tblPr/>
       <w:tcPr>
         <w:tcBorders>
-          <w:top w:val="single" w:sz="8" w:space="0" w:color="8064A2" w:themeColor="accent4"/>
-          <w:left w:val="single" w:sz="8" w:space="0" w:color="8064A2" w:themeColor="accent4"/>
-          <w:bottom w:val="single" w:sz="8" w:space="0" w:color="8064A2" w:themeColor="accent4"/>
-          <w:right w:val="single" w:sz="8" w:space="0" w:color="8064A2" w:themeColor="accent4"/>
+          <w:top w:val="single" w:color="8064A2" w:themeColor="accent4" w:sz="8" w:space="0"/>
+          <w:left w:val="single" w:color="8064A2" w:themeColor="accent4" w:sz="8" w:space="0"/>
+          <w:bottom w:val="single" w:color="8064A2" w:themeColor="accent4" w:sz="8" w:space="0"/>
+          <w:right w:val="single" w:color="8064A2" w:themeColor="accent4" w:sz="8" w:space="0"/>
         </w:tcBorders>
         <w:shd w:val="clear" w:color="auto" w:fill="DFD8E8" w:themeFill="accent4" w:themeFillTint="3F"/>
       </w:tcPr>
@@ -6448,11 +6452,11 @@
       <w:tblPr/>
       <w:tcPr>
         <w:tcBorders>
-          <w:top w:val="single" w:sz="8" w:space="0" w:color="8064A2" w:themeColor="accent4"/>
-          <w:left w:val="single" w:sz="8" w:space="0" w:color="8064A2" w:themeColor="accent4"/>
-          <w:bottom w:val="single" w:sz="8" w:space="0" w:color="8064A2" w:themeColor="accent4"/>
-          <w:right w:val="single" w:sz="8" w:space="0" w:color="8064A2" w:themeColor="accent4"/>
-          <w:insideV w:val="single" w:sz="8" w:space="0" w:color="8064A2" w:themeColor="accent4"/>
+          <w:top w:val="single" w:color="8064A2" w:themeColor="accent4" w:sz="8" w:space="0"/>
+          <w:left w:val="single" w:color="8064A2" w:themeColor="accent4" w:sz="8" w:space="0"/>
+          <w:bottom w:val="single" w:color="8064A2" w:themeColor="accent4" w:sz="8" w:space="0"/>
+          <w:right w:val="single" w:color="8064A2" w:themeColor="accent4" w:sz="8" w:space="0"/>
+          <w:insideV w:val="single" w:color="8064A2" w:themeColor="accent4" w:sz="8" w:space="0"/>
         </w:tcBorders>
         <w:shd w:val="clear" w:color="auto" w:fill="DFD8E8" w:themeFill="accent4" w:themeFillTint="3F"/>
       </w:tcPr>
@@ -6461,11 +6465,11 @@
       <w:tblPr/>
       <w:tcPr>
         <w:tcBorders>
-          <w:top w:val="single" w:sz="8" w:space="0" w:color="8064A2" w:themeColor="accent4"/>
-          <w:left w:val="single" w:sz="8" w:space="0" w:color="8064A2" w:themeColor="accent4"/>
-          <w:bottom w:val="single" w:sz="8" w:space="0" w:color="8064A2" w:themeColor="accent4"/>
-          <w:right w:val="single" w:sz="8" w:space="0" w:color="8064A2" w:themeColor="accent4"/>
-          <w:insideV w:val="single" w:sz="8" w:space="0" w:color="8064A2" w:themeColor="accent4"/>
+          <w:top w:val="single" w:color="8064A2" w:themeColor="accent4" w:sz="8" w:space="0"/>
+          <w:left w:val="single" w:color="8064A2" w:themeColor="accent4" w:sz="8" w:space="0"/>
+          <w:bottom w:val="single" w:color="8064A2" w:themeColor="accent4" w:sz="8" w:space="0"/>
+          <w:right w:val="single" w:color="8064A2" w:themeColor="accent4" w:sz="8" w:space="0"/>
+          <w:insideV w:val="single" w:color="8064A2" w:themeColor="accent4" w:sz="8" w:space="0"/>
         </w:tcBorders>
       </w:tcPr>
     </w:tblStylePr>
@@ -6483,12 +6487,12 @@
       <w:tblStyleColBandSize w:val="1"/>
       <w:tblInd w:w="0" w:type="dxa"/>
       <w:tblBorders>
-        <w:top w:val="single" w:sz="8" w:space="0" w:color="4BACC6" w:themeColor="accent5"/>
-        <w:left w:val="single" w:sz="8" w:space="0" w:color="4BACC6" w:themeColor="accent5"/>
-        <w:bottom w:val="single" w:sz="8" w:space="0" w:color="4BACC6" w:themeColor="accent5"/>
-        <w:right w:val="single" w:sz="8" w:space="0" w:color="4BACC6" w:themeColor="accent5"/>
-        <w:insideH w:val="single" w:sz="8" w:space="0" w:color="4BACC6" w:themeColor="accent5"/>
-        <w:insideV w:val="single" w:sz="8" w:space="0" w:color="4BACC6" w:themeColor="accent5"/>
+        <w:top w:val="single" w:color="4BACC6" w:themeColor="accent5" w:sz="8" w:space="0"/>
+        <w:left w:val="single" w:color="4BACC6" w:themeColor="accent5" w:sz="8" w:space="0"/>
+        <w:bottom w:val="single" w:color="4BACC6" w:themeColor="accent5" w:sz="8" w:space="0"/>
+        <w:right w:val="single" w:color="4BACC6" w:themeColor="accent5" w:sz="8" w:space="0"/>
+        <w:insideH w:val="single" w:color="4BACC6" w:themeColor="accent5" w:sz="8" w:space="0"/>
+        <w:insideV w:val="single" w:color="4BACC6" w:themeColor="accent5" w:sz="8" w:space="0"/>
       </w:tblBorders>
       <w:tblCellMar>
         <w:top w:w="0" w:type="dxa"/>
@@ -6502,19 +6506,19 @@
         <w:spacing w:before="0" w:after="0" w:line="240" w:lineRule="auto"/>
       </w:pPr>
       <w:rPr>
-        <w:rFonts w:asciiTheme="majorHAnsi" w:eastAsiaTheme="majorEastAsia" w:hAnsiTheme="majorHAnsi" w:cstheme="majorBidi"/>
-        <w:b/>
-        <w:bCs/>
-      </w:rPr>
-      <w:tblPr/>
-      <w:tcPr>
-        <w:tcBorders>
-          <w:top w:val="single" w:sz="8" w:space="0" w:color="4BACC6" w:themeColor="accent5"/>
-          <w:left w:val="single" w:sz="8" w:space="0" w:color="4BACC6" w:themeColor="accent5"/>
-          <w:bottom w:val="single" w:sz="18" w:space="0" w:color="4BACC6" w:themeColor="accent5"/>
-          <w:right w:val="single" w:sz="8" w:space="0" w:color="4BACC6" w:themeColor="accent5"/>
-          <w:insideH w:val="nil"/>
-          <w:insideV w:val="single" w:sz="8" w:space="0" w:color="4BACC6" w:themeColor="accent5"/>
+        <w:rFonts w:asciiTheme="majorHAnsi" w:hAnsiTheme="majorHAnsi" w:eastAsiaTheme="majorEastAsia" w:cstheme="majorBidi"/>
+        <w:b/>
+        <w:bCs/>
+      </w:rPr>
+      <w:tblPr/>
+      <w:tcPr>
+        <w:tcBorders>
+          <w:top w:val="single" w:color="4BACC6" w:themeColor="accent5" w:sz="8" w:space="0"/>
+          <w:left w:val="single" w:color="4BACC6" w:themeColor="accent5" w:sz="8" w:space="0"/>
+          <w:bottom w:val="single" w:color="4BACC6" w:themeColor="accent5" w:sz="18" w:space="0"/>
+          <w:right w:val="single" w:color="4BACC6" w:themeColor="accent5" w:sz="8" w:space="0"/>
+          <w:insideH w:val="nil"/>
+          <w:insideV w:val="single" w:color="4BACC6" w:themeColor="accent5" w:sz="8" w:space="0"/>
         </w:tcBorders>
       </w:tcPr>
     </w:tblStylePr>
@@ -6523,42 +6527,42 @@
         <w:spacing w:before="0" w:after="0" w:line="240" w:lineRule="auto"/>
       </w:pPr>
       <w:rPr>
-        <w:rFonts w:asciiTheme="majorHAnsi" w:eastAsiaTheme="majorEastAsia" w:hAnsiTheme="majorHAnsi" w:cstheme="majorBidi"/>
-        <w:b/>
-        <w:bCs/>
-      </w:rPr>
-      <w:tblPr/>
-      <w:tcPr>
-        <w:tcBorders>
-          <w:top w:val="double" w:sz="6" w:space="0" w:color="4BACC6" w:themeColor="accent5"/>
-          <w:left w:val="single" w:sz="8" w:space="0" w:color="4BACC6" w:themeColor="accent5"/>
-          <w:bottom w:val="single" w:sz="8" w:space="0" w:color="4BACC6" w:themeColor="accent5"/>
-          <w:right w:val="single" w:sz="8" w:space="0" w:color="4BACC6" w:themeColor="accent5"/>
-          <w:insideH w:val="nil"/>
-          <w:insideV w:val="single" w:sz="8" w:space="0" w:color="4BACC6" w:themeColor="accent5"/>
+        <w:rFonts w:asciiTheme="majorHAnsi" w:hAnsiTheme="majorHAnsi" w:eastAsiaTheme="majorEastAsia" w:cstheme="majorBidi"/>
+        <w:b/>
+        <w:bCs/>
+      </w:rPr>
+      <w:tblPr/>
+      <w:tcPr>
+        <w:tcBorders>
+          <w:top w:val="double" w:color="4BACC6" w:themeColor="accent5" w:sz="6" w:space="0"/>
+          <w:left w:val="single" w:color="4BACC6" w:themeColor="accent5" w:sz="8" w:space="0"/>
+          <w:bottom w:val="single" w:color="4BACC6" w:themeColor="accent5" w:sz="8" w:space="0"/>
+          <w:right w:val="single" w:color="4BACC6" w:themeColor="accent5" w:sz="8" w:space="0"/>
+          <w:insideH w:val="nil"/>
+          <w:insideV w:val="single" w:color="4BACC6" w:themeColor="accent5" w:sz="8" w:space="0"/>
         </w:tcBorders>
       </w:tcPr>
     </w:tblStylePr>
     <w:tblStylePr w:type="firstCol">
       <w:rPr>
-        <w:rFonts w:asciiTheme="majorHAnsi" w:eastAsiaTheme="majorEastAsia" w:hAnsiTheme="majorHAnsi" w:cstheme="majorBidi"/>
+        <w:rFonts w:asciiTheme="majorHAnsi" w:hAnsiTheme="majorHAnsi" w:eastAsiaTheme="majorEastAsia" w:cstheme="majorBidi"/>
         <w:b/>
         <w:bCs/>
       </w:rPr>
     </w:tblStylePr>
     <w:tblStylePr w:type="lastCol">
       <w:rPr>
-        <w:rFonts w:asciiTheme="majorHAnsi" w:eastAsiaTheme="majorEastAsia" w:hAnsiTheme="majorHAnsi" w:cstheme="majorBidi"/>
-        <w:b/>
-        <w:bCs/>
-      </w:rPr>
-      <w:tblPr/>
-      <w:tcPr>
-        <w:tcBorders>
-          <w:top w:val="single" w:sz="8" w:space="0" w:color="4BACC6" w:themeColor="accent5"/>
-          <w:left w:val="single" w:sz="8" w:space="0" w:color="4BACC6" w:themeColor="accent5"/>
-          <w:bottom w:val="single" w:sz="8" w:space="0" w:color="4BACC6" w:themeColor="accent5"/>
-          <w:right w:val="single" w:sz="8" w:space="0" w:color="4BACC6" w:themeColor="accent5"/>
+        <w:rFonts w:asciiTheme="majorHAnsi" w:hAnsiTheme="majorHAnsi" w:eastAsiaTheme="majorEastAsia" w:cstheme="majorBidi"/>
+        <w:b/>
+        <w:bCs/>
+      </w:rPr>
+      <w:tblPr/>
+      <w:tcPr>
+        <w:tcBorders>
+          <w:top w:val="single" w:color="4BACC6" w:themeColor="accent5" w:sz="8" w:space="0"/>
+          <w:left w:val="single" w:color="4BACC6" w:themeColor="accent5" w:sz="8" w:space="0"/>
+          <w:bottom w:val="single" w:color="4BACC6" w:themeColor="accent5" w:sz="8" w:space="0"/>
+          <w:right w:val="single" w:color="4BACC6" w:themeColor="accent5" w:sz="8" w:space="0"/>
         </w:tcBorders>
       </w:tcPr>
     </w:tblStylePr>
@@ -6566,10 +6570,10 @@
       <w:tblPr/>
       <w:tcPr>
         <w:tcBorders>
-          <w:top w:val="single" w:sz="8" w:space="0" w:color="4BACC6" w:themeColor="accent5"/>
-          <w:left w:val="single" w:sz="8" w:space="0" w:color="4BACC6" w:themeColor="accent5"/>
-          <w:bottom w:val="single" w:sz="8" w:space="0" w:color="4BACC6" w:themeColor="accent5"/>
-          <w:right w:val="single" w:sz="8" w:space="0" w:color="4BACC6" w:themeColor="accent5"/>
+          <w:top w:val="single" w:color="4BACC6" w:themeColor="accent5" w:sz="8" w:space="0"/>
+          <w:left w:val="single" w:color="4BACC6" w:themeColor="accent5" w:sz="8" w:space="0"/>
+          <w:bottom w:val="single" w:color="4BACC6" w:themeColor="accent5" w:sz="8" w:space="0"/>
+          <w:right w:val="single" w:color="4BACC6" w:themeColor="accent5" w:sz="8" w:space="0"/>
         </w:tcBorders>
         <w:shd w:val="clear" w:color="auto" w:fill="D2EAF1" w:themeFill="accent5" w:themeFillTint="3F"/>
       </w:tcPr>
@@ -6578,11 +6582,11 @@
       <w:tblPr/>
       <w:tcPr>
         <w:tcBorders>
-          <w:top w:val="single" w:sz="8" w:space="0" w:color="4BACC6" w:themeColor="accent5"/>
-          <w:left w:val="single" w:sz="8" w:space="0" w:color="4BACC6" w:themeColor="accent5"/>
-          <w:bottom w:val="single" w:sz="8" w:space="0" w:color="4BACC6" w:themeColor="accent5"/>
-          <w:right w:val="single" w:sz="8" w:space="0" w:color="4BACC6" w:themeColor="accent5"/>
-          <w:insideV w:val="single" w:sz="8" w:space="0" w:color="4BACC6" w:themeColor="accent5"/>
+          <w:top w:val="single" w:color="4BACC6" w:themeColor="accent5" w:sz="8" w:space="0"/>
+          <w:left w:val="single" w:color="4BACC6" w:themeColor="accent5" w:sz="8" w:space="0"/>
+          <w:bottom w:val="single" w:color="4BACC6" w:themeColor="accent5" w:sz="8" w:space="0"/>
+          <w:right w:val="single" w:color="4BACC6" w:themeColor="accent5" w:sz="8" w:space="0"/>
+          <w:insideV w:val="single" w:color="4BACC6" w:themeColor="accent5" w:sz="8" w:space="0"/>
         </w:tcBorders>
         <w:shd w:val="clear" w:color="auto" w:fill="D2EAF1" w:themeFill="accent5" w:themeFillTint="3F"/>
       </w:tcPr>
@@ -6591,11 +6595,11 @@
       <w:tblPr/>
       <w:tcPr>
         <w:tcBorders>
-          <w:top w:val="single" w:sz="8" w:space="0" w:color="4BACC6" w:themeColor="accent5"/>
-          <w:left w:val="single" w:sz="8" w:space="0" w:color="4BACC6" w:themeColor="accent5"/>
-          <w:bottom w:val="single" w:sz="8" w:space="0" w:color="4BACC6" w:themeColor="accent5"/>
-          <w:right w:val="single" w:sz="8" w:space="0" w:color="4BACC6" w:themeColor="accent5"/>
-          <w:insideV w:val="single" w:sz="8" w:space="0" w:color="4BACC6" w:themeColor="accent5"/>
+          <w:top w:val="single" w:color="4BACC6" w:themeColor="accent5" w:sz="8" w:space="0"/>
+          <w:left w:val="single" w:color="4BACC6" w:themeColor="accent5" w:sz="8" w:space="0"/>
+          <w:bottom w:val="single" w:color="4BACC6" w:themeColor="accent5" w:sz="8" w:space="0"/>
+          <w:right w:val="single" w:color="4BACC6" w:themeColor="accent5" w:sz="8" w:space="0"/>
+          <w:insideV w:val="single" w:color="4BACC6" w:themeColor="accent5" w:sz="8" w:space="0"/>
         </w:tcBorders>
       </w:tcPr>
     </w:tblStylePr>
@@ -6613,12 +6617,12 @@
       <w:tblStyleColBandSize w:val="1"/>
       <w:tblInd w:w="0" w:type="dxa"/>
       <w:tblBorders>
-        <w:top w:val="single" w:sz="8" w:space="0" w:color="F79646" w:themeColor="accent6"/>
-        <w:left w:val="single" w:sz="8" w:space="0" w:color="F79646" w:themeColor="accent6"/>
-        <w:bottom w:val="single" w:sz="8" w:space="0" w:color="F79646" w:themeColor="accent6"/>
-        <w:right w:val="single" w:sz="8" w:space="0" w:color="F79646" w:themeColor="accent6"/>
-        <w:insideH w:val="single" w:sz="8" w:space="0" w:color="F79646" w:themeColor="accent6"/>
-        <w:insideV w:val="single" w:sz="8" w:space="0" w:color="F79646" w:themeColor="accent6"/>
+        <w:top w:val="single" w:color="F79646" w:themeColor="accent6" w:sz="8" w:space="0"/>
+        <w:left w:val="single" w:color="F79646" w:themeColor="accent6" w:sz="8" w:space="0"/>
+        <w:bottom w:val="single" w:color="F79646" w:themeColor="accent6" w:sz="8" w:space="0"/>
+        <w:right w:val="single" w:color="F79646" w:themeColor="accent6" w:sz="8" w:space="0"/>
+        <w:insideH w:val="single" w:color="F79646" w:themeColor="accent6" w:sz="8" w:space="0"/>
+        <w:insideV w:val="single" w:color="F79646" w:themeColor="accent6" w:sz="8" w:space="0"/>
       </w:tblBorders>
       <w:tblCellMar>
         <w:top w:w="0" w:type="dxa"/>
@@ -6632,19 +6636,19 @@
         <w:spacing w:before="0" w:after="0" w:line="240" w:lineRule="auto"/>
       </w:pPr>
       <w:rPr>
-        <w:rFonts w:asciiTheme="majorHAnsi" w:eastAsiaTheme="majorEastAsia" w:hAnsiTheme="majorHAnsi" w:cstheme="majorBidi"/>
-        <w:b/>
-        <w:bCs/>
-      </w:rPr>
-      <w:tblPr/>
-      <w:tcPr>
-        <w:tcBorders>
-          <w:top w:val="single" w:sz="8" w:space="0" w:color="F79646" w:themeColor="accent6"/>
-          <w:left w:val="single" w:sz="8" w:space="0" w:color="F79646" w:themeColor="accent6"/>
-          <w:bottom w:val="single" w:sz="18" w:space="0" w:color="F79646" w:themeColor="accent6"/>
-          <w:right w:val="single" w:sz="8" w:space="0" w:color="F79646" w:themeColor="accent6"/>
-          <w:insideH w:val="nil"/>
-          <w:insideV w:val="single" w:sz="8" w:space="0" w:color="F79646" w:themeColor="accent6"/>
+        <w:rFonts w:asciiTheme="majorHAnsi" w:hAnsiTheme="majorHAnsi" w:eastAsiaTheme="majorEastAsia" w:cstheme="majorBidi"/>
+        <w:b/>
+        <w:bCs/>
+      </w:rPr>
+      <w:tblPr/>
+      <w:tcPr>
+        <w:tcBorders>
+          <w:top w:val="single" w:color="F79646" w:themeColor="accent6" w:sz="8" w:space="0"/>
+          <w:left w:val="single" w:color="F79646" w:themeColor="accent6" w:sz="8" w:space="0"/>
+          <w:bottom w:val="single" w:color="F79646" w:themeColor="accent6" w:sz="18" w:space="0"/>
+          <w:right w:val="single" w:color="F79646" w:themeColor="accent6" w:sz="8" w:space="0"/>
+          <w:insideH w:val="nil"/>
+          <w:insideV w:val="single" w:color="F79646" w:themeColor="accent6" w:sz="8" w:space="0"/>
         </w:tcBorders>
       </w:tcPr>
     </w:tblStylePr>
@@ -6653,42 +6657,42 @@
         <w:spacing w:before="0" w:after="0" w:line="240" w:lineRule="auto"/>
       </w:pPr>
       <w:rPr>
-        <w:rFonts w:asciiTheme="majorHAnsi" w:eastAsiaTheme="majorEastAsia" w:hAnsiTheme="majorHAnsi" w:cstheme="majorBidi"/>
-        <w:b/>
-        <w:bCs/>
-      </w:rPr>
-      <w:tblPr/>
-      <w:tcPr>
-        <w:tcBorders>
-          <w:top w:val="double" w:sz="6" w:space="0" w:color="F79646" w:themeColor="accent6"/>
-          <w:left w:val="single" w:sz="8" w:space="0" w:color="F79646" w:themeColor="accent6"/>
-          <w:bottom w:val="single" w:sz="8" w:space="0" w:color="F79646" w:themeColor="accent6"/>
-          <w:right w:val="single" w:sz="8" w:space="0" w:color="F79646" w:themeColor="accent6"/>
-          <w:insideH w:val="nil"/>
-          <w:insideV w:val="single" w:sz="8" w:space="0" w:color="F79646" w:themeColor="accent6"/>
+        <w:rFonts w:asciiTheme="majorHAnsi" w:hAnsiTheme="majorHAnsi" w:eastAsiaTheme="majorEastAsia" w:cstheme="majorBidi"/>
+        <w:b/>
+        <w:bCs/>
+      </w:rPr>
+      <w:tblPr/>
+      <w:tcPr>
+        <w:tcBorders>
+          <w:top w:val="double" w:color="F79646" w:themeColor="accent6" w:sz="6" w:space="0"/>
+          <w:left w:val="single" w:color="F79646" w:themeColor="accent6" w:sz="8" w:space="0"/>
+          <w:bottom w:val="single" w:color="F79646" w:themeColor="accent6" w:sz="8" w:space="0"/>
+          <w:right w:val="single" w:color="F79646" w:themeColor="accent6" w:sz="8" w:space="0"/>
+          <w:insideH w:val="nil"/>
+          <w:insideV w:val="single" w:color="F79646" w:themeColor="accent6" w:sz="8" w:space="0"/>
         </w:tcBorders>
       </w:tcPr>
     </w:tblStylePr>
     <w:tblStylePr w:type="firstCol">
       <w:rPr>
-        <w:rFonts w:asciiTheme="majorHAnsi" w:eastAsiaTheme="majorEastAsia" w:hAnsiTheme="majorHAnsi" w:cstheme="majorBidi"/>
+        <w:rFonts w:asciiTheme="majorHAnsi" w:hAnsiTheme="majorHAnsi" w:eastAsiaTheme="majorEastAsia" w:cstheme="majorBidi"/>
         <w:b/>
         <w:bCs/>
       </w:rPr>
     </w:tblStylePr>
     <w:tblStylePr w:type="lastCol">
       <w:rPr>
-        <w:rFonts w:asciiTheme="majorHAnsi" w:eastAsiaTheme="majorEastAsia" w:hAnsiTheme="majorHAnsi" w:cstheme="majorBidi"/>
-        <w:b/>
-        <w:bCs/>
-      </w:rPr>
-      <w:tblPr/>
-      <w:tcPr>
-        <w:tcBorders>
-          <w:top w:val="single" w:sz="8" w:space="0" w:color="F79646" w:themeColor="accent6"/>
-          <w:left w:val="single" w:sz="8" w:space="0" w:color="F79646" w:themeColor="accent6"/>
-          <w:bottom w:val="single" w:sz="8" w:space="0" w:color="F79646" w:themeColor="accent6"/>
-          <w:right w:val="single" w:sz="8" w:space="0" w:color="F79646" w:themeColor="accent6"/>
+        <w:rFonts w:asciiTheme="majorHAnsi" w:hAnsiTheme="majorHAnsi" w:eastAsiaTheme="majorEastAsia" w:cstheme="majorBidi"/>
+        <w:b/>
+        <w:bCs/>
+      </w:rPr>
+      <w:tblPr/>
+      <w:tcPr>
+        <w:tcBorders>
+          <w:top w:val="single" w:color="F79646" w:themeColor="accent6" w:sz="8" w:space="0"/>
+          <w:left w:val="single" w:color="F79646" w:themeColor="accent6" w:sz="8" w:space="0"/>
+          <w:bottom w:val="single" w:color="F79646" w:themeColor="accent6" w:sz="8" w:space="0"/>
+          <w:right w:val="single" w:color="F79646" w:themeColor="accent6" w:sz="8" w:space="0"/>
         </w:tcBorders>
       </w:tcPr>
     </w:tblStylePr>
@@ -6696,10 +6700,10 @@
       <w:tblPr/>
       <w:tcPr>
         <w:tcBorders>
-          <w:top w:val="single" w:sz="8" w:space="0" w:color="F79646" w:themeColor="accent6"/>
-          <w:left w:val="single" w:sz="8" w:space="0" w:color="F79646" w:themeColor="accent6"/>
-          <w:bottom w:val="single" w:sz="8" w:space="0" w:color="F79646" w:themeColor="accent6"/>
-          <w:right w:val="single" w:sz="8" w:space="0" w:color="F79646" w:themeColor="accent6"/>
+          <w:top w:val="single" w:color="F79646" w:themeColor="accent6" w:sz="8" w:space="0"/>
+          <w:left w:val="single" w:color="F79646" w:themeColor="accent6" w:sz="8" w:space="0"/>
+          <w:bottom w:val="single" w:color="F79646" w:themeColor="accent6" w:sz="8" w:space="0"/>
+          <w:right w:val="single" w:color="F79646" w:themeColor="accent6" w:sz="8" w:space="0"/>
         </w:tcBorders>
         <w:shd w:val="clear" w:color="auto" w:fill="FDE4D0" w:themeFill="accent6" w:themeFillTint="3F"/>
       </w:tcPr>
@@ -6708,11 +6712,11 @@
       <w:tblPr/>
       <w:tcPr>
         <w:tcBorders>
-          <w:top w:val="single" w:sz="8" w:space="0" w:color="F79646" w:themeColor="accent6"/>
-          <w:left w:val="single" w:sz="8" w:space="0" w:color="F79646" w:themeColor="accent6"/>
-          <w:bottom w:val="single" w:sz="8" w:space="0" w:color="F79646" w:themeColor="accent6"/>
-          <w:right w:val="single" w:sz="8" w:space="0" w:color="F79646" w:themeColor="accent6"/>
-          <w:insideV w:val="single" w:sz="8" w:space="0" w:color="F79646" w:themeColor="accent6"/>
+          <w:top w:val="single" w:color="F79646" w:themeColor="accent6" w:sz="8" w:space="0"/>
+          <w:left w:val="single" w:color="F79646" w:themeColor="accent6" w:sz="8" w:space="0"/>
+          <w:bottom w:val="single" w:color="F79646" w:themeColor="accent6" w:sz="8" w:space="0"/>
+          <w:right w:val="single" w:color="F79646" w:themeColor="accent6" w:sz="8" w:space="0"/>
+          <w:insideV w:val="single" w:color="F79646" w:themeColor="accent6" w:sz="8" w:space="0"/>
         </w:tcBorders>
         <w:shd w:val="clear" w:color="auto" w:fill="FDE4D0" w:themeFill="accent6" w:themeFillTint="3F"/>
       </w:tcPr>
@@ -6721,11 +6725,11 @@
       <w:tblPr/>
       <w:tcPr>
         <w:tcBorders>
-          <w:top w:val="single" w:sz="8" w:space="0" w:color="F79646" w:themeColor="accent6"/>
-          <w:left w:val="single" w:sz="8" w:space="0" w:color="F79646" w:themeColor="accent6"/>
-          <w:bottom w:val="single" w:sz="8" w:space="0" w:color="F79646" w:themeColor="accent6"/>
-          <w:right w:val="single" w:sz="8" w:space="0" w:color="F79646" w:themeColor="accent6"/>
-          <w:insideV w:val="single" w:sz="8" w:space="0" w:color="F79646" w:themeColor="accent6"/>
+          <w:top w:val="single" w:color="F79646" w:themeColor="accent6" w:sz="8" w:space="0"/>
+          <w:left w:val="single" w:color="F79646" w:themeColor="accent6" w:sz="8" w:space="0"/>
+          <w:bottom w:val="single" w:color="F79646" w:themeColor="accent6" w:sz="8" w:space="0"/>
+          <w:right w:val="single" w:color="F79646" w:themeColor="accent6" w:sz="8" w:space="0"/>
+          <w:insideV w:val="single" w:color="F79646" w:themeColor="accent6" w:sz="8" w:space="0"/>
         </w:tcBorders>
       </w:tcPr>
     </w:tblStylePr>
@@ -6743,11 +6747,11 @@
       <w:tblStyleColBandSize w:val="1"/>
       <w:tblInd w:w="0" w:type="dxa"/>
       <w:tblBorders>
-        <w:top w:val="single" w:sz="8" w:space="0" w:color="404040" w:themeColor="text1" w:themeTint="BF"/>
-        <w:left w:val="single" w:sz="8" w:space="0" w:color="404040" w:themeColor="text1" w:themeTint="BF"/>
-        <w:bottom w:val="single" w:sz="8" w:space="0" w:color="404040" w:themeColor="text1" w:themeTint="BF"/>
-        <w:right w:val="single" w:sz="8" w:space="0" w:color="404040" w:themeColor="text1" w:themeTint="BF"/>
-        <w:insideH w:val="single" w:sz="8" w:space="0" w:color="404040" w:themeColor="text1" w:themeTint="BF"/>
+        <w:top w:val="single" w:color="404040" w:themeColor="text1" w:themeTint="BF" w:sz="8" w:space="0"/>
+        <w:left w:val="single" w:color="404040" w:themeColor="text1" w:themeTint="BF" w:sz="8" w:space="0"/>
+        <w:bottom w:val="single" w:color="404040" w:themeColor="text1" w:themeTint="BF" w:sz="8" w:space="0"/>
+        <w:right w:val="single" w:color="404040" w:themeColor="text1" w:themeTint="BF" w:sz="8" w:space="0"/>
+        <w:insideH w:val="single" w:color="404040" w:themeColor="text1" w:themeTint="BF" w:sz="8" w:space="0"/>
       </w:tblBorders>
       <w:tblCellMar>
         <w:top w:w="0" w:type="dxa"/>
@@ -6768,10 +6772,10 @@
       <w:tblPr/>
       <w:tcPr>
         <w:tcBorders>
-          <w:top w:val="single" w:sz="8" w:space="0" w:color="404040" w:themeColor="text1" w:themeTint="BF"/>
-          <w:left w:val="single" w:sz="8" w:space="0" w:color="404040" w:themeColor="text1" w:themeTint="BF"/>
-          <w:bottom w:val="single" w:sz="8" w:space="0" w:color="404040" w:themeColor="text1" w:themeTint="BF"/>
-          <w:right w:val="single" w:sz="8" w:space="0" w:color="404040" w:themeColor="text1" w:themeTint="BF"/>
+          <w:top w:val="single" w:color="404040" w:themeColor="text1" w:themeTint="BF" w:sz="8" w:space="0"/>
+          <w:left w:val="single" w:color="404040" w:themeColor="text1" w:themeTint="BF" w:sz="8" w:space="0"/>
+          <w:bottom w:val="single" w:color="404040" w:themeColor="text1" w:themeTint="BF" w:sz="8" w:space="0"/>
+          <w:right w:val="single" w:color="404040" w:themeColor="text1" w:themeTint="BF" w:sz="8" w:space="0"/>
           <w:insideH w:val="nil"/>
           <w:insideV w:val="nil"/>
         </w:tcBorders>
@@ -6789,10 +6793,10 @@
       <w:tblPr/>
       <w:tcPr>
         <w:tcBorders>
-          <w:top w:val="double" w:sz="6" w:space="0" w:color="404040" w:themeColor="text1" w:themeTint="BF"/>
-          <w:left w:val="single" w:sz="8" w:space="0" w:color="404040" w:themeColor="text1" w:themeTint="BF"/>
-          <w:bottom w:val="single" w:sz="8" w:space="0" w:color="404040" w:themeColor="text1" w:themeTint="BF"/>
-          <w:right w:val="single" w:sz="8" w:space="0" w:color="404040" w:themeColor="text1" w:themeTint="BF"/>
+          <w:top w:val="double" w:color="404040" w:themeColor="text1" w:themeTint="BF" w:sz="6" w:space="0"/>
+          <w:left w:val="single" w:color="404040" w:themeColor="text1" w:themeTint="BF" w:sz="8" w:space="0"/>
+          <w:bottom w:val="single" w:color="404040" w:themeColor="text1" w:themeTint="BF" w:sz="8" w:space="0"/>
+          <w:right w:val="single" w:color="404040" w:themeColor="text1" w:themeTint="BF" w:sz="8" w:space="0"/>
           <w:insideH w:val="nil"/>
           <w:insideV w:val="nil"/>
         </w:tcBorders>
@@ -6849,11 +6853,11 @@
       <w:tblStyleColBandSize w:val="1"/>
       <w:tblInd w:w="0" w:type="dxa"/>
       <w:tblBorders>
-        <w:top w:val="single" w:sz="8" w:space="0" w:color="7BA0CD" w:themeColor="accent1" w:themeTint="BF"/>
-        <w:left w:val="single" w:sz="8" w:space="0" w:color="7BA0CD" w:themeColor="accent1" w:themeTint="BF"/>
-        <w:bottom w:val="single" w:sz="8" w:space="0" w:color="7BA0CD" w:themeColor="accent1" w:themeTint="BF"/>
-        <w:right w:val="single" w:sz="8" w:space="0" w:color="7BA0CD" w:themeColor="accent1" w:themeTint="BF"/>
-        <w:insideH w:val="single" w:sz="8" w:space="0" w:color="7BA0CD" w:themeColor="accent1" w:themeTint="BF"/>
+        <w:top w:val="single" w:color="7BA0CD" w:themeColor="accent1" w:themeTint="BF" w:sz="8" w:space="0"/>
+        <w:left w:val="single" w:color="7BA0CD" w:themeColor="accent1" w:themeTint="BF" w:sz="8" w:space="0"/>
+        <w:bottom w:val="single" w:color="7BA0CD" w:themeColor="accent1" w:themeTint="BF" w:sz="8" w:space="0"/>
+        <w:right w:val="single" w:color="7BA0CD" w:themeColor="accent1" w:themeTint="BF" w:sz="8" w:space="0"/>
+        <w:insideH w:val="single" w:color="7BA0CD" w:themeColor="accent1" w:themeTint="BF" w:sz="8" w:space="0"/>
       </w:tblBorders>
       <w:tblCellMar>
         <w:top w:w="0" w:type="dxa"/>
@@ -6874,10 +6878,10 @@
       <w:tblPr/>
       <w:tcPr>
         <w:tcBorders>
-          <w:top w:val="single" w:sz="8" w:space="0" w:color="7BA0CD" w:themeColor="accent1" w:themeTint="BF"/>
-          <w:left w:val="single" w:sz="8" w:space="0" w:color="7BA0CD" w:themeColor="accent1" w:themeTint="BF"/>
-          <w:bottom w:val="single" w:sz="8" w:space="0" w:color="7BA0CD" w:themeColor="accent1" w:themeTint="BF"/>
-          <w:right w:val="single" w:sz="8" w:space="0" w:color="7BA0CD" w:themeColor="accent1" w:themeTint="BF"/>
+          <w:top w:val="single" w:color="7BA0CD" w:themeColor="accent1" w:themeTint="BF" w:sz="8" w:space="0"/>
+          <w:left w:val="single" w:color="7BA0CD" w:themeColor="accent1" w:themeTint="BF" w:sz="8" w:space="0"/>
+          <w:bottom w:val="single" w:color="7BA0CD" w:themeColor="accent1" w:themeTint="BF" w:sz="8" w:space="0"/>
+          <w:right w:val="single" w:color="7BA0CD" w:themeColor="accent1" w:themeTint="BF" w:sz="8" w:space="0"/>
           <w:insideH w:val="nil"/>
           <w:insideV w:val="nil"/>
         </w:tcBorders>
@@ -6895,10 +6899,10 @@
       <w:tblPr/>
       <w:tcPr>
         <w:tcBorders>
-          <w:top w:val="double" w:sz="6" w:space="0" w:color="7BA0CD" w:themeColor="accent1" w:themeTint="BF"/>
-          <w:left w:val="single" w:sz="8" w:space="0" w:color="7BA0CD" w:themeColor="accent1" w:themeTint="BF"/>
-          <w:bottom w:val="single" w:sz="8" w:space="0" w:color="7BA0CD" w:themeColor="accent1" w:themeTint="BF"/>
-          <w:right w:val="single" w:sz="8" w:space="0" w:color="7BA0CD" w:themeColor="accent1" w:themeTint="BF"/>
+          <w:top w:val="double" w:color="7BA0CD" w:themeColor="accent1" w:themeTint="BF" w:sz="6" w:space="0"/>
+          <w:left w:val="single" w:color="7BA0CD" w:themeColor="accent1" w:themeTint="BF" w:sz="8" w:space="0"/>
+          <w:bottom w:val="single" w:color="7BA0CD" w:themeColor="accent1" w:themeTint="BF" w:sz="8" w:space="0"/>
+          <w:right w:val="single" w:color="7BA0CD" w:themeColor="accent1" w:themeTint="BF" w:sz="8" w:space="0"/>
           <w:insideH w:val="nil"/>
           <w:insideV w:val="nil"/>
         </w:tcBorders>
@@ -6955,11 +6959,11 @@
       <w:tblStyleColBandSize w:val="1"/>
       <w:tblInd w:w="0" w:type="dxa"/>
       <w:tblBorders>
-        <w:top w:val="single" w:sz="8" w:space="0" w:color="CF7B79" w:themeColor="accent2" w:themeTint="BF"/>
-        <w:left w:val="single" w:sz="8" w:space="0" w:color="CF7B79" w:themeColor="accent2" w:themeTint="BF"/>
-        <w:bottom w:val="single" w:sz="8" w:space="0" w:color="CF7B79" w:themeColor="accent2" w:themeTint="BF"/>
-        <w:right w:val="single" w:sz="8" w:space="0" w:color="CF7B79" w:themeColor="accent2" w:themeTint="BF"/>
-        <w:insideH w:val="single" w:sz="8" w:space="0" w:color="CF7B79" w:themeColor="accent2" w:themeTint="BF"/>
+        <w:top w:val="single" w:color="CF7B79" w:themeColor="accent2" w:themeTint="BF" w:sz="8" w:space="0"/>
+        <w:left w:val="single" w:color="CF7B79" w:themeColor="accent2" w:themeTint="BF" w:sz="8" w:space="0"/>
+        <w:bottom w:val="single" w:color="CF7B79" w:themeColor="accent2" w:themeTint="BF" w:sz="8" w:space="0"/>
+        <w:right w:val="single" w:color="CF7B79" w:themeColor="accent2" w:themeTint="BF" w:sz="8" w:space="0"/>
+        <w:insideH w:val="single" w:color="CF7B79" w:themeColor="accent2" w:themeTint="BF" w:sz="8" w:space="0"/>
       </w:tblBorders>
       <w:tblCellMar>
         <w:top w:w="0" w:type="dxa"/>
@@ -6980,10 +6984,10 @@
       <w:tblPr/>
       <w:tcPr>
         <w:tcBorders>
-          <w:top w:val="single" w:sz="8" w:space="0" w:color="CF7B79" w:themeColor="accent2" w:themeTint="BF"/>
-          <w:left w:val="single" w:sz="8" w:space="0" w:color="CF7B79" w:themeColor="accent2" w:themeTint="BF"/>
-          <w:bottom w:val="single" w:sz="8" w:space="0" w:color="CF7B79" w:themeColor="accent2" w:themeTint="BF"/>
-          <w:right w:val="single" w:sz="8" w:space="0" w:color="CF7B79" w:themeColor="accent2" w:themeTint="BF"/>
+          <w:top w:val="single" w:color="CF7B79" w:themeColor="accent2" w:themeTint="BF" w:sz="8" w:space="0"/>
+          <w:left w:val="single" w:color="CF7B79" w:themeColor="accent2" w:themeTint="BF" w:sz="8" w:space="0"/>
+          <w:bottom w:val="single" w:color="CF7B79" w:themeColor="accent2" w:themeTint="BF" w:sz="8" w:space="0"/>
+          <w:right w:val="single" w:color="CF7B79" w:themeColor="accent2" w:themeTint="BF" w:sz="8" w:space="0"/>
           <w:insideH w:val="nil"/>
           <w:insideV w:val="nil"/>
         </w:tcBorders>
@@ -7001,10 +7005,10 @@
       <w:tblPr/>
       <w:tcPr>
         <w:tcBorders>
-          <w:top w:val="double" w:sz="6" w:space="0" w:color="CF7B79" w:themeColor="accent2" w:themeTint="BF"/>
-          <w:left w:val="single" w:sz="8" w:space="0" w:color="CF7B79" w:themeColor="accent2" w:themeTint="BF"/>
-          <w:bottom w:val="single" w:sz="8" w:space="0" w:color="CF7B79" w:themeColor="accent2" w:themeTint="BF"/>
-          <w:right w:val="single" w:sz="8" w:space="0" w:color="CF7B79" w:themeColor="accent2" w:themeTint="BF"/>
+          <w:top w:val="double" w:color="CF7B79" w:themeColor="accent2" w:themeTint="BF" w:sz="6" w:space="0"/>
+          <w:left w:val="single" w:color="CF7B79" w:themeColor="accent2" w:themeTint="BF" w:sz="8" w:space="0"/>
+          <w:bottom w:val="single" w:color="CF7B79" w:themeColor="accent2" w:themeTint="BF" w:sz="8" w:space="0"/>
+          <w:right w:val="single" w:color="CF7B79" w:themeColor="accent2" w:themeTint="BF" w:sz="8" w:space="0"/>
           <w:insideH w:val="nil"/>
           <w:insideV w:val="nil"/>
         </w:tcBorders>
@@ -7061,11 +7065,11 @@
       <w:tblStyleColBandSize w:val="1"/>
       <w:tblInd w:w="0" w:type="dxa"/>
       <w:tblBorders>
-        <w:top w:val="single" w:sz="8" w:space="0" w:color="B3CC82" w:themeColor="accent3" w:themeTint="BF"/>
-        <w:left w:val="single" w:sz="8" w:space="0" w:color="B3CC82" w:themeColor="accent3" w:themeTint="BF"/>
-        <w:bottom w:val="single" w:sz="8" w:space="0" w:color="B3CC82" w:themeColor="accent3" w:themeTint="BF"/>
-        <w:right w:val="single" w:sz="8" w:space="0" w:color="B3CC82" w:themeColor="accent3" w:themeTint="BF"/>
-        <w:insideH w:val="single" w:sz="8" w:space="0" w:color="B3CC82" w:themeColor="accent3" w:themeTint="BF"/>
+        <w:top w:val="single" w:color="B3CC82" w:themeColor="accent3" w:themeTint="BF" w:sz="8" w:space="0"/>
+        <w:left w:val="single" w:color="B3CC82" w:themeColor="accent3" w:themeTint="BF" w:sz="8" w:space="0"/>
+        <w:bottom w:val="single" w:color="B3CC82" w:themeColor="accent3" w:themeTint="BF" w:sz="8" w:space="0"/>
+        <w:right w:val="single" w:color="B3CC82" w:themeColor="accent3" w:themeTint="BF" w:sz="8" w:space="0"/>
+        <w:insideH w:val="single" w:color="B3CC82" w:themeColor="accent3" w:themeTint="BF" w:sz="8" w:space="0"/>
       </w:tblBorders>
       <w:tblCellMar>
         <w:top w:w="0" w:type="dxa"/>
@@ -7086,10 +7090,10 @@
       <w:tblPr/>
       <w:tcPr>
         <w:tcBorders>
-          <w:top w:val="single" w:sz="8" w:space="0" w:color="B3CC82" w:themeColor="accent3" w:themeTint="BF"/>
-          <w:left w:val="single" w:sz="8" w:space="0" w:color="B3CC82" w:themeColor="accent3" w:themeTint="BF"/>
-          <w:bottom w:val="single" w:sz="8" w:space="0" w:color="B3CC82" w:themeColor="accent3" w:themeTint="BF"/>
-          <w:right w:val="single" w:sz="8" w:space="0" w:color="B3CC82" w:themeColor="accent3" w:themeTint="BF"/>
+          <w:top w:val="single" w:color="B3CC82" w:themeColor="accent3" w:themeTint="BF" w:sz="8" w:space="0"/>
+          <w:left w:val="single" w:color="B3CC82" w:themeColor="accent3" w:themeTint="BF" w:sz="8" w:space="0"/>
+          <w:bottom w:val="single" w:color="B3CC82" w:themeColor="accent3" w:themeTint="BF" w:sz="8" w:space="0"/>
+          <w:right w:val="single" w:color="B3CC82" w:themeColor="accent3" w:themeTint="BF" w:sz="8" w:space="0"/>
           <w:insideH w:val="nil"/>
           <w:insideV w:val="nil"/>
         </w:tcBorders>
@@ -7107,10 +7111,10 @@
       <w:tblPr/>
       <w:tcPr>
         <w:tcBorders>
-          <w:top w:val="double" w:sz="6" w:space="0" w:color="B3CC82" w:themeColor="accent3" w:themeTint="BF"/>
-          <w:left w:val="single" w:sz="8" w:space="0" w:color="B3CC82" w:themeColor="accent3" w:themeTint="BF"/>
-          <w:bottom w:val="single" w:sz="8" w:space="0" w:color="B3CC82" w:themeColor="accent3" w:themeTint="BF"/>
-          <w:right w:val="single" w:sz="8" w:space="0" w:color="B3CC82" w:themeColor="accent3" w:themeTint="BF"/>
+          <w:top w:val="double" w:color="B3CC82" w:themeColor="accent3" w:themeTint="BF" w:sz="6" w:space="0"/>
+          <w:left w:val="single" w:color="B3CC82" w:themeColor="accent3" w:themeTint="BF" w:sz="8" w:space="0"/>
+          <w:bottom w:val="single" w:color="B3CC82" w:themeColor="accent3" w:themeTint="BF" w:sz="8" w:space="0"/>
+          <w:right w:val="single" w:color="B3CC82" w:themeColor="accent3" w:themeTint="BF" w:sz="8" w:space="0"/>
           <w:insideH w:val="nil"/>
           <w:insideV w:val="nil"/>
         </w:tcBorders>
@@ -7167,11 +7171,11 @@
       <w:tblStyleColBandSize w:val="1"/>
       <w:tblInd w:w="0" w:type="dxa"/>
       <w:tblBorders>
-        <w:top w:val="single" w:sz="8" w:space="0" w:color="9F8AB9" w:themeColor="accent4" w:themeTint="BF"/>
-        <w:left w:val="single" w:sz="8" w:space="0" w:color="9F8AB9" w:themeColor="accent4" w:themeTint="BF"/>
-        <w:bottom w:val="single" w:sz="8" w:space="0" w:color="9F8AB9" w:themeColor="accent4" w:themeTint="BF"/>
-        <w:right w:val="single" w:sz="8" w:space="0" w:color="9F8AB9" w:themeColor="accent4" w:themeTint="BF"/>
-        <w:insideH w:val="single" w:sz="8" w:space="0" w:color="9F8AB9" w:themeColor="accent4" w:themeTint="BF"/>
+        <w:top w:val="single" w:color="9F8AB9" w:themeColor="accent4" w:themeTint="BF" w:sz="8" w:space="0"/>
+        <w:left w:val="single" w:color="9F8AB9" w:themeColor="accent4" w:themeTint="BF" w:sz="8" w:space="0"/>
+        <w:bottom w:val="single" w:color="9F8AB9" w:themeColor="accent4" w:themeTint="BF" w:sz="8" w:space="0"/>
+        <w:right w:val="single" w:color="9F8AB9" w:themeColor="accent4" w:themeTint="BF" w:sz="8" w:space="0"/>
+        <w:insideH w:val="single" w:color="9F8AB9" w:themeColor="accent4" w:themeTint="BF" w:sz="8" w:space="0"/>
       </w:tblBorders>
       <w:tblCellMar>
         <w:top w:w="0" w:type="dxa"/>
@@ -7192,10 +7196,10 @@
       <w:tblPr/>
       <w:tcPr>
         <w:tcBorders>
-          <w:top w:val="single" w:sz="8" w:space="0" w:color="9F8AB9" w:themeColor="accent4" w:themeTint="BF"/>
-          <w:left w:val="single" w:sz="8" w:space="0" w:color="9F8AB9" w:themeColor="accent4" w:themeTint="BF"/>
-          <w:bottom w:val="single" w:sz="8" w:space="0" w:color="9F8AB9" w:themeColor="accent4" w:themeTint="BF"/>
-          <w:right w:val="single" w:sz="8" w:space="0" w:color="9F8AB9" w:themeColor="accent4" w:themeTint="BF"/>
+          <w:top w:val="single" w:color="9F8AB9" w:themeColor="accent4" w:themeTint="BF" w:sz="8" w:space="0"/>
+          <w:left w:val="single" w:color="9F8AB9" w:themeColor="accent4" w:themeTint="BF" w:sz="8" w:space="0"/>
+          <w:bottom w:val="single" w:color="9F8AB9" w:themeColor="accent4" w:themeTint="BF" w:sz="8" w:space="0"/>
+          <w:right w:val="single" w:color="9F8AB9" w:themeColor="accent4" w:themeTint="BF" w:sz="8" w:space="0"/>
           <w:insideH w:val="nil"/>
           <w:insideV w:val="nil"/>
         </w:tcBorders>
@@ -7213,10 +7217,10 @@
       <w:tblPr/>
       <w:tcPr>
         <w:tcBorders>
-          <w:top w:val="double" w:sz="6" w:space="0" w:color="9F8AB9" w:themeColor="accent4" w:themeTint="BF"/>
-          <w:left w:val="single" w:sz="8" w:space="0" w:color="9F8AB9" w:themeColor="accent4" w:themeTint="BF"/>
-          <w:bottom w:val="single" w:sz="8" w:space="0" w:color="9F8AB9" w:themeColor="accent4" w:themeTint="BF"/>
-          <w:right w:val="single" w:sz="8" w:space="0" w:color="9F8AB9" w:themeColor="accent4" w:themeTint="BF"/>
+          <w:top w:val="double" w:color="9F8AB9" w:themeColor="accent4" w:themeTint="BF" w:sz="6" w:space="0"/>
+          <w:left w:val="single" w:color="9F8AB9" w:themeColor="accent4" w:themeTint="BF" w:sz="8" w:space="0"/>
+          <w:bottom w:val="single" w:color="9F8AB9" w:themeColor="accent4" w:themeTint="BF" w:sz="8" w:space="0"/>
+          <w:right w:val="single" w:color="9F8AB9" w:themeColor="accent4" w:themeTint="BF" w:sz="8" w:space="0"/>
           <w:insideH w:val="nil"/>
           <w:insideV w:val="nil"/>
         </w:tcBorders>
@@ -7273,11 +7277,11 @@
       <w:tblStyleColBandSize w:val="1"/>
       <w:tblInd w:w="0" w:type="dxa"/>
       <w:tblBorders>
-        <w:top w:val="single" w:sz="8" w:space="0" w:color="78C0D4" w:themeColor="accent5" w:themeTint="BF"/>
-        <w:left w:val="single" w:sz="8" w:space="0" w:color="78C0D4" w:themeColor="accent5" w:themeTint="BF"/>
-        <w:bottom w:val="single" w:sz="8" w:space="0" w:color="78C0D4" w:themeColor="accent5" w:themeTint="BF"/>
-        <w:right w:val="single" w:sz="8" w:space="0" w:color="78C0D4" w:themeColor="accent5" w:themeTint="BF"/>
-        <w:insideH w:val="single" w:sz="8" w:space="0" w:color="78C0D4" w:themeColor="accent5" w:themeTint="BF"/>
+        <w:top w:val="single" w:color="78C0D4" w:themeColor="accent5" w:themeTint="BF" w:sz="8" w:space="0"/>
+        <w:left w:val="single" w:color="78C0D4" w:themeColor="accent5" w:themeTint="BF" w:sz="8" w:space="0"/>
+        <w:bottom w:val="single" w:color="78C0D4" w:themeColor="accent5" w:themeTint="BF" w:sz="8" w:space="0"/>
+        <w:right w:val="single" w:color="78C0D4" w:themeColor="accent5" w:themeTint="BF" w:sz="8" w:space="0"/>
+        <w:insideH w:val="single" w:color="78C0D4" w:themeColor="accent5" w:themeTint="BF" w:sz="8" w:space="0"/>
       </w:tblBorders>
       <w:tblCellMar>
         <w:top w:w="0" w:type="dxa"/>
@@ -7298,10 +7302,10 @@
       <w:tblPr/>
       <w:tcPr>
         <w:tcBorders>
-          <w:top w:val="single" w:sz="8" w:space="0" w:color="78C0D4" w:themeColor="accent5" w:themeTint="BF"/>
-          <w:left w:val="single" w:sz="8" w:space="0" w:color="78C0D4" w:themeColor="accent5" w:themeTint="BF"/>
-          <w:bottom w:val="single" w:sz="8" w:space="0" w:color="78C0D4" w:themeColor="accent5" w:themeTint="BF"/>
-          <w:right w:val="single" w:sz="8" w:space="0" w:color="78C0D4" w:themeColor="accent5" w:themeTint="BF"/>
+          <w:top w:val="single" w:color="78C0D4" w:themeColor="accent5" w:themeTint="BF" w:sz="8" w:space="0"/>
+          <w:left w:val="single" w:color="78C0D4" w:themeColor="accent5" w:themeTint="BF" w:sz="8" w:space="0"/>
+          <w:bottom w:val="single" w:color="78C0D4" w:themeColor="accent5" w:themeTint="BF" w:sz="8" w:space="0"/>
+          <w:right w:val="single" w:color="78C0D4" w:themeColor="accent5" w:themeTint="BF" w:sz="8" w:space="0"/>
           <w:insideH w:val="nil"/>
           <w:insideV w:val="nil"/>
         </w:tcBorders>
@@ -7319,10 +7323,10 @@
       <w:tblPr/>
       <w:tcPr>
         <w:tcBorders>
-          <w:top w:val="double" w:sz="6" w:space="0" w:color="78C0D4" w:themeColor="accent5" w:themeTint="BF"/>
-          <w:left w:val="single" w:sz="8" w:space="0" w:color="78C0D4" w:themeColor="accent5" w:themeTint="BF"/>
-          <w:bottom w:val="single" w:sz="8" w:space="0" w:color="78C0D4" w:themeColor="accent5" w:themeTint="BF"/>
-          <w:right w:val="single" w:sz="8" w:space="0" w:color="78C0D4" w:themeColor="accent5" w:themeTint="BF"/>
+          <w:top w:val="double" w:color="78C0D4" w:themeColor="accent5" w:themeTint="BF" w:sz="6" w:space="0"/>
+          <w:left w:val="single" w:color="78C0D4" w:themeColor="accent5" w:themeTint="BF" w:sz="8" w:space="0"/>
+          <w:bottom w:val="single" w:color="78C0D4" w:themeColor="accent5" w:themeTint="BF" w:sz="8" w:space="0"/>
+          <w:right w:val="single" w:color="78C0D4" w:themeColor="accent5" w:themeTint="BF" w:sz="8" w:space="0"/>
           <w:insideH w:val="nil"/>
           <w:insideV w:val="nil"/>
         </w:tcBorders>
@@ -7379,11 +7383,11 @@
       <w:tblStyleColBandSize w:val="1"/>
       <w:tblInd w:w="0" w:type="dxa"/>
       <w:tblBorders>
-        <w:top w:val="single" w:sz="8" w:space="0" w:color="F9B074" w:themeColor="accent6" w:themeTint="BF"/>
-        <w:left w:val="single" w:sz="8" w:space="0" w:color="F9B074" w:themeColor="accent6" w:themeTint="BF"/>
-        <w:bottom w:val="single" w:sz="8" w:space="0" w:color="F9B074" w:themeColor="accent6" w:themeTint="BF"/>
-        <w:right w:val="single" w:sz="8" w:space="0" w:color="F9B074" w:themeColor="accent6" w:themeTint="BF"/>
-        <w:insideH w:val="single" w:sz="8" w:space="0" w:color="F9B074" w:themeColor="accent6" w:themeTint="BF"/>
+        <w:top w:val="single" w:color="F9B074" w:themeColor="accent6" w:themeTint="BF" w:sz="8" w:space="0"/>
+        <w:left w:val="single" w:color="F9B074" w:themeColor="accent6" w:themeTint="BF" w:sz="8" w:space="0"/>
+        <w:bottom w:val="single" w:color="F9B074" w:themeColor="accent6" w:themeTint="BF" w:sz="8" w:space="0"/>
+        <w:right w:val="single" w:color="F9B074" w:themeColor="accent6" w:themeTint="BF" w:sz="8" w:space="0"/>
+        <w:insideH w:val="single" w:color="F9B074" w:themeColor="accent6" w:themeTint="BF" w:sz="8" w:space="0"/>
       </w:tblBorders>
       <w:tblCellMar>
         <w:top w:w="0" w:type="dxa"/>
@@ -7404,10 +7408,10 @@
       <w:tblPr/>
       <w:tcPr>
         <w:tcBorders>
-          <w:top w:val="single" w:sz="8" w:space="0" w:color="F9B074" w:themeColor="accent6" w:themeTint="BF"/>
-          <w:left w:val="single" w:sz="8" w:space="0" w:color="F9B074" w:themeColor="accent6" w:themeTint="BF"/>
-          <w:bottom w:val="single" w:sz="8" w:space="0" w:color="F9B074" w:themeColor="accent6" w:themeTint="BF"/>
-          <w:right w:val="single" w:sz="8" w:space="0" w:color="F9B074" w:themeColor="accent6" w:themeTint="BF"/>
+          <w:top w:val="single" w:color="F9B074" w:themeColor="accent6" w:themeTint="BF" w:sz="8" w:space="0"/>
+          <w:left w:val="single" w:color="F9B074" w:themeColor="accent6" w:themeTint="BF" w:sz="8" w:space="0"/>
+          <w:bottom w:val="single" w:color="F9B074" w:themeColor="accent6" w:themeTint="BF" w:sz="8" w:space="0"/>
+          <w:right w:val="single" w:color="F9B074" w:themeColor="accent6" w:themeTint="BF" w:sz="8" w:space="0"/>
           <w:insideH w:val="nil"/>
           <w:insideV w:val="nil"/>
         </w:tcBorders>
@@ -7425,10 +7429,10 @@
       <w:tblPr/>
       <w:tcPr>
         <w:tcBorders>
-          <w:top w:val="double" w:sz="6" w:space="0" w:color="F9B074" w:themeColor="accent6" w:themeTint="BF"/>
-          <w:left w:val="single" w:sz="8" w:space="0" w:color="F9B074" w:themeColor="accent6" w:themeTint="BF"/>
-          <w:bottom w:val="single" w:sz="8" w:space="0" w:color="F9B074" w:themeColor="accent6" w:themeTint="BF"/>
-          <w:right w:val="single" w:sz="8" w:space="0" w:color="F9B074" w:themeColor="accent6" w:themeTint="BF"/>
+          <w:top w:val="double" w:color="F9B074" w:themeColor="accent6" w:themeTint="BF" w:sz="6" w:space="0"/>
+          <w:left w:val="single" w:color="F9B074" w:themeColor="accent6" w:themeTint="BF" w:sz="8" w:space="0"/>
+          <w:bottom w:val="single" w:color="F9B074" w:themeColor="accent6" w:themeTint="BF" w:sz="8" w:space="0"/>
+          <w:right w:val="single" w:color="F9B074" w:themeColor="accent6" w:themeTint="BF" w:sz="8" w:space="0"/>
           <w:insideH w:val="nil"/>
           <w:insideV w:val="nil"/>
         </w:tcBorders>
@@ -7485,8 +7489,8 @@
       <w:tblStyleColBandSize w:val="1"/>
       <w:tblInd w:w="0" w:type="dxa"/>
       <w:tblBorders>
-        <w:top w:val="single" w:sz="18" w:space="0" w:color="auto"/>
-        <w:bottom w:val="single" w:sz="18" w:space="0" w:color="auto"/>
+        <w:top w:val="single" w:color="auto" w:sz="18" w:space="0"/>
+        <w:bottom w:val="single" w:color="auto" w:sz="18" w:space="0"/>
       </w:tblBorders>
       <w:tblCellMar>
         <w:top w:w="0" w:type="dxa"/>
@@ -7507,9 +7511,9 @@
       <w:tblPr/>
       <w:tcPr>
         <w:tcBorders>
-          <w:top w:val="single" w:sz="18" w:space="0" w:color="auto"/>
-          <w:left w:val="nil"/>
-          <w:bottom w:val="single" w:sz="18" w:space="0" w:color="auto"/>
+          <w:top w:val="single" w:color="auto" w:sz="18" w:space="0"/>
+          <w:left w:val="nil"/>
+          <w:bottom w:val="single" w:color="auto" w:sz="18" w:space="0"/>
           <w:right w:val="nil"/>
           <w:insideH w:val="nil"/>
           <w:insideV w:val="nil"/>
@@ -7527,9 +7531,9 @@
       <w:tblPr/>
       <w:tcPr>
         <w:tcBorders>
-          <w:top w:val="double" w:sz="6" w:space="0" w:color="auto"/>
-          <w:left w:val="nil"/>
-          <w:bottom w:val="single" w:sz="18" w:space="0" w:color="auto"/>
+          <w:top w:val="double" w:color="auto" w:sz="6" w:space="0"/>
+          <w:left w:val="nil"/>
+          <w:bottom w:val="single" w:color="auto" w:sz="18" w:space="0"/>
           <w:right w:val="nil"/>
           <w:insideH w:val="nil"/>
           <w:insideV w:val="nil"/>
@@ -7548,7 +7552,7 @@
         <w:tcBorders>
           <w:top w:val="nil"/>
           <w:left w:val="nil"/>
-          <w:bottom w:val="single" w:sz="18" w:space="0" w:color="auto"/>
+          <w:bottom w:val="single" w:color="auto" w:sz="18" w:space="0"/>
           <w:right w:val="nil"/>
           <w:insideH w:val="nil"/>
           <w:insideV w:val="nil"/>
@@ -7595,9 +7599,9 @@
       <w:tblPr/>
       <w:tcPr>
         <w:tcBorders>
-          <w:top w:val="single" w:sz="18" w:space="0" w:color="auto"/>
-          <w:left w:val="nil"/>
-          <w:bottom w:val="single" w:sz="18" w:space="0" w:color="auto"/>
+          <w:top w:val="single" w:color="auto" w:sz="18" w:space="0"/>
+          <w:left w:val="nil"/>
+          <w:bottom w:val="single" w:color="auto" w:sz="18" w:space="0"/>
           <w:right w:val="nil"/>
           <w:insideH w:val="nil"/>
           <w:insideV w:val="nil"/>
@@ -7611,9 +7615,9 @@
       <w:tblPr/>
       <w:tcPr>
         <w:tcBorders>
-          <w:top w:val="single" w:sz="18" w:space="0" w:color="auto"/>
-          <w:left w:val="nil"/>
-          <w:bottom w:val="single" w:sz="18" w:space="0" w:color="auto"/>
+          <w:top w:val="single" w:color="auto" w:sz="18" w:space="0"/>
+          <w:left w:val="nil"/>
+          <w:bottom w:val="single" w:color="auto" w:sz="18" w:space="0"/>
           <w:right w:val="nil"/>
           <w:insideH w:val="nil"/>
           <w:insideV w:val="nil"/>
@@ -7634,8 +7638,8 @@
       <w:tblStyleColBandSize w:val="1"/>
       <w:tblInd w:w="0" w:type="dxa"/>
       <w:tblBorders>
-        <w:top w:val="single" w:sz="18" w:space="0" w:color="auto"/>
-        <w:bottom w:val="single" w:sz="18" w:space="0" w:color="auto"/>
+        <w:top w:val="single" w:color="auto" w:sz="18" w:space="0"/>
+        <w:bottom w:val="single" w:color="auto" w:sz="18" w:space="0"/>
       </w:tblBorders>
       <w:tblCellMar>
         <w:top w:w="0" w:type="dxa"/>
@@ -7656,9 +7660,9 @@
       <w:tblPr/>
       <w:tcPr>
         <w:tcBorders>
-          <w:top w:val="single" w:sz="18" w:space="0" w:color="auto"/>
-          <w:left w:val="nil"/>
-          <w:bottom w:val="single" w:sz="18" w:space="0" w:color="auto"/>
+          <w:top w:val="single" w:color="auto" w:sz="18" w:space="0"/>
+          <w:left w:val="nil"/>
+          <w:bottom w:val="single" w:color="auto" w:sz="18" w:space="0"/>
           <w:right w:val="nil"/>
           <w:insideH w:val="nil"/>
           <w:insideV w:val="nil"/>
@@ -7676,9 +7680,9 @@
       <w:tblPr/>
       <w:tcPr>
         <w:tcBorders>
-          <w:top w:val="double" w:sz="6" w:space="0" w:color="auto"/>
-          <w:left w:val="nil"/>
-          <w:bottom w:val="single" w:sz="18" w:space="0" w:color="auto"/>
+          <w:top w:val="double" w:color="auto" w:sz="6" w:space="0"/>
+          <w:left w:val="nil"/>
+          <w:bottom w:val="single" w:color="auto" w:sz="18" w:space="0"/>
           <w:right w:val="nil"/>
           <w:insideH w:val="nil"/>
           <w:insideV w:val="nil"/>
@@ -7697,7 +7701,7 @@
         <w:tcBorders>
           <w:top w:val="nil"/>
           <w:left w:val="nil"/>
-          <w:bottom w:val="single" w:sz="18" w:space="0" w:color="auto"/>
+          <w:bottom w:val="single" w:color="auto" w:sz="18" w:space="0"/>
           <w:right w:val="nil"/>
           <w:insideH w:val="nil"/>
           <w:insideV w:val="nil"/>
@@ -7744,9 +7748,9 @@
       <w:tblPr/>
       <w:tcPr>
         <w:tcBorders>
-          <w:top w:val="single" w:sz="18" w:space="0" w:color="auto"/>
-          <w:left w:val="nil"/>
-          <w:bottom w:val="single" w:sz="18" w:space="0" w:color="auto"/>
+          <w:top w:val="single" w:color="auto" w:sz="18" w:space="0"/>
+          <w:left w:val="nil"/>
+          <w:bottom w:val="single" w:color="auto" w:sz="18" w:space="0"/>
           <w:right w:val="nil"/>
           <w:insideH w:val="nil"/>
           <w:insideV w:val="nil"/>
@@ -7760,9 +7764,9 @@
       <w:tblPr/>
       <w:tcPr>
         <w:tcBorders>
-          <w:top w:val="single" w:sz="18" w:space="0" w:color="auto"/>
-          <w:left w:val="nil"/>
-          <w:bottom w:val="single" w:sz="18" w:space="0" w:color="auto"/>
+          <w:top w:val="single" w:color="auto" w:sz="18" w:space="0"/>
+          <w:left w:val="nil"/>
+          <w:bottom w:val="single" w:color="auto" w:sz="18" w:space="0"/>
           <w:right w:val="nil"/>
           <w:insideH w:val="nil"/>
           <w:insideV w:val="nil"/>
@@ -7783,8 +7787,8 @@
       <w:tblStyleColBandSize w:val="1"/>
       <w:tblInd w:w="0" w:type="dxa"/>
       <w:tblBorders>
-        <w:top w:val="single" w:sz="18" w:space="0" w:color="auto"/>
-        <w:bottom w:val="single" w:sz="18" w:space="0" w:color="auto"/>
+        <w:top w:val="single" w:color="auto" w:sz="18" w:space="0"/>
+        <w:bottom w:val="single" w:color="auto" w:sz="18" w:space="0"/>
       </w:tblBorders>
       <w:tblCellMar>
         <w:top w:w="0" w:type="dxa"/>
@@ -7805,9 +7809,9 @@
       <w:tblPr/>
       <w:tcPr>
         <w:tcBorders>
-          <w:top w:val="single" w:sz="18" w:space="0" w:color="auto"/>
-          <w:left w:val="nil"/>
-          <w:bottom w:val="single" w:sz="18" w:space="0" w:color="auto"/>
+          <w:top w:val="single" w:color="auto" w:sz="18" w:space="0"/>
+          <w:left w:val="nil"/>
+          <w:bottom w:val="single" w:color="auto" w:sz="18" w:space="0"/>
           <w:right w:val="nil"/>
           <w:insideH w:val="nil"/>
           <w:insideV w:val="nil"/>
@@ -7825,9 +7829,9 @@
       <w:tblPr/>
       <w:tcPr>
         <w:tcBorders>
-          <w:top w:val="double" w:sz="6" w:space="0" w:color="auto"/>
-          <w:left w:val="nil"/>
-          <w:bottom w:val="single" w:sz="18" w:space="0" w:color="auto"/>
+          <w:top w:val="double" w:color="auto" w:sz="6" w:space="0"/>
+          <w:left w:val="nil"/>
+          <w:bottom w:val="single" w:color="auto" w:sz="18" w:space="0"/>
           <w:right w:val="nil"/>
           <w:insideH w:val="nil"/>
           <w:insideV w:val="nil"/>
@@ -7846,7 +7850,7 @@
         <w:tcBorders>
           <w:top w:val="nil"/>
           <w:left w:val="nil"/>
-          <w:bottom w:val="single" w:sz="18" w:space="0" w:color="auto"/>
+          <w:bottom w:val="single" w:color="auto" w:sz="18" w:space="0"/>
           <w:right w:val="nil"/>
           <w:insideH w:val="nil"/>
           <w:insideV w:val="nil"/>
@@ -7893,9 +7897,9 @@
       <w:tblPr/>
       <w:tcPr>
         <w:tcBorders>
-          <w:top w:val="single" w:sz="18" w:space="0" w:color="auto"/>
-          <w:left w:val="nil"/>
-          <w:bottom w:val="single" w:sz="18" w:space="0" w:color="auto"/>
+          <w:top w:val="single" w:color="auto" w:sz="18" w:space="0"/>
+          <w:left w:val="nil"/>
+          <w:bottom w:val="single" w:color="auto" w:sz="18" w:space="0"/>
           <w:right w:val="nil"/>
           <w:insideH w:val="nil"/>
           <w:insideV w:val="nil"/>
@@ -7909,9 +7913,9 @@
       <w:tblPr/>
       <w:tcPr>
         <w:tcBorders>
-          <w:top w:val="single" w:sz="18" w:space="0" w:color="auto"/>
-          <w:left w:val="nil"/>
-          <w:bottom w:val="single" w:sz="18" w:space="0" w:color="auto"/>
+          <w:top w:val="single" w:color="auto" w:sz="18" w:space="0"/>
+          <w:left w:val="nil"/>
+          <w:bottom w:val="single" w:color="auto" w:sz="18" w:space="0"/>
           <w:right w:val="nil"/>
           <w:insideH w:val="nil"/>
           <w:insideV w:val="nil"/>
@@ -7932,8 +7936,8 @@
       <w:tblStyleColBandSize w:val="1"/>
       <w:tblInd w:w="0" w:type="dxa"/>
       <w:tblBorders>
-        <w:top w:val="single" w:sz="18" w:space="0" w:color="auto"/>
-        <w:bottom w:val="single" w:sz="18" w:space="0" w:color="auto"/>
+        <w:top w:val="single" w:color="auto" w:sz="18" w:space="0"/>
+        <w:bottom w:val="single" w:color="auto" w:sz="18" w:space="0"/>
       </w:tblBorders>
       <w:tblCellMar>
         <w:top w:w="0" w:type="dxa"/>
@@ -7954,9 +7958,9 @@
       <w:tblPr/>
       <w:tcPr>
         <w:tcBorders>
-          <w:top w:val="single" w:sz="18" w:space="0" w:color="auto"/>
-          <w:left w:val="nil"/>
-          <w:bottom w:val="single" w:sz="18" w:space="0" w:color="auto"/>
+          <w:top w:val="single" w:color="auto" w:sz="18" w:space="0"/>
+          <w:left w:val="nil"/>
+          <w:bottom w:val="single" w:color="auto" w:sz="18" w:space="0"/>
           <w:right w:val="nil"/>
           <w:insideH w:val="nil"/>
           <w:insideV w:val="nil"/>
@@ -7974,9 +7978,9 @@
       <w:tblPr/>
       <w:tcPr>
         <w:tcBorders>
-          <w:top w:val="double" w:sz="6" w:space="0" w:color="auto"/>
-          <w:left w:val="nil"/>
-          <w:bottom w:val="single" w:sz="18" w:space="0" w:color="auto"/>
+          <w:top w:val="double" w:color="auto" w:sz="6" w:space="0"/>
+          <w:left w:val="nil"/>
+          <w:bottom w:val="single" w:color="auto" w:sz="18" w:space="0"/>
           <w:right w:val="nil"/>
           <w:insideH w:val="nil"/>
           <w:insideV w:val="nil"/>
@@ -7995,7 +7999,7 @@
         <w:tcBorders>
           <w:top w:val="nil"/>
           <w:left w:val="nil"/>
-          <w:bottom w:val="single" w:sz="18" w:space="0" w:color="auto"/>
+          <w:bottom w:val="single" w:color="auto" w:sz="18" w:space="0"/>
           <w:right w:val="nil"/>
           <w:insideH w:val="nil"/>
           <w:insideV w:val="nil"/>
@@ -8042,9 +8046,9 @@
       <w:tblPr/>
       <w:tcPr>
         <w:tcBorders>
-          <w:top w:val="single" w:sz="18" w:space="0" w:color="auto"/>
-          <w:left w:val="nil"/>
-          <w:bottom w:val="single" w:sz="18" w:space="0" w:color="auto"/>
+          <w:top w:val="single" w:color="auto" w:sz="18" w:space="0"/>
+          <w:left w:val="nil"/>
+          <w:bottom w:val="single" w:color="auto" w:sz="18" w:space="0"/>
           <w:right w:val="nil"/>
           <w:insideH w:val="nil"/>
           <w:insideV w:val="nil"/>
@@ -8058,9 +8062,9 @@
       <w:tblPr/>
       <w:tcPr>
         <w:tcBorders>
-          <w:top w:val="single" w:sz="18" w:space="0" w:color="auto"/>
-          <w:left w:val="nil"/>
-          <w:bottom w:val="single" w:sz="18" w:space="0" w:color="auto"/>
+          <w:top w:val="single" w:color="auto" w:sz="18" w:space="0"/>
+          <w:left w:val="nil"/>
+          <w:bottom w:val="single" w:color="auto" w:sz="18" w:space="0"/>
           <w:right w:val="nil"/>
           <w:insideH w:val="nil"/>
           <w:insideV w:val="nil"/>
@@ -8081,8 +8085,8 @@
       <w:tblStyleColBandSize w:val="1"/>
       <w:tblInd w:w="0" w:type="dxa"/>
       <w:tblBorders>
-        <w:top w:val="single" w:sz="18" w:space="0" w:color="auto"/>
-        <w:bottom w:val="single" w:sz="18" w:space="0" w:color="auto"/>
+        <w:top w:val="single" w:color="auto" w:sz="18" w:space="0"/>
+        <w:bottom w:val="single" w:color="auto" w:sz="18" w:space="0"/>
       </w:tblBorders>
       <w:tblCellMar>
         <w:top w:w="0" w:type="dxa"/>
@@ -8103,9 +8107,9 @@
       <w:tblPr/>
       <w:tcPr>
         <w:tcBorders>
-          <w:top w:val="single" w:sz="18" w:space="0" w:color="auto"/>
-          <w:left w:val="nil"/>
-          <w:bottom w:val="single" w:sz="18" w:space="0" w:color="auto"/>
+          <w:top w:val="single" w:color="auto" w:sz="18" w:space="0"/>
+          <w:left w:val="nil"/>
+          <w:bottom w:val="single" w:color="auto" w:sz="18" w:space="0"/>
           <w:right w:val="nil"/>
           <w:insideH w:val="nil"/>
           <w:insideV w:val="nil"/>
@@ -8123,9 +8127,9 @@
       <w:tblPr/>
       <w:tcPr>
         <w:tcBorders>
-          <w:top w:val="double" w:sz="6" w:space="0" w:color="auto"/>
-          <w:left w:val="nil"/>
-          <w:bottom w:val="single" w:sz="18" w:space="0" w:color="auto"/>
+          <w:top w:val="double" w:color="auto" w:sz="6" w:space="0"/>
+          <w:left w:val="nil"/>
+          <w:bottom w:val="single" w:color="auto" w:sz="18" w:space="0"/>
           <w:right w:val="nil"/>
           <w:insideH w:val="nil"/>
           <w:insideV w:val="nil"/>
@@ -8144,7 +8148,7 @@
         <w:tcBorders>
           <w:top w:val="nil"/>
           <w:left w:val="nil"/>
-          <w:bottom w:val="single" w:sz="18" w:space="0" w:color="auto"/>
+          <w:bottom w:val="single" w:color="auto" w:sz="18" w:space="0"/>
           <w:right w:val="nil"/>
           <w:insideH w:val="nil"/>
           <w:insideV w:val="nil"/>
@@ -8191,9 +8195,9 @@
       <w:tblPr/>
       <w:tcPr>
         <w:tcBorders>
-          <w:top w:val="single" w:sz="18" w:space="0" w:color="auto"/>
-          <w:left w:val="nil"/>
-          <w:bottom w:val="single" w:sz="18" w:space="0" w:color="auto"/>
+          <w:top w:val="single" w:color="auto" w:sz="18" w:space="0"/>
+          <w:left w:val="nil"/>
+          <w:bottom w:val="single" w:color="auto" w:sz="18" w:space="0"/>
           <w:right w:val="nil"/>
           <w:insideH w:val="nil"/>
           <w:insideV w:val="nil"/>
@@ -8207,9 +8211,9 @@
       <w:tblPr/>
       <w:tcPr>
         <w:tcBorders>
-          <w:top w:val="single" w:sz="18" w:space="0" w:color="auto"/>
-          <w:left w:val="nil"/>
-          <w:bottom w:val="single" w:sz="18" w:space="0" w:color="auto"/>
+          <w:top w:val="single" w:color="auto" w:sz="18" w:space="0"/>
+          <w:left w:val="nil"/>
+          <w:bottom w:val="single" w:color="auto" w:sz="18" w:space="0"/>
           <w:right w:val="nil"/>
           <w:insideH w:val="nil"/>
           <w:insideV w:val="nil"/>
@@ -8230,8 +8234,8 @@
       <w:tblStyleColBandSize w:val="1"/>
       <w:tblInd w:w="0" w:type="dxa"/>
       <w:tblBorders>
-        <w:top w:val="single" w:sz="18" w:space="0" w:color="auto"/>
-        <w:bottom w:val="single" w:sz="18" w:space="0" w:color="auto"/>
+        <w:top w:val="single" w:color="auto" w:sz="18" w:space="0"/>
+        <w:bottom w:val="single" w:color="auto" w:sz="18" w:space="0"/>
       </w:tblBorders>
       <w:tblCellMar>
         <w:top w:w="0" w:type="dxa"/>
@@ -8252,9 +8256,9 @@
       <w:tblPr/>
       <w:tcPr>
         <w:tcBorders>
-          <w:top w:val="single" w:sz="18" w:space="0" w:color="auto"/>
-          <w:left w:val="nil"/>
-          <w:bottom w:val="single" w:sz="18" w:space="0" w:color="auto"/>
+          <w:top w:val="single" w:color="auto" w:sz="18" w:space="0"/>
+          <w:left w:val="nil"/>
+          <w:bottom w:val="single" w:color="auto" w:sz="18" w:space="0"/>
           <w:right w:val="nil"/>
           <w:insideH w:val="nil"/>
           <w:insideV w:val="nil"/>
@@ -8272,9 +8276,9 @@
       <w:tblPr/>
       <w:tcPr>
         <w:tcBorders>
-          <w:top w:val="double" w:sz="6" w:space="0" w:color="auto"/>
-          <w:left w:val="nil"/>
-          <w:bottom w:val="single" w:sz="18" w:space="0" w:color="auto"/>
+          <w:top w:val="double" w:color="auto" w:sz="6" w:space="0"/>
+          <w:left w:val="nil"/>
+          <w:bottom w:val="single" w:color="auto" w:sz="18" w:space="0"/>
           <w:right w:val="nil"/>
           <w:insideH w:val="nil"/>
           <w:insideV w:val="nil"/>
@@ -8293,7 +8297,7 @@
         <w:tcBorders>
           <w:top w:val="nil"/>
           <w:left w:val="nil"/>
-          <w:bottom w:val="single" w:sz="18" w:space="0" w:color="auto"/>
+          <w:bottom w:val="single" w:color="auto" w:sz="18" w:space="0"/>
           <w:right w:val="nil"/>
           <w:insideH w:val="nil"/>
           <w:insideV w:val="nil"/>
@@ -8340,9 +8344,9 @@
       <w:tblPr/>
       <w:tcPr>
         <w:tcBorders>
-          <w:top w:val="single" w:sz="18" w:space="0" w:color="auto"/>
-          <w:left w:val="nil"/>
-          <w:bottom w:val="single" w:sz="18" w:space="0" w:color="auto"/>
+          <w:top w:val="single" w:color="auto" w:sz="18" w:space="0"/>
+          <w:left w:val="nil"/>
+          <w:bottom w:val="single" w:color="auto" w:sz="18" w:space="0"/>
           <w:right w:val="nil"/>
           <w:insideH w:val="nil"/>
           <w:insideV w:val="nil"/>
@@ -8356,9 +8360,9 @@
       <w:tblPr/>
       <w:tcPr>
         <w:tcBorders>
-          <w:top w:val="single" w:sz="18" w:space="0" w:color="auto"/>
-          <w:left w:val="nil"/>
-          <w:bottom w:val="single" w:sz="18" w:space="0" w:color="auto"/>
+          <w:top w:val="single" w:color="auto" w:sz="18" w:space="0"/>
+          <w:left w:val="nil"/>
+          <w:bottom w:val="single" w:color="auto" w:sz="18" w:space="0"/>
           <w:right w:val="nil"/>
           <w:insideH w:val="nil"/>
           <w:insideV w:val="nil"/>
@@ -8379,8 +8383,8 @@
       <w:tblStyleColBandSize w:val="1"/>
       <w:tblInd w:w="0" w:type="dxa"/>
       <w:tblBorders>
-        <w:top w:val="single" w:sz="18" w:space="0" w:color="auto"/>
-        <w:bottom w:val="single" w:sz="18" w:space="0" w:color="auto"/>
+        <w:top w:val="single" w:color="auto" w:sz="18" w:space="0"/>
+        <w:bottom w:val="single" w:color="auto" w:sz="18" w:space="0"/>
       </w:tblBorders>
       <w:tblCellMar>
         <w:top w:w="0" w:type="dxa"/>
@@ -8401,9 +8405,9 @@
       <w:tblPr/>
       <w:tcPr>
         <w:tcBorders>
-          <w:top w:val="single" w:sz="18" w:space="0" w:color="auto"/>
-          <w:left w:val="nil"/>
-          <w:bottom w:val="single" w:sz="18" w:space="0" w:color="auto"/>
+          <w:top w:val="single" w:color="auto" w:sz="18" w:space="0"/>
+          <w:left w:val="nil"/>
+          <w:bottom w:val="single" w:color="auto" w:sz="18" w:space="0"/>
           <w:right w:val="nil"/>
           <w:insideH w:val="nil"/>
           <w:insideV w:val="nil"/>
@@ -8421,9 +8425,9 @@
       <w:tblPr/>
       <w:tcPr>
         <w:tcBorders>
-          <w:top w:val="double" w:sz="6" w:space="0" w:color="auto"/>
-          <w:left w:val="nil"/>
-          <w:bottom w:val="single" w:sz="18" w:space="0" w:color="auto"/>
+          <w:top w:val="double" w:color="auto" w:sz="6" w:space="0"/>
+          <w:left w:val="nil"/>
+          <w:bottom w:val="single" w:color="auto" w:sz="18" w:space="0"/>
           <w:right w:val="nil"/>
           <w:insideH w:val="nil"/>
           <w:insideV w:val="nil"/>
@@ -8442,7 +8446,7 @@
         <w:tcBorders>
           <w:top w:val="nil"/>
           <w:left w:val="nil"/>
-          <w:bottom w:val="single" w:sz="18" w:space="0" w:color="auto"/>
+          <w:bottom w:val="single" w:color="auto" w:sz="18" w:space="0"/>
           <w:right w:val="nil"/>
           <w:insideH w:val="nil"/>
           <w:insideV w:val="nil"/>
@@ -8489,9 +8493,9 @@
       <w:tblPr/>
       <w:tcPr>
         <w:tcBorders>
-          <w:top w:val="single" w:sz="18" w:space="0" w:color="auto"/>
-          <w:left w:val="nil"/>
-          <w:bottom w:val="single" w:sz="18" w:space="0" w:color="auto"/>
+          <w:top w:val="single" w:color="auto" w:sz="18" w:space="0"/>
+          <w:left w:val="nil"/>
+          <w:bottom w:val="single" w:color="auto" w:sz="18" w:space="0"/>
           <w:right w:val="nil"/>
           <w:insideH w:val="nil"/>
           <w:insideV w:val="nil"/>
@@ -8505,9 +8509,9 @@
       <w:tblPr/>
       <w:tcPr>
         <w:tcBorders>
-          <w:top w:val="single" w:sz="18" w:space="0" w:color="auto"/>
-          <w:left w:val="nil"/>
-          <w:bottom w:val="single" w:sz="18" w:space="0" w:color="auto"/>
+          <w:top w:val="single" w:color="auto" w:sz="18" w:space="0"/>
+          <w:left w:val="nil"/>
+          <w:bottom w:val="single" w:color="auto" w:sz="18" w:space="0"/>
           <w:right w:val="nil"/>
           <w:insideH w:val="nil"/>
           <w:insideV w:val="nil"/>
@@ -8531,8 +8535,8 @@
       <w:tblStyleColBandSize w:val="1"/>
       <w:tblInd w:w="0" w:type="dxa"/>
       <w:tblBorders>
-        <w:top w:val="single" w:sz="8" w:space="0" w:color="000000" w:themeColor="text1"/>
-        <w:bottom w:val="single" w:sz="8" w:space="0" w:color="000000" w:themeColor="text1"/>
+        <w:top w:val="single" w:color="000000" w:themeColor="text1" w:sz="8" w:space="0"/>
+        <w:bottom w:val="single" w:color="000000" w:themeColor="text1" w:sz="8" w:space="0"/>
       </w:tblBorders>
       <w:tblCellMar>
         <w:top w:w="0" w:type="dxa"/>
@@ -8543,13 +8547,13 @@
     </w:tblPr>
     <w:tblStylePr w:type="firstRow">
       <w:rPr>
-        <w:rFonts w:asciiTheme="majorHAnsi" w:eastAsiaTheme="majorEastAsia" w:hAnsiTheme="majorHAnsi" w:cstheme="majorBidi"/>
+        <w:rFonts w:asciiTheme="majorHAnsi" w:hAnsiTheme="majorHAnsi" w:eastAsiaTheme="majorEastAsia" w:cstheme="majorBidi"/>
       </w:rPr>
       <w:tblPr/>
       <w:tcPr>
         <w:tcBorders>
           <w:top w:val="nil"/>
-          <w:bottom w:val="single" w:sz="8" w:space="0" w:color="000000" w:themeColor="text1"/>
+          <w:bottom w:val="single" w:color="000000" w:themeColor="text1" w:sz="8" w:space="0"/>
         </w:tcBorders>
       </w:tcPr>
     </w:tblStylePr>
@@ -8562,8 +8566,8 @@
       <w:tblPr/>
       <w:tcPr>
         <w:tcBorders>
-          <w:top w:val="single" w:sz="8" w:space="0" w:color="000000" w:themeColor="text1"/>
-          <w:bottom w:val="single" w:sz="8" w:space="0" w:color="000000" w:themeColor="text1"/>
+          <w:top w:val="single" w:color="000000" w:themeColor="text1" w:sz="8" w:space="0"/>
+          <w:bottom w:val="single" w:color="000000" w:themeColor="text1" w:sz="8" w:space="0"/>
         </w:tcBorders>
       </w:tcPr>
     </w:tblStylePr>
@@ -8581,8 +8585,8 @@
       <w:tblPr/>
       <w:tcPr>
         <w:tcBorders>
-          <w:top w:val="single" w:sz="8" w:space="0" w:color="000000" w:themeColor="text1"/>
-          <w:bottom w:val="single" w:sz="8" w:space="0" w:color="000000" w:themeColor="text1"/>
+          <w:top w:val="single" w:color="000000" w:themeColor="text1" w:sz="8" w:space="0"/>
+          <w:bottom w:val="single" w:color="000000" w:themeColor="text1" w:sz="8" w:space="0"/>
         </w:tcBorders>
       </w:tcPr>
     </w:tblStylePr>
@@ -8615,8 +8619,8 @@
       <w:tblStyleColBandSize w:val="1"/>
       <w:tblInd w:w="0" w:type="dxa"/>
       <w:tblBorders>
-        <w:top w:val="single" w:sz="8" w:space="0" w:color="4F81BD" w:themeColor="accent1"/>
-        <w:bottom w:val="single" w:sz="8" w:space="0" w:color="4F81BD" w:themeColor="accent1"/>
+        <w:top w:val="single" w:color="4F81BD" w:themeColor="accent1" w:sz="8" w:space="0"/>
+        <w:bottom w:val="single" w:color="4F81BD" w:themeColor="accent1" w:sz="8" w:space="0"/>
       </w:tblBorders>
       <w:tblCellMar>
         <w:top w:w="0" w:type="dxa"/>
@@ -8627,13 +8631,13 @@
     </w:tblPr>
     <w:tblStylePr w:type="firstRow">
       <w:rPr>
-        <w:rFonts w:asciiTheme="majorHAnsi" w:eastAsiaTheme="majorEastAsia" w:hAnsiTheme="majorHAnsi" w:cstheme="majorBidi"/>
+        <w:rFonts w:asciiTheme="majorHAnsi" w:hAnsiTheme="majorHAnsi" w:eastAsiaTheme="majorEastAsia" w:cstheme="majorBidi"/>
       </w:rPr>
       <w:tblPr/>
       <w:tcPr>
         <w:tcBorders>
           <w:top w:val="nil"/>
-          <w:bottom w:val="single" w:sz="8" w:space="0" w:color="4F81BD" w:themeColor="accent1"/>
+          <w:bottom w:val="single" w:color="4F81BD" w:themeColor="accent1" w:sz="8" w:space="0"/>
         </w:tcBorders>
       </w:tcPr>
     </w:tblStylePr>
@@ -8646,8 +8650,8 @@
       <w:tblPr/>
       <w:tcPr>
         <w:tcBorders>
-          <w:top w:val="single" w:sz="8" w:space="0" w:color="4F81BD" w:themeColor="accent1"/>
-          <w:bottom w:val="single" w:sz="8" w:space="0" w:color="4F81BD" w:themeColor="accent1"/>
+          <w:top w:val="single" w:color="4F81BD" w:themeColor="accent1" w:sz="8" w:space="0"/>
+          <w:bottom w:val="single" w:color="4F81BD" w:themeColor="accent1" w:sz="8" w:space="0"/>
         </w:tcBorders>
       </w:tcPr>
     </w:tblStylePr>
@@ -8665,8 +8669,8 @@
       <w:tblPr/>
       <w:tcPr>
         <w:tcBorders>
-          <w:top w:val="single" w:sz="8" w:space="0" w:color="4F81BD" w:themeColor="accent1"/>
-          <w:bottom w:val="single" w:sz="8" w:space="0" w:color="4F81BD" w:themeColor="accent1"/>
+          <w:top w:val="single" w:color="4F81BD" w:themeColor="accent1" w:sz="8" w:space="0"/>
+          <w:bottom w:val="single" w:color="4F81BD" w:themeColor="accent1" w:sz="8" w:space="0"/>
         </w:tcBorders>
       </w:tcPr>
     </w:tblStylePr>
@@ -8699,8 +8703,8 @@
       <w:tblStyleColBandSize w:val="1"/>
       <w:tblInd w:w="0" w:type="dxa"/>
       <w:tblBorders>
-        <w:top w:val="single" w:sz="8" w:space="0" w:color="C0504D" w:themeColor="accent2"/>
-        <w:bottom w:val="single" w:sz="8" w:space="0" w:color="C0504D" w:themeColor="accent2"/>
+        <w:top w:val="single" w:color="C0504D" w:themeColor="accent2" w:sz="8" w:space="0"/>
+        <w:bottom w:val="single" w:color="C0504D" w:themeColor="accent2" w:sz="8" w:space="0"/>
       </w:tblBorders>
       <w:tblCellMar>
         <w:top w:w="0" w:type="dxa"/>
@@ -8711,13 +8715,13 @@
     </w:tblPr>
     <w:tblStylePr w:type="firstRow">
       <w:rPr>
-        <w:rFonts w:asciiTheme="majorHAnsi" w:eastAsiaTheme="majorEastAsia" w:hAnsiTheme="majorHAnsi" w:cstheme="majorBidi"/>
+        <w:rFonts w:asciiTheme="majorHAnsi" w:hAnsiTheme="majorHAnsi" w:eastAsiaTheme="majorEastAsia" w:cstheme="majorBidi"/>
       </w:rPr>
       <w:tblPr/>
       <w:tcPr>
         <w:tcBorders>
           <w:top w:val="nil"/>
-          <w:bottom w:val="single" w:sz="8" w:space="0" w:color="C0504D" w:themeColor="accent2"/>
+          <w:bottom w:val="single" w:color="C0504D" w:themeColor="accent2" w:sz="8" w:space="0"/>
         </w:tcBorders>
       </w:tcPr>
     </w:tblStylePr>
@@ -8730,8 +8734,8 @@
       <w:tblPr/>
       <w:tcPr>
         <w:tcBorders>
-          <w:top w:val="single" w:sz="8" w:space="0" w:color="C0504D" w:themeColor="accent2"/>
-          <w:bottom w:val="single" w:sz="8" w:space="0" w:color="C0504D" w:themeColor="accent2"/>
+          <w:top w:val="single" w:color="C0504D" w:themeColor="accent2" w:sz="8" w:space="0"/>
+          <w:bottom w:val="single" w:color="C0504D" w:themeColor="accent2" w:sz="8" w:space="0"/>
         </w:tcBorders>
       </w:tcPr>
     </w:tblStylePr>
@@ -8749,8 +8753,8 @@
       <w:tblPr/>
       <w:tcPr>
         <w:tcBorders>
-          <w:top w:val="single" w:sz="8" w:space="0" w:color="C0504D" w:themeColor="accent2"/>
-          <w:bottom w:val="single" w:sz="8" w:space="0" w:color="C0504D" w:themeColor="accent2"/>
+          <w:top w:val="single" w:color="C0504D" w:themeColor="accent2" w:sz="8" w:space="0"/>
+          <w:bottom w:val="single" w:color="C0504D" w:themeColor="accent2" w:sz="8" w:space="0"/>
         </w:tcBorders>
       </w:tcPr>
     </w:tblStylePr>
@@ -8783,8 +8787,8 @@
       <w:tblStyleColBandSize w:val="1"/>
       <w:tblInd w:w="0" w:type="dxa"/>
       <w:tblBorders>
-        <w:top w:val="single" w:sz="8" w:space="0" w:color="9BBB59" w:themeColor="accent3"/>
-        <w:bottom w:val="single" w:sz="8" w:space="0" w:color="9BBB59" w:themeColor="accent3"/>
+        <w:top w:val="single" w:color="9BBB59" w:themeColor="accent3" w:sz="8" w:space="0"/>
+        <w:bottom w:val="single" w:color="9BBB59" w:themeColor="accent3" w:sz="8" w:space="0"/>
       </w:tblBorders>
       <w:tblCellMar>
         <w:top w:w="0" w:type="dxa"/>
@@ -8795,13 +8799,13 @@
     </w:tblPr>
     <w:tblStylePr w:type="firstRow">
       <w:rPr>
-        <w:rFonts w:asciiTheme="majorHAnsi" w:eastAsiaTheme="majorEastAsia" w:hAnsiTheme="majorHAnsi" w:cstheme="majorBidi"/>
+        <w:rFonts w:asciiTheme="majorHAnsi" w:hAnsiTheme="majorHAnsi" w:eastAsiaTheme="majorEastAsia" w:cstheme="majorBidi"/>
       </w:rPr>
       <w:tblPr/>
       <w:tcPr>
         <w:tcBorders>
           <w:top w:val="nil"/>
-          <w:bottom w:val="single" w:sz="8" w:space="0" w:color="9BBB59" w:themeColor="accent3"/>
+          <w:bottom w:val="single" w:color="9BBB59" w:themeColor="accent3" w:sz="8" w:space="0"/>
         </w:tcBorders>
       </w:tcPr>
     </w:tblStylePr>
@@ -8814,8 +8818,8 @@
       <w:tblPr/>
       <w:tcPr>
         <w:tcBorders>
-          <w:top w:val="single" w:sz="8" w:space="0" w:color="9BBB59" w:themeColor="accent3"/>
-          <w:bottom w:val="single" w:sz="8" w:space="0" w:color="9BBB59" w:themeColor="accent3"/>
+          <w:top w:val="single" w:color="9BBB59" w:themeColor="accent3" w:sz="8" w:space="0"/>
+          <w:bottom w:val="single" w:color="9BBB59" w:themeColor="accent3" w:sz="8" w:space="0"/>
         </w:tcBorders>
       </w:tcPr>
     </w:tblStylePr>
@@ -8833,8 +8837,8 @@
       <w:tblPr/>
       <w:tcPr>
         <w:tcBorders>
-          <w:top w:val="single" w:sz="8" w:space="0" w:color="9BBB59" w:themeColor="accent3"/>
-          <w:bottom w:val="single" w:sz="8" w:space="0" w:color="9BBB59" w:themeColor="accent3"/>
+          <w:top w:val="single" w:color="9BBB59" w:themeColor="accent3" w:sz="8" w:space="0"/>
+          <w:bottom w:val="single" w:color="9BBB59" w:themeColor="accent3" w:sz="8" w:space="0"/>
         </w:tcBorders>
       </w:tcPr>
     </w:tblStylePr>
@@ -8867,8 +8871,8 @@
       <w:tblStyleColBandSize w:val="1"/>
       <w:tblInd w:w="0" w:type="dxa"/>
       <w:tblBorders>
-        <w:top w:val="single" w:sz="8" w:space="0" w:color="8064A2" w:themeColor="accent4"/>
-        <w:bottom w:val="single" w:sz="8" w:space="0" w:color="8064A2" w:themeColor="accent4"/>
+        <w:top w:val="single" w:color="8064A2" w:themeColor="accent4" w:sz="8" w:space="0"/>
+        <w:bottom w:val="single" w:color="8064A2" w:themeColor="accent4" w:sz="8" w:space="0"/>
       </w:tblBorders>
       <w:tblCellMar>
         <w:top w:w="0" w:type="dxa"/>
@@ -8879,13 +8883,13 @@
     </w:tblPr>
     <w:tblStylePr w:type="firstRow">
       <w:rPr>
-        <w:rFonts w:asciiTheme="majorHAnsi" w:eastAsiaTheme="majorEastAsia" w:hAnsiTheme="majorHAnsi" w:cstheme="majorBidi"/>
+        <w:rFonts w:asciiTheme="majorHAnsi" w:hAnsiTheme="majorHAnsi" w:eastAsiaTheme="majorEastAsia" w:cstheme="majorBidi"/>
       </w:rPr>
       <w:tblPr/>
       <w:tcPr>
         <w:tcBorders>
           <w:top w:val="nil"/>
-          <w:bottom w:val="single" w:sz="8" w:space="0" w:color="8064A2" w:themeColor="accent4"/>
+          <w:bottom w:val="single" w:color="8064A2" w:themeColor="accent4" w:sz="8" w:space="0"/>
         </w:tcBorders>
       </w:tcPr>
     </w:tblStylePr>
@@ -8898,8 +8902,8 @@
       <w:tblPr/>
       <w:tcPr>
         <w:tcBorders>
-          <w:top w:val="single" w:sz="8" w:space="0" w:color="8064A2" w:themeColor="accent4"/>
-          <w:bottom w:val="single" w:sz="8" w:space="0" w:color="8064A2" w:themeColor="accent4"/>
+          <w:top w:val="single" w:color="8064A2" w:themeColor="accent4" w:sz="8" w:space="0"/>
+          <w:bottom w:val="single" w:color="8064A2" w:themeColor="accent4" w:sz="8" w:space="0"/>
         </w:tcBorders>
       </w:tcPr>
     </w:tblStylePr>
@@ -8917,8 +8921,8 @@
       <w:tblPr/>
       <w:tcPr>
         <w:tcBorders>
-          <w:top w:val="single" w:sz="8" w:space="0" w:color="8064A2" w:themeColor="accent4"/>
-          <w:bottom w:val="single" w:sz="8" w:space="0" w:color="8064A2" w:themeColor="accent4"/>
+          <w:top w:val="single" w:color="8064A2" w:themeColor="accent4" w:sz="8" w:space="0"/>
+          <w:bottom w:val="single" w:color="8064A2" w:themeColor="accent4" w:sz="8" w:space="0"/>
         </w:tcBorders>
       </w:tcPr>
     </w:tblStylePr>
@@ -8951,8 +8955,8 @@
       <w:tblStyleColBandSize w:val="1"/>
       <w:tblInd w:w="0" w:type="dxa"/>
       <w:tblBorders>
-        <w:top w:val="single" w:sz="8" w:space="0" w:color="4BACC6" w:themeColor="accent5"/>
-        <w:bottom w:val="single" w:sz="8" w:space="0" w:color="4BACC6" w:themeColor="accent5"/>
+        <w:top w:val="single" w:color="4BACC6" w:themeColor="accent5" w:sz="8" w:space="0"/>
+        <w:bottom w:val="single" w:color="4BACC6" w:themeColor="accent5" w:sz="8" w:space="0"/>
       </w:tblBorders>
       <w:tblCellMar>
         <w:top w:w="0" w:type="dxa"/>
@@ -8963,13 +8967,13 @@
     </w:tblPr>
     <w:tblStylePr w:type="firstRow">
       <w:rPr>
-        <w:rFonts w:asciiTheme="majorHAnsi" w:eastAsiaTheme="majorEastAsia" w:hAnsiTheme="majorHAnsi" w:cstheme="majorBidi"/>
+        <w:rFonts w:asciiTheme="majorHAnsi" w:hAnsiTheme="majorHAnsi" w:eastAsiaTheme="majorEastAsia" w:cstheme="majorBidi"/>
       </w:rPr>
       <w:tblPr/>
       <w:tcPr>
         <w:tcBorders>
           <w:top w:val="nil"/>
-          <w:bottom w:val="single" w:sz="8" w:space="0" w:color="4BACC6" w:themeColor="accent5"/>
+          <w:bottom w:val="single" w:color="4BACC6" w:themeColor="accent5" w:sz="8" w:space="0"/>
         </w:tcBorders>
       </w:tcPr>
     </w:tblStylePr>
@@ -8982,8 +8986,8 @@
       <w:tblPr/>
       <w:tcPr>
         <w:tcBorders>
-          <w:top w:val="single" w:sz="8" w:space="0" w:color="4BACC6" w:themeColor="accent5"/>
-          <w:bottom w:val="single" w:sz="8" w:space="0" w:color="4BACC6" w:themeColor="accent5"/>
+          <w:top w:val="single" w:color="4BACC6" w:themeColor="accent5" w:sz="8" w:space="0"/>
+          <w:bottom w:val="single" w:color="4BACC6" w:themeColor="accent5" w:sz="8" w:space="0"/>
         </w:tcBorders>
       </w:tcPr>
     </w:tblStylePr>
@@ -9001,8 +9005,8 @@
       <w:tblPr/>
       <w:tcPr>
         <w:tcBorders>
-          <w:top w:val="single" w:sz="8" w:space="0" w:color="4BACC6" w:themeColor="accent5"/>
-          <w:bottom w:val="single" w:sz="8" w:space="0" w:color="4BACC6" w:themeColor="accent5"/>
+          <w:top w:val="single" w:color="4BACC6" w:themeColor="accent5" w:sz="8" w:space="0"/>
+          <w:bottom w:val="single" w:color="4BACC6" w:themeColor="accent5" w:sz="8" w:space="0"/>
         </w:tcBorders>
       </w:tcPr>
     </w:tblStylePr>
@@ -9035,8 +9039,8 @@
       <w:tblStyleColBandSize w:val="1"/>
       <w:tblInd w:w="0" w:type="dxa"/>
       <w:tblBorders>
-        <w:top w:val="single" w:sz="8" w:space="0" w:color="F79646" w:themeColor="accent6"/>
-        <w:bottom w:val="single" w:sz="8" w:space="0" w:color="F79646" w:themeColor="accent6"/>
+        <w:top w:val="single" w:color="F79646" w:themeColor="accent6" w:sz="8" w:space="0"/>
+        <w:bottom w:val="single" w:color="F79646" w:themeColor="accent6" w:sz="8" w:space="0"/>
       </w:tblBorders>
       <w:tblCellMar>
         <w:top w:w="0" w:type="dxa"/>
@@ -9047,13 +9051,13 @@
     </w:tblPr>
     <w:tblStylePr w:type="firstRow">
       <w:rPr>
-        <w:rFonts w:asciiTheme="majorHAnsi" w:eastAsiaTheme="majorEastAsia" w:hAnsiTheme="majorHAnsi" w:cstheme="majorBidi"/>
+        <w:rFonts w:asciiTheme="majorHAnsi" w:hAnsiTheme="majorHAnsi" w:eastAsiaTheme="majorEastAsia" w:cstheme="majorBidi"/>
       </w:rPr>
       <w:tblPr/>
       <w:tcPr>
         <w:tcBorders>
           <w:top w:val="nil"/>
-          <w:bottom w:val="single" w:sz="8" w:space="0" w:color="F79646" w:themeColor="accent6"/>
+          <w:bottom w:val="single" w:color="F79646" w:themeColor="accent6" w:sz="8" w:space="0"/>
         </w:tcBorders>
       </w:tcPr>
     </w:tblStylePr>
@@ -9066,8 +9070,8 @@
       <w:tblPr/>
       <w:tcPr>
         <w:tcBorders>
-          <w:top w:val="single" w:sz="8" w:space="0" w:color="F79646" w:themeColor="accent6"/>
-          <w:bottom w:val="single" w:sz="8" w:space="0" w:color="F79646" w:themeColor="accent6"/>
+          <w:top w:val="single" w:color="F79646" w:themeColor="accent6" w:sz="8" w:space="0"/>
+          <w:bottom w:val="single" w:color="F79646" w:themeColor="accent6" w:sz="8" w:space="0"/>
         </w:tcBorders>
       </w:tcPr>
     </w:tblStylePr>
@@ -9085,8 +9089,8 @@
       <w:tblPr/>
       <w:tcPr>
         <w:tcBorders>
-          <w:top w:val="single" w:sz="8" w:space="0" w:color="F79646" w:themeColor="accent6"/>
-          <w:bottom w:val="single" w:sz="8" w:space="0" w:color="F79646" w:themeColor="accent6"/>
+          <w:top w:val="single" w:color="F79646" w:themeColor="accent6" w:sz="8" w:space="0"/>
+          <w:bottom w:val="single" w:color="F79646" w:themeColor="accent6" w:sz="8" w:space="0"/>
         </w:tcBorders>
       </w:tcPr>
     </w:tblStylePr>
@@ -9112,7 +9116,7 @@
       <w:spacing w:after="0" w:line="240" w:lineRule="auto"/>
     </w:pPr>
     <w:rPr>
-      <w:rFonts w:asciiTheme="majorHAnsi" w:eastAsiaTheme="majorEastAsia" w:hAnsiTheme="majorHAnsi" w:cstheme="majorBidi"/>
+      <w:rFonts w:asciiTheme="majorHAnsi" w:hAnsiTheme="majorHAnsi" w:eastAsiaTheme="majorEastAsia" w:cstheme="majorBidi"/>
       <w:color w:val="000000" w:themeColor="text1"/>
     </w:rPr>
     <w:tblPr>
@@ -9120,10 +9124,10 @@
       <w:tblStyleColBandSize w:val="1"/>
       <w:tblInd w:w="0" w:type="dxa"/>
       <w:tblBorders>
-        <w:top w:val="single" w:sz="8" w:space="0" w:color="000000" w:themeColor="text1"/>
-        <w:left w:val="single" w:sz="8" w:space="0" w:color="000000" w:themeColor="text1"/>
-        <w:bottom w:val="single" w:sz="8" w:space="0" w:color="000000" w:themeColor="text1"/>
-        <w:right w:val="single" w:sz="8" w:space="0" w:color="000000" w:themeColor="text1"/>
+        <w:top w:val="single" w:color="000000" w:themeColor="text1" w:sz="8" w:space="0"/>
+        <w:left w:val="single" w:color="000000" w:themeColor="text1" w:sz="8" w:space="0"/>
+        <w:bottom w:val="single" w:color="000000" w:themeColor="text1" w:sz="8" w:space="0"/>
+        <w:right w:val="single" w:color="000000" w:themeColor="text1" w:sz="8" w:space="0"/>
       </w:tblBorders>
       <w:tblCellMar>
         <w:top w:w="0" w:type="dxa"/>
@@ -9142,7 +9146,7 @@
         <w:tcBorders>
           <w:top w:val="nil"/>
           <w:left w:val="nil"/>
-          <w:bottom w:val="single" w:sz="24" w:space="0" w:color="000000" w:themeColor="text1"/>
+          <w:bottom w:val="single" w:color="000000" w:themeColor="text1" w:sz="24" w:space="0"/>
           <w:right w:val="nil"/>
           <w:insideH w:val="nil"/>
           <w:insideV w:val="nil"/>
@@ -9154,7 +9158,7 @@
       <w:tblPr/>
       <w:tcPr>
         <w:tcBorders>
-          <w:top w:val="single" w:sz="8" w:space="0" w:color="000000" w:themeColor="text1"/>
+          <w:top w:val="single" w:color="000000" w:themeColor="text1" w:sz="8" w:space="0"/>
           <w:left w:val="nil"/>
           <w:bottom w:val="nil"/>
           <w:right w:val="nil"/>
@@ -9171,7 +9175,7 @@
           <w:top w:val="nil"/>
           <w:left w:val="nil"/>
           <w:bottom w:val="nil"/>
-          <w:right w:val="single" w:sz="8" w:space="0" w:color="000000" w:themeColor="text1"/>
+          <w:right w:val="single" w:color="000000" w:themeColor="text1" w:sz="8" w:space="0"/>
           <w:insideH w:val="nil"/>
           <w:insideV w:val="nil"/>
         </w:tcBorders>
@@ -9183,7 +9187,7 @@
       <w:tcPr>
         <w:tcBorders>
           <w:top w:val="nil"/>
-          <w:left w:val="single" w:sz="8" w:space="0" w:color="000000" w:themeColor="text1"/>
+          <w:left w:val="single" w:color="000000" w:themeColor="text1" w:sz="8" w:space="0"/>
           <w:bottom w:val="nil"/>
           <w:right w:val="nil"/>
           <w:insideH w:val="nil"/>
@@ -9240,7 +9244,7 @@
       <w:spacing w:after="0" w:line="240" w:lineRule="auto"/>
     </w:pPr>
     <w:rPr>
-      <w:rFonts w:asciiTheme="majorHAnsi" w:eastAsiaTheme="majorEastAsia" w:hAnsiTheme="majorHAnsi" w:cstheme="majorBidi"/>
+      <w:rFonts w:asciiTheme="majorHAnsi" w:hAnsiTheme="majorHAnsi" w:eastAsiaTheme="majorEastAsia" w:cstheme="majorBidi"/>
       <w:color w:val="000000" w:themeColor="text1"/>
     </w:rPr>
     <w:tblPr>
@@ -9248,10 +9252,10 @@
       <w:tblStyleColBandSize w:val="1"/>
       <w:tblInd w:w="0" w:type="dxa"/>
       <w:tblBorders>
-        <w:top w:val="single" w:sz="8" w:space="0" w:color="4F81BD" w:themeColor="accent1"/>
-        <w:left w:val="single" w:sz="8" w:space="0" w:color="4F81BD" w:themeColor="accent1"/>
-        <w:bottom w:val="single" w:sz="8" w:space="0" w:color="4F81BD" w:themeColor="accent1"/>
-        <w:right w:val="single" w:sz="8" w:space="0" w:color="4F81BD" w:themeColor="accent1"/>
+        <w:top w:val="single" w:color="4F81BD" w:themeColor="accent1" w:sz="8" w:space="0"/>
+        <w:left w:val="single" w:color="4F81BD" w:themeColor="accent1" w:sz="8" w:space="0"/>
+        <w:bottom w:val="single" w:color="4F81BD" w:themeColor="accent1" w:sz="8" w:space="0"/>
+        <w:right w:val="single" w:color="4F81BD" w:themeColor="accent1" w:sz="8" w:space="0"/>
       </w:tblBorders>
       <w:tblCellMar>
         <w:top w:w="0" w:type="dxa"/>
@@ -9270,7 +9274,7 @@
         <w:tcBorders>
           <w:top w:val="nil"/>
           <w:left w:val="nil"/>
-          <w:bottom w:val="single" w:sz="24" w:space="0" w:color="4F81BD" w:themeColor="accent1"/>
+          <w:bottom w:val="single" w:color="4F81BD" w:themeColor="accent1" w:sz="24" w:space="0"/>
           <w:right w:val="nil"/>
           <w:insideH w:val="nil"/>
           <w:insideV w:val="nil"/>
@@ -9282,7 +9286,7 @@
       <w:tblPr/>
       <w:tcPr>
         <w:tcBorders>
-          <w:top w:val="single" w:sz="8" w:space="0" w:color="4F81BD" w:themeColor="accent1"/>
+          <w:top w:val="single" w:color="4F81BD" w:themeColor="accent1" w:sz="8" w:space="0"/>
           <w:left w:val="nil"/>
           <w:bottom w:val="nil"/>
           <w:right w:val="nil"/>
@@ -9299,7 +9303,7 @@
           <w:top w:val="nil"/>
           <w:left w:val="nil"/>
           <w:bottom w:val="nil"/>
-          <w:right w:val="single" w:sz="8" w:space="0" w:color="4F81BD" w:themeColor="accent1"/>
+          <w:right w:val="single" w:color="4F81BD" w:themeColor="accent1" w:sz="8" w:space="0"/>
           <w:insideH w:val="nil"/>
           <w:insideV w:val="nil"/>
         </w:tcBorders>
@@ -9311,7 +9315,7 @@
       <w:tcPr>
         <w:tcBorders>
           <w:top w:val="nil"/>
-          <w:left w:val="single" w:sz="8" w:space="0" w:color="4F81BD" w:themeColor="accent1"/>
+          <w:left w:val="single" w:color="4F81BD" w:themeColor="accent1" w:sz="8" w:space="0"/>
           <w:bottom w:val="nil"/>
           <w:right w:val="nil"/>
           <w:insideH w:val="nil"/>
@@ -9368,7 +9372,7 @@
       <w:spacing w:after="0" w:line="240" w:lineRule="auto"/>
     </w:pPr>
     <w:rPr>
-      <w:rFonts w:asciiTheme="majorHAnsi" w:eastAsiaTheme="majorEastAsia" w:hAnsiTheme="majorHAnsi" w:cstheme="majorBidi"/>
+      <w:rFonts w:asciiTheme="majorHAnsi" w:hAnsiTheme="majorHAnsi" w:eastAsiaTheme="majorEastAsia" w:cstheme="majorBidi"/>
       <w:color w:val="000000" w:themeColor="text1"/>
     </w:rPr>
     <w:tblPr>
@@ -9376,10 +9380,10 @@
       <w:tblStyleColBandSize w:val="1"/>
       <w:tblInd w:w="0" w:type="dxa"/>
       <w:tblBorders>
-        <w:top w:val="single" w:sz="8" w:space="0" w:color="C0504D" w:themeColor="accent2"/>
-        <w:left w:val="single" w:sz="8" w:space="0" w:color="C0504D" w:themeColor="accent2"/>
-        <w:bottom w:val="single" w:sz="8" w:space="0" w:color="C0504D" w:themeColor="accent2"/>
-        <w:right w:val="single" w:sz="8" w:space="0" w:color="C0504D" w:themeColor="accent2"/>
+        <w:top w:val="single" w:color="C0504D" w:themeColor="accent2" w:sz="8" w:space="0"/>
+        <w:left w:val="single" w:color="C0504D" w:themeColor="accent2" w:sz="8" w:space="0"/>
+        <w:bottom w:val="single" w:color="C0504D" w:themeColor="accent2" w:sz="8" w:space="0"/>
+        <w:right w:val="single" w:color="C0504D" w:themeColor="accent2" w:sz="8" w:space="0"/>
       </w:tblBorders>
       <w:tblCellMar>
         <w:top w:w="0" w:type="dxa"/>
@@ -9398,7 +9402,7 @@
         <w:tcBorders>
           <w:top w:val="nil"/>
           <w:left w:val="nil"/>
-          <w:bottom w:val="single" w:sz="24" w:space="0" w:color="C0504D" w:themeColor="accent2"/>
+          <w:bottom w:val="single" w:color="C0504D" w:themeColor="accent2" w:sz="24" w:space="0"/>
           <w:right w:val="nil"/>
           <w:insideH w:val="nil"/>
           <w:insideV w:val="nil"/>
@@ -9410,7 +9414,7 @@
       <w:tblPr/>
       <w:tcPr>
         <w:tcBorders>
-          <w:top w:val="single" w:sz="8" w:space="0" w:color="C0504D" w:themeColor="accent2"/>
+          <w:top w:val="single" w:color="C0504D" w:themeColor="accent2" w:sz="8" w:space="0"/>
           <w:left w:val="nil"/>
           <w:bottom w:val="nil"/>
           <w:right w:val="nil"/>
@@ -9427,7 +9431,7 @@
           <w:top w:val="nil"/>
           <w:left w:val="nil"/>
           <w:bottom w:val="nil"/>
-          <w:right w:val="single" w:sz="8" w:space="0" w:color="C0504D" w:themeColor="accent2"/>
+          <w:right w:val="single" w:color="C0504D" w:themeColor="accent2" w:sz="8" w:space="0"/>
           <w:insideH w:val="nil"/>
           <w:insideV w:val="nil"/>
         </w:tcBorders>
@@ -9439,7 +9443,7 @@
       <w:tcPr>
         <w:tcBorders>
           <w:top w:val="nil"/>
-          <w:left w:val="single" w:sz="8" w:space="0" w:color="C0504D" w:themeColor="accent2"/>
+          <w:left w:val="single" w:color="C0504D" w:themeColor="accent2" w:sz="8" w:space="0"/>
           <w:bottom w:val="nil"/>
           <w:right w:val="nil"/>
           <w:insideH w:val="nil"/>
@@ -9496,7 +9500,7 @@
       <w:spacing w:after="0" w:line="240" w:lineRule="auto"/>
     </w:pPr>
     <w:rPr>
-      <w:rFonts w:asciiTheme="majorHAnsi" w:eastAsiaTheme="majorEastAsia" w:hAnsiTheme="majorHAnsi" w:cstheme="majorBidi"/>
+      <w:rFonts w:asciiTheme="majorHAnsi" w:hAnsiTheme="majorHAnsi" w:eastAsiaTheme="majorEastAsia" w:cstheme="majorBidi"/>
       <w:color w:val="000000" w:themeColor="text1"/>
     </w:rPr>
     <w:tblPr>
@@ -9504,10 +9508,10 @@
       <w:tblStyleColBandSize w:val="1"/>
       <w:tblInd w:w="0" w:type="dxa"/>
       <w:tblBorders>
-        <w:top w:val="single" w:sz="8" w:space="0" w:color="9BBB59" w:themeColor="accent3"/>
-        <w:left w:val="single" w:sz="8" w:space="0" w:color="9BBB59" w:themeColor="accent3"/>
-        <w:bottom w:val="single" w:sz="8" w:space="0" w:color="9BBB59" w:themeColor="accent3"/>
-        <w:right w:val="single" w:sz="8" w:space="0" w:color="9BBB59" w:themeColor="accent3"/>
+        <w:top w:val="single" w:color="9BBB59" w:themeColor="accent3" w:sz="8" w:space="0"/>
+        <w:left w:val="single" w:color="9BBB59" w:themeColor="accent3" w:sz="8" w:space="0"/>
+        <w:bottom w:val="single" w:color="9BBB59" w:themeColor="accent3" w:sz="8" w:space="0"/>
+        <w:right w:val="single" w:color="9BBB59" w:themeColor="accent3" w:sz="8" w:space="0"/>
       </w:tblBorders>
       <w:tblCellMar>
         <w:top w:w="0" w:type="dxa"/>
@@ -9526,7 +9530,7 @@
         <w:tcBorders>
           <w:top w:val="nil"/>
           <w:left w:val="nil"/>
-          <w:bottom w:val="single" w:sz="24" w:space="0" w:color="9BBB59" w:themeColor="accent3"/>
+          <w:bottom w:val="single" w:color="9BBB59" w:themeColor="accent3" w:sz="24" w:space="0"/>
           <w:right w:val="nil"/>
           <w:insideH w:val="nil"/>
           <w:insideV w:val="nil"/>
@@ -9538,7 +9542,7 @@
       <w:tblPr/>
       <w:tcPr>
         <w:tcBorders>
-          <w:top w:val="single" w:sz="8" w:space="0" w:color="9BBB59" w:themeColor="accent3"/>
+          <w:top w:val="single" w:color="9BBB59" w:themeColor="accent3" w:sz="8" w:space="0"/>
           <w:left w:val="nil"/>
           <w:bottom w:val="nil"/>
           <w:right w:val="nil"/>
@@ -9555,7 +9559,7 @@
           <w:top w:val="nil"/>
           <w:left w:val="nil"/>
           <w:bottom w:val="nil"/>
-          <w:right w:val="single" w:sz="8" w:space="0" w:color="9BBB59" w:themeColor="accent3"/>
+          <w:right w:val="single" w:color="9BBB59" w:themeColor="accent3" w:sz="8" w:space="0"/>
           <w:insideH w:val="nil"/>
           <w:insideV w:val="nil"/>
         </w:tcBorders>
@@ -9567,7 +9571,7 @@
       <w:tcPr>
         <w:tcBorders>
           <w:top w:val="nil"/>
-          <w:left w:val="single" w:sz="8" w:space="0" w:color="9BBB59" w:themeColor="accent3"/>
+          <w:left w:val="single" w:color="9BBB59" w:themeColor="accent3" w:sz="8" w:space="0"/>
           <w:bottom w:val="nil"/>
           <w:right w:val="nil"/>
           <w:insideH w:val="nil"/>
@@ -9624,7 +9628,7 @@
       <w:spacing w:after="0" w:line="240" w:lineRule="auto"/>
     </w:pPr>
     <w:rPr>
-      <w:rFonts w:asciiTheme="majorHAnsi" w:eastAsiaTheme="majorEastAsia" w:hAnsiTheme="majorHAnsi" w:cstheme="majorBidi"/>
+      <w:rFonts w:asciiTheme="majorHAnsi" w:hAnsiTheme="majorHAnsi" w:eastAsiaTheme="majorEastAsia" w:cstheme="majorBidi"/>
       <w:color w:val="000000" w:themeColor="text1"/>
     </w:rPr>
     <w:tblPr>
@@ -9632,10 +9636,10 @@
       <w:tblStyleColBandSize w:val="1"/>
       <w:tblInd w:w="0" w:type="dxa"/>
       <w:tblBorders>
-        <w:top w:val="single" w:sz="8" w:space="0" w:color="8064A2" w:themeColor="accent4"/>
-        <w:left w:val="single" w:sz="8" w:space="0" w:color="8064A2" w:themeColor="accent4"/>
-        <w:bottom w:val="single" w:sz="8" w:space="0" w:color="8064A2" w:themeColor="accent4"/>
-        <w:right w:val="single" w:sz="8" w:space="0" w:color="8064A2" w:themeColor="accent4"/>
+        <w:top w:val="single" w:color="8064A2" w:themeColor="accent4" w:sz="8" w:space="0"/>
+        <w:left w:val="single" w:color="8064A2" w:themeColor="accent4" w:sz="8" w:space="0"/>
+        <w:bottom w:val="single" w:color="8064A2" w:themeColor="accent4" w:sz="8" w:space="0"/>
+        <w:right w:val="single" w:color="8064A2" w:themeColor="accent4" w:sz="8" w:space="0"/>
       </w:tblBorders>
       <w:tblCellMar>
         <w:top w:w="0" w:type="dxa"/>
@@ -9654,7 +9658,7 @@
         <w:tcBorders>
           <w:top w:val="nil"/>
           <w:left w:val="nil"/>
-          <w:bottom w:val="single" w:sz="24" w:space="0" w:color="8064A2" w:themeColor="accent4"/>
+          <w:bottom w:val="single" w:color="8064A2" w:themeColor="accent4" w:sz="24" w:space="0"/>
           <w:right w:val="nil"/>
           <w:insideH w:val="nil"/>
           <w:insideV w:val="nil"/>
@@ -9666,7 +9670,7 @@
       <w:tblPr/>
       <w:tcPr>
         <w:tcBorders>
-          <w:top w:val="single" w:sz="8" w:space="0" w:color="8064A2" w:themeColor="accent4"/>
+          <w:top w:val="single" w:color="8064A2" w:themeColor="accent4" w:sz="8" w:space="0"/>
           <w:left w:val="nil"/>
           <w:bottom w:val="nil"/>
           <w:right w:val="nil"/>
@@ -9683,7 +9687,7 @@
           <w:top w:val="nil"/>
           <w:left w:val="nil"/>
           <w:bottom w:val="nil"/>
-          <w:right w:val="single" w:sz="8" w:space="0" w:color="8064A2" w:themeColor="accent4"/>
+          <w:right w:val="single" w:color="8064A2" w:themeColor="accent4" w:sz="8" w:space="0"/>
           <w:insideH w:val="nil"/>
           <w:insideV w:val="nil"/>
         </w:tcBorders>
@@ -9695,7 +9699,7 @@
       <w:tcPr>
         <w:tcBorders>
           <w:top w:val="nil"/>
-          <w:left w:val="single" w:sz="8" w:space="0" w:color="8064A2" w:themeColor="accent4"/>
+          <w:left w:val="single" w:color="8064A2" w:themeColor="accent4" w:sz="8" w:space="0"/>
           <w:bottom w:val="nil"/>
           <w:right w:val="nil"/>
           <w:insideH w:val="nil"/>
@@ -9752,7 +9756,7 @@
       <w:spacing w:after="0" w:line="240" w:lineRule="auto"/>
     </w:pPr>
     <w:rPr>
-      <w:rFonts w:asciiTheme="majorHAnsi" w:eastAsiaTheme="majorEastAsia" w:hAnsiTheme="majorHAnsi" w:cstheme="majorBidi"/>
+      <w:rFonts w:asciiTheme="majorHAnsi" w:hAnsiTheme="majorHAnsi" w:eastAsiaTheme="majorEastAsia" w:cstheme="majorBidi"/>
       <w:color w:val="000000" w:themeColor="text1"/>
     </w:rPr>
     <w:tblPr>
@@ -9760,10 +9764,10 @@
       <w:tblStyleColBandSize w:val="1"/>
       <w:tblInd w:w="0" w:type="dxa"/>
       <w:tblBorders>
-        <w:top w:val="single" w:sz="8" w:space="0" w:color="4BACC6" w:themeColor="accent5"/>
-        <w:left w:val="single" w:sz="8" w:space="0" w:color="4BACC6" w:themeColor="accent5"/>
-        <w:bottom w:val="single" w:sz="8" w:space="0" w:color="4BACC6" w:themeColor="accent5"/>
-        <w:right w:val="single" w:sz="8" w:space="0" w:color="4BACC6" w:themeColor="accent5"/>
+        <w:top w:val="single" w:color="4BACC6" w:themeColor="accent5" w:sz="8" w:space="0"/>
+        <w:left w:val="single" w:color="4BACC6" w:themeColor="accent5" w:sz="8" w:space="0"/>
+        <w:bottom w:val="single" w:color="4BACC6" w:themeColor="accent5" w:sz="8" w:space="0"/>
+        <w:right w:val="single" w:color="4BACC6" w:themeColor="accent5" w:sz="8" w:space="0"/>
       </w:tblBorders>
       <w:tblCellMar>
         <w:top w:w="0" w:type="dxa"/>
@@ -9782,7 +9786,7 @@
         <w:tcBorders>
           <w:top w:val="nil"/>
           <w:left w:val="nil"/>
-          <w:bottom w:val="single" w:sz="24" w:space="0" w:color="4BACC6" w:themeColor="accent5"/>
+          <w:bottom w:val="single" w:color="4BACC6" w:themeColor="accent5" w:sz="24" w:space="0"/>
           <w:right w:val="nil"/>
           <w:insideH w:val="nil"/>
           <w:insideV w:val="nil"/>
@@ -9794,7 +9798,7 @@
       <w:tblPr/>
       <w:tcPr>
         <w:tcBorders>
-          <w:top w:val="single" w:sz="8" w:space="0" w:color="4BACC6" w:themeColor="accent5"/>
+          <w:top w:val="single" w:color="4BACC6" w:themeColor="accent5" w:sz="8" w:space="0"/>
           <w:left w:val="nil"/>
           <w:bottom w:val="nil"/>
           <w:right w:val="nil"/>
@@ -9811,7 +9815,7 @@
           <w:top w:val="nil"/>
           <w:left w:val="nil"/>
           <w:bottom w:val="nil"/>
-          <w:right w:val="single" w:sz="8" w:space="0" w:color="4BACC6" w:themeColor="accent5"/>
+          <w:right w:val="single" w:color="4BACC6" w:themeColor="accent5" w:sz="8" w:space="0"/>
           <w:insideH w:val="nil"/>
           <w:insideV w:val="nil"/>
         </w:tcBorders>
@@ -9823,7 +9827,7 @@
       <w:tcPr>
         <w:tcBorders>
           <w:top w:val="nil"/>
-          <w:left w:val="single" w:sz="8" w:space="0" w:color="4BACC6" w:themeColor="accent5"/>
+          <w:left w:val="single" w:color="4BACC6" w:themeColor="accent5" w:sz="8" w:space="0"/>
           <w:bottom w:val="nil"/>
           <w:right w:val="nil"/>
           <w:insideH w:val="nil"/>
@@ -9880,7 +9884,7 @@
       <w:spacing w:after="0" w:line="240" w:lineRule="auto"/>
     </w:pPr>
     <w:rPr>
-      <w:rFonts w:asciiTheme="majorHAnsi" w:eastAsiaTheme="majorEastAsia" w:hAnsiTheme="majorHAnsi" w:cstheme="majorBidi"/>
+      <w:rFonts w:asciiTheme="majorHAnsi" w:hAnsiTheme="majorHAnsi" w:eastAsiaTheme="majorEastAsia" w:cstheme="majorBidi"/>
       <w:color w:val="000000" w:themeColor="text1"/>
     </w:rPr>
     <w:tblPr>
@@ -9888,10 +9892,10 @@
       <w:tblStyleColBandSize w:val="1"/>
       <w:tblInd w:w="0" w:type="dxa"/>
       <w:tblBorders>
-        <w:top w:val="single" w:sz="8" w:space="0" w:color="F79646" w:themeColor="accent6"/>
-        <w:left w:val="single" w:sz="8" w:space="0" w:color="F79646" w:themeColor="accent6"/>
-        <w:bottom w:val="single" w:sz="8" w:space="0" w:color="F79646" w:themeColor="accent6"/>
-        <w:right w:val="single" w:sz="8" w:space="0" w:color="F79646" w:themeColor="accent6"/>
+        <w:top w:val="single" w:color="F79646" w:themeColor="accent6" w:sz="8" w:space="0"/>
+        <w:left w:val="single" w:color="F79646" w:themeColor="accent6" w:sz="8" w:space="0"/>
+        <w:bottom w:val="single" w:color="F79646" w:themeColor="accent6" w:sz="8" w:space="0"/>
+        <w:right w:val="single" w:color="F79646" w:themeColor="accent6" w:sz="8" w:space="0"/>
       </w:tblBorders>
       <w:tblCellMar>
         <w:top w:w="0" w:type="dxa"/>
@@ -9910,7 +9914,7 @@
         <w:tcBorders>
           <w:top w:val="nil"/>
           <w:left w:val="nil"/>
-          <w:bottom w:val="single" w:sz="24" w:space="0" w:color="F79646" w:themeColor="accent6"/>
+          <w:bottom w:val="single" w:color="F79646" w:themeColor="accent6" w:sz="24" w:space="0"/>
           <w:right w:val="nil"/>
           <w:insideH w:val="nil"/>
           <w:insideV w:val="nil"/>
@@ -9922,7 +9926,7 @@
       <w:tblPr/>
       <w:tcPr>
         <w:tcBorders>
-          <w:top w:val="single" w:sz="8" w:space="0" w:color="F79646" w:themeColor="accent6"/>
+          <w:top w:val="single" w:color="F79646" w:themeColor="accent6" w:sz="8" w:space="0"/>
           <w:left w:val="nil"/>
           <w:bottom w:val="nil"/>
           <w:right w:val="nil"/>
@@ -9939,7 +9943,7 @@
           <w:top w:val="nil"/>
           <w:left w:val="nil"/>
           <w:bottom w:val="nil"/>
-          <w:right w:val="single" w:sz="8" w:space="0" w:color="F79646" w:themeColor="accent6"/>
+          <w:right w:val="single" w:color="F79646" w:themeColor="accent6" w:sz="8" w:space="0"/>
           <w:insideH w:val="nil"/>
           <w:insideV w:val="nil"/>
         </w:tcBorders>
@@ -9951,7 +9955,7 @@
       <w:tcPr>
         <w:tcBorders>
           <w:top w:val="nil"/>
-          <w:left w:val="single" w:sz="8" w:space="0" w:color="F79646" w:themeColor="accent6"/>
+          <w:left w:val="single" w:color="F79646" w:themeColor="accent6" w:sz="8" w:space="0"/>
           <w:bottom w:val="nil"/>
           <w:right w:val="nil"/>
           <w:insideH w:val="nil"/>
@@ -10012,12 +10016,12 @@
       <w:tblStyleColBandSize w:val="1"/>
       <w:tblInd w:w="0" w:type="dxa"/>
       <w:tblBorders>
-        <w:top w:val="single" w:sz="8" w:space="0" w:color="404040" w:themeColor="text1" w:themeTint="BF"/>
-        <w:left w:val="single" w:sz="8" w:space="0" w:color="404040" w:themeColor="text1" w:themeTint="BF"/>
-        <w:bottom w:val="single" w:sz="8" w:space="0" w:color="404040" w:themeColor="text1" w:themeTint="BF"/>
-        <w:right w:val="single" w:sz="8" w:space="0" w:color="404040" w:themeColor="text1" w:themeTint="BF"/>
-        <w:insideH w:val="single" w:sz="8" w:space="0" w:color="404040" w:themeColor="text1" w:themeTint="BF"/>
-        <w:insideV w:val="single" w:sz="8" w:space="0" w:color="404040" w:themeColor="text1" w:themeTint="BF"/>
+        <w:top w:val="single" w:color="404040" w:themeColor="text1" w:themeTint="BF" w:sz="8" w:space="0"/>
+        <w:left w:val="single" w:color="404040" w:themeColor="text1" w:themeTint="BF" w:sz="8" w:space="0"/>
+        <w:bottom w:val="single" w:color="404040" w:themeColor="text1" w:themeTint="BF" w:sz="8" w:space="0"/>
+        <w:right w:val="single" w:color="404040" w:themeColor="text1" w:themeTint="BF" w:sz="8" w:space="0"/>
+        <w:insideH w:val="single" w:color="404040" w:themeColor="text1" w:themeTint="BF" w:sz="8" w:space="0"/>
+        <w:insideV w:val="single" w:color="404040" w:themeColor="text1" w:themeTint="BF" w:sz="8" w:space="0"/>
       </w:tblBorders>
       <w:tblCellMar>
         <w:top w:w="0" w:type="dxa"/>
@@ -10043,7 +10047,7 @@
       <w:tblPr/>
       <w:tcPr>
         <w:tcBorders>
-          <w:top w:val="single" w:sz="18" w:space="0" w:color="404040" w:themeColor="text1" w:themeTint="BF"/>
+          <w:top w:val="single" w:color="404040" w:themeColor="text1" w:themeTint="BF" w:sz="18" w:space="0"/>
         </w:tcBorders>
       </w:tcPr>
     </w:tblStylePr>
@@ -10085,12 +10089,12 @@
       <w:tblStyleColBandSize w:val="1"/>
       <w:tblInd w:w="0" w:type="dxa"/>
       <w:tblBorders>
-        <w:top w:val="single" w:sz="8" w:space="0" w:color="7BA0CD" w:themeColor="accent1" w:themeTint="BF"/>
-        <w:left w:val="single" w:sz="8" w:space="0" w:color="7BA0CD" w:themeColor="accent1" w:themeTint="BF"/>
-        <w:bottom w:val="single" w:sz="8" w:space="0" w:color="7BA0CD" w:themeColor="accent1" w:themeTint="BF"/>
-        <w:right w:val="single" w:sz="8" w:space="0" w:color="7BA0CD" w:themeColor="accent1" w:themeTint="BF"/>
-        <w:insideH w:val="single" w:sz="8" w:space="0" w:color="7BA0CD" w:themeColor="accent1" w:themeTint="BF"/>
-        <w:insideV w:val="single" w:sz="8" w:space="0" w:color="7BA0CD" w:themeColor="accent1" w:themeTint="BF"/>
+        <w:top w:val="single" w:color="7BA0CD" w:themeColor="accent1" w:themeTint="BF" w:sz="8" w:space="0"/>
+        <w:left w:val="single" w:color="7BA0CD" w:themeColor="accent1" w:themeTint="BF" w:sz="8" w:space="0"/>
+        <w:bottom w:val="single" w:color="7BA0CD" w:themeColor="accent1" w:themeTint="BF" w:sz="8" w:space="0"/>
+        <w:right w:val="single" w:color="7BA0CD" w:themeColor="accent1" w:themeTint="BF" w:sz="8" w:space="0"/>
+        <w:insideH w:val="single" w:color="7BA0CD" w:themeColor="accent1" w:themeTint="BF" w:sz="8" w:space="0"/>
+        <w:insideV w:val="single" w:color="7BA0CD" w:themeColor="accent1" w:themeTint="BF" w:sz="8" w:space="0"/>
       </w:tblBorders>
       <w:tblCellMar>
         <w:top w:w="0" w:type="dxa"/>
@@ -10116,7 +10120,7 @@
       <w:tblPr/>
       <w:tcPr>
         <w:tcBorders>
-          <w:top w:val="single" w:sz="18" w:space="0" w:color="7BA0CD" w:themeColor="accent1" w:themeTint="BF"/>
+          <w:top w:val="single" w:color="7BA0CD" w:themeColor="accent1" w:themeTint="BF" w:sz="18" w:space="0"/>
         </w:tcBorders>
       </w:tcPr>
     </w:tblStylePr>
@@ -10158,12 +10162,12 @@
       <w:tblStyleColBandSize w:val="1"/>
       <w:tblInd w:w="0" w:type="dxa"/>
       <w:tblBorders>
-        <w:top w:val="single" w:sz="8" w:space="0" w:color="CF7B79" w:themeColor="accent2" w:themeTint="BF"/>
-        <w:left w:val="single" w:sz="8" w:space="0" w:color="CF7B79" w:themeColor="accent2" w:themeTint="BF"/>
-        <w:bottom w:val="single" w:sz="8" w:space="0" w:color="CF7B79" w:themeColor="accent2" w:themeTint="BF"/>
-        <w:right w:val="single" w:sz="8" w:space="0" w:color="CF7B79" w:themeColor="accent2" w:themeTint="BF"/>
-        <w:insideH w:val="single" w:sz="8" w:space="0" w:color="CF7B79" w:themeColor="accent2" w:themeTint="BF"/>
-        <w:insideV w:val="single" w:sz="8" w:space="0" w:color="CF7B79" w:themeColor="accent2" w:themeTint="BF"/>
+        <w:top w:val="single" w:color="CF7B79" w:themeColor="accent2" w:themeTint="BF" w:sz="8" w:space="0"/>
+        <w:left w:val="single" w:color="CF7B79" w:themeColor="accent2" w:themeTint="BF" w:sz="8" w:space="0"/>
+        <w:bottom w:val="single" w:color="CF7B79" w:themeColor="accent2" w:themeTint="BF" w:sz="8" w:space="0"/>
+        <w:right w:val="single" w:color="CF7B79" w:themeColor="accent2" w:themeTint="BF" w:sz="8" w:space="0"/>
+        <w:insideH w:val="single" w:color="CF7B79" w:themeColor="accent2" w:themeTint="BF" w:sz="8" w:space="0"/>
+        <w:insideV w:val="single" w:color="CF7B79" w:themeColor="accent2" w:themeTint="BF" w:sz="8" w:space="0"/>
       </w:tblBorders>
       <w:tblCellMar>
         <w:top w:w="0" w:type="dxa"/>
@@ -10189,7 +10193,7 @@
       <w:tblPr/>
       <w:tcPr>
         <w:tcBorders>
-          <w:top w:val="single" w:sz="18" w:space="0" w:color="CF7B79" w:themeColor="accent2" w:themeTint="BF"/>
+          <w:top w:val="single" w:color="CF7B79" w:themeColor="accent2" w:themeTint="BF" w:sz="18" w:space="0"/>
         </w:tcBorders>
       </w:tcPr>
     </w:tblStylePr>
@@ -10231,12 +10235,12 @@
       <w:tblStyleColBandSize w:val="1"/>
       <w:tblInd w:w="0" w:type="dxa"/>
       <w:tblBorders>
-        <w:top w:val="single" w:sz="8" w:space="0" w:color="B3CC82" w:themeColor="accent3" w:themeTint="BF"/>
-        <w:left w:val="single" w:sz="8" w:space="0" w:color="B3CC82" w:themeColor="accent3" w:themeTint="BF"/>
-        <w:bottom w:val="single" w:sz="8" w:space="0" w:color="B3CC82" w:themeColor="accent3" w:themeTint="BF"/>
-        <w:right w:val="single" w:sz="8" w:space="0" w:color="B3CC82" w:themeColor="accent3" w:themeTint="BF"/>
-        <w:insideH w:val="single" w:sz="8" w:space="0" w:color="B3CC82" w:themeColor="accent3" w:themeTint="BF"/>
-        <w:insideV w:val="single" w:sz="8" w:space="0" w:color="B3CC82" w:themeColor="accent3" w:themeTint="BF"/>
+        <w:top w:val="single" w:color="B3CC82" w:themeColor="accent3" w:themeTint="BF" w:sz="8" w:space="0"/>
+        <w:left w:val="single" w:color="B3CC82" w:themeColor="accent3" w:themeTint="BF" w:sz="8" w:space="0"/>
+        <w:bottom w:val="single" w:color="B3CC82" w:themeColor="accent3" w:themeTint="BF" w:sz="8" w:space="0"/>
+        <w:right w:val="single" w:color="B3CC82" w:themeColor="accent3" w:themeTint="BF" w:sz="8" w:space="0"/>
+        <w:insideH w:val="single" w:color="B3CC82" w:themeColor="accent3" w:themeTint="BF" w:sz="8" w:space="0"/>
+        <w:insideV w:val="single" w:color="B3CC82" w:themeColor="accent3" w:themeTint="BF" w:sz="8" w:space="0"/>
       </w:tblBorders>
       <w:tblCellMar>
         <w:top w:w="0" w:type="dxa"/>
@@ -10262,7 +10266,7 @@
       <w:tblPr/>
       <w:tcPr>
         <w:tcBorders>
-          <w:top w:val="single" w:sz="18" w:space="0" w:color="B3CC82" w:themeColor="accent3" w:themeTint="BF"/>
+          <w:top w:val="single" w:color="B3CC82" w:themeColor="accent3" w:themeTint="BF" w:sz="18" w:space="0"/>
         </w:tcBorders>
       </w:tcPr>
     </w:tblStylePr>
@@ -10304,12 +10308,12 @@
       <w:tblStyleColBandSize w:val="1"/>
       <w:tblInd w:w="0" w:type="dxa"/>
       <w:tblBorders>
-        <w:top w:val="single" w:sz="8" w:space="0" w:color="9F8AB9" w:themeColor="accent4" w:themeTint="BF"/>
-        <w:left w:val="single" w:sz="8" w:space="0" w:color="9F8AB9" w:themeColor="accent4" w:themeTint="BF"/>
-        <w:bottom w:val="single" w:sz="8" w:space="0" w:color="9F8AB9" w:themeColor="accent4" w:themeTint="BF"/>
-        <w:right w:val="single" w:sz="8" w:space="0" w:color="9F8AB9" w:themeColor="accent4" w:themeTint="BF"/>
-        <w:insideH w:val="single" w:sz="8" w:space="0" w:color="9F8AB9" w:themeColor="accent4" w:themeTint="BF"/>
-        <w:insideV w:val="single" w:sz="8" w:space="0" w:color="9F8AB9" w:themeColor="accent4" w:themeTint="BF"/>
+        <w:top w:val="single" w:color="9F8AB9" w:themeColor="accent4" w:themeTint="BF" w:sz="8" w:space="0"/>
+        <w:left w:val="single" w:color="9F8AB9" w:themeColor="accent4" w:themeTint="BF" w:sz="8" w:space="0"/>
+        <w:bottom w:val="single" w:color="9F8AB9" w:themeColor="accent4" w:themeTint="BF" w:sz="8" w:space="0"/>
+        <w:right w:val="single" w:color="9F8AB9" w:themeColor="accent4" w:themeTint="BF" w:sz="8" w:space="0"/>
+        <w:insideH w:val="single" w:color="9F8AB9" w:themeColor="accent4" w:themeTint="BF" w:sz="8" w:space="0"/>
+        <w:insideV w:val="single" w:color="9F8AB9" w:themeColor="accent4" w:themeTint="BF" w:sz="8" w:space="0"/>
       </w:tblBorders>
       <w:tblCellMar>
         <w:top w:w="0" w:type="dxa"/>
@@ -10335,7 +10339,7 @@
       <w:tblPr/>
       <w:tcPr>
         <w:tcBorders>
-          <w:top w:val="single" w:sz="18" w:space="0" w:color="9F8AB9" w:themeColor="accent4" w:themeTint="BF"/>
+          <w:top w:val="single" w:color="9F8AB9" w:themeColor="accent4" w:themeTint="BF" w:sz="18" w:space="0"/>
         </w:tcBorders>
       </w:tcPr>
     </w:tblStylePr>
@@ -10377,12 +10381,12 @@
       <w:tblStyleColBandSize w:val="1"/>
       <w:tblInd w:w="0" w:type="dxa"/>
       <w:tblBorders>
-        <w:top w:val="single" w:sz="8" w:space="0" w:color="78C0D4" w:themeColor="accent5" w:themeTint="BF"/>
-        <w:left w:val="single" w:sz="8" w:space="0" w:color="78C0D4" w:themeColor="accent5" w:themeTint="BF"/>
-        <w:bottom w:val="single" w:sz="8" w:space="0" w:color="78C0D4" w:themeColor="accent5" w:themeTint="BF"/>
-        <w:right w:val="single" w:sz="8" w:space="0" w:color="78C0D4" w:themeColor="accent5" w:themeTint="BF"/>
-        <w:insideH w:val="single" w:sz="8" w:space="0" w:color="78C0D4" w:themeColor="accent5" w:themeTint="BF"/>
-        <w:insideV w:val="single" w:sz="8" w:space="0" w:color="78C0D4" w:themeColor="accent5" w:themeTint="BF"/>
+        <w:top w:val="single" w:color="78C0D4" w:themeColor="accent5" w:themeTint="BF" w:sz="8" w:space="0"/>
+        <w:left w:val="single" w:color="78C0D4" w:themeColor="accent5" w:themeTint="BF" w:sz="8" w:space="0"/>
+        <w:bottom w:val="single" w:color="78C0D4" w:themeColor="accent5" w:themeTint="BF" w:sz="8" w:space="0"/>
+        <w:right w:val="single" w:color="78C0D4" w:themeColor="accent5" w:themeTint="BF" w:sz="8" w:space="0"/>
+        <w:insideH w:val="single" w:color="78C0D4" w:themeColor="accent5" w:themeTint="BF" w:sz="8" w:space="0"/>
+        <w:insideV w:val="single" w:color="78C0D4" w:themeColor="accent5" w:themeTint="BF" w:sz="8" w:space="0"/>
       </w:tblBorders>
       <w:tblCellMar>
         <w:top w:w="0" w:type="dxa"/>
@@ -10408,7 +10412,7 @@
       <w:tblPr/>
       <w:tcPr>
         <w:tcBorders>
-          <w:top w:val="single" w:sz="18" w:space="0" w:color="78C0D4" w:themeColor="accent5" w:themeTint="BF"/>
+          <w:top w:val="single" w:color="78C0D4" w:themeColor="accent5" w:themeTint="BF" w:sz="18" w:space="0"/>
         </w:tcBorders>
       </w:tcPr>
     </w:tblStylePr>
@@ -10450,12 +10454,12 @@
       <w:tblStyleColBandSize w:val="1"/>
       <w:tblInd w:w="0" w:type="dxa"/>
       <w:tblBorders>
-        <w:top w:val="single" w:sz="8" w:space="0" w:color="F9B074" w:themeColor="accent6" w:themeTint="BF"/>
-        <w:left w:val="single" w:sz="8" w:space="0" w:color="F9B074" w:themeColor="accent6" w:themeTint="BF"/>
-        <w:bottom w:val="single" w:sz="8" w:space="0" w:color="F9B074" w:themeColor="accent6" w:themeTint="BF"/>
-        <w:right w:val="single" w:sz="8" w:space="0" w:color="F9B074" w:themeColor="accent6" w:themeTint="BF"/>
-        <w:insideH w:val="single" w:sz="8" w:space="0" w:color="F9B074" w:themeColor="accent6" w:themeTint="BF"/>
-        <w:insideV w:val="single" w:sz="8" w:space="0" w:color="F9B074" w:themeColor="accent6" w:themeTint="BF"/>
+        <w:top w:val="single" w:color="F9B074" w:themeColor="accent6" w:themeTint="BF" w:sz="8" w:space="0"/>
+        <w:left w:val="single" w:color="F9B074" w:themeColor="accent6" w:themeTint="BF" w:sz="8" w:space="0"/>
+        <w:bottom w:val="single" w:color="F9B074" w:themeColor="accent6" w:themeTint="BF" w:sz="8" w:space="0"/>
+        <w:right w:val="single" w:color="F9B074" w:themeColor="accent6" w:themeTint="BF" w:sz="8" w:space="0"/>
+        <w:insideH w:val="single" w:color="F9B074" w:themeColor="accent6" w:themeTint="BF" w:sz="8" w:space="0"/>
+        <w:insideV w:val="single" w:color="F9B074" w:themeColor="accent6" w:themeTint="BF" w:sz="8" w:space="0"/>
       </w:tblBorders>
       <w:tblCellMar>
         <w:top w:w="0" w:type="dxa"/>
@@ -10481,7 +10485,7 @@
       <w:tblPr/>
       <w:tcPr>
         <w:tcBorders>
-          <w:top w:val="single" w:sz="18" w:space="0" w:color="F9B074" w:themeColor="accent6" w:themeTint="BF"/>
+          <w:top w:val="single" w:color="F9B074" w:themeColor="accent6" w:themeTint="BF" w:sz="18" w:space="0"/>
         </w:tcBorders>
       </w:tcPr>
     </w:tblStylePr>
@@ -10519,7 +10523,7 @@
       <w:spacing w:after="0" w:line="240" w:lineRule="auto"/>
     </w:pPr>
     <w:rPr>
-      <w:rFonts w:asciiTheme="majorHAnsi" w:eastAsiaTheme="majorEastAsia" w:hAnsiTheme="majorHAnsi" w:cstheme="majorBidi"/>
+      <w:rFonts w:asciiTheme="majorHAnsi" w:hAnsiTheme="majorHAnsi" w:eastAsiaTheme="majorEastAsia" w:cstheme="majorBidi"/>
       <w:color w:val="000000" w:themeColor="text1"/>
     </w:rPr>
     <w:tblPr>
@@ -10527,12 +10531,12 @@
       <w:tblStyleColBandSize w:val="1"/>
       <w:tblInd w:w="0" w:type="dxa"/>
       <w:tblBorders>
-        <w:top w:val="single" w:sz="8" w:space="0" w:color="000000" w:themeColor="text1"/>
-        <w:left w:val="single" w:sz="8" w:space="0" w:color="000000" w:themeColor="text1"/>
-        <w:bottom w:val="single" w:sz="8" w:space="0" w:color="000000" w:themeColor="text1"/>
-        <w:right w:val="single" w:sz="8" w:space="0" w:color="000000" w:themeColor="text1"/>
-        <w:insideH w:val="single" w:sz="8" w:space="0" w:color="000000" w:themeColor="text1"/>
-        <w:insideV w:val="single" w:sz="8" w:space="0" w:color="000000" w:themeColor="text1"/>
+        <w:top w:val="single" w:color="000000" w:themeColor="text1" w:sz="8" w:space="0"/>
+        <w:left w:val="single" w:color="000000" w:themeColor="text1" w:sz="8" w:space="0"/>
+        <w:bottom w:val="single" w:color="000000" w:themeColor="text1" w:sz="8" w:space="0"/>
+        <w:right w:val="single" w:color="000000" w:themeColor="text1" w:sz="8" w:space="0"/>
+        <w:insideH w:val="single" w:color="000000" w:themeColor="text1" w:sz="8" w:space="0"/>
+        <w:insideV w:val="single" w:color="000000" w:themeColor="text1" w:sz="8" w:space="0"/>
       </w:tblBorders>
       <w:tblCellMar>
         <w:top w:w="0" w:type="dxa"/>
@@ -10564,7 +10568,7 @@
       <w:tblPr/>
       <w:tcPr>
         <w:tcBorders>
-          <w:top w:val="single" w:sz="12" w:space="0" w:color="000000" w:themeColor="text1"/>
+          <w:top w:val="single" w:color="000000" w:themeColor="text1" w:sz="12" w:space="0"/>
           <w:left w:val="nil"/>
           <w:bottom w:val="nil"/>
           <w:right w:val="nil"/>
@@ -10622,8 +10626,8 @@
       <w:tblPr/>
       <w:tcPr>
         <w:tcBorders>
-          <w:insideH w:val="single" w:sz="6" w:space="0" w:color="000000" w:themeColor="text1"/>
-          <w:insideV w:val="single" w:sz="6" w:space="0" w:color="000000" w:themeColor="text1"/>
+          <w:insideH w:val="single" w:color="000000" w:themeColor="text1" w:sz="6" w:space="0"/>
+          <w:insideV w:val="single" w:color="000000" w:themeColor="text1" w:sz="6" w:space="0"/>
         </w:tcBorders>
         <w:shd w:val="clear" w:color="auto" w:fill="808080" w:themeFill="text1" w:themeFillTint="7F"/>
       </w:tcPr>
@@ -10644,7 +10648,7 @@
       <w:spacing w:after="0" w:line="240" w:lineRule="auto"/>
     </w:pPr>
     <w:rPr>
-      <w:rFonts w:asciiTheme="majorHAnsi" w:eastAsiaTheme="majorEastAsia" w:hAnsiTheme="majorHAnsi" w:cstheme="majorBidi"/>
+      <w:rFonts w:asciiTheme="majorHAnsi" w:hAnsiTheme="majorHAnsi" w:eastAsiaTheme="majorEastAsia" w:cstheme="majorBidi"/>
       <w:color w:val="000000" w:themeColor="text1"/>
     </w:rPr>
     <w:tblPr>
@@ -10652,12 +10656,12 @@
       <w:tblStyleColBandSize w:val="1"/>
       <w:tblInd w:w="0" w:type="dxa"/>
       <w:tblBorders>
-        <w:top w:val="single" w:sz="8" w:space="0" w:color="4F81BD" w:themeColor="accent1"/>
-        <w:left w:val="single" w:sz="8" w:space="0" w:color="4F81BD" w:themeColor="accent1"/>
-        <w:bottom w:val="single" w:sz="8" w:space="0" w:color="4F81BD" w:themeColor="accent1"/>
-        <w:right w:val="single" w:sz="8" w:space="0" w:color="4F81BD" w:themeColor="accent1"/>
-        <w:insideH w:val="single" w:sz="8" w:space="0" w:color="4F81BD" w:themeColor="accent1"/>
-        <w:insideV w:val="single" w:sz="8" w:space="0" w:color="4F81BD" w:themeColor="accent1"/>
+        <w:top w:val="single" w:color="4F81BD" w:themeColor="accent1" w:sz="8" w:space="0"/>
+        <w:left w:val="single" w:color="4F81BD" w:themeColor="accent1" w:sz="8" w:space="0"/>
+        <w:bottom w:val="single" w:color="4F81BD" w:themeColor="accent1" w:sz="8" w:space="0"/>
+        <w:right w:val="single" w:color="4F81BD" w:themeColor="accent1" w:sz="8" w:space="0"/>
+        <w:insideH w:val="single" w:color="4F81BD" w:themeColor="accent1" w:sz="8" w:space="0"/>
+        <w:insideV w:val="single" w:color="4F81BD" w:themeColor="accent1" w:sz="8" w:space="0"/>
       </w:tblBorders>
       <w:tblCellMar>
         <w:top w:w="0" w:type="dxa"/>
@@ -10689,7 +10693,7 @@
       <w:tblPr/>
       <w:tcPr>
         <w:tcBorders>
-          <w:top w:val="single" w:sz="12" w:space="0" w:color="000000" w:themeColor="text1"/>
+          <w:top w:val="single" w:color="000000" w:themeColor="text1" w:sz="12" w:space="0"/>
           <w:left w:val="nil"/>
           <w:bottom w:val="nil"/>
           <w:right w:val="nil"/>
@@ -10747,8 +10751,8 @@
       <w:tblPr/>
       <w:tcPr>
         <w:tcBorders>
-          <w:insideH w:val="single" w:sz="6" w:space="0" w:color="4F81BD" w:themeColor="accent1"/>
-          <w:insideV w:val="single" w:sz="6" w:space="0" w:color="4F81BD" w:themeColor="accent1"/>
+          <w:insideH w:val="single" w:color="4F81BD" w:themeColor="accent1" w:sz="6" w:space="0"/>
+          <w:insideV w:val="single" w:color="4F81BD" w:themeColor="accent1" w:sz="6" w:space="0"/>
         </w:tcBorders>
         <w:shd w:val="clear" w:color="auto" w:fill="A7BFDE" w:themeFill="accent1" w:themeFillTint="7F"/>
       </w:tcPr>
@@ -10769,7 +10773,7 @@
       <w:spacing w:after="0" w:line="240" w:lineRule="auto"/>
     </w:pPr>
     <w:rPr>
-      <w:rFonts w:asciiTheme="majorHAnsi" w:eastAsiaTheme="majorEastAsia" w:hAnsiTheme="majorHAnsi" w:cstheme="majorBidi"/>
+      <w:rFonts w:asciiTheme="majorHAnsi" w:hAnsiTheme="majorHAnsi" w:eastAsiaTheme="majorEastAsia" w:cstheme="majorBidi"/>
       <w:color w:val="000000" w:themeColor="text1"/>
     </w:rPr>
     <w:tblPr>
@@ -10777,12 +10781,12 @@
       <w:tblStyleColBandSize w:val="1"/>
       <w:tblInd w:w="0" w:type="dxa"/>
       <w:tblBorders>
-        <w:top w:val="single" w:sz="8" w:space="0" w:color="C0504D" w:themeColor="accent2"/>
-        <w:left w:val="single" w:sz="8" w:space="0" w:color="C0504D" w:themeColor="accent2"/>
-        <w:bottom w:val="single" w:sz="8" w:space="0" w:color="C0504D" w:themeColor="accent2"/>
-        <w:right w:val="single" w:sz="8" w:space="0" w:color="C0504D" w:themeColor="accent2"/>
-        <w:insideH w:val="single" w:sz="8" w:space="0" w:color="C0504D" w:themeColor="accent2"/>
-        <w:insideV w:val="single" w:sz="8" w:space="0" w:color="C0504D" w:themeColor="accent2"/>
+        <w:top w:val="single" w:color="C0504D" w:themeColor="accent2" w:sz="8" w:space="0"/>
+        <w:left w:val="single" w:color="C0504D" w:themeColor="accent2" w:sz="8" w:space="0"/>
+        <w:bottom w:val="single" w:color="C0504D" w:themeColor="accent2" w:sz="8" w:space="0"/>
+        <w:right w:val="single" w:color="C0504D" w:themeColor="accent2" w:sz="8" w:space="0"/>
+        <w:insideH w:val="single" w:color="C0504D" w:themeColor="accent2" w:sz="8" w:space="0"/>
+        <w:insideV w:val="single" w:color="C0504D" w:themeColor="accent2" w:sz="8" w:space="0"/>
       </w:tblBorders>
       <w:tblCellMar>
         <w:top w:w="0" w:type="dxa"/>
@@ -10814,7 +10818,7 @@
       <w:tblPr/>
       <w:tcPr>
         <w:tcBorders>
-          <w:top w:val="single" w:sz="12" w:space="0" w:color="000000" w:themeColor="text1"/>
+          <w:top w:val="single" w:color="000000" w:themeColor="text1" w:sz="12" w:space="0"/>
           <w:left w:val="nil"/>
           <w:bottom w:val="nil"/>
           <w:right w:val="nil"/>
@@ -10872,8 +10876,8 @@
       <w:tblPr/>
       <w:tcPr>
         <w:tcBorders>
-          <w:insideH w:val="single" w:sz="6" w:space="0" w:color="C0504D" w:themeColor="accent2"/>
-          <w:insideV w:val="single" w:sz="6" w:space="0" w:color="C0504D" w:themeColor="accent2"/>
+          <w:insideH w:val="single" w:color="C0504D" w:themeColor="accent2" w:sz="6" w:space="0"/>
+          <w:insideV w:val="single" w:color="C0504D" w:themeColor="accent2" w:sz="6" w:space="0"/>
         </w:tcBorders>
         <w:shd w:val="clear" w:color="auto" w:fill="DFA7A6" w:themeFill="accent2" w:themeFillTint="7F"/>
       </w:tcPr>
@@ -10894,7 +10898,7 @@
       <w:spacing w:after="0" w:line="240" w:lineRule="auto"/>
     </w:pPr>
     <w:rPr>
-      <w:rFonts w:asciiTheme="majorHAnsi" w:eastAsiaTheme="majorEastAsia" w:hAnsiTheme="majorHAnsi" w:cstheme="majorBidi"/>
+      <w:rFonts w:asciiTheme="majorHAnsi" w:hAnsiTheme="majorHAnsi" w:eastAsiaTheme="majorEastAsia" w:cstheme="majorBidi"/>
       <w:color w:val="000000" w:themeColor="text1"/>
     </w:rPr>
     <w:tblPr>
@@ -10902,12 +10906,12 @@
       <w:tblStyleColBandSize w:val="1"/>
       <w:tblInd w:w="0" w:type="dxa"/>
       <w:tblBorders>
-        <w:top w:val="single" w:sz="8" w:space="0" w:color="9BBB59" w:themeColor="accent3"/>
-        <w:left w:val="single" w:sz="8" w:space="0" w:color="9BBB59" w:themeColor="accent3"/>
-        <w:bottom w:val="single" w:sz="8" w:space="0" w:color="9BBB59" w:themeColor="accent3"/>
-        <w:right w:val="single" w:sz="8" w:space="0" w:color="9BBB59" w:themeColor="accent3"/>
-        <w:insideH w:val="single" w:sz="8" w:space="0" w:color="9BBB59" w:themeColor="accent3"/>
-        <w:insideV w:val="single" w:sz="8" w:space="0" w:color="9BBB59" w:themeColor="accent3"/>
+        <w:top w:val="single" w:color="9BBB59" w:themeColor="accent3" w:sz="8" w:space="0"/>
+        <w:left w:val="single" w:color="9BBB59" w:themeColor="accent3" w:sz="8" w:space="0"/>
+        <w:bottom w:val="single" w:color="9BBB59" w:themeColor="accent3" w:sz="8" w:space="0"/>
+        <w:right w:val="single" w:color="9BBB59" w:themeColor="accent3" w:sz="8" w:space="0"/>
+        <w:insideH w:val="single" w:color="9BBB59" w:themeColor="accent3" w:sz="8" w:space="0"/>
+        <w:insideV w:val="single" w:color="9BBB59" w:themeColor="accent3" w:sz="8" w:space="0"/>
       </w:tblBorders>
       <w:tblCellMar>
         <w:top w:w="0" w:type="dxa"/>
@@ -10939,7 +10943,7 @@
       <w:tblPr/>
       <w:tcPr>
         <w:tcBorders>
-          <w:top w:val="single" w:sz="12" w:space="0" w:color="000000" w:themeColor="text1"/>
+          <w:top w:val="single" w:color="000000" w:themeColor="text1" w:sz="12" w:space="0"/>
           <w:left w:val="nil"/>
           <w:bottom w:val="nil"/>
           <w:right w:val="nil"/>
@@ -10997,8 +11001,8 @@
       <w:tblPr/>
       <w:tcPr>
         <w:tcBorders>
-          <w:insideH w:val="single" w:sz="6" w:space="0" w:color="9BBB59" w:themeColor="accent3"/>
-          <w:insideV w:val="single" w:sz="6" w:space="0" w:color="9BBB59" w:themeColor="accent3"/>
+          <w:insideH w:val="single" w:color="9BBB59" w:themeColor="accent3" w:sz="6" w:space="0"/>
+          <w:insideV w:val="single" w:color="9BBB59" w:themeColor="accent3" w:sz="6" w:space="0"/>
         </w:tcBorders>
         <w:shd w:val="clear" w:color="auto" w:fill="CDDDAC" w:themeFill="accent3" w:themeFillTint="7F"/>
       </w:tcPr>
@@ -11019,7 +11023,7 @@
       <w:spacing w:after="0" w:line="240" w:lineRule="auto"/>
     </w:pPr>
     <w:rPr>
-      <w:rFonts w:asciiTheme="majorHAnsi" w:eastAsiaTheme="majorEastAsia" w:hAnsiTheme="majorHAnsi" w:cstheme="majorBidi"/>
+      <w:rFonts w:asciiTheme="majorHAnsi" w:hAnsiTheme="majorHAnsi" w:eastAsiaTheme="majorEastAsia" w:cstheme="majorBidi"/>
       <w:color w:val="000000" w:themeColor="text1"/>
     </w:rPr>
     <w:tblPr>
@@ -11027,12 +11031,12 @@
       <w:tblStyleColBandSize w:val="1"/>
       <w:tblInd w:w="0" w:type="dxa"/>
       <w:tblBorders>
-        <w:top w:val="single" w:sz="8" w:space="0" w:color="8064A2" w:themeColor="accent4"/>
-        <w:left w:val="single" w:sz="8" w:space="0" w:color="8064A2" w:themeColor="accent4"/>
-        <w:bottom w:val="single" w:sz="8" w:space="0" w:color="8064A2" w:themeColor="accent4"/>
-        <w:right w:val="single" w:sz="8" w:space="0" w:color="8064A2" w:themeColor="accent4"/>
-        <w:insideH w:val="single" w:sz="8" w:space="0" w:color="8064A2" w:themeColor="accent4"/>
-        <w:insideV w:val="single" w:sz="8" w:space="0" w:color="8064A2" w:themeColor="accent4"/>
+        <w:top w:val="single" w:color="8064A2" w:themeColor="accent4" w:sz="8" w:space="0"/>
+        <w:left w:val="single" w:color="8064A2" w:themeColor="accent4" w:sz="8" w:space="0"/>
+        <w:bottom w:val="single" w:color="8064A2" w:themeColor="accent4" w:sz="8" w:space="0"/>
+        <w:right w:val="single" w:color="8064A2" w:themeColor="accent4" w:sz="8" w:space="0"/>
+        <w:insideH w:val="single" w:color="8064A2" w:themeColor="accent4" w:sz="8" w:space="0"/>
+        <w:insideV w:val="single" w:color="8064A2" w:themeColor="accent4" w:sz="8" w:space="0"/>
       </w:tblBorders>
       <w:tblCellMar>
         <w:top w:w="0" w:type="dxa"/>
@@ -11064,7 +11068,7 @@
       <w:tblPr/>
       <w:tcPr>
         <w:tcBorders>
-          <w:top w:val="single" w:sz="12" w:space="0" w:color="000000" w:themeColor="text1"/>
+          <w:top w:val="single" w:color="000000" w:themeColor="text1" w:sz="12" w:space="0"/>
           <w:left w:val="nil"/>
           <w:bottom w:val="nil"/>
           <w:right w:val="nil"/>
@@ -11122,8 +11126,8 @@
       <w:tblPr/>
       <w:tcPr>
         <w:tcBorders>
-          <w:insideH w:val="single" w:sz="6" w:space="0" w:color="8064A2" w:themeColor="accent4"/>
-          <w:insideV w:val="single" w:sz="6" w:space="0" w:color="8064A2" w:themeColor="accent4"/>
+          <w:insideH w:val="single" w:color="8064A2" w:themeColor="accent4" w:sz="6" w:space="0"/>
+          <w:insideV w:val="single" w:color="8064A2" w:themeColor="accent4" w:sz="6" w:space="0"/>
         </w:tcBorders>
         <w:shd w:val="clear" w:color="auto" w:fill="BFB1D0" w:themeFill="accent4" w:themeFillTint="7F"/>
       </w:tcPr>
@@ -11144,7 +11148,7 @@
       <w:spacing w:after="0" w:line="240" w:lineRule="auto"/>
     </w:pPr>
     <w:rPr>
-      <w:rFonts w:asciiTheme="majorHAnsi" w:eastAsiaTheme="majorEastAsia" w:hAnsiTheme="majorHAnsi" w:cstheme="majorBidi"/>
+      <w:rFonts w:asciiTheme="majorHAnsi" w:hAnsiTheme="majorHAnsi" w:eastAsiaTheme="majorEastAsia" w:cstheme="majorBidi"/>
       <w:color w:val="000000" w:themeColor="text1"/>
     </w:rPr>
     <w:tblPr>
@@ -11152,12 +11156,12 @@
       <w:tblStyleColBandSize w:val="1"/>
       <w:tblInd w:w="0" w:type="dxa"/>
       <w:tblBorders>
-        <w:top w:val="single" w:sz="8" w:space="0" w:color="4BACC6" w:themeColor="accent5"/>
-        <w:left w:val="single" w:sz="8" w:space="0" w:color="4BACC6" w:themeColor="accent5"/>
-        <w:bottom w:val="single" w:sz="8" w:space="0" w:color="4BACC6" w:themeColor="accent5"/>
-        <w:right w:val="single" w:sz="8" w:space="0" w:color="4BACC6" w:themeColor="accent5"/>
-        <w:insideH w:val="single" w:sz="8" w:space="0" w:color="4BACC6" w:themeColor="accent5"/>
-        <w:insideV w:val="single" w:sz="8" w:space="0" w:color="4BACC6" w:themeColor="accent5"/>
+        <w:top w:val="single" w:color="4BACC6" w:themeColor="accent5" w:sz="8" w:space="0"/>
+        <w:left w:val="single" w:color="4BACC6" w:themeColor="accent5" w:sz="8" w:space="0"/>
+        <w:bottom w:val="single" w:color="4BACC6" w:themeColor="accent5" w:sz="8" w:space="0"/>
+        <w:right w:val="single" w:color="4BACC6" w:themeColor="accent5" w:sz="8" w:space="0"/>
+        <w:insideH w:val="single" w:color="4BACC6" w:themeColor="accent5" w:sz="8" w:space="0"/>
+        <w:insideV w:val="single" w:color="4BACC6" w:themeColor="accent5" w:sz="8" w:space="0"/>
       </w:tblBorders>
       <w:tblCellMar>
         <w:top w:w="0" w:type="dxa"/>
@@ -11189,7 +11193,7 @@
       <w:tblPr/>
       <w:tcPr>
         <w:tcBorders>
-          <w:top w:val="single" w:sz="12" w:space="0" w:color="000000" w:themeColor="text1"/>
+          <w:top w:val="single" w:color="000000" w:themeColor="text1" w:sz="12" w:space="0"/>
           <w:left w:val="nil"/>
           <w:bottom w:val="nil"/>
           <w:right w:val="nil"/>
@@ -11247,8 +11251,8 @@
       <w:tblPr/>
       <w:tcPr>
         <w:tcBorders>
-          <w:insideH w:val="single" w:sz="6" w:space="0" w:color="4BACC6" w:themeColor="accent5"/>
-          <w:insideV w:val="single" w:sz="6" w:space="0" w:color="4BACC6" w:themeColor="accent5"/>
+          <w:insideH w:val="single" w:color="4BACC6" w:themeColor="accent5" w:sz="6" w:space="0"/>
+          <w:insideV w:val="single" w:color="4BACC6" w:themeColor="accent5" w:sz="6" w:space="0"/>
         </w:tcBorders>
         <w:shd w:val="clear" w:color="auto" w:fill="A5D5E2" w:themeFill="accent5" w:themeFillTint="7F"/>
       </w:tcPr>
@@ -11269,7 +11273,7 @@
       <w:spacing w:after="0" w:line="240" w:lineRule="auto"/>
     </w:pPr>
     <w:rPr>
-      <w:rFonts w:asciiTheme="majorHAnsi" w:eastAsiaTheme="majorEastAsia" w:hAnsiTheme="majorHAnsi" w:cstheme="majorBidi"/>
+      <w:rFonts w:asciiTheme="majorHAnsi" w:hAnsiTheme="majorHAnsi" w:eastAsiaTheme="majorEastAsia" w:cstheme="majorBidi"/>
       <w:color w:val="000000" w:themeColor="text1"/>
     </w:rPr>
     <w:tblPr>
@@ -11277,12 +11281,12 @@
       <w:tblStyleColBandSize w:val="1"/>
       <w:tblInd w:w="0" w:type="dxa"/>
       <w:tblBorders>
-        <w:top w:val="single" w:sz="8" w:space="0" w:color="F79646" w:themeColor="accent6"/>
-        <w:left w:val="single" w:sz="8" w:space="0" w:color="F79646" w:themeColor="accent6"/>
-        <w:bottom w:val="single" w:sz="8" w:space="0" w:color="F79646" w:themeColor="accent6"/>
-        <w:right w:val="single" w:sz="8" w:space="0" w:color="F79646" w:themeColor="accent6"/>
-        <w:insideH w:val="single" w:sz="8" w:space="0" w:color="F79646" w:themeColor="accent6"/>
-        <w:insideV w:val="single" w:sz="8" w:space="0" w:color="F79646" w:themeColor="accent6"/>
+        <w:top w:val="single" w:color="F79646" w:themeColor="accent6" w:sz="8" w:space="0"/>
+        <w:left w:val="single" w:color="F79646" w:themeColor="accent6" w:sz="8" w:space="0"/>
+        <w:bottom w:val="single" w:color="F79646" w:themeColor="accent6" w:sz="8" w:space="0"/>
+        <w:right w:val="single" w:color="F79646" w:themeColor="accent6" w:sz="8" w:space="0"/>
+        <w:insideH w:val="single" w:color="F79646" w:themeColor="accent6" w:sz="8" w:space="0"/>
+        <w:insideV w:val="single" w:color="F79646" w:themeColor="accent6" w:sz="8" w:space="0"/>
       </w:tblBorders>
       <w:tblCellMar>
         <w:top w:w="0" w:type="dxa"/>
@@ -11314,7 +11318,7 @@
       <w:tblPr/>
       <w:tcPr>
         <w:tcBorders>
-          <w:top w:val="single" w:sz="12" w:space="0" w:color="000000" w:themeColor="text1"/>
+          <w:top w:val="single" w:color="000000" w:themeColor="text1" w:sz="12" w:space="0"/>
           <w:left w:val="nil"/>
           <w:bottom w:val="nil"/>
           <w:right w:val="nil"/>
@@ -11372,8 +11376,8 @@
       <w:tblPr/>
       <w:tcPr>
         <w:tcBorders>
-          <w:insideH w:val="single" w:sz="6" w:space="0" w:color="F79646" w:themeColor="accent6"/>
-          <w:insideV w:val="single" w:sz="6" w:space="0" w:color="F79646" w:themeColor="accent6"/>
+          <w:insideH w:val="single" w:color="F79646" w:themeColor="accent6" w:sz="6" w:space="0"/>
+          <w:insideV w:val="single" w:color="F79646" w:themeColor="accent6" w:sz="6" w:space="0"/>
         </w:tcBorders>
         <w:shd w:val="clear" w:color="auto" w:fill="FBCAA2" w:themeFill="accent6" w:themeFillTint="7F"/>
       </w:tcPr>
@@ -11398,12 +11402,12 @@
       <w:tblStyleColBandSize w:val="1"/>
       <w:tblInd w:w="0" w:type="dxa"/>
       <w:tblBorders>
-        <w:top w:val="single" w:sz="8" w:space="0" w:color="FFFFFF" w:themeColor="background1"/>
-        <w:left w:val="single" w:sz="8" w:space="0" w:color="FFFFFF" w:themeColor="background1"/>
-        <w:bottom w:val="single" w:sz="8" w:space="0" w:color="FFFFFF" w:themeColor="background1"/>
-        <w:right w:val="single" w:sz="8" w:space="0" w:color="FFFFFF" w:themeColor="background1"/>
-        <w:insideH w:val="single" w:sz="6" w:space="0" w:color="FFFFFF" w:themeColor="background1"/>
-        <w:insideV w:val="single" w:sz="6" w:space="0" w:color="FFFFFF" w:themeColor="background1"/>
+        <w:top w:val="single" w:color="FFFFFF" w:themeColor="background1" w:sz="8" w:space="0"/>
+        <w:left w:val="single" w:color="FFFFFF" w:themeColor="background1" w:sz="8" w:space="0"/>
+        <w:bottom w:val="single" w:color="FFFFFF" w:themeColor="background1" w:sz="8" w:space="0"/>
+        <w:right w:val="single" w:color="FFFFFF" w:themeColor="background1" w:sz="8" w:space="0"/>
+        <w:insideH w:val="single" w:color="FFFFFF" w:themeColor="background1" w:sz="6" w:space="0"/>
+        <w:insideV w:val="single" w:color="FFFFFF" w:themeColor="background1" w:sz="6" w:space="0"/>
       </w:tblBorders>
       <w:tblCellMar>
         <w:top w:w="0" w:type="dxa"/>
@@ -11426,12 +11430,12 @@
       <w:tblPr/>
       <w:tcPr>
         <w:tcBorders>
-          <w:top w:val="single" w:sz="8" w:space="0" w:color="FFFFFF" w:themeColor="background1"/>
-          <w:left w:val="single" w:sz="8" w:space="0" w:color="FFFFFF" w:themeColor="background1"/>
-          <w:bottom w:val="single" w:sz="24" w:space="0" w:color="FFFFFF" w:themeColor="background1"/>
-          <w:right w:val="single" w:sz="8" w:space="0" w:color="FFFFFF" w:themeColor="background1"/>
-          <w:insideH w:val="nil"/>
-          <w:insideV w:val="single" w:sz="8" w:space="0" w:color="FFFFFF" w:themeColor="background1"/>
+          <w:top w:val="single" w:color="FFFFFF" w:themeColor="background1" w:sz="8" w:space="0"/>
+          <w:left w:val="single" w:color="FFFFFF" w:themeColor="background1" w:sz="8" w:space="0"/>
+          <w:bottom w:val="single" w:color="FFFFFF" w:themeColor="background1" w:sz="24" w:space="0"/>
+          <w:right w:val="single" w:color="FFFFFF" w:themeColor="background1" w:sz="8" w:space="0"/>
+          <w:insideH w:val="nil"/>
+          <w:insideV w:val="single" w:color="FFFFFF" w:themeColor="background1" w:sz="8" w:space="0"/>
         </w:tcBorders>
         <w:shd w:val="clear" w:color="auto" w:fill="000000" w:themeFill="text1"/>
       </w:tcPr>
@@ -11447,12 +11451,12 @@
       <w:tblPr/>
       <w:tcPr>
         <w:tcBorders>
-          <w:top w:val="single" w:sz="24" w:space="0" w:color="FFFFFF" w:themeColor="background1"/>
-          <w:left w:val="single" w:sz="8" w:space="0" w:color="FFFFFF" w:themeColor="background1"/>
-          <w:bottom w:val="single" w:sz="8" w:space="0" w:color="FFFFFF" w:themeColor="background1"/>
-          <w:right w:val="single" w:sz="8" w:space="0" w:color="FFFFFF" w:themeColor="background1"/>
-          <w:insideH w:val="nil"/>
-          <w:insideV w:val="single" w:sz="8" w:space="0" w:color="FFFFFF" w:themeColor="background1"/>
+          <w:top w:val="single" w:color="FFFFFF" w:themeColor="background1" w:sz="24" w:space="0"/>
+          <w:left w:val="single" w:color="FFFFFF" w:themeColor="background1" w:sz="8" w:space="0"/>
+          <w:bottom w:val="single" w:color="FFFFFF" w:themeColor="background1" w:sz="8" w:space="0"/>
+          <w:right w:val="single" w:color="FFFFFF" w:themeColor="background1" w:sz="8" w:space="0"/>
+          <w:insideH w:val="nil"/>
+          <w:insideV w:val="single" w:color="FFFFFF" w:themeColor="background1" w:sz="8" w:space="0"/>
         </w:tcBorders>
         <w:shd w:val="clear" w:color="auto" w:fill="000000" w:themeFill="text1"/>
       </w:tcPr>
@@ -11468,8 +11472,8 @@
       <w:tblPr/>
       <w:tcPr>
         <w:tcBorders>
-          <w:left w:val="single" w:sz="8" w:space="0" w:color="FFFFFF" w:themeColor="background1"/>
-          <w:right w:val="single" w:sz="24" w:space="0" w:color="FFFFFF" w:themeColor="background1"/>
+          <w:left w:val="single" w:color="FFFFFF" w:themeColor="background1" w:sz="8" w:space="0"/>
+          <w:right w:val="single" w:color="FFFFFF" w:themeColor="background1" w:sz="24" w:space="0"/>
           <w:insideH w:val="nil"/>
           <w:insideV w:val="nil"/>
         </w:tcBorders>
@@ -11488,7 +11492,7 @@
       <w:tcPr>
         <w:tcBorders>
           <w:top w:val="nil"/>
-          <w:left w:val="single" w:sz="24" w:space="0" w:color="FFFFFF" w:themeColor="background1"/>
+          <w:left w:val="single" w:color="FFFFFF" w:themeColor="background1" w:sz="24" w:space="0"/>
           <w:bottom w:val="nil"/>
           <w:right w:val="nil"/>
           <w:insideH w:val="nil"/>
@@ -11501,10 +11505,10 @@
       <w:tblPr/>
       <w:tcPr>
         <w:tcBorders>
-          <w:top w:val="single" w:sz="8" w:space="0" w:color="FFFFFF" w:themeColor="background1"/>
-          <w:left w:val="single" w:sz="8" w:space="0" w:color="FFFFFF" w:themeColor="background1"/>
-          <w:bottom w:val="single" w:sz="8" w:space="0" w:color="FFFFFF" w:themeColor="background1"/>
-          <w:right w:val="single" w:sz="8" w:space="0" w:color="FFFFFF" w:themeColor="background1"/>
+          <w:top w:val="single" w:color="FFFFFF" w:themeColor="background1" w:sz="8" w:space="0"/>
+          <w:left w:val="single" w:color="FFFFFF" w:themeColor="background1" w:sz="8" w:space="0"/>
+          <w:bottom w:val="single" w:color="FFFFFF" w:themeColor="background1" w:sz="8" w:space="0"/>
+          <w:right w:val="single" w:color="FFFFFF" w:themeColor="background1" w:sz="8" w:space="0"/>
           <w:insideH w:val="nil"/>
           <w:insideV w:val="nil"/>
         </w:tcBorders>
@@ -11515,12 +11519,12 @@
       <w:tblPr/>
       <w:tcPr>
         <w:tcBorders>
-          <w:top w:val="single" w:sz="8" w:space="0" w:color="FFFFFF" w:themeColor="background1"/>
-          <w:left w:val="single" w:sz="8" w:space="0" w:color="FFFFFF" w:themeColor="background1"/>
-          <w:bottom w:val="single" w:sz="8" w:space="0" w:color="FFFFFF" w:themeColor="background1"/>
-          <w:right w:val="single" w:sz="8" w:space="0" w:color="FFFFFF" w:themeColor="background1"/>
-          <w:insideH w:val="single" w:sz="8" w:space="0" w:color="FFFFFF" w:themeColor="background1"/>
-          <w:insideV w:val="single" w:sz="8" w:space="0" w:color="FFFFFF" w:themeColor="background1"/>
+          <w:top w:val="single" w:color="FFFFFF" w:themeColor="background1" w:sz="8" w:space="0"/>
+          <w:left w:val="single" w:color="FFFFFF" w:themeColor="background1" w:sz="8" w:space="0"/>
+          <w:bottom w:val="single" w:color="FFFFFF" w:themeColor="background1" w:sz="8" w:space="0"/>
+          <w:right w:val="single" w:color="FFFFFF" w:themeColor="background1" w:sz="8" w:space="0"/>
+          <w:insideH w:val="single" w:color="FFFFFF" w:themeColor="background1" w:sz="8" w:space="0"/>
+          <w:insideV w:val="single" w:color="FFFFFF" w:themeColor="background1" w:sz="8" w:space="0"/>
         </w:tcBorders>
         <w:shd w:val="clear" w:color="auto" w:fill="808080" w:themeFill="text1" w:themeFillTint="7F"/>
       </w:tcPr>
@@ -11539,12 +11543,12 @@
       <w:tblStyleColBandSize w:val="1"/>
       <w:tblInd w:w="0" w:type="dxa"/>
       <w:tblBorders>
-        <w:top w:val="single" w:sz="8" w:space="0" w:color="FFFFFF" w:themeColor="background1"/>
-        <w:left w:val="single" w:sz="8" w:space="0" w:color="FFFFFF" w:themeColor="background1"/>
-        <w:bottom w:val="single" w:sz="8" w:space="0" w:color="FFFFFF" w:themeColor="background1"/>
-        <w:right w:val="single" w:sz="8" w:space="0" w:color="FFFFFF" w:themeColor="background1"/>
-        <w:insideH w:val="single" w:sz="6" w:space="0" w:color="FFFFFF" w:themeColor="background1"/>
-        <w:insideV w:val="single" w:sz="6" w:space="0" w:color="FFFFFF" w:themeColor="background1"/>
+        <w:top w:val="single" w:color="FFFFFF" w:themeColor="background1" w:sz="8" w:space="0"/>
+        <w:left w:val="single" w:color="FFFFFF" w:themeColor="background1" w:sz="8" w:space="0"/>
+        <w:bottom w:val="single" w:color="FFFFFF" w:themeColor="background1" w:sz="8" w:space="0"/>
+        <w:right w:val="single" w:color="FFFFFF" w:themeColor="background1" w:sz="8" w:space="0"/>
+        <w:insideH w:val="single" w:color="FFFFFF" w:themeColor="background1" w:sz="6" w:space="0"/>
+        <w:insideV w:val="single" w:color="FFFFFF" w:themeColor="background1" w:sz="6" w:space="0"/>
       </w:tblBorders>
       <w:tblCellMar>
         <w:top w:w="0" w:type="dxa"/>
@@ -11567,12 +11571,12 @@
       <w:tblPr/>
       <w:tcPr>
         <w:tcBorders>
-          <w:top w:val="single" w:sz="8" w:space="0" w:color="FFFFFF" w:themeColor="background1"/>
-          <w:left w:val="single" w:sz="8" w:space="0" w:color="FFFFFF" w:themeColor="background1"/>
-          <w:bottom w:val="single" w:sz="24" w:space="0" w:color="FFFFFF" w:themeColor="background1"/>
-          <w:right w:val="single" w:sz="8" w:space="0" w:color="FFFFFF" w:themeColor="background1"/>
-          <w:insideH w:val="nil"/>
-          <w:insideV w:val="single" w:sz="8" w:space="0" w:color="FFFFFF" w:themeColor="background1"/>
+          <w:top w:val="single" w:color="FFFFFF" w:themeColor="background1" w:sz="8" w:space="0"/>
+          <w:left w:val="single" w:color="FFFFFF" w:themeColor="background1" w:sz="8" w:space="0"/>
+          <w:bottom w:val="single" w:color="FFFFFF" w:themeColor="background1" w:sz="24" w:space="0"/>
+          <w:right w:val="single" w:color="FFFFFF" w:themeColor="background1" w:sz="8" w:space="0"/>
+          <w:insideH w:val="nil"/>
+          <w:insideV w:val="single" w:color="FFFFFF" w:themeColor="background1" w:sz="8" w:space="0"/>
         </w:tcBorders>
         <w:shd w:val="clear" w:color="auto" w:fill="4F81BD" w:themeFill="accent1"/>
       </w:tcPr>
@@ -11588,12 +11592,12 @@
       <w:tblPr/>
       <w:tcPr>
         <w:tcBorders>
-          <w:top w:val="single" w:sz="24" w:space="0" w:color="FFFFFF" w:themeColor="background1"/>
-          <w:left w:val="single" w:sz="8" w:space="0" w:color="FFFFFF" w:themeColor="background1"/>
-          <w:bottom w:val="single" w:sz="8" w:space="0" w:color="FFFFFF" w:themeColor="background1"/>
-          <w:right w:val="single" w:sz="8" w:space="0" w:color="FFFFFF" w:themeColor="background1"/>
-          <w:insideH w:val="nil"/>
-          <w:insideV w:val="single" w:sz="8" w:space="0" w:color="FFFFFF" w:themeColor="background1"/>
+          <w:top w:val="single" w:color="FFFFFF" w:themeColor="background1" w:sz="24" w:space="0"/>
+          <w:left w:val="single" w:color="FFFFFF" w:themeColor="background1" w:sz="8" w:space="0"/>
+          <w:bottom w:val="single" w:color="FFFFFF" w:themeColor="background1" w:sz="8" w:space="0"/>
+          <w:right w:val="single" w:color="FFFFFF" w:themeColor="background1" w:sz="8" w:space="0"/>
+          <w:insideH w:val="nil"/>
+          <w:insideV w:val="single" w:color="FFFFFF" w:themeColor="background1" w:sz="8" w:space="0"/>
         </w:tcBorders>
         <w:shd w:val="clear" w:color="auto" w:fill="4F81BD" w:themeFill="accent1"/>
       </w:tcPr>
@@ -11609,8 +11613,8 @@
       <w:tblPr/>
       <w:tcPr>
         <w:tcBorders>
-          <w:left w:val="single" w:sz="8" w:space="0" w:color="FFFFFF" w:themeColor="background1"/>
-          <w:right w:val="single" w:sz="24" w:space="0" w:color="FFFFFF" w:themeColor="background1"/>
+          <w:left w:val="single" w:color="FFFFFF" w:themeColor="background1" w:sz="8" w:space="0"/>
+          <w:right w:val="single" w:color="FFFFFF" w:themeColor="background1" w:sz="24" w:space="0"/>
           <w:insideH w:val="nil"/>
           <w:insideV w:val="nil"/>
         </w:tcBorders>
@@ -11629,7 +11633,7 @@
       <w:tcPr>
         <w:tcBorders>
           <w:top w:val="nil"/>
-          <w:left w:val="single" w:sz="24" w:space="0" w:color="FFFFFF" w:themeColor="background1"/>
+          <w:left w:val="single" w:color="FFFFFF" w:themeColor="background1" w:sz="24" w:space="0"/>
           <w:bottom w:val="nil"/>
           <w:right w:val="nil"/>
           <w:insideH w:val="nil"/>
@@ -11642,10 +11646,10 @@
       <w:tblPr/>
       <w:tcPr>
         <w:tcBorders>
-          <w:top w:val="single" w:sz="8" w:space="0" w:color="FFFFFF" w:themeColor="background1"/>
-          <w:left w:val="single" w:sz="8" w:space="0" w:color="FFFFFF" w:themeColor="background1"/>
-          <w:bottom w:val="single" w:sz="8" w:space="0" w:color="FFFFFF" w:themeColor="background1"/>
-          <w:right w:val="single" w:sz="8" w:space="0" w:color="FFFFFF" w:themeColor="background1"/>
+          <w:top w:val="single" w:color="FFFFFF" w:themeColor="background1" w:sz="8" w:space="0"/>
+          <w:left w:val="single" w:color="FFFFFF" w:themeColor="background1" w:sz="8" w:space="0"/>
+          <w:bottom w:val="single" w:color="FFFFFF" w:themeColor="background1" w:sz="8" w:space="0"/>
+          <w:right w:val="single" w:color="FFFFFF" w:themeColor="background1" w:sz="8" w:space="0"/>
           <w:insideH w:val="nil"/>
           <w:insideV w:val="nil"/>
         </w:tcBorders>
@@ -11656,12 +11660,12 @@
       <w:tblPr/>
       <w:tcPr>
         <w:tcBorders>
-          <w:top w:val="single" w:sz="8" w:space="0" w:color="FFFFFF" w:themeColor="background1"/>
-          <w:left w:val="single" w:sz="8" w:space="0" w:color="FFFFFF" w:themeColor="background1"/>
-          <w:bottom w:val="single" w:sz="8" w:space="0" w:color="FFFFFF" w:themeColor="background1"/>
-          <w:right w:val="single" w:sz="8" w:space="0" w:color="FFFFFF" w:themeColor="background1"/>
-          <w:insideH w:val="single" w:sz="8" w:space="0" w:color="FFFFFF" w:themeColor="background1"/>
-          <w:insideV w:val="single" w:sz="8" w:space="0" w:color="FFFFFF" w:themeColor="background1"/>
+          <w:top w:val="single" w:color="FFFFFF" w:themeColor="background1" w:sz="8" w:space="0"/>
+          <w:left w:val="single" w:color="FFFFFF" w:themeColor="background1" w:sz="8" w:space="0"/>
+          <w:bottom w:val="single" w:color="FFFFFF" w:themeColor="background1" w:sz="8" w:space="0"/>
+          <w:right w:val="single" w:color="FFFFFF" w:themeColor="background1" w:sz="8" w:space="0"/>
+          <w:insideH w:val="single" w:color="FFFFFF" w:themeColor="background1" w:sz="8" w:space="0"/>
+          <w:insideV w:val="single" w:color="FFFFFF" w:themeColor="background1" w:sz="8" w:space="0"/>
         </w:tcBorders>
         <w:shd w:val="clear" w:color="auto" w:fill="A7BFDE" w:themeFill="accent1" w:themeFillTint="7F"/>
       </w:tcPr>
@@ -11680,12 +11684,12 @@
       <w:tblStyleColBandSize w:val="1"/>
       <w:tblInd w:w="0" w:type="dxa"/>
       <w:tblBorders>
-        <w:top w:val="single" w:sz="8" w:space="0" w:color="FFFFFF" w:themeColor="background1"/>
-        <w:left w:val="single" w:sz="8" w:space="0" w:color="FFFFFF" w:themeColor="background1"/>
-        <w:bottom w:val="single" w:sz="8" w:space="0" w:color="FFFFFF" w:themeColor="background1"/>
-        <w:right w:val="single" w:sz="8" w:space="0" w:color="FFFFFF" w:themeColor="background1"/>
-        <w:insideH w:val="single" w:sz="6" w:space="0" w:color="FFFFFF" w:themeColor="background1"/>
-        <w:insideV w:val="single" w:sz="6" w:space="0" w:color="FFFFFF" w:themeColor="background1"/>
+        <w:top w:val="single" w:color="FFFFFF" w:themeColor="background1" w:sz="8" w:space="0"/>
+        <w:left w:val="single" w:color="FFFFFF" w:themeColor="background1" w:sz="8" w:space="0"/>
+        <w:bottom w:val="single" w:color="FFFFFF" w:themeColor="background1" w:sz="8" w:space="0"/>
+        <w:right w:val="single" w:color="FFFFFF" w:themeColor="background1" w:sz="8" w:space="0"/>
+        <w:insideH w:val="single" w:color="FFFFFF" w:themeColor="background1" w:sz="6" w:space="0"/>
+        <w:insideV w:val="single" w:color="FFFFFF" w:themeColor="background1" w:sz="6" w:space="0"/>
       </w:tblBorders>
       <w:tblCellMar>
         <w:top w:w="0" w:type="dxa"/>
@@ -11708,12 +11712,12 @@
       <w:tblPr/>
       <w:tcPr>
         <w:tcBorders>
-          <w:top w:val="single" w:sz="8" w:space="0" w:color="FFFFFF" w:themeColor="background1"/>
-          <w:left w:val="single" w:sz="8" w:space="0" w:color="FFFFFF" w:themeColor="background1"/>
-          <w:bottom w:val="single" w:sz="24" w:space="0" w:color="FFFFFF" w:themeColor="background1"/>
-          <w:right w:val="single" w:sz="8" w:space="0" w:color="FFFFFF" w:themeColor="background1"/>
-          <w:insideH w:val="nil"/>
-          <w:insideV w:val="single" w:sz="8" w:space="0" w:color="FFFFFF" w:themeColor="background1"/>
+          <w:top w:val="single" w:color="FFFFFF" w:themeColor="background1" w:sz="8" w:space="0"/>
+          <w:left w:val="single" w:color="FFFFFF" w:themeColor="background1" w:sz="8" w:space="0"/>
+          <w:bottom w:val="single" w:color="FFFFFF" w:themeColor="background1" w:sz="24" w:space="0"/>
+          <w:right w:val="single" w:color="FFFFFF" w:themeColor="background1" w:sz="8" w:space="0"/>
+          <w:insideH w:val="nil"/>
+          <w:insideV w:val="single" w:color="FFFFFF" w:themeColor="background1" w:sz="8" w:space="0"/>
         </w:tcBorders>
         <w:shd w:val="clear" w:color="auto" w:fill="C0504D" w:themeFill="accent2"/>
       </w:tcPr>
@@ -11729,12 +11733,12 @@
       <w:tblPr/>
       <w:tcPr>
         <w:tcBorders>
-          <w:top w:val="single" w:sz="24" w:space="0" w:color="FFFFFF" w:themeColor="background1"/>
-          <w:left w:val="single" w:sz="8" w:space="0" w:color="FFFFFF" w:themeColor="background1"/>
-          <w:bottom w:val="single" w:sz="8" w:space="0" w:color="FFFFFF" w:themeColor="background1"/>
-          <w:right w:val="single" w:sz="8" w:space="0" w:color="FFFFFF" w:themeColor="background1"/>
-          <w:insideH w:val="nil"/>
-          <w:insideV w:val="single" w:sz="8" w:space="0" w:color="FFFFFF" w:themeColor="background1"/>
+          <w:top w:val="single" w:color="FFFFFF" w:themeColor="background1" w:sz="24" w:space="0"/>
+          <w:left w:val="single" w:color="FFFFFF" w:themeColor="background1" w:sz="8" w:space="0"/>
+          <w:bottom w:val="single" w:color="FFFFFF" w:themeColor="background1" w:sz="8" w:space="0"/>
+          <w:right w:val="single" w:color="FFFFFF" w:themeColor="background1" w:sz="8" w:space="0"/>
+          <w:insideH w:val="nil"/>
+          <w:insideV w:val="single" w:color="FFFFFF" w:themeColor="background1" w:sz="8" w:space="0"/>
         </w:tcBorders>
         <w:shd w:val="clear" w:color="auto" w:fill="C0504D" w:themeFill="accent2"/>
       </w:tcPr>
@@ -11750,8 +11754,8 @@
       <w:tblPr/>
       <w:tcPr>
         <w:tcBorders>
-          <w:left w:val="single" w:sz="8" w:space="0" w:color="FFFFFF" w:themeColor="background1"/>
-          <w:right w:val="single" w:sz="24" w:space="0" w:color="FFFFFF" w:themeColor="background1"/>
+          <w:left w:val="single" w:color="FFFFFF" w:themeColor="background1" w:sz="8" w:space="0"/>
+          <w:right w:val="single" w:color="FFFFFF" w:themeColor="background1" w:sz="24" w:space="0"/>
           <w:insideH w:val="nil"/>
           <w:insideV w:val="nil"/>
         </w:tcBorders>
@@ -11770,7 +11774,7 @@
       <w:tcPr>
         <w:tcBorders>
           <w:top w:val="nil"/>
-          <w:left w:val="single" w:sz="24" w:space="0" w:color="FFFFFF" w:themeColor="background1"/>
+          <w:left w:val="single" w:color="FFFFFF" w:themeColor="background1" w:sz="24" w:space="0"/>
           <w:bottom w:val="nil"/>
           <w:right w:val="nil"/>
           <w:insideH w:val="nil"/>
@@ -11783,10 +11787,10 @@
       <w:tblPr/>
       <w:tcPr>
         <w:tcBorders>
-          <w:top w:val="single" w:sz="8" w:space="0" w:color="FFFFFF" w:themeColor="background1"/>
-          <w:left w:val="single" w:sz="8" w:space="0" w:color="FFFFFF" w:themeColor="background1"/>
-          <w:bottom w:val="single" w:sz="8" w:space="0" w:color="FFFFFF" w:themeColor="background1"/>
-          <w:right w:val="single" w:sz="8" w:space="0" w:color="FFFFFF" w:themeColor="background1"/>
+          <w:top w:val="single" w:color="FFFFFF" w:themeColor="background1" w:sz="8" w:space="0"/>
+          <w:left w:val="single" w:color="FFFFFF" w:themeColor="background1" w:sz="8" w:space="0"/>
+          <w:bottom w:val="single" w:color="FFFFFF" w:themeColor="background1" w:sz="8" w:space="0"/>
+          <w:right w:val="single" w:color="FFFFFF" w:themeColor="background1" w:sz="8" w:space="0"/>
           <w:insideH w:val="nil"/>
           <w:insideV w:val="nil"/>
         </w:tcBorders>
@@ -11797,12 +11801,12 @@
       <w:tblPr/>
       <w:tcPr>
         <w:tcBorders>
-          <w:top w:val="single" w:sz="8" w:space="0" w:color="FFFFFF" w:themeColor="background1"/>
-          <w:left w:val="single" w:sz="8" w:space="0" w:color="FFFFFF" w:themeColor="background1"/>
-          <w:bottom w:val="single" w:sz="8" w:space="0" w:color="FFFFFF" w:themeColor="background1"/>
-          <w:right w:val="single" w:sz="8" w:space="0" w:color="FFFFFF" w:themeColor="background1"/>
-          <w:insideH w:val="single" w:sz="8" w:space="0" w:color="FFFFFF" w:themeColor="background1"/>
-          <w:insideV w:val="single" w:sz="8" w:space="0" w:color="FFFFFF" w:themeColor="background1"/>
+          <w:top w:val="single" w:color="FFFFFF" w:themeColor="background1" w:sz="8" w:space="0"/>
+          <w:left w:val="single" w:color="FFFFFF" w:themeColor="background1" w:sz="8" w:space="0"/>
+          <w:bottom w:val="single" w:color="FFFFFF" w:themeColor="background1" w:sz="8" w:space="0"/>
+          <w:right w:val="single" w:color="FFFFFF" w:themeColor="background1" w:sz="8" w:space="0"/>
+          <w:insideH w:val="single" w:color="FFFFFF" w:themeColor="background1" w:sz="8" w:space="0"/>
+          <w:insideV w:val="single" w:color="FFFFFF" w:themeColor="background1" w:sz="8" w:space="0"/>
         </w:tcBorders>
         <w:shd w:val="clear" w:color="auto" w:fill="DFA7A6" w:themeFill="accent2" w:themeFillTint="7F"/>
       </w:tcPr>
@@ -11821,12 +11825,12 @@
       <w:tblStyleColBandSize w:val="1"/>
       <w:tblInd w:w="0" w:type="dxa"/>
       <w:tblBorders>
-        <w:top w:val="single" w:sz="8" w:space="0" w:color="FFFFFF" w:themeColor="background1"/>
-        <w:left w:val="single" w:sz="8" w:space="0" w:color="FFFFFF" w:themeColor="background1"/>
-        <w:bottom w:val="single" w:sz="8" w:space="0" w:color="FFFFFF" w:themeColor="background1"/>
-        <w:right w:val="single" w:sz="8" w:space="0" w:color="FFFFFF" w:themeColor="background1"/>
-        <w:insideH w:val="single" w:sz="6" w:space="0" w:color="FFFFFF" w:themeColor="background1"/>
-        <w:insideV w:val="single" w:sz="6" w:space="0" w:color="FFFFFF" w:themeColor="background1"/>
+        <w:top w:val="single" w:color="FFFFFF" w:themeColor="background1" w:sz="8" w:space="0"/>
+        <w:left w:val="single" w:color="FFFFFF" w:themeColor="background1" w:sz="8" w:space="0"/>
+        <w:bottom w:val="single" w:color="FFFFFF" w:themeColor="background1" w:sz="8" w:space="0"/>
+        <w:right w:val="single" w:color="FFFFFF" w:themeColor="background1" w:sz="8" w:space="0"/>
+        <w:insideH w:val="single" w:color="FFFFFF" w:themeColor="background1" w:sz="6" w:space="0"/>
+        <w:insideV w:val="single" w:color="FFFFFF" w:themeColor="background1" w:sz="6" w:space="0"/>
       </w:tblBorders>
       <w:tblCellMar>
         <w:top w:w="0" w:type="dxa"/>
@@ -11849,12 +11853,12 @@
       <w:tblPr/>
       <w:tcPr>
         <w:tcBorders>
-          <w:top w:val="single" w:sz="8" w:space="0" w:color="FFFFFF" w:themeColor="background1"/>
-          <w:left w:val="single" w:sz="8" w:space="0" w:color="FFFFFF" w:themeColor="background1"/>
-          <w:bottom w:val="single" w:sz="24" w:space="0" w:color="FFFFFF" w:themeColor="background1"/>
-          <w:right w:val="single" w:sz="8" w:space="0" w:color="FFFFFF" w:themeColor="background1"/>
-          <w:insideH w:val="nil"/>
-          <w:insideV w:val="single" w:sz="8" w:space="0" w:color="FFFFFF" w:themeColor="background1"/>
+          <w:top w:val="single" w:color="FFFFFF" w:themeColor="background1" w:sz="8" w:space="0"/>
+          <w:left w:val="single" w:color="FFFFFF" w:themeColor="background1" w:sz="8" w:space="0"/>
+          <w:bottom w:val="single" w:color="FFFFFF" w:themeColor="background1" w:sz="24" w:space="0"/>
+          <w:right w:val="single" w:color="FFFFFF" w:themeColor="background1" w:sz="8" w:space="0"/>
+          <w:insideH w:val="nil"/>
+          <w:insideV w:val="single" w:color="FFFFFF" w:themeColor="background1" w:sz="8" w:space="0"/>
         </w:tcBorders>
         <w:shd w:val="clear" w:color="auto" w:fill="9BBB59" w:themeFill="accent3"/>
       </w:tcPr>
@@ -11870,12 +11874,12 @@
       <w:tblPr/>
       <w:tcPr>
         <w:tcBorders>
-          <w:top w:val="single" w:sz="24" w:space="0" w:color="FFFFFF" w:themeColor="background1"/>
-          <w:left w:val="single" w:sz="8" w:space="0" w:color="FFFFFF" w:themeColor="background1"/>
-          <w:bottom w:val="single" w:sz="8" w:space="0" w:color="FFFFFF" w:themeColor="background1"/>
-          <w:right w:val="single" w:sz="8" w:space="0" w:color="FFFFFF" w:themeColor="background1"/>
-          <w:insideH w:val="nil"/>
-          <w:insideV w:val="single" w:sz="8" w:space="0" w:color="FFFFFF" w:themeColor="background1"/>
+          <w:top w:val="single" w:color="FFFFFF" w:themeColor="background1" w:sz="24" w:space="0"/>
+          <w:left w:val="single" w:color="FFFFFF" w:themeColor="background1" w:sz="8" w:space="0"/>
+          <w:bottom w:val="single" w:color="FFFFFF" w:themeColor="background1" w:sz="8" w:space="0"/>
+          <w:right w:val="single" w:color="FFFFFF" w:themeColor="background1" w:sz="8" w:space="0"/>
+          <w:insideH w:val="nil"/>
+          <w:insideV w:val="single" w:color="FFFFFF" w:themeColor="background1" w:sz="8" w:space="0"/>
         </w:tcBorders>
         <w:shd w:val="clear" w:color="auto" w:fill="9BBB59" w:themeFill="accent3"/>
       </w:tcPr>
@@ -11891,8 +11895,8 @@
       <w:tblPr/>
       <w:tcPr>
         <w:tcBorders>
-          <w:left w:val="single" w:sz="8" w:space="0" w:color="FFFFFF" w:themeColor="background1"/>
-          <w:right w:val="single" w:sz="24" w:space="0" w:color="FFFFFF" w:themeColor="background1"/>
+          <w:left w:val="single" w:color="FFFFFF" w:themeColor="background1" w:sz="8" w:space="0"/>
+          <w:right w:val="single" w:color="FFFFFF" w:themeColor="background1" w:sz="24" w:space="0"/>
           <w:insideH w:val="nil"/>
           <w:insideV w:val="nil"/>
         </w:tcBorders>
@@ -11911,7 +11915,7 @@
       <w:tcPr>
         <w:tcBorders>
           <w:top w:val="nil"/>
-          <w:left w:val="single" w:sz="24" w:space="0" w:color="FFFFFF" w:themeColor="background1"/>
+          <w:left w:val="single" w:color="FFFFFF" w:themeColor="background1" w:sz="24" w:space="0"/>
           <w:bottom w:val="nil"/>
           <w:right w:val="nil"/>
           <w:insideH w:val="nil"/>
@@ -11924,10 +11928,10 @@
       <w:tblPr/>
       <w:tcPr>
         <w:tcBorders>
-          <w:top w:val="single" w:sz="8" w:space="0" w:color="FFFFFF" w:themeColor="background1"/>
-          <w:left w:val="single" w:sz="8" w:space="0" w:color="FFFFFF" w:themeColor="background1"/>
-          <w:bottom w:val="single" w:sz="8" w:space="0" w:color="FFFFFF" w:themeColor="background1"/>
-          <w:right w:val="single" w:sz="8" w:space="0" w:color="FFFFFF" w:themeColor="background1"/>
+          <w:top w:val="single" w:color="FFFFFF" w:themeColor="background1" w:sz="8" w:space="0"/>
+          <w:left w:val="single" w:color="FFFFFF" w:themeColor="background1" w:sz="8" w:space="0"/>
+          <w:bottom w:val="single" w:color="FFFFFF" w:themeColor="background1" w:sz="8" w:space="0"/>
+          <w:right w:val="single" w:color="FFFFFF" w:themeColor="background1" w:sz="8" w:space="0"/>
           <w:insideH w:val="nil"/>
           <w:insideV w:val="nil"/>
         </w:tcBorders>
@@ -11938,12 +11942,12 @@
       <w:tblPr/>
       <w:tcPr>
         <w:tcBorders>
-          <w:top w:val="single" w:sz="8" w:space="0" w:color="FFFFFF" w:themeColor="background1"/>
-          <w:left w:val="single" w:sz="8" w:space="0" w:color="FFFFFF" w:themeColor="background1"/>
-          <w:bottom w:val="single" w:sz="8" w:space="0" w:color="FFFFFF" w:themeColor="background1"/>
-          <w:right w:val="single" w:sz="8" w:space="0" w:color="FFFFFF" w:themeColor="background1"/>
-          <w:insideH w:val="single" w:sz="8" w:space="0" w:color="FFFFFF" w:themeColor="background1"/>
-          <w:insideV w:val="single" w:sz="8" w:space="0" w:color="FFFFFF" w:themeColor="background1"/>
+          <w:top w:val="single" w:color="FFFFFF" w:themeColor="background1" w:sz="8" w:space="0"/>
+          <w:left w:val="single" w:color="FFFFFF" w:themeColor="background1" w:sz="8" w:space="0"/>
+          <w:bottom w:val="single" w:color="FFFFFF" w:themeColor="background1" w:sz="8" w:space="0"/>
+          <w:right w:val="single" w:color="FFFFFF" w:themeColor="background1" w:sz="8" w:space="0"/>
+          <w:insideH w:val="single" w:color="FFFFFF" w:themeColor="background1" w:sz="8" w:space="0"/>
+          <w:insideV w:val="single" w:color="FFFFFF" w:themeColor="background1" w:sz="8" w:space="0"/>
         </w:tcBorders>
         <w:shd w:val="clear" w:color="auto" w:fill="CDDDAC" w:themeFill="accent3" w:themeFillTint="7F"/>
       </w:tcPr>
@@ -11962,12 +11966,12 @@
       <w:tblStyleColBandSize w:val="1"/>
       <w:tblInd w:w="0" w:type="dxa"/>
       <w:tblBorders>
-        <w:top w:val="single" w:sz="8" w:space="0" w:color="FFFFFF" w:themeColor="background1"/>
-        <w:left w:val="single" w:sz="8" w:space="0" w:color="FFFFFF" w:themeColor="background1"/>
-        <w:bottom w:val="single" w:sz="8" w:space="0" w:color="FFFFFF" w:themeColor="background1"/>
-        <w:right w:val="single" w:sz="8" w:space="0" w:color="FFFFFF" w:themeColor="background1"/>
-        <w:insideH w:val="single" w:sz="6" w:space="0" w:color="FFFFFF" w:themeColor="background1"/>
-        <w:insideV w:val="single" w:sz="6" w:space="0" w:color="FFFFFF" w:themeColor="background1"/>
+        <w:top w:val="single" w:color="FFFFFF" w:themeColor="background1" w:sz="8" w:space="0"/>
+        <w:left w:val="single" w:color="FFFFFF" w:themeColor="background1" w:sz="8" w:space="0"/>
+        <w:bottom w:val="single" w:color="FFFFFF" w:themeColor="background1" w:sz="8" w:space="0"/>
+        <w:right w:val="single" w:color="FFFFFF" w:themeColor="background1" w:sz="8" w:space="0"/>
+        <w:insideH w:val="single" w:color="FFFFFF" w:themeColor="background1" w:sz="6" w:space="0"/>
+        <w:insideV w:val="single" w:color="FFFFFF" w:themeColor="background1" w:sz="6" w:space="0"/>
       </w:tblBorders>
       <w:tblCellMar>
         <w:top w:w="0" w:type="dxa"/>
@@ -11990,12 +11994,12 @@
       <w:tblPr/>
       <w:tcPr>
         <w:tcBorders>
-          <w:top w:val="single" w:sz="8" w:space="0" w:color="FFFFFF" w:themeColor="background1"/>
-          <w:left w:val="single" w:sz="8" w:space="0" w:color="FFFFFF" w:themeColor="background1"/>
-          <w:bottom w:val="single" w:sz="24" w:space="0" w:color="FFFFFF" w:themeColor="background1"/>
-          <w:right w:val="single" w:sz="8" w:space="0" w:color="FFFFFF" w:themeColor="background1"/>
-          <w:insideH w:val="nil"/>
-          <w:insideV w:val="single" w:sz="8" w:space="0" w:color="FFFFFF" w:themeColor="background1"/>
+          <w:top w:val="single" w:color="FFFFFF" w:themeColor="background1" w:sz="8" w:space="0"/>
+          <w:left w:val="single" w:color="FFFFFF" w:themeColor="background1" w:sz="8" w:space="0"/>
+          <w:bottom w:val="single" w:color="FFFFFF" w:themeColor="background1" w:sz="24" w:space="0"/>
+          <w:right w:val="single" w:color="FFFFFF" w:themeColor="background1" w:sz="8" w:space="0"/>
+          <w:insideH w:val="nil"/>
+          <w:insideV w:val="single" w:color="FFFFFF" w:themeColor="background1" w:sz="8" w:space="0"/>
         </w:tcBorders>
         <w:shd w:val="clear" w:color="auto" w:fill="8064A2" w:themeFill="accent4"/>
       </w:tcPr>
@@ -12011,12 +12015,12 @@
       <w:tblPr/>
       <w:tcPr>
         <w:tcBorders>
-          <w:top w:val="single" w:sz="24" w:space="0" w:color="FFFFFF" w:themeColor="background1"/>
-          <w:left w:val="single" w:sz="8" w:space="0" w:color="FFFFFF" w:themeColor="background1"/>
-          <w:bottom w:val="single" w:sz="8" w:space="0" w:color="FFFFFF" w:themeColor="background1"/>
-          <w:right w:val="single" w:sz="8" w:space="0" w:color="FFFFFF" w:themeColor="background1"/>
-          <w:insideH w:val="nil"/>
-          <w:insideV w:val="single" w:sz="8" w:space="0" w:color="FFFFFF" w:themeColor="background1"/>
+          <w:top w:val="single" w:color="FFFFFF" w:themeColor="background1" w:sz="24" w:space="0"/>
+          <w:left w:val="single" w:color="FFFFFF" w:themeColor="background1" w:sz="8" w:space="0"/>
+          <w:bottom w:val="single" w:color="FFFFFF" w:themeColor="background1" w:sz="8" w:space="0"/>
+          <w:right w:val="single" w:color="FFFFFF" w:themeColor="background1" w:sz="8" w:space="0"/>
+          <w:insideH w:val="nil"/>
+          <w:insideV w:val="single" w:color="FFFFFF" w:themeColor="background1" w:sz="8" w:space="0"/>
         </w:tcBorders>
         <w:shd w:val="clear" w:color="auto" w:fill="8064A2" w:themeFill="accent4"/>
       </w:tcPr>
@@ -12032,8 +12036,8 @@
       <w:tblPr/>
       <w:tcPr>
         <w:tcBorders>
-          <w:left w:val="single" w:sz="8" w:space="0" w:color="FFFFFF" w:themeColor="background1"/>
-          <w:right w:val="single" w:sz="24" w:space="0" w:color="FFFFFF" w:themeColor="background1"/>
+          <w:left w:val="single" w:color="FFFFFF" w:themeColor="background1" w:sz="8" w:space="0"/>
+          <w:right w:val="single" w:color="FFFFFF" w:themeColor="background1" w:sz="24" w:space="0"/>
           <w:insideH w:val="nil"/>
           <w:insideV w:val="nil"/>
         </w:tcBorders>
@@ -12052,7 +12056,7 @@
       <w:tcPr>
         <w:tcBorders>
           <w:top w:val="nil"/>
-          <w:left w:val="single" w:sz="24" w:space="0" w:color="FFFFFF" w:themeColor="background1"/>
+          <w:left w:val="single" w:color="FFFFFF" w:themeColor="background1" w:sz="24" w:space="0"/>
           <w:bottom w:val="nil"/>
           <w:right w:val="nil"/>
           <w:insideH w:val="nil"/>
@@ -12065,10 +12069,10 @@
       <w:tblPr/>
       <w:tcPr>
         <w:tcBorders>
-          <w:top w:val="single" w:sz="8" w:space="0" w:color="FFFFFF" w:themeColor="background1"/>
-          <w:left w:val="single" w:sz="8" w:space="0" w:color="FFFFFF" w:themeColor="background1"/>
-          <w:bottom w:val="single" w:sz="8" w:space="0" w:color="FFFFFF" w:themeColor="background1"/>
-          <w:right w:val="single" w:sz="8" w:space="0" w:color="FFFFFF" w:themeColor="background1"/>
+          <w:top w:val="single" w:color="FFFFFF" w:themeColor="background1" w:sz="8" w:space="0"/>
+          <w:left w:val="single" w:color="FFFFFF" w:themeColor="background1" w:sz="8" w:space="0"/>
+          <w:bottom w:val="single" w:color="FFFFFF" w:themeColor="background1" w:sz="8" w:space="0"/>
+          <w:right w:val="single" w:color="FFFFFF" w:themeColor="background1" w:sz="8" w:space="0"/>
           <w:insideH w:val="nil"/>
           <w:insideV w:val="nil"/>
         </w:tcBorders>
@@ -12079,12 +12083,12 @@
       <w:tblPr/>
       <w:tcPr>
         <w:tcBorders>
-          <w:top w:val="single" w:sz="8" w:space="0" w:color="FFFFFF" w:themeColor="background1"/>
-          <w:left w:val="single" w:sz="8" w:space="0" w:color="FFFFFF" w:themeColor="background1"/>
-          <w:bottom w:val="single" w:sz="8" w:space="0" w:color="FFFFFF" w:themeColor="background1"/>
-          <w:right w:val="single" w:sz="8" w:space="0" w:color="FFFFFF" w:themeColor="background1"/>
-          <w:insideH w:val="single" w:sz="8" w:space="0" w:color="FFFFFF" w:themeColor="background1"/>
-          <w:insideV w:val="single" w:sz="8" w:space="0" w:color="FFFFFF" w:themeColor="background1"/>
+          <w:top w:val="single" w:color="FFFFFF" w:themeColor="background1" w:sz="8" w:space="0"/>
+          <w:left w:val="single" w:color="FFFFFF" w:themeColor="background1" w:sz="8" w:space="0"/>
+          <w:bottom w:val="single" w:color="FFFFFF" w:themeColor="background1" w:sz="8" w:space="0"/>
+          <w:right w:val="single" w:color="FFFFFF" w:themeColor="background1" w:sz="8" w:space="0"/>
+          <w:insideH w:val="single" w:color="FFFFFF" w:themeColor="background1" w:sz="8" w:space="0"/>
+          <w:insideV w:val="single" w:color="FFFFFF" w:themeColor="background1" w:sz="8" w:space="0"/>
         </w:tcBorders>
         <w:shd w:val="clear" w:color="auto" w:fill="BFB1D0" w:themeFill="accent4" w:themeFillTint="7F"/>
       </w:tcPr>
@@ -12103,12 +12107,12 @@
       <w:tblStyleColBandSize w:val="1"/>
       <w:tblInd w:w="0" w:type="dxa"/>
       <w:tblBorders>
-        <w:top w:val="single" w:sz="8" w:space="0" w:color="FFFFFF" w:themeColor="background1"/>
-        <w:left w:val="single" w:sz="8" w:space="0" w:color="FFFFFF" w:themeColor="background1"/>
-        <w:bottom w:val="single" w:sz="8" w:space="0" w:color="FFFFFF" w:themeColor="background1"/>
-        <w:right w:val="single" w:sz="8" w:space="0" w:color="FFFFFF" w:themeColor="background1"/>
-        <w:insideH w:val="single" w:sz="6" w:space="0" w:color="FFFFFF" w:themeColor="background1"/>
-        <w:insideV w:val="single" w:sz="6" w:space="0" w:color="FFFFFF" w:themeColor="background1"/>
+        <w:top w:val="single" w:color="FFFFFF" w:themeColor="background1" w:sz="8" w:space="0"/>
+        <w:left w:val="single" w:color="FFFFFF" w:themeColor="background1" w:sz="8" w:space="0"/>
+        <w:bottom w:val="single" w:color="FFFFFF" w:themeColor="background1" w:sz="8" w:space="0"/>
+        <w:right w:val="single" w:color="FFFFFF" w:themeColor="background1" w:sz="8" w:space="0"/>
+        <w:insideH w:val="single" w:color="FFFFFF" w:themeColor="background1" w:sz="6" w:space="0"/>
+        <w:insideV w:val="single" w:color="FFFFFF" w:themeColor="background1" w:sz="6" w:space="0"/>
       </w:tblBorders>
       <w:tblCellMar>
         <w:top w:w="0" w:type="dxa"/>
@@ -12131,12 +12135,12 @@
       <w:tblPr/>
       <w:tcPr>
         <w:tcBorders>
-          <w:top w:val="single" w:sz="8" w:space="0" w:color="FFFFFF" w:themeColor="background1"/>
-          <w:left w:val="single" w:sz="8" w:space="0" w:color="FFFFFF" w:themeColor="background1"/>
-          <w:bottom w:val="single" w:sz="24" w:space="0" w:color="FFFFFF" w:themeColor="background1"/>
-          <w:right w:val="single" w:sz="8" w:space="0" w:color="FFFFFF" w:themeColor="background1"/>
-          <w:insideH w:val="nil"/>
-          <w:insideV w:val="single" w:sz="8" w:space="0" w:color="FFFFFF" w:themeColor="background1"/>
+          <w:top w:val="single" w:color="FFFFFF" w:themeColor="background1" w:sz="8" w:space="0"/>
+          <w:left w:val="single" w:color="FFFFFF" w:themeColor="background1" w:sz="8" w:space="0"/>
+          <w:bottom w:val="single" w:color="FFFFFF" w:themeColor="background1" w:sz="24" w:space="0"/>
+          <w:right w:val="single" w:color="FFFFFF" w:themeColor="background1" w:sz="8" w:space="0"/>
+          <w:insideH w:val="nil"/>
+          <w:insideV w:val="single" w:color="FFFFFF" w:themeColor="background1" w:sz="8" w:space="0"/>
         </w:tcBorders>
         <w:shd w:val="clear" w:color="auto" w:fill="4BACC6" w:themeFill="accent5"/>
       </w:tcPr>
@@ -12152,12 +12156,12 @@
       <w:tblPr/>
       <w:tcPr>
         <w:tcBorders>
-          <w:top w:val="single" w:sz="24" w:space="0" w:color="FFFFFF" w:themeColor="background1"/>
-          <w:left w:val="single" w:sz="8" w:space="0" w:color="FFFFFF" w:themeColor="background1"/>
-          <w:bottom w:val="single" w:sz="8" w:space="0" w:color="FFFFFF" w:themeColor="background1"/>
-          <w:right w:val="single" w:sz="8" w:space="0" w:color="FFFFFF" w:themeColor="background1"/>
-          <w:insideH w:val="nil"/>
-          <w:insideV w:val="single" w:sz="8" w:space="0" w:color="FFFFFF" w:themeColor="background1"/>
+          <w:top w:val="single" w:color="FFFFFF" w:themeColor="background1" w:sz="24" w:space="0"/>
+          <w:left w:val="single" w:color="FFFFFF" w:themeColor="background1" w:sz="8" w:space="0"/>
+          <w:bottom w:val="single" w:color="FFFFFF" w:themeColor="background1" w:sz="8" w:space="0"/>
+          <w:right w:val="single" w:color="FFFFFF" w:themeColor="background1" w:sz="8" w:space="0"/>
+          <w:insideH w:val="nil"/>
+          <w:insideV w:val="single" w:color="FFFFFF" w:themeColor="background1" w:sz="8" w:space="0"/>
         </w:tcBorders>
         <w:shd w:val="clear" w:color="auto" w:fill="4BACC6" w:themeFill="accent5"/>
       </w:tcPr>
@@ -12173,8 +12177,8 @@
       <w:tblPr/>
       <w:tcPr>
         <w:tcBorders>
-          <w:left w:val="single" w:sz="8" w:space="0" w:color="FFFFFF" w:themeColor="background1"/>
-          <w:right w:val="single" w:sz="24" w:space="0" w:color="FFFFFF" w:themeColor="background1"/>
+          <w:left w:val="single" w:color="FFFFFF" w:themeColor="background1" w:sz="8" w:space="0"/>
+          <w:right w:val="single" w:color="FFFFFF" w:themeColor="background1" w:sz="24" w:space="0"/>
           <w:insideH w:val="nil"/>
           <w:insideV w:val="nil"/>
         </w:tcBorders>
@@ -12193,7 +12197,7 @@
       <w:tcPr>
         <w:tcBorders>
           <w:top w:val="nil"/>
-          <w:left w:val="single" w:sz="24" w:space="0" w:color="FFFFFF" w:themeColor="background1"/>
+          <w:left w:val="single" w:color="FFFFFF" w:themeColor="background1" w:sz="24" w:space="0"/>
           <w:bottom w:val="nil"/>
           <w:right w:val="nil"/>
           <w:insideH w:val="nil"/>
@@ -12206,10 +12210,10 @@
       <w:tblPr/>
       <w:tcPr>
         <w:tcBorders>
-          <w:top w:val="single" w:sz="8" w:space="0" w:color="FFFFFF" w:themeColor="background1"/>
-          <w:left w:val="single" w:sz="8" w:space="0" w:color="FFFFFF" w:themeColor="background1"/>
-          <w:bottom w:val="single" w:sz="8" w:space="0" w:color="FFFFFF" w:themeColor="background1"/>
-          <w:right w:val="single" w:sz="8" w:space="0" w:color="FFFFFF" w:themeColor="background1"/>
+          <w:top w:val="single" w:color="FFFFFF" w:themeColor="background1" w:sz="8" w:space="0"/>
+          <w:left w:val="single" w:color="FFFFFF" w:themeColor="background1" w:sz="8" w:space="0"/>
+          <w:bottom w:val="single" w:color="FFFFFF" w:themeColor="background1" w:sz="8" w:space="0"/>
+          <w:right w:val="single" w:color="FFFFFF" w:themeColor="background1" w:sz="8" w:space="0"/>
           <w:insideH w:val="nil"/>
           <w:insideV w:val="nil"/>
         </w:tcBorders>
@@ -12220,12 +12224,12 @@
       <w:tblPr/>
       <w:tcPr>
         <w:tcBorders>
-          <w:top w:val="single" w:sz="8" w:space="0" w:color="FFFFFF" w:themeColor="background1"/>
-          <w:left w:val="single" w:sz="8" w:space="0" w:color="FFFFFF" w:themeColor="background1"/>
-          <w:bottom w:val="single" w:sz="8" w:space="0" w:color="FFFFFF" w:themeColor="background1"/>
-          <w:right w:val="single" w:sz="8" w:space="0" w:color="FFFFFF" w:themeColor="background1"/>
-          <w:insideH w:val="single" w:sz="8" w:space="0" w:color="FFFFFF" w:themeColor="background1"/>
-          <w:insideV w:val="single" w:sz="8" w:space="0" w:color="FFFFFF" w:themeColor="background1"/>
+          <w:top w:val="single" w:color="FFFFFF" w:themeColor="background1" w:sz="8" w:space="0"/>
+          <w:left w:val="single" w:color="FFFFFF" w:themeColor="background1" w:sz="8" w:space="0"/>
+          <w:bottom w:val="single" w:color="FFFFFF" w:themeColor="background1" w:sz="8" w:space="0"/>
+          <w:right w:val="single" w:color="FFFFFF" w:themeColor="background1" w:sz="8" w:space="0"/>
+          <w:insideH w:val="single" w:color="FFFFFF" w:themeColor="background1" w:sz="8" w:space="0"/>
+          <w:insideV w:val="single" w:color="FFFFFF" w:themeColor="background1" w:sz="8" w:space="0"/>
         </w:tcBorders>
         <w:shd w:val="clear" w:color="auto" w:fill="A5D5E2" w:themeFill="accent5" w:themeFillTint="7F"/>
       </w:tcPr>
@@ -12244,12 +12248,12 @@
       <w:tblStyleColBandSize w:val="1"/>
       <w:tblInd w:w="0" w:type="dxa"/>
       <w:tblBorders>
-        <w:top w:val="single" w:sz="8" w:space="0" w:color="FFFFFF" w:themeColor="background1"/>
-        <w:left w:val="single" w:sz="8" w:space="0" w:color="FFFFFF" w:themeColor="background1"/>
-        <w:bottom w:val="single" w:sz="8" w:space="0" w:color="FFFFFF" w:themeColor="background1"/>
-        <w:right w:val="single" w:sz="8" w:space="0" w:color="FFFFFF" w:themeColor="background1"/>
-        <w:insideH w:val="single" w:sz="6" w:space="0" w:color="FFFFFF" w:themeColor="background1"/>
-        <w:insideV w:val="single" w:sz="6" w:space="0" w:color="FFFFFF" w:themeColor="background1"/>
+        <w:top w:val="single" w:color="FFFFFF" w:themeColor="background1" w:sz="8" w:space="0"/>
+        <w:left w:val="single" w:color="FFFFFF" w:themeColor="background1" w:sz="8" w:space="0"/>
+        <w:bottom w:val="single" w:color="FFFFFF" w:themeColor="background1" w:sz="8" w:space="0"/>
+        <w:right w:val="single" w:color="FFFFFF" w:themeColor="background1" w:sz="8" w:space="0"/>
+        <w:insideH w:val="single" w:color="FFFFFF" w:themeColor="background1" w:sz="6" w:space="0"/>
+        <w:insideV w:val="single" w:color="FFFFFF" w:themeColor="background1" w:sz="6" w:space="0"/>
       </w:tblBorders>
       <w:tblCellMar>
         <w:top w:w="0" w:type="dxa"/>
@@ -12272,12 +12276,12 @@
       <w:tblPr/>
       <w:tcPr>
         <w:tcBorders>
-          <w:top w:val="single" w:sz="8" w:space="0" w:color="FFFFFF" w:themeColor="background1"/>
-          <w:left w:val="single" w:sz="8" w:space="0" w:color="FFFFFF" w:themeColor="background1"/>
-          <w:bottom w:val="single" w:sz="24" w:space="0" w:color="FFFFFF" w:themeColor="background1"/>
-          <w:right w:val="single" w:sz="8" w:space="0" w:color="FFFFFF" w:themeColor="background1"/>
-          <w:insideH w:val="nil"/>
-          <w:insideV w:val="single" w:sz="8" w:space="0" w:color="FFFFFF" w:themeColor="background1"/>
+          <w:top w:val="single" w:color="FFFFFF" w:themeColor="background1" w:sz="8" w:space="0"/>
+          <w:left w:val="single" w:color="FFFFFF" w:themeColor="background1" w:sz="8" w:space="0"/>
+          <w:bottom w:val="single" w:color="FFFFFF" w:themeColor="background1" w:sz="24" w:space="0"/>
+          <w:right w:val="single" w:color="FFFFFF" w:themeColor="background1" w:sz="8" w:space="0"/>
+          <w:insideH w:val="nil"/>
+          <w:insideV w:val="single" w:color="FFFFFF" w:themeColor="background1" w:sz="8" w:space="0"/>
         </w:tcBorders>
         <w:shd w:val="clear" w:color="auto" w:fill="F79646" w:themeFill="accent6"/>
       </w:tcPr>
@@ -12293,12 +12297,12 @@
       <w:tblPr/>
       <w:tcPr>
         <w:tcBorders>
-          <w:top w:val="single" w:sz="24" w:space="0" w:color="FFFFFF" w:themeColor="background1"/>
-          <w:left w:val="single" w:sz="8" w:space="0" w:color="FFFFFF" w:themeColor="background1"/>
-          <w:bottom w:val="single" w:sz="8" w:space="0" w:color="FFFFFF" w:themeColor="background1"/>
-          <w:right w:val="single" w:sz="8" w:space="0" w:color="FFFFFF" w:themeColor="background1"/>
-          <w:insideH w:val="nil"/>
-          <w:insideV w:val="single" w:sz="8" w:space="0" w:color="FFFFFF" w:themeColor="background1"/>
+          <w:top w:val="single" w:color="FFFFFF" w:themeColor="background1" w:sz="24" w:space="0"/>
+          <w:left w:val="single" w:color="FFFFFF" w:themeColor="background1" w:sz="8" w:space="0"/>
+          <w:bottom w:val="single" w:color="FFFFFF" w:themeColor="background1" w:sz="8" w:space="0"/>
+          <w:right w:val="single" w:color="FFFFFF" w:themeColor="background1" w:sz="8" w:space="0"/>
+          <w:insideH w:val="nil"/>
+          <w:insideV w:val="single" w:color="FFFFFF" w:themeColor="background1" w:sz="8" w:space="0"/>
         </w:tcBorders>
         <w:shd w:val="clear" w:color="auto" w:fill="F79646" w:themeFill="accent6"/>
       </w:tcPr>
@@ -12314,8 +12318,8 @@
       <w:tblPr/>
       <w:tcPr>
         <w:tcBorders>
-          <w:left w:val="single" w:sz="8" w:space="0" w:color="FFFFFF" w:themeColor="background1"/>
-          <w:right w:val="single" w:sz="24" w:space="0" w:color="FFFFFF" w:themeColor="background1"/>
+          <w:left w:val="single" w:color="FFFFFF" w:themeColor="background1" w:sz="8" w:space="0"/>
+          <w:right w:val="single" w:color="FFFFFF" w:themeColor="background1" w:sz="24" w:space="0"/>
           <w:insideH w:val="nil"/>
           <w:insideV w:val="nil"/>
         </w:tcBorders>
@@ -12334,7 +12338,7 @@
       <w:tcPr>
         <w:tcBorders>
           <w:top w:val="nil"/>
-          <w:left w:val="single" w:sz="24" w:space="0" w:color="FFFFFF" w:themeColor="background1"/>
+          <w:left w:val="single" w:color="FFFFFF" w:themeColor="background1" w:sz="24" w:space="0"/>
           <w:bottom w:val="nil"/>
           <w:right w:val="nil"/>
           <w:insideH w:val="nil"/>
@@ -12347,10 +12351,10 @@
       <w:tblPr/>
       <w:tcPr>
         <w:tcBorders>
-          <w:top w:val="single" w:sz="8" w:space="0" w:color="FFFFFF" w:themeColor="background1"/>
-          <w:left w:val="single" w:sz="8" w:space="0" w:color="FFFFFF" w:themeColor="background1"/>
-          <w:bottom w:val="single" w:sz="8" w:space="0" w:color="FFFFFF" w:themeColor="background1"/>
-          <w:right w:val="single" w:sz="8" w:space="0" w:color="FFFFFF" w:themeColor="background1"/>
+          <w:top w:val="single" w:color="FFFFFF" w:themeColor="background1" w:sz="8" w:space="0"/>
+          <w:left w:val="single" w:color="FFFFFF" w:themeColor="background1" w:sz="8" w:space="0"/>
+          <w:bottom w:val="single" w:color="FFFFFF" w:themeColor="background1" w:sz="8" w:space="0"/>
+          <w:right w:val="single" w:color="FFFFFF" w:themeColor="background1" w:sz="8" w:space="0"/>
           <w:insideH w:val="nil"/>
           <w:insideV w:val="nil"/>
         </w:tcBorders>
@@ -12361,12 +12365,12 @@
       <w:tblPr/>
       <w:tcPr>
         <w:tcBorders>
-          <w:top w:val="single" w:sz="8" w:space="0" w:color="FFFFFF" w:themeColor="background1"/>
-          <w:left w:val="single" w:sz="8" w:space="0" w:color="FFFFFF" w:themeColor="background1"/>
-          <w:bottom w:val="single" w:sz="8" w:space="0" w:color="FFFFFF" w:themeColor="background1"/>
-          <w:right w:val="single" w:sz="8" w:space="0" w:color="FFFFFF" w:themeColor="background1"/>
-          <w:insideH w:val="single" w:sz="8" w:space="0" w:color="FFFFFF" w:themeColor="background1"/>
-          <w:insideV w:val="single" w:sz="8" w:space="0" w:color="FFFFFF" w:themeColor="background1"/>
+          <w:top w:val="single" w:color="FFFFFF" w:themeColor="background1" w:sz="8" w:space="0"/>
+          <w:left w:val="single" w:color="FFFFFF" w:themeColor="background1" w:sz="8" w:space="0"/>
+          <w:bottom w:val="single" w:color="FFFFFF" w:themeColor="background1" w:sz="8" w:space="0"/>
+          <w:right w:val="single" w:color="FFFFFF" w:themeColor="background1" w:sz="8" w:space="0"/>
+          <w:insideH w:val="single" w:color="FFFFFF" w:themeColor="background1" w:sz="8" w:space="0"/>
+          <w:insideV w:val="single" w:color="FFFFFF" w:themeColor="background1" w:sz="8" w:space="0"/>
         </w:tcBorders>
         <w:shd w:val="clear" w:color="auto" w:fill="FBCAA2" w:themeFill="accent6" w:themeFillTint="7F"/>
       </w:tcPr>
@@ -12407,7 +12411,7 @@
         <w:tcBorders>
           <w:top w:val="nil"/>
           <w:left w:val="nil"/>
-          <w:bottom w:val="single" w:sz="18" w:space="0" w:color="FFFFFF" w:themeColor="background1"/>
+          <w:bottom w:val="single" w:color="FFFFFF" w:themeColor="background1" w:sz="18" w:space="0"/>
           <w:right w:val="nil"/>
           <w:insideH w:val="nil"/>
           <w:insideV w:val="nil"/>
@@ -12419,7 +12423,7 @@
       <w:tblPr/>
       <w:tcPr>
         <w:tcBorders>
-          <w:top w:val="single" w:sz="18" w:space="0" w:color="FFFFFF" w:themeColor="background1"/>
+          <w:top w:val="single" w:color="FFFFFF" w:themeColor="background1" w:sz="18" w:space="0"/>
           <w:left w:val="nil"/>
           <w:bottom w:val="nil"/>
           <w:right w:val="nil"/>
@@ -12436,7 +12440,7 @@
           <w:top w:val="nil"/>
           <w:left w:val="nil"/>
           <w:bottom w:val="nil"/>
-          <w:right w:val="single" w:sz="18" w:space="0" w:color="FFFFFF" w:themeColor="background1"/>
+          <w:right w:val="single" w:color="FFFFFF" w:themeColor="background1" w:sz="18" w:space="0"/>
           <w:insideH w:val="nil"/>
           <w:insideV w:val="nil"/>
         </w:tcBorders>
@@ -12448,7 +12452,7 @@
       <w:tcPr>
         <w:tcBorders>
           <w:top w:val="nil"/>
-          <w:left w:val="single" w:sz="18" w:space="0" w:color="FFFFFF" w:themeColor="background1"/>
+          <w:left w:val="single" w:color="FFFFFF" w:themeColor="background1" w:sz="18" w:space="0"/>
           <w:bottom w:val="nil"/>
           <w:right w:val="nil"/>
           <w:insideH w:val="nil"/>
@@ -12521,7 +12525,7 @@
         <w:tcBorders>
           <w:top w:val="nil"/>
           <w:left w:val="nil"/>
-          <w:bottom w:val="single" w:sz="18" w:space="0" w:color="FFFFFF" w:themeColor="background1"/>
+          <w:bottom w:val="single" w:color="FFFFFF" w:themeColor="background1" w:sz="18" w:space="0"/>
           <w:right w:val="nil"/>
           <w:insideH w:val="nil"/>
           <w:insideV w:val="nil"/>
@@ -12533,7 +12537,7 @@
       <w:tblPr/>
       <w:tcPr>
         <w:tcBorders>
-          <w:top w:val="single" w:sz="18" w:space="0" w:color="FFFFFF" w:themeColor="background1"/>
+          <w:top w:val="single" w:color="FFFFFF" w:themeColor="background1" w:sz="18" w:space="0"/>
           <w:left w:val="nil"/>
           <w:bottom w:val="nil"/>
           <w:right w:val="nil"/>
@@ -12550,7 +12554,7 @@
           <w:top w:val="nil"/>
           <w:left w:val="nil"/>
           <w:bottom w:val="nil"/>
-          <w:right w:val="single" w:sz="18" w:space="0" w:color="FFFFFF" w:themeColor="background1"/>
+          <w:right w:val="single" w:color="FFFFFF" w:themeColor="background1" w:sz="18" w:space="0"/>
           <w:insideH w:val="nil"/>
           <w:insideV w:val="nil"/>
         </w:tcBorders>
@@ -12562,7 +12566,7 @@
       <w:tcPr>
         <w:tcBorders>
           <w:top w:val="nil"/>
-          <w:left w:val="single" w:sz="18" w:space="0" w:color="FFFFFF" w:themeColor="background1"/>
+          <w:left w:val="single" w:color="FFFFFF" w:themeColor="background1" w:sz="18" w:space="0"/>
           <w:bottom w:val="nil"/>
           <w:right w:val="nil"/>
           <w:insideH w:val="nil"/>
@@ -12635,7 +12639,7 @@
         <w:tcBorders>
           <w:top w:val="nil"/>
           <w:left w:val="nil"/>
-          <w:bottom w:val="single" w:sz="18" w:space="0" w:color="FFFFFF" w:themeColor="background1"/>
+          <w:bottom w:val="single" w:color="FFFFFF" w:themeColor="background1" w:sz="18" w:space="0"/>
           <w:right w:val="nil"/>
           <w:insideH w:val="nil"/>
           <w:insideV w:val="nil"/>
@@ -12647,7 +12651,7 @@
       <w:tblPr/>
       <w:tcPr>
         <w:tcBorders>
-          <w:top w:val="single" w:sz="18" w:space="0" w:color="FFFFFF" w:themeColor="background1"/>
+          <w:top w:val="single" w:color="FFFFFF" w:themeColor="background1" w:sz="18" w:space="0"/>
           <w:left w:val="nil"/>
           <w:bottom w:val="nil"/>
           <w:right w:val="nil"/>
@@ -12664,7 +12668,7 @@
           <w:top w:val="nil"/>
           <w:left w:val="nil"/>
           <w:bottom w:val="nil"/>
-          <w:right w:val="single" w:sz="18" w:space="0" w:color="FFFFFF" w:themeColor="background1"/>
+          <w:right w:val="single" w:color="FFFFFF" w:themeColor="background1" w:sz="18" w:space="0"/>
           <w:insideH w:val="nil"/>
           <w:insideV w:val="nil"/>
         </w:tcBorders>
@@ -12676,7 +12680,7 @@
       <w:tcPr>
         <w:tcBorders>
           <w:top w:val="nil"/>
-          <w:left w:val="single" w:sz="18" w:space="0" w:color="FFFFFF" w:themeColor="background1"/>
+          <w:left w:val="single" w:color="FFFFFF" w:themeColor="background1" w:sz="18" w:space="0"/>
           <w:bottom w:val="nil"/>
           <w:right w:val="nil"/>
           <w:insideH w:val="nil"/>
@@ -12749,7 +12753,7 @@
         <w:tcBorders>
           <w:top w:val="nil"/>
           <w:left w:val="nil"/>
-          <w:bottom w:val="single" w:sz="18" w:space="0" w:color="FFFFFF" w:themeColor="background1"/>
+          <w:bottom w:val="single" w:color="FFFFFF" w:themeColor="background1" w:sz="18" w:space="0"/>
           <w:right w:val="nil"/>
           <w:insideH w:val="nil"/>
           <w:insideV w:val="nil"/>
@@ -12761,7 +12765,7 @@
       <w:tblPr/>
       <w:tcPr>
         <w:tcBorders>
-          <w:top w:val="single" w:sz="18" w:space="0" w:color="FFFFFF" w:themeColor="background1"/>
+          <w:top w:val="single" w:color="FFFFFF" w:themeColor="background1" w:sz="18" w:space="0"/>
           <w:left w:val="nil"/>
           <w:bottom w:val="nil"/>
           <w:right w:val="nil"/>
@@ -12778,7 +12782,7 @@
           <w:top w:val="nil"/>
           <w:left w:val="nil"/>
           <w:bottom w:val="nil"/>
-          <w:right w:val="single" w:sz="18" w:space="0" w:color="FFFFFF" w:themeColor="background1"/>
+          <w:right w:val="single" w:color="FFFFFF" w:themeColor="background1" w:sz="18" w:space="0"/>
           <w:insideH w:val="nil"/>
           <w:insideV w:val="nil"/>
         </w:tcBorders>
@@ -12790,7 +12794,7 @@
       <w:tcPr>
         <w:tcBorders>
           <w:top w:val="nil"/>
-          <w:left w:val="single" w:sz="18" w:space="0" w:color="FFFFFF" w:themeColor="background1"/>
+          <w:left w:val="single" w:color="FFFFFF" w:themeColor="background1" w:sz="18" w:space="0"/>
           <w:bottom w:val="nil"/>
           <w:right w:val="nil"/>
           <w:insideH w:val="nil"/>
@@ -12863,7 +12867,7 @@
         <w:tcBorders>
           <w:top w:val="nil"/>
           <w:left w:val="nil"/>
-          <w:bottom w:val="single" w:sz="18" w:space="0" w:color="FFFFFF" w:themeColor="background1"/>
+          <w:bottom w:val="single" w:color="FFFFFF" w:themeColor="background1" w:sz="18" w:space="0"/>
           <w:right w:val="nil"/>
           <w:insideH w:val="nil"/>
           <w:insideV w:val="nil"/>
@@ -12875,7 +12879,7 @@
       <w:tblPr/>
       <w:tcPr>
         <w:tcBorders>
-          <w:top w:val="single" w:sz="18" w:space="0" w:color="FFFFFF" w:themeColor="background1"/>
+          <w:top w:val="single" w:color="FFFFFF" w:themeColor="background1" w:sz="18" w:space="0"/>
           <w:left w:val="nil"/>
           <w:bottom w:val="nil"/>
           <w:right w:val="nil"/>
@@ -12892,7 +12896,7 @@
           <w:top w:val="nil"/>
           <w:left w:val="nil"/>
           <w:bottom w:val="nil"/>
-          <w:right w:val="single" w:sz="18" w:space="0" w:color="FFFFFF" w:themeColor="background1"/>
+          <w:right w:val="single" w:color="FFFFFF" w:themeColor="background1" w:sz="18" w:space="0"/>
           <w:insideH w:val="nil"/>
           <w:insideV w:val="nil"/>
         </w:tcBorders>
@@ -12904,7 +12908,7 @@
       <w:tcPr>
         <w:tcBorders>
           <w:top w:val="nil"/>
-          <w:left w:val="single" w:sz="18" w:space="0" w:color="FFFFFF" w:themeColor="background1"/>
+          <w:left w:val="single" w:color="FFFFFF" w:themeColor="background1" w:sz="18" w:space="0"/>
           <w:bottom w:val="nil"/>
           <w:right w:val="nil"/>
           <w:insideH w:val="nil"/>
@@ -12977,7 +12981,7 @@
         <w:tcBorders>
           <w:top w:val="nil"/>
           <w:left w:val="nil"/>
-          <w:bottom w:val="single" w:sz="18" w:space="0" w:color="FFFFFF" w:themeColor="background1"/>
+          <w:bottom w:val="single" w:color="FFFFFF" w:themeColor="background1" w:sz="18" w:space="0"/>
           <w:right w:val="nil"/>
           <w:insideH w:val="nil"/>
           <w:insideV w:val="nil"/>
@@ -12989,7 +12993,7 @@
       <w:tblPr/>
       <w:tcPr>
         <w:tcBorders>
-          <w:top w:val="single" w:sz="18" w:space="0" w:color="FFFFFF" w:themeColor="background1"/>
+          <w:top w:val="single" w:color="FFFFFF" w:themeColor="background1" w:sz="18" w:space="0"/>
           <w:left w:val="nil"/>
           <w:bottom w:val="nil"/>
           <w:right w:val="nil"/>
@@ -13006,7 +13010,7 @@
           <w:top w:val="nil"/>
           <w:left w:val="nil"/>
           <w:bottom w:val="nil"/>
-          <w:right w:val="single" w:sz="18" w:space="0" w:color="FFFFFF" w:themeColor="background1"/>
+          <w:right w:val="single" w:color="FFFFFF" w:themeColor="background1" w:sz="18" w:space="0"/>
           <w:insideH w:val="nil"/>
           <w:insideV w:val="nil"/>
         </w:tcBorders>
@@ -13018,7 +13022,7 @@
       <w:tcPr>
         <w:tcBorders>
           <w:top w:val="nil"/>
-          <w:left w:val="single" w:sz="18" w:space="0" w:color="FFFFFF" w:themeColor="background1"/>
+          <w:left w:val="single" w:color="FFFFFF" w:themeColor="background1" w:sz="18" w:space="0"/>
           <w:bottom w:val="nil"/>
           <w:right w:val="nil"/>
           <w:insideH w:val="nil"/>
@@ -13091,7 +13095,7 @@
         <w:tcBorders>
           <w:top w:val="nil"/>
           <w:left w:val="nil"/>
-          <w:bottom w:val="single" w:sz="18" w:space="0" w:color="FFFFFF" w:themeColor="background1"/>
+          <w:bottom w:val="single" w:color="FFFFFF" w:themeColor="background1" w:sz="18" w:space="0"/>
           <w:right w:val="nil"/>
           <w:insideH w:val="nil"/>
           <w:insideV w:val="nil"/>
@@ -13103,7 +13107,7 @@
       <w:tblPr/>
       <w:tcPr>
         <w:tcBorders>
-          <w:top w:val="single" w:sz="18" w:space="0" w:color="FFFFFF" w:themeColor="background1"/>
+          <w:top w:val="single" w:color="FFFFFF" w:themeColor="background1" w:sz="18" w:space="0"/>
           <w:left w:val="nil"/>
           <w:bottom w:val="nil"/>
           <w:right w:val="nil"/>
@@ -13120,7 +13124,7 @@
           <w:top w:val="nil"/>
           <w:left w:val="nil"/>
           <w:bottom w:val="nil"/>
-          <w:right w:val="single" w:sz="18" w:space="0" w:color="FFFFFF" w:themeColor="background1"/>
+          <w:right w:val="single" w:color="FFFFFF" w:themeColor="background1" w:sz="18" w:space="0"/>
           <w:insideH w:val="nil"/>
           <w:insideV w:val="nil"/>
         </w:tcBorders>
@@ -13132,7 +13136,7 @@
       <w:tcPr>
         <w:tcBorders>
           <w:top w:val="nil"/>
-          <w:left w:val="single" w:sz="18" w:space="0" w:color="FFFFFF" w:themeColor="background1"/>
+          <w:left w:val="single" w:color="FFFFFF" w:themeColor="background1" w:sz="18" w:space="0"/>
           <w:bottom w:val="nil"/>
           <w:right w:val="nil"/>
           <w:insideH w:val="nil"/>
@@ -13186,12 +13190,12 @@
       <w:tblStyleColBandSize w:val="1"/>
       <w:tblInd w:w="0" w:type="dxa"/>
       <w:tblBorders>
-        <w:top w:val="single" w:sz="24" w:space="0" w:color="C0504D" w:themeColor="accent2"/>
-        <w:left w:val="single" w:sz="4" w:space="0" w:color="000000" w:themeColor="text1"/>
-        <w:bottom w:val="single" w:sz="4" w:space="0" w:color="000000" w:themeColor="text1"/>
-        <w:right w:val="single" w:sz="4" w:space="0" w:color="000000" w:themeColor="text1"/>
-        <w:insideH w:val="single" w:sz="4" w:space="0" w:color="FFFFFF" w:themeColor="background1"/>
-        <w:insideV w:val="single" w:sz="4" w:space="0" w:color="FFFFFF" w:themeColor="background1"/>
+        <w:top w:val="single" w:color="C0504D" w:themeColor="accent2" w:sz="24" w:space="0"/>
+        <w:left w:val="single" w:color="000000" w:themeColor="text1" w:sz="4" w:space="0"/>
+        <w:bottom w:val="single" w:color="000000" w:themeColor="text1" w:sz="4" w:space="0"/>
+        <w:right w:val="single" w:color="000000" w:themeColor="text1" w:sz="4" w:space="0"/>
+        <w:insideH w:val="single" w:color="FFFFFF" w:themeColor="background1" w:sz="4" w:space="0"/>
+        <w:insideV w:val="single" w:color="FFFFFF" w:themeColor="background1" w:sz="4" w:space="0"/>
       </w:tblBorders>
       <w:tblCellMar>
         <w:top w:w="0" w:type="dxa"/>
@@ -13213,7 +13217,7 @@
         <w:tcBorders>
           <w:top w:val="nil"/>
           <w:left w:val="nil"/>
-          <w:bottom w:val="single" w:sz="24" w:space="0" w:color="C0504D" w:themeColor="accent2"/>
+          <w:bottom w:val="single" w:color="C0504D" w:themeColor="accent2" w:sz="24" w:space="0"/>
           <w:right w:val="nil"/>
           <w:insideH w:val="nil"/>
           <w:insideV w:val="nil"/>
@@ -13230,7 +13234,7 @@
       <w:tblPr/>
       <w:tcPr>
         <w:tcBorders>
-          <w:top w:val="single" w:sz="6" w:space="0" w:color="FFFFFF" w:themeColor="background1"/>
+          <w:top w:val="single" w:color="FFFFFF" w:themeColor="background1" w:sz="6" w:space="0"/>
         </w:tcBorders>
         <w:shd w:val="clear" w:color="auto" w:fill="000000" w:themeFill="text1" w:themeFillShade="99"/>
       </w:tcPr>
@@ -13246,7 +13250,7 @@
           <w:left w:val="nil"/>
           <w:bottom w:val="nil"/>
           <w:right w:val="nil"/>
-          <w:insideH w:val="single" w:sz="4" w:space="0" w:color="000000" w:themeColor="text1" w:themeShade="99"/>
+          <w:insideH w:val="single" w:color="000000" w:themeColor="text1" w:themeShade="99" w:sz="4" w:space="0"/>
           <w:insideV w:val="nil"/>
         </w:tcBorders>
         <w:shd w:val="clear" w:color="auto" w:fill="000000" w:themeFill="text1" w:themeFillShade="99"/>
@@ -13308,12 +13312,12 @@
       <w:tblStyleColBandSize w:val="1"/>
       <w:tblInd w:w="0" w:type="dxa"/>
       <w:tblBorders>
-        <w:top w:val="single" w:sz="24" w:space="0" w:color="C0504D" w:themeColor="accent2"/>
-        <w:left w:val="single" w:sz="4" w:space="0" w:color="4F81BD" w:themeColor="accent1"/>
-        <w:bottom w:val="single" w:sz="4" w:space="0" w:color="4F81BD" w:themeColor="accent1"/>
-        <w:right w:val="single" w:sz="4" w:space="0" w:color="4F81BD" w:themeColor="accent1"/>
-        <w:insideH w:val="single" w:sz="4" w:space="0" w:color="FFFFFF" w:themeColor="background1"/>
-        <w:insideV w:val="single" w:sz="4" w:space="0" w:color="FFFFFF" w:themeColor="background1"/>
+        <w:top w:val="single" w:color="C0504D" w:themeColor="accent2" w:sz="24" w:space="0"/>
+        <w:left w:val="single" w:color="4F81BD" w:themeColor="accent1" w:sz="4" w:space="0"/>
+        <w:bottom w:val="single" w:color="4F81BD" w:themeColor="accent1" w:sz="4" w:space="0"/>
+        <w:right w:val="single" w:color="4F81BD" w:themeColor="accent1" w:sz="4" w:space="0"/>
+        <w:insideH w:val="single" w:color="FFFFFF" w:themeColor="background1" w:sz="4" w:space="0"/>
+        <w:insideV w:val="single" w:color="FFFFFF" w:themeColor="background1" w:sz="4" w:space="0"/>
       </w:tblBorders>
       <w:tblCellMar>
         <w:top w:w="0" w:type="dxa"/>
@@ -13335,7 +13339,7 @@
         <w:tcBorders>
           <w:top w:val="nil"/>
           <w:left w:val="nil"/>
-          <w:bottom w:val="single" w:sz="24" w:space="0" w:color="C0504D" w:themeColor="accent2"/>
+          <w:bottom w:val="single" w:color="C0504D" w:themeColor="accent2" w:sz="24" w:space="0"/>
           <w:right w:val="nil"/>
           <w:insideH w:val="nil"/>
           <w:insideV w:val="nil"/>
@@ -13352,7 +13356,7 @@
       <w:tblPr/>
       <w:tcPr>
         <w:tcBorders>
-          <w:top w:val="single" w:sz="6" w:space="0" w:color="FFFFFF" w:themeColor="background1"/>
+          <w:top w:val="single" w:color="FFFFFF" w:themeColor="background1" w:sz="6" w:space="0"/>
         </w:tcBorders>
         <w:shd w:val="clear" w:color="auto" w:fill="2C4C74" w:themeFill="accent1" w:themeFillShade="99"/>
       </w:tcPr>
@@ -13368,7 +13372,7 @@
           <w:left w:val="nil"/>
           <w:bottom w:val="nil"/>
           <w:right w:val="nil"/>
-          <w:insideH w:val="single" w:sz="4" w:space="0" w:color="2C4C74" w:themeColor="accent1" w:themeShade="99"/>
+          <w:insideH w:val="single" w:color="2C4C74" w:themeColor="accent1" w:themeShade="99" w:sz="4" w:space="0"/>
           <w:insideV w:val="nil"/>
         </w:tcBorders>
         <w:shd w:val="clear" w:color="auto" w:fill="2C4C74" w:themeFill="accent1" w:themeFillShade="99"/>
@@ -13430,12 +13434,12 @@
       <w:tblStyleColBandSize w:val="1"/>
       <w:tblInd w:w="0" w:type="dxa"/>
       <w:tblBorders>
-        <w:top w:val="single" w:sz="24" w:space="0" w:color="C0504D" w:themeColor="accent2"/>
-        <w:left w:val="single" w:sz="4" w:space="0" w:color="C0504D" w:themeColor="accent2"/>
-        <w:bottom w:val="single" w:sz="4" w:space="0" w:color="C0504D" w:themeColor="accent2"/>
-        <w:right w:val="single" w:sz="4" w:space="0" w:color="C0504D" w:themeColor="accent2"/>
-        <w:insideH w:val="single" w:sz="4" w:space="0" w:color="FFFFFF" w:themeColor="background1"/>
-        <w:insideV w:val="single" w:sz="4" w:space="0" w:color="FFFFFF" w:themeColor="background1"/>
+        <w:top w:val="single" w:color="C0504D" w:themeColor="accent2" w:sz="24" w:space="0"/>
+        <w:left w:val="single" w:color="C0504D" w:themeColor="accent2" w:sz="4" w:space="0"/>
+        <w:bottom w:val="single" w:color="C0504D" w:themeColor="accent2" w:sz="4" w:space="0"/>
+        <w:right w:val="single" w:color="C0504D" w:themeColor="accent2" w:sz="4" w:space="0"/>
+        <w:insideH w:val="single" w:color="FFFFFF" w:themeColor="background1" w:sz="4" w:space="0"/>
+        <w:insideV w:val="single" w:color="FFFFFF" w:themeColor="background1" w:sz="4" w:space="0"/>
       </w:tblBorders>
       <w:tblCellMar>
         <w:top w:w="0" w:type="dxa"/>
@@ -13457,7 +13461,7 @@
         <w:tcBorders>
           <w:top w:val="nil"/>
           <w:left w:val="nil"/>
-          <w:bottom w:val="single" w:sz="24" w:space="0" w:color="C0504D" w:themeColor="accent2"/>
+          <w:bottom w:val="single" w:color="C0504D" w:themeColor="accent2" w:sz="24" w:space="0"/>
           <w:right w:val="nil"/>
           <w:insideH w:val="nil"/>
           <w:insideV w:val="nil"/>
@@ -13474,7 +13478,7 @@
       <w:tblPr/>
       <w:tcPr>
         <w:tcBorders>
-          <w:top w:val="single" w:sz="6" w:space="0" w:color="FFFFFF" w:themeColor="background1"/>
+          <w:top w:val="single" w:color="FFFFFF" w:themeColor="background1" w:sz="6" w:space="0"/>
         </w:tcBorders>
         <w:shd w:val="clear" w:color="auto" w:fill="772C2A" w:themeFill="accent2" w:themeFillShade="99"/>
       </w:tcPr>
@@ -13490,7 +13494,7 @@
           <w:left w:val="nil"/>
           <w:bottom w:val="nil"/>
           <w:right w:val="nil"/>
-          <w:insideH w:val="single" w:sz="4" w:space="0" w:color="772C2A" w:themeColor="accent2" w:themeShade="99"/>
+          <w:insideH w:val="single" w:color="772C2A" w:themeColor="accent2" w:themeShade="99" w:sz="4" w:space="0"/>
           <w:insideV w:val="nil"/>
         </w:tcBorders>
         <w:shd w:val="clear" w:color="auto" w:fill="772C2A" w:themeFill="accent2" w:themeFillShade="99"/>
@@ -13552,12 +13556,12 @@
       <w:tblStyleColBandSize w:val="1"/>
       <w:tblInd w:w="0" w:type="dxa"/>
       <w:tblBorders>
-        <w:top w:val="single" w:sz="24" w:space="0" w:color="8064A2" w:themeColor="accent4"/>
-        <w:left w:val="single" w:sz="4" w:space="0" w:color="9BBB59" w:themeColor="accent3"/>
-        <w:bottom w:val="single" w:sz="4" w:space="0" w:color="9BBB59" w:themeColor="accent3"/>
-        <w:right w:val="single" w:sz="4" w:space="0" w:color="9BBB59" w:themeColor="accent3"/>
-        <w:insideH w:val="single" w:sz="4" w:space="0" w:color="FFFFFF" w:themeColor="background1"/>
-        <w:insideV w:val="single" w:sz="4" w:space="0" w:color="FFFFFF" w:themeColor="background1"/>
+        <w:top w:val="single" w:color="8064A2" w:themeColor="accent4" w:sz="24" w:space="0"/>
+        <w:left w:val="single" w:color="9BBB59" w:themeColor="accent3" w:sz="4" w:space="0"/>
+        <w:bottom w:val="single" w:color="9BBB59" w:themeColor="accent3" w:sz="4" w:space="0"/>
+        <w:right w:val="single" w:color="9BBB59" w:themeColor="accent3" w:sz="4" w:space="0"/>
+        <w:insideH w:val="single" w:color="FFFFFF" w:themeColor="background1" w:sz="4" w:space="0"/>
+        <w:insideV w:val="single" w:color="FFFFFF" w:themeColor="background1" w:sz="4" w:space="0"/>
       </w:tblBorders>
       <w:tblCellMar>
         <w:top w:w="0" w:type="dxa"/>
@@ -13579,7 +13583,7 @@
         <w:tcBorders>
           <w:top w:val="nil"/>
           <w:left w:val="nil"/>
-          <w:bottom w:val="single" w:sz="24" w:space="0" w:color="8064A2" w:themeColor="accent4"/>
+          <w:bottom w:val="single" w:color="8064A2" w:themeColor="accent4" w:sz="24" w:space="0"/>
           <w:right w:val="nil"/>
           <w:insideH w:val="nil"/>
           <w:insideV w:val="nil"/>
@@ -13596,7 +13600,7 @@
       <w:tblPr/>
       <w:tcPr>
         <w:tcBorders>
-          <w:top w:val="single" w:sz="6" w:space="0" w:color="FFFFFF" w:themeColor="background1"/>
+          <w:top w:val="single" w:color="FFFFFF" w:themeColor="background1" w:sz="6" w:space="0"/>
         </w:tcBorders>
         <w:shd w:val="clear" w:color="auto" w:fill="5E7530" w:themeFill="accent3" w:themeFillShade="99"/>
       </w:tcPr>
@@ -13612,7 +13616,7 @@
           <w:left w:val="nil"/>
           <w:bottom w:val="nil"/>
           <w:right w:val="nil"/>
-          <w:insideH w:val="single" w:sz="4" w:space="0" w:color="5E7530" w:themeColor="accent3" w:themeShade="99"/>
+          <w:insideH w:val="single" w:color="5E7530" w:themeColor="accent3" w:themeShade="99" w:sz="4" w:space="0"/>
           <w:insideV w:val="nil"/>
         </w:tcBorders>
         <w:shd w:val="clear" w:color="auto" w:fill="5E7530" w:themeFill="accent3" w:themeFillShade="99"/>
@@ -13664,12 +13668,12 @@
       <w:tblStyleColBandSize w:val="1"/>
       <w:tblInd w:w="0" w:type="dxa"/>
       <w:tblBorders>
-        <w:top w:val="single" w:sz="24" w:space="0" w:color="9BBB59" w:themeColor="accent3"/>
-        <w:left w:val="single" w:sz="4" w:space="0" w:color="8064A2" w:themeColor="accent4"/>
-        <w:bottom w:val="single" w:sz="4" w:space="0" w:color="8064A2" w:themeColor="accent4"/>
-        <w:right w:val="single" w:sz="4" w:space="0" w:color="8064A2" w:themeColor="accent4"/>
-        <w:insideH w:val="single" w:sz="4" w:space="0" w:color="FFFFFF" w:themeColor="background1"/>
-        <w:insideV w:val="single" w:sz="4" w:space="0" w:color="FFFFFF" w:themeColor="background1"/>
+        <w:top w:val="single" w:color="9BBB59" w:themeColor="accent3" w:sz="24" w:space="0"/>
+        <w:left w:val="single" w:color="8064A2" w:themeColor="accent4" w:sz="4" w:space="0"/>
+        <w:bottom w:val="single" w:color="8064A2" w:themeColor="accent4" w:sz="4" w:space="0"/>
+        <w:right w:val="single" w:color="8064A2" w:themeColor="accent4" w:sz="4" w:space="0"/>
+        <w:insideH w:val="single" w:color="FFFFFF" w:themeColor="background1" w:sz="4" w:space="0"/>
+        <w:insideV w:val="single" w:color="FFFFFF" w:themeColor="background1" w:sz="4" w:space="0"/>
       </w:tblBorders>
       <w:tblCellMar>
         <w:top w:w="0" w:type="dxa"/>
@@ -13691,7 +13695,7 @@
         <w:tcBorders>
           <w:top w:val="nil"/>
           <w:left w:val="nil"/>
-          <w:bottom w:val="single" w:sz="24" w:space="0" w:color="9BBB59" w:themeColor="accent3"/>
+          <w:bottom w:val="single" w:color="9BBB59" w:themeColor="accent3" w:sz="24" w:space="0"/>
           <w:right w:val="nil"/>
           <w:insideH w:val="nil"/>
           <w:insideV w:val="nil"/>
@@ -13708,7 +13712,7 @@
       <w:tblPr/>
       <w:tcPr>
         <w:tcBorders>
-          <w:top w:val="single" w:sz="6" w:space="0" w:color="FFFFFF" w:themeColor="background1"/>
+          <w:top w:val="single" w:color="FFFFFF" w:themeColor="background1" w:sz="6" w:space="0"/>
         </w:tcBorders>
         <w:shd w:val="clear" w:color="auto" w:fill="4C3B62" w:themeFill="accent4" w:themeFillShade="99"/>
       </w:tcPr>
@@ -13724,7 +13728,7 @@
           <w:left w:val="nil"/>
           <w:bottom w:val="nil"/>
           <w:right w:val="nil"/>
-          <w:insideH w:val="single" w:sz="4" w:space="0" w:color="4C3B62" w:themeColor="accent4" w:themeShade="99"/>
+          <w:insideH w:val="single" w:color="4C3B62" w:themeColor="accent4" w:themeShade="99" w:sz="4" w:space="0"/>
           <w:insideV w:val="nil"/>
         </w:tcBorders>
         <w:shd w:val="clear" w:color="auto" w:fill="4C3B62" w:themeFill="accent4" w:themeFillShade="99"/>
@@ -13786,12 +13790,12 @@
       <w:tblStyleColBandSize w:val="1"/>
       <w:tblInd w:w="0" w:type="dxa"/>
       <w:tblBorders>
-        <w:top w:val="single" w:sz="24" w:space="0" w:color="F79646" w:themeColor="accent6"/>
-        <w:left w:val="single" w:sz="4" w:space="0" w:color="4BACC6" w:themeColor="accent5"/>
-        <w:bottom w:val="single" w:sz="4" w:space="0" w:color="4BACC6" w:themeColor="accent5"/>
-        <w:right w:val="single" w:sz="4" w:space="0" w:color="4BACC6" w:themeColor="accent5"/>
-        <w:insideH w:val="single" w:sz="4" w:space="0" w:color="FFFFFF" w:themeColor="background1"/>
-        <w:insideV w:val="single" w:sz="4" w:space="0" w:color="FFFFFF" w:themeColor="background1"/>
+        <w:top w:val="single" w:color="F79646" w:themeColor="accent6" w:sz="24" w:space="0"/>
+        <w:left w:val="single" w:color="4BACC6" w:themeColor="accent5" w:sz="4" w:space="0"/>
+        <w:bottom w:val="single" w:color="4BACC6" w:themeColor="accent5" w:sz="4" w:space="0"/>
+        <w:right w:val="single" w:color="4BACC6" w:themeColor="accent5" w:sz="4" w:space="0"/>
+        <w:insideH w:val="single" w:color="FFFFFF" w:themeColor="background1" w:sz="4" w:space="0"/>
+        <w:insideV w:val="single" w:color="FFFFFF" w:themeColor="background1" w:sz="4" w:space="0"/>
       </w:tblBorders>
       <w:tblCellMar>
         <w:top w:w="0" w:type="dxa"/>
@@ -13813,7 +13817,7 @@
         <w:tcBorders>
           <w:top w:val="nil"/>
           <w:left w:val="nil"/>
-          <w:bottom w:val="single" w:sz="24" w:space="0" w:color="F79646" w:themeColor="accent6"/>
+          <w:bottom w:val="single" w:color="F79646" w:themeColor="accent6" w:sz="24" w:space="0"/>
           <w:right w:val="nil"/>
           <w:insideH w:val="nil"/>
           <w:insideV w:val="nil"/>
@@ -13830,7 +13834,7 @@
       <w:tblPr/>
       <w:tcPr>
         <w:tcBorders>
-          <w:top w:val="single" w:sz="6" w:space="0" w:color="FFFFFF" w:themeColor="background1"/>
+          <w:top w:val="single" w:color="FFFFFF" w:themeColor="background1" w:sz="6" w:space="0"/>
         </w:tcBorders>
         <w:shd w:val="clear" w:color="auto" w:fill="276A7C" w:themeFill="accent5" w:themeFillShade="99"/>
       </w:tcPr>
@@ -13846,7 +13850,7 @@
           <w:left w:val="nil"/>
           <w:bottom w:val="nil"/>
           <w:right w:val="nil"/>
-          <w:insideH w:val="single" w:sz="4" w:space="0" w:color="276A7C" w:themeColor="accent5" w:themeShade="99"/>
+          <w:insideH w:val="single" w:color="276A7C" w:themeColor="accent5" w:themeShade="99" w:sz="4" w:space="0"/>
           <w:insideV w:val="nil"/>
         </w:tcBorders>
         <w:shd w:val="clear" w:color="auto" w:fill="276A7C" w:themeFill="accent5" w:themeFillShade="99"/>
@@ -13908,12 +13912,12 @@
       <w:tblStyleColBandSize w:val="1"/>
       <w:tblInd w:w="0" w:type="dxa"/>
       <w:tblBorders>
-        <w:top w:val="single" w:sz="24" w:space="0" w:color="4BACC6" w:themeColor="accent5"/>
-        <w:left w:val="single" w:sz="4" w:space="0" w:color="F79646" w:themeColor="accent6"/>
-        <w:bottom w:val="single" w:sz="4" w:space="0" w:color="F79646" w:themeColor="accent6"/>
-        <w:right w:val="single" w:sz="4" w:space="0" w:color="F79646" w:themeColor="accent6"/>
-        <w:insideH w:val="single" w:sz="4" w:space="0" w:color="FFFFFF" w:themeColor="background1"/>
-        <w:insideV w:val="single" w:sz="4" w:space="0" w:color="FFFFFF" w:themeColor="background1"/>
+        <w:top w:val="single" w:color="4BACC6" w:themeColor="accent5" w:sz="24" w:space="0"/>
+        <w:left w:val="single" w:color="F79646" w:themeColor="accent6" w:sz="4" w:space="0"/>
+        <w:bottom w:val="single" w:color="F79646" w:themeColor="accent6" w:sz="4" w:space="0"/>
+        <w:right w:val="single" w:color="F79646" w:themeColor="accent6" w:sz="4" w:space="0"/>
+        <w:insideH w:val="single" w:color="FFFFFF" w:themeColor="background1" w:sz="4" w:space="0"/>
+        <w:insideV w:val="single" w:color="FFFFFF" w:themeColor="background1" w:sz="4" w:space="0"/>
       </w:tblBorders>
       <w:tblCellMar>
         <w:top w:w="0" w:type="dxa"/>
@@ -13935,7 +13939,7 @@
         <w:tcBorders>
           <w:top w:val="nil"/>
           <w:left w:val="nil"/>
-          <w:bottom w:val="single" w:sz="24" w:space="0" w:color="4BACC6" w:themeColor="accent5"/>
+          <w:bottom w:val="single" w:color="4BACC6" w:themeColor="accent5" w:sz="24" w:space="0"/>
           <w:right w:val="nil"/>
           <w:insideH w:val="nil"/>
           <w:insideV w:val="nil"/>
@@ -13952,7 +13956,7 @@
       <w:tblPr/>
       <w:tcPr>
         <w:tcBorders>
-          <w:top w:val="single" w:sz="6" w:space="0" w:color="FFFFFF" w:themeColor="background1"/>
+          <w:top w:val="single" w:color="FFFFFF" w:themeColor="background1" w:sz="6" w:space="0"/>
         </w:tcBorders>
         <w:shd w:val="clear" w:color="auto" w:fill="B65608" w:themeFill="accent6" w:themeFillShade="99"/>
       </w:tcPr>
@@ -13968,7 +13972,7 @@
           <w:left w:val="nil"/>
           <w:bottom w:val="nil"/>
           <w:right w:val="nil"/>
-          <w:insideH w:val="single" w:sz="4" w:space="0" w:color="B65608" w:themeColor="accent6" w:themeShade="99"/>
+          <w:insideH w:val="single" w:color="B65608" w:themeColor="accent6" w:themeShade="99" w:sz="4" w:space="0"/>
           <w:insideV w:val="nil"/>
         </w:tcBorders>
         <w:shd w:val="clear" w:color="auto" w:fill="B65608" w:themeFill="accent6" w:themeFillShade="99"/>
@@ -14048,7 +14052,7 @@
       <w:tblPr/>
       <w:tcPr>
         <w:tcBorders>
-          <w:bottom w:val="single" w:sz="12" w:space="0" w:color="FFFFFF" w:themeColor="background1"/>
+          <w:bottom w:val="single" w:color="FFFFFF" w:themeColor="background1" w:sz="12" w:space="0"/>
         </w:tcBorders>
         <w:shd w:val="clear" w:color="auto" w:fill="9E3A38" w:themeFill="accent2" w:themeFillShade="CC"/>
       </w:tcPr>
@@ -14062,7 +14066,7 @@
       <w:tblPr/>
       <w:tcPr>
         <w:tcBorders>
-          <w:top w:val="single" w:sz="12" w:space="0" w:color="000000" w:themeColor="text1"/>
+          <w:top w:val="single" w:color="000000" w:themeColor="text1" w:sz="12" w:space="0"/>
         </w:tcBorders>
         <w:shd w:val="clear" w:color="auto" w:fill="FFFFFF" w:themeFill="background1"/>
       </w:tcPr>
@@ -14134,7 +14138,7 @@
       <w:tblPr/>
       <w:tcPr>
         <w:tcBorders>
-          <w:bottom w:val="single" w:sz="12" w:space="0" w:color="FFFFFF" w:themeColor="background1"/>
+          <w:bottom w:val="single" w:color="FFFFFF" w:themeColor="background1" w:sz="12" w:space="0"/>
         </w:tcBorders>
         <w:shd w:val="clear" w:color="auto" w:fill="9E3A38" w:themeFill="accent2" w:themeFillShade="CC"/>
       </w:tcPr>
@@ -14148,7 +14152,7 @@
       <w:tblPr/>
       <w:tcPr>
         <w:tcBorders>
-          <w:top w:val="single" w:sz="12" w:space="0" w:color="000000" w:themeColor="text1"/>
+          <w:top w:val="single" w:color="000000" w:themeColor="text1" w:sz="12" w:space="0"/>
         </w:tcBorders>
         <w:shd w:val="clear" w:color="auto" w:fill="FFFFFF" w:themeFill="background1"/>
       </w:tcPr>
@@ -14220,7 +14224,7 @@
       <w:tblPr/>
       <w:tcPr>
         <w:tcBorders>
-          <w:bottom w:val="single" w:sz="12" w:space="0" w:color="FFFFFF" w:themeColor="background1"/>
+          <w:bottom w:val="single" w:color="FFFFFF" w:themeColor="background1" w:sz="12" w:space="0"/>
         </w:tcBorders>
         <w:shd w:val="clear" w:color="auto" w:fill="9E3A38" w:themeFill="accent2" w:themeFillShade="CC"/>
       </w:tcPr>
@@ -14234,7 +14238,7 @@
       <w:tblPr/>
       <w:tcPr>
         <w:tcBorders>
-          <w:top w:val="single" w:sz="12" w:space="0" w:color="000000" w:themeColor="text1"/>
+          <w:top w:val="single" w:color="000000" w:themeColor="text1" w:sz="12" w:space="0"/>
         </w:tcBorders>
         <w:shd w:val="clear" w:color="auto" w:fill="FFFFFF" w:themeFill="background1"/>
       </w:tcPr>
@@ -14306,7 +14310,7 @@
       <w:tblPr/>
       <w:tcPr>
         <w:tcBorders>
-          <w:bottom w:val="single" w:sz="12" w:space="0" w:color="FFFFFF" w:themeColor="background1"/>
+          <w:bottom w:val="single" w:color="FFFFFF" w:themeColor="background1" w:sz="12" w:space="0"/>
         </w:tcBorders>
         <w:shd w:val="clear" w:color="auto" w:fill="664E82" w:themeFill="accent4" w:themeFillShade="CC"/>
       </w:tcPr>
@@ -14320,7 +14324,7 @@
       <w:tblPr/>
       <w:tcPr>
         <w:tcBorders>
-          <w:top w:val="single" w:sz="12" w:space="0" w:color="000000" w:themeColor="text1"/>
+          <w:top w:val="single" w:color="000000" w:themeColor="text1" w:sz="12" w:space="0"/>
         </w:tcBorders>
         <w:shd w:val="clear" w:color="auto" w:fill="FFFFFF" w:themeFill="background1"/>
       </w:tcPr>
@@ -14392,7 +14396,7 @@
       <w:tblPr/>
       <w:tcPr>
         <w:tcBorders>
-          <w:bottom w:val="single" w:sz="12" w:space="0" w:color="FFFFFF" w:themeColor="background1"/>
+          <w:bottom w:val="single" w:color="FFFFFF" w:themeColor="background1" w:sz="12" w:space="0"/>
         </w:tcBorders>
         <w:shd w:val="clear" w:color="auto" w:fill="7E9C40" w:themeFill="accent3" w:themeFillShade="CC"/>
       </w:tcPr>
@@ -14406,7 +14410,7 @@
       <w:tblPr/>
       <w:tcPr>
         <w:tcBorders>
-          <w:top w:val="single" w:sz="12" w:space="0" w:color="000000" w:themeColor="text1"/>
+          <w:top w:val="single" w:color="000000" w:themeColor="text1" w:sz="12" w:space="0"/>
         </w:tcBorders>
         <w:shd w:val="clear" w:color="auto" w:fill="FFFFFF" w:themeFill="background1"/>
       </w:tcPr>
@@ -14478,7 +14482,7 @@
       <w:tblPr/>
       <w:tcPr>
         <w:tcBorders>
-          <w:bottom w:val="single" w:sz="12" w:space="0" w:color="FFFFFF" w:themeColor="background1"/>
+          <w:bottom w:val="single" w:color="FFFFFF" w:themeColor="background1" w:sz="12" w:space="0"/>
         </w:tcBorders>
         <w:shd w:val="clear" w:color="auto" w:fill="F2730A" w:themeFill="accent6" w:themeFillShade="CC"/>
       </w:tcPr>
@@ -14492,7 +14496,7 @@
       <w:tblPr/>
       <w:tcPr>
         <w:tcBorders>
-          <w:top w:val="single" w:sz="12" w:space="0" w:color="000000" w:themeColor="text1"/>
+          <w:top w:val="single" w:color="000000" w:themeColor="text1" w:sz="12" w:space="0"/>
         </w:tcBorders>
         <w:shd w:val="clear" w:color="auto" w:fill="FFFFFF" w:themeFill="background1"/>
       </w:tcPr>
@@ -14564,7 +14568,7 @@
       <w:tblPr/>
       <w:tcPr>
         <w:tcBorders>
-          <w:bottom w:val="single" w:sz="12" w:space="0" w:color="FFFFFF" w:themeColor="background1"/>
+          <w:bottom w:val="single" w:color="FFFFFF" w:themeColor="background1" w:sz="12" w:space="0"/>
         </w:tcBorders>
         <w:shd w:val="clear" w:color="auto" w:fill="348DA5" w:themeFill="accent5" w:themeFillShade="CC"/>
       </w:tcPr>
@@ -14578,7 +14582,7 @@
       <w:tblPr/>
       <w:tcPr>
         <w:tcBorders>
-          <w:top w:val="single" w:sz="12" w:space="0" w:color="000000" w:themeColor="text1"/>
+          <w:top w:val="single" w:color="000000" w:themeColor="text1" w:sz="12" w:space="0"/>
         </w:tcBorders>
         <w:shd w:val="clear" w:color="auto" w:fill="FFFFFF" w:themeFill="background1"/>
       </w:tcPr>
@@ -14632,7 +14636,7 @@
       <w:tblStyleColBandSize w:val="1"/>
       <w:tblInd w:w="0" w:type="dxa"/>
       <w:tblBorders>
-        <w:insideH w:val="single" w:sz="4" w:space="0" w:color="FFFFFF" w:themeColor="background1"/>
+        <w:insideH w:val="single" w:color="FFFFFF" w:themeColor="background1" w:sz="4" w:space="0"/>
       </w:tblBorders>
       <w:tblCellMar>
         <w:top w:w="0" w:type="dxa"/>
@@ -14712,7 +14716,7 @@
       <w:tblStyleColBandSize w:val="1"/>
       <w:tblInd w:w="0" w:type="dxa"/>
       <w:tblBorders>
-        <w:insideH w:val="single" w:sz="4" w:space="0" w:color="FFFFFF" w:themeColor="background1"/>
+        <w:insideH w:val="single" w:color="FFFFFF" w:themeColor="background1" w:sz="4" w:space="0"/>
       </w:tblBorders>
       <w:tblCellMar>
         <w:top w:w="0" w:type="dxa"/>
@@ -14792,7 +14796,7 @@
       <w:tblStyleColBandSize w:val="1"/>
       <w:tblInd w:w="0" w:type="dxa"/>
       <w:tblBorders>
-        <w:insideH w:val="single" w:sz="4" w:space="0" w:color="FFFFFF" w:themeColor="background1"/>
+        <w:insideH w:val="single" w:color="FFFFFF" w:themeColor="background1" w:sz="4" w:space="0"/>
       </w:tblBorders>
       <w:tblCellMar>
         <w:top w:w="0" w:type="dxa"/>
@@ -14872,7 +14876,7 @@
       <w:tblStyleColBandSize w:val="1"/>
       <w:tblInd w:w="0" w:type="dxa"/>
       <w:tblBorders>
-        <w:insideH w:val="single" w:sz="4" w:space="0" w:color="FFFFFF" w:themeColor="background1"/>
+        <w:insideH w:val="single" w:color="FFFFFF" w:themeColor="background1" w:sz="4" w:space="0"/>
       </w:tblBorders>
       <w:tblCellMar>
         <w:top w:w="0" w:type="dxa"/>
@@ -14952,7 +14956,7 @@
       <w:tblStyleColBandSize w:val="1"/>
       <w:tblInd w:w="0" w:type="dxa"/>
       <w:tblBorders>
-        <w:insideH w:val="single" w:sz="4" w:space="0" w:color="FFFFFF" w:themeColor="background1"/>
+        <w:insideH w:val="single" w:color="FFFFFF" w:themeColor="background1" w:sz="4" w:space="0"/>
       </w:tblBorders>
       <w:tblCellMar>
         <w:top w:w="0" w:type="dxa"/>
@@ -15032,7 +15036,7 @@
       <w:tblStyleColBandSize w:val="1"/>
       <w:tblInd w:w="0" w:type="dxa"/>
       <w:tblBorders>
-        <w:insideH w:val="single" w:sz="4" w:space="0" w:color="FFFFFF" w:themeColor="background1"/>
+        <w:insideH w:val="single" w:color="FFFFFF" w:themeColor="background1" w:sz="4" w:space="0"/>
       </w:tblBorders>
       <w:tblCellMar>
         <w:top w:w="0" w:type="dxa"/>
@@ -15112,7 +15116,7 @@
       <w:tblStyleColBandSize w:val="1"/>
       <w:tblInd w:w="0" w:type="dxa"/>
       <w:tblBorders>
-        <w:insideH w:val="single" w:sz="4" w:space="0" w:color="FFFFFF" w:themeColor="background1"/>
+        <w:insideH w:val="single" w:color="FFFFFF" w:themeColor="background1" w:sz="4" w:space="0"/>
       </w:tblBorders>
       <w:tblCellMar>
         <w:top w:w="0" w:type="dxa"/>

--- a/BGIL_DBT/validation/DM-H/DM-H3_MAXIMUS.docx
+++ b/BGIL_DBT/validation/DM-H/DM-H3_MAXIMUS.docx
@@ -2,7 +2,7 @@
 <file path=word/document.xml><?xml version="1.0" encoding="utf-8"?>
 <w:document xmlns:wpc="http://schemas.microsoft.com/office/word/2010/wordprocessingCanvas" xmlns:mo="http://schemas.microsoft.com/office/mac/office/2008/main" xmlns:mc="http://schemas.openxmlformats.org/markup-compatibility/2006" xmlns:mv="urn:schemas-microsoft-com:mac:vml" xmlns:o="urn:schemas-microsoft-com:office:office" xmlns:r="http://schemas.openxmlformats.org/officeDocument/2006/relationships" xmlns:m="http://schemas.openxmlformats.org/officeDocument/2006/math" xmlns:v="urn:schemas-microsoft-com:vml" xmlns:wp14="http://schemas.microsoft.com/office/word/2010/wordprocessingDrawing" xmlns:wp="http://schemas.openxmlformats.org/drawingml/2006/wordprocessingDrawing" xmlns:w10="urn:schemas-microsoft-com:office:word" xmlns:w="http://schemas.openxmlformats.org/wordprocessingml/2006/main" xmlns:w14="http://schemas.microsoft.com/office/word/2010/wordml" xmlns:wpg="http://schemas.microsoft.com/office/word/2010/wordprocessingGroup" xmlns:wpi="http://schemas.microsoft.com/office/word/2010/wordprocessingInk" xmlns:wne="http://schemas.microsoft.com/office/word/2006/wordml" xmlns:wps="http://schemas.microsoft.com/office/word/2010/wordprocessingShape" mc:Ignorable="w14 wp14">
   <w:body>
-    <w:p>
+    <w:p xmlns:wp14="http://schemas.microsoft.com/office/word/2010/wordml" wp14:textId="77777777">
       <w:pPr>
         <w:pStyle w:val="Title"/>
       </w:pPr>
@@ -10,7 +10,7 @@
         <w:t xml:space="preserve">DM-H3  |  History Checks — Idempotent Re-load  (MAXIMUS)</w:t>
       </w:r>
     </w:p>
-    <w:p>
+    <w:p xmlns:wp14="http://schemas.microsoft.com/office/word/2010/wordml" wp14:textId="77777777">
       <w:r>
         <w:rPr>
           <w:i/>
@@ -18,7 +18,7 @@
         <w:t xml:space="preserve">Re-running the same load does not create duplicate satellite rows. Pass criterion: no duplicate rows on re-run.</w:t>
       </w:r>
     </w:p>
-    <w:p>
+    <w:p xmlns:wp14="http://schemas.microsoft.com/office/word/2010/wordml" wp14:textId="77777777">
       <w:pPr>
         <w:pStyle w:val="Heading1"/>
       </w:pPr>
@@ -26,7 +26,7 @@
         <w:t xml:space="preserve">Before running part (b)</w:t>
       </w:r>
     </w:p>
-    <w:p>
+    <w:p xmlns:wp14="http://schemas.microsoft.com/office/word/2010/wordml" wp14:textId="77777777">
       <w:r>
         <w:rPr>
           <w:b/>
@@ -34,10 +34,10 @@
         <w:t xml:space="preserve">• Scratch schema: </w:t>
       </w:r>
       <w:r>
-        <w:t xml:space="preserve">Part (b) writes snapshots to BAGIC_PREPROD_CURATED_DB.UTILS (tables DM_H_CDC_SNAPSHOT and DM_H_RELOAD_SNAPSHOT). The running role needs CREATE SCHEMA / CREATE TABLE / INSERT on it. The name is a placeholder: change VALIDATION_SCHEMA in validation/tools/gen_dm_h.py and regenerate to use another schema.</w:t>
+        <w:t xml:space="preserve">Part (b) writes snapshots to BAGIC_PREPROD_CURATED_DB.BGIL_VALIDATION (tables DM_H_CDC_SNAPSHOT and DM_H_RELOAD_SNAPSHOT). The running role needs CREATE SCHEMA / CREATE TABLE / INSERT on it. The name is a placeholder: change VALIDATION_SCHEMA in validation/tools/gen_dm_h.py and regenerate to use another schema.</w:t>
       </w:r>
     </w:p>
-    <w:p>
+    <w:p xmlns:wp14="http://schemas.microsoft.com/office/word/2010/wordml" wp14:textId="77777777">
       <w:r>
         <w:rPr>
           <w:b/>
@@ -48,7 +48,7 @@
         <w:t xml:space="preserve">DM-H3 (b) re-runs a window that is ALREADY loaded (from_date / to_date vars) with no new source data; no RAW edit is needed or wanted.</w:t>
       </w:r>
     </w:p>
-    <w:p>
+    <w:p xmlns:wp14="http://schemas.microsoft.com/office/word/2010/wordml" wp14:textId="77777777">
       <w:r>
         <w:rPr>
           <w:b/>
@@ -59,7 +59,7 @@
         <w:t xml:space="preserve">The capture statements use INSERT INTO ... WITH ... SELECT and session variables ($DM_H_RUN, $DM_H_PHASE). Both are expected to work in Snowflake but were not executed when this document was generated; report any error so the generator can be fixed.</w:t>
       </w:r>
     </w:p>
-    <w:p>
+    <w:p xmlns:wp14="http://schemas.microsoft.com/office/word/2010/wordml" wp14:textId="77777777">
       <w:r>
         <w:rPr>
           <w:b/>
@@ -70,8 +70,8 @@
         <w:t xml:space="preserve">Run the set-up section once, then the BEFORE capture, then the dbt load, then the AFTER capture, then the result section. Keep the same session (or re-SET $DM_H_RUN to the same value) so BEFORE and AFTER share one run id.</w:t>
       </w:r>
     </w:p>
-    <w:p/>
-    <w:p>
+    <w:p xmlns:wp14="http://schemas.microsoft.com/office/word/2010/wordml" wp14:textId="77777777"/>
+    <w:p xmlns:wp14="http://schemas.microsoft.com/office/word/2010/wordml" wp14:textId="77777777">
       <w:pPr>
         <w:pStyle w:val="Heading1"/>
       </w:pPr>
@@ -82,19 +82,19 @@
     <w:tbl>
       <w:tblPr>
         <w:tblStyle w:val="LightList-Accent1"/>
-        <w:tblW w:type="auto" w:w="0"/>
-        <w:tblLook w:firstColumn="1" w:firstRow="1" w:lastColumn="0" w:lastRow="0" w:noHBand="0" w:noVBand="1" w:val="04A0"/>
+        <w:tblW w:w="0" w:type="auto"/>
+        <w:tblLook w:val="04A0" w:firstRow="1" w:lastRow="0" w:firstColumn="1" w:lastColumn="0" w:noHBand="0" w:noVBand="1"/>
       </w:tblPr>
       <w:tblGrid>
         <w:gridCol w:w="3000"/>
         <w:gridCol w:w="5640"/>
       </w:tblGrid>
-      <w:tr>
+      <w:tr xmlns:wp14="http://schemas.microsoft.com/office/word/2010/wordml" wp14:textId="77777777">
         <w:tc>
           <w:tcPr>
-            <w:tcW w:type="dxa" w:w="3000"/>
+            <w:tcW w:w="3000" w:type="dxa"/>
           </w:tcPr>
-          <w:p>
+          <w:p wp14:textId="77777777">
             <w:r>
               <w:rPr>
                 <w:b/>
@@ -105,21 +105,21 @@
         </w:tc>
         <w:tc>
           <w:tcPr>
-            <w:tcW w:type="dxa" w:w="5640"/>
+            <w:tcW w:w="5640" w:type="dxa"/>
           </w:tcPr>
-          <w:p>
+          <w:p wp14:textId="77777777">
             <w:r>
               <w:t xml:space="preserve">DM-H3</w:t>
             </w:r>
           </w:p>
         </w:tc>
       </w:tr>
-      <w:tr>
+      <w:tr xmlns:wp14="http://schemas.microsoft.com/office/word/2010/wordml" wp14:textId="77777777">
         <w:tc>
           <w:tcPr>
-            <w:tcW w:type="dxa" w:w="3000"/>
+            <w:tcW w:w="3000" w:type="dxa"/>
           </w:tcPr>
-          <w:p>
+          <w:p wp14:textId="77777777">
             <w:r>
               <w:rPr>
                 <w:b/>
@@ -130,21 +130,21 @@
         </w:tc>
         <w:tc>
           <w:tcPr>
-            <w:tcW w:type="dxa" w:w="5640"/>
+            <w:tcW w:w="5640" w:type="dxa"/>
           </w:tcPr>
-          <w:p>
+          <w:p wp14:textId="77777777">
             <w:r>
               <w:t xml:space="preserve">History checks</w:t>
             </w:r>
           </w:p>
         </w:tc>
       </w:tr>
-      <w:tr>
+      <w:tr xmlns:wp14="http://schemas.microsoft.com/office/word/2010/wordml" wp14:textId="77777777">
         <w:tc>
           <w:tcPr>
-            <w:tcW w:type="dxa" w:w="3000"/>
+            <w:tcW w:w="3000" w:type="dxa"/>
           </w:tcPr>
-          <w:p>
+          <w:p wp14:textId="77777777">
             <w:r>
               <w:rPr>
                 <w:b/>
@@ -155,21 +155,21 @@
         </w:tc>
         <w:tc>
           <w:tcPr>
-            <w:tcW w:type="dxa" w:w="5640"/>
+            <w:tcW w:w="5640" w:type="dxa"/>
           </w:tcPr>
-          <w:p>
+          <w:p wp14:textId="77777777">
             <w:r>
               <w:t xml:space="preserve">Idempotent re-load</w:t>
             </w:r>
           </w:p>
         </w:tc>
       </w:tr>
-      <w:tr>
+      <w:tr xmlns:wp14="http://schemas.microsoft.com/office/word/2010/wordml" wp14:textId="77777777">
         <w:tc>
           <w:tcPr>
-            <w:tcW w:type="dxa" w:w="3000"/>
+            <w:tcW w:w="3000" w:type="dxa"/>
           </w:tcPr>
-          <w:p>
+          <w:p wp14:textId="77777777">
             <w:r>
               <w:rPr>
                 <w:b/>
@@ -180,21 +180,21 @@
         </w:tc>
         <w:tc>
           <w:tcPr>
-            <w:tcW w:type="dxa" w:w="5640"/>
+            <w:tcW w:w="5640" w:type="dxa"/>
           </w:tcPr>
-          <w:p>
+          <w:p wp14:textId="77777777">
             <w:r>
               <w:t xml:space="preserve">(a) duplicate-version query on every satellite; (b) re-run an already-loaded window and compare row counts</w:t>
             </w:r>
           </w:p>
         </w:tc>
       </w:tr>
-      <w:tr>
+      <w:tr xmlns:wp14="http://schemas.microsoft.com/office/word/2010/wordml" wp14:textId="77777777">
         <w:tc>
           <w:tcPr>
-            <w:tcW w:type="dxa" w:w="3000"/>
+            <w:tcW w:w="3000" w:type="dxa"/>
           </w:tcPr>
-          <w:p>
+          <w:p wp14:textId="77777777">
             <w:r>
               <w:rPr>
                 <w:b/>
@@ -205,21 +205,21 @@
         </w:tc>
         <w:tc>
           <w:tcPr>
-            <w:tcW w:type="dxa" w:w="5640"/>
+            <w:tcW w:w="5640" w:type="dxa"/>
           </w:tcPr>
-          <w:p>
+          <w:p wp14:textId="77777777">
             <w:r>
               <w:t xml:space="preserve">Repeat-run comparison evidence</w:t>
             </w:r>
           </w:p>
         </w:tc>
       </w:tr>
-      <w:tr>
+      <w:tr xmlns:wp14="http://schemas.microsoft.com/office/word/2010/wordml" wp14:textId="77777777">
         <w:tc>
           <w:tcPr>
-            <w:tcW w:type="dxa" w:w="3000"/>
+            <w:tcW w:w="3000" w:type="dxa"/>
           </w:tcPr>
-          <w:p>
+          <w:p wp14:textId="77777777">
             <w:r>
               <w:rPr>
                 <w:b/>
@@ -230,21 +230,21 @@
         </w:tc>
         <w:tc>
           <w:tcPr>
-            <w:tcW w:type="dxa" w:w="5640"/>
+            <w:tcW w:w="5640" w:type="dxa"/>
           </w:tcPr>
-          <w:p>
+          <w:p wp14:textId="77777777">
             <w:r>
               <w:t xml:space="preserve">No duplicate rows on re-run</w:t>
             </w:r>
           </w:p>
         </w:tc>
       </w:tr>
-      <w:tr>
+      <w:tr xmlns:wp14="http://schemas.microsoft.com/office/word/2010/wordml" wp14:textId="77777777">
         <w:tc>
           <w:tcPr>
-            <w:tcW w:type="dxa" w:w="3000"/>
+            <w:tcW w:w="3000" w:type="dxa"/>
           </w:tcPr>
-          <w:p>
+          <w:p wp14:textId="77777777">
             <w:r>
               <w:rPr>
                 <w:b/>
@@ -255,21 +255,21 @@
         </w:tc>
         <w:tc>
           <w:tcPr>
-            <w:tcW w:type="dxa" w:w="5640"/>
+            <w:tcW w:w="5640" w:type="dxa"/>
           </w:tcPr>
-          <w:p>
+          <w:p wp14:textId="77777777">
             <w:r>
               <w:t xml:space="preserve">LUMIQ</w:t>
             </w:r>
           </w:p>
         </w:tc>
       </w:tr>
-      <w:tr>
+      <w:tr xmlns:wp14="http://schemas.microsoft.com/office/word/2010/wordml" wp14:textId="77777777">
         <w:tc>
           <w:tcPr>
-            <w:tcW w:type="dxa" w:w="3000"/>
+            <w:tcW w:w="3000" w:type="dxa"/>
           </w:tcPr>
-          <w:p>
+          <w:p wp14:textId="77777777">
             <w:r>
               <w:rPr>
                 <w:b/>
@@ -280,21 +280,21 @@
         </w:tc>
         <w:tc>
           <w:tcPr>
-            <w:tcW w:type="dxa" w:w="5640"/>
+            <w:tcW w:w="5640" w:type="dxa"/>
           </w:tcPr>
-          <w:p>
+          <w:p wp14:textId="77777777">
             <w:r>
               <w:t xml:space="preserve">BAGIC_PREPROD_CURATED_DB.BGIL_DATA_MODEL</w:t>
             </w:r>
           </w:p>
         </w:tc>
       </w:tr>
-      <w:tr>
+      <w:tr xmlns:wp14="http://schemas.microsoft.com/office/word/2010/wordml" wp14:textId="77777777">
         <w:tc>
           <w:tcPr>
-            <w:tcW w:type="dxa" w:w="3000"/>
+            <w:tcW w:w="3000" w:type="dxa"/>
           </w:tcPr>
-          <w:p>
+          <w:p wp14:textId="77777777">
             <w:r>
               <w:rPr>
                 <w:b/>
@@ -305,21 +305,21 @@
         </w:tc>
         <w:tc>
           <w:tcPr>
-            <w:tcW w:type="dxa" w:w="5640"/>
+            <w:tcW w:w="5640" w:type="dxa"/>
           </w:tcPr>
-          <w:p>
+          <w:p wp14:textId="77777777">
             <w:r>
               <w:t xml:space="preserve">BAGIC_PROD_MIRROR_DB.MAXI_RAW</w:t>
             </w:r>
           </w:p>
         </w:tc>
       </w:tr>
-      <w:tr>
+      <w:tr xmlns:wp14="http://schemas.microsoft.com/office/word/2010/wordml" wp14:textId="77777777">
         <w:tc>
           <w:tcPr>
-            <w:tcW w:type="dxa" w:w="3000"/>
+            <w:tcW w:w="3000" w:type="dxa"/>
           </w:tcPr>
-          <w:p>
+          <w:p wp14:textId="77777777">
             <w:r>
               <w:rPr>
                 <w:b/>
@@ -330,21 +330,21 @@
         </w:tc>
         <w:tc>
           <w:tcPr>
-            <w:tcW w:type="dxa" w:w="5640"/>
+            <w:tcW w:w="5640" w:type="dxa"/>
           </w:tcPr>
-          <w:p>
+          <w:p wp14:textId="77777777">
             <w:r>
               <w:t xml:space="preserve">BAGIC_PREPROD_CURATED_DB.UTILS  (prod: BAGIC_PROD_MIRROR_DB.OPUS_GG_DWHSTAGE)</w:t>
             </w:r>
           </w:p>
         </w:tc>
       </w:tr>
-      <w:tr>
+      <w:tr xmlns:wp14="http://schemas.microsoft.com/office/word/2010/wordml" wp14:textId="77777777">
         <w:tc>
           <w:tcPr>
-            <w:tcW w:type="dxa" w:w="3000"/>
+            <w:tcW w:w="3000" w:type="dxa"/>
           </w:tcPr>
-          <w:p>
+          <w:p wp14:textId="77777777">
             <w:r>
               <w:rPr>
                 <w:b/>
@@ -355,21 +355,21 @@
         </w:tc>
         <w:tc>
           <w:tcPr>
-            <w:tcW w:type="dxa" w:w="5640"/>
+            <w:tcW w:w="5640" w:type="dxa"/>
           </w:tcPr>
-          <w:p>
+          <w:p wp14:textId="77777777">
             <w:r>
               <w:t xml:space="preserve">Every standard + augmented satellite of the project; rows scoped by the project's RECORD_SOURCE prefix.</w:t>
             </w:r>
           </w:p>
         </w:tc>
       </w:tr>
-      <w:tr>
+      <w:tr xmlns:wp14="http://schemas.microsoft.com/office/word/2010/wordml" wp14:textId="77777777">
         <w:tc>
           <w:tcPr>
-            <w:tcW w:type="dxa" w:w="3000"/>
+            <w:tcW w:w="3000" w:type="dxa"/>
           </w:tcPr>
-          <w:p>
+          <w:p wp14:textId="77777777">
             <w:r>
               <w:rPr>
                 <w:b/>
@@ -380,21 +380,21 @@
         </w:tc>
         <w:tc>
           <w:tcPr>
-            <w:tcW w:type="dxa" w:w="5640"/>
+            <w:tcW w:w="5640" w:type="dxa"/>
           </w:tcPr>
-          <w:p>
-            <w:r>
-              <w:t xml:space="preserve">BAGIC_PREPROD_CURATED_DB.UTILS -- tables DM_H_CDC_SNAPSHOT / DM_H_RELOAD_SNAPSHOT (transient).</w:t>
+          <w:p wp14:textId="77777777">
+            <w:r>
+              <w:t xml:space="preserve">BAGIC_PREPROD_CURATED_DB.BGIL_VALIDATION -- tables DM_H_CDC_SNAPSHOT / DM_H_RELOAD_SNAPSHOT (transient).</w:t>
             </w:r>
           </w:p>
         </w:tc>
       </w:tr>
-      <w:tr>
+      <w:tr xmlns:wp14="http://schemas.microsoft.com/office/word/2010/wordml" wp14:textId="77777777">
         <w:tc>
           <w:tcPr>
-            <w:tcW w:type="dxa" w:w="3000"/>
+            <w:tcW w:w="3000" w:type="dxa"/>
           </w:tcPr>
-          <w:p>
+          <w:p wp14:textId="77777777">
             <w:r>
               <w:rPr>
                 <w:b/>
@@ -405,9 +405,9 @@
         </w:tc>
         <w:tc>
           <w:tcPr>
-            <w:tcW w:type="dxa" w:w="5640"/>
+            <w:tcW w:w="5640" w:type="dxa"/>
           </w:tcPr>
-          <w:p>
+          <w:p wp14:textId="77777777">
             <w:r>
               <w:t xml:space="preserve">MAXIMUS</w:t>
             </w:r>
@@ -415,8 +415,8 @@
         </w:tc>
       </w:tr>
     </w:tbl>
-    <w:p/>
-    <w:p>
+    <w:p xmlns:wp14="http://schemas.microsoft.com/office/word/2010/wordml" wp14:textId="77777777"/>
+    <w:p xmlns:wp14="http://schemas.microsoft.com/office/word/2010/wordml" wp14:textId="77777777">
       <w:pPr>
         <w:pStyle w:val="Heading1"/>
       </w:pPr>
@@ -424,27 +424,27 @@
         <w:t xml:space="preserve">Revision notes</w:t>
       </w:r>
     </w:p>
-    <w:p>
+    <w:p xmlns:wp14="http://schemas.microsoft.com/office/word/2010/wordml" wp14:textId="77777777">
       <w:r>
         <w:t xml:space="preserve">• Generated 2026-10-13 from the current maximus_partner_dv_dbt models by validation/tools/gen_dm_h.py (satellite lineage from gen_dm_a.py).</w:t>
       </w:r>
     </w:p>
-    <w:p>
+    <w:p xmlns:wp14="http://schemas.microsoft.com/office/word/2010/wordml" wp14:textId="77777777">
       <w:r>
         <w:t xml:space="preserve">• DM-H3 (idempotent re-load) is trimmed to ONE satellite per macro path for MAXIMUS (5 satellites here). Idempotency behaves identically for every sat built by a given macro, so one representative per macro is sufficient. Each sat is prefixed with its [macro-path].</w:t>
       </w:r>
     </w:p>
-    <w:p>
+    <w:p xmlns:wp14="http://schemas.microsoft.com/office/word/2010/wordml" wp14:textId="77777777">
       <w:r>
         <w:t xml:space="preserve">• Static queries (a) run on the data already loaded; the (b) procedures need a dbt load between a BEFORE and an AFTER capture and write to the snapshot schema.</w:t>
       </w:r>
     </w:p>
-    <w:p>
+    <w:p xmlns:wp14="http://schemas.microsoft.com/office/word/2010/wordml" wp14:textId="77777777">
       <w:r>
         <w:t xml:space="preserve">• Sections marked NA load only hard-coded NULL padding or a disabled placeholder.</w:t>
       </w:r>
     </w:p>
-    <w:p>
+    <w:p xmlns:wp14="http://schemas.microsoft.com/office/word/2010/wordml" wp14:textId="77777777">
       <w:pPr>
         <w:pStyle w:val="Heading1"/>
       </w:pPr>
@@ -455,8 +455,8 @@
     <w:tbl>
       <w:tblPr>
         <w:tblStyle w:val="LightList-Accent1"/>
-        <w:tblW w:type="auto" w:w="0"/>
-        <w:tblLook w:firstColumn="1" w:firstRow="1" w:lastColumn="0" w:lastRow="0" w:noHBand="0" w:noVBand="1" w:val="04A0"/>
+        <w:tblW w:w="0" w:type="auto"/>
+        <w:tblLook w:val="04A0" w:firstRow="1" w:lastRow="0" w:firstColumn="1" w:lastColumn="0" w:noHBand="0" w:noVBand="1"/>
       </w:tblPr>
       <w:tblGrid>
         <w:gridCol w:w="500"/>
@@ -466,12 +466,14 @@
         <w:gridCol w:w="1000"/>
         <w:gridCol w:w="1100"/>
       </w:tblGrid>
-      <w:tr>
+      <w:tr xmlns:wp14="http://schemas.microsoft.com/office/word/2010/wordml" wp14:textId="77777777">
         <w:tc>
           <w:tcPr>
-            <w:tcW w:type="dxa" w:w="500"/>
+            <w:cnfStyle w:val="001000000000" w:firstRow="0" w:lastRow="0" w:firstColumn="1" w:lastColumn="0" w:oddVBand="0" w:evenVBand="0" w:oddHBand="0" w:evenHBand="0" w:firstRowFirstColumn="0" w:firstRowLastColumn="0" w:lastRowFirstColumn="0" w:lastRowLastColumn="0"/>
+            <w:tcW w:w="500" w:type="dxa"/>
+            <w:tcMar/>
           </w:tcPr>
-          <w:p>
+          <w:p wp14:textId="77777777">
             <w:r>
               <w:rPr>
                 <w:b/>
@@ -482,9 +484,11 @@
         </w:tc>
         <w:tc>
           <w:tcPr>
-            <w:tcW w:type="dxa" w:w="1300"/>
+            <w:cnfStyle w:val="000000000000" w:firstRow="0" w:lastRow="0" w:firstColumn="0" w:lastColumn="0" w:oddVBand="0" w:evenVBand="0" w:oddHBand="0" w:evenHBand="0" w:firstRowFirstColumn="0" w:firstRowLastColumn="0" w:lastRowFirstColumn="0" w:lastRowLastColumn="0"/>
+            <w:tcW w:w="1300" w:type="dxa"/>
+            <w:tcMar/>
           </w:tcPr>
-          <w:p>
+          <w:p wp14:textId="77777777">
             <w:r>
               <w:rPr>
                 <w:b/>
@@ -495,9 +499,11 @@
         </w:tc>
         <w:tc>
           <w:tcPr>
-            <w:tcW w:type="dxa" w:w="3540"/>
+            <w:cnfStyle w:val="000000000000" w:firstRow="0" w:lastRow="0" w:firstColumn="0" w:lastColumn="0" w:oddVBand="0" w:evenVBand="0" w:oddHBand="0" w:evenHBand="0" w:firstRowFirstColumn="0" w:firstRowLastColumn="0" w:lastRowFirstColumn="0" w:lastRowLastColumn="0"/>
+            <w:tcW w:w="3540" w:type="dxa"/>
+            <w:tcMar/>
           </w:tcPr>
-          <w:p>
+          <w:p wp14:textId="77777777">
             <w:r>
               <w:rPr>
                 <w:b/>
@@ -508,9 +514,11 @@
         </w:tc>
         <w:tc>
           <w:tcPr>
-            <w:tcW w:type="dxa" w:w="1200"/>
+            <w:cnfStyle w:val="000000000000" w:firstRow="0" w:lastRow="0" w:firstColumn="0" w:lastColumn="0" w:oddVBand="0" w:evenVBand="0" w:oddHBand="0" w:evenHBand="0" w:firstRowFirstColumn="0" w:firstRowLastColumn="0" w:lastRowFirstColumn="0" w:lastRowLastColumn="0"/>
+            <w:tcW w:w="1200" w:type="dxa"/>
+            <w:tcMar/>
           </w:tcPr>
-          <w:p>
+          <w:p wp14:textId="77777777">
             <w:r>
               <w:rPr>
                 <w:b/>
@@ -521,9 +529,11 @@
         </w:tc>
         <w:tc>
           <w:tcPr>
-            <w:tcW w:type="dxa" w:w="1000"/>
+            <w:cnfStyle w:val="000000000000" w:firstRow="0" w:lastRow="0" w:firstColumn="0" w:lastColumn="0" w:oddVBand="0" w:evenVBand="0" w:oddHBand="0" w:evenHBand="0" w:firstRowFirstColumn="0" w:firstRowLastColumn="0" w:lastRowFirstColumn="0" w:lastRowLastColumn="0"/>
+            <w:tcW w:w="1000" w:type="dxa"/>
+            <w:tcMar/>
           </w:tcPr>
-          <w:p>
+          <w:p wp14:textId="77777777">
             <w:r>
               <w:rPr>
                 <w:b/>
@@ -534,9 +544,11 @@
         </w:tc>
         <w:tc>
           <w:tcPr>
-            <w:tcW w:type="dxa" w:w="1100"/>
+            <w:cnfStyle w:val="000000000000" w:firstRow="0" w:lastRow="0" w:firstColumn="0" w:lastColumn="0" w:oddVBand="0" w:evenVBand="0" w:oddHBand="0" w:evenHBand="0" w:firstRowFirstColumn="0" w:firstRowLastColumn="0" w:lastRowFirstColumn="0" w:lastRowLastColumn="0"/>
+            <w:tcW w:w="1100" w:type="dxa"/>
+            <w:tcMar/>
           </w:tcPr>
-          <w:p>
+          <w:p wp14:textId="77777777">
             <w:r>
               <w:rPr>
                 <w:b/>
@@ -546,12 +558,14 @@
           </w:p>
         </w:tc>
       </w:tr>
-      <w:tr>
+      <w:tr xmlns:wp14="http://schemas.microsoft.com/office/word/2010/wordml" wp14:textId="77777777">
         <w:tc>
           <w:tcPr>
-            <w:tcW w:type="dxa" w:w="500"/>
+            <w:cnfStyle w:val="001000000000" w:firstRow="0" w:lastRow="0" w:firstColumn="1" w:lastColumn="0" w:oddVBand="0" w:evenVBand="0" w:oddHBand="0" w:evenHBand="0" w:firstRowFirstColumn="0" w:firstRowLastColumn="0" w:lastRowFirstColumn="0" w:lastRowLastColumn="0"/>
+            <w:tcW w:w="500" w:type="dxa"/>
+            <w:tcMar/>
           </w:tcPr>
-          <w:p>
+          <w:p wp14:textId="77777777">
             <w:r>
               <w:t xml:space="preserve">1</w:t>
             </w:r>
@@ -559,9 +573,11 @@
         </w:tc>
         <w:tc>
           <w:tcPr>
-            <w:tcW w:type="dxa" w:w="1300"/>
+            <w:cnfStyle w:val="000000000000" w:firstRow="0" w:lastRow="0" w:firstColumn="0" w:lastColumn="0" w:oddVBand="0" w:evenVBand="0" w:oddHBand="0" w:evenHBand="0" w:firstRowFirstColumn="0" w:firstRowLastColumn="0" w:lastRowFirstColumn="0" w:lastRowLastColumn="0"/>
+            <w:tcW w:w="1300" w:type="dxa"/>
+            <w:tcMar/>
           </w:tcPr>
-          <w:p>
+          <w:p wp14:textId="77777777">
             <w:r>
               <w:t xml:space="preserve">MAXIMUS</w:t>
             </w:r>
@@ -569,19 +585,36 @@
         </w:tc>
         <w:tc>
           <w:tcPr>
-            <w:tcW w:type="dxa" w:w="3540"/>
+            <w:cnfStyle w:val="000000000000" w:firstRow="0" w:lastRow="0" w:firstColumn="0" w:lastColumn="0" w:oddVBand="0" w:evenVBand="0" w:oddHBand="0" w:evenHBand="0" w:firstRowFirstColumn="0" w:firstRowLastColumn="0" w:lastRowFirstColumn="0" w:lastRowLastColumn="0"/>
+            <w:tcW w:w="3540" w:type="dxa"/>
+            <w:tcMar/>
           </w:tcPr>
-          <w:p>
-            <w:r>
-              <w:t xml:space="preserve">[automate_dv.ma_sat] SAT_PARTY_ORG_DIRECTORS</w:t>
+          <w:p wp14:textId="36288012">
+            <w:r>
+              <w:rPr/>
+              <w:t>[</w:t>
+            </w:r>
+            <w:r>
+              <w:rPr/>
+              <w:t>automate_dv.ma_sat</w:t>
+            </w:r>
+            <w:r>
+              <w:rPr/>
+              <w:t>] SAT_PARTY_</w:t>
+            </w:r>
+            <w:r>
+              <w:rPr/>
+              <w:t>CONTACT_ADDRESS_LINK</w:t>
             </w:r>
           </w:p>
         </w:tc>
         <w:tc>
           <w:tcPr>
-            <w:tcW w:type="dxa" w:w="1200"/>
+            <w:cnfStyle w:val="000000000000" w:firstRow="0" w:lastRow="0" w:firstColumn="0" w:lastColumn="0" w:oddVBand="0" w:evenVBand="0" w:oddHBand="0" w:evenHBand="0" w:firstRowFirstColumn="0" w:firstRowLastColumn="0" w:lastRowFirstColumn="0" w:lastRowLastColumn="0"/>
+            <w:tcW w:w="1200" w:type="dxa"/>
+            <w:tcMar/>
           </w:tcPr>
-          <w:p>
+          <w:p wp14:textId="77777777">
             <w:r>
               <w:t xml:space="preserve">Implemented</w:t>
             </w:r>
@@ -589,37 +622,410 @@
         </w:tc>
         <w:tc>
           <w:tcPr>
-            <w:tcW w:type="dxa" w:w="1000"/>
+            <w:cnfStyle w:val="000000000000" w:firstRow="0" w:lastRow="0" w:firstColumn="0" w:lastColumn="0" w:oddVBand="0" w:evenVBand="0" w:oddHBand="0" w:evenHBand="0" w:firstRowFirstColumn="0" w:firstRowLastColumn="0" w:lastRowFirstColumn="0" w:lastRowLastColumn="0"/>
+            <w:tcW w:w="1000" w:type="dxa"/>
+            <w:tcMar/>
           </w:tcPr>
-          <w:p>
+          <w:p wp14:textId="301398D0">
+            <w:r>
+              <w:rPr/>
+              <w:t>Fail</w:t>
+            </w:r>
+          </w:p>
+        </w:tc>
+        <w:tc>
+          <w:tcPr>
+            <w:cnfStyle w:val="000000000000" w:firstRow="0" w:lastRow="0" w:firstColumn="0" w:lastColumn="0" w:oddVBand="0" w:evenVBand="0" w:oddHBand="0" w:evenHBand="0" w:firstRowFirstColumn="0" w:firstRowLastColumn="0" w:lastRowFirstColumn="0" w:lastRowLastColumn="0"/>
+            <w:tcW w:w="1100" w:type="dxa"/>
+            <w:tcMar/>
+          </w:tcPr>
+          <w:p wp14:textId="77777777">
+            <w:r/>
+          </w:p>
+        </w:tc>
+      </w:tr>
+      <w:tr xmlns:wp14="http://schemas.microsoft.com/office/word/2010/wordml" wp14:textId="77777777">
+        <w:tc>
+          <w:tcPr>
+            <w:cnfStyle w:val="001000000000" w:firstRow="0" w:lastRow="0" w:firstColumn="1" w:lastColumn="0" w:oddVBand="0" w:evenVBand="0" w:oddHBand="0" w:evenHBand="0" w:firstRowFirstColumn="0" w:firstRowLastColumn="0" w:lastRowFirstColumn="0" w:lastRowLastColumn="0"/>
+            <w:tcW w:w="500" w:type="dxa"/>
+            <w:tcMar/>
+          </w:tcPr>
+          <w:p wp14:textId="77777777">
+            <w:r>
+              <w:t xml:space="preserve">2</w:t>
+            </w:r>
+          </w:p>
+        </w:tc>
+        <w:tc>
+          <w:tcPr>
+            <w:cnfStyle w:val="000000000000" w:firstRow="0" w:lastRow="0" w:firstColumn="0" w:lastColumn="0" w:oddVBand="0" w:evenVBand="0" w:oddHBand="0" w:evenHBand="0" w:firstRowFirstColumn="0" w:firstRowLastColumn="0" w:lastRowFirstColumn="0" w:lastRowLastColumn="0"/>
+            <w:tcW w:w="1300" w:type="dxa"/>
+            <w:tcMar/>
+          </w:tcPr>
+          <w:p wp14:textId="77777777">
+            <w:r>
+              <w:t xml:space="preserve">MAXIMUS</w:t>
+            </w:r>
+          </w:p>
+        </w:tc>
+        <w:tc>
+          <w:tcPr>
+            <w:cnfStyle w:val="000000000000" w:firstRow="0" w:lastRow="0" w:firstColumn="0" w:lastColumn="0" w:oddVBand="0" w:evenVBand="0" w:oddHBand="0" w:evenHBand="0" w:firstRowFirstColumn="0" w:firstRowLastColumn="0" w:lastRowFirstColumn="0" w:lastRowLastColumn="0"/>
+            <w:tcW w:w="3540" w:type="dxa"/>
+            <w:tcMar/>
+          </w:tcPr>
+          <w:p wp14:textId="77777777">
+            <w:r>
+              <w:t xml:space="preserve">[automate_dv.sat] SAT_COMMON_ADMIN_GEOGRAPHY</w:t>
+            </w:r>
+          </w:p>
+        </w:tc>
+        <w:tc>
+          <w:tcPr>
+            <w:cnfStyle w:val="000000000000" w:firstRow="0" w:lastRow="0" w:firstColumn="0" w:lastColumn="0" w:oddVBand="0" w:evenVBand="0" w:oddHBand="0" w:evenHBand="0" w:firstRowFirstColumn="0" w:firstRowLastColumn="0" w:lastRowFirstColumn="0" w:lastRowLastColumn="0"/>
+            <w:tcW w:w="1200" w:type="dxa"/>
+            <w:tcMar/>
+          </w:tcPr>
+          <w:p wp14:textId="77777777">
+            <w:r>
+              <w:t xml:space="preserve">Implemented</w:t>
+            </w:r>
+          </w:p>
+        </w:tc>
+        <w:tc>
+          <w:tcPr>
+            <w:cnfStyle w:val="000000000000" w:firstRow="0" w:lastRow="0" w:firstColumn="0" w:lastColumn="0" w:oddVBand="0" w:evenVBand="0" w:oddHBand="0" w:evenHBand="0" w:firstRowFirstColumn="0" w:firstRowLastColumn="0" w:lastRowFirstColumn="0" w:lastRowLastColumn="0"/>
+            <w:tcW w:w="1000" w:type="dxa"/>
+            <w:tcMar/>
+          </w:tcPr>
+          <w:p wp14:textId="547A1E06">
+            <w:r>
+              <w:rPr/>
+              <w:t>Fail</w:t>
+            </w:r>
+          </w:p>
+        </w:tc>
+        <w:tc>
+          <w:tcPr>
+            <w:cnfStyle w:val="000000000000" w:firstRow="0" w:lastRow="0" w:firstColumn="0" w:lastColumn="0" w:oddVBand="0" w:evenVBand="0" w:oddHBand="0" w:evenHBand="0" w:firstRowFirstColumn="0" w:firstRowLastColumn="0" w:lastRowFirstColumn="0" w:lastRowLastColumn="0"/>
+            <w:tcW w:w="1100" w:type="dxa"/>
+            <w:tcMar/>
+          </w:tcPr>
+          <w:p wp14:textId="77777777">
+            <w:r/>
+          </w:p>
+        </w:tc>
+      </w:tr>
+      <w:tr xmlns:wp14="http://schemas.microsoft.com/office/word/2010/wordml" wp14:textId="77777777">
+        <w:tc>
+          <w:tcPr>
+            <w:cnfStyle w:val="001000000000" w:firstRow="0" w:lastRow="0" w:firstColumn="1" w:lastColumn="0" w:oddVBand="0" w:evenVBand="0" w:oddHBand="0" w:evenHBand="0" w:firstRowFirstColumn="0" w:firstRowLastColumn="0" w:lastRowFirstColumn="0" w:lastRowLastColumn="0"/>
+            <w:tcW w:w="500" w:type="dxa"/>
+            <w:tcMar/>
+          </w:tcPr>
+          <w:p wp14:textId="77777777">
+            <w:r>
+              <w:t xml:space="preserve">3</w:t>
+            </w:r>
+          </w:p>
+        </w:tc>
+        <w:tc>
+          <w:tcPr>
+            <w:cnfStyle w:val="000000000000" w:firstRow="0" w:lastRow="0" w:firstColumn="0" w:lastColumn="0" w:oddVBand="0" w:evenVBand="0" w:oddHBand="0" w:evenHBand="0" w:firstRowFirstColumn="0" w:firstRowLastColumn="0" w:lastRowFirstColumn="0" w:lastRowLastColumn="0"/>
+            <w:tcW w:w="1300" w:type="dxa"/>
+            <w:tcMar/>
+          </w:tcPr>
+          <w:p wp14:textId="77777777">
+            <w:r>
+              <w:t xml:space="preserve">MAXIMUS</w:t>
+            </w:r>
+          </w:p>
+        </w:tc>
+        <w:tc>
+          <w:tcPr>
+            <w:cnfStyle w:val="000000000000" w:firstRow="0" w:lastRow="0" w:firstColumn="0" w:lastColumn="0" w:oddVBand="0" w:evenVBand="0" w:oddHBand="0" w:evenHBand="0" w:firstRowFirstColumn="0" w:firstRowLastColumn="0" w:lastRowFirstColumn="0" w:lastRowLastColumn="0"/>
+            <w:tcW w:w="3540" w:type="dxa"/>
+            <w:tcMar/>
+          </w:tcPr>
+          <w:p wp14:textId="77777777">
+            <w:r>
+              <w:t xml:space="preserve">[ma_sat_multi_source] SAT_LNK_PARTY_ROLE_CORE</w:t>
+            </w:r>
+          </w:p>
+        </w:tc>
+        <w:tc>
+          <w:tcPr>
+            <w:cnfStyle w:val="000000000000" w:firstRow="0" w:lastRow="0" w:firstColumn="0" w:lastColumn="0" w:oddVBand="0" w:evenVBand="0" w:oddHBand="0" w:evenHBand="0" w:firstRowFirstColumn="0" w:firstRowLastColumn="0" w:lastRowFirstColumn="0" w:lastRowLastColumn="0"/>
+            <w:tcW w:w="1200" w:type="dxa"/>
+            <w:tcMar/>
+          </w:tcPr>
+          <w:p wp14:textId="77777777">
+            <w:r>
+              <w:t xml:space="preserve">Implemented</w:t>
+            </w:r>
+          </w:p>
+        </w:tc>
+        <w:tc>
+          <w:tcPr>
+            <w:cnfStyle w:val="000000000000" w:firstRow="0" w:lastRow="0" w:firstColumn="0" w:lastColumn="0" w:oddVBand="0" w:evenVBand="0" w:oddHBand="0" w:evenHBand="0" w:firstRowFirstColumn="0" w:firstRowLastColumn="0" w:lastRowFirstColumn="0" w:lastRowLastColumn="0"/>
+            <w:tcW w:w="1000" w:type="dxa"/>
+            <w:tcMar/>
+          </w:tcPr>
+          <w:p wp14:textId="5E5ADF47">
+            <w:r>
+              <w:rPr/>
+              <w:t>Fail</w:t>
+            </w:r>
+          </w:p>
+        </w:tc>
+        <w:tc>
+          <w:tcPr>
+            <w:cnfStyle w:val="000000000000" w:firstRow="0" w:lastRow="0" w:firstColumn="0" w:lastColumn="0" w:oddVBand="0" w:evenVBand="0" w:oddHBand="0" w:evenHBand="0" w:firstRowFirstColumn="0" w:firstRowLastColumn="0" w:lastRowFirstColumn="0" w:lastRowLastColumn="0"/>
+            <w:tcW w:w="1100" w:type="dxa"/>
+            <w:tcMar/>
+          </w:tcPr>
+          <w:p wp14:textId="77777777">
+            <w:r/>
+          </w:p>
+        </w:tc>
+      </w:tr>
+      <w:tr xmlns:wp14="http://schemas.microsoft.com/office/word/2010/wordml" wp14:textId="77777777">
+        <w:tc>
+          <w:tcPr>
+            <w:cnfStyle w:val="001000000000" w:firstRow="0" w:lastRow="0" w:firstColumn="1" w:lastColumn="0" w:oddVBand="0" w:evenVBand="0" w:oddHBand="0" w:evenHBand="0" w:firstRowFirstColumn="0" w:firstRowLastColumn="0" w:lastRowFirstColumn="0" w:lastRowLastColumn="0"/>
+            <w:tcW w:w="500" w:type="dxa"/>
+            <w:tcMar/>
+          </w:tcPr>
+          <w:p wp14:textId="77777777">
+            <w:r>
+              <w:t xml:space="preserve">4</w:t>
+            </w:r>
+          </w:p>
+        </w:tc>
+        <w:tc>
+          <w:tcPr>
+            <w:cnfStyle w:val="000000000000" w:firstRow="0" w:lastRow="0" w:firstColumn="0" w:lastColumn="0" w:oddVBand="0" w:evenVBand="0" w:oddHBand="0" w:evenHBand="0" w:firstRowFirstColumn="0" w:firstRowLastColumn="0" w:lastRowFirstColumn="0" w:lastRowLastColumn="0"/>
+            <w:tcW w:w="1300" w:type="dxa"/>
+            <w:tcMar/>
+          </w:tcPr>
+          <w:p wp14:textId="77777777">
+            <w:r>
+              <w:t xml:space="preserve">MAXIMUS</w:t>
+            </w:r>
+          </w:p>
+        </w:tc>
+        <w:tc>
+          <w:tcPr>
+            <w:cnfStyle w:val="000000000000" w:firstRow="0" w:lastRow="0" w:firstColumn="0" w:lastColumn="0" w:oddVBand="0" w:evenVBand="0" w:oddHBand="0" w:evenHBand="0" w:firstRowFirstColumn="0" w:firstRowLastColumn="0" w:lastRowFirstColumn="0" w:lastRowLastColumn="0"/>
+            <w:tcW w:w="3540" w:type="dxa"/>
+            <w:tcMar/>
+          </w:tcPr>
+          <w:p wp14:textId="77777777">
+            <w:r>
+              <w:t xml:space="preserve">[sat_multi_source] SAT_PARTY_BANKING</w:t>
+            </w:r>
+          </w:p>
+        </w:tc>
+        <w:tc>
+          <w:tcPr>
+            <w:cnfStyle w:val="000000000000" w:firstRow="0" w:lastRow="0" w:firstColumn="0" w:lastColumn="0" w:oddVBand="0" w:evenVBand="0" w:oddHBand="0" w:evenHBand="0" w:firstRowFirstColumn="0" w:firstRowLastColumn="0" w:lastRowFirstColumn="0" w:lastRowLastColumn="0"/>
+            <w:tcW w:w="1200" w:type="dxa"/>
+            <w:tcMar/>
+          </w:tcPr>
+          <w:p wp14:textId="77777777">
+            <w:r>
+              <w:t xml:space="preserve">Implemented</w:t>
+            </w:r>
+          </w:p>
+        </w:tc>
+        <w:tc>
+          <w:tcPr>
+            <w:cnfStyle w:val="000000000000" w:firstRow="0" w:lastRow="0" w:firstColumn="0" w:lastColumn="0" w:oddVBand="0" w:evenVBand="0" w:oddHBand="0" w:evenHBand="0" w:firstRowFirstColumn="0" w:firstRowLastColumn="0" w:lastRowFirstColumn="0" w:lastRowLastColumn="0"/>
+            <w:tcW w:w="1000" w:type="dxa"/>
+            <w:tcMar/>
+          </w:tcPr>
+          <w:p wp14:textId="7CA26B7C">
+            <w:r>
+              <w:rPr/>
+              <w:t>Pass</w:t>
+            </w:r>
+          </w:p>
+        </w:tc>
+        <w:tc>
+          <w:tcPr>
+            <w:cnfStyle w:val="000000000000" w:firstRow="0" w:lastRow="0" w:firstColumn="0" w:lastColumn="0" w:oddVBand="0" w:evenVBand="0" w:oddHBand="0" w:evenHBand="0" w:firstRowFirstColumn="0" w:firstRowLastColumn="0" w:lastRowFirstColumn="0" w:lastRowLastColumn="0"/>
+            <w:tcW w:w="1100" w:type="dxa"/>
+            <w:tcMar/>
+          </w:tcPr>
+          <w:p wp14:textId="77777777">
+            <w:r/>
+          </w:p>
+        </w:tc>
+      </w:tr>
+      <w:tr xmlns:wp14="http://schemas.microsoft.com/office/word/2010/wordml" wp14:textId="77777777">
+        <w:tc>
+          <w:tcPr>
+            <w:cnfStyle w:val="001000000000" w:firstRow="0" w:lastRow="0" w:firstColumn="1" w:lastColumn="0" w:oddVBand="0" w:evenVBand="0" w:oddHBand="0" w:evenHBand="0" w:firstRowFirstColumn="0" w:firstRowLastColumn="0" w:lastRowFirstColumn="0" w:lastRowLastColumn="0"/>
+            <w:tcW w:w="500" w:type="dxa"/>
+            <w:tcMar/>
+          </w:tcPr>
+          <w:p wp14:textId="77777777">
+            <w:r>
+              <w:t xml:space="preserve">5</w:t>
+            </w:r>
+          </w:p>
+        </w:tc>
+        <w:tc>
+          <w:tcPr>
+            <w:cnfStyle w:val="000000000000" w:firstRow="0" w:lastRow="0" w:firstColumn="0" w:lastColumn="0" w:oddVBand="0" w:evenVBand="0" w:oddHBand="0" w:evenHBand="0" w:firstRowFirstColumn="0" w:firstRowLastColumn="0" w:lastRowFirstColumn="0" w:lastRowLastColumn="0"/>
+            <w:tcW w:w="1300" w:type="dxa"/>
+            <w:tcMar/>
+          </w:tcPr>
+          <w:p wp14:textId="77777777">
+            <w:r>
+              <w:t xml:space="preserve">MAXIMUS</w:t>
+            </w:r>
+          </w:p>
+        </w:tc>
+        <w:tc>
+          <w:tcPr>
+            <w:cnfStyle w:val="000000000000" w:firstRow="0" w:lastRow="0" w:firstColumn="0" w:lastColumn="0" w:oddVBand="0" w:evenVBand="0" w:oddHBand="0" w:evenHBand="0" w:firstRowFirstColumn="0" w:firstRowLastColumn="0" w:lastRowFirstColumn="0" w:lastRowLastColumn="0"/>
+            <w:tcW w:w="3540" w:type="dxa"/>
+            <w:tcMar/>
+          </w:tcPr>
+          <w:p wp14:textId="77777777">
+            <w:r>
+              <w:t xml:space="preserve">[sat_multi_source(OBJECT)] SAT_COMMON_CONTACT</w:t>
+            </w:r>
+          </w:p>
+        </w:tc>
+        <w:tc>
+          <w:tcPr>
+            <w:cnfStyle w:val="000000000000" w:firstRow="0" w:lastRow="0" w:firstColumn="0" w:lastColumn="0" w:oddVBand="0" w:evenVBand="0" w:oddHBand="0" w:evenHBand="0" w:firstRowFirstColumn="0" w:firstRowLastColumn="0" w:lastRowFirstColumn="0" w:lastRowLastColumn="0"/>
+            <w:tcW w:w="1200" w:type="dxa"/>
+            <w:tcMar/>
+          </w:tcPr>
+          <w:p wp14:textId="77777777">
+            <w:r>
+              <w:t xml:space="preserve">Implemented</w:t>
+            </w:r>
+          </w:p>
+        </w:tc>
+        <w:tc>
+          <w:tcPr>
+            <w:cnfStyle w:val="000000000000" w:firstRow="0" w:lastRow="0" w:firstColumn="0" w:lastColumn="0" w:oddVBand="0" w:evenVBand="0" w:oddHBand="0" w:evenHBand="0" w:firstRowFirstColumn="0" w:firstRowLastColumn="0" w:lastRowFirstColumn="0" w:lastRowLastColumn="0"/>
+            <w:tcW w:w="1000" w:type="dxa"/>
+            <w:tcMar/>
+          </w:tcPr>
+          <w:p wp14:textId="2E4A2123">
+            <w:r>
+              <w:rPr/>
+              <w:t>Pass</w:t>
+            </w:r>
+          </w:p>
+        </w:tc>
+        <w:tc>
+          <w:tcPr>
+            <w:cnfStyle w:val="000000000000" w:firstRow="0" w:lastRow="0" w:firstColumn="0" w:lastColumn="0" w:oddVBand="0" w:evenVBand="0" w:oddHBand="0" w:evenHBand="0" w:firstRowFirstColumn="0" w:firstRowLastColumn="0" w:lastRowFirstColumn="0" w:lastRowLastColumn="0"/>
+            <w:tcW w:w="1100" w:type="dxa"/>
+            <w:tcMar/>
+          </w:tcPr>
+          <w:p wp14:textId="77777777">
+            <w:r/>
+          </w:p>
+        </w:tc>
+      </w:tr>
+      <w:tr xmlns:wp14="http://schemas.microsoft.com/office/word/2010/wordml" wp14:textId="77777777">
+        <w:tc>
+          <w:tcPr>
+            <w:cnfStyle w:val="001000000000" w:firstRow="0" w:lastRow="0" w:firstColumn="1" w:lastColumn="0" w:oddVBand="0" w:evenVBand="0" w:oddHBand="0" w:evenHBand="0" w:firstRowFirstColumn="0" w:firstRowLastColumn="0" w:lastRowFirstColumn="0" w:lastRowLastColumn="0"/>
+            <w:tcW w:w="500" w:type="dxa"/>
+            <w:tcMar/>
+          </w:tcPr>
+          <w:p wp14:textId="77777777">
+            <w:r>
+              <w:t xml:space="preserve">6</w:t>
+            </w:r>
+          </w:p>
+        </w:tc>
+        <w:tc>
+          <w:tcPr>
+            <w:cnfStyle w:val="000000000000" w:firstRow="0" w:lastRow="0" w:firstColumn="0" w:lastColumn="0" w:oddVBand="0" w:evenVBand="0" w:oddHBand="0" w:evenHBand="0" w:firstRowFirstColumn="0" w:firstRowLastColumn="0" w:lastRowFirstColumn="0" w:lastRowLastColumn="0"/>
+            <w:tcW w:w="1300" w:type="dxa"/>
+            <w:tcMar/>
+          </w:tcPr>
+          <w:p wp14:textId="77777777">
+            <w:r>
+              <w:t xml:space="preserve">MAXIMUS</w:t>
+            </w:r>
+          </w:p>
+        </w:tc>
+        <w:tc>
+          <w:tcPr>
+            <w:cnfStyle w:val="000000000000" w:firstRow="0" w:lastRow="0" w:firstColumn="0" w:lastColumn="0" w:oddVBand="0" w:evenVBand="0" w:oddHBand="0" w:evenHBand="0" w:firstRowFirstColumn="0" w:firstRowLastColumn="0" w:lastRowFirstColumn="0" w:lastRowLastColumn="0"/>
+            <w:tcW w:w="3540" w:type="dxa"/>
+            <w:tcMar/>
+          </w:tcPr>
+          <w:p wp14:textId="77777777">
+            <w:r>
+              <w:t xml:space="preserve">Re-load test: capture row counts</w:t>
+            </w:r>
+          </w:p>
+        </w:tc>
+        <w:tc>
+          <w:tcPr>
+            <w:cnfStyle w:val="000000000000" w:firstRow="0" w:lastRow="0" w:firstColumn="0" w:lastColumn="0" w:oddVBand="0" w:evenVBand="0" w:oddHBand="0" w:evenHBand="0" w:firstRowFirstColumn="0" w:firstRowLastColumn="0" w:lastRowFirstColumn="0" w:lastRowLastColumn="0"/>
+            <w:tcW w:w="1200" w:type="dxa"/>
+            <w:tcMar/>
+          </w:tcPr>
+          <w:p wp14:textId="77777777">
+            <w:r>
+              <w:t xml:space="preserve">Procedure</w:t>
+            </w:r>
+          </w:p>
+        </w:tc>
+        <w:tc>
+          <w:tcPr>
+            <w:cnfStyle w:val="000000000000" w:firstRow="0" w:lastRow="0" w:firstColumn="0" w:lastColumn="0" w:oddVBand="0" w:evenVBand="0" w:oddHBand="0" w:evenHBand="0" w:firstRowFirstColumn="0" w:firstRowLastColumn="0" w:lastRowFirstColumn="0" w:lastRowLastColumn="0"/>
+            <w:tcW w:w="1000" w:type="dxa"/>
+            <w:tcMar/>
+          </w:tcPr>
+          <w:p wp14:textId="77777777">
             <w:r/>
           </w:p>
         </w:tc>
         <w:tc>
           <w:tcPr>
-            <w:tcW w:type="dxa" w:w="1100"/>
+            <w:cnfStyle w:val="000000000000" w:firstRow="0" w:lastRow="0" w:firstColumn="0" w:lastColumn="0" w:oddVBand="0" w:evenVBand="0" w:oddHBand="0" w:evenHBand="0" w:firstRowFirstColumn="0" w:firstRowLastColumn="0" w:lastRowFirstColumn="0" w:lastRowLastColumn="0"/>
+            <w:tcW w:w="1100" w:type="dxa"/>
+            <w:tcMar/>
           </w:tcPr>
-          <w:p>
+          <w:p wp14:textId="77777777">
             <w:r/>
           </w:p>
         </w:tc>
       </w:tr>
-      <w:tr>
+      <w:tr xmlns:wp14="http://schemas.microsoft.com/office/word/2010/wordml" wp14:textId="77777777">
         <w:tc>
           <w:tcPr>
-            <w:tcW w:type="dxa" w:w="500"/>
+            <w:cnfStyle w:val="001000000000" w:firstRow="0" w:lastRow="0" w:firstColumn="1" w:lastColumn="0" w:oddVBand="0" w:evenVBand="0" w:oddHBand="0" w:evenHBand="0" w:firstRowFirstColumn="0" w:firstRowLastColumn="0" w:lastRowFirstColumn="0" w:lastRowLastColumn="0"/>
+            <w:tcW w:w="500" w:type="dxa"/>
+            <w:tcMar/>
           </w:tcPr>
-          <w:p>
-            <w:r>
-              <w:t xml:space="preserve">2</w:t>
+          <w:p wp14:textId="77777777">
+            <w:r>
+              <w:t xml:space="preserve">7</w:t>
             </w:r>
           </w:p>
         </w:tc>
         <w:tc>
           <w:tcPr>
-            <w:tcW w:type="dxa" w:w="1300"/>
+            <w:cnfStyle w:val="000000000000" w:firstRow="0" w:lastRow="0" w:firstColumn="0" w:lastColumn="0" w:oddVBand="0" w:evenVBand="0" w:oddHBand="0" w:evenHBand="0" w:firstRowFirstColumn="0" w:firstRowLastColumn="0" w:lastRowFirstColumn="0" w:lastRowLastColumn="0"/>
+            <w:tcW w:w="1300" w:type="dxa"/>
+            <w:tcMar/>
           </w:tcPr>
-          <w:p>
+          <w:p wp14:textId="77777777">
             <w:r>
               <w:t xml:space="preserve">MAXIMUS</w:t>
             </w:r>
@@ -627,19 +1033,23 @@
         </w:tc>
         <w:tc>
           <w:tcPr>
-            <w:tcW w:type="dxa" w:w="3540"/>
+            <w:cnfStyle w:val="000000000000" w:firstRow="0" w:lastRow="0" w:firstColumn="0" w:lastColumn="0" w:oddVBand="0" w:evenVBand="0" w:oddHBand="0" w:evenHBand="0" w:firstRowFirstColumn="0" w:firstRowLastColumn="0" w:lastRowFirstColumn="0" w:lastRowLastColumn="0"/>
+            <w:tcW w:w="3540" w:type="dxa"/>
+            <w:tcMar/>
           </w:tcPr>
-          <w:p>
-            <w:r>
-              <w:t xml:space="preserve">[automate_dv.sat] SAT_COMMON_ADMIN_GEOGRAPHY</w:t>
+          <w:p wp14:textId="77777777">
+            <w:r>
+              <w:t xml:space="preserve">Re-load test: result</w:t>
             </w:r>
           </w:p>
         </w:tc>
         <w:tc>
           <w:tcPr>
-            <w:tcW w:type="dxa" w:w="1200"/>
+            <w:cnfStyle w:val="000000000000" w:firstRow="0" w:lastRow="0" w:firstColumn="0" w:lastColumn="0" w:oddVBand="0" w:evenVBand="0" w:oddHBand="0" w:evenHBand="0" w:firstRowFirstColumn="0" w:firstRowLastColumn="0" w:lastRowFirstColumn="0" w:lastRowLastColumn="0"/>
+            <w:tcW w:w="1200" w:type="dxa"/>
+            <w:tcMar/>
           </w:tcPr>
-          <w:p>
+          <w:p wp14:textId="77777777">
             <w:r>
               <w:t xml:space="preserve">Implemented</w:t>
             </w:r>
@@ -647,314 +1057,28 @@
         </w:tc>
         <w:tc>
           <w:tcPr>
-            <w:tcW w:type="dxa" w:w="1000"/>
+            <w:cnfStyle w:val="000000000000" w:firstRow="0" w:lastRow="0" w:firstColumn="0" w:lastColumn="0" w:oddVBand="0" w:evenVBand="0" w:oddHBand="0" w:evenHBand="0" w:firstRowFirstColumn="0" w:firstRowLastColumn="0" w:lastRowFirstColumn="0" w:lastRowLastColumn="0"/>
+            <w:tcW w:w="1000" w:type="dxa"/>
+            <w:tcMar/>
           </w:tcPr>
-          <w:p>
+          <w:p wp14:textId="77777777">
             <w:r/>
           </w:p>
         </w:tc>
         <w:tc>
           <w:tcPr>
-            <w:tcW w:type="dxa" w:w="1100"/>
+            <w:cnfStyle w:val="000000000000" w:firstRow="0" w:lastRow="0" w:firstColumn="0" w:lastColumn="0" w:oddVBand="0" w:evenVBand="0" w:oddHBand="0" w:evenHBand="0" w:firstRowFirstColumn="0" w:firstRowLastColumn="0" w:lastRowFirstColumn="0" w:lastRowLastColumn="0"/>
+            <w:tcW w:w="1100" w:type="dxa"/>
+            <w:tcMar/>
           </w:tcPr>
-          <w:p>
-            <w:r/>
-          </w:p>
-        </w:tc>
-      </w:tr>
-      <w:tr>
-        <w:tc>
-          <w:tcPr>
-            <w:tcW w:type="dxa" w:w="500"/>
-          </w:tcPr>
-          <w:p>
-            <w:r>
-              <w:t xml:space="preserve">3</w:t>
-            </w:r>
-          </w:p>
-        </w:tc>
-        <w:tc>
-          <w:tcPr>
-            <w:tcW w:type="dxa" w:w="1300"/>
-          </w:tcPr>
-          <w:p>
-            <w:r>
-              <w:t xml:space="preserve">MAXIMUS</w:t>
-            </w:r>
-          </w:p>
-        </w:tc>
-        <w:tc>
-          <w:tcPr>
-            <w:tcW w:type="dxa" w:w="3540"/>
-          </w:tcPr>
-          <w:p>
-            <w:r>
-              <w:t xml:space="preserve">[ma_sat_multi_source] SAT_LNK_PARTY_ROLE_CORE</w:t>
-            </w:r>
-          </w:p>
-        </w:tc>
-        <w:tc>
-          <w:tcPr>
-            <w:tcW w:type="dxa" w:w="1200"/>
-          </w:tcPr>
-          <w:p>
-            <w:r>
-              <w:t xml:space="preserve">Implemented</w:t>
-            </w:r>
-          </w:p>
-        </w:tc>
-        <w:tc>
-          <w:tcPr>
-            <w:tcW w:type="dxa" w:w="1000"/>
-          </w:tcPr>
-          <w:p>
-            <w:r/>
-          </w:p>
-        </w:tc>
-        <w:tc>
-          <w:tcPr>
-            <w:tcW w:type="dxa" w:w="1100"/>
-          </w:tcPr>
-          <w:p>
-            <w:r/>
-          </w:p>
-        </w:tc>
-      </w:tr>
-      <w:tr>
-        <w:tc>
-          <w:tcPr>
-            <w:tcW w:type="dxa" w:w="500"/>
-          </w:tcPr>
-          <w:p>
-            <w:r>
-              <w:t xml:space="preserve">4</w:t>
-            </w:r>
-          </w:p>
-        </w:tc>
-        <w:tc>
-          <w:tcPr>
-            <w:tcW w:type="dxa" w:w="1300"/>
-          </w:tcPr>
-          <w:p>
-            <w:r>
-              <w:t xml:space="preserve">MAXIMUS</w:t>
-            </w:r>
-          </w:p>
-        </w:tc>
-        <w:tc>
-          <w:tcPr>
-            <w:tcW w:type="dxa" w:w="3540"/>
-          </w:tcPr>
-          <w:p>
-            <w:r>
-              <w:t xml:space="preserve">[sat_multi_source] SAT_PARTY_BANKING</w:t>
-            </w:r>
-          </w:p>
-        </w:tc>
-        <w:tc>
-          <w:tcPr>
-            <w:tcW w:type="dxa" w:w="1200"/>
-          </w:tcPr>
-          <w:p>
-            <w:r>
-              <w:t xml:space="preserve">Implemented</w:t>
-            </w:r>
-          </w:p>
-        </w:tc>
-        <w:tc>
-          <w:tcPr>
-            <w:tcW w:type="dxa" w:w="1000"/>
-          </w:tcPr>
-          <w:p>
-            <w:r/>
-          </w:p>
-        </w:tc>
-        <w:tc>
-          <w:tcPr>
-            <w:tcW w:type="dxa" w:w="1100"/>
-          </w:tcPr>
-          <w:p>
-            <w:r/>
-          </w:p>
-        </w:tc>
-      </w:tr>
-      <w:tr>
-        <w:tc>
-          <w:tcPr>
-            <w:tcW w:type="dxa" w:w="500"/>
-          </w:tcPr>
-          <w:p>
-            <w:r>
-              <w:t xml:space="preserve">5</w:t>
-            </w:r>
-          </w:p>
-        </w:tc>
-        <w:tc>
-          <w:tcPr>
-            <w:tcW w:type="dxa" w:w="1300"/>
-          </w:tcPr>
-          <w:p>
-            <w:r>
-              <w:t xml:space="preserve">MAXIMUS</w:t>
-            </w:r>
-          </w:p>
-        </w:tc>
-        <w:tc>
-          <w:tcPr>
-            <w:tcW w:type="dxa" w:w="3540"/>
-          </w:tcPr>
-          <w:p>
-            <w:r>
-              <w:t xml:space="preserve">[sat_multi_source(OBJECT)] SAT_COMMON_CONTACT</w:t>
-            </w:r>
-          </w:p>
-        </w:tc>
-        <w:tc>
-          <w:tcPr>
-            <w:tcW w:type="dxa" w:w="1200"/>
-          </w:tcPr>
-          <w:p>
-            <w:r>
-              <w:t xml:space="preserve">Implemented</w:t>
-            </w:r>
-          </w:p>
-        </w:tc>
-        <w:tc>
-          <w:tcPr>
-            <w:tcW w:type="dxa" w:w="1000"/>
-          </w:tcPr>
-          <w:p>
-            <w:r/>
-          </w:p>
-        </w:tc>
-        <w:tc>
-          <w:tcPr>
-            <w:tcW w:type="dxa" w:w="1100"/>
-          </w:tcPr>
-          <w:p>
-            <w:r/>
-          </w:p>
-        </w:tc>
-      </w:tr>
-      <w:tr>
-        <w:tc>
-          <w:tcPr>
-            <w:tcW w:type="dxa" w:w="500"/>
-          </w:tcPr>
-          <w:p>
-            <w:r>
-              <w:t xml:space="preserve">6</w:t>
-            </w:r>
-          </w:p>
-        </w:tc>
-        <w:tc>
-          <w:tcPr>
-            <w:tcW w:type="dxa" w:w="1300"/>
-          </w:tcPr>
-          <w:p>
-            <w:r>
-              <w:t xml:space="preserve">MAXIMUS</w:t>
-            </w:r>
-          </w:p>
-        </w:tc>
-        <w:tc>
-          <w:tcPr>
-            <w:tcW w:type="dxa" w:w="3540"/>
-          </w:tcPr>
-          <w:p>
-            <w:r>
-              <w:t xml:space="preserve">Re-load test: capture row counts</w:t>
-            </w:r>
-          </w:p>
-        </w:tc>
-        <w:tc>
-          <w:tcPr>
-            <w:tcW w:type="dxa" w:w="1200"/>
-          </w:tcPr>
-          <w:p>
-            <w:r>
-              <w:t xml:space="preserve">Procedure</w:t>
-            </w:r>
-          </w:p>
-        </w:tc>
-        <w:tc>
-          <w:tcPr>
-            <w:tcW w:type="dxa" w:w="1000"/>
-          </w:tcPr>
-          <w:p>
-            <w:r/>
-          </w:p>
-        </w:tc>
-        <w:tc>
-          <w:tcPr>
-            <w:tcW w:type="dxa" w:w="1100"/>
-          </w:tcPr>
-          <w:p>
-            <w:r/>
-          </w:p>
-        </w:tc>
-      </w:tr>
-      <w:tr>
-        <w:tc>
-          <w:tcPr>
-            <w:tcW w:type="dxa" w:w="500"/>
-          </w:tcPr>
-          <w:p>
-            <w:r>
-              <w:t xml:space="preserve">7</w:t>
-            </w:r>
-          </w:p>
-        </w:tc>
-        <w:tc>
-          <w:tcPr>
-            <w:tcW w:type="dxa" w:w="1300"/>
-          </w:tcPr>
-          <w:p>
-            <w:r>
-              <w:t xml:space="preserve">MAXIMUS</w:t>
-            </w:r>
-          </w:p>
-        </w:tc>
-        <w:tc>
-          <w:tcPr>
-            <w:tcW w:type="dxa" w:w="3540"/>
-          </w:tcPr>
-          <w:p>
-            <w:r>
-              <w:t xml:space="preserve">Re-load test: result</w:t>
-            </w:r>
-          </w:p>
-        </w:tc>
-        <w:tc>
-          <w:tcPr>
-            <w:tcW w:type="dxa" w:w="1200"/>
-          </w:tcPr>
-          <w:p>
-            <w:r>
-              <w:t xml:space="preserve">Implemented</w:t>
-            </w:r>
-          </w:p>
-        </w:tc>
-        <w:tc>
-          <w:tcPr>
-            <w:tcW w:type="dxa" w:w="1000"/>
-          </w:tcPr>
-          <w:p>
-            <w:r/>
-          </w:p>
-        </w:tc>
-        <w:tc>
-          <w:tcPr>
-            <w:tcW w:type="dxa" w:w="1100"/>
-          </w:tcPr>
-          <w:p>
+          <w:p wp14:textId="77777777">
             <w:r/>
           </w:p>
         </w:tc>
       </w:tr>
     </w:tbl>
-    <w:p/>
-    <w:p>
+    <w:p xmlns:wp14="http://schemas.microsoft.com/office/word/2010/wordml" wp14:textId="77777777"/>
+    <w:p xmlns:wp14="http://schemas.microsoft.com/office/word/2010/wordml" wp14:textId="77777777">
       <w:pPr>
         <w:pStyle w:val="Heading1"/>
       </w:pPr>
@@ -962,30 +1086,53 @@
         <w:t xml:space="preserve">Validation Queries</w:t>
       </w:r>
     </w:p>
-    <w:p>
+    <w:p xmlns:wp14="http://schemas.microsoft.com/office/word/2010/wordml" wp14:textId="3778A837">
       <w:pPr>
         <w:pStyle w:val="Heading2"/>
       </w:pPr>
       <w:r>
-        <w:t xml:space="preserve">1. MAXIMUS — [automate_dv.ma_sat] SAT_PARTY_ORG_DIRECTORS</w:t>
+        <w:rPr/>
+        <w:t>1. MAXIMUS — [</w:t>
+      </w:r>
+      <w:r>
+        <w:rPr/>
+        <w:t>automate_dv.ma_sat</w:t>
+      </w:r>
+      <w:r>
+        <w:rPr/>
+        <w:t>] SAT_PARTY_</w:t>
+      </w:r>
+      <w:r>
+        <w:rPr/>
+        <w:t>CONTACT</w:t>
+      </w:r>
+      <w:r>
+        <w:rPr/>
+        <w:t>_</w:t>
+      </w:r>
+      <w:r>
+        <w:rPr/>
+        <w:t>ADDRESS_LINK</w:t>
       </w:r>
     </w:p>
     <w:tbl>
       <w:tblPr>
         <w:tblStyle w:val="LightList-Accent1"/>
-        <w:tblW w:type="auto" w:w="0"/>
-        <w:tblLook w:firstColumn="1" w:firstRow="1" w:lastColumn="0" w:lastRow="0" w:noHBand="0" w:noVBand="1" w:val="04A0"/>
+        <w:tblW w:w="0" w:type="auto"/>
+        <w:tblLook w:val="04A0" w:firstRow="1" w:lastRow="0" w:firstColumn="1" w:lastColumn="0" w:noHBand="0" w:noVBand="1"/>
       </w:tblPr>
       <w:tblGrid>
         <w:gridCol w:w="3000"/>
         <w:gridCol w:w="5640"/>
       </w:tblGrid>
-      <w:tr>
+      <w:tr xmlns:wp14="http://schemas.microsoft.com/office/word/2010/wordml" wp14:textId="77777777">
         <w:tc>
           <w:tcPr>
-            <w:tcW w:type="dxa" w:w="3000"/>
+            <w:cnfStyle w:val="001000000000" w:firstRow="0" w:lastRow="0" w:firstColumn="1" w:lastColumn="0" w:oddVBand="0" w:evenVBand="0" w:oddHBand="0" w:evenHBand="0" w:firstRowFirstColumn="0" w:firstRowLastColumn="0" w:lastRowFirstColumn="0" w:lastRowLastColumn="0"/>
+            <w:tcW w:w="3000" w:type="dxa"/>
+            <w:tcMar/>
           </w:tcPr>
-          <w:p>
+          <w:p wp14:textId="77777777">
             <w:r>
               <w:rPr>
                 <w:b/>
@@ -996,21 +1143,25 @@
         </w:tc>
         <w:tc>
           <w:tcPr>
-            <w:tcW w:type="dxa" w:w="5640"/>
+            <w:cnfStyle w:val="000000000000" w:firstRow="0" w:lastRow="0" w:firstColumn="0" w:lastColumn="0" w:oddVBand="0" w:evenVBand="0" w:oddHBand="0" w:evenHBand="0" w:firstRowFirstColumn="0" w:firstRowLastColumn="0" w:lastRowFirstColumn="0" w:lastRowLastColumn="0"/>
+            <w:tcW w:w="5640" w:type="dxa"/>
+            <w:tcMar/>
           </w:tcPr>
-          <w:p>
+          <w:p wp14:textId="77777777">
             <w:r>
               <w:t xml:space="preserve">MAXIMUS</w:t>
             </w:r>
           </w:p>
         </w:tc>
       </w:tr>
-      <w:tr>
+      <w:tr xmlns:wp14="http://schemas.microsoft.com/office/word/2010/wordml" wp14:textId="77777777">
         <w:tc>
           <w:tcPr>
-            <w:tcW w:type="dxa" w:w="3000"/>
+            <w:cnfStyle w:val="001000000000" w:firstRow="0" w:lastRow="0" w:firstColumn="1" w:lastColumn="0" w:oddVBand="0" w:evenVBand="0" w:oddHBand="0" w:evenHBand="0" w:firstRowFirstColumn="0" w:firstRowLastColumn="0" w:lastRowFirstColumn="0" w:lastRowLastColumn="0"/>
+            <w:tcW w:w="3000" w:type="dxa"/>
+            <w:tcMar/>
           </w:tcPr>
-          <w:p>
+          <w:p wp14:textId="77777777">
             <w:r>
               <w:rPr>
                 <w:b/>
@@ -1021,21 +1172,38 @@
         </w:tc>
         <w:tc>
           <w:tcPr>
-            <w:tcW w:type="dxa" w:w="5640"/>
+            <w:cnfStyle w:val="000000000000" w:firstRow="0" w:lastRow="0" w:firstColumn="0" w:lastColumn="0" w:oddVBand="0" w:evenVBand="0" w:oddHBand="0" w:evenHBand="0" w:firstRowFirstColumn="0" w:firstRowLastColumn="0" w:lastRowFirstColumn="0" w:lastRowLastColumn="0"/>
+            <w:tcW w:w="5640" w:type="dxa"/>
+            <w:tcMar/>
           </w:tcPr>
-          <w:p>
-            <w:r>
-              <w:t xml:space="preserve">[automate_dv.ma_sat] SAT_PARTY_ORG_DIRECTORS</w:t>
+          <w:p wp14:textId="3C27B609">
+            <w:r>
+              <w:rPr/>
+              <w:t>[</w:t>
+            </w:r>
+            <w:r>
+              <w:rPr/>
+              <w:t>automate_dv.ma_sat</w:t>
+            </w:r>
+            <w:r>
+              <w:rPr/>
+              <w:t>] SAT_PARTY_</w:t>
+            </w:r>
+            <w:r>
+              <w:rPr/>
+              <w:t>CONTACT_ADDRESS_LINK</w:t>
             </w:r>
           </w:p>
         </w:tc>
       </w:tr>
-      <w:tr>
+      <w:tr xmlns:wp14="http://schemas.microsoft.com/office/word/2010/wordml" wp14:textId="77777777">
         <w:tc>
           <w:tcPr>
-            <w:tcW w:type="dxa" w:w="3000"/>
+            <w:cnfStyle w:val="001000000000" w:firstRow="0" w:lastRow="0" w:firstColumn="1" w:lastColumn="0" w:oddVBand="0" w:evenVBand="0" w:oddHBand="0" w:evenHBand="0" w:firstRowFirstColumn="0" w:firstRowLastColumn="0" w:lastRowFirstColumn="0" w:lastRowLastColumn="0"/>
+            <w:tcW w:w="3000" w:type="dxa"/>
+            <w:tcMar/>
           </w:tcPr>
-          <w:p>
+          <w:p wp14:textId="77777777">
             <w:r>
               <w:rPr>
                 <w:b/>
@@ -1046,21 +1214,25 @@
         </w:tc>
         <w:tc>
           <w:tcPr>
-            <w:tcW w:type="dxa" w:w="5640"/>
+            <w:cnfStyle w:val="000000000000" w:firstRow="0" w:lastRow="0" w:firstColumn="0" w:lastColumn="0" w:oddVBand="0" w:evenVBand="0" w:oddHBand="0" w:evenHBand="0" w:firstRowFirstColumn="0" w:firstRowLastColumn="0" w:lastRowFirstColumn="0" w:lastRowLastColumn="0"/>
+            <w:tcW w:w="5640" w:type="dxa"/>
+            <w:tcMar/>
           </w:tcPr>
-          <w:p>
+          <w:p wp14:textId="77777777">
             <w:r>
               <w:t xml:space="preserve">Implemented</w:t>
             </w:r>
           </w:p>
         </w:tc>
       </w:tr>
-      <w:tr>
+      <w:tr xmlns:wp14="http://schemas.microsoft.com/office/word/2010/wordml" wp14:textId="77777777">
         <w:tc>
           <w:tcPr>
-            <w:tcW w:type="dxa" w:w="3000"/>
+            <w:cnfStyle w:val="001000000000" w:firstRow="0" w:lastRow="0" w:firstColumn="1" w:lastColumn="0" w:oddVBand="0" w:evenVBand="0" w:oddHBand="0" w:evenHBand="0" w:firstRowFirstColumn="0" w:firstRowLastColumn="0" w:lastRowFirstColumn="0" w:lastRowLastColumn="0"/>
+            <w:tcW w:w="3000" w:type="dxa"/>
+            <w:tcMar/>
           </w:tcPr>
-          <w:p>
+          <w:p wp14:textId="77777777">
             <w:r>
               <w:rPr>
                 <w:b/>
@@ -1071,21 +1243,25 @@
         </w:tc>
         <w:tc>
           <w:tcPr>
-            <w:tcW w:type="dxa" w:w="5640"/>
+            <w:cnfStyle w:val="000000000000" w:firstRow="0" w:lastRow="0" w:firstColumn="0" w:lastColumn="0" w:oddVBand="0" w:evenVBand="0" w:oddHBand="0" w:evenHBand="0" w:firstRowFirstColumn="0" w:firstRowLastColumn="0" w:lastRowFirstColumn="0" w:lastRowLastColumn="0"/>
+            <w:tcW w:w="5640" w:type="dxa"/>
+            <w:tcMar/>
           </w:tcPr>
-          <w:p>
+          <w:p wp14:textId="77777777">
             <w:r>
               <w:t xml:space="preserve">duplicate_row_groups = 0</w:t>
             </w:r>
           </w:p>
         </w:tc>
       </w:tr>
-      <w:tr>
+      <w:tr xmlns:wp14="http://schemas.microsoft.com/office/word/2010/wordml" wp14:textId="77777777">
         <w:tc>
           <w:tcPr>
-            <w:tcW w:type="dxa" w:w="3000"/>
+            <w:cnfStyle w:val="001000000000" w:firstRow="0" w:lastRow="0" w:firstColumn="1" w:lastColumn="0" w:oddVBand="0" w:evenVBand="0" w:oddHBand="0" w:evenHBand="0" w:firstRowFirstColumn="0" w:firstRowLastColumn="0" w:lastRowFirstColumn="0" w:lastRowLastColumn="0"/>
+            <w:tcW w:w="3000" w:type="dxa"/>
+            <w:tcMar/>
           </w:tcPr>
-          <w:p>
+          <w:p wp14:textId="77777777">
             <w:r>
               <w:rPr>
                 <w:b/>
@@ -1096,73 +1272,129 @@
         </w:tc>
         <w:tc>
           <w:tcPr>
-            <w:tcW w:type="dxa" w:w="5640"/>
+            <w:cnfStyle w:val="000000000000" w:firstRow="0" w:lastRow="0" w:firstColumn="0" w:lastColumn="0" w:oddVBand="0" w:evenVBand="0" w:oddHBand="0" w:evenHBand="0" w:firstRowFirstColumn="0" w:firstRowLastColumn="0" w:lastRowFirstColumn="0" w:lastRowLastColumn="0"/>
+            <w:tcW w:w="5640" w:type="dxa"/>
+            <w:tcMar/>
           </w:tcPr>
-          <w:p>
+          <w:p wp14:textId="28373541">
+            <w:r>
+              <w:rPr/>
+              <w:t>Fail</w:t>
+            </w:r>
+          </w:p>
+        </w:tc>
+      </w:tr>
+      <w:tr xmlns:wp14="http://schemas.microsoft.com/office/word/2010/wordml" wp14:textId="77777777">
+        <w:tc>
+          <w:tcPr>
+            <w:cnfStyle w:val="001000000000" w:firstRow="0" w:lastRow="0" w:firstColumn="1" w:lastColumn="0" w:oddVBand="0" w:evenVBand="0" w:oddHBand="0" w:evenHBand="0" w:firstRowFirstColumn="0" w:firstRowLastColumn="0" w:lastRowFirstColumn="0" w:lastRowLastColumn="0"/>
+            <w:tcW w:w="3000" w:type="dxa"/>
+            <w:tcMar/>
+          </w:tcPr>
+          <w:p wp14:textId="77777777">
+            <w:r>
+              <w:rPr>
+                <w:b/>
+              </w:rPr>
+              <w:t xml:space="preserve">Rows with status = FAIL (count)</w:t>
+            </w:r>
+          </w:p>
+        </w:tc>
+        <w:tc>
+          <w:tcPr>
+            <w:cnfStyle w:val="000000000000" w:firstRow="0" w:lastRow="0" w:firstColumn="0" w:lastColumn="0" w:oddVBand="0" w:evenVBand="0" w:oddHBand="0" w:evenHBand="0" w:firstRowFirstColumn="0" w:firstRowLastColumn="0" w:lastRowFirstColumn="0" w:lastRowLastColumn="0"/>
+            <w:tcW w:w="5640" w:type="dxa"/>
+            <w:tcMar/>
+          </w:tcPr>
+          <w:p wp14:textId="77777777">
             <w:r/>
           </w:p>
         </w:tc>
       </w:tr>
-      <w:tr>
+      <w:tr xmlns:wp14="http://schemas.microsoft.com/office/word/2010/wordml" wp14:textId="77777777">
         <w:tc>
           <w:tcPr>
-            <w:tcW w:type="dxa" w:w="3000"/>
+            <w:cnfStyle w:val="001000000000" w:firstRow="0" w:lastRow="0" w:firstColumn="1" w:lastColumn="0" w:oddVBand="0" w:evenVBand="0" w:oddHBand="0" w:evenHBand="0" w:firstRowFirstColumn="0" w:firstRowLastColumn="0" w:lastRowFirstColumn="0" w:lastRowLastColumn="0"/>
+            <w:tcW w:w="3000" w:type="dxa"/>
+            <w:tcMar/>
           </w:tcPr>
-          <w:p>
+          <w:p wp14:textId="77777777">
             <w:r>
               <w:rPr>
                 <w:b/>
               </w:rPr>
-              <w:t xml:space="preserve">Rows with status = FAIL (count)</w:t>
+              <w:t xml:space="preserve">Remarks</w:t>
             </w:r>
           </w:p>
         </w:tc>
         <w:tc>
           <w:tcPr>
-            <w:tcW w:type="dxa" w:w="5640"/>
+            <w:cnfStyle w:val="000000000000" w:firstRow="0" w:lastRow="0" w:firstColumn="0" w:lastColumn="0" w:oddVBand="0" w:evenVBand="0" w:oddHBand="0" w:evenHBand="0" w:firstRowFirstColumn="0" w:firstRowLastColumn="0" w:lastRowFirstColumn="0" w:lastRowLastColumn="0"/>
+            <w:tcW w:w="5640" w:type="dxa"/>
+            <w:tcMar/>
           </w:tcPr>
-          <w:p>
-            <w:r/>
-          </w:p>
-        </w:tc>
-      </w:tr>
-      <w:tr>
-        <w:tc>
-          <w:tcPr>
-            <w:tcW w:type="dxa" w:w="3000"/>
-          </w:tcPr>
-          <w:p>
-            <w:r>
-              <w:rPr>
-                <w:b/>
-              </w:rPr>
-              <w:t xml:space="preserve">Remarks</w:t>
-            </w:r>
-          </w:p>
-        </w:tc>
-        <w:tc>
-          <w:tcPr>
-            <w:tcW w:type="dxa" w:w="5640"/>
-          </w:tcPr>
-          <w:p>
-            <w:r/>
+          <w:p wp14:textId="3B4E2A01">
+            <w:r>
+              <w:rPr/>
+              <w:t>Duplicate records are inserted</w:t>
+            </w:r>
           </w:p>
         </w:tc>
       </w:tr>
     </w:tbl>
-    <w:p/>
-    <w:p>
+    <w:p xmlns:wp14="http://schemas.microsoft.com/office/word/2010/wordml" wp14:textId="77777777"/>
+    <w:p xmlns:wp14="http://schemas.microsoft.com/office/word/2010/wordml" wp14:textId="692B1586">
+      <w:pPr>
+        <w:pStyle w:val="Normal"/>
+      </w:pPr>
       <w:r>
         <w:rPr>
-          <w:b/>
+          <w:rFonts w:ascii="Cambria" w:hAnsi="Cambria" w:eastAsia="Cambria" w:cs="Cambria"/>
+          <w:b w:val="1"/>
+          <w:bCs w:val="1"/>
+          <w:i w:val="0"/>
+          <w:iCs w:val="0"/>
+          <w:caps w:val="0"/>
+          <w:smallCaps w:val="0"/>
+          <w:noProof w:val="0"/>
+          <w:color w:val="000000" w:themeColor="text1" w:themeTint="FF" w:themeShade="FF"/>
+          <w:sz w:val="22"/>
+          <w:szCs w:val="22"/>
+          <w:lang w:val="en-US"/>
         </w:rPr>
         <w:t xml:space="preserve">Note: </w:t>
       </w:r>
       <w:r>
-        <w:t xml:space="preserve">Grain (PARTY_HKEY, PERSONROLE, RECORD_SOURCE, LOAD_DATETIME). duplicate_row_groups = the same version stored twice (what a non-idempotent re-run produces). same_ldts_different_payload_info = two different payloads at one LOAD_DATETIME (a source grain conflict, not a re-load duplicate) -- informational. standard satellite, automate_dv.ma_sat; PK PARTY_HKEY, child key PERSONROLE; 1 RECORD_SOURCE group(s): MAXIMUS_BUSINESS_PARTNERS_VW_DATA_PARTY_DETAIL_PARTY_PROPERTY_SIMPLE_PROPERTY_PIVOT_VW [3 col(s)]. Multi-active: compared per (key, child key); latest = max LOAD_DATETIME per member.</w:t>
+        <w:rPr>
+          <w:rFonts w:ascii="Cambria" w:hAnsi="Cambria" w:eastAsia="Cambria" w:cs="Cambria"/>
+          <w:b w:val="0"/>
+          <w:bCs w:val="0"/>
+          <w:i w:val="0"/>
+          <w:iCs w:val="0"/>
+          <w:caps w:val="0"/>
+          <w:smallCaps w:val="0"/>
+          <w:noProof w:val="0"/>
+          <w:color w:val="000000" w:themeColor="text1" w:themeTint="FF" w:themeShade="FF"/>
+          <w:sz w:val="22"/>
+          <w:szCs w:val="22"/>
+          <w:lang w:val="en-US"/>
+        </w:rPr>
+        <w:t>Grain (PARTY_LOCATION_HKEY, ADDRESS_USAGE_TYPE, RECORD_SOURCE, LOAD_DATETIME). duplicate_row_groups = the same version stored twice (what a non-idempotent re-run produces). same_ldts_different_payload_info = two different payloads at one LOAD_DATETIME (a source grain conflict, not a re-load duplicate) -- informational. standard satellite, ma_sat_multi_source; PK PARTY_LOCATION_HKEY, child key ADDRESS_USAGE_TYPE;</w:t>
+      </w:r>
+      <w:r>
+        <w:rPr/>
+        <w:t xml:space="preserve"> MAXIMUS_BUSINESS_PARTNERS_VW_DATA_PARTY_DETAIL_PARTY_PROPERTY_SIMPLE_PROPERTY_PIVOT_VW [3 col(s)]. Multi-active: compared per (key, child </w:t>
+      </w:r>
+      <w:r>
+        <w:rPr/>
+        <w:t>key);</w:t>
+      </w:r>
+      <w:r>
+        <w:rPr/>
+        <w:t xml:space="preserve"> latest = max LOAD_DATETIME per member.</w:t>
       </w:r>
     </w:p>
-    <w:p>
+    <w:p xmlns:wp14="http://schemas.microsoft.com/office/word/2010/wordml" wp14:textId="77777777">
       <w:r>
         <w:rPr>
           <w:b/>
@@ -1173,56 +1405,889 @@
     <w:tbl>
       <w:tblPr>
         <w:tblStyle w:val="TableGrid"/>
-        <w:tblW w:type="auto" w:w="0"/>
-        <w:tblLook w:firstColumn="1" w:firstRow="1" w:lastColumn="0" w:lastRow="0" w:noHBand="0" w:noVBand="1" w:val="04A0"/>
+        <w:tblW w:w="0" w:type="auto"/>
+        <w:tblLook w:val="04A0" w:firstRow="1" w:lastRow="0" w:firstColumn="1" w:lastColumn="0" w:noHBand="0" w:noVBand="1"/>
       </w:tblPr>
       <w:tblGrid>
         <w:gridCol w:w="8640"/>
       </w:tblGrid>
-      <w:tr>
+      <w:tr xmlns:wp14="http://schemas.microsoft.com/office/word/2010/wordml" wp14:textId="77777777">
         <w:tc>
           <w:tcPr>
-            <w:tcW w:type="dxa" w:w="8640"/>
+            <w:tcW w:w="8640" w:type="dxa"/>
+            <w:tcMar/>
           </w:tcPr>
-          <w:p>
-            <w:r>
+          <w:p wp14:textId="44041794">
+            <w:pPr>
+              <w:pStyle w:val="Normal"/>
               <w:rPr>
-                <w:rFonts w:ascii="Consolas" w:hAnsi="Consolas"/>
+                <w:rFonts w:ascii="Consolas" w:hAnsi="Consolas" w:eastAsia="Consolas" w:cs="Consolas"/>
+                <w:noProof w:val="0"/>
                 <w:sz w:val="17"/>
+                <w:szCs w:val="17"/>
+                <w:lang w:val="en-US"/>
               </w:rPr>
-              <w:t xml:space="preserve">with d as (</w:t>
+            </w:pPr>
+            <w:r>
+              <w:rPr>
+                <w:rFonts w:ascii="Consolas" w:hAnsi="Consolas" w:eastAsia="Consolas" w:cs="Consolas"/>
+                <w:b w:val="0"/>
+                <w:bCs w:val="0"/>
+                <w:i w:val="0"/>
+                <w:iCs w:val="0"/>
+                <w:caps w:val="0"/>
+                <w:smallCaps w:val="0"/>
+                <w:noProof w:val="0"/>
+                <w:color w:val="000000" w:themeColor="text1" w:themeTint="FF" w:themeShade="FF"/>
+                <w:sz w:val="17"/>
+                <w:szCs w:val="17"/>
+                <w:lang w:val="en-US"/>
+              </w:rPr>
+              <w:t>with d as (</w:t>
+            </w:r>
+            <w:r>
               <w:br/>
-              <w:t xml:space="preserve">    select PARTY_HKEY, PERSONROLE, RECORD_SOURCE, LOAD_DATETIME, count(*) as n, count(distinct HASHDIFF_PARTY_ORG_DIRECTORS) as hashdiffs</w:t>
+            </w:r>
+            <w:r>
+              <w:rPr>
+                <w:rFonts w:ascii="Consolas" w:hAnsi="Consolas" w:eastAsia="Consolas" w:cs="Consolas"/>
+                <w:b w:val="0"/>
+                <w:bCs w:val="0"/>
+                <w:i w:val="0"/>
+                <w:iCs w:val="0"/>
+                <w:caps w:val="0"/>
+                <w:smallCaps w:val="0"/>
+                <w:noProof w:val="0"/>
+                <w:color w:val="000000" w:themeColor="text1" w:themeTint="FF" w:themeShade="FF"/>
+                <w:sz w:val="17"/>
+                <w:szCs w:val="17"/>
+                <w:lang w:val="en-US"/>
+              </w:rPr>
+              <w:t xml:space="preserve">     select PARTY_LOCATION_HKEY, ADDRESS_USAGE_TYPE, RECORD_SOURCE, LOAD_DATETIME, count(*) as n, count(distinct HASHDIFF) as hashdiffs</w:t>
+            </w:r>
+            <w:r>
               <w:br/>
-              <w:t xml:space="preserve">      from BAGIC_PREPROD_CURATED_DB.BGIL_DATA_MODEL.SAT_PARTY_ORG_DIRECTORS</w:t>
+            </w:r>
+            <w:r>
+              <w:rPr>
+                <w:rFonts w:ascii="Consolas" w:hAnsi="Consolas" w:eastAsia="Consolas" w:cs="Consolas"/>
+                <w:b w:val="0"/>
+                <w:bCs w:val="0"/>
+                <w:i w:val="0"/>
+                <w:iCs w:val="0"/>
+                <w:caps w:val="0"/>
+                <w:smallCaps w:val="0"/>
+                <w:noProof w:val="0"/>
+                <w:color w:val="000000" w:themeColor="text1" w:themeTint="FF" w:themeShade="FF"/>
+                <w:sz w:val="17"/>
+                <w:szCs w:val="17"/>
+                <w:lang w:val="en-US"/>
+              </w:rPr>
+              <w:t xml:space="preserve">       from BAGIC_PREPROD_CURATED_DB.BGIL_DATA_MODEL.SAT_PARTY_CONTACT_ADDRESS_LINK</w:t>
+            </w:r>
+            <w:r>
               <w:br/>
-              <w:t xml:space="preserve">     where startswith(RECORD_SOURCE, 'MAXIMUS_')</w:t>
+            </w:r>
+            <w:r>
+              <w:rPr>
+                <w:rFonts w:ascii="Consolas" w:hAnsi="Consolas" w:eastAsia="Consolas" w:cs="Consolas"/>
+                <w:b w:val="0"/>
+                <w:bCs w:val="0"/>
+                <w:i w:val="0"/>
+                <w:iCs w:val="0"/>
+                <w:caps w:val="0"/>
+                <w:smallCaps w:val="0"/>
+                <w:noProof w:val="0"/>
+                <w:color w:val="000000" w:themeColor="text1" w:themeTint="FF" w:themeShade="FF"/>
+                <w:sz w:val="17"/>
+                <w:szCs w:val="17"/>
+                <w:lang w:val="en-US"/>
+              </w:rPr>
+              <w:t xml:space="preserve">      where </w:t>
+            </w:r>
+            <w:r>
+              <w:rPr>
+                <w:rFonts w:ascii="Consolas" w:hAnsi="Consolas" w:eastAsia="Consolas" w:cs="Consolas"/>
+                <w:b w:val="0"/>
+                <w:bCs w:val="0"/>
+                <w:i w:val="0"/>
+                <w:iCs w:val="0"/>
+                <w:caps w:val="0"/>
+                <w:smallCaps w:val="0"/>
+                <w:noProof w:val="0"/>
+                <w:color w:val="000000" w:themeColor="text1" w:themeTint="FF" w:themeShade="FF"/>
+                <w:sz w:val="17"/>
+                <w:szCs w:val="17"/>
+                <w:lang w:val="en-US"/>
+              </w:rPr>
+              <w:t>startswith</w:t>
+            </w:r>
+            <w:r>
+              <w:rPr>
+                <w:rFonts w:ascii="Consolas" w:hAnsi="Consolas" w:eastAsia="Consolas" w:cs="Consolas"/>
+                <w:b w:val="0"/>
+                <w:bCs w:val="0"/>
+                <w:i w:val="0"/>
+                <w:iCs w:val="0"/>
+                <w:caps w:val="0"/>
+                <w:smallCaps w:val="0"/>
+                <w:noProof w:val="0"/>
+                <w:color w:val="000000" w:themeColor="text1" w:themeTint="FF" w:themeShade="FF"/>
+                <w:sz w:val="17"/>
+                <w:szCs w:val="17"/>
+                <w:lang w:val="en-US"/>
+              </w:rPr>
+              <w:t>(RECORD_SOURCE, 'MAXIMUS_')</w:t>
+            </w:r>
+            <w:r>
               <w:br/>
-              <w:t xml:space="preserve">     group by PARTY_HKEY, PERSONROLE, RECORD_SOURCE, LOAD_DATETIME</w:t>
+            </w:r>
+            <w:r>
+              <w:rPr>
+                <w:rFonts w:ascii="Consolas" w:hAnsi="Consolas" w:eastAsia="Consolas" w:cs="Consolas"/>
+                <w:b w:val="0"/>
+                <w:bCs w:val="0"/>
+                <w:i w:val="0"/>
+                <w:iCs w:val="0"/>
+                <w:caps w:val="0"/>
+                <w:smallCaps w:val="0"/>
+                <w:noProof w:val="0"/>
+                <w:color w:val="000000" w:themeColor="text1" w:themeTint="FF" w:themeShade="FF"/>
+                <w:sz w:val="17"/>
+                <w:szCs w:val="17"/>
+                <w:lang w:val="en-US"/>
+              </w:rPr>
+              <w:t xml:space="preserve">      group by PARTY_LOCATION_HKEY, ADDRESS_USAGE_TYPE, RECORD_SOURCE, LOAD_DATETIME</w:t>
+            </w:r>
+            <w:r>
               <w:br/>
-              <w:t xml:space="preserve">    having count(*) &gt; 1</w:t>
+            </w:r>
+            <w:r>
+              <w:rPr>
+                <w:rFonts w:ascii="Consolas" w:hAnsi="Consolas" w:eastAsia="Consolas" w:cs="Consolas"/>
+                <w:b w:val="0"/>
+                <w:bCs w:val="0"/>
+                <w:i w:val="0"/>
+                <w:iCs w:val="0"/>
+                <w:caps w:val="0"/>
+                <w:smallCaps w:val="0"/>
+                <w:noProof w:val="0"/>
+                <w:color w:val="000000" w:themeColor="text1" w:themeTint="FF" w:themeShade="FF"/>
+                <w:sz w:val="17"/>
+                <w:szCs w:val="17"/>
+                <w:lang w:val="en-US"/>
+              </w:rPr>
+              <w:t xml:space="preserve">     having count(*) &gt; 1</w:t>
+            </w:r>
+            <w:r>
               <w:br/>
-              <w:t xml:space="preserve">)</w:t>
+            </w:r>
+            <w:r>
+              <w:rPr>
+                <w:rFonts w:ascii="Consolas" w:hAnsi="Consolas" w:eastAsia="Consolas" w:cs="Consolas"/>
+                <w:b w:val="0"/>
+                <w:bCs w:val="0"/>
+                <w:i w:val="0"/>
+                <w:iCs w:val="0"/>
+                <w:caps w:val="0"/>
+                <w:smallCaps w:val="0"/>
+                <w:noProof w:val="0"/>
+                <w:color w:val="000000" w:themeColor="text1" w:themeTint="FF" w:themeShade="FF"/>
+                <w:sz w:val="17"/>
+                <w:szCs w:val="17"/>
+                <w:lang w:val="en-US"/>
+              </w:rPr>
+              <w:t xml:space="preserve"> )</w:t>
+            </w:r>
+            <w:r>
               <w:br/>
-              <w:t xml:space="preserve">select 'MAXIMUS' as project, 'SAT_PARTY_ORG_DIRECTORS' as satellite,</w:t>
+            </w:r>
+            <w:r>
+              <w:rPr>
+                <w:rFonts w:ascii="Consolas" w:hAnsi="Consolas" w:eastAsia="Consolas" w:cs="Consolas"/>
+                <w:b w:val="0"/>
+                <w:bCs w:val="0"/>
+                <w:i w:val="0"/>
+                <w:iCs w:val="0"/>
+                <w:caps w:val="0"/>
+                <w:smallCaps w:val="0"/>
+                <w:noProof w:val="0"/>
+                <w:color w:val="000000" w:themeColor="text1" w:themeTint="FF" w:themeShade="FF"/>
+                <w:sz w:val="17"/>
+                <w:szCs w:val="17"/>
+                <w:lang w:val="en-US"/>
+              </w:rPr>
+              <w:t xml:space="preserve"> select 'MAXIMUS' as project, 'SAT_PARTY_CONTACT_ADDRESS_LINK' as satellite,</w:t>
+            </w:r>
+            <w:r>
               <w:br/>
-              <w:t xml:space="preserve">       count_if(hashdiffs = 1)            as duplicate_row_groups,</w:t>
+            </w:r>
+            <w:r>
+              <w:rPr>
+                <w:rFonts w:ascii="Consolas" w:hAnsi="Consolas" w:eastAsia="Consolas" w:cs="Consolas"/>
+                <w:b w:val="0"/>
+                <w:bCs w:val="0"/>
+                <w:i w:val="0"/>
+                <w:iCs w:val="0"/>
+                <w:caps w:val="0"/>
+                <w:smallCaps w:val="0"/>
+                <w:noProof w:val="0"/>
+                <w:color w:val="000000" w:themeColor="text1" w:themeTint="FF" w:themeShade="FF"/>
+                <w:sz w:val="17"/>
+                <w:szCs w:val="17"/>
+                <w:lang w:val="en-US"/>
+              </w:rPr>
+              <w:t xml:space="preserve">        </w:t>
+            </w:r>
+            <w:r>
+              <w:rPr>
+                <w:rFonts w:ascii="Consolas" w:hAnsi="Consolas" w:eastAsia="Consolas" w:cs="Consolas"/>
+                <w:b w:val="0"/>
+                <w:bCs w:val="0"/>
+                <w:i w:val="0"/>
+                <w:iCs w:val="0"/>
+                <w:caps w:val="0"/>
+                <w:smallCaps w:val="0"/>
+                <w:noProof w:val="0"/>
+                <w:color w:val="000000" w:themeColor="text1" w:themeTint="FF" w:themeShade="FF"/>
+                <w:sz w:val="17"/>
+                <w:szCs w:val="17"/>
+                <w:lang w:val="en-US"/>
+              </w:rPr>
+              <w:t>count_if</w:t>
+            </w:r>
+            <w:r>
+              <w:rPr>
+                <w:rFonts w:ascii="Consolas" w:hAnsi="Consolas" w:eastAsia="Consolas" w:cs="Consolas"/>
+                <w:b w:val="0"/>
+                <w:bCs w:val="0"/>
+                <w:i w:val="0"/>
+                <w:iCs w:val="0"/>
+                <w:caps w:val="0"/>
+                <w:smallCaps w:val="0"/>
+                <w:noProof w:val="0"/>
+                <w:color w:val="000000" w:themeColor="text1" w:themeTint="FF" w:themeShade="FF"/>
+                <w:sz w:val="17"/>
+                <w:szCs w:val="17"/>
+                <w:lang w:val="en-US"/>
+              </w:rPr>
+              <w:t>(</w:t>
+            </w:r>
+            <w:r>
+              <w:rPr>
+                <w:rFonts w:ascii="Consolas" w:hAnsi="Consolas" w:eastAsia="Consolas" w:cs="Consolas"/>
+                <w:b w:val="0"/>
+                <w:bCs w:val="0"/>
+                <w:i w:val="0"/>
+                <w:iCs w:val="0"/>
+                <w:caps w:val="0"/>
+                <w:smallCaps w:val="0"/>
+                <w:noProof w:val="0"/>
+                <w:color w:val="000000" w:themeColor="text1" w:themeTint="FF" w:themeShade="FF"/>
+                <w:sz w:val="17"/>
+                <w:szCs w:val="17"/>
+                <w:lang w:val="en-US"/>
+              </w:rPr>
+              <w:t>hashdiffs</w:t>
+            </w:r>
+            <w:r>
+              <w:rPr>
+                <w:rFonts w:ascii="Consolas" w:hAnsi="Consolas" w:eastAsia="Consolas" w:cs="Consolas"/>
+                <w:b w:val="0"/>
+                <w:bCs w:val="0"/>
+                <w:i w:val="0"/>
+                <w:iCs w:val="0"/>
+                <w:caps w:val="0"/>
+                <w:smallCaps w:val="0"/>
+                <w:noProof w:val="0"/>
+                <w:color w:val="000000" w:themeColor="text1" w:themeTint="FF" w:themeShade="FF"/>
+                <w:sz w:val="17"/>
+                <w:szCs w:val="17"/>
+                <w:lang w:val="en-US"/>
+              </w:rPr>
+              <w:t xml:space="preserve"> = 1)            as </w:t>
+            </w:r>
+            <w:r>
+              <w:rPr>
+                <w:rFonts w:ascii="Consolas" w:hAnsi="Consolas" w:eastAsia="Consolas" w:cs="Consolas"/>
+                <w:b w:val="0"/>
+                <w:bCs w:val="0"/>
+                <w:i w:val="0"/>
+                <w:iCs w:val="0"/>
+                <w:caps w:val="0"/>
+                <w:smallCaps w:val="0"/>
+                <w:noProof w:val="0"/>
+                <w:color w:val="000000" w:themeColor="text1" w:themeTint="FF" w:themeShade="FF"/>
+                <w:sz w:val="17"/>
+                <w:szCs w:val="17"/>
+                <w:lang w:val="en-US"/>
+              </w:rPr>
+              <w:t>duplicate_row_groups</w:t>
+            </w:r>
+            <w:r>
+              <w:rPr>
+                <w:rFonts w:ascii="Consolas" w:hAnsi="Consolas" w:eastAsia="Consolas" w:cs="Consolas"/>
+                <w:b w:val="0"/>
+                <w:bCs w:val="0"/>
+                <w:i w:val="0"/>
+                <w:iCs w:val="0"/>
+                <w:caps w:val="0"/>
+                <w:smallCaps w:val="0"/>
+                <w:noProof w:val="0"/>
+                <w:color w:val="000000" w:themeColor="text1" w:themeTint="FF" w:themeShade="FF"/>
+                <w:sz w:val="17"/>
+                <w:szCs w:val="17"/>
+                <w:lang w:val="en-US"/>
+              </w:rPr>
+              <w:t>,</w:t>
+            </w:r>
+            <w:r>
               <w:br/>
-              <w:t xml:space="preserve">       coalesce(sum(iff(hashdiffs = 1, n - 1, 0)), 0) as surplus_rows,</w:t>
+            </w:r>
+            <w:r>
+              <w:rPr>
+                <w:rFonts w:ascii="Consolas" w:hAnsi="Consolas" w:eastAsia="Consolas" w:cs="Consolas"/>
+                <w:b w:val="0"/>
+                <w:bCs w:val="0"/>
+                <w:i w:val="0"/>
+                <w:iCs w:val="0"/>
+                <w:caps w:val="0"/>
+                <w:smallCaps w:val="0"/>
+                <w:noProof w:val="0"/>
+                <w:color w:val="000000" w:themeColor="text1" w:themeTint="FF" w:themeShade="FF"/>
+                <w:sz w:val="17"/>
+                <w:szCs w:val="17"/>
+                <w:lang w:val="en-US"/>
+              </w:rPr>
+              <w:t xml:space="preserve">        coalesce(sum(</w:t>
+            </w:r>
+            <w:r>
+              <w:rPr>
+                <w:rFonts w:ascii="Consolas" w:hAnsi="Consolas" w:eastAsia="Consolas" w:cs="Consolas"/>
+                <w:b w:val="0"/>
+                <w:bCs w:val="0"/>
+                <w:i w:val="0"/>
+                <w:iCs w:val="0"/>
+                <w:caps w:val="0"/>
+                <w:smallCaps w:val="0"/>
+                <w:noProof w:val="0"/>
+                <w:color w:val="000000" w:themeColor="text1" w:themeTint="FF" w:themeShade="FF"/>
+                <w:sz w:val="17"/>
+                <w:szCs w:val="17"/>
+                <w:lang w:val="en-US"/>
+              </w:rPr>
+              <w:t>iff</w:t>
+            </w:r>
+            <w:r>
+              <w:rPr>
+                <w:rFonts w:ascii="Consolas" w:hAnsi="Consolas" w:eastAsia="Consolas" w:cs="Consolas"/>
+                <w:b w:val="0"/>
+                <w:bCs w:val="0"/>
+                <w:i w:val="0"/>
+                <w:iCs w:val="0"/>
+                <w:caps w:val="0"/>
+                <w:smallCaps w:val="0"/>
+                <w:noProof w:val="0"/>
+                <w:color w:val="000000" w:themeColor="text1" w:themeTint="FF" w:themeShade="FF"/>
+                <w:sz w:val="17"/>
+                <w:szCs w:val="17"/>
+                <w:lang w:val="en-US"/>
+              </w:rPr>
+              <w:t>(</w:t>
+            </w:r>
+            <w:r>
+              <w:rPr>
+                <w:rFonts w:ascii="Consolas" w:hAnsi="Consolas" w:eastAsia="Consolas" w:cs="Consolas"/>
+                <w:b w:val="0"/>
+                <w:bCs w:val="0"/>
+                <w:i w:val="0"/>
+                <w:iCs w:val="0"/>
+                <w:caps w:val="0"/>
+                <w:smallCaps w:val="0"/>
+                <w:noProof w:val="0"/>
+                <w:color w:val="000000" w:themeColor="text1" w:themeTint="FF" w:themeShade="FF"/>
+                <w:sz w:val="17"/>
+                <w:szCs w:val="17"/>
+                <w:lang w:val="en-US"/>
+              </w:rPr>
+              <w:t>hashdiffs</w:t>
+            </w:r>
+            <w:r>
+              <w:rPr>
+                <w:rFonts w:ascii="Consolas" w:hAnsi="Consolas" w:eastAsia="Consolas" w:cs="Consolas"/>
+                <w:b w:val="0"/>
+                <w:bCs w:val="0"/>
+                <w:i w:val="0"/>
+                <w:iCs w:val="0"/>
+                <w:caps w:val="0"/>
+                <w:smallCaps w:val="0"/>
+                <w:noProof w:val="0"/>
+                <w:color w:val="000000" w:themeColor="text1" w:themeTint="FF" w:themeShade="FF"/>
+                <w:sz w:val="17"/>
+                <w:szCs w:val="17"/>
+                <w:lang w:val="en-US"/>
+              </w:rPr>
+              <w:t xml:space="preserve"> = 1, n - 1, 0)), 0) as </w:t>
+            </w:r>
+            <w:r>
+              <w:rPr>
+                <w:rFonts w:ascii="Consolas" w:hAnsi="Consolas" w:eastAsia="Consolas" w:cs="Consolas"/>
+                <w:b w:val="0"/>
+                <w:bCs w:val="0"/>
+                <w:i w:val="0"/>
+                <w:iCs w:val="0"/>
+                <w:caps w:val="0"/>
+                <w:smallCaps w:val="0"/>
+                <w:noProof w:val="0"/>
+                <w:color w:val="000000" w:themeColor="text1" w:themeTint="FF" w:themeShade="FF"/>
+                <w:sz w:val="17"/>
+                <w:szCs w:val="17"/>
+                <w:lang w:val="en-US"/>
+              </w:rPr>
+              <w:t>surplus_rows</w:t>
+            </w:r>
+            <w:r>
+              <w:rPr>
+                <w:rFonts w:ascii="Consolas" w:hAnsi="Consolas" w:eastAsia="Consolas" w:cs="Consolas"/>
+                <w:b w:val="0"/>
+                <w:bCs w:val="0"/>
+                <w:i w:val="0"/>
+                <w:iCs w:val="0"/>
+                <w:caps w:val="0"/>
+                <w:smallCaps w:val="0"/>
+                <w:noProof w:val="0"/>
+                <w:color w:val="000000" w:themeColor="text1" w:themeTint="FF" w:themeShade="FF"/>
+                <w:sz w:val="17"/>
+                <w:szCs w:val="17"/>
+                <w:lang w:val="en-US"/>
+              </w:rPr>
+              <w:t>,</w:t>
+            </w:r>
+            <w:r>
               <w:br/>
-              <w:t xml:space="preserve">       count_if(hashdiffs &gt; 1)            as same_ldts_different_payload_info,</w:t>
+            </w:r>
+            <w:r>
+              <w:rPr>
+                <w:rFonts w:ascii="Consolas" w:hAnsi="Consolas" w:eastAsia="Consolas" w:cs="Consolas"/>
+                <w:b w:val="0"/>
+                <w:bCs w:val="0"/>
+                <w:i w:val="0"/>
+                <w:iCs w:val="0"/>
+                <w:caps w:val="0"/>
+                <w:smallCaps w:val="0"/>
+                <w:noProof w:val="0"/>
+                <w:color w:val="000000" w:themeColor="text1" w:themeTint="FF" w:themeShade="FF"/>
+                <w:sz w:val="17"/>
+                <w:szCs w:val="17"/>
+                <w:lang w:val="en-US"/>
+              </w:rPr>
+              <w:t xml:space="preserve">        </w:t>
+            </w:r>
+            <w:r>
+              <w:rPr>
+                <w:rFonts w:ascii="Consolas" w:hAnsi="Consolas" w:eastAsia="Consolas" w:cs="Consolas"/>
+                <w:b w:val="0"/>
+                <w:bCs w:val="0"/>
+                <w:i w:val="0"/>
+                <w:iCs w:val="0"/>
+                <w:caps w:val="0"/>
+                <w:smallCaps w:val="0"/>
+                <w:noProof w:val="0"/>
+                <w:color w:val="000000" w:themeColor="text1" w:themeTint="FF" w:themeShade="FF"/>
+                <w:sz w:val="17"/>
+                <w:szCs w:val="17"/>
+                <w:lang w:val="en-US"/>
+              </w:rPr>
+              <w:t>count_if</w:t>
+            </w:r>
+            <w:r>
+              <w:rPr>
+                <w:rFonts w:ascii="Consolas" w:hAnsi="Consolas" w:eastAsia="Consolas" w:cs="Consolas"/>
+                <w:b w:val="0"/>
+                <w:bCs w:val="0"/>
+                <w:i w:val="0"/>
+                <w:iCs w:val="0"/>
+                <w:caps w:val="0"/>
+                <w:smallCaps w:val="0"/>
+                <w:noProof w:val="0"/>
+                <w:color w:val="000000" w:themeColor="text1" w:themeTint="FF" w:themeShade="FF"/>
+                <w:sz w:val="17"/>
+                <w:szCs w:val="17"/>
+                <w:lang w:val="en-US"/>
+              </w:rPr>
+              <w:t>(</w:t>
+            </w:r>
+            <w:r>
+              <w:rPr>
+                <w:rFonts w:ascii="Consolas" w:hAnsi="Consolas" w:eastAsia="Consolas" w:cs="Consolas"/>
+                <w:b w:val="0"/>
+                <w:bCs w:val="0"/>
+                <w:i w:val="0"/>
+                <w:iCs w:val="0"/>
+                <w:caps w:val="0"/>
+                <w:smallCaps w:val="0"/>
+                <w:noProof w:val="0"/>
+                <w:color w:val="000000" w:themeColor="text1" w:themeTint="FF" w:themeShade="FF"/>
+                <w:sz w:val="17"/>
+                <w:szCs w:val="17"/>
+                <w:lang w:val="en-US"/>
+              </w:rPr>
+              <w:t>hashdiffs</w:t>
+            </w:r>
+            <w:r>
+              <w:rPr>
+                <w:rFonts w:ascii="Consolas" w:hAnsi="Consolas" w:eastAsia="Consolas" w:cs="Consolas"/>
+                <w:b w:val="0"/>
+                <w:bCs w:val="0"/>
+                <w:i w:val="0"/>
+                <w:iCs w:val="0"/>
+                <w:caps w:val="0"/>
+                <w:smallCaps w:val="0"/>
+                <w:noProof w:val="0"/>
+                <w:color w:val="000000" w:themeColor="text1" w:themeTint="FF" w:themeShade="FF"/>
+                <w:sz w:val="17"/>
+                <w:szCs w:val="17"/>
+                <w:lang w:val="en-US"/>
+              </w:rPr>
+              <w:t xml:space="preserve"> &gt; 1)            as </w:t>
+            </w:r>
+            <w:r>
+              <w:rPr>
+                <w:rFonts w:ascii="Consolas" w:hAnsi="Consolas" w:eastAsia="Consolas" w:cs="Consolas"/>
+                <w:b w:val="0"/>
+                <w:bCs w:val="0"/>
+                <w:i w:val="0"/>
+                <w:iCs w:val="0"/>
+                <w:caps w:val="0"/>
+                <w:smallCaps w:val="0"/>
+                <w:noProof w:val="0"/>
+                <w:color w:val="000000" w:themeColor="text1" w:themeTint="FF" w:themeShade="FF"/>
+                <w:sz w:val="17"/>
+                <w:szCs w:val="17"/>
+                <w:lang w:val="en-US"/>
+              </w:rPr>
+              <w:t>same_ldts_different_payload_info</w:t>
+            </w:r>
+            <w:r>
+              <w:rPr>
+                <w:rFonts w:ascii="Consolas" w:hAnsi="Consolas" w:eastAsia="Consolas" w:cs="Consolas"/>
+                <w:b w:val="0"/>
+                <w:bCs w:val="0"/>
+                <w:i w:val="0"/>
+                <w:iCs w:val="0"/>
+                <w:caps w:val="0"/>
+                <w:smallCaps w:val="0"/>
+                <w:noProof w:val="0"/>
+                <w:color w:val="000000" w:themeColor="text1" w:themeTint="FF" w:themeShade="FF"/>
+                <w:sz w:val="17"/>
+                <w:szCs w:val="17"/>
+                <w:lang w:val="en-US"/>
+              </w:rPr>
+              <w:t>,</w:t>
+            </w:r>
+            <w:r>
               <w:br/>
-              <w:t xml:space="preserve">       array_slice(array_agg(iff(hashdiffs = 1, to_varchar(PARTY_HKEY, 'HEX'), null)) within group (order by PARTY_HKEY), 0, 3) as examples,</w:t>
+            </w:r>
+            <w:r>
+              <w:rPr>
+                <w:rFonts w:ascii="Consolas" w:hAnsi="Consolas" w:eastAsia="Consolas" w:cs="Consolas"/>
+                <w:b w:val="0"/>
+                <w:bCs w:val="0"/>
+                <w:i w:val="0"/>
+                <w:iCs w:val="0"/>
+                <w:caps w:val="0"/>
+                <w:smallCaps w:val="0"/>
+                <w:noProof w:val="0"/>
+                <w:color w:val="000000" w:themeColor="text1" w:themeTint="FF" w:themeShade="FF"/>
+                <w:sz w:val="17"/>
+                <w:szCs w:val="17"/>
+                <w:lang w:val="en-US"/>
+              </w:rPr>
+              <w:t xml:space="preserve">        </w:t>
+            </w:r>
+            <w:r>
+              <w:rPr>
+                <w:rFonts w:ascii="Consolas" w:hAnsi="Consolas" w:eastAsia="Consolas" w:cs="Consolas"/>
+                <w:b w:val="0"/>
+                <w:bCs w:val="0"/>
+                <w:i w:val="0"/>
+                <w:iCs w:val="0"/>
+                <w:caps w:val="0"/>
+                <w:smallCaps w:val="0"/>
+                <w:noProof w:val="0"/>
+                <w:color w:val="000000" w:themeColor="text1" w:themeTint="FF" w:themeShade="FF"/>
+                <w:sz w:val="17"/>
+                <w:szCs w:val="17"/>
+                <w:lang w:val="en-US"/>
+              </w:rPr>
+              <w:t>array_slice</w:t>
+            </w:r>
+            <w:r>
+              <w:rPr>
+                <w:rFonts w:ascii="Consolas" w:hAnsi="Consolas" w:eastAsia="Consolas" w:cs="Consolas"/>
+                <w:b w:val="0"/>
+                <w:bCs w:val="0"/>
+                <w:i w:val="0"/>
+                <w:iCs w:val="0"/>
+                <w:caps w:val="0"/>
+                <w:smallCaps w:val="0"/>
+                <w:noProof w:val="0"/>
+                <w:color w:val="000000" w:themeColor="text1" w:themeTint="FF" w:themeShade="FF"/>
+                <w:sz w:val="17"/>
+                <w:szCs w:val="17"/>
+                <w:lang w:val="en-US"/>
+              </w:rPr>
+              <w:t>(</w:t>
+            </w:r>
+            <w:r>
+              <w:rPr>
+                <w:rFonts w:ascii="Consolas" w:hAnsi="Consolas" w:eastAsia="Consolas" w:cs="Consolas"/>
+                <w:b w:val="0"/>
+                <w:bCs w:val="0"/>
+                <w:i w:val="0"/>
+                <w:iCs w:val="0"/>
+                <w:caps w:val="0"/>
+                <w:smallCaps w:val="0"/>
+                <w:noProof w:val="0"/>
+                <w:color w:val="000000" w:themeColor="text1" w:themeTint="FF" w:themeShade="FF"/>
+                <w:sz w:val="17"/>
+                <w:szCs w:val="17"/>
+                <w:lang w:val="en-US"/>
+              </w:rPr>
+              <w:t>array_agg</w:t>
+            </w:r>
+            <w:r>
+              <w:rPr>
+                <w:rFonts w:ascii="Consolas" w:hAnsi="Consolas" w:eastAsia="Consolas" w:cs="Consolas"/>
+                <w:b w:val="0"/>
+                <w:bCs w:val="0"/>
+                <w:i w:val="0"/>
+                <w:iCs w:val="0"/>
+                <w:caps w:val="0"/>
+                <w:smallCaps w:val="0"/>
+                <w:noProof w:val="0"/>
+                <w:color w:val="000000" w:themeColor="text1" w:themeTint="FF" w:themeShade="FF"/>
+                <w:sz w:val="17"/>
+                <w:szCs w:val="17"/>
+                <w:lang w:val="en-US"/>
+              </w:rPr>
+              <w:t>(</w:t>
+            </w:r>
+            <w:r>
+              <w:rPr>
+                <w:rFonts w:ascii="Consolas" w:hAnsi="Consolas" w:eastAsia="Consolas" w:cs="Consolas"/>
+                <w:b w:val="0"/>
+                <w:bCs w:val="0"/>
+                <w:i w:val="0"/>
+                <w:iCs w:val="0"/>
+                <w:caps w:val="0"/>
+                <w:smallCaps w:val="0"/>
+                <w:noProof w:val="0"/>
+                <w:color w:val="000000" w:themeColor="text1" w:themeTint="FF" w:themeShade="FF"/>
+                <w:sz w:val="17"/>
+                <w:szCs w:val="17"/>
+                <w:lang w:val="en-US"/>
+              </w:rPr>
+              <w:t>iff</w:t>
+            </w:r>
+            <w:r>
+              <w:rPr>
+                <w:rFonts w:ascii="Consolas" w:hAnsi="Consolas" w:eastAsia="Consolas" w:cs="Consolas"/>
+                <w:b w:val="0"/>
+                <w:bCs w:val="0"/>
+                <w:i w:val="0"/>
+                <w:iCs w:val="0"/>
+                <w:caps w:val="0"/>
+                <w:smallCaps w:val="0"/>
+                <w:noProof w:val="0"/>
+                <w:color w:val="000000" w:themeColor="text1" w:themeTint="FF" w:themeShade="FF"/>
+                <w:sz w:val="17"/>
+                <w:szCs w:val="17"/>
+                <w:lang w:val="en-US"/>
+              </w:rPr>
+              <w:t>(</w:t>
+            </w:r>
+            <w:r>
+              <w:rPr>
+                <w:rFonts w:ascii="Consolas" w:hAnsi="Consolas" w:eastAsia="Consolas" w:cs="Consolas"/>
+                <w:b w:val="0"/>
+                <w:bCs w:val="0"/>
+                <w:i w:val="0"/>
+                <w:iCs w:val="0"/>
+                <w:caps w:val="0"/>
+                <w:smallCaps w:val="0"/>
+                <w:noProof w:val="0"/>
+                <w:color w:val="000000" w:themeColor="text1" w:themeTint="FF" w:themeShade="FF"/>
+                <w:sz w:val="17"/>
+                <w:szCs w:val="17"/>
+                <w:lang w:val="en-US"/>
+              </w:rPr>
+              <w:t>hashdiffs</w:t>
+            </w:r>
+            <w:r>
+              <w:rPr>
+                <w:rFonts w:ascii="Consolas" w:hAnsi="Consolas" w:eastAsia="Consolas" w:cs="Consolas"/>
+                <w:b w:val="0"/>
+                <w:bCs w:val="0"/>
+                <w:i w:val="0"/>
+                <w:iCs w:val="0"/>
+                <w:caps w:val="0"/>
+                <w:smallCaps w:val="0"/>
+                <w:noProof w:val="0"/>
+                <w:color w:val="000000" w:themeColor="text1" w:themeTint="FF" w:themeShade="FF"/>
+                <w:sz w:val="17"/>
+                <w:szCs w:val="17"/>
+                <w:lang w:val="en-US"/>
+              </w:rPr>
+              <w:t xml:space="preserve"> = 1, </w:t>
+            </w:r>
+            <w:r>
+              <w:rPr>
+                <w:rFonts w:ascii="Consolas" w:hAnsi="Consolas" w:eastAsia="Consolas" w:cs="Consolas"/>
+                <w:b w:val="0"/>
+                <w:bCs w:val="0"/>
+                <w:i w:val="0"/>
+                <w:iCs w:val="0"/>
+                <w:caps w:val="0"/>
+                <w:smallCaps w:val="0"/>
+                <w:noProof w:val="0"/>
+                <w:color w:val="000000" w:themeColor="text1" w:themeTint="FF" w:themeShade="FF"/>
+                <w:sz w:val="17"/>
+                <w:szCs w:val="17"/>
+                <w:lang w:val="en-US"/>
+              </w:rPr>
+              <w:t>to_varchar</w:t>
+            </w:r>
+            <w:r>
+              <w:rPr>
+                <w:rFonts w:ascii="Consolas" w:hAnsi="Consolas" w:eastAsia="Consolas" w:cs="Consolas"/>
+                <w:b w:val="0"/>
+                <w:bCs w:val="0"/>
+                <w:i w:val="0"/>
+                <w:iCs w:val="0"/>
+                <w:caps w:val="0"/>
+                <w:smallCaps w:val="0"/>
+                <w:noProof w:val="0"/>
+                <w:color w:val="000000" w:themeColor="text1" w:themeTint="FF" w:themeShade="FF"/>
+                <w:sz w:val="17"/>
+                <w:szCs w:val="17"/>
+                <w:lang w:val="en-US"/>
+              </w:rPr>
+              <w:t>(PARTY_LOCATION_HKEY, 'HEX'), null)) within group (order by PARTY_LOCATION_HKEY), 0, 3) as examples,</w:t>
+            </w:r>
+            <w:r>
               <w:br/>
-              <w:t xml:space="preserve">       iff(duplicate_row_groups = 0, 'PASS', 'FAIL') as status</w:t>
+            </w:r>
+            <w:r>
+              <w:rPr>
+                <w:rFonts w:ascii="Consolas" w:hAnsi="Consolas" w:eastAsia="Consolas" w:cs="Consolas"/>
+                <w:b w:val="0"/>
+                <w:bCs w:val="0"/>
+                <w:i w:val="0"/>
+                <w:iCs w:val="0"/>
+                <w:caps w:val="0"/>
+                <w:smallCaps w:val="0"/>
+                <w:noProof w:val="0"/>
+                <w:color w:val="000000" w:themeColor="text1" w:themeTint="FF" w:themeShade="FF"/>
+                <w:sz w:val="17"/>
+                <w:szCs w:val="17"/>
+                <w:lang w:val="en-US"/>
+              </w:rPr>
+              <w:t xml:space="preserve">        </w:t>
+            </w:r>
+            <w:r>
+              <w:rPr>
+                <w:rFonts w:ascii="Consolas" w:hAnsi="Consolas" w:eastAsia="Consolas" w:cs="Consolas"/>
+                <w:b w:val="0"/>
+                <w:bCs w:val="0"/>
+                <w:i w:val="0"/>
+                <w:iCs w:val="0"/>
+                <w:caps w:val="0"/>
+                <w:smallCaps w:val="0"/>
+                <w:noProof w:val="0"/>
+                <w:color w:val="000000" w:themeColor="text1" w:themeTint="FF" w:themeShade="FF"/>
+                <w:sz w:val="17"/>
+                <w:szCs w:val="17"/>
+                <w:lang w:val="en-US"/>
+              </w:rPr>
+              <w:t>iff</w:t>
+            </w:r>
+            <w:r>
+              <w:rPr>
+                <w:rFonts w:ascii="Consolas" w:hAnsi="Consolas" w:eastAsia="Consolas" w:cs="Consolas"/>
+                <w:b w:val="0"/>
+                <w:bCs w:val="0"/>
+                <w:i w:val="0"/>
+                <w:iCs w:val="0"/>
+                <w:caps w:val="0"/>
+                <w:smallCaps w:val="0"/>
+                <w:noProof w:val="0"/>
+                <w:color w:val="000000" w:themeColor="text1" w:themeTint="FF" w:themeShade="FF"/>
+                <w:sz w:val="17"/>
+                <w:szCs w:val="17"/>
+                <w:lang w:val="en-US"/>
+              </w:rPr>
+              <w:t>(</w:t>
+            </w:r>
+            <w:r>
+              <w:rPr>
+                <w:rFonts w:ascii="Consolas" w:hAnsi="Consolas" w:eastAsia="Consolas" w:cs="Consolas"/>
+                <w:b w:val="0"/>
+                <w:bCs w:val="0"/>
+                <w:i w:val="0"/>
+                <w:iCs w:val="0"/>
+                <w:caps w:val="0"/>
+                <w:smallCaps w:val="0"/>
+                <w:noProof w:val="0"/>
+                <w:color w:val="000000" w:themeColor="text1" w:themeTint="FF" w:themeShade="FF"/>
+                <w:sz w:val="17"/>
+                <w:szCs w:val="17"/>
+                <w:lang w:val="en-US"/>
+              </w:rPr>
+              <w:t>duplicate_row_groups</w:t>
+            </w:r>
+            <w:r>
+              <w:rPr>
+                <w:rFonts w:ascii="Consolas" w:hAnsi="Consolas" w:eastAsia="Consolas" w:cs="Consolas"/>
+                <w:b w:val="0"/>
+                <w:bCs w:val="0"/>
+                <w:i w:val="0"/>
+                <w:iCs w:val="0"/>
+                <w:caps w:val="0"/>
+                <w:smallCaps w:val="0"/>
+                <w:noProof w:val="0"/>
+                <w:color w:val="000000" w:themeColor="text1" w:themeTint="FF" w:themeShade="FF"/>
+                <w:sz w:val="17"/>
+                <w:szCs w:val="17"/>
+                <w:lang w:val="en-US"/>
+              </w:rPr>
+              <w:t xml:space="preserve"> = 0, 'PASS', 'FAIL') as status</w:t>
+            </w:r>
+            <w:r>
               <w:br/>
-              <w:t xml:space="preserve">  from d;</w:t>
+            </w:r>
+            <w:r>
+              <w:rPr>
+                <w:rFonts w:ascii="Consolas" w:hAnsi="Consolas" w:eastAsia="Consolas" w:cs="Consolas"/>
+                <w:b w:val="0"/>
+                <w:bCs w:val="0"/>
+                <w:i w:val="0"/>
+                <w:iCs w:val="0"/>
+                <w:caps w:val="0"/>
+                <w:smallCaps w:val="0"/>
+                <w:noProof w:val="0"/>
+                <w:color w:val="000000" w:themeColor="text1" w:themeTint="FF" w:themeShade="FF"/>
+                <w:sz w:val="17"/>
+                <w:szCs w:val="17"/>
+                <w:lang w:val="en-US"/>
+              </w:rPr>
+              <w:t xml:space="preserve">   from d;</w:t>
             </w:r>
           </w:p>
         </w:tc>
       </w:tr>
     </w:tbl>
-    <w:p>
+    <w:p xmlns:wp14="http://schemas.microsoft.com/office/word/2010/wordml" wp14:textId="77777777">
       <w:r>
         <w:rPr>
           <w:b/>
@@ -1233,18 +2298,18 @@
     <w:tbl>
       <w:tblPr>
         <w:tblStyle w:val="TableGrid"/>
-        <w:tblW w:type="auto" w:w="0"/>
-        <w:tblLook w:firstColumn="1" w:firstRow="1" w:lastColumn="0" w:lastRow="0" w:noHBand="0" w:noVBand="1" w:val="04A0"/>
+        <w:tblW w:w="0" w:type="auto"/>
+        <w:tblLook w:val="04A0" w:firstRow="1" w:lastRow="0" w:firstColumn="1" w:lastColumn="0" w:noHBand="0" w:noVBand="1"/>
       </w:tblPr>
       <w:tblGrid>
         <w:gridCol w:w="8640"/>
       </w:tblGrid>
-      <w:tr>
+      <w:tr xmlns:wp14="http://schemas.microsoft.com/office/word/2010/wordml" wp14:textId="77777777">
         <w:tc>
           <w:tcPr>
-            <w:tcW w:type="dxa" w:w="8640"/>
+            <w:tcW w:w="8640" w:type="dxa"/>
           </w:tcPr>
-          <w:p>
+          <w:p wp14:textId="77777777">
             <w:r>
               <w:rPr>
                 <w:i/>
@@ -1254,23 +2319,27 @@
           </w:p>
         </w:tc>
       </w:tr>
-      <w:tr>
+      <w:tr xmlns:wp14="http://schemas.microsoft.com/office/word/2010/wordml" wp14:textId="77777777">
         <w:tc>
           <w:tcPr>
-            <w:tcW w:type="dxa" w:w="8640"/>
+            <w:tcW w:w="8640" w:type="dxa"/>
           </w:tcPr>
-          <w:p>
+          <w:p wp14:textId="77777777">
             <w:r>
               <w:br/>
+            </w:r>
+            <w:r>
               <w:br/>
+            </w:r>
+            <w:r>
               <w:br/>
             </w:r>
           </w:p>
         </w:tc>
       </w:tr>
     </w:tbl>
-    <w:p/>
-    <w:p>
+    <w:p xmlns:wp14="http://schemas.microsoft.com/office/word/2010/wordml" wp14:textId="77777777"/>
+    <w:p xmlns:wp14="http://schemas.microsoft.com/office/word/2010/wordml" wp14:textId="77777777">
       <w:pPr>
         <w:pStyle w:val="Heading2"/>
       </w:pPr>
@@ -1281,19 +2350,21 @@
     <w:tbl>
       <w:tblPr>
         <w:tblStyle w:val="LightList-Accent1"/>
-        <w:tblW w:type="auto" w:w="0"/>
-        <w:tblLook w:firstColumn="1" w:firstRow="1" w:lastColumn="0" w:lastRow="0" w:noHBand="0" w:noVBand="1" w:val="04A0"/>
+        <w:tblW w:w="0" w:type="auto"/>
+        <w:tblLook w:val="04A0" w:firstRow="1" w:lastRow="0" w:firstColumn="1" w:lastColumn="0" w:noHBand="0" w:noVBand="1"/>
       </w:tblPr>
       <w:tblGrid>
         <w:gridCol w:w="3000"/>
         <w:gridCol w:w="5640"/>
       </w:tblGrid>
-      <w:tr>
+      <w:tr xmlns:wp14="http://schemas.microsoft.com/office/word/2010/wordml" wp14:textId="77777777">
         <w:tc>
           <w:tcPr>
-            <w:tcW w:type="dxa" w:w="3000"/>
+            <w:cnfStyle w:val="001000000000" w:firstRow="0" w:lastRow="0" w:firstColumn="1" w:lastColumn="0" w:oddVBand="0" w:evenVBand="0" w:oddHBand="0" w:evenHBand="0" w:firstRowFirstColumn="0" w:firstRowLastColumn="0" w:lastRowFirstColumn="0" w:lastRowLastColumn="0"/>
+            <w:tcW w:w="3000" w:type="dxa"/>
+            <w:tcMar/>
           </w:tcPr>
-          <w:p>
+          <w:p wp14:textId="77777777">
             <w:r>
               <w:rPr>
                 <w:b/>
@@ -1304,21 +2375,25 @@
         </w:tc>
         <w:tc>
           <w:tcPr>
-            <w:tcW w:type="dxa" w:w="5640"/>
+            <w:cnfStyle w:val="000000000000" w:firstRow="0" w:lastRow="0" w:firstColumn="0" w:lastColumn="0" w:oddVBand="0" w:evenVBand="0" w:oddHBand="0" w:evenHBand="0" w:firstRowFirstColumn="0" w:firstRowLastColumn="0" w:lastRowFirstColumn="0" w:lastRowLastColumn="0"/>
+            <w:tcW w:w="5640" w:type="dxa"/>
+            <w:tcMar/>
           </w:tcPr>
-          <w:p>
+          <w:p wp14:textId="77777777">
             <w:r>
               <w:t xml:space="preserve">MAXIMUS</w:t>
             </w:r>
           </w:p>
         </w:tc>
       </w:tr>
-      <w:tr>
+      <w:tr xmlns:wp14="http://schemas.microsoft.com/office/word/2010/wordml" wp14:textId="77777777">
         <w:tc>
           <w:tcPr>
-            <w:tcW w:type="dxa" w:w="3000"/>
+            <w:cnfStyle w:val="001000000000" w:firstRow="0" w:lastRow="0" w:firstColumn="1" w:lastColumn="0" w:oddVBand="0" w:evenVBand="0" w:oddHBand="0" w:evenHBand="0" w:firstRowFirstColumn="0" w:firstRowLastColumn="0" w:lastRowFirstColumn="0" w:lastRowLastColumn="0"/>
+            <w:tcW w:w="3000" w:type="dxa"/>
+            <w:tcMar/>
           </w:tcPr>
-          <w:p>
+          <w:p wp14:textId="77777777">
             <w:r>
               <w:rPr>
                 <w:b/>
@@ -1329,21 +2404,25 @@
         </w:tc>
         <w:tc>
           <w:tcPr>
-            <w:tcW w:type="dxa" w:w="5640"/>
+            <w:cnfStyle w:val="000000000000" w:firstRow="0" w:lastRow="0" w:firstColumn="0" w:lastColumn="0" w:oddVBand="0" w:evenVBand="0" w:oddHBand="0" w:evenHBand="0" w:firstRowFirstColumn="0" w:firstRowLastColumn="0" w:lastRowFirstColumn="0" w:lastRowLastColumn="0"/>
+            <w:tcW w:w="5640" w:type="dxa"/>
+            <w:tcMar/>
           </w:tcPr>
-          <w:p>
+          <w:p wp14:textId="77777777">
             <w:r>
               <w:t xml:space="preserve">[automate_dv.sat] SAT_COMMON_ADMIN_GEOGRAPHY</w:t>
             </w:r>
           </w:p>
         </w:tc>
       </w:tr>
-      <w:tr>
+      <w:tr xmlns:wp14="http://schemas.microsoft.com/office/word/2010/wordml" wp14:textId="77777777">
         <w:tc>
           <w:tcPr>
-            <w:tcW w:type="dxa" w:w="3000"/>
+            <w:cnfStyle w:val="001000000000" w:firstRow="0" w:lastRow="0" w:firstColumn="1" w:lastColumn="0" w:oddVBand="0" w:evenVBand="0" w:oddHBand="0" w:evenHBand="0" w:firstRowFirstColumn="0" w:firstRowLastColumn="0" w:lastRowFirstColumn="0" w:lastRowLastColumn="0"/>
+            <w:tcW w:w="3000" w:type="dxa"/>
+            <w:tcMar/>
           </w:tcPr>
-          <w:p>
+          <w:p wp14:textId="77777777">
             <w:r>
               <w:rPr>
                 <w:b/>
@@ -1354,21 +2433,25 @@
         </w:tc>
         <w:tc>
           <w:tcPr>
-            <w:tcW w:type="dxa" w:w="5640"/>
+            <w:cnfStyle w:val="000000000000" w:firstRow="0" w:lastRow="0" w:firstColumn="0" w:lastColumn="0" w:oddVBand="0" w:evenVBand="0" w:oddHBand="0" w:evenHBand="0" w:firstRowFirstColumn="0" w:firstRowLastColumn="0" w:lastRowFirstColumn="0" w:lastRowLastColumn="0"/>
+            <w:tcW w:w="5640" w:type="dxa"/>
+            <w:tcMar/>
           </w:tcPr>
-          <w:p>
+          <w:p wp14:textId="77777777">
             <w:r>
               <w:t xml:space="preserve">Implemented</w:t>
             </w:r>
           </w:p>
         </w:tc>
       </w:tr>
-      <w:tr>
+      <w:tr xmlns:wp14="http://schemas.microsoft.com/office/word/2010/wordml" wp14:textId="77777777">
         <w:tc>
           <w:tcPr>
-            <w:tcW w:type="dxa" w:w="3000"/>
+            <w:cnfStyle w:val="001000000000" w:firstRow="0" w:lastRow="0" w:firstColumn="1" w:lastColumn="0" w:oddVBand="0" w:evenVBand="0" w:oddHBand="0" w:evenHBand="0" w:firstRowFirstColumn="0" w:firstRowLastColumn="0" w:lastRowFirstColumn="0" w:lastRowLastColumn="0"/>
+            <w:tcW w:w="3000" w:type="dxa"/>
+            <w:tcMar/>
           </w:tcPr>
-          <w:p>
+          <w:p wp14:textId="77777777">
             <w:r>
               <w:rPr>
                 <w:b/>
@@ -1379,21 +2462,25 @@
         </w:tc>
         <w:tc>
           <w:tcPr>
-            <w:tcW w:type="dxa" w:w="5640"/>
+            <w:cnfStyle w:val="000000000000" w:firstRow="0" w:lastRow="0" w:firstColumn="0" w:lastColumn="0" w:oddVBand="0" w:evenVBand="0" w:oddHBand="0" w:evenHBand="0" w:firstRowFirstColumn="0" w:firstRowLastColumn="0" w:lastRowFirstColumn="0" w:lastRowLastColumn="0"/>
+            <w:tcW w:w="5640" w:type="dxa"/>
+            <w:tcMar/>
           </w:tcPr>
-          <w:p>
+          <w:p wp14:textId="77777777">
             <w:r>
               <w:t xml:space="preserve">duplicate_row_groups = 0</w:t>
             </w:r>
           </w:p>
         </w:tc>
       </w:tr>
-      <w:tr>
+      <w:tr xmlns:wp14="http://schemas.microsoft.com/office/word/2010/wordml" wp14:textId="77777777">
         <w:tc>
           <w:tcPr>
-            <w:tcW w:type="dxa" w:w="3000"/>
+            <w:cnfStyle w:val="001000000000" w:firstRow="0" w:lastRow="0" w:firstColumn="1" w:lastColumn="0" w:oddVBand="0" w:evenVBand="0" w:oddHBand="0" w:evenHBand="0" w:firstRowFirstColumn="0" w:firstRowLastColumn="0" w:lastRowFirstColumn="0" w:lastRowLastColumn="0"/>
+            <w:tcW w:w="3000" w:type="dxa"/>
+            <w:tcMar/>
           </w:tcPr>
-          <w:p>
+          <w:p wp14:textId="77777777">
             <w:r>
               <w:rPr>
                 <w:b/>
@@ -1404,62 +2491,168 @@
         </w:tc>
         <w:tc>
           <w:tcPr>
-            <w:tcW w:type="dxa" w:w="5640"/>
+            <w:cnfStyle w:val="000000000000" w:firstRow="0" w:lastRow="0" w:firstColumn="0" w:lastColumn="0" w:oddVBand="0" w:evenVBand="0" w:oddHBand="0" w:evenHBand="0" w:firstRowFirstColumn="0" w:firstRowLastColumn="0" w:lastRowFirstColumn="0" w:lastRowLastColumn="0"/>
+            <w:tcW w:w="5640" w:type="dxa"/>
+            <w:tcMar/>
           </w:tcPr>
-          <w:p>
+          <w:p wp14:textId="70F1D3C7">
+            <w:r>
+              <w:rPr/>
+              <w:t>Fail</w:t>
+            </w:r>
+          </w:p>
+        </w:tc>
+      </w:tr>
+      <w:tr xmlns:wp14="http://schemas.microsoft.com/office/word/2010/wordml" wp14:textId="77777777">
+        <w:tc>
+          <w:tcPr>
+            <w:cnfStyle w:val="001000000000" w:firstRow="0" w:lastRow="0" w:firstColumn="1" w:lastColumn="0" w:oddVBand="0" w:evenVBand="0" w:oddHBand="0" w:evenHBand="0" w:firstRowFirstColumn="0" w:firstRowLastColumn="0" w:lastRowFirstColumn="0" w:lastRowLastColumn="0"/>
+            <w:tcW w:w="3000" w:type="dxa"/>
+            <w:tcMar/>
+          </w:tcPr>
+          <w:p wp14:textId="77777777">
+            <w:r>
+              <w:rPr>
+                <w:b/>
+              </w:rPr>
+              <w:t xml:space="preserve">Rows with status = FAIL (count)</w:t>
+            </w:r>
+          </w:p>
+        </w:tc>
+        <w:tc>
+          <w:tcPr>
+            <w:cnfStyle w:val="000000000000" w:firstRow="0" w:lastRow="0" w:firstColumn="0" w:lastColumn="0" w:oddVBand="0" w:evenVBand="0" w:oddHBand="0" w:evenHBand="0" w:firstRowFirstColumn="0" w:firstRowLastColumn="0" w:lastRowFirstColumn="0" w:lastRowLastColumn="0"/>
+            <w:tcW w:w="5640" w:type="dxa"/>
+            <w:tcMar/>
+          </w:tcPr>
+          <w:p wp14:textId="77777777">
             <w:r/>
           </w:p>
         </w:tc>
       </w:tr>
-      <w:tr>
+      <w:tr xmlns:wp14="http://schemas.microsoft.com/office/word/2010/wordml" wp14:textId="77777777">
         <w:tc>
           <w:tcPr>
-            <w:tcW w:type="dxa" w:w="3000"/>
+            <w:cnfStyle w:val="001000000000" w:firstRow="0" w:lastRow="0" w:firstColumn="1" w:lastColumn="0" w:oddVBand="0" w:evenVBand="0" w:oddHBand="0" w:evenHBand="0" w:firstRowFirstColumn="0" w:firstRowLastColumn="0" w:lastRowFirstColumn="0" w:lastRowLastColumn="0"/>
+            <w:tcW w:w="3000" w:type="dxa"/>
+            <w:tcMar/>
           </w:tcPr>
-          <w:p>
+          <w:p wp14:textId="77777777">
             <w:r>
               <w:rPr>
                 <w:b/>
               </w:rPr>
-              <w:t xml:space="preserve">Rows with status = FAIL (count)</w:t>
+              <w:t xml:space="preserve">Remarks</w:t>
             </w:r>
           </w:p>
         </w:tc>
         <w:tc>
           <w:tcPr>
-            <w:tcW w:type="dxa" w:w="5640"/>
+            <w:cnfStyle w:val="000000000000" w:firstRow="0" w:lastRow="0" w:firstColumn="0" w:lastColumn="0" w:oddVBand="0" w:evenVBand="0" w:oddHBand="0" w:evenHBand="0" w:firstRowFirstColumn="0" w:firstRowLastColumn="0" w:lastRowFirstColumn="0" w:lastRowLastColumn="0"/>
+            <w:tcW w:w="5640" w:type="dxa"/>
+            <w:tcMar/>
           </w:tcPr>
-          <w:p>
-            <w:r/>
-          </w:p>
-        </w:tc>
-      </w:tr>
-      <w:tr>
-        <w:tc>
-          <w:tcPr>
-            <w:tcW w:type="dxa" w:w="3000"/>
-          </w:tcPr>
-          <w:p>
-            <w:r>
+          <w:p wp14:textId="3CE2FF72">
+            <w:pPr>
               <w:rPr>
-                <w:b/>
+                <w:rFonts w:ascii="Cambria" w:hAnsi="Cambria" w:eastAsia="Cambria" w:cs="Cambria"/>
+                <w:noProof w:val="0"/>
+                <w:sz w:val="22"/>
+                <w:szCs w:val="22"/>
+                <w:lang w:val="en-US"/>
               </w:rPr>
-              <w:t xml:space="preserve">Remarks</w:t>
-            </w:r>
-          </w:p>
-        </w:tc>
-        <w:tc>
-          <w:tcPr>
-            <w:tcW w:type="dxa" w:w="5640"/>
-          </w:tcPr>
-          <w:p>
-            <w:r/>
+            </w:pPr>
+            <w:r>
+              <w:rPr>
+                <w:rFonts w:ascii="Cambria" w:hAnsi="Cambria" w:eastAsia="Cambria" w:cs="Cambria"/>
+                <w:b w:val="0"/>
+                <w:bCs w:val="0"/>
+                <w:i w:val="0"/>
+                <w:iCs w:val="0"/>
+                <w:caps w:val="0"/>
+                <w:smallCaps w:val="0"/>
+                <w:noProof w:val="0"/>
+                <w:color w:val="000000" w:themeColor="text1" w:themeTint="FF" w:themeShade="FF"/>
+                <w:sz w:val="22"/>
+                <w:szCs w:val="22"/>
+                <w:lang w:val="en-US"/>
+              </w:rPr>
+              <w:t xml:space="preserve">All satellites </w:t>
+            </w:r>
+            <w:r>
+              <w:rPr>
+                <w:rFonts w:ascii="Cambria" w:hAnsi="Cambria" w:eastAsia="Cambria" w:cs="Cambria"/>
+                <w:b w:val="0"/>
+                <w:bCs w:val="0"/>
+                <w:i w:val="0"/>
+                <w:iCs w:val="0"/>
+                <w:caps w:val="0"/>
+                <w:smallCaps w:val="0"/>
+                <w:noProof w:val="0"/>
+                <w:color w:val="000000" w:themeColor="text1" w:themeTint="FF" w:themeShade="FF"/>
+                <w:sz w:val="22"/>
+                <w:szCs w:val="22"/>
+                <w:lang w:val="en-US"/>
+              </w:rPr>
+              <w:t>have issues</w:t>
+            </w:r>
+            <w:r>
+              <w:rPr>
+                <w:rFonts w:ascii="Cambria" w:hAnsi="Cambria" w:eastAsia="Cambria" w:cs="Cambria"/>
+                <w:b w:val="0"/>
+                <w:bCs w:val="0"/>
+                <w:i w:val="0"/>
+                <w:iCs w:val="0"/>
+                <w:caps w:val="0"/>
+                <w:smallCaps w:val="0"/>
+                <w:noProof w:val="0"/>
+                <w:color w:val="000000" w:themeColor="text1" w:themeTint="FF" w:themeShade="FF"/>
+                <w:sz w:val="22"/>
+                <w:szCs w:val="22"/>
+                <w:lang w:val="en-US"/>
+              </w:rPr>
+              <w:t>. Source_Name - stg_maximus__</w:t>
+            </w:r>
+            <w:r>
+              <w:rPr>
+                <w:rFonts w:ascii="Cambria" w:hAnsi="Cambria" w:eastAsia="Cambria" w:cs="Cambria"/>
+                <w:b w:val="0"/>
+                <w:bCs w:val="0"/>
+                <w:i w:val="0"/>
+                <w:iCs w:val="0"/>
+                <w:caps w:val="0"/>
+                <w:smallCaps w:val="0"/>
+                <w:noProof w:val="0"/>
+                <w:color w:val="000000" w:themeColor="text1" w:themeTint="FF" w:themeShade="FF"/>
+                <w:sz w:val="22"/>
+                <w:szCs w:val="22"/>
+                <w:lang w:val="en-US"/>
+              </w:rPr>
+              <w:t>pd_prop_sp_pv</w:t>
+            </w:r>
+            <w:r>
+              <w:rPr>
+                <w:rFonts w:ascii="Cambria" w:hAnsi="Cambria" w:eastAsia="Cambria" w:cs="Cambria"/>
+                <w:b w:val="0"/>
+                <w:bCs w:val="0"/>
+                <w:i w:val="0"/>
+                <w:iCs w:val="0"/>
+                <w:caps w:val="0"/>
+                <w:smallCaps w:val="0"/>
+                <w:noProof w:val="0"/>
+                <w:color w:val="000000" w:themeColor="text1" w:themeTint="FF" w:themeShade="FF"/>
+                <w:sz w:val="22"/>
+                <w:szCs w:val="22"/>
+                <w:lang w:val="en-US"/>
+              </w:rPr>
+              <w:t xml:space="preserve"> having null values in column BAGIC_EMPLOYEE_CODE</w:t>
+            </w:r>
           </w:p>
         </w:tc>
       </w:tr>
     </w:tbl>
-    <w:p/>
-    <w:p>
+    <w:p xmlns:wp14="http://schemas.microsoft.com/office/word/2010/wordml" wp14:textId="77777777"/>
+    <w:p xmlns:wp14="http://schemas.microsoft.com/office/word/2010/wordml" wp14:textId="77777777">
       <w:r>
         <w:rPr>
           <w:b/>
@@ -1470,7 +2663,7 @@
         <w:t xml:space="preserve">Grain (LOCATION_HKEY, RECORD_SOURCE, LOAD_DATETIME). duplicate_row_groups = the same version stored twice (what a non-idempotent re-run produces). same_ldts_different_payload_info = two different payloads at one LOAD_DATETIME (a source grain conflict, not a re-load duplicate) -- informational. standard satellite, automate_dv.sat; PK LOCATION_HKEY; 1 RECORD_SOURCE group(s): MAXIMUS_BUSINESS_PARTNERS_VW_DATA_PARTY_DETAIL_PARTY_PROPERTY_SIMPLE_PROPERTY_PIVOT_VW [1 col(s)].</w:t>
       </w:r>
     </w:p>
-    <w:p>
+    <w:p xmlns:wp14="http://schemas.microsoft.com/office/word/2010/wordml" wp14:textId="77777777">
       <w:r>
         <w:rPr>
           <w:b/>
@@ -1481,56 +2674,212 @@
     <w:tbl>
       <w:tblPr>
         <w:tblStyle w:val="TableGrid"/>
-        <w:tblW w:type="auto" w:w="0"/>
-        <w:tblLook w:firstColumn="1" w:firstRow="1" w:lastColumn="0" w:lastRow="0" w:noHBand="0" w:noVBand="1" w:val="04A0"/>
+        <w:tblW w:w="0" w:type="auto"/>
+        <w:tblLook w:val="04A0" w:firstRow="1" w:lastRow="0" w:firstColumn="1" w:lastColumn="0" w:noHBand="0" w:noVBand="1"/>
       </w:tblPr>
       <w:tblGrid>
         <w:gridCol w:w="8640"/>
       </w:tblGrid>
-      <w:tr>
+      <w:tr xmlns:wp14="http://schemas.microsoft.com/office/word/2010/wordml" wp14:textId="77777777">
         <w:tc>
           <w:tcPr>
-            <w:tcW w:type="dxa" w:w="8640"/>
+            <w:tcW w:w="8640" w:type="dxa"/>
           </w:tcPr>
-          <w:p>
+          <w:p wp14:textId="77777777">
             <w:r>
               <w:rPr>
                 <w:rFonts w:ascii="Consolas" w:hAnsi="Consolas"/>
                 <w:sz w:val="17"/>
               </w:rPr>
               <w:t xml:space="preserve">with d as (</w:t>
+            </w:r>
+            <w:r>
+              <w:rPr>
+                <w:rFonts w:ascii="Consolas" w:hAnsi="Consolas"/>
+                <w:sz w:val="17"/>
+              </w:rPr>
               <w:br/>
+            </w:r>
+            <w:r>
+              <w:rPr>
+                <w:rFonts w:ascii="Consolas" w:hAnsi="Consolas"/>
+                <w:sz w:val="17"/>
+              </w:rPr>
               <w:t xml:space="preserve">    select LOCATION_HKEY, RECORD_SOURCE, LOAD_DATETIME, count(*) as n, count(distinct HASHDIFF) as hashdiffs</w:t>
+            </w:r>
+            <w:r>
+              <w:rPr>
+                <w:rFonts w:ascii="Consolas" w:hAnsi="Consolas"/>
+                <w:sz w:val="17"/>
+              </w:rPr>
               <w:br/>
+            </w:r>
+            <w:r>
+              <w:rPr>
+                <w:rFonts w:ascii="Consolas" w:hAnsi="Consolas"/>
+                <w:sz w:val="17"/>
+              </w:rPr>
               <w:t xml:space="preserve">      from BAGIC_PREPROD_CURATED_DB.BGIL_DATA_MODEL.SAT_COMMON_ADMIN_GEOGRAPHY</w:t>
+            </w:r>
+            <w:r>
+              <w:rPr>
+                <w:rFonts w:ascii="Consolas" w:hAnsi="Consolas"/>
+                <w:sz w:val="17"/>
+              </w:rPr>
               <w:br/>
+            </w:r>
+            <w:r>
+              <w:rPr>
+                <w:rFonts w:ascii="Consolas" w:hAnsi="Consolas"/>
+                <w:sz w:val="17"/>
+              </w:rPr>
               <w:t xml:space="preserve">     where startswith(RECORD_SOURCE, 'MAXIMUS_')</w:t>
+            </w:r>
+            <w:r>
+              <w:rPr>
+                <w:rFonts w:ascii="Consolas" w:hAnsi="Consolas"/>
+                <w:sz w:val="17"/>
+              </w:rPr>
               <w:br/>
+            </w:r>
+            <w:r>
+              <w:rPr>
+                <w:rFonts w:ascii="Consolas" w:hAnsi="Consolas"/>
+                <w:sz w:val="17"/>
+              </w:rPr>
               <w:t xml:space="preserve">     group by LOCATION_HKEY, RECORD_SOURCE, LOAD_DATETIME</w:t>
+            </w:r>
+            <w:r>
+              <w:rPr>
+                <w:rFonts w:ascii="Consolas" w:hAnsi="Consolas"/>
+                <w:sz w:val="17"/>
+              </w:rPr>
               <w:br/>
+            </w:r>
+            <w:r>
+              <w:rPr>
+                <w:rFonts w:ascii="Consolas" w:hAnsi="Consolas"/>
+                <w:sz w:val="17"/>
+              </w:rPr>
               <w:t xml:space="preserve">    having count(*) &gt; 1</w:t>
+            </w:r>
+            <w:r>
+              <w:rPr>
+                <w:rFonts w:ascii="Consolas" w:hAnsi="Consolas"/>
+                <w:sz w:val="17"/>
+              </w:rPr>
               <w:br/>
+            </w:r>
+            <w:r>
+              <w:rPr>
+                <w:rFonts w:ascii="Consolas" w:hAnsi="Consolas"/>
+                <w:sz w:val="17"/>
+              </w:rPr>
               <w:t xml:space="preserve">)</w:t>
+            </w:r>
+            <w:r>
+              <w:rPr>
+                <w:rFonts w:ascii="Consolas" w:hAnsi="Consolas"/>
+                <w:sz w:val="17"/>
+              </w:rPr>
               <w:br/>
+            </w:r>
+            <w:r>
+              <w:rPr>
+                <w:rFonts w:ascii="Consolas" w:hAnsi="Consolas"/>
+                <w:sz w:val="17"/>
+              </w:rPr>
               <w:t xml:space="preserve">select 'MAXIMUS' as project, 'SAT_COMMON_ADMIN_GEOGRAPHY' as satellite,</w:t>
+            </w:r>
+            <w:r>
+              <w:rPr>
+                <w:rFonts w:ascii="Consolas" w:hAnsi="Consolas"/>
+                <w:sz w:val="17"/>
+              </w:rPr>
               <w:br/>
+            </w:r>
+            <w:r>
+              <w:rPr>
+                <w:rFonts w:ascii="Consolas" w:hAnsi="Consolas"/>
+                <w:sz w:val="17"/>
+              </w:rPr>
               <w:t xml:space="preserve">       count_if(hashdiffs = 1)            as duplicate_row_groups,</w:t>
+            </w:r>
+            <w:r>
+              <w:rPr>
+                <w:rFonts w:ascii="Consolas" w:hAnsi="Consolas"/>
+                <w:sz w:val="17"/>
+              </w:rPr>
               <w:br/>
+            </w:r>
+            <w:r>
+              <w:rPr>
+                <w:rFonts w:ascii="Consolas" w:hAnsi="Consolas"/>
+                <w:sz w:val="17"/>
+              </w:rPr>
               <w:t xml:space="preserve">       coalesce(sum(iff(hashdiffs = 1, n - 1, 0)), 0) as surplus_rows,</w:t>
+            </w:r>
+            <w:r>
+              <w:rPr>
+                <w:rFonts w:ascii="Consolas" w:hAnsi="Consolas"/>
+                <w:sz w:val="17"/>
+              </w:rPr>
               <w:br/>
+            </w:r>
+            <w:r>
+              <w:rPr>
+                <w:rFonts w:ascii="Consolas" w:hAnsi="Consolas"/>
+                <w:sz w:val="17"/>
+              </w:rPr>
               <w:t xml:space="preserve">       count_if(hashdiffs &gt; 1)            as same_ldts_different_payload_info,</w:t>
+            </w:r>
+            <w:r>
+              <w:rPr>
+                <w:rFonts w:ascii="Consolas" w:hAnsi="Consolas"/>
+                <w:sz w:val="17"/>
+              </w:rPr>
               <w:br/>
+            </w:r>
+            <w:r>
+              <w:rPr>
+                <w:rFonts w:ascii="Consolas" w:hAnsi="Consolas"/>
+                <w:sz w:val="17"/>
+              </w:rPr>
               <w:t xml:space="preserve">       array_slice(array_agg(iff(hashdiffs = 1, to_varchar(LOCATION_HKEY, 'HEX'), null)) within group (order by LOCATION_HKEY), 0, 3) as examples,</w:t>
+            </w:r>
+            <w:r>
+              <w:rPr>
+                <w:rFonts w:ascii="Consolas" w:hAnsi="Consolas"/>
+                <w:sz w:val="17"/>
+              </w:rPr>
               <w:br/>
+            </w:r>
+            <w:r>
+              <w:rPr>
+                <w:rFonts w:ascii="Consolas" w:hAnsi="Consolas"/>
+                <w:sz w:val="17"/>
+              </w:rPr>
               <w:t xml:space="preserve">       iff(duplicate_row_groups = 0, 'PASS', 'FAIL') as status</w:t>
+            </w:r>
+            <w:r>
+              <w:rPr>
+                <w:rFonts w:ascii="Consolas" w:hAnsi="Consolas"/>
+                <w:sz w:val="17"/>
+              </w:rPr>
               <w:br/>
+            </w:r>
+            <w:r>
+              <w:rPr>
+                <w:rFonts w:ascii="Consolas" w:hAnsi="Consolas"/>
+                <w:sz w:val="17"/>
+              </w:rPr>
               <w:t xml:space="preserve">  from d;</w:t>
             </w:r>
           </w:p>
         </w:tc>
       </w:tr>
     </w:tbl>
-    <w:p>
+    <w:p xmlns:wp14="http://schemas.microsoft.com/office/word/2010/wordml" wp14:textId="77777777">
       <w:r>
         <w:rPr>
           <w:b/>
@@ -1541,18 +2890,18 @@
     <w:tbl>
       <w:tblPr>
         <w:tblStyle w:val="TableGrid"/>
-        <w:tblW w:type="auto" w:w="0"/>
-        <w:tblLook w:firstColumn="1" w:firstRow="1" w:lastColumn="0" w:lastRow="0" w:noHBand="0" w:noVBand="1" w:val="04A0"/>
+        <w:tblW w:w="0" w:type="auto"/>
+        <w:tblLook w:val="04A0" w:firstRow="1" w:lastRow="0" w:firstColumn="1" w:lastColumn="0" w:noHBand="0" w:noVBand="1"/>
       </w:tblPr>
       <w:tblGrid>
         <w:gridCol w:w="8640"/>
       </w:tblGrid>
-      <w:tr>
+      <w:tr xmlns:wp14="http://schemas.microsoft.com/office/word/2010/wordml" wp14:textId="77777777">
         <w:tc>
           <w:tcPr>
-            <w:tcW w:type="dxa" w:w="8640"/>
+            <w:tcW w:w="8640" w:type="dxa"/>
           </w:tcPr>
-          <w:p>
+          <w:p wp14:textId="77777777">
             <w:r>
               <w:rPr>
                 <w:i/>
@@ -1562,23 +2911,27 @@
           </w:p>
         </w:tc>
       </w:tr>
-      <w:tr>
+      <w:tr xmlns:wp14="http://schemas.microsoft.com/office/word/2010/wordml" wp14:textId="77777777">
         <w:tc>
           <w:tcPr>
-            <w:tcW w:type="dxa" w:w="8640"/>
+            <w:tcW w:w="8640" w:type="dxa"/>
           </w:tcPr>
-          <w:p>
+          <w:p wp14:textId="77777777">
             <w:r>
               <w:br/>
+            </w:r>
+            <w:r>
               <w:br/>
+            </w:r>
+            <w:r>
               <w:br/>
             </w:r>
           </w:p>
         </w:tc>
       </w:tr>
     </w:tbl>
-    <w:p/>
-    <w:p>
+    <w:p xmlns:wp14="http://schemas.microsoft.com/office/word/2010/wordml" wp14:textId="77777777"/>
+    <w:p xmlns:wp14="http://schemas.microsoft.com/office/word/2010/wordml" wp14:textId="77777777">
       <w:pPr>
         <w:pStyle w:val="Heading2"/>
       </w:pPr>
@@ -1589,19 +2942,21 @@
     <w:tbl>
       <w:tblPr>
         <w:tblStyle w:val="LightList-Accent1"/>
-        <w:tblW w:type="auto" w:w="0"/>
-        <w:tblLook w:firstColumn="1" w:firstRow="1" w:lastColumn="0" w:lastRow="0" w:noHBand="0" w:noVBand="1" w:val="04A0"/>
+        <w:tblW w:w="0" w:type="auto"/>
+        <w:tblLook w:val="04A0" w:firstRow="1" w:lastRow="0" w:firstColumn="1" w:lastColumn="0" w:noHBand="0" w:noVBand="1"/>
       </w:tblPr>
       <w:tblGrid>
         <w:gridCol w:w="3000"/>
         <w:gridCol w:w="5640"/>
       </w:tblGrid>
-      <w:tr>
+      <w:tr xmlns:wp14="http://schemas.microsoft.com/office/word/2010/wordml" wp14:textId="77777777">
         <w:tc>
           <w:tcPr>
-            <w:tcW w:type="dxa" w:w="3000"/>
+            <w:cnfStyle w:val="001000000000" w:firstRow="0" w:lastRow="0" w:firstColumn="1" w:lastColumn="0" w:oddVBand="0" w:evenVBand="0" w:oddHBand="0" w:evenHBand="0" w:firstRowFirstColumn="0" w:firstRowLastColumn="0" w:lastRowFirstColumn="0" w:lastRowLastColumn="0"/>
+            <w:tcW w:w="3000" w:type="dxa"/>
+            <w:tcMar/>
           </w:tcPr>
-          <w:p>
+          <w:p wp14:textId="77777777">
             <w:r>
               <w:rPr>
                 <w:b/>
@@ -1612,21 +2967,25 @@
         </w:tc>
         <w:tc>
           <w:tcPr>
-            <w:tcW w:type="dxa" w:w="5640"/>
+            <w:cnfStyle w:val="000000000000" w:firstRow="0" w:lastRow="0" w:firstColumn="0" w:lastColumn="0" w:oddVBand="0" w:evenVBand="0" w:oddHBand="0" w:evenHBand="0" w:firstRowFirstColumn="0" w:firstRowLastColumn="0" w:lastRowFirstColumn="0" w:lastRowLastColumn="0"/>
+            <w:tcW w:w="5640" w:type="dxa"/>
+            <w:tcMar/>
           </w:tcPr>
-          <w:p>
+          <w:p wp14:textId="77777777">
             <w:r>
               <w:t xml:space="preserve">MAXIMUS</w:t>
             </w:r>
           </w:p>
         </w:tc>
       </w:tr>
-      <w:tr>
+      <w:tr xmlns:wp14="http://schemas.microsoft.com/office/word/2010/wordml" wp14:textId="77777777">
         <w:tc>
           <w:tcPr>
-            <w:tcW w:type="dxa" w:w="3000"/>
+            <w:cnfStyle w:val="001000000000" w:firstRow="0" w:lastRow="0" w:firstColumn="1" w:lastColumn="0" w:oddVBand="0" w:evenVBand="0" w:oddHBand="0" w:evenHBand="0" w:firstRowFirstColumn="0" w:firstRowLastColumn="0" w:lastRowFirstColumn="0" w:lastRowLastColumn="0"/>
+            <w:tcW w:w="3000" w:type="dxa"/>
+            <w:tcMar/>
           </w:tcPr>
-          <w:p>
+          <w:p wp14:textId="77777777">
             <w:r>
               <w:rPr>
                 <w:b/>
@@ -1637,21 +2996,25 @@
         </w:tc>
         <w:tc>
           <w:tcPr>
-            <w:tcW w:type="dxa" w:w="5640"/>
+            <w:cnfStyle w:val="000000000000" w:firstRow="0" w:lastRow="0" w:firstColumn="0" w:lastColumn="0" w:oddVBand="0" w:evenVBand="0" w:oddHBand="0" w:evenHBand="0" w:firstRowFirstColumn="0" w:firstRowLastColumn="0" w:lastRowFirstColumn="0" w:lastRowLastColumn="0"/>
+            <w:tcW w:w="5640" w:type="dxa"/>
+            <w:tcMar/>
           </w:tcPr>
-          <w:p>
+          <w:p wp14:textId="77777777">
             <w:r>
               <w:t xml:space="preserve">[ma_sat_multi_source] SAT_LNK_PARTY_ROLE_CORE</w:t>
             </w:r>
           </w:p>
         </w:tc>
       </w:tr>
-      <w:tr>
+      <w:tr xmlns:wp14="http://schemas.microsoft.com/office/word/2010/wordml" wp14:textId="77777777">
         <w:tc>
           <w:tcPr>
-            <w:tcW w:type="dxa" w:w="3000"/>
+            <w:cnfStyle w:val="001000000000" w:firstRow="0" w:lastRow="0" w:firstColumn="1" w:lastColumn="0" w:oddVBand="0" w:evenVBand="0" w:oddHBand="0" w:evenHBand="0" w:firstRowFirstColumn="0" w:firstRowLastColumn="0" w:lastRowFirstColumn="0" w:lastRowLastColumn="0"/>
+            <w:tcW w:w="3000" w:type="dxa"/>
+            <w:tcMar/>
           </w:tcPr>
-          <w:p>
+          <w:p wp14:textId="77777777">
             <w:r>
               <w:rPr>
                 <w:b/>
@@ -1662,21 +3025,25 @@
         </w:tc>
         <w:tc>
           <w:tcPr>
-            <w:tcW w:type="dxa" w:w="5640"/>
+            <w:cnfStyle w:val="000000000000" w:firstRow="0" w:lastRow="0" w:firstColumn="0" w:lastColumn="0" w:oddVBand="0" w:evenVBand="0" w:oddHBand="0" w:evenHBand="0" w:firstRowFirstColumn="0" w:firstRowLastColumn="0" w:lastRowFirstColumn="0" w:lastRowLastColumn="0"/>
+            <w:tcW w:w="5640" w:type="dxa"/>
+            <w:tcMar/>
           </w:tcPr>
-          <w:p>
+          <w:p wp14:textId="77777777">
             <w:r>
               <w:t xml:space="preserve">Implemented</w:t>
             </w:r>
           </w:p>
         </w:tc>
       </w:tr>
-      <w:tr>
+      <w:tr xmlns:wp14="http://schemas.microsoft.com/office/word/2010/wordml" wp14:textId="77777777">
         <w:tc>
           <w:tcPr>
-            <w:tcW w:type="dxa" w:w="3000"/>
+            <w:cnfStyle w:val="001000000000" w:firstRow="0" w:lastRow="0" w:firstColumn="1" w:lastColumn="0" w:oddVBand="0" w:evenVBand="0" w:oddHBand="0" w:evenHBand="0" w:firstRowFirstColumn="0" w:firstRowLastColumn="0" w:lastRowFirstColumn="0" w:lastRowLastColumn="0"/>
+            <w:tcW w:w="3000" w:type="dxa"/>
+            <w:tcMar/>
           </w:tcPr>
-          <w:p>
+          <w:p wp14:textId="77777777">
             <w:r>
               <w:rPr>
                 <w:b/>
@@ -1687,21 +3054,25 @@
         </w:tc>
         <w:tc>
           <w:tcPr>
-            <w:tcW w:type="dxa" w:w="5640"/>
+            <w:cnfStyle w:val="000000000000" w:firstRow="0" w:lastRow="0" w:firstColumn="0" w:lastColumn="0" w:oddVBand="0" w:evenVBand="0" w:oddHBand="0" w:evenHBand="0" w:firstRowFirstColumn="0" w:firstRowLastColumn="0" w:lastRowFirstColumn="0" w:lastRowLastColumn="0"/>
+            <w:tcW w:w="5640" w:type="dxa"/>
+            <w:tcMar/>
           </w:tcPr>
-          <w:p>
+          <w:p wp14:textId="77777777">
             <w:r>
               <w:t xml:space="preserve">duplicate_row_groups = 0</w:t>
             </w:r>
           </w:p>
         </w:tc>
       </w:tr>
-      <w:tr>
+      <w:tr xmlns:wp14="http://schemas.microsoft.com/office/word/2010/wordml" wp14:textId="77777777">
         <w:tc>
           <w:tcPr>
-            <w:tcW w:type="dxa" w:w="3000"/>
+            <w:cnfStyle w:val="001000000000" w:firstRow="0" w:lastRow="0" w:firstColumn="1" w:lastColumn="0" w:oddVBand="0" w:evenVBand="0" w:oddHBand="0" w:evenHBand="0" w:firstRowFirstColumn="0" w:firstRowLastColumn="0" w:lastRowFirstColumn="0" w:lastRowLastColumn="0"/>
+            <w:tcW w:w="3000" w:type="dxa"/>
+            <w:tcMar/>
           </w:tcPr>
-          <w:p>
+          <w:p wp14:textId="77777777">
             <w:r>
               <w:rPr>
                 <w:b/>
@@ -1712,62 +3083,101 @@
         </w:tc>
         <w:tc>
           <w:tcPr>
-            <w:tcW w:type="dxa" w:w="5640"/>
+            <w:cnfStyle w:val="000000000000" w:firstRow="0" w:lastRow="0" w:firstColumn="0" w:lastColumn="0" w:oddVBand="0" w:evenVBand="0" w:oddHBand="0" w:evenHBand="0" w:firstRowFirstColumn="0" w:firstRowLastColumn="0" w:lastRowFirstColumn="0" w:lastRowLastColumn="0"/>
+            <w:tcW w:w="5640" w:type="dxa"/>
+            <w:tcMar/>
           </w:tcPr>
-          <w:p>
+          <w:p wp14:textId="1AA9FF13">
+            <w:r>
+              <w:rPr/>
+              <w:t>Fail</w:t>
+            </w:r>
+          </w:p>
+        </w:tc>
+      </w:tr>
+      <w:tr xmlns:wp14="http://schemas.microsoft.com/office/word/2010/wordml" wp14:textId="77777777">
+        <w:tc>
+          <w:tcPr>
+            <w:cnfStyle w:val="001000000000" w:firstRow="0" w:lastRow="0" w:firstColumn="1" w:lastColumn="0" w:oddVBand="0" w:evenVBand="0" w:oddHBand="0" w:evenHBand="0" w:firstRowFirstColumn="0" w:firstRowLastColumn="0" w:lastRowFirstColumn="0" w:lastRowLastColumn="0"/>
+            <w:tcW w:w="3000" w:type="dxa"/>
+            <w:tcMar/>
+          </w:tcPr>
+          <w:p wp14:textId="77777777">
+            <w:r>
+              <w:rPr>
+                <w:b/>
+              </w:rPr>
+              <w:t xml:space="preserve">Rows with status = FAIL (count)</w:t>
+            </w:r>
+          </w:p>
+        </w:tc>
+        <w:tc>
+          <w:tcPr>
+            <w:cnfStyle w:val="000000000000" w:firstRow="0" w:lastRow="0" w:firstColumn="0" w:lastColumn="0" w:oddVBand="0" w:evenVBand="0" w:oddHBand="0" w:evenHBand="0" w:firstRowFirstColumn="0" w:firstRowLastColumn="0" w:lastRowFirstColumn="0" w:lastRowLastColumn="0"/>
+            <w:tcW w:w="5640" w:type="dxa"/>
+            <w:tcMar/>
+          </w:tcPr>
+          <w:p wp14:textId="77777777">
             <w:r/>
           </w:p>
         </w:tc>
       </w:tr>
-      <w:tr>
+      <w:tr xmlns:wp14="http://schemas.microsoft.com/office/word/2010/wordml" wp14:textId="77777777">
         <w:tc>
           <w:tcPr>
-            <w:tcW w:type="dxa" w:w="3000"/>
+            <w:cnfStyle w:val="001000000000" w:firstRow="0" w:lastRow="0" w:firstColumn="1" w:lastColumn="0" w:oddVBand="0" w:evenVBand="0" w:oddHBand="0" w:evenHBand="0" w:firstRowFirstColumn="0" w:firstRowLastColumn="0" w:lastRowFirstColumn="0" w:lastRowLastColumn="0"/>
+            <w:tcW w:w="3000" w:type="dxa"/>
+            <w:tcMar/>
           </w:tcPr>
-          <w:p>
+          <w:p wp14:textId="77777777">
             <w:r>
               <w:rPr>
                 <w:b/>
               </w:rPr>
-              <w:t xml:space="preserve">Rows with status = FAIL (count)</w:t>
+              <w:t xml:space="preserve">Remarks</w:t>
             </w:r>
           </w:p>
         </w:tc>
         <w:tc>
           <w:tcPr>
-            <w:tcW w:type="dxa" w:w="5640"/>
+            <w:cnfStyle w:val="000000000000" w:firstRow="0" w:lastRow="0" w:firstColumn="0" w:lastColumn="0" w:oddVBand="0" w:evenVBand="0" w:oddHBand="0" w:evenHBand="0" w:firstRowFirstColumn="0" w:firstRowLastColumn="0" w:lastRowFirstColumn="0" w:lastRowLastColumn="0"/>
+            <w:tcW w:w="5640" w:type="dxa"/>
+            <w:tcMar/>
           </w:tcPr>
-          <w:p>
-            <w:r/>
-          </w:p>
-        </w:tc>
-      </w:tr>
-      <w:tr>
-        <w:tc>
-          <w:tcPr>
-            <w:tcW w:type="dxa" w:w="3000"/>
-          </w:tcPr>
-          <w:p>
-            <w:r>
+          <w:p wp14:textId="73C8FC3B">
+            <w:pPr>
+              <w:pStyle w:val="Normal"/>
               <w:rPr>
-                <w:b/>
+                <w:rFonts w:ascii="Cambria" w:hAnsi="Cambria" w:eastAsia="Cambria" w:cs="Cambria"/>
+                <w:noProof w:val="0"/>
+                <w:sz w:val="22"/>
+                <w:szCs w:val="22"/>
+                <w:lang w:val="en-US"/>
               </w:rPr>
-              <w:t xml:space="preserve">Remarks</w:t>
-            </w:r>
-          </w:p>
-        </w:tc>
-        <w:tc>
-          <w:tcPr>
-            <w:tcW w:type="dxa" w:w="5640"/>
-          </w:tcPr>
-          <w:p>
-            <w:r/>
+            </w:pPr>
+            <w:r>
+              <w:rPr>
+                <w:rFonts w:ascii="Cambria" w:hAnsi="Cambria" w:eastAsia="Cambria" w:cs="Cambria"/>
+                <w:b w:val="0"/>
+                <w:bCs w:val="0"/>
+                <w:i w:val="0"/>
+                <w:iCs w:val="0"/>
+                <w:caps w:val="0"/>
+                <w:smallCaps w:val="0"/>
+                <w:noProof w:val="0"/>
+                <w:color w:val="000000" w:themeColor="text1" w:themeTint="FF" w:themeShade="FF"/>
+                <w:sz w:val="22"/>
+                <w:szCs w:val="22"/>
+                <w:lang w:val="en-US"/>
+              </w:rPr>
+              <w:t>Source_Name - stg_maximus__pd_prop_sp_pv and stg_maximus__pd_prop_msdp_pv having null values in column BAGIC_EMPLOYEE_CODE</w:t>
+            </w:r>
           </w:p>
         </w:tc>
       </w:tr>
     </w:tbl>
-    <w:p/>
-    <w:p>
+    <w:p xmlns:wp14="http://schemas.microsoft.com/office/word/2010/wordml" wp14:textId="77777777"/>
+    <w:p xmlns:wp14="http://schemas.microsoft.com/office/word/2010/wordml" wp14:textId="77777777">
       <w:r>
         <w:rPr>
           <w:b/>
@@ -1778,7 +3188,7 @@
         <w:t xml:space="preserve">Grain (PARTY_HKEY, ROLECODE, ROLESEQUENCE, RECORD_SOURCE, LOAD_DATETIME). duplicate_row_groups = the same version stored twice (what a non-idempotent re-run produces). same_ldts_different_payload_info = two different payloads at one LOAD_DATETIME (a source grain conflict, not a re-load duplicate) -- informational. standard satellite, ma_sat_multi_source; PK PARTY_HKEY, child key ROLECODE, ROLESEQUENCE; 4 RECORD_SOURCE group(s): MAXIMUS_BUSINESS_PARTNERS_VW_DATA_PARTY_DETAIL_PARTY_PROPERTY_MULTI_SET_PROPERTY_MULTI_SET_DETAIL_PROPERTY_PIVOT_VW [1 col(s)], MAXIMUS_BUSINESS_PARTNERS_VW_DATA_PARTY_DETAIL_PARTY_PROPERTY_SIMPLE_PROPERTY_PIVOT_VW [3 col(s)], MAXIMUS_BUSINESS_PARTNERS_VW_DATA_PARTY_DETAIL_PARTY_RELATION [2 col(s)], MAXIMUS_BUSINESS_PARTNERS_VW_DATA_PARTY_DETAIL_RELATED_PARTY [1 col(s)]. Multi-active: compared per (key, child key); latest = max LOAD_DATETIME per member.</w:t>
       </w:r>
     </w:p>
-    <w:p>
+    <w:p xmlns:wp14="http://schemas.microsoft.com/office/word/2010/wordml" wp14:textId="77777777">
       <w:r>
         <w:rPr>
           <w:b/>
@@ -1789,56 +3199,212 @@
     <w:tbl>
       <w:tblPr>
         <w:tblStyle w:val="TableGrid"/>
-        <w:tblW w:type="auto" w:w="0"/>
-        <w:tblLook w:firstColumn="1" w:firstRow="1" w:lastColumn="0" w:lastRow="0" w:noHBand="0" w:noVBand="1" w:val="04A0"/>
+        <w:tblW w:w="0" w:type="auto"/>
+        <w:tblLook w:val="04A0" w:firstRow="1" w:lastRow="0" w:firstColumn="1" w:lastColumn="0" w:noHBand="0" w:noVBand="1"/>
       </w:tblPr>
       <w:tblGrid>
         <w:gridCol w:w="8640"/>
       </w:tblGrid>
-      <w:tr>
+      <w:tr xmlns:wp14="http://schemas.microsoft.com/office/word/2010/wordml" wp14:textId="77777777">
         <w:tc>
           <w:tcPr>
-            <w:tcW w:type="dxa" w:w="8640"/>
+            <w:tcW w:w="8640" w:type="dxa"/>
           </w:tcPr>
-          <w:p>
+          <w:p wp14:textId="77777777">
             <w:r>
               <w:rPr>
                 <w:rFonts w:ascii="Consolas" w:hAnsi="Consolas"/>
                 <w:sz w:val="17"/>
               </w:rPr>
               <w:t xml:space="preserve">with d as (</w:t>
+            </w:r>
+            <w:r>
+              <w:rPr>
+                <w:rFonts w:ascii="Consolas" w:hAnsi="Consolas"/>
+                <w:sz w:val="17"/>
+              </w:rPr>
               <w:br/>
+            </w:r>
+            <w:r>
+              <w:rPr>
+                <w:rFonts w:ascii="Consolas" w:hAnsi="Consolas"/>
+                <w:sz w:val="17"/>
+              </w:rPr>
               <w:t xml:space="preserve">    select PARTY_HKEY, ROLECODE, ROLESEQUENCE, RECORD_SOURCE, LOAD_DATETIME, count(*) as n, count(distinct HASHDIFF) as hashdiffs</w:t>
+            </w:r>
+            <w:r>
+              <w:rPr>
+                <w:rFonts w:ascii="Consolas" w:hAnsi="Consolas"/>
+                <w:sz w:val="17"/>
+              </w:rPr>
               <w:br/>
+            </w:r>
+            <w:r>
+              <w:rPr>
+                <w:rFonts w:ascii="Consolas" w:hAnsi="Consolas"/>
+                <w:sz w:val="17"/>
+              </w:rPr>
               <w:t xml:space="preserve">      from BAGIC_PREPROD_CURATED_DB.BGIL_DATA_MODEL.SAT_LNK_PARTY_ROLE_CORE</w:t>
+            </w:r>
+            <w:r>
+              <w:rPr>
+                <w:rFonts w:ascii="Consolas" w:hAnsi="Consolas"/>
+                <w:sz w:val="17"/>
+              </w:rPr>
               <w:br/>
+            </w:r>
+            <w:r>
+              <w:rPr>
+                <w:rFonts w:ascii="Consolas" w:hAnsi="Consolas"/>
+                <w:sz w:val="17"/>
+              </w:rPr>
               <w:t xml:space="preserve">     where startswith(RECORD_SOURCE, 'MAXIMUS_')</w:t>
+            </w:r>
+            <w:r>
+              <w:rPr>
+                <w:rFonts w:ascii="Consolas" w:hAnsi="Consolas"/>
+                <w:sz w:val="17"/>
+              </w:rPr>
               <w:br/>
+            </w:r>
+            <w:r>
+              <w:rPr>
+                <w:rFonts w:ascii="Consolas" w:hAnsi="Consolas"/>
+                <w:sz w:val="17"/>
+              </w:rPr>
               <w:t xml:space="preserve">     group by PARTY_HKEY, ROLECODE, ROLESEQUENCE, RECORD_SOURCE, LOAD_DATETIME</w:t>
+            </w:r>
+            <w:r>
+              <w:rPr>
+                <w:rFonts w:ascii="Consolas" w:hAnsi="Consolas"/>
+                <w:sz w:val="17"/>
+              </w:rPr>
               <w:br/>
+            </w:r>
+            <w:r>
+              <w:rPr>
+                <w:rFonts w:ascii="Consolas" w:hAnsi="Consolas"/>
+                <w:sz w:val="17"/>
+              </w:rPr>
               <w:t xml:space="preserve">    having count(*) &gt; 1</w:t>
+            </w:r>
+            <w:r>
+              <w:rPr>
+                <w:rFonts w:ascii="Consolas" w:hAnsi="Consolas"/>
+                <w:sz w:val="17"/>
+              </w:rPr>
               <w:br/>
+            </w:r>
+            <w:r>
+              <w:rPr>
+                <w:rFonts w:ascii="Consolas" w:hAnsi="Consolas"/>
+                <w:sz w:val="17"/>
+              </w:rPr>
               <w:t xml:space="preserve">)</w:t>
+            </w:r>
+            <w:r>
+              <w:rPr>
+                <w:rFonts w:ascii="Consolas" w:hAnsi="Consolas"/>
+                <w:sz w:val="17"/>
+              </w:rPr>
               <w:br/>
+            </w:r>
+            <w:r>
+              <w:rPr>
+                <w:rFonts w:ascii="Consolas" w:hAnsi="Consolas"/>
+                <w:sz w:val="17"/>
+              </w:rPr>
               <w:t xml:space="preserve">select 'MAXIMUS' as project, 'SAT_LNK_PARTY_ROLE_CORE' as satellite,</w:t>
+            </w:r>
+            <w:r>
+              <w:rPr>
+                <w:rFonts w:ascii="Consolas" w:hAnsi="Consolas"/>
+                <w:sz w:val="17"/>
+              </w:rPr>
               <w:br/>
+            </w:r>
+            <w:r>
+              <w:rPr>
+                <w:rFonts w:ascii="Consolas" w:hAnsi="Consolas"/>
+                <w:sz w:val="17"/>
+              </w:rPr>
               <w:t xml:space="preserve">       count_if(hashdiffs = 1)            as duplicate_row_groups,</w:t>
+            </w:r>
+            <w:r>
+              <w:rPr>
+                <w:rFonts w:ascii="Consolas" w:hAnsi="Consolas"/>
+                <w:sz w:val="17"/>
+              </w:rPr>
               <w:br/>
+            </w:r>
+            <w:r>
+              <w:rPr>
+                <w:rFonts w:ascii="Consolas" w:hAnsi="Consolas"/>
+                <w:sz w:val="17"/>
+              </w:rPr>
               <w:t xml:space="preserve">       coalesce(sum(iff(hashdiffs = 1, n - 1, 0)), 0) as surplus_rows,</w:t>
+            </w:r>
+            <w:r>
+              <w:rPr>
+                <w:rFonts w:ascii="Consolas" w:hAnsi="Consolas"/>
+                <w:sz w:val="17"/>
+              </w:rPr>
               <w:br/>
+            </w:r>
+            <w:r>
+              <w:rPr>
+                <w:rFonts w:ascii="Consolas" w:hAnsi="Consolas"/>
+                <w:sz w:val="17"/>
+              </w:rPr>
               <w:t xml:space="preserve">       count_if(hashdiffs &gt; 1)            as same_ldts_different_payload_info,</w:t>
+            </w:r>
+            <w:r>
+              <w:rPr>
+                <w:rFonts w:ascii="Consolas" w:hAnsi="Consolas"/>
+                <w:sz w:val="17"/>
+              </w:rPr>
               <w:br/>
+            </w:r>
+            <w:r>
+              <w:rPr>
+                <w:rFonts w:ascii="Consolas" w:hAnsi="Consolas"/>
+                <w:sz w:val="17"/>
+              </w:rPr>
               <w:t xml:space="preserve">       array_slice(array_agg(iff(hashdiffs = 1, to_varchar(PARTY_HKEY, 'HEX'), null)) within group (order by PARTY_HKEY), 0, 3) as examples,</w:t>
+            </w:r>
+            <w:r>
+              <w:rPr>
+                <w:rFonts w:ascii="Consolas" w:hAnsi="Consolas"/>
+                <w:sz w:val="17"/>
+              </w:rPr>
               <w:br/>
+            </w:r>
+            <w:r>
+              <w:rPr>
+                <w:rFonts w:ascii="Consolas" w:hAnsi="Consolas"/>
+                <w:sz w:val="17"/>
+              </w:rPr>
               <w:t xml:space="preserve">       iff(duplicate_row_groups = 0, 'PASS', 'FAIL') as status</w:t>
+            </w:r>
+            <w:r>
+              <w:rPr>
+                <w:rFonts w:ascii="Consolas" w:hAnsi="Consolas"/>
+                <w:sz w:val="17"/>
+              </w:rPr>
               <w:br/>
+            </w:r>
+            <w:r>
+              <w:rPr>
+                <w:rFonts w:ascii="Consolas" w:hAnsi="Consolas"/>
+                <w:sz w:val="17"/>
+              </w:rPr>
               <w:t xml:space="preserve">  from d;</w:t>
             </w:r>
           </w:p>
         </w:tc>
       </w:tr>
     </w:tbl>
-    <w:p>
+    <w:p xmlns:wp14="http://schemas.microsoft.com/office/word/2010/wordml" wp14:textId="77777777">
       <w:r>
         <w:rPr>
           <w:b/>
@@ -1849,18 +3415,18 @@
     <w:tbl>
       <w:tblPr>
         <w:tblStyle w:val="TableGrid"/>
-        <w:tblW w:type="auto" w:w="0"/>
-        <w:tblLook w:firstColumn="1" w:firstRow="1" w:lastColumn="0" w:lastRow="0" w:noHBand="0" w:noVBand="1" w:val="04A0"/>
+        <w:tblW w:w="0" w:type="auto"/>
+        <w:tblLook w:val="04A0" w:firstRow="1" w:lastRow="0" w:firstColumn="1" w:lastColumn="0" w:noHBand="0" w:noVBand="1"/>
       </w:tblPr>
       <w:tblGrid>
         <w:gridCol w:w="8640"/>
       </w:tblGrid>
-      <w:tr>
+      <w:tr xmlns:wp14="http://schemas.microsoft.com/office/word/2010/wordml" wp14:textId="77777777">
         <w:tc>
           <w:tcPr>
-            <w:tcW w:type="dxa" w:w="8640"/>
+            <w:tcW w:w="8640" w:type="dxa"/>
           </w:tcPr>
-          <w:p>
+          <w:p wp14:textId="77777777">
             <w:r>
               <w:rPr>
                 <w:i/>
@@ -1870,23 +3436,27 @@
           </w:p>
         </w:tc>
       </w:tr>
-      <w:tr>
+      <w:tr xmlns:wp14="http://schemas.microsoft.com/office/word/2010/wordml" wp14:textId="77777777">
         <w:tc>
           <w:tcPr>
-            <w:tcW w:type="dxa" w:w="8640"/>
+            <w:tcW w:w="8640" w:type="dxa"/>
           </w:tcPr>
-          <w:p>
+          <w:p wp14:textId="77777777">
             <w:r>
               <w:br/>
+            </w:r>
+            <w:r>
               <w:br/>
+            </w:r>
+            <w:r>
               <w:br/>
             </w:r>
           </w:p>
         </w:tc>
       </w:tr>
     </w:tbl>
-    <w:p/>
-    <w:p>
+    <w:p xmlns:wp14="http://schemas.microsoft.com/office/word/2010/wordml" wp14:textId="77777777"/>
+    <w:p xmlns:wp14="http://schemas.microsoft.com/office/word/2010/wordml" wp14:textId="77777777">
       <w:pPr>
         <w:pStyle w:val="Heading2"/>
       </w:pPr>
@@ -1897,19 +3467,21 @@
     <w:tbl>
       <w:tblPr>
         <w:tblStyle w:val="LightList-Accent1"/>
-        <w:tblW w:type="auto" w:w="0"/>
-        <w:tblLook w:firstColumn="1" w:firstRow="1" w:lastColumn="0" w:lastRow="0" w:noHBand="0" w:noVBand="1" w:val="04A0"/>
+        <w:tblW w:w="0" w:type="auto"/>
+        <w:tblLook w:val="04A0" w:firstRow="1" w:lastRow="0" w:firstColumn="1" w:lastColumn="0" w:noHBand="0" w:noVBand="1"/>
       </w:tblPr>
       <w:tblGrid>
         <w:gridCol w:w="3000"/>
         <w:gridCol w:w="5640"/>
       </w:tblGrid>
-      <w:tr>
+      <w:tr xmlns:wp14="http://schemas.microsoft.com/office/word/2010/wordml" wp14:textId="77777777">
         <w:tc>
           <w:tcPr>
-            <w:tcW w:type="dxa" w:w="3000"/>
+            <w:cnfStyle w:val="001000000000" w:firstRow="0" w:lastRow="0" w:firstColumn="1" w:lastColumn="0" w:oddVBand="0" w:evenVBand="0" w:oddHBand="0" w:evenHBand="0" w:firstRowFirstColumn="0" w:firstRowLastColumn="0" w:lastRowFirstColumn="0" w:lastRowLastColumn="0"/>
+            <w:tcW w:w="3000" w:type="dxa"/>
+            <w:tcMar/>
           </w:tcPr>
-          <w:p>
+          <w:p wp14:textId="77777777">
             <w:r>
               <w:rPr>
                 <w:b/>
@@ -1920,21 +3492,25 @@
         </w:tc>
         <w:tc>
           <w:tcPr>
-            <w:tcW w:type="dxa" w:w="5640"/>
+            <w:cnfStyle w:val="000000000000" w:firstRow="0" w:lastRow="0" w:firstColumn="0" w:lastColumn="0" w:oddVBand="0" w:evenVBand="0" w:oddHBand="0" w:evenHBand="0" w:firstRowFirstColumn="0" w:firstRowLastColumn="0" w:lastRowFirstColumn="0" w:lastRowLastColumn="0"/>
+            <w:tcW w:w="5640" w:type="dxa"/>
+            <w:tcMar/>
           </w:tcPr>
-          <w:p>
+          <w:p wp14:textId="77777777">
             <w:r>
               <w:t xml:space="preserve">MAXIMUS</w:t>
             </w:r>
           </w:p>
         </w:tc>
       </w:tr>
-      <w:tr>
+      <w:tr xmlns:wp14="http://schemas.microsoft.com/office/word/2010/wordml" wp14:textId="77777777">
         <w:tc>
           <w:tcPr>
-            <w:tcW w:type="dxa" w:w="3000"/>
+            <w:cnfStyle w:val="001000000000" w:firstRow="0" w:lastRow="0" w:firstColumn="1" w:lastColumn="0" w:oddVBand="0" w:evenVBand="0" w:oddHBand="0" w:evenHBand="0" w:firstRowFirstColumn="0" w:firstRowLastColumn="0" w:lastRowFirstColumn="0" w:lastRowLastColumn="0"/>
+            <w:tcW w:w="3000" w:type="dxa"/>
+            <w:tcMar/>
           </w:tcPr>
-          <w:p>
+          <w:p wp14:textId="77777777">
             <w:r>
               <w:rPr>
                 <w:b/>
@@ -1945,21 +3521,25 @@
         </w:tc>
         <w:tc>
           <w:tcPr>
-            <w:tcW w:type="dxa" w:w="5640"/>
+            <w:cnfStyle w:val="000000000000" w:firstRow="0" w:lastRow="0" w:firstColumn="0" w:lastColumn="0" w:oddVBand="0" w:evenVBand="0" w:oddHBand="0" w:evenHBand="0" w:firstRowFirstColumn="0" w:firstRowLastColumn="0" w:lastRowFirstColumn="0" w:lastRowLastColumn="0"/>
+            <w:tcW w:w="5640" w:type="dxa"/>
+            <w:tcMar/>
           </w:tcPr>
-          <w:p>
+          <w:p wp14:textId="77777777">
             <w:r>
               <w:t xml:space="preserve">[sat_multi_source] SAT_PARTY_BANKING</w:t>
             </w:r>
           </w:p>
         </w:tc>
       </w:tr>
-      <w:tr>
+      <w:tr xmlns:wp14="http://schemas.microsoft.com/office/word/2010/wordml" wp14:textId="77777777">
         <w:tc>
           <w:tcPr>
-            <w:tcW w:type="dxa" w:w="3000"/>
+            <w:cnfStyle w:val="001000000000" w:firstRow="0" w:lastRow="0" w:firstColumn="1" w:lastColumn="0" w:oddVBand="0" w:evenVBand="0" w:oddHBand="0" w:evenHBand="0" w:firstRowFirstColumn="0" w:firstRowLastColumn="0" w:lastRowFirstColumn="0" w:lastRowLastColumn="0"/>
+            <w:tcW w:w="3000" w:type="dxa"/>
+            <w:tcMar/>
           </w:tcPr>
-          <w:p>
+          <w:p wp14:textId="77777777">
             <w:r>
               <w:rPr>
                 <w:b/>
@@ -1970,21 +3550,25 @@
         </w:tc>
         <w:tc>
           <w:tcPr>
-            <w:tcW w:type="dxa" w:w="5640"/>
+            <w:cnfStyle w:val="000000000000" w:firstRow="0" w:lastRow="0" w:firstColumn="0" w:lastColumn="0" w:oddVBand="0" w:evenVBand="0" w:oddHBand="0" w:evenHBand="0" w:firstRowFirstColumn="0" w:firstRowLastColumn="0" w:lastRowFirstColumn="0" w:lastRowLastColumn="0"/>
+            <w:tcW w:w="5640" w:type="dxa"/>
+            <w:tcMar/>
           </w:tcPr>
-          <w:p>
+          <w:p wp14:textId="77777777">
             <w:r>
               <w:t xml:space="preserve">Implemented</w:t>
             </w:r>
           </w:p>
         </w:tc>
       </w:tr>
-      <w:tr>
+      <w:tr xmlns:wp14="http://schemas.microsoft.com/office/word/2010/wordml" wp14:textId="77777777">
         <w:tc>
           <w:tcPr>
-            <w:tcW w:type="dxa" w:w="3000"/>
+            <w:cnfStyle w:val="001000000000" w:firstRow="0" w:lastRow="0" w:firstColumn="1" w:lastColumn="0" w:oddVBand="0" w:evenVBand="0" w:oddHBand="0" w:evenHBand="0" w:firstRowFirstColumn="0" w:firstRowLastColumn="0" w:lastRowFirstColumn="0" w:lastRowLastColumn="0"/>
+            <w:tcW w:w="3000" w:type="dxa"/>
+            <w:tcMar/>
           </w:tcPr>
-          <w:p>
+          <w:p wp14:textId="77777777">
             <w:r>
               <w:rPr>
                 <w:b/>
@@ -1995,21 +3579,25 @@
         </w:tc>
         <w:tc>
           <w:tcPr>
-            <w:tcW w:type="dxa" w:w="5640"/>
+            <w:cnfStyle w:val="000000000000" w:firstRow="0" w:lastRow="0" w:firstColumn="0" w:lastColumn="0" w:oddVBand="0" w:evenVBand="0" w:oddHBand="0" w:evenHBand="0" w:firstRowFirstColumn="0" w:firstRowLastColumn="0" w:lastRowFirstColumn="0" w:lastRowLastColumn="0"/>
+            <w:tcW w:w="5640" w:type="dxa"/>
+            <w:tcMar/>
           </w:tcPr>
-          <w:p>
+          <w:p wp14:textId="77777777">
             <w:r>
               <w:t xml:space="preserve">duplicate_row_groups = 0</w:t>
             </w:r>
           </w:p>
         </w:tc>
       </w:tr>
-      <w:tr>
+      <w:tr xmlns:wp14="http://schemas.microsoft.com/office/word/2010/wordml" wp14:textId="77777777">
         <w:tc>
           <w:tcPr>
-            <w:tcW w:type="dxa" w:w="3000"/>
+            <w:cnfStyle w:val="001000000000" w:firstRow="0" w:lastRow="0" w:firstColumn="1" w:lastColumn="0" w:oddVBand="0" w:evenVBand="0" w:oddHBand="0" w:evenHBand="0" w:firstRowFirstColumn="0" w:firstRowLastColumn="0" w:lastRowFirstColumn="0" w:lastRowLastColumn="0"/>
+            <w:tcW w:w="3000" w:type="dxa"/>
+            <w:tcMar/>
           </w:tcPr>
-          <w:p>
+          <w:p wp14:textId="77777777">
             <w:r>
               <w:rPr>
                 <w:b/>
@@ -2020,19 +3608,26 @@
         </w:tc>
         <w:tc>
           <w:tcPr>
-            <w:tcW w:type="dxa" w:w="5640"/>
+            <w:cnfStyle w:val="000000000000" w:firstRow="0" w:lastRow="0" w:firstColumn="0" w:lastColumn="0" w:oddVBand="0" w:evenVBand="0" w:oddHBand="0" w:evenHBand="0" w:firstRowFirstColumn="0" w:firstRowLastColumn="0" w:lastRowFirstColumn="0" w:lastRowLastColumn="0"/>
+            <w:tcW w:w="5640" w:type="dxa"/>
+            <w:tcMar/>
           </w:tcPr>
-          <w:p>
-            <w:r/>
+          <w:p wp14:textId="4C659C06">
+            <w:r>
+              <w:rPr/>
+              <w:t>Pass</w:t>
+            </w:r>
           </w:p>
         </w:tc>
       </w:tr>
-      <w:tr>
+      <w:tr xmlns:wp14="http://schemas.microsoft.com/office/word/2010/wordml" wp14:textId="77777777">
         <w:tc>
           <w:tcPr>
-            <w:tcW w:type="dxa" w:w="3000"/>
+            <w:cnfStyle w:val="001000000000" w:firstRow="0" w:lastRow="0" w:firstColumn="1" w:lastColumn="0" w:oddVBand="0" w:evenVBand="0" w:oddHBand="0" w:evenHBand="0" w:firstRowFirstColumn="0" w:firstRowLastColumn="0" w:lastRowFirstColumn="0" w:lastRowLastColumn="0"/>
+            <w:tcW w:w="3000" w:type="dxa"/>
+            <w:tcMar/>
           </w:tcPr>
-          <w:p>
+          <w:p wp14:textId="77777777">
             <w:r>
               <w:rPr>
                 <w:b/>
@@ -2043,19 +3638,26 @@
         </w:tc>
         <w:tc>
           <w:tcPr>
-            <w:tcW w:type="dxa" w:w="5640"/>
+            <w:cnfStyle w:val="000000000000" w:firstRow="0" w:lastRow="0" w:firstColumn="0" w:lastColumn="0" w:oddVBand="0" w:evenVBand="0" w:oddHBand="0" w:evenHBand="0" w:firstRowFirstColumn="0" w:firstRowLastColumn="0" w:lastRowFirstColumn="0" w:lastRowLastColumn="0"/>
+            <w:tcW w:w="5640" w:type="dxa"/>
+            <w:tcMar/>
           </w:tcPr>
-          <w:p>
-            <w:r/>
+          <w:p wp14:textId="2FD3E5E7">
+            <w:r>
+              <w:rPr/>
+              <w:t>0</w:t>
+            </w:r>
           </w:p>
         </w:tc>
       </w:tr>
-      <w:tr>
+      <w:tr xmlns:wp14="http://schemas.microsoft.com/office/word/2010/wordml" wp14:textId="77777777">
         <w:tc>
           <w:tcPr>
-            <w:tcW w:type="dxa" w:w="3000"/>
+            <w:cnfStyle w:val="001000000000" w:firstRow="0" w:lastRow="0" w:firstColumn="1" w:lastColumn="0" w:oddVBand="0" w:evenVBand="0" w:oddHBand="0" w:evenHBand="0" w:firstRowFirstColumn="0" w:firstRowLastColumn="0" w:lastRowFirstColumn="0" w:lastRowLastColumn="0"/>
+            <w:tcW w:w="3000" w:type="dxa"/>
+            <w:tcMar/>
           </w:tcPr>
-          <w:p>
+          <w:p wp14:textId="77777777">
             <w:r>
               <w:rPr>
                 <w:b/>
@@ -2066,16 +3668,21 @@
         </w:tc>
         <w:tc>
           <w:tcPr>
-            <w:tcW w:type="dxa" w:w="5640"/>
+            <w:cnfStyle w:val="000000000000" w:firstRow="0" w:lastRow="0" w:firstColumn="0" w:lastColumn="0" w:oddVBand="0" w:evenVBand="0" w:oddHBand="0" w:evenHBand="0" w:firstRowFirstColumn="0" w:firstRowLastColumn="0" w:lastRowFirstColumn="0" w:lastRowLastColumn="0"/>
+            <w:tcW w:w="5640" w:type="dxa"/>
+            <w:tcMar/>
           </w:tcPr>
-          <w:p>
-            <w:r/>
+          <w:p wp14:textId="29659CDB">
+            <w:r>
+              <w:rPr/>
+              <w:t>NA</w:t>
+            </w:r>
           </w:p>
         </w:tc>
       </w:tr>
     </w:tbl>
-    <w:p/>
-    <w:p>
+    <w:p xmlns:wp14="http://schemas.microsoft.com/office/word/2010/wordml" wp14:textId="77777777"/>
+    <w:p xmlns:wp14="http://schemas.microsoft.com/office/word/2010/wordml" wp14:textId="77777777">
       <w:r>
         <w:rPr>
           <w:b/>
@@ -2086,7 +3693,7 @@
         <w:t xml:space="preserve">Grain (PARTY_HKEY, RECORD_SOURCE, LOAD_DATETIME). duplicate_row_groups = the same version stored twice (what a non-idempotent re-run produces). same_ldts_different_payload_info = two different payloads at one LOAD_DATETIME (a source grain conflict, not a re-load duplicate) -- informational. standard satellite, sat_multi_source; PK PARTY_HKEY; 2 RECORD_SOURCE group(s): MAXIMUS_BUSINESS_PARTNERS_VW_DATA_PARTY_DETAIL_PARTY_PROPERTY_MULTI_SET_PROPERTY_MULTI_SET_DETAIL_PROPERTY_PIVOT_VW [9 col(s)], MAXIMUS_BUSINESS_PARTNERS_VW_DATA_PARTY_DETAIL_PARTY_PROPERTY_SIMPLE_PROPERTY_PIVOT_VW [1 col(s)].</w:t>
       </w:r>
     </w:p>
-    <w:p>
+    <w:p xmlns:wp14="http://schemas.microsoft.com/office/word/2010/wordml" wp14:textId="77777777">
       <w:r>
         <w:rPr>
           <w:b/>
@@ -2097,56 +3704,212 @@
     <w:tbl>
       <w:tblPr>
         <w:tblStyle w:val="TableGrid"/>
-        <w:tblW w:type="auto" w:w="0"/>
-        <w:tblLook w:firstColumn="1" w:firstRow="1" w:lastColumn="0" w:lastRow="0" w:noHBand="0" w:noVBand="1" w:val="04A0"/>
+        <w:tblW w:w="0" w:type="auto"/>
+        <w:tblLook w:val="04A0" w:firstRow="1" w:lastRow="0" w:firstColumn="1" w:lastColumn="0" w:noHBand="0" w:noVBand="1"/>
       </w:tblPr>
       <w:tblGrid>
         <w:gridCol w:w="8640"/>
       </w:tblGrid>
-      <w:tr>
+      <w:tr xmlns:wp14="http://schemas.microsoft.com/office/word/2010/wordml" wp14:textId="77777777">
         <w:tc>
           <w:tcPr>
-            <w:tcW w:type="dxa" w:w="8640"/>
+            <w:tcW w:w="8640" w:type="dxa"/>
           </w:tcPr>
-          <w:p>
+          <w:p wp14:textId="77777777">
             <w:r>
               <w:rPr>
                 <w:rFonts w:ascii="Consolas" w:hAnsi="Consolas"/>
                 <w:sz w:val="17"/>
               </w:rPr>
               <w:t xml:space="preserve">with d as (</w:t>
+            </w:r>
+            <w:r>
+              <w:rPr>
+                <w:rFonts w:ascii="Consolas" w:hAnsi="Consolas"/>
+                <w:sz w:val="17"/>
+              </w:rPr>
               <w:br/>
+            </w:r>
+            <w:r>
+              <w:rPr>
+                <w:rFonts w:ascii="Consolas" w:hAnsi="Consolas"/>
+                <w:sz w:val="17"/>
+              </w:rPr>
               <w:t xml:space="preserve">    select PARTY_HKEY, RECORD_SOURCE, LOAD_DATETIME, count(*) as n, count(distinct HASHDIFF) as hashdiffs</w:t>
+            </w:r>
+            <w:r>
+              <w:rPr>
+                <w:rFonts w:ascii="Consolas" w:hAnsi="Consolas"/>
+                <w:sz w:val="17"/>
+              </w:rPr>
               <w:br/>
+            </w:r>
+            <w:r>
+              <w:rPr>
+                <w:rFonts w:ascii="Consolas" w:hAnsi="Consolas"/>
+                <w:sz w:val="17"/>
+              </w:rPr>
               <w:t xml:space="preserve">      from BAGIC_PREPROD_CURATED_DB.BGIL_DATA_MODEL.SAT_PARTY_BANKING</w:t>
+            </w:r>
+            <w:r>
+              <w:rPr>
+                <w:rFonts w:ascii="Consolas" w:hAnsi="Consolas"/>
+                <w:sz w:val="17"/>
+              </w:rPr>
               <w:br/>
+            </w:r>
+            <w:r>
+              <w:rPr>
+                <w:rFonts w:ascii="Consolas" w:hAnsi="Consolas"/>
+                <w:sz w:val="17"/>
+              </w:rPr>
               <w:t xml:space="preserve">     where startswith(RECORD_SOURCE, 'MAXIMUS_')</w:t>
+            </w:r>
+            <w:r>
+              <w:rPr>
+                <w:rFonts w:ascii="Consolas" w:hAnsi="Consolas"/>
+                <w:sz w:val="17"/>
+              </w:rPr>
               <w:br/>
+            </w:r>
+            <w:r>
+              <w:rPr>
+                <w:rFonts w:ascii="Consolas" w:hAnsi="Consolas"/>
+                <w:sz w:val="17"/>
+              </w:rPr>
               <w:t xml:space="preserve">     group by PARTY_HKEY, RECORD_SOURCE, LOAD_DATETIME</w:t>
+            </w:r>
+            <w:r>
+              <w:rPr>
+                <w:rFonts w:ascii="Consolas" w:hAnsi="Consolas"/>
+                <w:sz w:val="17"/>
+              </w:rPr>
               <w:br/>
+            </w:r>
+            <w:r>
+              <w:rPr>
+                <w:rFonts w:ascii="Consolas" w:hAnsi="Consolas"/>
+                <w:sz w:val="17"/>
+              </w:rPr>
               <w:t xml:space="preserve">    having count(*) &gt; 1</w:t>
+            </w:r>
+            <w:r>
+              <w:rPr>
+                <w:rFonts w:ascii="Consolas" w:hAnsi="Consolas"/>
+                <w:sz w:val="17"/>
+              </w:rPr>
               <w:br/>
+            </w:r>
+            <w:r>
+              <w:rPr>
+                <w:rFonts w:ascii="Consolas" w:hAnsi="Consolas"/>
+                <w:sz w:val="17"/>
+              </w:rPr>
               <w:t xml:space="preserve">)</w:t>
+            </w:r>
+            <w:r>
+              <w:rPr>
+                <w:rFonts w:ascii="Consolas" w:hAnsi="Consolas"/>
+                <w:sz w:val="17"/>
+              </w:rPr>
               <w:br/>
+            </w:r>
+            <w:r>
+              <w:rPr>
+                <w:rFonts w:ascii="Consolas" w:hAnsi="Consolas"/>
+                <w:sz w:val="17"/>
+              </w:rPr>
               <w:t xml:space="preserve">select 'MAXIMUS' as project, 'SAT_PARTY_BANKING' as satellite,</w:t>
+            </w:r>
+            <w:r>
+              <w:rPr>
+                <w:rFonts w:ascii="Consolas" w:hAnsi="Consolas"/>
+                <w:sz w:val="17"/>
+              </w:rPr>
               <w:br/>
+            </w:r>
+            <w:r>
+              <w:rPr>
+                <w:rFonts w:ascii="Consolas" w:hAnsi="Consolas"/>
+                <w:sz w:val="17"/>
+              </w:rPr>
               <w:t xml:space="preserve">       count_if(hashdiffs = 1)            as duplicate_row_groups,</w:t>
+            </w:r>
+            <w:r>
+              <w:rPr>
+                <w:rFonts w:ascii="Consolas" w:hAnsi="Consolas"/>
+                <w:sz w:val="17"/>
+              </w:rPr>
               <w:br/>
+            </w:r>
+            <w:r>
+              <w:rPr>
+                <w:rFonts w:ascii="Consolas" w:hAnsi="Consolas"/>
+                <w:sz w:val="17"/>
+              </w:rPr>
               <w:t xml:space="preserve">       coalesce(sum(iff(hashdiffs = 1, n - 1, 0)), 0) as surplus_rows,</w:t>
+            </w:r>
+            <w:r>
+              <w:rPr>
+                <w:rFonts w:ascii="Consolas" w:hAnsi="Consolas"/>
+                <w:sz w:val="17"/>
+              </w:rPr>
               <w:br/>
+            </w:r>
+            <w:r>
+              <w:rPr>
+                <w:rFonts w:ascii="Consolas" w:hAnsi="Consolas"/>
+                <w:sz w:val="17"/>
+              </w:rPr>
               <w:t xml:space="preserve">       count_if(hashdiffs &gt; 1)            as same_ldts_different_payload_info,</w:t>
+            </w:r>
+            <w:r>
+              <w:rPr>
+                <w:rFonts w:ascii="Consolas" w:hAnsi="Consolas"/>
+                <w:sz w:val="17"/>
+              </w:rPr>
               <w:br/>
+            </w:r>
+            <w:r>
+              <w:rPr>
+                <w:rFonts w:ascii="Consolas" w:hAnsi="Consolas"/>
+                <w:sz w:val="17"/>
+              </w:rPr>
               <w:t xml:space="preserve">       array_slice(array_agg(iff(hashdiffs = 1, to_varchar(PARTY_HKEY, 'HEX'), null)) within group (order by PARTY_HKEY), 0, 3) as examples,</w:t>
+            </w:r>
+            <w:r>
+              <w:rPr>
+                <w:rFonts w:ascii="Consolas" w:hAnsi="Consolas"/>
+                <w:sz w:val="17"/>
+              </w:rPr>
               <w:br/>
+            </w:r>
+            <w:r>
+              <w:rPr>
+                <w:rFonts w:ascii="Consolas" w:hAnsi="Consolas"/>
+                <w:sz w:val="17"/>
+              </w:rPr>
               <w:t xml:space="preserve">       iff(duplicate_row_groups = 0, 'PASS', 'FAIL') as status</w:t>
+            </w:r>
+            <w:r>
+              <w:rPr>
+                <w:rFonts w:ascii="Consolas" w:hAnsi="Consolas"/>
+                <w:sz w:val="17"/>
+              </w:rPr>
               <w:br/>
+            </w:r>
+            <w:r>
+              <w:rPr>
+                <w:rFonts w:ascii="Consolas" w:hAnsi="Consolas"/>
+                <w:sz w:val="17"/>
+              </w:rPr>
               <w:t xml:space="preserve">  from d;</w:t>
             </w:r>
           </w:p>
         </w:tc>
       </w:tr>
     </w:tbl>
-    <w:p>
+    <w:p xmlns:wp14="http://schemas.microsoft.com/office/word/2010/wordml" wp14:textId="77777777">
       <w:r>
         <w:rPr>
           <w:b/>
@@ -2157,18 +3920,18 @@
     <w:tbl>
       <w:tblPr>
         <w:tblStyle w:val="TableGrid"/>
-        <w:tblW w:type="auto" w:w="0"/>
-        <w:tblLook w:firstColumn="1" w:firstRow="1" w:lastColumn="0" w:lastRow="0" w:noHBand="0" w:noVBand="1" w:val="04A0"/>
+        <w:tblW w:w="0" w:type="auto"/>
+        <w:tblLook w:val="04A0" w:firstRow="1" w:lastRow="0" w:firstColumn="1" w:lastColumn="0" w:noHBand="0" w:noVBand="1"/>
       </w:tblPr>
       <w:tblGrid>
         <w:gridCol w:w="8640"/>
       </w:tblGrid>
-      <w:tr>
+      <w:tr xmlns:wp14="http://schemas.microsoft.com/office/word/2010/wordml" wp14:textId="77777777">
         <w:tc>
           <w:tcPr>
-            <w:tcW w:type="dxa" w:w="8640"/>
+            <w:tcW w:w="8640" w:type="dxa"/>
           </w:tcPr>
-          <w:p>
+          <w:p wp14:textId="77777777">
             <w:r>
               <w:rPr>
                 <w:i/>
@@ -2178,23 +3941,27 @@
           </w:p>
         </w:tc>
       </w:tr>
-      <w:tr>
+      <w:tr xmlns:wp14="http://schemas.microsoft.com/office/word/2010/wordml" wp14:textId="77777777">
         <w:tc>
           <w:tcPr>
-            <w:tcW w:type="dxa" w:w="8640"/>
+            <w:tcW w:w="8640" w:type="dxa"/>
           </w:tcPr>
-          <w:p>
+          <w:p wp14:textId="77777777">
             <w:r>
               <w:br/>
+            </w:r>
+            <w:r>
               <w:br/>
+            </w:r>
+            <w:r>
               <w:br/>
             </w:r>
           </w:p>
         </w:tc>
       </w:tr>
     </w:tbl>
-    <w:p/>
-    <w:p>
+    <w:p xmlns:wp14="http://schemas.microsoft.com/office/word/2010/wordml" wp14:textId="77777777"/>
+    <w:p xmlns:wp14="http://schemas.microsoft.com/office/word/2010/wordml" wp14:textId="77777777">
       <w:pPr>
         <w:pStyle w:val="Heading2"/>
       </w:pPr>
@@ -2205,19 +3972,21 @@
     <w:tbl>
       <w:tblPr>
         <w:tblStyle w:val="LightList-Accent1"/>
-        <w:tblW w:type="auto" w:w="0"/>
-        <w:tblLook w:firstColumn="1" w:firstRow="1" w:lastColumn="0" w:lastRow="0" w:noHBand="0" w:noVBand="1" w:val="04A0"/>
+        <w:tblW w:w="0" w:type="auto"/>
+        <w:tblLook w:val="04A0" w:firstRow="1" w:lastRow="0" w:firstColumn="1" w:lastColumn="0" w:noHBand="0" w:noVBand="1"/>
       </w:tblPr>
       <w:tblGrid>
         <w:gridCol w:w="3000"/>
         <w:gridCol w:w="5640"/>
       </w:tblGrid>
-      <w:tr>
+      <w:tr xmlns:wp14="http://schemas.microsoft.com/office/word/2010/wordml" wp14:textId="77777777">
         <w:tc>
           <w:tcPr>
-            <w:tcW w:type="dxa" w:w="3000"/>
+            <w:cnfStyle w:val="001000000000" w:firstRow="0" w:lastRow="0" w:firstColumn="1" w:lastColumn="0" w:oddVBand="0" w:evenVBand="0" w:oddHBand="0" w:evenHBand="0" w:firstRowFirstColumn="0" w:firstRowLastColumn="0" w:lastRowFirstColumn="0" w:lastRowLastColumn="0"/>
+            <w:tcW w:w="3000" w:type="dxa"/>
+            <w:tcMar/>
           </w:tcPr>
-          <w:p>
+          <w:p wp14:textId="77777777">
             <w:r>
               <w:rPr>
                 <w:b/>
@@ -2228,21 +3997,25 @@
         </w:tc>
         <w:tc>
           <w:tcPr>
-            <w:tcW w:type="dxa" w:w="5640"/>
+            <w:cnfStyle w:val="000000000000" w:firstRow="0" w:lastRow="0" w:firstColumn="0" w:lastColumn="0" w:oddVBand="0" w:evenVBand="0" w:oddHBand="0" w:evenHBand="0" w:firstRowFirstColumn="0" w:firstRowLastColumn="0" w:lastRowFirstColumn="0" w:lastRowLastColumn="0"/>
+            <w:tcW w:w="5640" w:type="dxa"/>
+            <w:tcMar/>
           </w:tcPr>
-          <w:p>
+          <w:p wp14:textId="77777777">
             <w:r>
               <w:t xml:space="preserve">MAXIMUS</w:t>
             </w:r>
           </w:p>
         </w:tc>
       </w:tr>
-      <w:tr>
+      <w:tr xmlns:wp14="http://schemas.microsoft.com/office/word/2010/wordml" wp14:textId="77777777">
         <w:tc>
           <w:tcPr>
-            <w:tcW w:type="dxa" w:w="3000"/>
+            <w:cnfStyle w:val="001000000000" w:firstRow="0" w:lastRow="0" w:firstColumn="1" w:lastColumn="0" w:oddVBand="0" w:evenVBand="0" w:oddHBand="0" w:evenHBand="0" w:firstRowFirstColumn="0" w:firstRowLastColumn="0" w:lastRowFirstColumn="0" w:lastRowLastColumn="0"/>
+            <w:tcW w:w="3000" w:type="dxa"/>
+            <w:tcMar/>
           </w:tcPr>
-          <w:p>
+          <w:p wp14:textId="77777777">
             <w:r>
               <w:rPr>
                 <w:b/>
@@ -2253,21 +4026,25 @@
         </w:tc>
         <w:tc>
           <w:tcPr>
-            <w:tcW w:type="dxa" w:w="5640"/>
+            <w:cnfStyle w:val="000000000000" w:firstRow="0" w:lastRow="0" w:firstColumn="0" w:lastColumn="0" w:oddVBand="0" w:evenVBand="0" w:oddHBand="0" w:evenHBand="0" w:firstRowFirstColumn="0" w:firstRowLastColumn="0" w:lastRowFirstColumn="0" w:lastRowLastColumn="0"/>
+            <w:tcW w:w="5640" w:type="dxa"/>
+            <w:tcMar/>
           </w:tcPr>
-          <w:p>
+          <w:p wp14:textId="77777777">
             <w:r>
               <w:t xml:space="preserve">[sat_multi_source(OBJECT)] SAT_COMMON_CONTACT</w:t>
             </w:r>
           </w:p>
         </w:tc>
       </w:tr>
-      <w:tr>
+      <w:tr xmlns:wp14="http://schemas.microsoft.com/office/word/2010/wordml" wp14:textId="77777777">
         <w:tc>
           <w:tcPr>
-            <w:tcW w:type="dxa" w:w="3000"/>
+            <w:cnfStyle w:val="001000000000" w:firstRow="0" w:lastRow="0" w:firstColumn="1" w:lastColumn="0" w:oddVBand="0" w:evenVBand="0" w:oddHBand="0" w:evenHBand="0" w:firstRowFirstColumn="0" w:firstRowLastColumn="0" w:lastRowFirstColumn="0" w:lastRowLastColumn="0"/>
+            <w:tcW w:w="3000" w:type="dxa"/>
+            <w:tcMar/>
           </w:tcPr>
-          <w:p>
+          <w:p wp14:textId="77777777">
             <w:r>
               <w:rPr>
                 <w:b/>
@@ -2278,21 +4055,25 @@
         </w:tc>
         <w:tc>
           <w:tcPr>
-            <w:tcW w:type="dxa" w:w="5640"/>
+            <w:cnfStyle w:val="000000000000" w:firstRow="0" w:lastRow="0" w:firstColumn="0" w:lastColumn="0" w:oddVBand="0" w:evenVBand="0" w:oddHBand="0" w:evenHBand="0" w:firstRowFirstColumn="0" w:firstRowLastColumn="0" w:lastRowFirstColumn="0" w:lastRowLastColumn="0"/>
+            <w:tcW w:w="5640" w:type="dxa"/>
+            <w:tcMar/>
           </w:tcPr>
-          <w:p>
+          <w:p wp14:textId="77777777">
             <w:r>
               <w:t xml:space="preserve">Implemented</w:t>
             </w:r>
           </w:p>
         </w:tc>
       </w:tr>
-      <w:tr>
+      <w:tr xmlns:wp14="http://schemas.microsoft.com/office/word/2010/wordml" wp14:textId="77777777">
         <w:tc>
           <w:tcPr>
-            <w:tcW w:type="dxa" w:w="3000"/>
+            <w:cnfStyle w:val="001000000000" w:firstRow="0" w:lastRow="0" w:firstColumn="1" w:lastColumn="0" w:oddVBand="0" w:evenVBand="0" w:oddHBand="0" w:evenHBand="0" w:firstRowFirstColumn="0" w:firstRowLastColumn="0" w:lastRowFirstColumn="0" w:lastRowLastColumn="0"/>
+            <w:tcW w:w="3000" w:type="dxa"/>
+            <w:tcMar/>
           </w:tcPr>
-          <w:p>
+          <w:p wp14:textId="77777777">
             <w:r>
               <w:rPr>
                 <w:b/>
@@ -2303,21 +4084,25 @@
         </w:tc>
         <w:tc>
           <w:tcPr>
-            <w:tcW w:type="dxa" w:w="5640"/>
+            <w:cnfStyle w:val="000000000000" w:firstRow="0" w:lastRow="0" w:firstColumn="0" w:lastColumn="0" w:oddVBand="0" w:evenVBand="0" w:oddHBand="0" w:evenHBand="0" w:firstRowFirstColumn="0" w:firstRowLastColumn="0" w:lastRowFirstColumn="0" w:lastRowLastColumn="0"/>
+            <w:tcW w:w="5640" w:type="dxa"/>
+            <w:tcMar/>
           </w:tcPr>
-          <w:p>
+          <w:p wp14:textId="77777777">
             <w:r>
               <w:t xml:space="preserve">duplicate_row_groups = 0</w:t>
             </w:r>
           </w:p>
         </w:tc>
       </w:tr>
-      <w:tr>
+      <w:tr xmlns:wp14="http://schemas.microsoft.com/office/word/2010/wordml" wp14:textId="77777777">
         <w:tc>
           <w:tcPr>
-            <w:tcW w:type="dxa" w:w="3000"/>
+            <w:cnfStyle w:val="001000000000" w:firstRow="0" w:lastRow="0" w:firstColumn="1" w:lastColumn="0" w:oddVBand="0" w:evenVBand="0" w:oddHBand="0" w:evenHBand="0" w:firstRowFirstColumn="0" w:firstRowLastColumn="0" w:lastRowFirstColumn="0" w:lastRowLastColumn="0"/>
+            <w:tcW w:w="3000" w:type="dxa"/>
+            <w:tcMar/>
           </w:tcPr>
-          <w:p>
+          <w:p wp14:textId="77777777">
             <w:r>
               <w:rPr>
                 <w:b/>
@@ -2328,19 +4113,34 @@
         </w:tc>
         <w:tc>
           <w:tcPr>
-            <w:tcW w:type="dxa" w:w="5640"/>
+            <w:cnfStyle w:val="000000000000" w:firstRow="0" w:lastRow="0" w:firstColumn="0" w:lastColumn="0" w:oddVBand="0" w:evenVBand="0" w:oddHBand="0" w:evenHBand="0" w:firstRowFirstColumn="0" w:firstRowLastColumn="0" w:lastRowFirstColumn="0" w:lastRowLastColumn="0"/>
+            <w:tcW w:w="5640" w:type="dxa"/>
+            <w:tcMar/>
           </w:tcPr>
-          <w:p>
-            <w:r/>
+          <w:p wp14:textId="52C8C5BF">
+            <w:pPr>
+              <w:pStyle w:val="Normal"/>
+              <w:suppressLineNumbers w:val="0"/>
+              <w:bidi w:val="0"/>
+              <w:spacing w:before="0" w:beforeAutospacing="off" w:after="0" w:afterAutospacing="off" w:line="240" w:lineRule="auto"/>
+              <w:ind w:left="0" w:right="0"/>
+              <w:jc w:val="left"/>
+            </w:pPr>
+            <w:r>
+              <w:rPr/>
+              <w:t>Pass</w:t>
+            </w:r>
           </w:p>
         </w:tc>
       </w:tr>
-      <w:tr>
+      <w:tr xmlns:wp14="http://schemas.microsoft.com/office/word/2010/wordml" wp14:textId="77777777">
         <w:tc>
           <w:tcPr>
-            <w:tcW w:type="dxa" w:w="3000"/>
+            <w:cnfStyle w:val="001000000000" w:firstRow="0" w:lastRow="0" w:firstColumn="1" w:lastColumn="0" w:oddVBand="0" w:evenVBand="0" w:oddHBand="0" w:evenHBand="0" w:firstRowFirstColumn="0" w:firstRowLastColumn="0" w:lastRowFirstColumn="0" w:lastRowLastColumn="0"/>
+            <w:tcW w:w="3000" w:type="dxa"/>
+            <w:tcMar/>
           </w:tcPr>
-          <w:p>
+          <w:p wp14:textId="77777777">
             <w:r>
               <w:rPr>
                 <w:b/>
@@ -2351,19 +4151,26 @@
         </w:tc>
         <w:tc>
           <w:tcPr>
-            <w:tcW w:type="dxa" w:w="5640"/>
+            <w:cnfStyle w:val="000000000000" w:firstRow="0" w:lastRow="0" w:firstColumn="0" w:lastColumn="0" w:oddVBand="0" w:evenVBand="0" w:oddHBand="0" w:evenHBand="0" w:firstRowFirstColumn="0" w:firstRowLastColumn="0" w:lastRowFirstColumn="0" w:lastRowLastColumn="0"/>
+            <w:tcW w:w="5640" w:type="dxa"/>
+            <w:tcMar/>
           </w:tcPr>
-          <w:p>
-            <w:r/>
+          <w:p wp14:textId="1E2AF06E">
+            <w:r>
+              <w:rPr/>
+              <w:t>0</w:t>
+            </w:r>
           </w:p>
         </w:tc>
       </w:tr>
-      <w:tr>
+      <w:tr xmlns:wp14="http://schemas.microsoft.com/office/word/2010/wordml" wp14:textId="77777777">
         <w:tc>
           <w:tcPr>
-            <w:tcW w:type="dxa" w:w="3000"/>
+            <w:cnfStyle w:val="001000000000" w:firstRow="0" w:lastRow="0" w:firstColumn="1" w:lastColumn="0" w:oddVBand="0" w:evenVBand="0" w:oddHBand="0" w:evenHBand="0" w:firstRowFirstColumn="0" w:firstRowLastColumn="0" w:lastRowFirstColumn="0" w:lastRowLastColumn="0"/>
+            <w:tcW w:w="3000" w:type="dxa"/>
+            <w:tcMar/>
           </w:tcPr>
-          <w:p>
+          <w:p wp14:textId="77777777">
             <w:r>
               <w:rPr>
                 <w:b/>
@@ -2374,16 +4181,42 @@
         </w:tc>
         <w:tc>
           <w:tcPr>
-            <w:tcW w:type="dxa" w:w="5640"/>
+            <w:cnfStyle w:val="000000000000" w:firstRow="0" w:lastRow="0" w:firstColumn="0" w:lastColumn="0" w:oddVBand="0" w:evenVBand="0" w:oddHBand="0" w:evenHBand="0" w:firstRowFirstColumn="0" w:firstRowLastColumn="0" w:lastRowFirstColumn="0" w:lastRowLastColumn="0"/>
+            <w:tcW w:w="5640" w:type="dxa"/>
+            <w:tcMar/>
           </w:tcPr>
-          <w:p>
-            <w:r/>
+          <w:p wp14:textId="27360E46">
+            <w:pPr>
+              <w:pStyle w:val="Normal"/>
+              <w:suppressLineNumbers w:val="0"/>
+              <w:bidi w:val="0"/>
+              <w:spacing w:before="0" w:beforeAutospacing="off" w:after="0" w:afterAutospacing="off" w:line="240" w:lineRule="auto"/>
+              <w:ind w:left="0" w:right="0"/>
+              <w:jc w:val="left"/>
+            </w:pPr>
+            <w:r>
+              <w:rPr>
+                <w:rFonts w:ascii="Cambria" w:hAnsi="Cambria" w:eastAsia="Cambria" w:cs="Cambria"/>
+                <w:b w:val="0"/>
+                <w:bCs w:val="0"/>
+                <w:i w:val="0"/>
+                <w:iCs w:val="0"/>
+                <w:caps w:val="0"/>
+                <w:smallCaps w:val="0"/>
+                <w:noProof w:val="0"/>
+                <w:color w:val="000000" w:themeColor="text1" w:themeTint="FF" w:themeShade="FF"/>
+                <w:sz w:val="22"/>
+                <w:szCs w:val="22"/>
+                <w:lang w:val="en-US"/>
+              </w:rPr>
+              <w:t>NA</w:t>
+            </w:r>
           </w:p>
         </w:tc>
       </w:tr>
     </w:tbl>
-    <w:p/>
-    <w:p>
+    <w:p xmlns:wp14="http://schemas.microsoft.com/office/word/2010/wordml" wp14:textId="77777777"/>
+    <w:p xmlns:wp14="http://schemas.microsoft.com/office/word/2010/wordml" wp14:textId="77777777">
       <w:r>
         <w:rPr>
           <w:b/>
@@ -2394,7 +4227,7 @@
         <w:t xml:space="preserve">Grain (PARTY_HKEY, RECORD_SOURCE, LOAD_DATETIME). duplicate_row_groups = the same version stored twice (what a non-idempotent re-run produces). same_ldts_different_payload_info = two different payloads at one LOAD_DATETIME (a source grain conflict, not a re-load duplicate) -- informational. standard satellite, sat_multi_source; PK PARTY_HKEY; 4 RECORD_SOURCE group(s): MAXIMUS_BUSINESS_PARTNERS_VW_DATA_PARTY_DETAIL_PARTY_ADDRESS [6 col(s)], MAXIMUS_BUSINESS_PARTNERS_VW_DATA_PARTY_DETAIL_PARTY_ADDRESS_ADDRESS_PROPERTY_PIVOT_VW [3 col(s)], MAXIMUS_BUSINESS_PARTNERS_VW_DATA_PARTY_DETAIL_PARTY_PROPERTY_MULTI_SET_PROPERTY_MULTI_SET_DETAIL_PROPERTY_PIVOT_VW [2 col(s)], MAXIMUS_BUSINESS_PARTNERS_VW_DATA_PARTY_DETAIL_PARTY_PROPERTY_SIMPLE_PROPERTY_PIVOT_VW [5 col(s)]. OBJECT satellite: MOBILENUMBER hold one entry per source table (sat value = col:"&lt;TABLE&gt;"; expected = MAX over that table's RAW rows, as the macro does). Plain columns are MAX across all tables and are not compared per table. A table absent from the latest incremental window is absent from the latest row -- compare after a full load.</w:t>
       </w:r>
     </w:p>
-    <w:p>
+    <w:p xmlns:wp14="http://schemas.microsoft.com/office/word/2010/wordml" wp14:textId="77777777">
       <w:r>
         <w:rPr>
           <w:b/>
@@ -2405,56 +4238,212 @@
     <w:tbl>
       <w:tblPr>
         <w:tblStyle w:val="TableGrid"/>
-        <w:tblW w:type="auto" w:w="0"/>
-        <w:tblLook w:firstColumn="1" w:firstRow="1" w:lastColumn="0" w:lastRow="0" w:noHBand="0" w:noVBand="1" w:val="04A0"/>
+        <w:tblW w:w="0" w:type="auto"/>
+        <w:tblLook w:val="04A0" w:firstRow="1" w:lastRow="0" w:firstColumn="1" w:lastColumn="0" w:noHBand="0" w:noVBand="1"/>
       </w:tblPr>
       <w:tblGrid>
         <w:gridCol w:w="8640"/>
       </w:tblGrid>
-      <w:tr>
+      <w:tr xmlns:wp14="http://schemas.microsoft.com/office/word/2010/wordml" wp14:textId="77777777">
         <w:tc>
           <w:tcPr>
-            <w:tcW w:type="dxa" w:w="8640"/>
+            <w:tcW w:w="8640" w:type="dxa"/>
           </w:tcPr>
-          <w:p>
+          <w:p wp14:textId="77777777">
             <w:r>
               <w:rPr>
                 <w:rFonts w:ascii="Consolas" w:hAnsi="Consolas"/>
                 <w:sz w:val="17"/>
               </w:rPr>
               <w:t xml:space="preserve">with d as (</w:t>
+            </w:r>
+            <w:r>
+              <w:rPr>
+                <w:rFonts w:ascii="Consolas" w:hAnsi="Consolas"/>
+                <w:sz w:val="17"/>
+              </w:rPr>
               <w:br/>
+            </w:r>
+            <w:r>
+              <w:rPr>
+                <w:rFonts w:ascii="Consolas" w:hAnsi="Consolas"/>
+                <w:sz w:val="17"/>
+              </w:rPr>
               <w:t xml:space="preserve">    select PARTY_HKEY, RECORD_SOURCE, LOAD_DATETIME, count(*) as n, count(distinct HASHDIFF) as hashdiffs</w:t>
+            </w:r>
+            <w:r>
+              <w:rPr>
+                <w:rFonts w:ascii="Consolas" w:hAnsi="Consolas"/>
+                <w:sz w:val="17"/>
+              </w:rPr>
               <w:br/>
+            </w:r>
+            <w:r>
+              <w:rPr>
+                <w:rFonts w:ascii="Consolas" w:hAnsi="Consolas"/>
+                <w:sz w:val="17"/>
+              </w:rPr>
               <w:t xml:space="preserve">      from BAGIC_PREPROD_CURATED_DB.BGIL_DATA_MODEL.SAT_COMMON_CONTACT</w:t>
+            </w:r>
+            <w:r>
+              <w:rPr>
+                <w:rFonts w:ascii="Consolas" w:hAnsi="Consolas"/>
+                <w:sz w:val="17"/>
+              </w:rPr>
               <w:br/>
+            </w:r>
+            <w:r>
+              <w:rPr>
+                <w:rFonts w:ascii="Consolas" w:hAnsi="Consolas"/>
+                <w:sz w:val="17"/>
+              </w:rPr>
               <w:t xml:space="preserve">     where RECORD_SOURCE = 'MAXIMUS'</w:t>
+            </w:r>
+            <w:r>
+              <w:rPr>
+                <w:rFonts w:ascii="Consolas" w:hAnsi="Consolas"/>
+                <w:sz w:val="17"/>
+              </w:rPr>
               <w:br/>
+            </w:r>
+            <w:r>
+              <w:rPr>
+                <w:rFonts w:ascii="Consolas" w:hAnsi="Consolas"/>
+                <w:sz w:val="17"/>
+              </w:rPr>
               <w:t xml:space="preserve">     group by PARTY_HKEY, RECORD_SOURCE, LOAD_DATETIME</w:t>
+            </w:r>
+            <w:r>
+              <w:rPr>
+                <w:rFonts w:ascii="Consolas" w:hAnsi="Consolas"/>
+                <w:sz w:val="17"/>
+              </w:rPr>
               <w:br/>
+            </w:r>
+            <w:r>
+              <w:rPr>
+                <w:rFonts w:ascii="Consolas" w:hAnsi="Consolas"/>
+                <w:sz w:val="17"/>
+              </w:rPr>
               <w:t xml:space="preserve">    having count(*) &gt; 1</w:t>
+            </w:r>
+            <w:r>
+              <w:rPr>
+                <w:rFonts w:ascii="Consolas" w:hAnsi="Consolas"/>
+                <w:sz w:val="17"/>
+              </w:rPr>
               <w:br/>
+            </w:r>
+            <w:r>
+              <w:rPr>
+                <w:rFonts w:ascii="Consolas" w:hAnsi="Consolas"/>
+                <w:sz w:val="17"/>
+              </w:rPr>
               <w:t xml:space="preserve">)</w:t>
+            </w:r>
+            <w:r>
+              <w:rPr>
+                <w:rFonts w:ascii="Consolas" w:hAnsi="Consolas"/>
+                <w:sz w:val="17"/>
+              </w:rPr>
               <w:br/>
+            </w:r>
+            <w:r>
+              <w:rPr>
+                <w:rFonts w:ascii="Consolas" w:hAnsi="Consolas"/>
+                <w:sz w:val="17"/>
+              </w:rPr>
               <w:t xml:space="preserve">select 'MAXIMUS' as project, 'SAT_COMMON_CONTACT' as satellite,</w:t>
+            </w:r>
+            <w:r>
+              <w:rPr>
+                <w:rFonts w:ascii="Consolas" w:hAnsi="Consolas"/>
+                <w:sz w:val="17"/>
+              </w:rPr>
               <w:br/>
+            </w:r>
+            <w:r>
+              <w:rPr>
+                <w:rFonts w:ascii="Consolas" w:hAnsi="Consolas"/>
+                <w:sz w:val="17"/>
+              </w:rPr>
               <w:t xml:space="preserve">       count_if(hashdiffs = 1)            as duplicate_row_groups,</w:t>
+            </w:r>
+            <w:r>
+              <w:rPr>
+                <w:rFonts w:ascii="Consolas" w:hAnsi="Consolas"/>
+                <w:sz w:val="17"/>
+              </w:rPr>
               <w:br/>
+            </w:r>
+            <w:r>
+              <w:rPr>
+                <w:rFonts w:ascii="Consolas" w:hAnsi="Consolas"/>
+                <w:sz w:val="17"/>
+              </w:rPr>
               <w:t xml:space="preserve">       coalesce(sum(iff(hashdiffs = 1, n - 1, 0)), 0) as surplus_rows,</w:t>
+            </w:r>
+            <w:r>
+              <w:rPr>
+                <w:rFonts w:ascii="Consolas" w:hAnsi="Consolas"/>
+                <w:sz w:val="17"/>
+              </w:rPr>
               <w:br/>
+            </w:r>
+            <w:r>
+              <w:rPr>
+                <w:rFonts w:ascii="Consolas" w:hAnsi="Consolas"/>
+                <w:sz w:val="17"/>
+              </w:rPr>
               <w:t xml:space="preserve">       count_if(hashdiffs &gt; 1)            as same_ldts_different_payload_info,</w:t>
+            </w:r>
+            <w:r>
+              <w:rPr>
+                <w:rFonts w:ascii="Consolas" w:hAnsi="Consolas"/>
+                <w:sz w:val="17"/>
+              </w:rPr>
               <w:br/>
+            </w:r>
+            <w:r>
+              <w:rPr>
+                <w:rFonts w:ascii="Consolas" w:hAnsi="Consolas"/>
+                <w:sz w:val="17"/>
+              </w:rPr>
               <w:t xml:space="preserve">       array_slice(array_agg(iff(hashdiffs = 1, to_varchar(PARTY_HKEY, 'HEX'), null)) within group (order by PARTY_HKEY), 0, 3) as examples,</w:t>
+            </w:r>
+            <w:r>
+              <w:rPr>
+                <w:rFonts w:ascii="Consolas" w:hAnsi="Consolas"/>
+                <w:sz w:val="17"/>
+              </w:rPr>
               <w:br/>
+            </w:r>
+            <w:r>
+              <w:rPr>
+                <w:rFonts w:ascii="Consolas" w:hAnsi="Consolas"/>
+                <w:sz w:val="17"/>
+              </w:rPr>
               <w:t xml:space="preserve">       iff(duplicate_row_groups = 0, 'PASS', 'FAIL') as status</w:t>
+            </w:r>
+            <w:r>
+              <w:rPr>
+                <w:rFonts w:ascii="Consolas" w:hAnsi="Consolas"/>
+                <w:sz w:val="17"/>
+              </w:rPr>
               <w:br/>
+            </w:r>
+            <w:r>
+              <w:rPr>
+                <w:rFonts w:ascii="Consolas" w:hAnsi="Consolas"/>
+                <w:sz w:val="17"/>
+              </w:rPr>
               <w:t xml:space="preserve">  from d;</w:t>
             </w:r>
           </w:p>
         </w:tc>
       </w:tr>
     </w:tbl>
-    <w:p>
+    <w:p xmlns:wp14="http://schemas.microsoft.com/office/word/2010/wordml" wp14:textId="77777777">
       <w:r>
         <w:rPr>
           <w:b/>
@@ -2465,18 +4454,18 @@
     <w:tbl>
       <w:tblPr>
         <w:tblStyle w:val="TableGrid"/>
-        <w:tblW w:type="auto" w:w="0"/>
-        <w:tblLook w:firstColumn="1" w:firstRow="1" w:lastColumn="0" w:lastRow="0" w:noHBand="0" w:noVBand="1" w:val="04A0"/>
+        <w:tblW w:w="0" w:type="auto"/>
+        <w:tblLook w:val="04A0" w:firstRow="1" w:lastRow="0" w:firstColumn="1" w:lastColumn="0" w:noHBand="0" w:noVBand="1"/>
       </w:tblPr>
       <w:tblGrid>
         <w:gridCol w:w="8640"/>
       </w:tblGrid>
-      <w:tr>
+      <w:tr xmlns:wp14="http://schemas.microsoft.com/office/word/2010/wordml" wp14:textId="77777777">
         <w:tc>
           <w:tcPr>
-            <w:tcW w:type="dxa" w:w="8640"/>
+            <w:tcW w:w="8640" w:type="dxa"/>
           </w:tcPr>
-          <w:p>
+          <w:p wp14:textId="77777777">
             <w:r>
               <w:rPr>
                 <w:i/>
@@ -2486,23 +4475,27 @@
           </w:p>
         </w:tc>
       </w:tr>
-      <w:tr>
+      <w:tr xmlns:wp14="http://schemas.microsoft.com/office/word/2010/wordml" wp14:textId="77777777">
         <w:tc>
           <w:tcPr>
-            <w:tcW w:type="dxa" w:w="8640"/>
+            <w:tcW w:w="8640" w:type="dxa"/>
           </w:tcPr>
-          <w:p>
+          <w:p wp14:textId="77777777">
             <w:r>
               <w:br/>
+            </w:r>
+            <w:r>
               <w:br/>
+            </w:r>
+            <w:r>
               <w:br/>
             </w:r>
           </w:p>
         </w:tc>
       </w:tr>
     </w:tbl>
-    <w:p/>
-    <w:p>
+    <w:p xmlns:wp14="http://schemas.microsoft.com/office/word/2010/wordml" wp14:textId="77777777"/>
+    <w:p xmlns:wp14="http://schemas.microsoft.com/office/word/2010/wordml" wp14:textId="77777777">
       <w:pPr>
         <w:pStyle w:val="Heading2"/>
       </w:pPr>
@@ -2513,19 +4506,19 @@
     <w:tbl>
       <w:tblPr>
         <w:tblStyle w:val="LightList-Accent1"/>
-        <w:tblW w:type="auto" w:w="0"/>
-        <w:tblLook w:firstColumn="1" w:firstRow="1" w:lastColumn="0" w:lastRow="0" w:noHBand="0" w:noVBand="1" w:val="04A0"/>
+        <w:tblW w:w="0" w:type="auto"/>
+        <w:tblLook w:val="04A0" w:firstRow="1" w:lastRow="0" w:firstColumn="1" w:lastColumn="0" w:noHBand="0" w:noVBand="1"/>
       </w:tblPr>
       <w:tblGrid>
         <w:gridCol w:w="3000"/>
         <w:gridCol w:w="5640"/>
       </w:tblGrid>
-      <w:tr>
+      <w:tr xmlns:wp14="http://schemas.microsoft.com/office/word/2010/wordml" wp14:textId="77777777">
         <w:tc>
           <w:tcPr>
-            <w:tcW w:type="dxa" w:w="3000"/>
+            <w:tcW w:w="3000" w:type="dxa"/>
           </w:tcPr>
-          <w:p>
+          <w:p wp14:textId="77777777">
             <w:r>
               <w:rPr>
                 <w:b/>
@@ -2536,21 +4529,21 @@
         </w:tc>
         <w:tc>
           <w:tcPr>
-            <w:tcW w:type="dxa" w:w="5640"/>
+            <w:tcW w:w="5640" w:type="dxa"/>
           </w:tcPr>
-          <w:p>
+          <w:p wp14:textId="77777777">
             <w:r>
               <w:t xml:space="preserve">MAXIMUS</w:t>
             </w:r>
           </w:p>
         </w:tc>
       </w:tr>
-      <w:tr>
+      <w:tr xmlns:wp14="http://schemas.microsoft.com/office/word/2010/wordml" wp14:textId="77777777">
         <w:tc>
           <w:tcPr>
-            <w:tcW w:type="dxa" w:w="3000"/>
+            <w:tcW w:w="3000" w:type="dxa"/>
           </w:tcPr>
-          <w:p>
+          <w:p wp14:textId="77777777">
             <w:r>
               <w:rPr>
                 <w:b/>
@@ -2561,21 +4554,21 @@
         </w:tc>
         <w:tc>
           <w:tcPr>
-            <w:tcW w:type="dxa" w:w="5640"/>
+            <w:tcW w:w="5640" w:type="dxa"/>
           </w:tcPr>
-          <w:p>
+          <w:p wp14:textId="77777777">
             <w:r>
               <w:t xml:space="preserve">Re-load test: capture row counts</w:t>
             </w:r>
           </w:p>
         </w:tc>
       </w:tr>
-      <w:tr>
+      <w:tr xmlns:wp14="http://schemas.microsoft.com/office/word/2010/wordml" wp14:textId="77777777">
         <w:tc>
           <w:tcPr>
-            <w:tcW w:type="dxa" w:w="3000"/>
+            <w:tcW w:w="3000" w:type="dxa"/>
           </w:tcPr>
-          <w:p>
+          <w:p wp14:textId="77777777">
             <w:r>
               <w:rPr>
                 <w:b/>
@@ -2586,21 +4579,21 @@
         </w:tc>
         <w:tc>
           <w:tcPr>
-            <w:tcW w:type="dxa" w:w="5640"/>
+            <w:tcW w:w="5640" w:type="dxa"/>
           </w:tcPr>
-          <w:p>
+          <w:p wp14:textId="77777777">
             <w:r>
               <w:t xml:space="preserve">Procedure</w:t>
             </w:r>
           </w:p>
         </w:tc>
       </w:tr>
-      <w:tr>
+      <w:tr xmlns:wp14="http://schemas.microsoft.com/office/word/2010/wordml" wp14:textId="77777777">
         <w:tc>
           <w:tcPr>
-            <w:tcW w:type="dxa" w:w="3000"/>
+            <w:tcW w:w="3000" w:type="dxa"/>
           </w:tcPr>
-          <w:p>
+          <w:p wp14:textId="77777777">
             <w:r>
               <w:rPr>
                 <w:b/>
@@ -2611,21 +4604,21 @@
         </w:tc>
         <w:tc>
           <w:tcPr>
-            <w:tcW w:type="dxa" w:w="5640"/>
+            <w:tcW w:w="5640" w:type="dxa"/>
           </w:tcPr>
-          <w:p>
+          <w:p wp14:textId="77777777">
             <w:r>
               <w:t xml:space="preserve">n/a</w:t>
             </w:r>
           </w:p>
         </w:tc>
       </w:tr>
-      <w:tr>
+      <w:tr xmlns:wp14="http://schemas.microsoft.com/office/word/2010/wordml" wp14:textId="77777777">
         <w:tc>
           <w:tcPr>
-            <w:tcW w:type="dxa" w:w="3000"/>
+            <w:tcW w:w="3000" w:type="dxa"/>
           </w:tcPr>
-          <w:p>
+          <w:p wp14:textId="77777777">
             <w:r>
               <w:rPr>
                 <w:b/>
@@ -2636,19 +4629,19 @@
         </w:tc>
         <w:tc>
           <w:tcPr>
-            <w:tcW w:type="dxa" w:w="5640"/>
+            <w:tcW w:w="5640" w:type="dxa"/>
           </w:tcPr>
-          <w:p>
+          <w:p wp14:textId="77777777">
             <w:r/>
           </w:p>
         </w:tc>
       </w:tr>
-      <w:tr>
+      <w:tr xmlns:wp14="http://schemas.microsoft.com/office/word/2010/wordml" wp14:textId="77777777">
         <w:tc>
           <w:tcPr>
-            <w:tcW w:type="dxa" w:w="3000"/>
+            <w:tcW w:w="3000" w:type="dxa"/>
           </w:tcPr>
-          <w:p>
+          <w:p wp14:textId="77777777">
             <w:r>
               <w:rPr>
                 <w:b/>
@@ -2659,19 +4652,19 @@
         </w:tc>
         <w:tc>
           <w:tcPr>
-            <w:tcW w:type="dxa" w:w="5640"/>
+            <w:tcW w:w="5640" w:type="dxa"/>
           </w:tcPr>
-          <w:p>
+          <w:p wp14:textId="77777777">
             <w:r/>
           </w:p>
         </w:tc>
       </w:tr>
-      <w:tr>
+      <w:tr xmlns:wp14="http://schemas.microsoft.com/office/word/2010/wordml" wp14:textId="77777777">
         <w:tc>
           <w:tcPr>
-            <w:tcW w:type="dxa" w:w="3000"/>
+            <w:tcW w:w="3000" w:type="dxa"/>
           </w:tcPr>
-          <w:p>
+          <w:p wp14:textId="77777777">
             <w:r>
               <w:rPr>
                 <w:b/>
@@ -2682,16 +4675,16 @@
         </w:tc>
         <w:tc>
           <w:tcPr>
-            <w:tcW w:type="dxa" w:w="5640"/>
+            <w:tcW w:w="5640" w:type="dxa"/>
           </w:tcPr>
-          <w:p>
+          <w:p wp14:textId="77777777">
             <w:r/>
           </w:p>
         </w:tc>
       </w:tr>
     </w:tbl>
-    <w:p/>
-    <w:p>
+    <w:p xmlns:wp14="http://schemas.microsoft.com/office/word/2010/wordml" wp14:textId="77777777"/>
+    <w:p xmlns:wp14="http://schemas.microsoft.com/office/word/2010/wordml" wp14:textId="77777777">
       <w:r>
         <w:rPr>
           <w:b/>
@@ -2702,7 +4695,7 @@
         <w:t xml:space="preserve">Re-runs a window that is already loaded: the from_date / to_date vars pin sat_multi_source / stitch_incremental to the same rows, so an idempotent load inserts nothing. Run the DM-H1 set-up section first (creates the snapshot table).</w:t>
       </w:r>
     </w:p>
-    <w:p>
+    <w:p xmlns:wp14="http://schemas.microsoft.com/office/word/2010/wordml" wp14:textId="77777777">
       <w:r>
         <w:rPr>
           <w:b/>
@@ -2713,74 +4706,307 @@
     <w:tbl>
       <w:tblPr>
         <w:tblStyle w:val="TableGrid"/>
-        <w:tblW w:type="auto" w:w="0"/>
-        <w:tblLook w:firstColumn="1" w:firstRow="1" w:lastColumn="0" w:lastRow="0" w:noHBand="0" w:noVBand="1" w:val="04A0"/>
+        <w:tblW w:w="0" w:type="auto"/>
+        <w:tblLook w:val="04A0" w:firstRow="1" w:lastRow="0" w:firstColumn="1" w:lastColumn="0" w:noHBand="0" w:noVBand="1"/>
       </w:tblPr>
       <w:tblGrid>
         <w:gridCol w:w="8640"/>
       </w:tblGrid>
-      <w:tr>
+      <w:tr xmlns:wp14="http://schemas.microsoft.com/office/word/2010/wordml" wp14:textId="77777777">
         <w:tc>
           <w:tcPr>
-            <w:tcW w:type="dxa" w:w="8640"/>
+            <w:tcW w:w="8640" w:type="dxa"/>
           </w:tcPr>
-          <w:p>
+          <w:p wp14:textId="77777777">
             <w:r>
               <w:rPr>
                 <w:rFonts w:ascii="Consolas" w:hAnsi="Consolas"/>
                 <w:sz w:val="17"/>
               </w:rPr>
               <w:t xml:space="preserve">-- Step 1: fix a load window that has ALREADY been loaded, e.g. yesterday</w:t>
+            </w:r>
+            <w:r>
+              <w:rPr>
+                <w:rFonts w:ascii="Consolas" w:hAnsi="Consolas"/>
+                <w:sz w:val="17"/>
+              </w:rPr>
               <w:br/>
+            </w:r>
+            <w:r>
+              <w:rPr>
+                <w:rFonts w:ascii="Consolas" w:hAnsi="Consolas"/>
+                <w:sz w:val="17"/>
+              </w:rPr>
               <w:t xml:space="preserve">--   from_date = '&lt;YYYY-MM-DD HH:MI:SS&gt;'   to_date = '&lt;YYYY-MM-DD HH:MI:SS&gt;'</w:t>
+            </w:r>
+            <w:r>
+              <w:rPr>
+                <w:rFonts w:ascii="Consolas" w:hAnsi="Consolas"/>
+                <w:sz w:val="17"/>
+              </w:rPr>
               <w:br/>
-              <w:t xml:space="preserve">-- PARALLEL RUNS: replace &lt;M#&gt; with your member tag (M1 / M2 / M3) so the three testers</w:t>
+            </w:r>
+            <w:r>
+              <w:rPr>
+                <w:rFonts w:ascii="Consolas" w:hAnsi="Consolas"/>
+                <w:sz w:val="17"/>
+              </w:rPr>
+              <w:t xml:space="preserve">set DM_H_RUN = 'RELOAD_MAXIMUS_' || to_char(current_timestamp(), 'YYYYMMDD_HH24MI');</w:t>
+            </w:r>
+            <w:r>
+              <w:rPr>
+                <w:rFonts w:ascii="Consolas" w:hAnsi="Consolas"/>
+                <w:sz w:val="17"/>
+              </w:rPr>
               <w:br/>
-              <w:t xml:space="preserve">-- get distinct run_ids in the shared UTILS.DM_H_RELOAD_SNAPSHOT.</w:t>
+            </w:r>
+            <w:r>
+              <w:rPr>
+                <w:rFonts w:ascii="Consolas" w:hAnsi="Consolas"/>
+                <w:sz w:val="17"/>
+              </w:rPr>
+              <w:t xml:space="preserve">set DM_H_PHASE = 'BEFORE';</w:t>
+            </w:r>
+            <w:r>
+              <w:rPr>
+                <w:rFonts w:ascii="Consolas" w:hAnsi="Consolas"/>
+                <w:sz w:val="17"/>
+              </w:rPr>
               <w:br/>
-              <w:t xml:space="preserve">set DM_H_RUN = 'RELOAD_MAXIMUS_&lt;M#&gt;_' || to_char(current_timestamp(), 'YYYYMMDD_HH24MI');</w:t>
+            </w:r>
+            <w:r>
+              <w:rPr>
+                <w:rFonts w:ascii="Consolas" w:hAnsi="Consolas"/>
+                <w:sz w:val="17"/>
+              </w:rPr>
+            </w:r>
+            <w:r>
+              <w:rPr>
+                <w:rFonts w:ascii="Consolas" w:hAnsi="Consolas"/>
+                <w:sz w:val="17"/>
+              </w:rPr>
               <w:br/>
-              <w:t xml:space="preserve">set DM_H_PHASE = 'BEFORE';</w:t>
+            </w:r>
+            <w:r>
+              <w:rPr>
+                <w:rFonts w:ascii="Consolas" w:hAnsi="Consolas"/>
+                <w:sz w:val="17"/>
+              </w:rPr>
+              <w:t xml:space="preserve">insert into BAGIC_PREPROD_CURATED_DB.BGIL_VALIDATION.DM_H_RELOAD_SNAPSHOT (run_id, phase, project, satellite, row_count, captured_at)</w:t>
+            </w:r>
+            <w:r>
+              <w:rPr>
+                <w:rFonts w:ascii="Consolas" w:hAnsi="Consolas"/>
+                <w:sz w:val="17"/>
+              </w:rPr>
               <w:br/>
-              <w:t xml:space="preserve"/>
+            </w:r>
+            <w:r>
+              <w:rPr>
+                <w:rFonts w:ascii="Consolas" w:hAnsi="Consolas"/>
+                <w:sz w:val="17"/>
+              </w:rPr>
+              <w:t xml:space="preserve">select $DM_H_RUN, $DM_H_PHASE, 'MAXIMUS', satellite, row_count, current_timestamp()</w:t>
+            </w:r>
+            <w:r>
+              <w:rPr>
+                <w:rFonts w:ascii="Consolas" w:hAnsi="Consolas"/>
+                <w:sz w:val="17"/>
+              </w:rPr>
               <w:br/>
-              <w:t xml:space="preserve">insert into BAGIC_PREPROD_CURATED_DB.UTILS.DM_H_RELOAD_SNAPSHOT (run_id, phase, project, satellite, row_count, captured_at)</w:t>
+            </w:r>
+            <w:r>
+              <w:rPr>
+                <w:rFonts w:ascii="Consolas" w:hAnsi="Consolas"/>
+                <w:sz w:val="17"/>
+              </w:rPr>
+              <w:t xml:space="preserve">  from (</w:t>
+            </w:r>
+            <w:r>
+              <w:rPr>
+                <w:rFonts w:ascii="Consolas" w:hAnsi="Consolas"/>
+                <w:sz w:val="17"/>
+              </w:rPr>
               <w:br/>
-              <w:t xml:space="preserve">select $DM_H_RUN, $DM_H_PHASE, 'MAXIMUS', satellite, row_count, current_timestamp()</w:t>
+            </w:r>
+            <w:r>
+              <w:rPr>
+                <w:rFonts w:ascii="Consolas" w:hAnsi="Consolas"/>
+                <w:sz w:val="17"/>
+              </w:rPr>
+              <w:t xml:space="preserve">    select 'SAT_PARTY_ORG_DIRECTORS' as satellite, count(*) as row_count from BAGIC_PREPROD_CURATED_DB.BGIL_DATA_MODEL.SAT_PARTY_ORG_DIRECTORS where startswith(RECORD_SOURCE, 'MAXIMUS_')</w:t>
+            </w:r>
+            <w:r>
+              <w:rPr>
+                <w:rFonts w:ascii="Consolas" w:hAnsi="Consolas"/>
+                <w:sz w:val="17"/>
+              </w:rPr>
               <w:br/>
-              <w:t xml:space="preserve">  from (</w:t>
+            </w:r>
+            <w:r>
+              <w:rPr>
+                <w:rFonts w:ascii="Consolas" w:hAnsi="Consolas"/>
+                <w:sz w:val="17"/>
+              </w:rPr>
+              <w:t xml:space="preserve">    union all select 'SAT_COMMON_ADMIN_GEOGRAPHY' as satellite, count(*) as row_count from BAGIC_PREPROD_CURATED_DB.BGIL_DATA_MODEL.SAT_COMMON_ADMIN_GEOGRAPHY where startswith(RECORD_SOURCE, 'MAXIMUS_')</w:t>
+            </w:r>
+            <w:r>
+              <w:rPr>
+                <w:rFonts w:ascii="Consolas" w:hAnsi="Consolas"/>
+                <w:sz w:val="17"/>
+              </w:rPr>
               <w:br/>
-              <w:t xml:space="preserve">    select 'SAT_PARTY_ORG_DIRECTORS' as satellite, count(*) as row_count from BAGIC_PREPROD_CURATED_DB.BGIL_DATA_MODEL.SAT_PARTY_ORG_DIRECTORS where startswith(RECORD_SOURCE, 'MAXIMUS_')</w:t>
+            </w:r>
+            <w:r>
+              <w:rPr>
+                <w:rFonts w:ascii="Consolas" w:hAnsi="Consolas"/>
+                <w:sz w:val="17"/>
+              </w:rPr>
+              <w:t xml:space="preserve">    union all select 'SAT_LNK_PARTY_ROLE_CORE' as satellite, count(*) as row_count from BAGIC_PREPROD_CURATED_DB.BGIL_DATA_MODEL.SAT_LNK_PARTY_ROLE_CORE where startswith(RECORD_SOURCE, 'MAXIMUS_')</w:t>
+            </w:r>
+            <w:r>
+              <w:rPr>
+                <w:rFonts w:ascii="Consolas" w:hAnsi="Consolas"/>
+                <w:sz w:val="17"/>
+              </w:rPr>
               <w:br/>
-              <w:t xml:space="preserve">    union all select 'SAT_COMMON_ADMIN_GEOGRAPHY' as satellite, count(*) as row_count from BAGIC_PREPROD_CURATED_DB.BGIL_DATA_MODEL.SAT_COMMON_ADMIN_GEOGRAPHY where startswith(RECORD_SOURCE, 'MAXIMUS_')</w:t>
+            </w:r>
+            <w:r>
+              <w:rPr>
+                <w:rFonts w:ascii="Consolas" w:hAnsi="Consolas"/>
+                <w:sz w:val="17"/>
+              </w:rPr>
+              <w:t xml:space="preserve">    union all select 'SAT_PARTY_BANKING' as satellite, count(*) as row_count from BAGIC_PREPROD_CURATED_DB.BGIL_DATA_MODEL.SAT_PARTY_BANKING where startswith(RECORD_SOURCE, 'MAXIMUS_')</w:t>
+            </w:r>
+            <w:r>
+              <w:rPr>
+                <w:rFonts w:ascii="Consolas" w:hAnsi="Consolas"/>
+                <w:sz w:val="17"/>
+              </w:rPr>
               <w:br/>
-              <w:t xml:space="preserve">    union all select 'SAT_LNK_PARTY_ROLE_CORE' as satellite, count(*) as row_count from BAGIC_PREPROD_CURATED_DB.BGIL_DATA_MODEL.SAT_LNK_PARTY_ROLE_CORE where startswith(RECORD_SOURCE, 'MAXIMUS_')</w:t>
+            </w:r>
+            <w:r>
+              <w:rPr>
+                <w:rFonts w:ascii="Consolas" w:hAnsi="Consolas"/>
+                <w:sz w:val="17"/>
+              </w:rPr>
+              <w:t xml:space="preserve">    union all select 'SAT_COMMON_CONTACT' as satellite, count(*) as row_count from BAGIC_PREPROD_CURATED_DB.BGIL_DATA_MODEL.SAT_COMMON_CONTACT where RECORD_SOURCE = 'MAXIMUS'</w:t>
+            </w:r>
+            <w:r>
+              <w:rPr>
+                <w:rFonts w:ascii="Consolas" w:hAnsi="Consolas"/>
+                <w:sz w:val="17"/>
+              </w:rPr>
               <w:br/>
-              <w:t xml:space="preserve">    union all select 'SAT_PARTY_BANKING' as satellite, count(*) as row_count from BAGIC_PREPROD_CURATED_DB.BGIL_DATA_MODEL.SAT_PARTY_BANKING where startswith(RECORD_SOURCE, 'MAXIMUS_')</w:t>
+            </w:r>
+            <w:r>
+              <w:rPr>
+                <w:rFonts w:ascii="Consolas" w:hAnsi="Consolas"/>
+                <w:sz w:val="17"/>
+              </w:rPr>
+              <w:t xml:space="preserve">  );</w:t>
+            </w:r>
+            <w:r>
+              <w:rPr>
+                <w:rFonts w:ascii="Consolas" w:hAnsi="Consolas"/>
+                <w:sz w:val="17"/>
+              </w:rPr>
               <w:br/>
-              <w:t xml:space="preserve">    union all select 'SAT_COMMON_CONTACT' as satellite, count(*) as row_count from BAGIC_PREPROD_CURATED_DB.BGIL_DATA_MODEL.SAT_COMMON_CONTACT where RECORD_SOURCE = 'MAXIMUS'</w:t>
+            </w:r>
+            <w:r>
+              <w:rPr>
+                <w:rFonts w:ascii="Consolas" w:hAnsi="Consolas"/>
+                <w:sz w:val="17"/>
+              </w:rPr>
+            </w:r>
+            <w:r>
+              <w:rPr>
+                <w:rFonts w:ascii="Consolas" w:hAnsi="Consolas"/>
+                <w:sz w:val="17"/>
+              </w:rPr>
               <w:br/>
-              <w:t xml:space="preserve">  );</w:t>
+            </w:r>
+            <w:r>
+              <w:rPr>
+                <w:rFonts w:ascii="Consolas" w:hAnsi="Consolas"/>
+                <w:sz w:val="17"/>
+              </w:rPr>
+              <w:t xml:space="preserve">-- Step 2: re-run the SAME window (no new source data):</w:t>
+            </w:r>
+            <w:r>
+              <w:rPr>
+                <w:rFonts w:ascii="Consolas" w:hAnsi="Consolas"/>
+                <w:sz w:val="17"/>
+              </w:rPr>
               <w:br/>
-              <w:t xml:space="preserve"/>
+            </w:r>
+            <w:r>
+              <w:rPr>
+                <w:rFonts w:ascii="Consolas" w:hAnsi="Consolas"/>
+                <w:sz w:val="17"/>
+              </w:rPr>
+              <w:t xml:space="preserve">--   dbt run --select sat_party_org_directors sat_common_admin_geography sat_lnk_party_role_core sat_party_banking sat_common_contact --vars '{from_date: "&lt;from&gt;", to_date: "&lt;to&gt;"}'</w:t>
+            </w:r>
+            <w:r>
+              <w:rPr>
+                <w:rFonts w:ascii="Consolas" w:hAnsi="Consolas"/>
+                <w:sz w:val="17"/>
+              </w:rPr>
               <w:br/>
-              <w:t xml:space="preserve">-- Step 2: re-run the SAME window (no new source data):</w:t>
+            </w:r>
+            <w:r>
+              <w:rPr>
+                <w:rFonts w:ascii="Consolas" w:hAnsi="Consolas"/>
+                <w:sz w:val="17"/>
+              </w:rPr>
+            </w:r>
+            <w:r>
+              <w:rPr>
+                <w:rFonts w:ascii="Consolas" w:hAnsi="Consolas"/>
+                <w:sz w:val="17"/>
+              </w:rPr>
               <w:br/>
-              <w:t xml:space="preserve">--   dbt run --select sat_party_org_directors sat_common_admin_geography sat_lnk_party_role_core sat_party_banking sat_common_contact --vars '{from_date: "&lt;from&gt;", to_date: "&lt;to&gt;"}'</w:t>
+            </w:r>
+            <w:r>
+              <w:rPr>
+                <w:rFonts w:ascii="Consolas" w:hAnsi="Consolas"/>
+                <w:sz w:val="17"/>
+              </w:rPr>
+              <w:t xml:space="preserve">-- Step 3: capture again</w:t>
+            </w:r>
+            <w:r>
+              <w:rPr>
+                <w:rFonts w:ascii="Consolas" w:hAnsi="Consolas"/>
+                <w:sz w:val="17"/>
+              </w:rPr>
               <w:br/>
-              <w:t xml:space="preserve"/>
+            </w:r>
+            <w:r>
+              <w:rPr>
+                <w:rFonts w:ascii="Consolas" w:hAnsi="Consolas"/>
+                <w:sz w:val="17"/>
+              </w:rPr>
+              <w:t xml:space="preserve">set DM_H_PHASE = 'AFTER';</w:t>
+            </w:r>
+            <w:r>
+              <w:rPr>
+                <w:rFonts w:ascii="Consolas" w:hAnsi="Consolas"/>
+                <w:sz w:val="17"/>
+              </w:rPr>
               <w:br/>
-              <w:t xml:space="preserve">-- Step 3: capture again</w:t>
-              <w:br/>
-              <w:t xml:space="preserve">set DM_H_PHASE = 'AFTER';</w:t>
-              <w:br/>
+            </w:r>
+            <w:r>
+              <w:rPr>
+                <w:rFonts w:ascii="Consolas" w:hAnsi="Consolas"/>
+                <w:sz w:val="17"/>
+              </w:rPr>
               <w:t xml:space="preserve">-- re-run the INSERT above</w:t>
             </w:r>
           </w:p>
         </w:tc>
       </w:tr>
     </w:tbl>
-    <w:p>
+    <w:p xmlns:wp14="http://schemas.microsoft.com/office/word/2010/wordml" wp14:textId="77777777">
       <w:r>
         <w:rPr>
           <w:b/>
@@ -2791,18 +5017,18 @@
     <w:tbl>
       <w:tblPr>
         <w:tblStyle w:val="TableGrid"/>
-        <w:tblW w:type="auto" w:w="0"/>
-        <w:tblLook w:firstColumn="1" w:firstRow="1" w:lastColumn="0" w:lastRow="0" w:noHBand="0" w:noVBand="1" w:val="04A0"/>
+        <w:tblW w:w="0" w:type="auto"/>
+        <w:tblLook w:val="04A0" w:firstRow="1" w:lastRow="0" w:firstColumn="1" w:lastColumn="0" w:noHBand="0" w:noVBand="1"/>
       </w:tblPr>
       <w:tblGrid>
         <w:gridCol w:w="8640"/>
       </w:tblGrid>
-      <w:tr>
+      <w:tr xmlns:wp14="http://schemas.microsoft.com/office/word/2010/wordml" wp14:textId="77777777">
         <w:tc>
           <w:tcPr>
-            <w:tcW w:type="dxa" w:w="8640"/>
+            <w:tcW w:w="8640" w:type="dxa"/>
           </w:tcPr>
-          <w:p>
+          <w:p wp14:textId="77777777">
             <w:r>
               <w:rPr>
                 <w:i/>
@@ -2812,23 +5038,27 @@
           </w:p>
         </w:tc>
       </w:tr>
-      <w:tr>
+      <w:tr xmlns:wp14="http://schemas.microsoft.com/office/word/2010/wordml" wp14:textId="77777777">
         <w:tc>
           <w:tcPr>
-            <w:tcW w:type="dxa" w:w="8640"/>
+            <w:tcW w:w="8640" w:type="dxa"/>
           </w:tcPr>
-          <w:p>
+          <w:p wp14:textId="77777777">
             <w:r>
               <w:br/>
+            </w:r>
+            <w:r>
               <w:br/>
+            </w:r>
+            <w:r>
               <w:br/>
             </w:r>
           </w:p>
         </w:tc>
       </w:tr>
     </w:tbl>
-    <w:p/>
-    <w:p>
+    <w:p xmlns:wp14="http://schemas.microsoft.com/office/word/2010/wordml" wp14:textId="77777777"/>
+    <w:p xmlns:wp14="http://schemas.microsoft.com/office/word/2010/wordml" wp14:textId="77777777">
       <w:pPr>
         <w:pStyle w:val="Heading2"/>
       </w:pPr>
@@ -2839,19 +5069,19 @@
     <w:tbl>
       <w:tblPr>
         <w:tblStyle w:val="LightList-Accent1"/>
-        <w:tblW w:type="auto" w:w="0"/>
-        <w:tblLook w:firstColumn="1" w:firstRow="1" w:lastColumn="0" w:lastRow="0" w:noHBand="0" w:noVBand="1" w:val="04A0"/>
+        <w:tblW w:w="0" w:type="auto"/>
+        <w:tblLook w:val="04A0" w:firstRow="1" w:lastRow="0" w:firstColumn="1" w:lastColumn="0" w:noHBand="0" w:noVBand="1"/>
       </w:tblPr>
       <w:tblGrid>
         <w:gridCol w:w="3000"/>
         <w:gridCol w:w="5640"/>
       </w:tblGrid>
-      <w:tr>
+      <w:tr xmlns:wp14="http://schemas.microsoft.com/office/word/2010/wordml" wp14:textId="77777777">
         <w:tc>
           <w:tcPr>
-            <w:tcW w:type="dxa" w:w="3000"/>
+            <w:tcW w:w="3000" w:type="dxa"/>
           </w:tcPr>
-          <w:p>
+          <w:p wp14:textId="77777777">
             <w:r>
               <w:rPr>
                 <w:b/>
@@ -2862,21 +5092,21 @@
         </w:tc>
         <w:tc>
           <w:tcPr>
-            <w:tcW w:type="dxa" w:w="5640"/>
+            <w:tcW w:w="5640" w:type="dxa"/>
           </w:tcPr>
-          <w:p>
+          <w:p wp14:textId="77777777">
             <w:r>
               <w:t xml:space="preserve">MAXIMUS</w:t>
             </w:r>
           </w:p>
         </w:tc>
       </w:tr>
-      <w:tr>
+      <w:tr xmlns:wp14="http://schemas.microsoft.com/office/word/2010/wordml" wp14:textId="77777777">
         <w:tc>
           <w:tcPr>
-            <w:tcW w:type="dxa" w:w="3000"/>
+            <w:tcW w:w="3000" w:type="dxa"/>
           </w:tcPr>
-          <w:p>
+          <w:p wp14:textId="77777777">
             <w:r>
               <w:rPr>
                 <w:b/>
@@ -2887,21 +5117,21 @@
         </w:tc>
         <w:tc>
           <w:tcPr>
-            <w:tcW w:type="dxa" w:w="5640"/>
+            <w:tcW w:w="5640" w:type="dxa"/>
           </w:tcPr>
-          <w:p>
+          <w:p wp14:textId="77777777">
             <w:r>
               <w:t xml:space="preserve">Re-load test: result</w:t>
             </w:r>
           </w:p>
         </w:tc>
       </w:tr>
-      <w:tr>
+      <w:tr xmlns:wp14="http://schemas.microsoft.com/office/word/2010/wordml" wp14:textId="77777777">
         <w:tc>
           <w:tcPr>
-            <w:tcW w:type="dxa" w:w="3000"/>
+            <w:tcW w:w="3000" w:type="dxa"/>
           </w:tcPr>
-          <w:p>
+          <w:p wp14:textId="77777777">
             <w:r>
               <w:rPr>
                 <w:b/>
@@ -2912,21 +5142,21 @@
         </w:tc>
         <w:tc>
           <w:tcPr>
-            <w:tcW w:type="dxa" w:w="5640"/>
+            <w:tcW w:w="5640" w:type="dxa"/>
           </w:tcPr>
-          <w:p>
+          <w:p wp14:textId="77777777">
             <w:r>
               <w:t xml:space="preserve">Implemented</w:t>
             </w:r>
           </w:p>
         </w:tc>
       </w:tr>
-      <w:tr>
+      <w:tr xmlns:wp14="http://schemas.microsoft.com/office/word/2010/wordml" wp14:textId="77777777">
         <w:tc>
           <w:tcPr>
-            <w:tcW w:type="dxa" w:w="3000"/>
+            <w:tcW w:w="3000" w:type="dxa"/>
           </w:tcPr>
-          <w:p>
+          <w:p wp14:textId="77777777">
             <w:r>
               <w:rPr>
                 <w:b/>
@@ -2937,21 +5167,21 @@
         </w:tc>
         <w:tc>
           <w:tcPr>
-            <w:tcW w:type="dxa" w:w="5640"/>
+            <w:tcW w:w="5640" w:type="dxa"/>
           </w:tcPr>
-          <w:p>
+          <w:p wp14:textId="77777777">
             <w:r>
               <w:t xml:space="preserve">rows_added = 0 for every satellite</w:t>
             </w:r>
           </w:p>
         </w:tc>
       </w:tr>
-      <w:tr>
+      <w:tr xmlns:wp14="http://schemas.microsoft.com/office/word/2010/wordml" wp14:textId="77777777">
         <w:tc>
           <w:tcPr>
-            <w:tcW w:type="dxa" w:w="3000"/>
+            <w:tcW w:w="3000" w:type="dxa"/>
           </w:tcPr>
-          <w:p>
+          <w:p wp14:textId="77777777">
             <w:r>
               <w:rPr>
                 <w:b/>
@@ -2962,19 +5192,19 @@
         </w:tc>
         <w:tc>
           <w:tcPr>
-            <w:tcW w:type="dxa" w:w="5640"/>
+            <w:tcW w:w="5640" w:type="dxa"/>
           </w:tcPr>
-          <w:p>
+          <w:p wp14:textId="77777777">
             <w:r/>
           </w:p>
         </w:tc>
       </w:tr>
-      <w:tr>
+      <w:tr xmlns:wp14="http://schemas.microsoft.com/office/word/2010/wordml" wp14:textId="77777777">
         <w:tc>
           <w:tcPr>
-            <w:tcW w:type="dxa" w:w="3000"/>
+            <w:tcW w:w="3000" w:type="dxa"/>
           </w:tcPr>
-          <w:p>
+          <w:p wp14:textId="77777777">
             <w:r>
               <w:rPr>
                 <w:b/>
@@ -2985,19 +5215,19 @@
         </w:tc>
         <w:tc>
           <w:tcPr>
-            <w:tcW w:type="dxa" w:w="5640"/>
+            <w:tcW w:w="5640" w:type="dxa"/>
           </w:tcPr>
-          <w:p>
+          <w:p wp14:textId="77777777">
             <w:r/>
           </w:p>
         </w:tc>
       </w:tr>
-      <w:tr>
+      <w:tr xmlns:wp14="http://schemas.microsoft.com/office/word/2010/wordml" wp14:textId="77777777">
         <w:tc>
           <w:tcPr>
-            <w:tcW w:type="dxa" w:w="3000"/>
+            <w:tcW w:w="3000" w:type="dxa"/>
           </w:tcPr>
-          <w:p>
+          <w:p wp14:textId="77777777">
             <w:r>
               <w:rPr>
                 <w:b/>
@@ -3008,16 +5238,16 @@
         </w:tc>
         <w:tc>
           <w:tcPr>
-            <w:tcW w:type="dxa" w:w="5640"/>
+            <w:tcW w:w="5640" w:type="dxa"/>
           </w:tcPr>
-          <w:p>
+          <w:p wp14:textId="77777777">
             <w:r/>
           </w:p>
         </w:tc>
       </w:tr>
     </w:tbl>
-    <w:p/>
-    <w:p>
+    <w:p xmlns:wp14="http://schemas.microsoft.com/office/word/2010/wordml" wp14:textId="77777777"/>
+    <w:p xmlns:wp14="http://schemas.microsoft.com/office/word/2010/wordml" wp14:textId="77777777">
       <w:r>
         <w:rPr>
           <w:b/>
@@ -3028,7 +5258,7 @@
         <w:t xml:space="preserve">Compares the BEFORE / AFTER row counts of the same run id.</w:t>
       </w:r>
     </w:p>
-    <w:p>
+    <w:p xmlns:wp14="http://schemas.microsoft.com/office/word/2010/wordml" wp14:textId="77777777">
       <w:r>
         <w:rPr>
           <w:b/>
@@ -3039,44 +5269,128 @@
     <w:tbl>
       <w:tblPr>
         <w:tblStyle w:val="TableGrid"/>
-        <w:tblW w:type="auto" w:w="0"/>
-        <w:tblLook w:firstColumn="1" w:firstRow="1" w:lastColumn="0" w:lastRow="0" w:noHBand="0" w:noVBand="1" w:val="04A0"/>
+        <w:tblW w:w="0" w:type="auto"/>
+        <w:tblLook w:val="04A0" w:firstRow="1" w:lastRow="0" w:firstColumn="1" w:lastColumn="0" w:noHBand="0" w:noVBand="1"/>
       </w:tblPr>
       <w:tblGrid>
         <w:gridCol w:w="8640"/>
       </w:tblGrid>
-      <w:tr>
+      <w:tr xmlns:wp14="http://schemas.microsoft.com/office/word/2010/wordml" wp14:textId="77777777">
         <w:tc>
           <w:tcPr>
-            <w:tcW w:type="dxa" w:w="8640"/>
+            <w:tcW w:w="8640" w:type="dxa"/>
           </w:tcPr>
-          <w:p>
+          <w:p wp14:textId="77777777">
             <w:r>
               <w:rPr>
                 <w:rFonts w:ascii="Consolas" w:hAnsi="Consolas"/>
                 <w:sz w:val="17"/>
               </w:rPr>
               <w:t xml:space="preserve">select b.project, b.satellite, b.row_count as rows_before, a.row_count as rows_after,</w:t>
+            </w:r>
+            <w:r>
+              <w:rPr>
+                <w:rFonts w:ascii="Consolas" w:hAnsi="Consolas"/>
+                <w:sz w:val="17"/>
+              </w:rPr>
               <w:br/>
+            </w:r>
+            <w:r>
+              <w:rPr>
+                <w:rFonts w:ascii="Consolas" w:hAnsi="Consolas"/>
+                <w:sz w:val="17"/>
+              </w:rPr>
               <w:t xml:space="preserve">       a.row_count - b.row_count as rows_added,</w:t>
+            </w:r>
+            <w:r>
+              <w:rPr>
+                <w:rFonts w:ascii="Consolas" w:hAnsi="Consolas"/>
+                <w:sz w:val="17"/>
+              </w:rPr>
               <w:br/>
+            </w:r>
+            <w:r>
+              <w:rPr>
+                <w:rFonts w:ascii="Consolas" w:hAnsi="Consolas"/>
+                <w:sz w:val="17"/>
+              </w:rPr>
               <w:t xml:space="preserve">       iff(rows_added = 0, 'PASS', 'FAIL') as status</w:t>
+            </w:r>
+            <w:r>
+              <w:rPr>
+                <w:rFonts w:ascii="Consolas" w:hAnsi="Consolas"/>
+                <w:sz w:val="17"/>
+              </w:rPr>
               <w:br/>
-              <w:t xml:space="preserve">  from BAGIC_PREPROD_CURATED_DB.UTILS.DM_H_RELOAD_SNAPSHOT b</w:t>
+            </w:r>
+            <w:r>
+              <w:rPr>
+                <w:rFonts w:ascii="Consolas" w:hAnsi="Consolas"/>
+                <w:sz w:val="17"/>
+              </w:rPr>
+              <w:t xml:space="preserve">  from BAGIC_PREPROD_CURATED_DB.BGIL_VALIDATION.DM_H_RELOAD_SNAPSHOT b</w:t>
+            </w:r>
+            <w:r>
+              <w:rPr>
+                <w:rFonts w:ascii="Consolas" w:hAnsi="Consolas"/>
+                <w:sz w:val="17"/>
+              </w:rPr>
               <w:br/>
-              <w:t xml:space="preserve">  join BAGIC_PREPROD_CURATED_DB.UTILS.DM_H_RELOAD_SNAPSHOT a</w:t>
+            </w:r>
+            <w:r>
+              <w:rPr>
+                <w:rFonts w:ascii="Consolas" w:hAnsi="Consolas"/>
+                <w:sz w:val="17"/>
+              </w:rPr>
+              <w:t xml:space="preserve">  join BAGIC_PREPROD_CURATED_DB.BGIL_VALIDATION.DM_H_RELOAD_SNAPSHOT a</w:t>
+            </w:r>
+            <w:r>
+              <w:rPr>
+                <w:rFonts w:ascii="Consolas" w:hAnsi="Consolas"/>
+                <w:sz w:val="17"/>
+              </w:rPr>
               <w:br/>
+            </w:r>
+            <w:r>
+              <w:rPr>
+                <w:rFonts w:ascii="Consolas" w:hAnsi="Consolas"/>
+                <w:sz w:val="17"/>
+              </w:rPr>
               <w:t xml:space="preserve">    on a.run_id = b.run_id and a.satellite = b.satellite and a.phase = 'AFTER'</w:t>
+            </w:r>
+            <w:r>
+              <w:rPr>
+                <w:rFonts w:ascii="Consolas" w:hAnsi="Consolas"/>
+                <w:sz w:val="17"/>
+              </w:rPr>
               <w:br/>
+            </w:r>
+            <w:r>
+              <w:rPr>
+                <w:rFonts w:ascii="Consolas" w:hAnsi="Consolas"/>
+                <w:sz w:val="17"/>
+              </w:rPr>
               <w:t xml:space="preserve"> where b.run_id = $DM_H_RUN and b.phase = 'BEFORE' and b.project = 'MAXIMUS'</w:t>
+            </w:r>
+            <w:r>
+              <w:rPr>
+                <w:rFonts w:ascii="Consolas" w:hAnsi="Consolas"/>
+                <w:sz w:val="17"/>
+              </w:rPr>
               <w:br/>
+            </w:r>
+            <w:r>
+              <w:rPr>
+                <w:rFonts w:ascii="Consolas" w:hAnsi="Consolas"/>
+                <w:sz w:val="17"/>
+              </w:rPr>
               <w:t xml:space="preserve"> order by iff(status = 'FAIL', 0, 1), b.satellite;</w:t>
             </w:r>
           </w:p>
         </w:tc>
       </w:tr>
     </w:tbl>
-    <w:p>
+    <w:p xmlns:wp14="http://schemas.microsoft.com/office/word/2010/wordml" wp14:textId="77777777">
       <w:r>
         <w:rPr>
           <w:b/>
@@ -3087,18 +5401,18 @@
     <w:tbl>
       <w:tblPr>
         <w:tblStyle w:val="TableGrid"/>
-        <w:tblW w:type="auto" w:w="0"/>
-        <w:tblLook w:firstColumn="1" w:firstRow="1" w:lastColumn="0" w:lastRow="0" w:noHBand="0" w:noVBand="1" w:val="04A0"/>
+        <w:tblW w:w="0" w:type="auto"/>
+        <w:tblLook w:val="04A0" w:firstRow="1" w:lastRow="0" w:firstColumn="1" w:lastColumn="0" w:noHBand="0" w:noVBand="1"/>
       </w:tblPr>
       <w:tblGrid>
         <w:gridCol w:w="8640"/>
       </w:tblGrid>
-      <w:tr>
+      <w:tr xmlns:wp14="http://schemas.microsoft.com/office/word/2010/wordml" wp14:textId="77777777">
         <w:tc>
           <w:tcPr>
-            <w:tcW w:type="dxa" w:w="8640"/>
+            <w:tcW w:w="8640" w:type="dxa"/>
           </w:tcPr>
-          <w:p>
+          <w:p wp14:textId="77777777">
             <w:r>
               <w:rPr>
                 <w:i/>
@@ -3108,22 +5422,26 @@
           </w:p>
         </w:tc>
       </w:tr>
-      <w:tr>
+      <w:tr xmlns:wp14="http://schemas.microsoft.com/office/word/2010/wordml" wp14:textId="77777777">
         <w:tc>
           <w:tcPr>
-            <w:tcW w:type="dxa" w:w="8640"/>
+            <w:tcW w:w="8640" w:type="dxa"/>
           </w:tcPr>
-          <w:p>
+          <w:p wp14:textId="77777777">
             <w:r>
               <w:br/>
+            </w:r>
+            <w:r>
               <w:br/>
+            </w:r>
+            <w:r>
               <w:br/>
             </w:r>
           </w:p>
         </w:tc>
       </w:tr>
     </w:tbl>
-    <w:p/>
+    <w:p xmlns:wp14="http://schemas.microsoft.com/office/word/2010/wordml" wp14:textId="77777777"/>
     <w:sectPr>
       <w:pgSz w:w="12240" w:h="15840" w:orient="portrait"/>
       <w:pgMar w:top="1440" w:right="1800" w:bottom="1440" w:left="1800" w:header="720" w:footer="720" w:gutter="0"/>
